--- a/explanatory_note.docx
+++ b/explanatory_note.docx
@@ -5,6 +5,50 @@
     <w:p>
       <w:pPr>
         <w:rPr>
+          <w:rFonts w:ascii="Times New Roman" w:hAnsi="Times New Roman" w:cs="Times New Roman"/>
+          <w:b/>
+          <w:bCs/>
+          <w:sz w:val="32"/>
+          <w:szCs w:val="32"/>
+        </w:rPr>
+      </w:pPr>
+      <w:r>
+        <w:rPr>
+          <w:rFonts w:ascii="Times New Roman" w:hAnsi="Times New Roman" w:cs="Times New Roman"/>
+          <w:b/>
+          <w:bCs/>
+          <w:sz w:val="32"/>
+          <w:szCs w:val="32"/>
+        </w:rPr>
+        <w:t>Пояснительная записка к коду игры "</w:t>
+      </w:r>
+      <w:proofErr w:type="spellStart"/>
+      <w:r>
+        <w:rPr>
+          <w:rFonts w:ascii="Times New Roman" w:hAnsi="Times New Roman" w:cs="Times New Roman"/>
+          <w:b/>
+          <w:bCs/>
+          <w:sz w:val="32"/>
+          <w:szCs w:val="32"/>
+        </w:rPr>
+        <w:t>Minecraft</w:t>
+      </w:r>
+      <w:proofErr w:type="spellEnd"/>
+      <w:r>
+        <w:rPr>
+          <w:rFonts w:ascii="Times New Roman" w:hAnsi="Times New Roman" w:cs="Times New Roman"/>
+          <w:b/>
+          <w:bCs/>
+          <w:sz w:val="32"/>
+          <w:szCs w:val="32"/>
+        </w:rPr>
+        <w:t>" (2D)</w:t>
+      </w:r>
+    </w:p>
+    <w:p>
+      <w:pPr>
+        <w:rPr>
+          <w:rFonts w:ascii="Times New Roman" w:hAnsi="Times New Roman" w:cs="Times New Roman"/>
           <w:b/>
           <w:bCs/>
           <w:sz w:val="28"/>
@@ -13,86 +57,3798 @@
       </w:pPr>
       <w:r>
         <w:rPr>
+          <w:rFonts w:ascii="Times New Roman" w:hAnsi="Times New Roman" w:cs="Times New Roman"/>
           <w:b/>
           <w:bCs/>
           <w:sz w:val="28"/>
           <w:szCs w:val="28"/>
         </w:rPr>
-        <w:t>Пояснительная записка к коду игры "</w:t>
+        <w:t>Общее описание</w:t>
+      </w:r>
+    </w:p>
+    <w:p>
+      <w:pPr>
+        <w:rPr>
+          <w:rFonts w:ascii="Times New Roman" w:hAnsi="Times New Roman" w:cs="Times New Roman"/>
+          <w:sz w:val="24"/>
+          <w:szCs w:val="24"/>
+        </w:rPr>
+      </w:pPr>
+      <w:r>
+        <w:rPr>
+          <w:rFonts w:ascii="Times New Roman" w:hAnsi="Times New Roman" w:cs="Times New Roman"/>
+          <w:sz w:val="24"/>
+          <w:szCs w:val="24"/>
+        </w:rPr>
+        <w:t xml:space="preserve">Данный код представляет собой 2D-клон популярной игры </w:t>
       </w:r>
       <w:proofErr w:type="spellStart"/>
       <w:r>
         <w:rPr>
+          <w:rFonts w:ascii="Times New Roman" w:hAnsi="Times New Roman" w:cs="Times New Roman"/>
+          <w:sz w:val="24"/>
+          <w:szCs w:val="24"/>
+        </w:rPr>
+        <w:t>Minecraft</w:t>
+      </w:r>
+      <w:proofErr w:type="spellEnd"/>
+      <w:r>
+        <w:rPr>
+          <w:rFonts w:ascii="Times New Roman" w:hAnsi="Times New Roman" w:cs="Times New Roman"/>
+          <w:sz w:val="24"/>
+          <w:szCs w:val="24"/>
+        </w:rPr>
+        <w:t xml:space="preserve">, написанный на Python с использованием библиотеки </w:t>
+      </w:r>
+      <w:proofErr w:type="spellStart"/>
+      <w:r>
+        <w:rPr>
+          <w:rFonts w:ascii="Times New Roman" w:hAnsi="Times New Roman" w:cs="Times New Roman"/>
+          <w:sz w:val="24"/>
+          <w:szCs w:val="24"/>
+        </w:rPr>
+        <w:t>Arcade</w:t>
+      </w:r>
+      <w:proofErr w:type="spellEnd"/>
+      <w:r>
+        <w:rPr>
+          <w:rFonts w:ascii="Times New Roman" w:hAnsi="Times New Roman" w:cs="Times New Roman"/>
+          <w:sz w:val="24"/>
+          <w:szCs w:val="24"/>
+        </w:rPr>
+        <w:t>. Игра включает в себя исследование мира, добычу ресурсов, строительство и систему инвентаря.</w:t>
+      </w:r>
+    </w:p>
+    <w:p>
+      <w:pPr>
+        <w:rPr>
+          <w:rFonts w:ascii="Times New Roman" w:hAnsi="Times New Roman" w:cs="Times New Roman"/>
+          <w:sz w:val="24"/>
+          <w:szCs w:val="24"/>
+        </w:rPr>
+      </w:pPr>
+    </w:p>
+    <w:p>
+      <w:pPr>
+        <w:rPr>
+          <w:rFonts w:ascii="Times New Roman" w:hAnsi="Times New Roman" w:cs="Times New Roman"/>
           <w:b/>
           <w:bCs/>
           <w:sz w:val="28"/>
           <w:szCs w:val="28"/>
         </w:rPr>
-        <w:t>Minecraft</w:t>
-      </w:r>
-      <w:proofErr w:type="spellEnd"/>
-      <w:r>
-        <w:rPr>
+      </w:pPr>
+      <w:r>
+        <w:rPr>
+          <w:rFonts w:ascii="Times New Roman" w:hAnsi="Times New Roman" w:cs="Times New Roman"/>
           <w:b/>
           <w:bCs/>
           <w:sz w:val="28"/>
           <w:szCs w:val="28"/>
         </w:rPr>
-        <w:t>" (2D)</w:t>
-      </w:r>
-    </w:p>
-    <w:p>
-      <w:pPr>
-        <w:rPr>
+        <w:t>1. ВВЕДЕНИЕ</w:t>
+      </w:r>
+    </w:p>
+    <w:p>
+      <w:pPr>
+        <w:rPr>
+          <w:rFonts w:ascii="Times New Roman" w:hAnsi="Times New Roman" w:cs="Times New Roman"/>
+          <w:sz w:val="24"/>
+          <w:szCs w:val="24"/>
+          <w:u w:val="single"/>
+        </w:rPr>
+      </w:pPr>
+      <w:r>
+        <w:rPr>
+          <w:rFonts w:ascii="Times New Roman" w:hAnsi="Times New Roman" w:cs="Times New Roman"/>
+          <w:sz w:val="24"/>
+          <w:szCs w:val="24"/>
+          <w:u w:val="single"/>
+        </w:rPr>
+        <w:t>1.</w:t>
+      </w:r>
+      <w:r>
+        <w:rPr>
+          <w:rFonts w:ascii="Times New Roman" w:hAnsi="Times New Roman" w:cs="Times New Roman"/>
+          <w:sz w:val="24"/>
+          <w:szCs w:val="24"/>
+          <w:u w:val="single"/>
+        </w:rPr>
+        <w:t>1</w:t>
+      </w:r>
+      <w:r>
+        <w:rPr>
+          <w:rFonts w:ascii="Times New Roman" w:hAnsi="Times New Roman" w:cs="Times New Roman"/>
+          <w:sz w:val="24"/>
+          <w:szCs w:val="24"/>
+          <w:u w:val="single"/>
+        </w:rPr>
+        <w:t xml:space="preserve"> Цель работы</w:t>
+      </w:r>
+    </w:p>
+    <w:p>
+      <w:pPr>
+        <w:rPr>
+          <w:rFonts w:ascii="Times New Roman" w:hAnsi="Times New Roman" w:cs="Times New Roman"/>
+          <w:sz w:val="24"/>
+          <w:szCs w:val="24"/>
+        </w:rPr>
+      </w:pPr>
+      <w:r>
+        <w:rPr>
+          <w:rFonts w:ascii="Times New Roman" w:hAnsi="Times New Roman" w:cs="Times New Roman"/>
+          <w:sz w:val="24"/>
+          <w:szCs w:val="24"/>
+        </w:rPr>
+        <w:t xml:space="preserve">Разработка функционального 2D-клона игры </w:t>
+      </w:r>
+      <w:proofErr w:type="spellStart"/>
+      <w:r>
+        <w:rPr>
+          <w:rFonts w:ascii="Times New Roman" w:hAnsi="Times New Roman" w:cs="Times New Roman"/>
+          <w:sz w:val="24"/>
+          <w:szCs w:val="24"/>
+        </w:rPr>
+        <w:t>Minecraft</w:t>
+      </w:r>
+      <w:proofErr w:type="spellEnd"/>
+      <w:r>
+        <w:rPr>
+          <w:rFonts w:ascii="Times New Roman" w:hAnsi="Times New Roman" w:cs="Times New Roman"/>
+          <w:sz w:val="24"/>
+          <w:szCs w:val="24"/>
+        </w:rPr>
+        <w:t xml:space="preserve"> с полноценными механиками добычи ресурсов, крафта, боевой системы и сохранения прогресса.</w:t>
+      </w:r>
+    </w:p>
+    <w:p>
+      <w:pPr>
+        <w:rPr>
+          <w:rFonts w:ascii="Times New Roman" w:hAnsi="Times New Roman" w:cs="Times New Roman"/>
+          <w:sz w:val="24"/>
+          <w:szCs w:val="24"/>
+        </w:rPr>
+      </w:pPr>
+    </w:p>
+    <w:p>
+      <w:pPr>
+        <w:rPr>
+          <w:rFonts w:ascii="Times New Roman" w:hAnsi="Times New Roman" w:cs="Times New Roman"/>
+          <w:sz w:val="24"/>
+          <w:szCs w:val="24"/>
+          <w:u w:val="single"/>
+        </w:rPr>
+      </w:pPr>
+      <w:r>
+        <w:rPr>
+          <w:rFonts w:ascii="Times New Roman" w:hAnsi="Times New Roman" w:cs="Times New Roman"/>
+          <w:sz w:val="24"/>
+          <w:szCs w:val="24"/>
+          <w:u w:val="single"/>
+        </w:rPr>
+        <w:t>1.</w:t>
+      </w:r>
+      <w:r>
+        <w:rPr>
+          <w:rFonts w:ascii="Times New Roman" w:hAnsi="Times New Roman" w:cs="Times New Roman"/>
+          <w:sz w:val="24"/>
+          <w:szCs w:val="24"/>
+          <w:u w:val="single"/>
+        </w:rPr>
+        <w:t>2</w:t>
+      </w:r>
+      <w:r>
+        <w:rPr>
+          <w:rFonts w:ascii="Times New Roman" w:hAnsi="Times New Roman" w:cs="Times New Roman"/>
+          <w:sz w:val="24"/>
+          <w:szCs w:val="24"/>
+          <w:u w:val="single"/>
+        </w:rPr>
+        <w:t xml:space="preserve"> Задачи проекта</w:t>
+      </w:r>
+    </w:p>
+    <w:p>
+      <w:pPr>
+        <w:rPr>
+          <w:rFonts w:ascii="Times New Roman" w:hAnsi="Times New Roman" w:cs="Times New Roman"/>
+          <w:sz w:val="24"/>
+          <w:szCs w:val="24"/>
+        </w:rPr>
+      </w:pPr>
+      <w:r>
+        <w:rPr>
+          <w:rFonts w:ascii="Times New Roman" w:hAnsi="Times New Roman" w:cs="Times New Roman"/>
+          <w:sz w:val="24"/>
+          <w:szCs w:val="24"/>
+        </w:rPr>
+        <w:t>1. Реализация физического движка с гравитацией и коллизиями</w:t>
+      </w:r>
+    </w:p>
+    <w:p>
+      <w:pPr>
+        <w:rPr>
+          <w:rFonts w:ascii="Times New Roman" w:hAnsi="Times New Roman" w:cs="Times New Roman"/>
+          <w:sz w:val="24"/>
+          <w:szCs w:val="24"/>
+        </w:rPr>
+      </w:pPr>
+      <w:r>
+        <w:rPr>
+          <w:rFonts w:ascii="Times New Roman" w:hAnsi="Times New Roman" w:cs="Times New Roman"/>
+          <w:sz w:val="24"/>
+          <w:szCs w:val="24"/>
+        </w:rPr>
+        <w:t>2. Создание системы инвентаря и горячей панели</w:t>
+      </w:r>
+    </w:p>
+    <w:p>
+      <w:pPr>
+        <w:rPr>
+          <w:rFonts w:ascii="Times New Roman" w:hAnsi="Times New Roman" w:cs="Times New Roman"/>
+          <w:sz w:val="24"/>
+          <w:szCs w:val="24"/>
+        </w:rPr>
+      </w:pPr>
+      <w:r>
+        <w:rPr>
+          <w:rFonts w:ascii="Times New Roman" w:hAnsi="Times New Roman" w:cs="Times New Roman"/>
+          <w:sz w:val="24"/>
+          <w:szCs w:val="24"/>
+        </w:rPr>
+        <w:t>3. Разработка механики крафта с сеткой 3x3</w:t>
+      </w:r>
+    </w:p>
+    <w:p>
+      <w:pPr>
+        <w:rPr>
+          <w:rFonts w:ascii="Times New Roman" w:hAnsi="Times New Roman" w:cs="Times New Roman"/>
+          <w:sz w:val="24"/>
+          <w:szCs w:val="24"/>
+        </w:rPr>
+      </w:pPr>
+      <w:r>
+        <w:rPr>
+          <w:rFonts w:ascii="Times New Roman" w:hAnsi="Times New Roman" w:cs="Times New Roman"/>
+          <w:sz w:val="24"/>
+          <w:szCs w:val="24"/>
+        </w:rPr>
+        <w:t>4. Реализация процедурного разрушения и установки блоков</w:t>
+      </w:r>
+    </w:p>
+    <w:p>
+      <w:pPr>
+        <w:rPr>
+          <w:rFonts w:ascii="Times New Roman" w:hAnsi="Times New Roman" w:cs="Times New Roman"/>
+          <w:sz w:val="24"/>
+          <w:szCs w:val="24"/>
+        </w:rPr>
+      </w:pPr>
+      <w:r>
+        <w:rPr>
+          <w:rFonts w:ascii="Times New Roman" w:hAnsi="Times New Roman" w:cs="Times New Roman"/>
+          <w:sz w:val="24"/>
+          <w:szCs w:val="24"/>
+        </w:rPr>
+        <w:t>5. Создание боевой системы с монстрами и оружием</w:t>
+      </w:r>
+    </w:p>
+    <w:p>
+      <w:pPr>
+        <w:rPr>
+          <w:rFonts w:ascii="Times New Roman" w:hAnsi="Times New Roman" w:cs="Times New Roman"/>
+          <w:sz w:val="24"/>
+          <w:szCs w:val="24"/>
+        </w:rPr>
+      </w:pPr>
+      <w:r>
+        <w:rPr>
+          <w:rFonts w:ascii="Times New Roman" w:hAnsi="Times New Roman" w:cs="Times New Roman"/>
+          <w:sz w:val="24"/>
+          <w:szCs w:val="24"/>
+        </w:rPr>
+        <w:t>6. Внедрение системы сохранения/загрузки игрового состояния</w:t>
+      </w:r>
+    </w:p>
+    <w:p>
+      <w:pPr>
+        <w:rPr>
+          <w:rFonts w:ascii="Times New Roman" w:hAnsi="Times New Roman" w:cs="Times New Roman"/>
+          <w:sz w:val="24"/>
+          <w:szCs w:val="24"/>
+        </w:rPr>
+      </w:pPr>
+      <w:r>
+        <w:rPr>
+          <w:rFonts w:ascii="Times New Roman" w:hAnsi="Times New Roman" w:cs="Times New Roman"/>
+          <w:sz w:val="24"/>
+          <w:szCs w:val="24"/>
+        </w:rPr>
+        <w:t>7. Разработка пользовательского интерфейса</w:t>
+      </w:r>
+    </w:p>
+    <w:p>
+      <w:pPr>
+        <w:rPr>
+          <w:rFonts w:ascii="Times New Roman" w:hAnsi="Times New Roman" w:cs="Times New Roman"/>
+          <w:sz w:val="24"/>
+          <w:szCs w:val="24"/>
+        </w:rPr>
+      </w:pPr>
+      <w:r>
+        <w:rPr>
+          <w:rFonts w:ascii="Times New Roman" w:hAnsi="Times New Roman" w:cs="Times New Roman"/>
+          <w:sz w:val="24"/>
+          <w:szCs w:val="24"/>
+        </w:rPr>
+        <w:t>8. Интеграция звукового сопровождения</w:t>
+      </w:r>
+    </w:p>
+    <w:p>
+      <w:pPr>
+        <w:rPr>
+          <w:rFonts w:ascii="Times New Roman" w:hAnsi="Times New Roman" w:cs="Times New Roman"/>
+          <w:sz w:val="24"/>
+          <w:szCs w:val="24"/>
+        </w:rPr>
+      </w:pPr>
+    </w:p>
+    <w:p>
+      <w:pPr>
+        <w:rPr>
+          <w:rFonts w:ascii="Times New Roman" w:hAnsi="Times New Roman" w:cs="Times New Roman"/>
           <w:b/>
           <w:bCs/>
-          <w:sz w:val="24"/>
-          <w:szCs w:val="24"/>
-        </w:rPr>
-      </w:pPr>
-      <w:r>
-        <w:rPr>
+          <w:sz w:val="28"/>
+          <w:szCs w:val="28"/>
+        </w:rPr>
+      </w:pPr>
+      <w:r>
+        <w:rPr>
+          <w:rFonts w:ascii="Times New Roman" w:hAnsi="Times New Roman" w:cs="Times New Roman"/>
           <w:b/>
           <w:bCs/>
-          <w:sz w:val="24"/>
-          <w:szCs w:val="24"/>
-        </w:rPr>
-        <w:t>Общее описание</w:t>
-      </w:r>
-    </w:p>
-    <w:p>
-      <w:pPr>
-        <w:rPr>
-          <w:sz w:val="24"/>
-          <w:szCs w:val="24"/>
-        </w:rPr>
-      </w:pPr>
-      <w:r>
-        <w:rPr>
-          <w:sz w:val="24"/>
-          <w:szCs w:val="24"/>
-        </w:rPr>
-        <w:t xml:space="preserve">Данный код представляет собой 2D-клон популярной игры </w:t>
+          <w:sz w:val="28"/>
+          <w:szCs w:val="28"/>
+        </w:rPr>
+        <w:t>2. ОСНОВНАЯ ЧАСТЬ</w:t>
+      </w:r>
+    </w:p>
+    <w:p>
+      <w:pPr>
+        <w:rPr>
+          <w:rFonts w:ascii="Times New Roman" w:hAnsi="Times New Roman" w:cs="Times New Roman"/>
+          <w:sz w:val="24"/>
+          <w:szCs w:val="24"/>
+        </w:rPr>
+      </w:pPr>
+    </w:p>
+    <w:p>
+      <w:pPr>
+        <w:rPr>
+          <w:rFonts w:ascii="Times New Roman" w:hAnsi="Times New Roman" w:cs="Times New Roman"/>
+          <w:sz w:val="24"/>
+          <w:szCs w:val="24"/>
+          <w:u w:val="single"/>
+        </w:rPr>
+      </w:pPr>
+      <w:r>
+        <w:rPr>
+          <w:rFonts w:ascii="Times New Roman" w:hAnsi="Times New Roman" w:cs="Times New Roman"/>
+          <w:sz w:val="24"/>
+          <w:szCs w:val="24"/>
+          <w:u w:val="single"/>
+        </w:rPr>
+        <w:t>2.1 Архитектура проекта</w:t>
+      </w:r>
+    </w:p>
+    <w:p>
+      <w:pPr>
+        <w:rPr>
+          <w:rFonts w:ascii="Times New Roman" w:hAnsi="Times New Roman" w:cs="Times New Roman"/>
+          <w:sz w:val="24"/>
+          <w:szCs w:val="24"/>
+        </w:rPr>
+      </w:pPr>
+    </w:p>
+    <w:p>
+      <w:pPr>
+        <w:rPr>
+          <w:rFonts w:ascii="Times New Roman" w:hAnsi="Times New Roman" w:cs="Times New Roman"/>
+          <w:sz w:val="24"/>
+          <w:szCs w:val="24"/>
+          <w:u w:val="single"/>
+        </w:rPr>
+      </w:pPr>
+      <w:r>
+        <w:rPr>
+          <w:rFonts w:ascii="Times New Roman" w:hAnsi="Times New Roman" w:cs="Times New Roman"/>
+          <w:sz w:val="24"/>
+          <w:szCs w:val="24"/>
+          <w:u w:val="single"/>
+        </w:rPr>
+        <w:t>2.1.1 Иерархия классов</w:t>
+      </w:r>
+    </w:p>
+    <w:p>
+      <w:pPr>
+        <w:rPr>
+          <w:rFonts w:ascii="Times New Roman" w:hAnsi="Times New Roman" w:cs="Times New Roman"/>
+          <w:sz w:val="24"/>
+          <w:szCs w:val="24"/>
+        </w:rPr>
+      </w:pPr>
+      <w:r>
+        <w:rPr>
+          <w:rFonts w:ascii="Times New Roman" w:hAnsi="Times New Roman" w:cs="Times New Roman"/>
+          <w:sz w:val="24"/>
+          <w:szCs w:val="24"/>
+        </w:rPr>
+        <w:t>-</w:t>
       </w:r>
       <w:proofErr w:type="spellStart"/>
       <w:r>
         <w:rPr>
-          <w:sz w:val="24"/>
-          <w:szCs w:val="24"/>
-        </w:rPr>
-        <w:t>Minecraft</w:t>
+          <w:rFonts w:ascii="Times New Roman" w:hAnsi="Times New Roman" w:cs="Times New Roman"/>
+          <w:sz w:val="24"/>
+          <w:szCs w:val="24"/>
+        </w:rPr>
+        <w:t>GameWindow</w:t>
       </w:r>
       <w:proofErr w:type="spellEnd"/>
       <w:r>
         <w:rPr>
-          <w:sz w:val="24"/>
-          <w:szCs w:val="24"/>
-        </w:rPr>
-        <w:t xml:space="preserve">, написанный на Python с использованием библиотеки </w:t>
+          <w:rFonts w:ascii="Times New Roman" w:hAnsi="Times New Roman" w:cs="Times New Roman"/>
+          <w:sz w:val="24"/>
+          <w:szCs w:val="24"/>
+        </w:rPr>
+        <w:t xml:space="preserve"> (главный игровой цикл)</w:t>
+      </w:r>
+    </w:p>
+    <w:p>
+      <w:pPr>
+        <w:rPr>
+          <w:rFonts w:ascii="Times New Roman" w:hAnsi="Times New Roman" w:cs="Times New Roman"/>
+          <w:sz w:val="24"/>
+          <w:szCs w:val="24"/>
+        </w:rPr>
+      </w:pPr>
+      <w:r>
+        <w:rPr>
+          <w:rFonts w:ascii="Times New Roman" w:eastAsia="MS Gothic" w:hAnsi="Times New Roman" w:cs="Times New Roman"/>
+          <w:sz w:val="24"/>
+          <w:szCs w:val="24"/>
+        </w:rPr>
+        <w:t>-</w:t>
+      </w:r>
+      <w:r>
+        <w:rPr>
+          <w:rFonts w:ascii="Times New Roman" w:hAnsi="Times New Roman" w:cs="Times New Roman"/>
+          <w:sz w:val="24"/>
+          <w:szCs w:val="24"/>
+        </w:rPr>
+        <w:t xml:space="preserve"> </w:t>
       </w:r>
       <w:proofErr w:type="spellStart"/>
       <w:r>
         <w:rPr>
+          <w:rFonts w:ascii="Times New Roman" w:hAnsi="Times New Roman" w:cs="Times New Roman"/>
+          <w:sz w:val="24"/>
+          <w:szCs w:val="24"/>
+        </w:rPr>
+        <w:t>InventorySystem</w:t>
+      </w:r>
+      <w:proofErr w:type="spellEnd"/>
+      <w:r>
+        <w:rPr>
+          <w:rFonts w:ascii="Times New Roman" w:hAnsi="Times New Roman" w:cs="Times New Roman"/>
+          <w:sz w:val="24"/>
+          <w:szCs w:val="24"/>
+        </w:rPr>
+        <w:t xml:space="preserve"> (система инвентаря)</w:t>
+      </w:r>
+    </w:p>
+    <w:p>
+      <w:pPr>
+        <w:rPr>
+          <w:rFonts w:ascii="Times New Roman" w:hAnsi="Times New Roman" w:cs="Times New Roman"/>
+          <w:sz w:val="24"/>
+          <w:szCs w:val="24"/>
+        </w:rPr>
+      </w:pPr>
+      <w:r>
+        <w:rPr>
+          <w:rFonts w:ascii="Times New Roman" w:hAnsi="Times New Roman" w:cs="Times New Roman"/>
+          <w:sz w:val="24"/>
+          <w:szCs w:val="24"/>
+        </w:rPr>
+        <w:t>-</w:t>
+      </w:r>
+      <w:r>
+        <w:rPr>
+          <w:rFonts w:ascii="Times New Roman" w:hAnsi="Times New Roman" w:cs="Times New Roman"/>
+          <w:sz w:val="24"/>
+          <w:szCs w:val="24"/>
+        </w:rPr>
+        <w:t xml:space="preserve"> </w:t>
+      </w:r>
+      <w:proofErr w:type="spellStart"/>
+      <w:r>
+        <w:rPr>
+          <w:rFonts w:ascii="Times New Roman" w:hAnsi="Times New Roman" w:cs="Times New Roman"/>
+          <w:sz w:val="24"/>
+          <w:szCs w:val="24"/>
+        </w:rPr>
+        <w:t>InventorySlot</w:t>
+      </w:r>
+      <w:proofErr w:type="spellEnd"/>
+      <w:r>
+        <w:rPr>
+          <w:rFonts w:ascii="Times New Roman" w:hAnsi="Times New Roman" w:cs="Times New Roman"/>
+          <w:sz w:val="24"/>
+          <w:szCs w:val="24"/>
+        </w:rPr>
+        <w:t xml:space="preserve"> (слот инвентаря)</w:t>
+      </w:r>
+    </w:p>
+    <w:p>
+      <w:pPr>
+        <w:rPr>
+          <w:rFonts w:ascii="Times New Roman" w:hAnsi="Times New Roman" w:cs="Times New Roman"/>
+          <w:sz w:val="24"/>
+          <w:szCs w:val="24"/>
+        </w:rPr>
+      </w:pPr>
+      <w:r>
+        <w:rPr>
+          <w:rFonts w:ascii="Times New Roman" w:hAnsi="Times New Roman" w:cs="Times New Roman"/>
+          <w:sz w:val="24"/>
+          <w:szCs w:val="24"/>
+        </w:rPr>
+        <w:t>-</w:t>
+      </w:r>
+      <w:r>
+        <w:rPr>
+          <w:rFonts w:ascii="Times New Roman" w:hAnsi="Times New Roman" w:cs="Times New Roman"/>
+          <w:sz w:val="24"/>
+          <w:szCs w:val="24"/>
+        </w:rPr>
+        <w:t xml:space="preserve"> </w:t>
+      </w:r>
+      <w:proofErr w:type="spellStart"/>
+      <w:r>
+        <w:rPr>
+          <w:rFonts w:ascii="Times New Roman" w:hAnsi="Times New Roman" w:cs="Times New Roman"/>
+          <w:sz w:val="24"/>
+          <w:szCs w:val="24"/>
+        </w:rPr>
+        <w:t>CraftingWindow</w:t>
+      </w:r>
+      <w:proofErr w:type="spellEnd"/>
+      <w:r>
+        <w:rPr>
+          <w:rFonts w:ascii="Times New Roman" w:hAnsi="Times New Roman" w:cs="Times New Roman"/>
+          <w:sz w:val="24"/>
+          <w:szCs w:val="24"/>
+        </w:rPr>
+        <w:t xml:space="preserve"> (окно крафта)</w:t>
+      </w:r>
+    </w:p>
+    <w:p>
+      <w:pPr>
+        <w:rPr>
+          <w:rFonts w:ascii="Times New Roman" w:hAnsi="Times New Roman" w:cs="Times New Roman"/>
+          <w:sz w:val="24"/>
+          <w:szCs w:val="24"/>
+        </w:rPr>
+      </w:pPr>
+      <w:r>
+        <w:rPr>
+          <w:rFonts w:ascii="Times New Roman" w:eastAsia="MS Gothic" w:hAnsi="Times New Roman" w:cs="Times New Roman"/>
+          <w:sz w:val="24"/>
+          <w:szCs w:val="24"/>
+        </w:rPr>
+        <w:t>-</w:t>
+      </w:r>
+      <w:proofErr w:type="spellStart"/>
+      <w:r>
+        <w:rPr>
+          <w:rFonts w:ascii="Times New Roman" w:hAnsi="Times New Roman" w:cs="Times New Roman"/>
+          <w:sz w:val="24"/>
+          <w:szCs w:val="24"/>
+        </w:rPr>
+        <w:t>Hero</w:t>
+      </w:r>
+      <w:proofErr w:type="spellEnd"/>
+      <w:r>
+        <w:rPr>
+          <w:rFonts w:ascii="Times New Roman" w:hAnsi="Times New Roman" w:cs="Times New Roman"/>
+          <w:sz w:val="24"/>
+          <w:szCs w:val="24"/>
+        </w:rPr>
+        <w:t xml:space="preserve"> (игрок)</w:t>
+      </w:r>
+    </w:p>
+    <w:p>
+      <w:pPr>
+        <w:rPr>
+          <w:rFonts w:ascii="Times New Roman" w:hAnsi="Times New Roman" w:cs="Times New Roman"/>
+          <w:sz w:val="24"/>
+          <w:szCs w:val="24"/>
+        </w:rPr>
+      </w:pPr>
+      <w:r>
+        <w:rPr>
+          <w:rFonts w:ascii="Times New Roman" w:eastAsia="MS Gothic" w:hAnsi="Times New Roman" w:cs="Times New Roman"/>
+          <w:sz w:val="24"/>
+          <w:szCs w:val="24"/>
+        </w:rPr>
+        <w:t>-</w:t>
+      </w:r>
+      <w:r>
+        <w:rPr>
+          <w:rFonts w:ascii="Times New Roman" w:hAnsi="Times New Roman" w:cs="Times New Roman"/>
+          <w:sz w:val="24"/>
+          <w:szCs w:val="24"/>
+        </w:rPr>
+        <w:t xml:space="preserve"> Monster (враг)</w:t>
+      </w:r>
+    </w:p>
+    <w:p>
+      <w:pPr>
+        <w:rPr>
+          <w:rFonts w:ascii="Times New Roman" w:hAnsi="Times New Roman" w:cs="Times New Roman"/>
+          <w:sz w:val="24"/>
+          <w:szCs w:val="24"/>
+        </w:rPr>
+      </w:pPr>
+      <w:r>
+        <w:rPr>
+          <w:rFonts w:ascii="Times New Roman" w:eastAsia="MS Gothic" w:hAnsi="Times New Roman" w:cs="Times New Roman"/>
+          <w:sz w:val="24"/>
+          <w:szCs w:val="24"/>
+        </w:rPr>
+        <w:t>-</w:t>
+      </w:r>
+      <w:proofErr w:type="spellStart"/>
+      <w:r>
+        <w:rPr>
+          <w:rFonts w:ascii="Times New Roman" w:hAnsi="Times New Roman" w:cs="Times New Roman"/>
+          <w:sz w:val="24"/>
+          <w:szCs w:val="24"/>
+        </w:rPr>
+        <w:t>Crack</w:t>
+      </w:r>
+      <w:proofErr w:type="spellEnd"/>
+      <w:r>
+        <w:rPr>
+          <w:rFonts w:ascii="Times New Roman" w:hAnsi="Times New Roman" w:cs="Times New Roman"/>
+          <w:sz w:val="24"/>
+          <w:szCs w:val="24"/>
+        </w:rPr>
+        <w:t xml:space="preserve"> (анимация разрушения)</w:t>
+      </w:r>
+    </w:p>
+    <w:p>
+      <w:pPr>
+        <w:rPr>
+          <w:rFonts w:ascii="Times New Roman" w:hAnsi="Times New Roman" w:cs="Times New Roman"/>
+          <w:sz w:val="24"/>
+          <w:szCs w:val="24"/>
+          <w:lang w:val="en-US"/>
+        </w:rPr>
+      </w:pPr>
+      <w:r>
+        <w:rPr>
+          <w:rFonts w:ascii="Times New Roman" w:hAnsi="Times New Roman" w:cs="Times New Roman"/>
+          <w:sz w:val="24"/>
+          <w:szCs w:val="24"/>
+          <w:lang w:val="en-US"/>
+        </w:rPr>
+        <w:t>-</w:t>
+      </w:r>
+      <w:r>
+        <w:rPr>
+          <w:rFonts w:ascii="Times New Roman" w:hAnsi="Times New Roman" w:cs="Times New Roman"/>
+          <w:sz w:val="24"/>
+          <w:szCs w:val="24"/>
+          <w:lang w:val="en-US"/>
+        </w:rPr>
+        <w:t xml:space="preserve"> UI-</w:t>
+      </w:r>
+      <w:r>
+        <w:rPr>
+          <w:rFonts w:ascii="Times New Roman" w:hAnsi="Times New Roman" w:cs="Times New Roman"/>
+          <w:sz w:val="24"/>
+          <w:szCs w:val="24"/>
+        </w:rPr>
+        <w:t>экраны</w:t>
+      </w:r>
+      <w:r>
+        <w:rPr>
+          <w:rFonts w:ascii="Times New Roman" w:hAnsi="Times New Roman" w:cs="Times New Roman"/>
+          <w:sz w:val="24"/>
+          <w:szCs w:val="24"/>
+          <w:lang w:val="en-US"/>
+        </w:rPr>
+        <w:t xml:space="preserve"> (</w:t>
+      </w:r>
+      <w:proofErr w:type="spellStart"/>
+      <w:r>
+        <w:rPr>
+          <w:rFonts w:ascii="Times New Roman" w:hAnsi="Times New Roman" w:cs="Times New Roman"/>
+          <w:sz w:val="24"/>
+          <w:szCs w:val="24"/>
+          <w:lang w:val="en-US"/>
+        </w:rPr>
+        <w:t>RespawnScreen</w:t>
+      </w:r>
+      <w:proofErr w:type="spellEnd"/>
+      <w:r>
+        <w:rPr>
+          <w:rFonts w:ascii="Times New Roman" w:hAnsi="Times New Roman" w:cs="Times New Roman"/>
+          <w:sz w:val="24"/>
+          <w:szCs w:val="24"/>
+          <w:lang w:val="en-US"/>
+        </w:rPr>
+        <w:t xml:space="preserve">, </w:t>
+      </w:r>
+      <w:proofErr w:type="spellStart"/>
+      <w:r>
+        <w:rPr>
+          <w:rFonts w:ascii="Times New Roman" w:hAnsi="Times New Roman" w:cs="Times New Roman"/>
+          <w:sz w:val="24"/>
+          <w:szCs w:val="24"/>
+          <w:lang w:val="en-US"/>
+        </w:rPr>
+        <w:t>PauseScreen</w:t>
+      </w:r>
+      <w:proofErr w:type="spellEnd"/>
+      <w:r>
+        <w:rPr>
+          <w:rFonts w:ascii="Times New Roman" w:hAnsi="Times New Roman" w:cs="Times New Roman"/>
+          <w:sz w:val="24"/>
+          <w:szCs w:val="24"/>
+          <w:lang w:val="en-US"/>
+        </w:rPr>
+        <w:t xml:space="preserve">, </w:t>
+      </w:r>
+      <w:proofErr w:type="spellStart"/>
+      <w:r>
+        <w:rPr>
+          <w:rFonts w:ascii="Times New Roman" w:hAnsi="Times New Roman" w:cs="Times New Roman"/>
+          <w:sz w:val="24"/>
+          <w:szCs w:val="24"/>
+          <w:lang w:val="en-US"/>
+        </w:rPr>
+        <w:t>MenuWindow</w:t>
+      </w:r>
+      <w:proofErr w:type="spellEnd"/>
+      <w:r>
+        <w:rPr>
+          <w:rFonts w:ascii="Times New Roman" w:hAnsi="Times New Roman" w:cs="Times New Roman"/>
+          <w:sz w:val="24"/>
+          <w:szCs w:val="24"/>
+          <w:lang w:val="en-US"/>
+        </w:rPr>
+        <w:t>)</w:t>
+      </w:r>
+    </w:p>
+    <w:p>
+      <w:pPr>
+        <w:rPr>
+          <w:rFonts w:ascii="Times New Roman" w:hAnsi="Times New Roman" w:cs="Times New Roman"/>
+          <w:sz w:val="24"/>
+          <w:szCs w:val="24"/>
+        </w:rPr>
+      </w:pPr>
+    </w:p>
+    <w:p>
+      <w:pPr>
+        <w:rPr>
+          <w:rFonts w:ascii="Times New Roman" w:hAnsi="Times New Roman" w:cs="Times New Roman"/>
+          <w:sz w:val="24"/>
+          <w:szCs w:val="24"/>
+          <w:u w:val="single"/>
+        </w:rPr>
+      </w:pPr>
+      <w:r>
+        <w:rPr>
+          <w:rFonts w:ascii="Times New Roman" w:hAnsi="Times New Roman" w:cs="Times New Roman"/>
+          <w:sz w:val="24"/>
+          <w:szCs w:val="24"/>
+          <w:u w:val="single"/>
+        </w:rPr>
+        <w:lastRenderedPageBreak/>
+        <w:t>2.1.</w:t>
+      </w:r>
+      <w:r>
+        <w:rPr>
+          <w:rFonts w:ascii="Times New Roman" w:hAnsi="Times New Roman" w:cs="Times New Roman"/>
+          <w:sz w:val="24"/>
+          <w:szCs w:val="24"/>
+          <w:u w:val="single"/>
+        </w:rPr>
+        <w:t xml:space="preserve">2 </w:t>
+      </w:r>
+      <w:r>
+        <w:rPr>
+          <w:rFonts w:ascii="Times New Roman" w:hAnsi="Times New Roman" w:cs="Times New Roman"/>
+          <w:sz w:val="24"/>
+          <w:szCs w:val="24"/>
+          <w:u w:val="single"/>
+        </w:rPr>
+        <w:t>Файловая структура</w:t>
+      </w:r>
+      <w:r>
+        <w:rPr>
+          <w:rFonts w:ascii="Times New Roman" w:hAnsi="Times New Roman" w:cs="Times New Roman"/>
+          <w:sz w:val="24"/>
+          <w:szCs w:val="24"/>
+          <w:u w:val="single"/>
+        </w:rPr>
+        <w:t>:</w:t>
+      </w:r>
+    </w:p>
+    <w:p>
+      <w:pPr>
+        <w:rPr>
+          <w:rFonts w:ascii="Times New Roman" w:hAnsi="Times New Roman" w:cs="Times New Roman"/>
+          <w:sz w:val="24"/>
+          <w:szCs w:val="24"/>
+        </w:rPr>
+      </w:pPr>
+      <w:r>
+        <w:rPr>
+          <w:rFonts w:ascii="Times New Roman" w:hAnsi="Times New Roman" w:cs="Times New Roman"/>
+          <w:sz w:val="24"/>
+          <w:szCs w:val="24"/>
+        </w:rPr>
+        <w:t xml:space="preserve">- </w:t>
+      </w:r>
+      <w:proofErr w:type="spellStart"/>
+      <w:r>
+        <w:rPr>
+          <w:rFonts w:ascii="Times New Roman" w:hAnsi="Times New Roman" w:cs="Times New Roman"/>
+          <w:sz w:val="24"/>
+          <w:szCs w:val="24"/>
+        </w:rPr>
+        <w:t>cracks</w:t>
+      </w:r>
+      <w:proofErr w:type="spellEnd"/>
+      <w:r>
+        <w:rPr>
+          <w:rFonts w:ascii="Times New Roman" w:hAnsi="Times New Roman" w:cs="Times New Roman"/>
+          <w:sz w:val="24"/>
+          <w:szCs w:val="24"/>
+        </w:rPr>
+        <w:t xml:space="preserve"> </w:t>
+      </w:r>
+      <w:r>
+        <w:rPr>
+          <w:rFonts w:ascii="Times New Roman" w:hAnsi="Times New Roman" w:cs="Times New Roman"/>
+          <w:sz w:val="24"/>
+          <w:szCs w:val="24"/>
+        </w:rPr>
+        <w:t xml:space="preserve">– </w:t>
+      </w:r>
+      <w:r>
+        <w:rPr>
+          <w:rFonts w:ascii="Times New Roman" w:hAnsi="Times New Roman" w:cs="Times New Roman"/>
+          <w:sz w:val="24"/>
+          <w:szCs w:val="24"/>
+        </w:rPr>
+        <w:t>анимация трещин</w:t>
+      </w:r>
+    </w:p>
+    <w:p>
+      <w:pPr>
+        <w:rPr>
+          <w:rFonts w:ascii="Times New Roman" w:hAnsi="Times New Roman" w:cs="Times New Roman"/>
+          <w:sz w:val="24"/>
+          <w:szCs w:val="24"/>
+        </w:rPr>
+      </w:pPr>
+      <w:r>
+        <w:rPr>
+          <w:rFonts w:ascii="Times New Roman" w:hAnsi="Times New Roman" w:cs="Times New Roman"/>
+          <w:sz w:val="24"/>
+          <w:szCs w:val="24"/>
+        </w:rPr>
+        <w:t xml:space="preserve">- </w:t>
+      </w:r>
+      <w:proofErr w:type="spellStart"/>
+      <w:r>
+        <w:rPr>
+          <w:rFonts w:ascii="Times New Roman" w:hAnsi="Times New Roman" w:cs="Times New Roman"/>
+          <w:sz w:val="24"/>
+          <w:szCs w:val="24"/>
+        </w:rPr>
+        <w:t>menu</w:t>
+      </w:r>
+      <w:proofErr w:type="spellEnd"/>
+      <w:r>
+        <w:rPr>
+          <w:rFonts w:ascii="Times New Roman" w:hAnsi="Times New Roman" w:cs="Times New Roman"/>
+          <w:sz w:val="24"/>
+          <w:szCs w:val="24"/>
+        </w:rPr>
+        <w:t xml:space="preserve"> </w:t>
+      </w:r>
+      <w:r>
+        <w:rPr>
+          <w:rFonts w:ascii="Times New Roman" w:hAnsi="Times New Roman" w:cs="Times New Roman"/>
+          <w:sz w:val="24"/>
+          <w:szCs w:val="24"/>
+        </w:rPr>
+        <w:t xml:space="preserve">– </w:t>
+      </w:r>
+      <w:r>
+        <w:rPr>
+          <w:rFonts w:ascii="Times New Roman" w:hAnsi="Times New Roman" w:cs="Times New Roman"/>
+          <w:sz w:val="24"/>
+          <w:szCs w:val="24"/>
+        </w:rPr>
+        <w:t>изображения для меню</w:t>
+      </w:r>
+    </w:p>
+    <w:p>
+      <w:pPr>
+        <w:rPr>
+          <w:rFonts w:ascii="Times New Roman" w:hAnsi="Times New Roman" w:cs="Times New Roman"/>
+          <w:sz w:val="24"/>
+          <w:szCs w:val="24"/>
+        </w:rPr>
+      </w:pPr>
+      <w:r>
+        <w:rPr>
+          <w:rFonts w:ascii="Times New Roman" w:hAnsi="Times New Roman" w:cs="Times New Roman"/>
+          <w:sz w:val="24"/>
+          <w:szCs w:val="24"/>
+        </w:rPr>
+        <w:t xml:space="preserve">- </w:t>
+      </w:r>
+      <w:proofErr w:type="spellStart"/>
+      <w:r>
+        <w:rPr>
+          <w:rFonts w:ascii="Times New Roman" w:hAnsi="Times New Roman" w:cs="Times New Roman"/>
+          <w:sz w:val="24"/>
+          <w:szCs w:val="24"/>
+          <w:lang w:val="en-US"/>
+        </w:rPr>
+        <w:t>minecraft</w:t>
+      </w:r>
+      <w:proofErr w:type="spellEnd"/>
+      <w:r>
+        <w:rPr>
+          <w:rFonts w:ascii="Times New Roman" w:hAnsi="Times New Roman" w:cs="Times New Roman"/>
+          <w:sz w:val="24"/>
+          <w:szCs w:val="24"/>
+        </w:rPr>
+        <w:t>_</w:t>
+      </w:r>
+      <w:r>
+        <w:rPr>
+          <w:rFonts w:ascii="Times New Roman" w:hAnsi="Times New Roman" w:cs="Times New Roman"/>
+          <w:sz w:val="24"/>
+          <w:szCs w:val="24"/>
+          <w:lang w:val="en-US"/>
+        </w:rPr>
+        <w:t>blocks</w:t>
+      </w:r>
+      <w:r>
+        <w:rPr>
+          <w:rFonts w:ascii="Times New Roman" w:hAnsi="Times New Roman" w:cs="Times New Roman"/>
+          <w:sz w:val="24"/>
+          <w:szCs w:val="24"/>
+        </w:rPr>
+        <w:t xml:space="preserve">– </w:t>
+      </w:r>
+      <w:r>
+        <w:rPr>
+          <w:rFonts w:ascii="Times New Roman" w:hAnsi="Times New Roman" w:cs="Times New Roman"/>
+          <w:sz w:val="24"/>
+          <w:szCs w:val="24"/>
+        </w:rPr>
+        <w:t xml:space="preserve">изображения блоков и игровых предметов </w:t>
+      </w:r>
+    </w:p>
+    <w:p>
+      <w:pPr>
+        <w:rPr>
+          <w:rFonts w:ascii="Times New Roman" w:hAnsi="Times New Roman" w:cs="Times New Roman"/>
+          <w:sz w:val="24"/>
+          <w:szCs w:val="24"/>
+        </w:rPr>
+      </w:pPr>
+      <w:r>
+        <w:rPr>
+          <w:rFonts w:ascii="Times New Roman" w:hAnsi="Times New Roman" w:cs="Times New Roman"/>
+          <w:sz w:val="24"/>
+          <w:szCs w:val="24"/>
+        </w:rPr>
+        <w:t xml:space="preserve">- </w:t>
+      </w:r>
+      <w:r>
+        <w:rPr>
+          <w:rFonts w:ascii="Times New Roman" w:hAnsi="Times New Roman" w:cs="Times New Roman"/>
+          <w:sz w:val="24"/>
+          <w:szCs w:val="24"/>
+          <w:lang w:val="en-US"/>
+        </w:rPr>
+        <w:t>music</w:t>
+      </w:r>
+      <w:r>
+        <w:rPr>
+          <w:rFonts w:ascii="Times New Roman" w:hAnsi="Times New Roman" w:cs="Times New Roman"/>
+          <w:sz w:val="24"/>
+          <w:szCs w:val="24"/>
+        </w:rPr>
+        <w:t xml:space="preserve"> – музыка и звуки</w:t>
+      </w:r>
+    </w:p>
+    <w:p>
+      <w:pPr>
+        <w:rPr>
+          <w:rFonts w:ascii="Times New Roman" w:hAnsi="Times New Roman" w:cs="Times New Roman"/>
+          <w:sz w:val="24"/>
+          <w:szCs w:val="24"/>
+        </w:rPr>
+      </w:pPr>
+      <w:r>
+        <w:rPr>
+          <w:rFonts w:ascii="Times New Roman" w:hAnsi="Times New Roman" w:cs="Times New Roman"/>
+          <w:sz w:val="24"/>
+          <w:szCs w:val="24"/>
+        </w:rPr>
+        <w:t xml:space="preserve">- </w:t>
+      </w:r>
+      <w:r>
+        <w:rPr>
+          <w:rFonts w:ascii="Times New Roman" w:hAnsi="Times New Roman" w:cs="Times New Roman"/>
+          <w:sz w:val="24"/>
+          <w:szCs w:val="24"/>
+          <w:lang w:val="en-US"/>
+        </w:rPr>
+        <w:t>skin</w:t>
+      </w:r>
+      <w:r>
+        <w:rPr>
+          <w:rFonts w:ascii="Times New Roman" w:hAnsi="Times New Roman" w:cs="Times New Roman"/>
+          <w:sz w:val="24"/>
+          <w:szCs w:val="24"/>
+        </w:rPr>
+        <w:t xml:space="preserve"> – </w:t>
+      </w:r>
+      <w:r>
+        <w:rPr>
+          <w:rFonts w:ascii="Times New Roman" w:hAnsi="Times New Roman" w:cs="Times New Roman"/>
+          <w:sz w:val="24"/>
+          <w:szCs w:val="24"/>
+        </w:rPr>
+        <w:t>анимация</w:t>
+      </w:r>
+      <w:r>
+        <w:rPr>
+          <w:rFonts w:ascii="Times New Roman" w:hAnsi="Times New Roman" w:cs="Times New Roman"/>
+          <w:sz w:val="24"/>
+          <w:szCs w:val="24"/>
+        </w:rPr>
+        <w:t xml:space="preserve"> мобов</w:t>
+      </w:r>
+    </w:p>
+    <w:p>
+      <w:pPr>
+        <w:rPr>
+          <w:rFonts w:ascii="Times New Roman" w:hAnsi="Times New Roman" w:cs="Times New Roman"/>
+          <w:sz w:val="24"/>
+          <w:szCs w:val="24"/>
+          <w:lang w:val="en-US"/>
+        </w:rPr>
+      </w:pPr>
+      <w:r>
+        <w:rPr>
+          <w:rFonts w:ascii="Times New Roman" w:hAnsi="Times New Roman" w:cs="Times New Roman"/>
+          <w:sz w:val="24"/>
+          <w:szCs w:val="24"/>
+          <w:lang w:val="en-US"/>
+        </w:rPr>
+        <w:t xml:space="preserve">- </w:t>
+      </w:r>
+      <w:proofErr w:type="spellStart"/>
+      <w:r>
+        <w:rPr>
+          <w:rFonts w:ascii="Times New Roman" w:hAnsi="Times New Roman" w:cs="Times New Roman"/>
+          <w:sz w:val="24"/>
+          <w:szCs w:val="24"/>
+          <w:lang w:val="en-US"/>
+        </w:rPr>
+        <w:t>test_map_minecraft.tmx</w:t>
+      </w:r>
+      <w:proofErr w:type="spellEnd"/>
+      <w:r>
+        <w:rPr>
+          <w:rFonts w:ascii="Times New Roman" w:hAnsi="Times New Roman" w:cs="Times New Roman"/>
+          <w:sz w:val="24"/>
+          <w:szCs w:val="24"/>
+          <w:lang w:val="en-US"/>
+        </w:rPr>
+        <w:t xml:space="preserve"> – </w:t>
+      </w:r>
+      <w:r>
+        <w:rPr>
+          <w:rFonts w:ascii="Times New Roman" w:hAnsi="Times New Roman" w:cs="Times New Roman"/>
+          <w:sz w:val="24"/>
+          <w:szCs w:val="24"/>
+        </w:rPr>
+        <w:t>файл</w:t>
+      </w:r>
+      <w:r>
+        <w:rPr>
+          <w:rFonts w:ascii="Times New Roman" w:hAnsi="Times New Roman" w:cs="Times New Roman"/>
+          <w:sz w:val="24"/>
+          <w:szCs w:val="24"/>
+          <w:lang w:val="en-US"/>
+        </w:rPr>
+        <w:t xml:space="preserve"> </w:t>
+      </w:r>
+      <w:r>
+        <w:rPr>
+          <w:rFonts w:ascii="Times New Roman" w:hAnsi="Times New Roman" w:cs="Times New Roman"/>
+          <w:sz w:val="24"/>
+          <w:szCs w:val="24"/>
+        </w:rPr>
+        <w:t>карты</w:t>
+      </w:r>
+    </w:p>
+    <w:p>
+      <w:pPr>
+        <w:rPr>
+          <w:rFonts w:ascii="Times New Roman" w:hAnsi="Times New Roman" w:cs="Times New Roman"/>
+          <w:sz w:val="24"/>
+          <w:szCs w:val="24"/>
+        </w:rPr>
+      </w:pPr>
+      <w:r>
+        <w:rPr>
+          <w:rFonts w:ascii="Times New Roman" w:hAnsi="Times New Roman" w:cs="Times New Roman"/>
+          <w:sz w:val="24"/>
+          <w:szCs w:val="24"/>
+          <w:lang w:val="en-US"/>
+        </w:rPr>
+        <w:t xml:space="preserve">- </w:t>
+      </w:r>
+      <w:proofErr w:type="spellStart"/>
+      <w:r>
+        <w:rPr>
+          <w:rFonts w:ascii="Times New Roman" w:hAnsi="Times New Roman" w:cs="Times New Roman"/>
+          <w:sz w:val="24"/>
+          <w:szCs w:val="24"/>
+          <w:lang w:val="en-US"/>
+        </w:rPr>
+        <w:t>test_tailes_minecraft.tsx</w:t>
+      </w:r>
+      <w:proofErr w:type="spellEnd"/>
+      <w:r>
+        <w:rPr>
+          <w:rFonts w:ascii="Times New Roman" w:hAnsi="Times New Roman" w:cs="Times New Roman"/>
+          <w:sz w:val="24"/>
+          <w:szCs w:val="24"/>
+          <w:lang w:val="en-US"/>
+        </w:rPr>
+        <w:t xml:space="preserve"> – </w:t>
+      </w:r>
+      <w:proofErr w:type="spellStart"/>
+      <w:r>
+        <w:rPr>
+          <w:rFonts w:ascii="Times New Roman" w:hAnsi="Times New Roman" w:cs="Times New Roman"/>
+          <w:sz w:val="24"/>
+          <w:szCs w:val="24"/>
+        </w:rPr>
+        <w:t>тайлы</w:t>
+      </w:r>
+      <w:proofErr w:type="spellEnd"/>
+      <w:r>
+        <w:rPr>
+          <w:rFonts w:ascii="Times New Roman" w:hAnsi="Times New Roman" w:cs="Times New Roman"/>
+          <w:sz w:val="24"/>
+          <w:szCs w:val="24"/>
+          <w:lang w:val="en-US"/>
+        </w:rPr>
+        <w:t xml:space="preserve"> </w:t>
+      </w:r>
+      <w:r>
+        <w:rPr>
+          <w:rFonts w:ascii="Times New Roman" w:hAnsi="Times New Roman" w:cs="Times New Roman"/>
+          <w:sz w:val="24"/>
+          <w:szCs w:val="24"/>
+        </w:rPr>
+        <w:t>для</w:t>
+      </w:r>
+      <w:r>
+        <w:rPr>
+          <w:rFonts w:ascii="Times New Roman" w:hAnsi="Times New Roman" w:cs="Times New Roman"/>
+          <w:sz w:val="24"/>
+          <w:szCs w:val="24"/>
+          <w:lang w:val="en-US"/>
+        </w:rPr>
+        <w:t xml:space="preserve"> </w:t>
+      </w:r>
+      <w:r>
+        <w:rPr>
+          <w:rFonts w:ascii="Times New Roman" w:hAnsi="Times New Roman" w:cs="Times New Roman"/>
+          <w:sz w:val="24"/>
+          <w:szCs w:val="24"/>
+        </w:rPr>
+        <w:t>карты</w:t>
+      </w:r>
+    </w:p>
+    <w:p>
+      <w:pPr>
+        <w:rPr>
+          <w:rFonts w:ascii="Times New Roman" w:hAnsi="Times New Roman" w:cs="Times New Roman"/>
+          <w:sz w:val="24"/>
+          <w:szCs w:val="24"/>
+          <w:lang w:val="en-US"/>
+        </w:rPr>
+      </w:pPr>
+    </w:p>
+    <w:p>
+      <w:pPr>
+        <w:rPr>
+          <w:rFonts w:ascii="Times New Roman" w:hAnsi="Times New Roman" w:cs="Times New Roman"/>
+          <w:sz w:val="24"/>
+          <w:szCs w:val="24"/>
+          <w:u w:val="single"/>
+        </w:rPr>
+      </w:pPr>
+      <w:r>
+        <w:rPr>
+          <w:rFonts w:ascii="Times New Roman" w:hAnsi="Times New Roman" w:cs="Times New Roman"/>
+          <w:sz w:val="24"/>
+          <w:szCs w:val="24"/>
+          <w:u w:val="single"/>
+        </w:rPr>
+        <w:t>2.1.</w:t>
+      </w:r>
+      <w:r>
+        <w:rPr>
+          <w:rFonts w:ascii="Times New Roman" w:hAnsi="Times New Roman" w:cs="Times New Roman"/>
+          <w:sz w:val="24"/>
+          <w:szCs w:val="24"/>
+          <w:u w:val="single"/>
+        </w:rPr>
+        <w:t xml:space="preserve">3 </w:t>
+      </w:r>
+      <w:r>
+        <w:rPr>
+          <w:rFonts w:ascii="Times New Roman" w:hAnsi="Times New Roman" w:cs="Times New Roman"/>
+          <w:sz w:val="24"/>
+          <w:szCs w:val="24"/>
+          <w:u w:val="single"/>
+        </w:rPr>
+        <w:t>Основные модули</w:t>
+      </w:r>
+      <w:r>
+        <w:rPr>
+          <w:rFonts w:ascii="Times New Roman" w:hAnsi="Times New Roman" w:cs="Times New Roman"/>
+          <w:sz w:val="24"/>
+          <w:szCs w:val="24"/>
+          <w:u w:val="single"/>
+        </w:rPr>
+        <w:t>:</w:t>
+      </w:r>
+    </w:p>
+    <w:p>
+      <w:pPr>
+        <w:rPr>
+          <w:rFonts w:ascii="Times New Roman" w:hAnsi="Times New Roman" w:cs="Times New Roman"/>
+          <w:sz w:val="24"/>
+          <w:szCs w:val="24"/>
+        </w:rPr>
+      </w:pPr>
+      <w:r>
+        <w:rPr>
+          <w:rFonts w:ascii="Times New Roman" w:hAnsi="Times New Roman" w:cs="Times New Roman"/>
+          <w:sz w:val="24"/>
+          <w:szCs w:val="24"/>
+        </w:rPr>
+        <w:t>- main.py– точка входа, инициализация меню, основной игровой цикл</w:t>
+      </w:r>
+    </w:p>
+    <w:p>
+      <w:pPr>
+        <w:rPr>
+          <w:rFonts w:ascii="Times New Roman" w:hAnsi="Times New Roman" w:cs="Times New Roman"/>
+          <w:sz w:val="24"/>
+          <w:szCs w:val="24"/>
+        </w:rPr>
+      </w:pPr>
+      <w:r>
+        <w:rPr>
+          <w:rFonts w:ascii="Times New Roman" w:hAnsi="Times New Roman" w:cs="Times New Roman"/>
+          <w:sz w:val="24"/>
+          <w:szCs w:val="24"/>
+        </w:rPr>
+        <w:t xml:space="preserve">- dop_windows.py– вспомогательные окна (пауза, </w:t>
+      </w:r>
+      <w:proofErr w:type="spellStart"/>
+      <w:r>
+        <w:rPr>
+          <w:rFonts w:ascii="Times New Roman" w:hAnsi="Times New Roman" w:cs="Times New Roman"/>
+          <w:sz w:val="24"/>
+          <w:szCs w:val="24"/>
+        </w:rPr>
+        <w:t>респавн</w:t>
+      </w:r>
+      <w:proofErr w:type="spellEnd"/>
+      <w:r>
+        <w:rPr>
+          <w:rFonts w:ascii="Times New Roman" w:hAnsi="Times New Roman" w:cs="Times New Roman"/>
+          <w:sz w:val="24"/>
+          <w:szCs w:val="24"/>
+        </w:rPr>
+        <w:t>, меню)</w:t>
+      </w:r>
+    </w:p>
+    <w:p>
+      <w:pPr>
+        <w:rPr>
+          <w:rFonts w:ascii="Times New Roman" w:hAnsi="Times New Roman" w:cs="Times New Roman"/>
+          <w:sz w:val="24"/>
+          <w:szCs w:val="24"/>
+        </w:rPr>
+      </w:pPr>
+      <w:r>
+        <w:rPr>
+          <w:rFonts w:ascii="Times New Roman" w:hAnsi="Times New Roman" w:cs="Times New Roman"/>
+          <w:sz w:val="24"/>
+          <w:szCs w:val="24"/>
+        </w:rPr>
+        <w:t>- globals.py– глобальные константы и данные (рецепты, блоки, оружие)</w:t>
+      </w:r>
+    </w:p>
+    <w:p>
+      <w:pPr>
+        <w:rPr>
+          <w:rFonts w:ascii="Times New Roman" w:hAnsi="Times New Roman" w:cs="Times New Roman"/>
+          <w:sz w:val="24"/>
+          <w:szCs w:val="24"/>
+        </w:rPr>
+      </w:pPr>
+    </w:p>
+    <w:p>
+      <w:pPr>
+        <w:rPr>
+          <w:rFonts w:ascii="Times New Roman" w:hAnsi="Times New Roman" w:cs="Times New Roman"/>
+          <w:sz w:val="24"/>
+          <w:szCs w:val="24"/>
+        </w:rPr>
+      </w:pPr>
+    </w:p>
+    <w:p>
+      <w:pPr>
+        <w:rPr>
+          <w:rFonts w:ascii="Times New Roman" w:hAnsi="Times New Roman" w:cs="Times New Roman"/>
+          <w:sz w:val="24"/>
+          <w:szCs w:val="24"/>
+          <w:u w:val="single"/>
+        </w:rPr>
+      </w:pPr>
+      <w:r>
+        <w:rPr>
+          <w:rFonts w:ascii="Times New Roman" w:hAnsi="Times New Roman" w:cs="Times New Roman"/>
+          <w:sz w:val="24"/>
+          <w:szCs w:val="24"/>
+          <w:u w:val="single"/>
+        </w:rPr>
+        <w:t>2.2 Детальное описание компонентов</w:t>
+      </w:r>
+    </w:p>
+    <w:p>
+      <w:pPr>
+        <w:rPr>
+          <w:rFonts w:ascii="Times New Roman" w:hAnsi="Times New Roman" w:cs="Times New Roman"/>
+          <w:sz w:val="24"/>
+          <w:szCs w:val="24"/>
+        </w:rPr>
+      </w:pPr>
+    </w:p>
+    <w:p>
+      <w:pPr>
+        <w:rPr>
+          <w:rFonts w:ascii="Times New Roman" w:hAnsi="Times New Roman" w:cs="Times New Roman"/>
+          <w:sz w:val="24"/>
+          <w:szCs w:val="24"/>
+          <w:u w:val="single"/>
+        </w:rPr>
+      </w:pPr>
+      <w:r>
+        <w:rPr>
+          <w:rFonts w:ascii="Times New Roman" w:hAnsi="Times New Roman" w:cs="Times New Roman"/>
+          <w:sz w:val="24"/>
+          <w:szCs w:val="24"/>
+          <w:u w:val="single"/>
+        </w:rPr>
+        <w:t>2.2.1 Система инвентаря (`</w:t>
+      </w:r>
+      <w:proofErr w:type="spellStart"/>
+      <w:r>
+        <w:rPr>
+          <w:rFonts w:ascii="Times New Roman" w:hAnsi="Times New Roman" w:cs="Times New Roman"/>
+          <w:sz w:val="24"/>
+          <w:szCs w:val="24"/>
+          <w:u w:val="single"/>
+        </w:rPr>
+        <w:t>InventorySystem</w:t>
+      </w:r>
+      <w:proofErr w:type="spellEnd"/>
+      <w:r>
+        <w:rPr>
+          <w:rFonts w:ascii="Times New Roman" w:hAnsi="Times New Roman" w:cs="Times New Roman"/>
+          <w:sz w:val="24"/>
+          <w:szCs w:val="24"/>
+          <w:u w:val="single"/>
+        </w:rPr>
+        <w:t>`)</w:t>
+      </w:r>
+    </w:p>
+    <w:p>
+      <w:pPr>
+        <w:rPr>
+          <w:rFonts w:ascii="Times New Roman" w:hAnsi="Times New Roman" w:cs="Times New Roman"/>
+          <w:sz w:val="24"/>
+          <w:szCs w:val="24"/>
+        </w:rPr>
+      </w:pPr>
+    </w:p>
+    <w:p>
+      <w:pPr>
+        <w:rPr>
+          <w:rFonts w:ascii="Times New Roman" w:hAnsi="Times New Roman" w:cs="Times New Roman"/>
+          <w:sz w:val="24"/>
+          <w:szCs w:val="24"/>
+        </w:rPr>
+      </w:pPr>
+      <w:r>
+        <w:rPr>
+          <w:rFonts w:ascii="Times New Roman" w:hAnsi="Times New Roman" w:cs="Times New Roman"/>
+          <w:sz w:val="24"/>
+          <w:szCs w:val="24"/>
+        </w:rPr>
+        <w:t>Назначение</w:t>
+      </w:r>
+      <w:r>
+        <w:rPr>
+          <w:rFonts w:ascii="Times New Roman" w:hAnsi="Times New Roman" w:cs="Times New Roman"/>
+          <w:sz w:val="24"/>
+          <w:szCs w:val="24"/>
+        </w:rPr>
+        <w:t xml:space="preserve">: </w:t>
+      </w:r>
+      <w:r>
+        <w:rPr>
+          <w:rFonts w:ascii="Times New Roman" w:hAnsi="Times New Roman" w:cs="Times New Roman"/>
+          <w:sz w:val="24"/>
+          <w:szCs w:val="24"/>
+        </w:rPr>
+        <w:t>Управление предметами игрока, взаимодействие с горячей панелью и крафтом.</w:t>
+      </w:r>
+    </w:p>
+    <w:p>
+      <w:pPr>
+        <w:rPr>
+          <w:rFonts w:ascii="Times New Roman" w:hAnsi="Times New Roman" w:cs="Times New Roman"/>
+          <w:sz w:val="24"/>
+          <w:szCs w:val="24"/>
+        </w:rPr>
+      </w:pPr>
+    </w:p>
+    <w:p>
+      <w:pPr>
+        <w:rPr>
+          <w:rFonts w:ascii="Times New Roman" w:hAnsi="Times New Roman" w:cs="Times New Roman"/>
+          <w:sz w:val="24"/>
+          <w:szCs w:val="24"/>
+        </w:rPr>
+      </w:pPr>
+      <w:r>
+        <w:rPr>
+          <w:rFonts w:ascii="Times New Roman" w:hAnsi="Times New Roman" w:cs="Times New Roman"/>
+          <w:sz w:val="24"/>
+          <w:szCs w:val="24"/>
+        </w:rPr>
+        <w:t>Ключевые особенности</w:t>
+      </w:r>
+    </w:p>
+    <w:p>
+      <w:pPr>
+        <w:rPr>
+          <w:rFonts w:ascii="Times New Roman" w:hAnsi="Times New Roman" w:cs="Times New Roman"/>
+          <w:sz w:val="24"/>
+          <w:szCs w:val="24"/>
+        </w:rPr>
+      </w:pPr>
+      <w:r>
+        <w:rPr>
+          <w:rFonts w:ascii="Times New Roman" w:hAnsi="Times New Roman" w:cs="Times New Roman"/>
+          <w:sz w:val="24"/>
+          <w:szCs w:val="24"/>
+        </w:rPr>
+        <w:t>- 10 слотов горячей панели</w:t>
+      </w:r>
+    </w:p>
+    <w:p>
+      <w:pPr>
+        <w:rPr>
+          <w:rFonts w:ascii="Times New Roman" w:hAnsi="Times New Roman" w:cs="Times New Roman"/>
+          <w:sz w:val="24"/>
+          <w:szCs w:val="24"/>
+        </w:rPr>
+      </w:pPr>
+      <w:r>
+        <w:rPr>
+          <w:rFonts w:ascii="Times New Roman" w:hAnsi="Times New Roman" w:cs="Times New Roman"/>
+          <w:sz w:val="24"/>
+          <w:szCs w:val="24"/>
+        </w:rPr>
+        <w:t>- Поддержка стопок до 64 предметов</w:t>
+      </w:r>
+    </w:p>
+    <w:p>
+      <w:pPr>
+        <w:rPr>
+          <w:rFonts w:ascii="Times New Roman" w:hAnsi="Times New Roman" w:cs="Times New Roman"/>
+          <w:sz w:val="24"/>
+          <w:szCs w:val="24"/>
+        </w:rPr>
+      </w:pPr>
+      <w:r>
+        <w:rPr>
+          <w:rFonts w:ascii="Times New Roman" w:hAnsi="Times New Roman" w:cs="Times New Roman"/>
+          <w:sz w:val="24"/>
+          <w:szCs w:val="24"/>
+        </w:rPr>
+        <w:t>- Визуальная индикация выбранного слота</w:t>
+      </w:r>
+    </w:p>
+    <w:p>
+      <w:pPr>
+        <w:rPr>
+          <w:rFonts w:ascii="Times New Roman" w:hAnsi="Times New Roman" w:cs="Times New Roman"/>
+          <w:sz w:val="24"/>
+          <w:szCs w:val="24"/>
+        </w:rPr>
+      </w:pPr>
+      <w:r>
+        <w:rPr>
+          <w:rFonts w:ascii="Times New Roman" w:hAnsi="Times New Roman" w:cs="Times New Roman"/>
+          <w:sz w:val="24"/>
+          <w:szCs w:val="24"/>
+        </w:rPr>
+        <w:t>- Прокрутка колесом мыши</w:t>
+      </w:r>
+    </w:p>
+    <w:p>
+      <w:pPr>
+        <w:rPr>
+          <w:rFonts w:ascii="Times New Roman" w:hAnsi="Times New Roman" w:cs="Times New Roman"/>
+          <w:sz w:val="24"/>
+          <w:szCs w:val="24"/>
+        </w:rPr>
+      </w:pPr>
+      <w:r>
+        <w:rPr>
+          <w:rFonts w:ascii="Times New Roman" w:hAnsi="Times New Roman" w:cs="Times New Roman"/>
+          <w:sz w:val="24"/>
+          <w:szCs w:val="24"/>
+        </w:rPr>
+        <w:t>- Динамическая загрузка текстур предметов</w:t>
+      </w:r>
+    </w:p>
+    <w:p>
+      <w:pPr>
+        <w:rPr>
+          <w:rFonts w:ascii="Times New Roman" w:hAnsi="Times New Roman" w:cs="Times New Roman"/>
+          <w:sz w:val="24"/>
+          <w:szCs w:val="24"/>
+        </w:rPr>
+      </w:pPr>
+    </w:p>
+    <w:p>
+      <w:pPr>
+        <w:rPr>
+          <w:rFonts w:ascii="Times New Roman" w:hAnsi="Times New Roman" w:cs="Times New Roman"/>
+          <w:sz w:val="24"/>
+          <w:szCs w:val="24"/>
+        </w:rPr>
+      </w:pPr>
+      <w:r>
+        <w:rPr>
+          <w:rFonts w:ascii="Times New Roman" w:hAnsi="Times New Roman" w:cs="Times New Roman"/>
+          <w:sz w:val="24"/>
+          <w:szCs w:val="24"/>
+        </w:rPr>
+        <w:t>Алгоритм добавления предмета</w:t>
+      </w:r>
+    </w:p>
+    <w:p>
+      <w:pPr>
+        <w:rPr>
+          <w:rFonts w:ascii="Times New Roman" w:hAnsi="Times New Roman" w:cs="Times New Roman"/>
+          <w:sz w:val="24"/>
+          <w:szCs w:val="24"/>
+        </w:rPr>
+      </w:pPr>
+      <w:r>
+        <w:rPr>
+          <w:rFonts w:ascii="Times New Roman" w:hAnsi="Times New Roman" w:cs="Times New Roman"/>
+          <w:sz w:val="24"/>
+          <w:szCs w:val="24"/>
+        </w:rPr>
+        <w:t>1. Поиск существующего слота с таким же предметом и свободным местом</w:t>
+      </w:r>
+    </w:p>
+    <w:p>
+      <w:pPr>
+        <w:rPr>
+          <w:rFonts w:ascii="Times New Roman" w:hAnsi="Times New Roman" w:cs="Times New Roman"/>
+          <w:sz w:val="24"/>
+          <w:szCs w:val="24"/>
+        </w:rPr>
+      </w:pPr>
+      <w:r>
+        <w:rPr>
+          <w:rFonts w:ascii="Times New Roman" w:hAnsi="Times New Roman" w:cs="Times New Roman"/>
+          <w:sz w:val="24"/>
+          <w:szCs w:val="24"/>
+        </w:rPr>
+        <w:t>2. При наличии – увеличение счетчика</w:t>
+      </w:r>
+    </w:p>
+    <w:p>
+      <w:pPr>
+        <w:rPr>
+          <w:rFonts w:ascii="Times New Roman" w:hAnsi="Times New Roman" w:cs="Times New Roman"/>
+          <w:sz w:val="24"/>
+          <w:szCs w:val="24"/>
+        </w:rPr>
+      </w:pPr>
+      <w:r>
+        <w:rPr>
+          <w:rFonts w:ascii="Times New Roman" w:hAnsi="Times New Roman" w:cs="Times New Roman"/>
+          <w:sz w:val="24"/>
+          <w:szCs w:val="24"/>
+        </w:rPr>
+        <w:t>3. При отсутствии – поиск пустого слота</w:t>
+      </w:r>
+    </w:p>
+    <w:p>
+      <w:pPr>
+        <w:rPr>
+          <w:rFonts w:ascii="Times New Roman" w:hAnsi="Times New Roman" w:cs="Times New Roman"/>
+          <w:sz w:val="24"/>
+          <w:szCs w:val="24"/>
+        </w:rPr>
+      </w:pPr>
+      <w:r>
+        <w:rPr>
+          <w:rFonts w:ascii="Times New Roman" w:hAnsi="Times New Roman" w:cs="Times New Roman"/>
+          <w:sz w:val="24"/>
+          <w:szCs w:val="24"/>
+        </w:rPr>
+        <w:t>4. Создание нового стека</w:t>
+      </w:r>
+    </w:p>
+    <w:p>
+      <w:pPr>
+        <w:rPr>
+          <w:rFonts w:ascii="Times New Roman" w:hAnsi="Times New Roman" w:cs="Times New Roman"/>
+          <w:sz w:val="24"/>
+          <w:szCs w:val="24"/>
+        </w:rPr>
+      </w:pPr>
+    </w:p>
+    <w:p>
+      <w:pPr>
+        <w:rPr>
+          <w:rFonts w:ascii="Times New Roman" w:hAnsi="Times New Roman" w:cs="Times New Roman"/>
+          <w:sz w:val="24"/>
+          <w:szCs w:val="24"/>
+          <w:u w:val="single"/>
+        </w:rPr>
+      </w:pPr>
+      <w:r>
+        <w:rPr>
+          <w:rFonts w:ascii="Times New Roman" w:hAnsi="Times New Roman" w:cs="Times New Roman"/>
+          <w:sz w:val="24"/>
+          <w:szCs w:val="24"/>
+          <w:u w:val="single"/>
+        </w:rPr>
+        <w:lastRenderedPageBreak/>
+        <w:t>2.2.2 Система крафта (`</w:t>
+      </w:r>
+      <w:proofErr w:type="spellStart"/>
+      <w:r>
+        <w:rPr>
+          <w:rFonts w:ascii="Times New Roman" w:hAnsi="Times New Roman" w:cs="Times New Roman"/>
+          <w:sz w:val="24"/>
+          <w:szCs w:val="24"/>
+          <w:u w:val="single"/>
+        </w:rPr>
+        <w:t>CraftingWindow</w:t>
+      </w:r>
+      <w:proofErr w:type="spellEnd"/>
+      <w:r>
+        <w:rPr>
+          <w:rFonts w:ascii="Times New Roman" w:hAnsi="Times New Roman" w:cs="Times New Roman"/>
+          <w:sz w:val="24"/>
+          <w:szCs w:val="24"/>
+          <w:u w:val="single"/>
+        </w:rPr>
+        <w:t>`)</w:t>
+      </w:r>
+    </w:p>
+    <w:p>
+      <w:pPr>
+        <w:rPr>
+          <w:rFonts w:ascii="Times New Roman" w:hAnsi="Times New Roman" w:cs="Times New Roman"/>
+          <w:sz w:val="24"/>
+          <w:szCs w:val="24"/>
+        </w:rPr>
+      </w:pPr>
+    </w:p>
+    <w:p>
+      <w:pPr>
+        <w:rPr>
+          <w:rFonts w:ascii="Times New Roman" w:hAnsi="Times New Roman" w:cs="Times New Roman"/>
+          <w:sz w:val="24"/>
+          <w:szCs w:val="24"/>
+        </w:rPr>
+      </w:pPr>
+      <w:r>
+        <w:rPr>
+          <w:rFonts w:ascii="Times New Roman" w:hAnsi="Times New Roman" w:cs="Times New Roman"/>
+          <w:sz w:val="24"/>
+          <w:szCs w:val="24"/>
+        </w:rPr>
+        <w:t>Назначение</w:t>
+      </w:r>
+      <w:r>
+        <w:rPr>
+          <w:rFonts w:ascii="Times New Roman" w:hAnsi="Times New Roman" w:cs="Times New Roman"/>
+          <w:sz w:val="24"/>
+          <w:szCs w:val="24"/>
+        </w:rPr>
+        <w:t xml:space="preserve">: </w:t>
+      </w:r>
+      <w:r>
+        <w:rPr>
+          <w:rFonts w:ascii="Times New Roman" w:hAnsi="Times New Roman" w:cs="Times New Roman"/>
+          <w:sz w:val="24"/>
+          <w:szCs w:val="24"/>
+        </w:rPr>
+        <w:t>Создание новых предметов из имеющихся ресурсов.</w:t>
+      </w:r>
+    </w:p>
+    <w:p>
+      <w:pPr>
+        <w:rPr>
+          <w:rFonts w:ascii="Times New Roman" w:hAnsi="Times New Roman" w:cs="Times New Roman"/>
+          <w:sz w:val="24"/>
+          <w:szCs w:val="24"/>
+        </w:rPr>
+      </w:pPr>
+    </w:p>
+    <w:p>
+      <w:pPr>
+        <w:rPr>
+          <w:rFonts w:ascii="Times New Roman" w:hAnsi="Times New Roman" w:cs="Times New Roman"/>
+          <w:sz w:val="24"/>
+          <w:szCs w:val="24"/>
+        </w:rPr>
+      </w:pPr>
+      <w:r>
+        <w:rPr>
+          <w:rFonts w:ascii="Times New Roman" w:hAnsi="Times New Roman" w:cs="Times New Roman"/>
+          <w:sz w:val="24"/>
+          <w:szCs w:val="24"/>
+        </w:rPr>
+        <w:t>Архитектура</w:t>
+      </w:r>
+    </w:p>
+    <w:p>
+      <w:pPr>
+        <w:rPr>
+          <w:rFonts w:ascii="Times New Roman" w:hAnsi="Times New Roman" w:cs="Times New Roman"/>
+          <w:sz w:val="24"/>
+          <w:szCs w:val="24"/>
+        </w:rPr>
+      </w:pPr>
+      <w:r>
+        <w:rPr>
+          <w:rFonts w:ascii="Times New Roman" w:hAnsi="Times New Roman" w:cs="Times New Roman"/>
+          <w:sz w:val="24"/>
+          <w:szCs w:val="24"/>
+        </w:rPr>
+        <w:t>- Сетка крафта 3x3 (9 слотов)</w:t>
+      </w:r>
+    </w:p>
+    <w:p>
+      <w:pPr>
+        <w:rPr>
+          <w:rFonts w:ascii="Times New Roman" w:hAnsi="Times New Roman" w:cs="Times New Roman"/>
+          <w:sz w:val="24"/>
+          <w:szCs w:val="24"/>
+        </w:rPr>
+      </w:pPr>
+      <w:r>
+        <w:rPr>
+          <w:rFonts w:ascii="Times New Roman" w:hAnsi="Times New Roman" w:cs="Times New Roman"/>
+          <w:sz w:val="24"/>
+          <w:szCs w:val="24"/>
+        </w:rPr>
+        <w:t>- Слот результата</w:t>
+      </w:r>
+    </w:p>
+    <w:p>
+      <w:pPr>
+        <w:rPr>
+          <w:rFonts w:ascii="Times New Roman" w:hAnsi="Times New Roman" w:cs="Times New Roman"/>
+          <w:sz w:val="24"/>
+          <w:szCs w:val="24"/>
+        </w:rPr>
+      </w:pPr>
+      <w:r>
+        <w:rPr>
+          <w:rFonts w:ascii="Times New Roman" w:hAnsi="Times New Roman" w:cs="Times New Roman"/>
+          <w:sz w:val="24"/>
+          <w:szCs w:val="24"/>
+        </w:rPr>
+        <w:t>- Система проверки рецептов</w:t>
+      </w:r>
+    </w:p>
+    <w:p>
+      <w:pPr>
+        <w:rPr>
+          <w:rFonts w:ascii="Times New Roman" w:hAnsi="Times New Roman" w:cs="Times New Roman"/>
+          <w:sz w:val="24"/>
+          <w:szCs w:val="24"/>
+        </w:rPr>
+      </w:pPr>
+    </w:p>
+    <w:p>
+      <w:pPr>
+        <w:rPr>
+          <w:rFonts w:ascii="Times New Roman" w:hAnsi="Times New Roman" w:cs="Times New Roman"/>
+          <w:sz w:val="24"/>
+          <w:szCs w:val="24"/>
+          <w:lang w:val="en-US"/>
+        </w:rPr>
+      </w:pPr>
+      <w:r>
+        <w:rPr>
+          <w:rFonts w:ascii="Times New Roman" w:hAnsi="Times New Roman" w:cs="Times New Roman"/>
+          <w:sz w:val="24"/>
+          <w:szCs w:val="24"/>
+        </w:rPr>
+        <w:t>Принцип работы</w:t>
+      </w:r>
+      <w:r>
+        <w:rPr>
+          <w:rFonts w:ascii="Times New Roman" w:hAnsi="Times New Roman" w:cs="Times New Roman"/>
+          <w:sz w:val="24"/>
+          <w:szCs w:val="24"/>
+          <w:lang w:val="en-US"/>
+        </w:rPr>
+        <w:t>:</w:t>
+      </w:r>
+    </w:p>
+    <w:p>
+      <w:pPr>
+        <w:rPr>
+          <w:rFonts w:ascii="Times New Roman" w:hAnsi="Times New Roman" w:cs="Times New Roman"/>
+          <w:sz w:val="24"/>
+          <w:szCs w:val="24"/>
+        </w:rPr>
+      </w:pPr>
+      <w:r>
+        <w:rPr>
+          <w:rFonts w:ascii="Times New Roman" w:hAnsi="Times New Roman" w:cs="Times New Roman"/>
+          <w:sz w:val="24"/>
+          <w:szCs w:val="24"/>
+        </w:rPr>
+        <w:t>1. Игрок размещает предметы в сетке крафта</w:t>
+      </w:r>
+    </w:p>
+    <w:p>
+      <w:pPr>
+        <w:rPr>
+          <w:rFonts w:ascii="Times New Roman" w:hAnsi="Times New Roman" w:cs="Times New Roman"/>
+          <w:sz w:val="24"/>
+          <w:szCs w:val="24"/>
+        </w:rPr>
+      </w:pPr>
+      <w:r>
+        <w:rPr>
+          <w:rFonts w:ascii="Times New Roman" w:hAnsi="Times New Roman" w:cs="Times New Roman"/>
+          <w:sz w:val="24"/>
+          <w:szCs w:val="24"/>
+        </w:rPr>
+        <w:t>2. Система формирует матрицу 3x3 из названий блоков</w:t>
+      </w:r>
+    </w:p>
+    <w:p>
+      <w:pPr>
+        <w:rPr>
+          <w:rFonts w:ascii="Times New Roman" w:hAnsi="Times New Roman" w:cs="Times New Roman"/>
+          <w:sz w:val="24"/>
+          <w:szCs w:val="24"/>
+        </w:rPr>
+      </w:pPr>
+      <w:r>
+        <w:rPr>
+          <w:rFonts w:ascii="Times New Roman" w:hAnsi="Times New Roman" w:cs="Times New Roman"/>
+          <w:sz w:val="24"/>
+          <w:szCs w:val="24"/>
+        </w:rPr>
+        <w:t>3. Сравнение матрицы с шаблонами из `CRAFTING_RECIPES`</w:t>
+      </w:r>
+    </w:p>
+    <w:p>
+      <w:pPr>
+        <w:rPr>
+          <w:rFonts w:ascii="Times New Roman" w:hAnsi="Times New Roman" w:cs="Times New Roman"/>
+          <w:sz w:val="24"/>
+          <w:szCs w:val="24"/>
+        </w:rPr>
+      </w:pPr>
+      <w:r>
+        <w:rPr>
+          <w:rFonts w:ascii="Times New Roman" w:hAnsi="Times New Roman" w:cs="Times New Roman"/>
+          <w:sz w:val="24"/>
+          <w:szCs w:val="24"/>
+        </w:rPr>
+        <w:t>4. При совпадении – отображение результата</w:t>
+      </w:r>
+    </w:p>
+    <w:p>
+      <w:pPr>
+        <w:rPr>
+          <w:rFonts w:ascii="Times New Roman" w:hAnsi="Times New Roman" w:cs="Times New Roman"/>
+          <w:sz w:val="24"/>
+          <w:szCs w:val="24"/>
+        </w:rPr>
+      </w:pPr>
+      <w:r>
+        <w:rPr>
+          <w:rFonts w:ascii="Times New Roman" w:hAnsi="Times New Roman" w:cs="Times New Roman"/>
+          <w:sz w:val="24"/>
+          <w:szCs w:val="24"/>
+        </w:rPr>
+        <w:t>5. Клик по результату – создание предмета и расход ресурсов</w:t>
+      </w:r>
+    </w:p>
+    <w:p>
+      <w:pPr>
+        <w:rPr>
+          <w:rFonts w:ascii="Times New Roman" w:hAnsi="Times New Roman" w:cs="Times New Roman"/>
+          <w:sz w:val="24"/>
+          <w:szCs w:val="24"/>
+        </w:rPr>
+      </w:pPr>
+    </w:p>
+    <w:p>
+      <w:pPr>
+        <w:rPr>
+          <w:rFonts w:ascii="Times New Roman" w:hAnsi="Times New Roman" w:cs="Times New Roman"/>
+          <w:sz w:val="24"/>
+          <w:szCs w:val="24"/>
+        </w:rPr>
+      </w:pPr>
+      <w:r>
+        <w:rPr>
+          <w:rFonts w:ascii="Times New Roman" w:hAnsi="Times New Roman" w:cs="Times New Roman"/>
+          <w:sz w:val="24"/>
+          <w:szCs w:val="24"/>
+        </w:rPr>
+        <w:t>Важная особенность</w:t>
+      </w:r>
+      <w:r>
+        <w:rPr>
+          <w:rFonts w:ascii="Times New Roman" w:hAnsi="Times New Roman" w:cs="Times New Roman"/>
+          <w:sz w:val="24"/>
+          <w:szCs w:val="24"/>
+        </w:rPr>
+        <w:t xml:space="preserve">:  </w:t>
+      </w:r>
+      <w:r>
+        <w:rPr>
+          <w:rFonts w:ascii="Times New Roman" w:hAnsi="Times New Roman" w:cs="Times New Roman"/>
+          <w:sz w:val="24"/>
+          <w:szCs w:val="24"/>
+        </w:rPr>
+        <w:t>Автоматический возврат предметов в инвентарь при закрытии окна крафта.</w:t>
+      </w:r>
+    </w:p>
+    <w:p>
+      <w:pPr>
+        <w:rPr>
+          <w:rFonts w:ascii="Times New Roman" w:hAnsi="Times New Roman" w:cs="Times New Roman"/>
+          <w:sz w:val="24"/>
+          <w:szCs w:val="24"/>
+        </w:rPr>
+      </w:pPr>
+    </w:p>
+    <w:p>
+      <w:pPr>
+        <w:rPr>
+          <w:rFonts w:ascii="Times New Roman" w:hAnsi="Times New Roman" w:cs="Times New Roman"/>
+          <w:sz w:val="24"/>
+          <w:szCs w:val="24"/>
+          <w:u w:val="single"/>
+        </w:rPr>
+      </w:pPr>
+      <w:r>
+        <w:rPr>
+          <w:rFonts w:ascii="Times New Roman" w:hAnsi="Times New Roman" w:cs="Times New Roman"/>
+          <w:sz w:val="24"/>
+          <w:szCs w:val="24"/>
+          <w:u w:val="single"/>
+        </w:rPr>
+        <w:t>2.2.3 Физический движок</w:t>
+      </w:r>
+    </w:p>
+    <w:p>
+      <w:pPr>
+        <w:rPr>
+          <w:rFonts w:ascii="Times New Roman" w:hAnsi="Times New Roman" w:cs="Times New Roman"/>
+          <w:sz w:val="24"/>
+          <w:szCs w:val="24"/>
+        </w:rPr>
+      </w:pPr>
+    </w:p>
+    <w:p>
+      <w:pPr>
+        <w:rPr>
+          <w:rFonts w:ascii="Times New Roman" w:hAnsi="Times New Roman" w:cs="Times New Roman"/>
+          <w:sz w:val="24"/>
+          <w:szCs w:val="24"/>
+        </w:rPr>
+      </w:pPr>
+      <w:r>
+        <w:rPr>
+          <w:rFonts w:ascii="Times New Roman" w:hAnsi="Times New Roman" w:cs="Times New Roman"/>
+          <w:sz w:val="24"/>
+          <w:szCs w:val="24"/>
+        </w:rPr>
+        <w:t>Реализован на базе `</w:t>
+      </w:r>
+      <w:proofErr w:type="spellStart"/>
+      <w:r>
+        <w:rPr>
+          <w:rFonts w:ascii="Times New Roman" w:hAnsi="Times New Roman" w:cs="Times New Roman"/>
+          <w:sz w:val="24"/>
+          <w:szCs w:val="24"/>
+        </w:rPr>
+        <w:t>arcade.PhysicsEnginePlatformer</w:t>
+      </w:r>
+      <w:proofErr w:type="spellEnd"/>
+      <w:r>
+        <w:rPr>
+          <w:rFonts w:ascii="Times New Roman" w:hAnsi="Times New Roman" w:cs="Times New Roman"/>
+          <w:sz w:val="24"/>
+          <w:szCs w:val="24"/>
+        </w:rPr>
+        <w:t>` и включает:</w:t>
+      </w:r>
+    </w:p>
+    <w:p>
+      <w:pPr>
+        <w:rPr>
+          <w:rFonts w:ascii="Times New Roman" w:hAnsi="Times New Roman" w:cs="Times New Roman"/>
+          <w:sz w:val="24"/>
+          <w:szCs w:val="24"/>
+        </w:rPr>
+      </w:pPr>
+      <w:r>
+        <w:rPr>
+          <w:rFonts w:ascii="Times New Roman" w:hAnsi="Times New Roman" w:cs="Times New Roman"/>
+          <w:sz w:val="24"/>
+          <w:szCs w:val="24"/>
+        </w:rPr>
+        <w:t>- Гравитацию (константа GRAVITY = 1)</w:t>
+      </w:r>
+    </w:p>
+    <w:p>
+      <w:pPr>
+        <w:rPr>
+          <w:rFonts w:ascii="Times New Roman" w:hAnsi="Times New Roman" w:cs="Times New Roman"/>
+          <w:sz w:val="24"/>
+          <w:szCs w:val="24"/>
+        </w:rPr>
+      </w:pPr>
+      <w:r>
+        <w:rPr>
+          <w:rFonts w:ascii="Times New Roman" w:hAnsi="Times New Roman" w:cs="Times New Roman"/>
+          <w:sz w:val="24"/>
+          <w:szCs w:val="24"/>
+        </w:rPr>
+        <w:t>- Обнаружение коллизий со слоем '</w:t>
+      </w:r>
+      <w:proofErr w:type="spellStart"/>
+      <w:r>
+        <w:rPr>
+          <w:rFonts w:ascii="Times New Roman" w:hAnsi="Times New Roman" w:cs="Times New Roman"/>
+          <w:sz w:val="24"/>
+          <w:szCs w:val="24"/>
+        </w:rPr>
+        <w:t>collisions</w:t>
+      </w:r>
+      <w:proofErr w:type="spellEnd"/>
+      <w:r>
+        <w:rPr>
+          <w:rFonts w:ascii="Times New Roman" w:hAnsi="Times New Roman" w:cs="Times New Roman"/>
+          <w:sz w:val="24"/>
+          <w:szCs w:val="24"/>
+        </w:rPr>
+        <w:t>'</w:t>
+      </w:r>
+    </w:p>
+    <w:p>
+      <w:pPr>
+        <w:rPr>
+          <w:rFonts w:ascii="Times New Roman" w:hAnsi="Times New Roman" w:cs="Times New Roman"/>
+          <w:sz w:val="24"/>
+          <w:szCs w:val="24"/>
+        </w:rPr>
+      </w:pPr>
+      <w:r>
+        <w:rPr>
+          <w:rFonts w:ascii="Times New Roman" w:hAnsi="Times New Roman" w:cs="Times New Roman"/>
+          <w:sz w:val="24"/>
+          <w:szCs w:val="24"/>
+        </w:rPr>
+        <w:t>- Прыжки (вертикальный импульс)</w:t>
+      </w:r>
+    </w:p>
+    <w:p>
+      <w:pPr>
+        <w:rPr>
+          <w:rFonts w:ascii="Times New Roman" w:hAnsi="Times New Roman" w:cs="Times New Roman"/>
+          <w:sz w:val="24"/>
+          <w:szCs w:val="24"/>
+        </w:rPr>
+      </w:pPr>
+      <w:r>
+        <w:rPr>
+          <w:rFonts w:ascii="Times New Roman" w:hAnsi="Times New Roman" w:cs="Times New Roman"/>
+          <w:sz w:val="24"/>
+          <w:szCs w:val="24"/>
+        </w:rPr>
+        <w:t xml:space="preserve">- Плавное движение </w:t>
+      </w:r>
+    </w:p>
+    <w:p>
+      <w:pPr>
+        <w:rPr>
+          <w:rFonts w:ascii="Times New Roman" w:hAnsi="Times New Roman" w:cs="Times New Roman"/>
+          <w:sz w:val="24"/>
+          <w:szCs w:val="24"/>
+          <w:u w:val="single"/>
+          <w:lang w:val="en-US"/>
+        </w:rPr>
+      </w:pPr>
+    </w:p>
+    <w:p>
+      <w:pPr>
+        <w:rPr>
+          <w:rFonts w:ascii="Times New Roman" w:hAnsi="Times New Roman" w:cs="Times New Roman"/>
+          <w:sz w:val="24"/>
+          <w:szCs w:val="24"/>
+          <w:u w:val="single"/>
+        </w:rPr>
+      </w:pPr>
+      <w:r>
+        <w:rPr>
+          <w:rFonts w:ascii="Times New Roman" w:hAnsi="Times New Roman" w:cs="Times New Roman"/>
+          <w:sz w:val="24"/>
+          <w:szCs w:val="24"/>
+          <w:u w:val="single"/>
+        </w:rPr>
+        <w:t>2.2.4 Система разрушения блоков</w:t>
+      </w:r>
+    </w:p>
+    <w:p>
+      <w:pPr>
+        <w:rPr>
+          <w:rFonts w:ascii="Times New Roman" w:hAnsi="Times New Roman" w:cs="Times New Roman"/>
+          <w:sz w:val="24"/>
+          <w:szCs w:val="24"/>
+        </w:rPr>
+      </w:pPr>
+    </w:p>
+    <w:p>
+      <w:pPr>
+        <w:rPr>
+          <w:rFonts w:ascii="Times New Roman" w:hAnsi="Times New Roman" w:cs="Times New Roman"/>
+          <w:sz w:val="24"/>
+          <w:szCs w:val="24"/>
+          <w:lang w:val="en-US"/>
+        </w:rPr>
+      </w:pPr>
+      <w:r>
+        <w:rPr>
+          <w:rFonts w:ascii="Times New Roman" w:hAnsi="Times New Roman" w:cs="Times New Roman"/>
+          <w:sz w:val="24"/>
+          <w:szCs w:val="24"/>
+        </w:rPr>
+        <w:t>Механика:</w:t>
+      </w:r>
+    </w:p>
+    <w:p>
+      <w:pPr>
+        <w:rPr>
+          <w:rFonts w:ascii="Times New Roman" w:hAnsi="Times New Roman" w:cs="Times New Roman"/>
+          <w:sz w:val="24"/>
+          <w:szCs w:val="24"/>
+        </w:rPr>
+      </w:pPr>
+      <w:r>
+        <w:rPr>
+          <w:rFonts w:ascii="Times New Roman" w:hAnsi="Times New Roman" w:cs="Times New Roman"/>
+          <w:sz w:val="24"/>
+          <w:szCs w:val="24"/>
+        </w:rPr>
+        <w:t>1. ЛКМ по блоку в радиусе досягаемости</w:t>
+      </w:r>
+    </w:p>
+    <w:p>
+      <w:pPr>
+        <w:rPr>
+          <w:rFonts w:ascii="Times New Roman" w:hAnsi="Times New Roman" w:cs="Times New Roman"/>
+          <w:sz w:val="24"/>
+          <w:szCs w:val="24"/>
+        </w:rPr>
+      </w:pPr>
+      <w:r>
+        <w:rPr>
+          <w:rFonts w:ascii="Times New Roman" w:hAnsi="Times New Roman" w:cs="Times New Roman"/>
+          <w:sz w:val="24"/>
+          <w:szCs w:val="24"/>
+        </w:rPr>
+        <w:t>2. Определение типа блока и его прочности (`BLOCKS_DATA`)</w:t>
+      </w:r>
+    </w:p>
+    <w:p>
+      <w:pPr>
+        <w:rPr>
+          <w:rFonts w:ascii="Times New Roman" w:hAnsi="Times New Roman" w:cs="Times New Roman"/>
+          <w:sz w:val="24"/>
+          <w:szCs w:val="24"/>
+        </w:rPr>
+      </w:pPr>
+      <w:r>
+        <w:rPr>
+          <w:rFonts w:ascii="Times New Roman" w:hAnsi="Times New Roman" w:cs="Times New Roman"/>
+          <w:sz w:val="24"/>
+          <w:szCs w:val="24"/>
+        </w:rPr>
+        <w:t>3. Учет инструмента в руке (множитель урона из `WEAPON`)</w:t>
+      </w:r>
+    </w:p>
+    <w:p>
+      <w:pPr>
+        <w:rPr>
+          <w:rFonts w:ascii="Times New Roman" w:hAnsi="Times New Roman" w:cs="Times New Roman"/>
+          <w:sz w:val="24"/>
+          <w:szCs w:val="24"/>
+          <w:lang w:val="en-US"/>
+        </w:rPr>
+      </w:pPr>
+      <w:r>
+        <w:rPr>
+          <w:rFonts w:ascii="Times New Roman" w:hAnsi="Times New Roman" w:cs="Times New Roman"/>
+          <w:sz w:val="24"/>
+          <w:szCs w:val="24"/>
+        </w:rPr>
+        <w:t>4. Расчет времени разрушения</w:t>
+      </w:r>
+    </w:p>
+    <w:p>
+      <w:pPr>
+        <w:rPr>
+          <w:rFonts w:ascii="Times New Roman" w:hAnsi="Times New Roman" w:cs="Times New Roman"/>
+          <w:sz w:val="24"/>
+          <w:szCs w:val="24"/>
+        </w:rPr>
+      </w:pPr>
+      <w:r>
+        <w:rPr>
+          <w:rFonts w:ascii="Times New Roman" w:hAnsi="Times New Roman" w:cs="Times New Roman"/>
+          <w:sz w:val="24"/>
+          <w:szCs w:val="24"/>
+        </w:rPr>
+        <w:t>5. Анимация трещины (8 кадров)</w:t>
+      </w:r>
+    </w:p>
+    <w:p>
+      <w:pPr>
+        <w:rPr>
+          <w:rFonts w:ascii="Times New Roman" w:hAnsi="Times New Roman" w:cs="Times New Roman"/>
+          <w:sz w:val="24"/>
+          <w:szCs w:val="24"/>
+        </w:rPr>
+      </w:pPr>
+      <w:r>
+        <w:rPr>
+          <w:rFonts w:ascii="Times New Roman" w:hAnsi="Times New Roman" w:cs="Times New Roman"/>
+          <w:sz w:val="24"/>
+          <w:szCs w:val="24"/>
+        </w:rPr>
+        <w:lastRenderedPageBreak/>
+        <w:t>6. Звуковое сопровождение</w:t>
+      </w:r>
+    </w:p>
+    <w:p>
+      <w:pPr>
+        <w:rPr>
+          <w:rFonts w:ascii="Times New Roman" w:hAnsi="Times New Roman" w:cs="Times New Roman"/>
+          <w:sz w:val="24"/>
+          <w:szCs w:val="24"/>
+        </w:rPr>
+      </w:pPr>
+      <w:r>
+        <w:rPr>
+          <w:rFonts w:ascii="Times New Roman" w:hAnsi="Times New Roman" w:cs="Times New Roman"/>
+          <w:sz w:val="24"/>
+          <w:szCs w:val="24"/>
+        </w:rPr>
+        <w:t>7. При успешном разрушении – добавление ресурса в инвентарь</w:t>
+      </w:r>
+    </w:p>
+    <w:p>
+      <w:pPr>
+        <w:rPr>
+          <w:rFonts w:ascii="Times New Roman" w:hAnsi="Times New Roman" w:cs="Times New Roman"/>
+          <w:sz w:val="24"/>
+          <w:szCs w:val="24"/>
+        </w:rPr>
+      </w:pPr>
+    </w:p>
+    <w:p>
+      <w:pPr>
+        <w:rPr>
+          <w:rFonts w:ascii="Times New Roman" w:hAnsi="Times New Roman" w:cs="Times New Roman"/>
+          <w:sz w:val="24"/>
+          <w:szCs w:val="24"/>
+          <w:lang w:val="en-US"/>
+        </w:rPr>
+      </w:pPr>
+      <w:r>
+        <w:rPr>
+          <w:rFonts w:ascii="Times New Roman" w:hAnsi="Times New Roman" w:cs="Times New Roman"/>
+          <w:sz w:val="24"/>
+          <w:szCs w:val="24"/>
+        </w:rPr>
+        <w:t>Особенности дропа:</w:t>
+      </w:r>
+    </w:p>
+    <w:p>
+      <w:pPr>
+        <w:rPr>
+          <w:rFonts w:ascii="Times New Roman" w:hAnsi="Times New Roman" w:cs="Times New Roman"/>
+          <w:sz w:val="24"/>
+          <w:szCs w:val="24"/>
+        </w:rPr>
+      </w:pPr>
+      <w:r>
+        <w:rPr>
+          <w:rFonts w:ascii="Times New Roman" w:hAnsi="Times New Roman" w:cs="Times New Roman"/>
+          <w:sz w:val="24"/>
+          <w:szCs w:val="24"/>
+        </w:rPr>
+        <w:t>- Уголь, железо, камень → руда (coal2, iron2, stone2)</w:t>
+      </w:r>
+    </w:p>
+    <w:p>
+      <w:pPr>
+        <w:rPr>
+          <w:rFonts w:ascii="Times New Roman" w:hAnsi="Times New Roman" w:cs="Times New Roman"/>
+          <w:sz w:val="24"/>
+          <w:szCs w:val="24"/>
+        </w:rPr>
+      </w:pPr>
+      <w:r>
+        <w:rPr>
+          <w:rFonts w:ascii="Times New Roman" w:hAnsi="Times New Roman" w:cs="Times New Roman"/>
+          <w:sz w:val="24"/>
+          <w:szCs w:val="24"/>
+        </w:rPr>
+        <w:t>- Золото, алмазы → руда только с соответствующей киркой</w:t>
+      </w:r>
+    </w:p>
+    <w:p>
+      <w:pPr>
+        <w:rPr>
+          <w:rFonts w:ascii="Times New Roman" w:hAnsi="Times New Roman" w:cs="Times New Roman"/>
+          <w:sz w:val="24"/>
+          <w:szCs w:val="24"/>
+        </w:rPr>
+      </w:pPr>
+      <w:r>
+        <w:rPr>
+          <w:rFonts w:ascii="Times New Roman" w:hAnsi="Times New Roman" w:cs="Times New Roman"/>
+          <w:sz w:val="24"/>
+          <w:szCs w:val="24"/>
+        </w:rPr>
+        <w:t>- Трава → земля</w:t>
+      </w:r>
+    </w:p>
+    <w:p>
+      <w:pPr>
+        <w:rPr>
+          <w:rFonts w:ascii="Times New Roman" w:hAnsi="Times New Roman" w:cs="Times New Roman"/>
+          <w:sz w:val="24"/>
+          <w:szCs w:val="24"/>
+        </w:rPr>
+      </w:pPr>
+    </w:p>
+    <w:p>
+      <w:pPr>
+        <w:rPr>
+          <w:rFonts w:ascii="Times New Roman" w:hAnsi="Times New Roman" w:cs="Times New Roman"/>
+          <w:sz w:val="24"/>
+          <w:szCs w:val="24"/>
+          <w:u w:val="single"/>
+        </w:rPr>
+      </w:pPr>
+      <w:r>
+        <w:rPr>
+          <w:rFonts w:ascii="Times New Roman" w:hAnsi="Times New Roman" w:cs="Times New Roman"/>
+          <w:sz w:val="24"/>
+          <w:szCs w:val="24"/>
+          <w:u w:val="single"/>
+        </w:rPr>
+        <w:t>2.2.5 Боевая система</w:t>
+      </w:r>
+    </w:p>
+    <w:p>
+      <w:pPr>
+        <w:rPr>
+          <w:rFonts w:ascii="Times New Roman" w:hAnsi="Times New Roman" w:cs="Times New Roman"/>
+          <w:sz w:val="24"/>
+          <w:szCs w:val="24"/>
+        </w:rPr>
+      </w:pPr>
+    </w:p>
+    <w:p>
+      <w:pPr>
+        <w:rPr>
+          <w:rFonts w:ascii="Times New Roman" w:hAnsi="Times New Roman" w:cs="Times New Roman"/>
+          <w:sz w:val="24"/>
+          <w:szCs w:val="24"/>
+          <w:lang w:val="en-US"/>
+        </w:rPr>
+      </w:pPr>
+      <w:r>
+        <w:rPr>
+          <w:rFonts w:ascii="Times New Roman" w:hAnsi="Times New Roman" w:cs="Times New Roman"/>
+          <w:sz w:val="24"/>
+          <w:szCs w:val="24"/>
+        </w:rPr>
+        <w:t>Характеристики:</w:t>
+      </w:r>
+    </w:p>
+    <w:p>
+      <w:pPr>
+        <w:rPr>
+          <w:rFonts w:ascii="Times New Roman" w:hAnsi="Times New Roman" w:cs="Times New Roman"/>
+          <w:sz w:val="24"/>
+          <w:szCs w:val="24"/>
+        </w:rPr>
+      </w:pPr>
+      <w:r>
+        <w:rPr>
+          <w:rFonts w:ascii="Times New Roman" w:hAnsi="Times New Roman" w:cs="Times New Roman"/>
+          <w:sz w:val="24"/>
+          <w:szCs w:val="24"/>
+        </w:rPr>
+        <w:t>- Дальность атаки: 150 пикселей</w:t>
+      </w:r>
+    </w:p>
+    <w:p>
+      <w:pPr>
+        <w:rPr>
+          <w:rFonts w:ascii="Times New Roman" w:hAnsi="Times New Roman" w:cs="Times New Roman"/>
+          <w:sz w:val="24"/>
+          <w:szCs w:val="24"/>
+        </w:rPr>
+      </w:pPr>
+      <w:r>
+        <w:rPr>
+          <w:rFonts w:ascii="Times New Roman" w:hAnsi="Times New Roman" w:cs="Times New Roman"/>
+          <w:sz w:val="24"/>
+          <w:szCs w:val="24"/>
+        </w:rPr>
+        <w:t>- Базовый урон: 5 HP</w:t>
+      </w:r>
+    </w:p>
+    <w:p>
+      <w:pPr>
+        <w:rPr>
+          <w:rFonts w:ascii="Times New Roman" w:hAnsi="Times New Roman" w:cs="Times New Roman"/>
+          <w:sz w:val="24"/>
+          <w:szCs w:val="24"/>
+        </w:rPr>
+      </w:pPr>
+      <w:r>
+        <w:rPr>
+          <w:rFonts w:ascii="Times New Roman" w:hAnsi="Times New Roman" w:cs="Times New Roman"/>
+          <w:sz w:val="24"/>
+          <w:szCs w:val="24"/>
+        </w:rPr>
+        <w:t>- Здоровье монстра: 50 HP</w:t>
+      </w:r>
+    </w:p>
+    <w:p>
+      <w:pPr>
+        <w:rPr>
+          <w:rFonts w:ascii="Times New Roman" w:hAnsi="Times New Roman" w:cs="Times New Roman"/>
+          <w:sz w:val="24"/>
+          <w:szCs w:val="24"/>
+        </w:rPr>
+      </w:pPr>
+      <w:r>
+        <w:rPr>
+          <w:rFonts w:ascii="Times New Roman" w:hAnsi="Times New Roman" w:cs="Times New Roman"/>
+          <w:sz w:val="24"/>
+          <w:szCs w:val="24"/>
+        </w:rPr>
+        <w:t>- Задержка атаки: 1 секунда</w:t>
+      </w:r>
+    </w:p>
+    <w:p>
+      <w:pPr>
+        <w:rPr>
+          <w:rFonts w:ascii="Times New Roman" w:hAnsi="Times New Roman" w:cs="Times New Roman"/>
+          <w:sz w:val="24"/>
+          <w:szCs w:val="24"/>
+        </w:rPr>
+      </w:pPr>
+    </w:p>
+    <w:p>
+      <w:pPr>
+        <w:rPr>
+          <w:rFonts w:ascii="Times New Roman" w:hAnsi="Times New Roman" w:cs="Times New Roman"/>
+          <w:sz w:val="24"/>
+          <w:szCs w:val="24"/>
+          <w:lang w:val="en-US"/>
+        </w:rPr>
+      </w:pPr>
+      <w:r>
+        <w:rPr>
+          <w:rFonts w:ascii="Times New Roman" w:hAnsi="Times New Roman" w:cs="Times New Roman"/>
+          <w:sz w:val="24"/>
+          <w:szCs w:val="24"/>
+        </w:rPr>
+        <w:t>Механика:</w:t>
+      </w:r>
+    </w:p>
+    <w:p>
+      <w:pPr>
+        <w:rPr>
+          <w:rFonts w:ascii="Times New Roman" w:hAnsi="Times New Roman" w:cs="Times New Roman"/>
+          <w:sz w:val="24"/>
+          <w:szCs w:val="24"/>
+        </w:rPr>
+      </w:pPr>
+      <w:r>
+        <w:rPr>
+          <w:rFonts w:ascii="Times New Roman" w:hAnsi="Times New Roman" w:cs="Times New Roman"/>
+          <w:sz w:val="24"/>
+          <w:szCs w:val="24"/>
+        </w:rPr>
+        <w:t>1. Проверка попадания по монстру при клике</w:t>
+      </w:r>
+    </w:p>
+    <w:p>
+      <w:pPr>
+        <w:rPr>
+          <w:rFonts w:ascii="Times New Roman" w:hAnsi="Times New Roman" w:cs="Times New Roman"/>
+          <w:sz w:val="24"/>
+          <w:szCs w:val="24"/>
+        </w:rPr>
+      </w:pPr>
+      <w:r>
+        <w:rPr>
+          <w:rFonts w:ascii="Times New Roman" w:hAnsi="Times New Roman" w:cs="Times New Roman"/>
+          <w:sz w:val="24"/>
+          <w:szCs w:val="24"/>
+        </w:rPr>
+        <w:t>2. Расчет расстояния до цели</w:t>
+      </w:r>
+    </w:p>
+    <w:p>
+      <w:pPr>
+        <w:rPr>
+          <w:rFonts w:ascii="Times New Roman" w:hAnsi="Times New Roman" w:cs="Times New Roman"/>
+          <w:sz w:val="24"/>
+          <w:szCs w:val="24"/>
+        </w:rPr>
+      </w:pPr>
+      <w:r>
+        <w:rPr>
+          <w:rFonts w:ascii="Times New Roman" w:hAnsi="Times New Roman" w:cs="Times New Roman"/>
+          <w:sz w:val="24"/>
+          <w:szCs w:val="24"/>
+        </w:rPr>
+        <w:t>3. Применение урона с учетом оружия (меч: множитель урона)</w:t>
+      </w:r>
+    </w:p>
+    <w:p>
+      <w:pPr>
+        <w:rPr>
+          <w:rFonts w:ascii="Times New Roman" w:hAnsi="Times New Roman" w:cs="Times New Roman"/>
+          <w:sz w:val="24"/>
+          <w:szCs w:val="24"/>
+        </w:rPr>
+      </w:pPr>
+      <w:r>
+        <w:rPr>
+          <w:rFonts w:ascii="Times New Roman" w:hAnsi="Times New Roman" w:cs="Times New Roman"/>
+          <w:sz w:val="24"/>
+          <w:szCs w:val="24"/>
+        </w:rPr>
+        <w:t>4. Воспроизведение звука удара</w:t>
+      </w:r>
+    </w:p>
+    <w:p>
+      <w:pPr>
+        <w:rPr>
+          <w:rFonts w:ascii="Times New Roman" w:hAnsi="Times New Roman" w:cs="Times New Roman"/>
+          <w:sz w:val="24"/>
+          <w:szCs w:val="24"/>
+        </w:rPr>
+      </w:pPr>
+      <w:r>
+        <w:rPr>
+          <w:rFonts w:ascii="Times New Roman" w:hAnsi="Times New Roman" w:cs="Times New Roman"/>
+          <w:sz w:val="24"/>
+          <w:szCs w:val="24"/>
+        </w:rPr>
+        <w:t>5. Удаление монстра при достижении 0 HP</w:t>
+      </w:r>
+    </w:p>
+    <w:p>
+      <w:pPr>
+        <w:rPr>
+          <w:rFonts w:ascii="Times New Roman" w:hAnsi="Times New Roman" w:cs="Times New Roman"/>
+          <w:sz w:val="24"/>
+          <w:szCs w:val="24"/>
+        </w:rPr>
+      </w:pPr>
+      <w:r>
+        <w:rPr>
+          <w:rFonts w:ascii="Times New Roman" w:hAnsi="Times New Roman" w:cs="Times New Roman"/>
+          <w:sz w:val="24"/>
+          <w:szCs w:val="24"/>
+        </w:rPr>
+        <w:t xml:space="preserve">6. </w:t>
+      </w:r>
+      <w:proofErr w:type="spellStart"/>
+      <w:r>
+        <w:rPr>
+          <w:rFonts w:ascii="Times New Roman" w:hAnsi="Times New Roman" w:cs="Times New Roman"/>
+          <w:sz w:val="24"/>
+          <w:szCs w:val="24"/>
+        </w:rPr>
+        <w:t>С</w:t>
+      </w:r>
+      <w:proofErr w:type="spellEnd"/>
+      <w:r>
+        <w:rPr>
+          <w:rFonts w:ascii="Times New Roman" w:hAnsi="Times New Roman" w:cs="Times New Roman"/>
+          <w:sz w:val="24"/>
+          <w:szCs w:val="24"/>
+        </w:rPr>
+        <w:t>пав</w:t>
+      </w:r>
+      <w:proofErr w:type="spellStart"/>
+      <w:r>
+        <w:rPr>
+          <w:rFonts w:ascii="Times New Roman" w:hAnsi="Times New Roman" w:cs="Times New Roman"/>
+          <w:sz w:val="24"/>
+          <w:szCs w:val="24"/>
+        </w:rPr>
+        <w:t>н</w:t>
+      </w:r>
+      <w:proofErr w:type="spellEnd"/>
+      <w:r>
+        <w:rPr>
+          <w:rFonts w:ascii="Times New Roman" w:hAnsi="Times New Roman" w:cs="Times New Roman"/>
+          <w:sz w:val="24"/>
+          <w:szCs w:val="24"/>
+        </w:rPr>
+        <w:t xml:space="preserve"> мобов по таймеру во время ночи и исчезновение их днём</w:t>
+      </w:r>
+    </w:p>
+    <w:p>
+      <w:pPr>
+        <w:rPr>
+          <w:rFonts w:ascii="Times New Roman" w:hAnsi="Times New Roman" w:cs="Times New Roman"/>
+          <w:sz w:val="24"/>
+          <w:szCs w:val="24"/>
+          <w:u w:val="single"/>
+        </w:rPr>
+      </w:pPr>
+    </w:p>
+    <w:p>
+      <w:pPr>
+        <w:rPr>
+          <w:rFonts w:ascii="Times New Roman" w:hAnsi="Times New Roman" w:cs="Times New Roman"/>
+          <w:sz w:val="24"/>
+          <w:szCs w:val="24"/>
+          <w:u w:val="single"/>
+        </w:rPr>
+      </w:pPr>
+      <w:r>
+        <w:rPr>
+          <w:rFonts w:ascii="Times New Roman" w:hAnsi="Times New Roman" w:cs="Times New Roman"/>
+          <w:sz w:val="24"/>
+          <w:szCs w:val="24"/>
+          <w:u w:val="single"/>
+        </w:rPr>
+        <w:t>2.2.6 Система сохранения</w:t>
+      </w:r>
+    </w:p>
+    <w:p>
+      <w:pPr>
+        <w:rPr>
+          <w:rFonts w:ascii="Times New Roman" w:hAnsi="Times New Roman" w:cs="Times New Roman"/>
+          <w:sz w:val="24"/>
+          <w:szCs w:val="24"/>
+        </w:rPr>
+      </w:pPr>
+    </w:p>
+    <w:p>
+      <w:pPr>
+        <w:rPr>
+          <w:rFonts w:ascii="Times New Roman" w:hAnsi="Times New Roman" w:cs="Times New Roman"/>
+          <w:sz w:val="24"/>
+          <w:szCs w:val="24"/>
+        </w:rPr>
+      </w:pPr>
+      <w:r>
+        <w:rPr>
+          <w:rFonts w:ascii="Times New Roman" w:hAnsi="Times New Roman" w:cs="Times New Roman"/>
+          <w:sz w:val="24"/>
+          <w:szCs w:val="24"/>
+        </w:rPr>
+        <w:t>Формат данных: JSON</w:t>
+      </w:r>
+    </w:p>
+    <w:p>
+      <w:pPr>
+        <w:rPr>
+          <w:rFonts w:ascii="Times New Roman" w:hAnsi="Times New Roman" w:cs="Times New Roman"/>
+          <w:sz w:val="24"/>
+          <w:szCs w:val="24"/>
+          <w:lang w:val="en-US"/>
+        </w:rPr>
+      </w:pPr>
+    </w:p>
+    <w:p>
+      <w:pPr>
+        <w:rPr>
+          <w:rFonts w:ascii="Times New Roman" w:hAnsi="Times New Roman" w:cs="Times New Roman"/>
+          <w:sz w:val="24"/>
+          <w:szCs w:val="24"/>
+        </w:rPr>
+      </w:pPr>
+      <w:r>
+        <w:rPr>
+          <w:rFonts w:ascii="Times New Roman" w:hAnsi="Times New Roman" w:cs="Times New Roman"/>
+          <w:sz w:val="24"/>
+          <w:szCs w:val="24"/>
+        </w:rPr>
+        <w:t>Особенности:</w:t>
+      </w:r>
+    </w:p>
+    <w:p>
+      <w:pPr>
+        <w:rPr>
+          <w:rFonts w:ascii="Times New Roman" w:hAnsi="Times New Roman" w:cs="Times New Roman"/>
+          <w:sz w:val="24"/>
+          <w:szCs w:val="24"/>
+        </w:rPr>
+      </w:pPr>
+      <w:r>
+        <w:rPr>
+          <w:rFonts w:ascii="Times New Roman" w:hAnsi="Times New Roman" w:cs="Times New Roman"/>
+          <w:sz w:val="24"/>
+          <w:szCs w:val="24"/>
+        </w:rPr>
+        <w:t>- Автосохранение при закрытии игры</w:t>
+      </w:r>
+    </w:p>
+    <w:p>
+      <w:pPr>
+        <w:rPr>
+          <w:rFonts w:ascii="Times New Roman" w:hAnsi="Times New Roman" w:cs="Times New Roman"/>
+          <w:sz w:val="24"/>
+          <w:szCs w:val="24"/>
+        </w:rPr>
+      </w:pPr>
+      <w:r>
+        <w:rPr>
+          <w:rFonts w:ascii="Times New Roman" w:hAnsi="Times New Roman" w:cs="Times New Roman"/>
+          <w:sz w:val="24"/>
+          <w:szCs w:val="24"/>
+        </w:rPr>
+        <w:t>- Загрузка при старте (если файл существует)</w:t>
+      </w:r>
+    </w:p>
+    <w:p>
+      <w:pPr>
+        <w:rPr>
+          <w:rFonts w:ascii="Times New Roman" w:hAnsi="Times New Roman" w:cs="Times New Roman"/>
+          <w:sz w:val="24"/>
+          <w:szCs w:val="24"/>
+        </w:rPr>
+      </w:pPr>
+      <w:r>
+        <w:rPr>
+          <w:rFonts w:ascii="Times New Roman" w:hAnsi="Times New Roman" w:cs="Times New Roman"/>
+          <w:sz w:val="24"/>
+          <w:szCs w:val="24"/>
+        </w:rPr>
+        <w:t>- Возврат предметов из крафта перед сохранением</w:t>
+      </w:r>
+    </w:p>
+    <w:p>
+      <w:pPr>
+        <w:rPr>
+          <w:rFonts w:ascii="Times New Roman" w:hAnsi="Times New Roman" w:cs="Times New Roman"/>
+          <w:sz w:val="24"/>
+          <w:szCs w:val="24"/>
+        </w:rPr>
+      </w:pPr>
+    </w:p>
+    <w:p>
+      <w:pPr>
+        <w:rPr>
+          <w:rFonts w:ascii="Times New Roman" w:hAnsi="Times New Roman" w:cs="Times New Roman"/>
+          <w:sz w:val="24"/>
+          <w:szCs w:val="24"/>
+          <w:u w:val="single"/>
+          <w:lang w:val="en-US"/>
+        </w:rPr>
+      </w:pPr>
+      <w:r>
+        <w:rPr>
+          <w:rFonts w:ascii="Times New Roman" w:hAnsi="Times New Roman" w:cs="Times New Roman"/>
+          <w:sz w:val="24"/>
+          <w:szCs w:val="24"/>
+          <w:u w:val="single"/>
+        </w:rPr>
+        <w:t>2.2.7 Камера</w:t>
+      </w:r>
+    </w:p>
+    <w:p>
+      <w:pPr>
+        <w:rPr>
+          <w:rFonts w:ascii="Times New Roman" w:hAnsi="Times New Roman" w:cs="Times New Roman"/>
+          <w:sz w:val="24"/>
+          <w:szCs w:val="24"/>
+          <w:lang w:val="en-US"/>
+        </w:rPr>
+      </w:pPr>
+      <w:r>
+        <w:rPr>
+          <w:rFonts w:ascii="Times New Roman" w:hAnsi="Times New Roman" w:cs="Times New Roman"/>
+          <w:sz w:val="24"/>
+          <w:szCs w:val="24"/>
+        </w:rPr>
+        <w:lastRenderedPageBreak/>
+        <w:t>Тип: Следящая камера с плавным движением</w:t>
+      </w:r>
+    </w:p>
+    <w:p>
+      <w:pPr>
+        <w:rPr>
+          <w:rFonts w:ascii="Times New Roman" w:hAnsi="Times New Roman" w:cs="Times New Roman"/>
+          <w:sz w:val="24"/>
+          <w:szCs w:val="24"/>
+        </w:rPr>
+      </w:pPr>
+      <w:r>
+        <w:rPr>
+          <w:rFonts w:ascii="Times New Roman" w:hAnsi="Times New Roman" w:cs="Times New Roman"/>
+          <w:sz w:val="24"/>
+          <w:szCs w:val="24"/>
+        </w:rPr>
+        <w:t>Ограничения: Камера не выходит за границы мира</w:t>
+      </w:r>
+    </w:p>
+    <w:p>
+      <w:pPr>
+        <w:rPr>
+          <w:rFonts w:ascii="Times New Roman" w:hAnsi="Times New Roman" w:cs="Times New Roman"/>
+          <w:sz w:val="24"/>
+          <w:szCs w:val="24"/>
+        </w:rPr>
+      </w:pPr>
+    </w:p>
+    <w:p>
+      <w:pPr>
+        <w:rPr>
+          <w:rFonts w:ascii="Times New Roman" w:hAnsi="Times New Roman" w:cs="Times New Roman"/>
+          <w:sz w:val="24"/>
+          <w:szCs w:val="24"/>
+          <w:u w:val="single"/>
+        </w:rPr>
+      </w:pPr>
+      <w:r>
+        <w:rPr>
+          <w:rFonts w:ascii="Times New Roman" w:hAnsi="Times New Roman" w:cs="Times New Roman"/>
+          <w:sz w:val="24"/>
+          <w:szCs w:val="24"/>
+          <w:u w:val="single"/>
+        </w:rPr>
+        <w:t>2.2.8 Анимации</w:t>
+      </w:r>
+    </w:p>
+    <w:p>
+      <w:pPr>
+        <w:rPr>
+          <w:rFonts w:ascii="Times New Roman" w:hAnsi="Times New Roman" w:cs="Times New Roman"/>
+          <w:sz w:val="24"/>
+          <w:szCs w:val="24"/>
+        </w:rPr>
+      </w:pPr>
+    </w:p>
+    <w:p>
+      <w:pPr>
+        <w:rPr>
+          <w:rFonts w:ascii="Times New Roman" w:hAnsi="Times New Roman" w:cs="Times New Roman"/>
+          <w:sz w:val="24"/>
+          <w:szCs w:val="24"/>
+          <w:lang w:val="en-US"/>
+        </w:rPr>
+      </w:pPr>
+      <w:r>
+        <w:rPr>
+          <w:rFonts w:ascii="Times New Roman" w:hAnsi="Times New Roman" w:cs="Times New Roman"/>
+          <w:sz w:val="24"/>
+          <w:szCs w:val="24"/>
+        </w:rPr>
+        <w:t>Игрок:</w:t>
+      </w:r>
+    </w:p>
+    <w:p>
+      <w:pPr>
+        <w:rPr>
+          <w:rFonts w:ascii="Times New Roman" w:hAnsi="Times New Roman" w:cs="Times New Roman"/>
+          <w:sz w:val="24"/>
+          <w:szCs w:val="24"/>
+        </w:rPr>
+      </w:pPr>
+      <w:r>
+        <w:rPr>
+          <w:rFonts w:ascii="Times New Roman" w:hAnsi="Times New Roman" w:cs="Times New Roman"/>
+          <w:sz w:val="24"/>
+          <w:szCs w:val="24"/>
+        </w:rPr>
+        <w:t>- 6-7 кадров анимации ходьбы</w:t>
+      </w:r>
+    </w:p>
+    <w:p>
+      <w:pPr>
+        <w:rPr>
+          <w:rFonts w:ascii="Times New Roman" w:hAnsi="Times New Roman" w:cs="Times New Roman"/>
+          <w:sz w:val="24"/>
+          <w:szCs w:val="24"/>
+        </w:rPr>
+      </w:pPr>
+      <w:r>
+        <w:rPr>
+          <w:rFonts w:ascii="Times New Roman" w:hAnsi="Times New Roman" w:cs="Times New Roman"/>
+          <w:sz w:val="24"/>
+          <w:szCs w:val="24"/>
+        </w:rPr>
+        <w:t>- Скорость смены кадров: 0.15 сек</w:t>
+      </w:r>
+    </w:p>
+    <w:p>
+      <w:pPr>
+        <w:rPr>
+          <w:rFonts w:ascii="Times New Roman" w:hAnsi="Times New Roman" w:cs="Times New Roman"/>
+          <w:sz w:val="24"/>
+          <w:szCs w:val="24"/>
+          <w:lang w:val="en-US"/>
+        </w:rPr>
+      </w:pPr>
+      <w:r>
+        <w:rPr>
+          <w:rFonts w:ascii="Times New Roman" w:hAnsi="Times New Roman" w:cs="Times New Roman"/>
+          <w:sz w:val="24"/>
+          <w:szCs w:val="24"/>
+        </w:rPr>
+        <w:t>- Отражение по горизонтали при смене направления</w:t>
+      </w:r>
+    </w:p>
+    <w:p>
+      <w:pPr>
+        <w:rPr>
+          <w:rFonts w:ascii="Times New Roman" w:hAnsi="Times New Roman" w:cs="Times New Roman"/>
+          <w:sz w:val="24"/>
+          <w:szCs w:val="24"/>
+          <w:lang w:val="en-US"/>
+        </w:rPr>
+      </w:pPr>
+      <w:r>
+        <w:rPr>
+          <w:rFonts w:ascii="Times New Roman" w:hAnsi="Times New Roman" w:cs="Times New Roman"/>
+          <w:sz w:val="24"/>
+          <w:szCs w:val="24"/>
+        </w:rPr>
+        <w:t>Монстр:</w:t>
+      </w:r>
+    </w:p>
+    <w:p>
+      <w:pPr>
+        <w:rPr>
+          <w:rFonts w:ascii="Times New Roman" w:hAnsi="Times New Roman" w:cs="Times New Roman"/>
+          <w:sz w:val="24"/>
+          <w:szCs w:val="24"/>
+        </w:rPr>
+      </w:pPr>
+      <w:r>
+        <w:rPr>
+          <w:rFonts w:ascii="Times New Roman" w:hAnsi="Times New Roman" w:cs="Times New Roman"/>
+          <w:sz w:val="24"/>
+          <w:szCs w:val="24"/>
+        </w:rPr>
+        <w:t>- 6 кадров анимации ходьбы</w:t>
+      </w:r>
+    </w:p>
+    <w:p>
+      <w:pPr>
+        <w:rPr>
+          <w:rFonts w:ascii="Times New Roman" w:hAnsi="Times New Roman" w:cs="Times New Roman"/>
+          <w:sz w:val="24"/>
+          <w:szCs w:val="24"/>
+        </w:rPr>
+      </w:pPr>
+      <w:r>
+        <w:rPr>
+          <w:rFonts w:ascii="Times New Roman" w:hAnsi="Times New Roman" w:cs="Times New Roman"/>
+          <w:sz w:val="24"/>
+          <w:szCs w:val="24"/>
+        </w:rPr>
+        <w:t>- Звук ходьбы (циклический)</w:t>
+      </w:r>
+    </w:p>
+    <w:p>
+      <w:pPr>
+        <w:rPr>
+          <w:rFonts w:ascii="Times New Roman" w:hAnsi="Times New Roman" w:cs="Times New Roman"/>
+          <w:sz w:val="24"/>
+          <w:szCs w:val="24"/>
+          <w:lang w:val="en-US"/>
+        </w:rPr>
+      </w:pPr>
+      <w:r>
+        <w:rPr>
+          <w:rFonts w:ascii="Times New Roman" w:hAnsi="Times New Roman" w:cs="Times New Roman"/>
+          <w:sz w:val="24"/>
+          <w:szCs w:val="24"/>
+        </w:rPr>
+        <w:t>- Анимация получения урона</w:t>
+      </w:r>
+    </w:p>
+    <w:p>
+      <w:pPr>
+        <w:rPr>
+          <w:rFonts w:ascii="Times New Roman" w:hAnsi="Times New Roman" w:cs="Times New Roman"/>
+          <w:sz w:val="24"/>
+          <w:szCs w:val="24"/>
+          <w:lang w:val="en-US"/>
+        </w:rPr>
+      </w:pPr>
+      <w:r>
+        <w:rPr>
+          <w:rFonts w:ascii="Times New Roman" w:hAnsi="Times New Roman" w:cs="Times New Roman"/>
+          <w:sz w:val="24"/>
+          <w:szCs w:val="24"/>
+        </w:rPr>
+        <w:t>Разрушение:</w:t>
+      </w:r>
+    </w:p>
+    <w:p>
+      <w:pPr>
+        <w:rPr>
+          <w:rFonts w:ascii="Times New Roman" w:hAnsi="Times New Roman" w:cs="Times New Roman"/>
+          <w:sz w:val="24"/>
+          <w:szCs w:val="24"/>
+        </w:rPr>
+      </w:pPr>
+      <w:r>
+        <w:rPr>
+          <w:rFonts w:ascii="Times New Roman" w:hAnsi="Times New Roman" w:cs="Times New Roman"/>
+          <w:sz w:val="24"/>
+          <w:szCs w:val="24"/>
+        </w:rPr>
+        <w:t>- 9 кадров трещины</w:t>
+      </w:r>
+    </w:p>
+    <w:p>
+      <w:pPr>
+        <w:rPr>
+          <w:rFonts w:ascii="Times New Roman" w:hAnsi="Times New Roman" w:cs="Times New Roman"/>
+          <w:sz w:val="24"/>
+          <w:szCs w:val="24"/>
+        </w:rPr>
+      </w:pPr>
+      <w:r>
+        <w:rPr>
+          <w:rFonts w:ascii="Times New Roman" w:hAnsi="Times New Roman" w:cs="Times New Roman"/>
+          <w:sz w:val="24"/>
+          <w:szCs w:val="24"/>
+        </w:rPr>
+        <w:t>- Скорость анимации привязана ко времени разрушения</w:t>
+      </w:r>
+    </w:p>
+    <w:p>
+      <w:pPr>
+        <w:rPr>
+          <w:rFonts w:ascii="Times New Roman" w:hAnsi="Times New Roman" w:cs="Times New Roman"/>
+          <w:sz w:val="24"/>
+          <w:szCs w:val="24"/>
+          <w:u w:val="single"/>
+        </w:rPr>
+      </w:pPr>
+    </w:p>
+    <w:p>
+      <w:pPr>
+        <w:rPr>
+          <w:rFonts w:ascii="Times New Roman" w:hAnsi="Times New Roman" w:cs="Times New Roman"/>
+          <w:sz w:val="24"/>
+          <w:szCs w:val="24"/>
+          <w:u w:val="single"/>
+        </w:rPr>
+      </w:pPr>
+      <w:r>
+        <w:rPr>
+          <w:rFonts w:ascii="Times New Roman" w:hAnsi="Times New Roman" w:cs="Times New Roman"/>
+          <w:sz w:val="24"/>
+          <w:szCs w:val="24"/>
+          <w:u w:val="single"/>
+        </w:rPr>
+        <w:t>2.2.9 Звуковая система</w:t>
+      </w:r>
+    </w:p>
+    <w:p>
+      <w:pPr>
+        <w:rPr>
+          <w:rFonts w:ascii="Times New Roman" w:hAnsi="Times New Roman" w:cs="Times New Roman"/>
+          <w:sz w:val="24"/>
+          <w:szCs w:val="24"/>
+        </w:rPr>
+      </w:pPr>
+    </w:p>
+    <w:p>
+      <w:pPr>
+        <w:rPr>
+          <w:rFonts w:ascii="Times New Roman" w:hAnsi="Times New Roman" w:cs="Times New Roman"/>
+          <w:sz w:val="24"/>
+          <w:szCs w:val="24"/>
+          <w:lang w:val="en-US"/>
+        </w:rPr>
+      </w:pPr>
+      <w:r>
+        <w:rPr>
+          <w:rFonts w:ascii="Times New Roman" w:hAnsi="Times New Roman" w:cs="Times New Roman"/>
+          <w:sz w:val="24"/>
+          <w:szCs w:val="24"/>
+        </w:rPr>
+        <w:t>Категории звуков:</w:t>
+      </w:r>
+    </w:p>
+    <w:p>
+      <w:pPr>
+        <w:rPr>
+          <w:rFonts w:ascii="Times New Roman" w:hAnsi="Times New Roman" w:cs="Times New Roman"/>
+          <w:sz w:val="24"/>
+          <w:szCs w:val="24"/>
+        </w:rPr>
+      </w:pPr>
+      <w:r>
+        <w:rPr>
+          <w:rFonts w:ascii="Times New Roman" w:hAnsi="Times New Roman" w:cs="Times New Roman"/>
+          <w:sz w:val="24"/>
+          <w:szCs w:val="24"/>
+        </w:rPr>
+        <w:t>- Фоновая музыка (циклическая)</w:t>
+      </w:r>
+    </w:p>
+    <w:p>
+      <w:pPr>
+        <w:rPr>
+          <w:rFonts w:ascii="Times New Roman" w:hAnsi="Times New Roman" w:cs="Times New Roman"/>
+          <w:sz w:val="24"/>
+          <w:szCs w:val="24"/>
+        </w:rPr>
+      </w:pPr>
+      <w:r>
+        <w:rPr>
+          <w:rFonts w:ascii="Times New Roman" w:hAnsi="Times New Roman" w:cs="Times New Roman"/>
+          <w:sz w:val="24"/>
+          <w:szCs w:val="24"/>
+        </w:rPr>
+        <w:t>- Звуки ходьбы (игрок, монстры)</w:t>
+      </w:r>
+    </w:p>
+    <w:p>
+      <w:pPr>
+        <w:rPr>
+          <w:rFonts w:ascii="Times New Roman" w:hAnsi="Times New Roman" w:cs="Times New Roman"/>
+          <w:sz w:val="24"/>
+          <w:szCs w:val="24"/>
+        </w:rPr>
+      </w:pPr>
+      <w:r>
+        <w:rPr>
+          <w:rFonts w:ascii="Times New Roman" w:hAnsi="Times New Roman" w:cs="Times New Roman"/>
+          <w:sz w:val="24"/>
+          <w:szCs w:val="24"/>
+        </w:rPr>
+        <w:t>- Звуки разрушения (трава, дерево, камень)</w:t>
+      </w:r>
+    </w:p>
+    <w:p>
+      <w:pPr>
+        <w:rPr>
+          <w:rFonts w:ascii="Times New Roman" w:hAnsi="Times New Roman" w:cs="Times New Roman"/>
+          <w:sz w:val="24"/>
+          <w:szCs w:val="24"/>
+        </w:rPr>
+      </w:pPr>
+      <w:r>
+        <w:rPr>
+          <w:rFonts w:ascii="Times New Roman" w:hAnsi="Times New Roman" w:cs="Times New Roman"/>
+          <w:sz w:val="24"/>
+          <w:szCs w:val="24"/>
+        </w:rPr>
+        <w:t>- Звуки ударов</w:t>
+      </w:r>
+    </w:p>
+    <w:p>
+      <w:pPr>
+        <w:rPr>
+          <w:rFonts w:ascii="Times New Roman" w:hAnsi="Times New Roman" w:cs="Times New Roman"/>
+          <w:sz w:val="24"/>
+          <w:szCs w:val="24"/>
+        </w:rPr>
+      </w:pPr>
+      <w:r>
+        <w:rPr>
+          <w:rFonts w:ascii="Times New Roman" w:hAnsi="Times New Roman" w:cs="Times New Roman"/>
+          <w:sz w:val="24"/>
+          <w:szCs w:val="24"/>
+        </w:rPr>
+        <w:t>- Звук крафта</w:t>
+      </w:r>
+    </w:p>
+    <w:p>
+      <w:pPr>
+        <w:rPr>
+          <w:rFonts w:ascii="Times New Roman" w:hAnsi="Times New Roman" w:cs="Times New Roman"/>
+          <w:sz w:val="24"/>
+          <w:szCs w:val="24"/>
+        </w:rPr>
+      </w:pPr>
+    </w:p>
+    <w:p>
+      <w:pPr>
+        <w:rPr>
+          <w:rFonts w:ascii="Times New Roman" w:hAnsi="Times New Roman" w:cs="Times New Roman"/>
+          <w:sz w:val="24"/>
+          <w:szCs w:val="24"/>
+          <w:lang w:val="en-US"/>
+        </w:rPr>
+      </w:pPr>
+      <w:r>
+        <w:rPr>
+          <w:rFonts w:ascii="Times New Roman" w:hAnsi="Times New Roman" w:cs="Times New Roman"/>
+          <w:sz w:val="24"/>
+          <w:szCs w:val="24"/>
+        </w:rPr>
+        <w:t>Управление:</w:t>
+      </w:r>
+    </w:p>
+    <w:p>
+      <w:pPr>
+        <w:rPr>
+          <w:rFonts w:ascii="Times New Roman" w:hAnsi="Times New Roman" w:cs="Times New Roman"/>
+          <w:sz w:val="24"/>
+          <w:szCs w:val="24"/>
+        </w:rPr>
+      </w:pPr>
+      <w:r>
+        <w:rPr>
+          <w:rFonts w:ascii="Times New Roman" w:hAnsi="Times New Roman" w:cs="Times New Roman"/>
+          <w:sz w:val="24"/>
+          <w:szCs w:val="24"/>
+        </w:rPr>
+        <w:t xml:space="preserve">- Громкость регулируется через параметр </w:t>
+      </w:r>
+      <w:proofErr w:type="spellStart"/>
+      <w:r>
+        <w:rPr>
+          <w:rFonts w:ascii="Times New Roman" w:hAnsi="Times New Roman" w:cs="Times New Roman"/>
+          <w:sz w:val="24"/>
+          <w:szCs w:val="24"/>
+        </w:rPr>
+        <w:t>volume</w:t>
+      </w:r>
+      <w:proofErr w:type="spellEnd"/>
+    </w:p>
+    <w:p>
+      <w:pPr>
+        <w:rPr>
+          <w:rFonts w:ascii="Times New Roman" w:hAnsi="Times New Roman" w:cs="Times New Roman"/>
+          <w:sz w:val="24"/>
+          <w:szCs w:val="24"/>
+        </w:rPr>
+      </w:pPr>
+      <w:r>
+        <w:rPr>
+          <w:rFonts w:ascii="Times New Roman" w:hAnsi="Times New Roman" w:cs="Times New Roman"/>
+          <w:sz w:val="24"/>
+          <w:szCs w:val="24"/>
+        </w:rPr>
+        <w:t>- Автоматическая остановка при закрытии игры</w:t>
+      </w:r>
+    </w:p>
+    <w:p>
+      <w:pPr>
+        <w:rPr>
+          <w:rFonts w:ascii="Times New Roman" w:hAnsi="Times New Roman" w:cs="Times New Roman"/>
+          <w:sz w:val="24"/>
+          <w:szCs w:val="24"/>
+        </w:rPr>
+      </w:pPr>
+      <w:r>
+        <w:rPr>
+          <w:rFonts w:ascii="Times New Roman" w:hAnsi="Times New Roman" w:cs="Times New Roman"/>
+          <w:sz w:val="24"/>
+          <w:szCs w:val="24"/>
+        </w:rPr>
+        <w:t>- Приоритетное воспроизведение</w:t>
+      </w:r>
+    </w:p>
+    <w:p>
+      <w:pPr>
+        <w:rPr>
+          <w:rFonts w:ascii="Times New Roman" w:hAnsi="Times New Roman" w:cs="Times New Roman"/>
+          <w:sz w:val="24"/>
+          <w:szCs w:val="24"/>
+        </w:rPr>
+      </w:pPr>
+    </w:p>
+    <w:p>
+      <w:pPr>
+        <w:rPr>
+          <w:rFonts w:ascii="Times New Roman" w:hAnsi="Times New Roman" w:cs="Times New Roman"/>
+          <w:sz w:val="24"/>
+          <w:szCs w:val="24"/>
+          <w:u w:val="single"/>
+        </w:rPr>
+      </w:pPr>
+      <w:r>
+        <w:rPr>
+          <w:rFonts w:ascii="Times New Roman" w:hAnsi="Times New Roman" w:cs="Times New Roman"/>
+          <w:sz w:val="24"/>
+          <w:szCs w:val="24"/>
+          <w:u w:val="single"/>
+        </w:rPr>
+        <w:t>2.3 Пользовательский интерфейс</w:t>
+      </w:r>
+    </w:p>
+    <w:p>
+      <w:pPr>
+        <w:rPr>
+          <w:rFonts w:ascii="Times New Roman" w:hAnsi="Times New Roman" w:cs="Times New Roman"/>
+          <w:sz w:val="24"/>
+          <w:szCs w:val="24"/>
+        </w:rPr>
+      </w:pPr>
+    </w:p>
+    <w:p>
+      <w:pPr>
+        <w:rPr>
+          <w:rFonts w:ascii="Times New Roman" w:hAnsi="Times New Roman" w:cs="Times New Roman"/>
+          <w:sz w:val="24"/>
+          <w:szCs w:val="24"/>
+          <w:u w:val="single"/>
+        </w:rPr>
+      </w:pPr>
+      <w:r>
+        <w:rPr>
+          <w:rFonts w:ascii="Times New Roman" w:hAnsi="Times New Roman" w:cs="Times New Roman"/>
+          <w:sz w:val="24"/>
+          <w:szCs w:val="24"/>
+          <w:u w:val="single"/>
+        </w:rPr>
+        <w:t>2.3.1 Игровой интерфейс</w:t>
+      </w:r>
+    </w:p>
+    <w:p>
+      <w:pPr>
+        <w:rPr>
+          <w:rFonts w:ascii="Times New Roman" w:hAnsi="Times New Roman" w:cs="Times New Roman"/>
+          <w:sz w:val="24"/>
+          <w:szCs w:val="24"/>
+        </w:rPr>
+      </w:pPr>
+      <w:r>
+        <w:rPr>
+          <w:rFonts w:ascii="Times New Roman" w:hAnsi="Times New Roman" w:cs="Times New Roman"/>
+          <w:sz w:val="24"/>
+          <w:szCs w:val="24"/>
+        </w:rPr>
+        <w:lastRenderedPageBreak/>
+        <w:t>- Горячая панель: 10 слотов в нижней части экрана</w:t>
+      </w:r>
+    </w:p>
+    <w:p>
+      <w:pPr>
+        <w:rPr>
+          <w:rFonts w:ascii="Times New Roman" w:hAnsi="Times New Roman" w:cs="Times New Roman"/>
+          <w:sz w:val="24"/>
+          <w:szCs w:val="24"/>
+        </w:rPr>
+      </w:pPr>
+      <w:r>
+        <w:rPr>
+          <w:rFonts w:ascii="Times New Roman" w:hAnsi="Times New Roman" w:cs="Times New Roman"/>
+          <w:sz w:val="24"/>
+          <w:szCs w:val="24"/>
+        </w:rPr>
+        <w:t>- Индикатор здоровья: горизонтальная полоса (200x20)</w:t>
+      </w:r>
+    </w:p>
+    <w:p>
+      <w:pPr>
+        <w:rPr>
+          <w:rFonts w:ascii="Times New Roman" w:hAnsi="Times New Roman" w:cs="Times New Roman"/>
+          <w:sz w:val="24"/>
+          <w:szCs w:val="24"/>
+        </w:rPr>
+      </w:pPr>
+      <w:r>
+        <w:rPr>
+          <w:rFonts w:ascii="Times New Roman" w:hAnsi="Times New Roman" w:cs="Times New Roman"/>
+          <w:sz w:val="24"/>
+          <w:szCs w:val="24"/>
+        </w:rPr>
+        <w:t>- Подсказки: контекстные сообщения (крафт, управление)</w:t>
+      </w:r>
+    </w:p>
+    <w:p>
+      <w:pPr>
+        <w:rPr>
+          <w:rFonts w:ascii="Times New Roman" w:hAnsi="Times New Roman" w:cs="Times New Roman"/>
+          <w:sz w:val="24"/>
+          <w:szCs w:val="24"/>
+        </w:rPr>
+      </w:pPr>
+    </w:p>
+    <w:p>
+      <w:pPr>
+        <w:rPr>
+          <w:rFonts w:ascii="Times New Roman" w:hAnsi="Times New Roman" w:cs="Times New Roman"/>
+          <w:sz w:val="24"/>
+          <w:szCs w:val="24"/>
+          <w:u w:val="single"/>
+        </w:rPr>
+      </w:pPr>
+      <w:r>
+        <w:rPr>
+          <w:rFonts w:ascii="Times New Roman" w:hAnsi="Times New Roman" w:cs="Times New Roman"/>
+          <w:sz w:val="24"/>
+          <w:szCs w:val="24"/>
+          <w:u w:val="single"/>
+        </w:rPr>
+        <w:t>2.3.2 Окно крафта</w:t>
+      </w:r>
+    </w:p>
+    <w:p>
+      <w:pPr>
+        <w:rPr>
+          <w:rFonts w:ascii="Times New Roman" w:hAnsi="Times New Roman" w:cs="Times New Roman"/>
+          <w:sz w:val="24"/>
+          <w:szCs w:val="24"/>
+        </w:rPr>
+      </w:pPr>
+      <w:r>
+        <w:rPr>
+          <w:rFonts w:ascii="Times New Roman" w:hAnsi="Times New Roman" w:cs="Times New Roman"/>
+          <w:sz w:val="24"/>
+          <w:szCs w:val="24"/>
+        </w:rPr>
+        <w:t>- Центрированное модальное окно</w:t>
+      </w:r>
+    </w:p>
+    <w:p>
+      <w:pPr>
+        <w:rPr>
+          <w:rFonts w:ascii="Times New Roman" w:hAnsi="Times New Roman" w:cs="Times New Roman"/>
+          <w:sz w:val="24"/>
+          <w:szCs w:val="24"/>
+        </w:rPr>
+      </w:pPr>
+      <w:r>
+        <w:rPr>
+          <w:rFonts w:ascii="Times New Roman" w:hAnsi="Times New Roman" w:cs="Times New Roman"/>
+          <w:sz w:val="24"/>
+          <w:szCs w:val="24"/>
+        </w:rPr>
+        <w:t>- Сетка 3x3 с визуальным разделением</w:t>
+      </w:r>
+    </w:p>
+    <w:p>
+      <w:pPr>
+        <w:rPr>
+          <w:rFonts w:ascii="Times New Roman" w:hAnsi="Times New Roman" w:cs="Times New Roman"/>
+          <w:sz w:val="24"/>
+          <w:szCs w:val="24"/>
+        </w:rPr>
+      </w:pPr>
+      <w:r>
+        <w:rPr>
+          <w:rFonts w:ascii="Times New Roman" w:hAnsi="Times New Roman" w:cs="Times New Roman"/>
+          <w:sz w:val="24"/>
+          <w:szCs w:val="24"/>
+        </w:rPr>
+        <w:t>- Слот результата с анимацией стрелки</w:t>
+      </w:r>
+    </w:p>
+    <w:p>
+      <w:pPr>
+        <w:rPr>
+          <w:rFonts w:ascii="Times New Roman" w:hAnsi="Times New Roman" w:cs="Times New Roman"/>
+          <w:sz w:val="24"/>
+          <w:szCs w:val="24"/>
+        </w:rPr>
+      </w:pPr>
+      <w:r>
+        <w:rPr>
+          <w:rFonts w:ascii="Times New Roman" w:hAnsi="Times New Roman" w:cs="Times New Roman"/>
+          <w:sz w:val="24"/>
+          <w:szCs w:val="24"/>
+        </w:rPr>
+        <w:t>- Кнопка закрытия (E)</w:t>
+      </w:r>
+    </w:p>
+    <w:p>
+      <w:pPr>
+        <w:rPr>
+          <w:rFonts w:ascii="Times New Roman" w:hAnsi="Times New Roman" w:cs="Times New Roman"/>
+          <w:sz w:val="24"/>
+          <w:szCs w:val="24"/>
+          <w:u w:val="single"/>
+        </w:rPr>
+      </w:pPr>
+    </w:p>
+    <w:p>
+      <w:pPr>
+        <w:rPr>
+          <w:rFonts w:ascii="Times New Roman" w:hAnsi="Times New Roman" w:cs="Times New Roman"/>
+          <w:sz w:val="24"/>
+          <w:szCs w:val="24"/>
+          <w:u w:val="single"/>
+        </w:rPr>
+      </w:pPr>
+      <w:r>
+        <w:rPr>
+          <w:rFonts w:ascii="Times New Roman" w:hAnsi="Times New Roman" w:cs="Times New Roman"/>
+          <w:sz w:val="24"/>
+          <w:szCs w:val="24"/>
+          <w:u w:val="single"/>
+        </w:rPr>
+        <w:t>2.3.3 Меню</w:t>
+      </w:r>
+    </w:p>
+    <w:p>
+      <w:pPr>
+        <w:rPr>
+          <w:rFonts w:ascii="Times New Roman" w:hAnsi="Times New Roman" w:cs="Times New Roman"/>
+          <w:sz w:val="24"/>
+          <w:szCs w:val="24"/>
+        </w:rPr>
+      </w:pPr>
+      <w:r>
+        <w:rPr>
+          <w:rFonts w:ascii="Times New Roman" w:hAnsi="Times New Roman" w:cs="Times New Roman"/>
+          <w:sz w:val="24"/>
+          <w:szCs w:val="24"/>
+        </w:rPr>
+        <w:t>- Главное меню: выбор скина, громкости, запуск</w:t>
+      </w:r>
+    </w:p>
+    <w:p>
+      <w:pPr>
+        <w:rPr>
+          <w:rFonts w:ascii="Times New Roman" w:hAnsi="Times New Roman" w:cs="Times New Roman"/>
+          <w:sz w:val="24"/>
+          <w:szCs w:val="24"/>
+        </w:rPr>
+      </w:pPr>
+      <w:r>
+        <w:rPr>
+          <w:rFonts w:ascii="Times New Roman" w:hAnsi="Times New Roman" w:cs="Times New Roman"/>
+          <w:sz w:val="24"/>
+          <w:szCs w:val="24"/>
+        </w:rPr>
+        <w:t>- Экран паузы:</w:t>
+      </w:r>
+      <w:r>
+        <w:rPr>
+          <w:rFonts w:ascii="Times New Roman" w:hAnsi="Times New Roman" w:cs="Times New Roman"/>
+          <w:sz w:val="24"/>
+          <w:szCs w:val="24"/>
+        </w:rPr>
+        <w:t xml:space="preserve"> </w:t>
+      </w:r>
+      <w:r>
+        <w:rPr>
+          <w:rFonts w:ascii="Times New Roman" w:hAnsi="Times New Roman" w:cs="Times New Roman"/>
+          <w:sz w:val="24"/>
+          <w:szCs w:val="24"/>
+        </w:rPr>
+        <w:t>продолжение, сохранение, выход</w:t>
+      </w:r>
+    </w:p>
+    <w:p>
+      <w:pPr>
+        <w:rPr>
+          <w:rFonts w:ascii="Times New Roman" w:hAnsi="Times New Roman" w:cs="Times New Roman"/>
+          <w:sz w:val="24"/>
+          <w:szCs w:val="24"/>
+        </w:rPr>
+      </w:pPr>
+      <w:r>
+        <w:rPr>
+          <w:rFonts w:ascii="Times New Roman" w:hAnsi="Times New Roman" w:cs="Times New Roman"/>
+          <w:sz w:val="24"/>
+          <w:szCs w:val="24"/>
+        </w:rPr>
+        <w:t xml:space="preserve">- Экран смерти: кнопка </w:t>
+      </w:r>
+      <w:proofErr w:type="spellStart"/>
+      <w:r>
+        <w:rPr>
+          <w:rFonts w:ascii="Times New Roman" w:hAnsi="Times New Roman" w:cs="Times New Roman"/>
+          <w:sz w:val="24"/>
+          <w:szCs w:val="24"/>
+        </w:rPr>
+        <w:t>респавна</w:t>
+      </w:r>
+      <w:proofErr w:type="spellEnd"/>
+    </w:p>
+    <w:p>
+      <w:pPr>
+        <w:rPr>
+          <w:rFonts w:ascii="Times New Roman" w:hAnsi="Times New Roman" w:cs="Times New Roman"/>
+          <w:sz w:val="24"/>
+          <w:szCs w:val="24"/>
+        </w:rPr>
+      </w:pPr>
+    </w:p>
+    <w:p>
+      <w:pPr>
+        <w:rPr>
+          <w:rFonts w:ascii="Times New Roman" w:hAnsi="Times New Roman" w:cs="Times New Roman"/>
+          <w:sz w:val="24"/>
+          <w:szCs w:val="24"/>
+          <w:u w:val="single"/>
+        </w:rPr>
+      </w:pPr>
+      <w:r>
+        <w:rPr>
+          <w:rFonts w:ascii="Times New Roman" w:hAnsi="Times New Roman" w:cs="Times New Roman"/>
+          <w:sz w:val="24"/>
+          <w:szCs w:val="24"/>
+          <w:u w:val="single"/>
+        </w:rPr>
+        <w:t>2.4 Технические характеристики</w:t>
+      </w:r>
+    </w:p>
+    <w:p>
+      <w:pPr>
+        <w:rPr>
+          <w:rFonts w:ascii="Times New Roman" w:hAnsi="Times New Roman" w:cs="Times New Roman"/>
+          <w:sz w:val="24"/>
+          <w:szCs w:val="24"/>
+        </w:rPr>
+      </w:pPr>
+    </w:p>
+    <w:p>
+      <w:pPr>
+        <w:rPr>
+          <w:rFonts w:ascii="Times New Roman" w:hAnsi="Times New Roman" w:cs="Times New Roman"/>
+          <w:sz w:val="24"/>
+          <w:szCs w:val="24"/>
+        </w:rPr>
+      </w:pPr>
+      <w:r>
+        <w:rPr>
+          <w:rFonts w:ascii="Times New Roman" w:hAnsi="Times New Roman" w:cs="Times New Roman"/>
+          <w:sz w:val="24"/>
+          <w:szCs w:val="24"/>
+        </w:rPr>
+        <w:t>Требования к системе:</w:t>
+      </w:r>
+    </w:p>
+    <w:p>
+      <w:pPr>
+        <w:rPr>
+          <w:rFonts w:ascii="Times New Roman" w:hAnsi="Times New Roman" w:cs="Times New Roman"/>
+          <w:sz w:val="24"/>
+          <w:szCs w:val="24"/>
+        </w:rPr>
+      </w:pPr>
+      <w:r>
+        <w:rPr>
+          <w:rFonts w:ascii="Times New Roman" w:hAnsi="Times New Roman" w:cs="Times New Roman"/>
+          <w:sz w:val="24"/>
+          <w:szCs w:val="24"/>
+        </w:rPr>
+        <w:t>- Python 3.8+</w:t>
+      </w:r>
+    </w:p>
+    <w:p>
+      <w:pPr>
+        <w:rPr>
+          <w:rFonts w:ascii="Times New Roman" w:hAnsi="Times New Roman" w:cs="Times New Roman"/>
+          <w:sz w:val="24"/>
+          <w:szCs w:val="24"/>
+        </w:rPr>
+      </w:pPr>
+      <w:r>
+        <w:rPr>
+          <w:rFonts w:ascii="Times New Roman" w:hAnsi="Times New Roman" w:cs="Times New Roman"/>
+          <w:sz w:val="24"/>
+          <w:szCs w:val="24"/>
+        </w:rPr>
+        <w:t xml:space="preserve">- Библиотека </w:t>
+      </w:r>
+      <w:proofErr w:type="spellStart"/>
+      <w:r>
+        <w:rPr>
+          <w:rFonts w:ascii="Times New Roman" w:hAnsi="Times New Roman" w:cs="Times New Roman"/>
           <w:sz w:val="24"/>
           <w:szCs w:val="24"/>
         </w:rPr>
@@ -101,1440 +3857,904 @@
       <w:proofErr w:type="spellEnd"/>
       <w:r>
         <w:rPr>
-          <w:sz w:val="24"/>
-          <w:szCs w:val="24"/>
-        </w:rPr>
-        <w:t>. Игра включает в себя исследование мира, добычу ресурсов, строительство и систему инвентаря.</w:t>
-      </w:r>
-    </w:p>
-    <w:p>
-      <w:pPr>
-        <w:rPr>
+          <w:rFonts w:ascii="Times New Roman" w:hAnsi="Times New Roman" w:cs="Times New Roman"/>
+          <w:sz w:val="24"/>
+          <w:szCs w:val="24"/>
+        </w:rPr>
+        <w:t xml:space="preserve"> 2.6+</w:t>
+      </w:r>
+    </w:p>
+    <w:p>
+      <w:pPr>
+        <w:rPr>
+          <w:rFonts w:ascii="Times New Roman" w:hAnsi="Times New Roman" w:cs="Times New Roman"/>
+          <w:sz w:val="24"/>
+          <w:szCs w:val="24"/>
+        </w:rPr>
+      </w:pPr>
+      <w:r>
+        <w:rPr>
+          <w:rFonts w:ascii="Times New Roman" w:hAnsi="Times New Roman" w:cs="Times New Roman"/>
+          <w:sz w:val="24"/>
+          <w:szCs w:val="24"/>
+        </w:rPr>
+        <w:t>- Разрешение экрана: 600x600</w:t>
+      </w:r>
+    </w:p>
+    <w:p>
+      <w:pPr>
+        <w:rPr>
+          <w:rFonts w:ascii="Times New Roman" w:hAnsi="Times New Roman" w:cs="Times New Roman"/>
+          <w:sz w:val="24"/>
+          <w:szCs w:val="24"/>
+        </w:rPr>
+      </w:pPr>
+    </w:p>
+    <w:p>
+      <w:pPr>
+        <w:rPr>
+          <w:rFonts w:ascii="Times New Roman" w:hAnsi="Times New Roman" w:cs="Times New Roman"/>
+          <w:sz w:val="24"/>
+          <w:szCs w:val="24"/>
+          <w:lang w:val="en-US"/>
+        </w:rPr>
+      </w:pPr>
+      <w:r>
+        <w:rPr>
+          <w:rFonts w:ascii="Times New Roman" w:hAnsi="Times New Roman" w:cs="Times New Roman"/>
+          <w:sz w:val="24"/>
+          <w:szCs w:val="24"/>
+        </w:rPr>
+        <w:t>Используемые технологии:</w:t>
+      </w:r>
+    </w:p>
+    <w:p>
+      <w:pPr>
+        <w:rPr>
+          <w:rFonts w:ascii="Times New Roman" w:hAnsi="Times New Roman" w:cs="Times New Roman"/>
+          <w:sz w:val="24"/>
+          <w:szCs w:val="24"/>
+          <w:lang w:val="en-US"/>
+        </w:rPr>
+      </w:pPr>
+      <w:r>
+        <w:rPr>
+          <w:rFonts w:ascii="Times New Roman" w:hAnsi="Times New Roman" w:cs="Times New Roman"/>
+          <w:sz w:val="24"/>
+          <w:szCs w:val="24"/>
+          <w:lang w:val="en-US"/>
+        </w:rPr>
+        <w:t xml:space="preserve">- </w:t>
+      </w:r>
+      <w:r>
+        <w:rPr>
+          <w:rFonts w:ascii="Times New Roman" w:hAnsi="Times New Roman" w:cs="Times New Roman"/>
+          <w:sz w:val="24"/>
+          <w:szCs w:val="24"/>
+        </w:rPr>
+        <w:t>Графика</w:t>
+      </w:r>
+      <w:r>
+        <w:rPr>
+          <w:rFonts w:ascii="Times New Roman" w:hAnsi="Times New Roman" w:cs="Times New Roman"/>
+          <w:sz w:val="24"/>
+          <w:szCs w:val="24"/>
+          <w:lang w:val="en-US"/>
+        </w:rPr>
+        <w:t>: Arcade Sprite, Texture</w:t>
+      </w:r>
+    </w:p>
+    <w:p>
+      <w:pPr>
+        <w:rPr>
+          <w:rFonts w:ascii="Times New Roman" w:hAnsi="Times New Roman" w:cs="Times New Roman"/>
+          <w:sz w:val="24"/>
+          <w:szCs w:val="24"/>
+          <w:lang w:val="en-US"/>
+        </w:rPr>
+      </w:pPr>
+      <w:r>
+        <w:rPr>
+          <w:rFonts w:ascii="Times New Roman" w:hAnsi="Times New Roman" w:cs="Times New Roman"/>
+          <w:sz w:val="24"/>
+          <w:szCs w:val="24"/>
+          <w:lang w:val="en-US"/>
+        </w:rPr>
+        <w:t xml:space="preserve">- </w:t>
+      </w:r>
+      <w:r>
+        <w:rPr>
+          <w:rFonts w:ascii="Times New Roman" w:hAnsi="Times New Roman" w:cs="Times New Roman"/>
+          <w:sz w:val="24"/>
+          <w:szCs w:val="24"/>
+        </w:rPr>
+        <w:t>Физика</w:t>
+      </w:r>
+      <w:r>
+        <w:rPr>
+          <w:rFonts w:ascii="Times New Roman" w:hAnsi="Times New Roman" w:cs="Times New Roman"/>
+          <w:sz w:val="24"/>
+          <w:szCs w:val="24"/>
+          <w:lang w:val="en-US"/>
+        </w:rPr>
+        <w:t xml:space="preserve">: </w:t>
+      </w:r>
+      <w:proofErr w:type="spellStart"/>
+      <w:r>
+        <w:rPr>
+          <w:rFonts w:ascii="Times New Roman" w:hAnsi="Times New Roman" w:cs="Times New Roman"/>
+          <w:sz w:val="24"/>
+          <w:szCs w:val="24"/>
+          <w:lang w:val="en-US"/>
+        </w:rPr>
+        <w:t>PhysicsEnginePlatformer</w:t>
+      </w:r>
+      <w:proofErr w:type="spellEnd"/>
+    </w:p>
+    <w:p>
+      <w:pPr>
+        <w:rPr>
+          <w:rFonts w:ascii="Times New Roman" w:hAnsi="Times New Roman" w:cs="Times New Roman"/>
+          <w:sz w:val="24"/>
+          <w:szCs w:val="24"/>
+        </w:rPr>
+      </w:pPr>
+      <w:r>
+        <w:rPr>
+          <w:rFonts w:ascii="Times New Roman" w:hAnsi="Times New Roman" w:cs="Times New Roman"/>
+          <w:sz w:val="24"/>
+          <w:szCs w:val="24"/>
+        </w:rPr>
+        <w:t>- Ввод: обработка клавиатуры и мыши</w:t>
+      </w:r>
+    </w:p>
+    <w:p>
+      <w:pPr>
+        <w:rPr>
+          <w:rFonts w:ascii="Times New Roman" w:hAnsi="Times New Roman" w:cs="Times New Roman"/>
+          <w:sz w:val="24"/>
+          <w:szCs w:val="24"/>
+        </w:rPr>
+      </w:pPr>
+      <w:r>
+        <w:rPr>
+          <w:rFonts w:ascii="Times New Roman" w:hAnsi="Times New Roman" w:cs="Times New Roman"/>
+          <w:sz w:val="24"/>
+          <w:szCs w:val="24"/>
+        </w:rPr>
+        <w:t>- Хранение: JSON</w:t>
+      </w:r>
+    </w:p>
+    <w:p>
+      <w:pPr>
+        <w:rPr>
+          <w:rFonts w:ascii="Times New Roman" w:hAnsi="Times New Roman" w:cs="Times New Roman"/>
+          <w:sz w:val="24"/>
+          <w:szCs w:val="24"/>
+          <w:lang w:val="en-US"/>
+        </w:rPr>
+      </w:pPr>
+    </w:p>
+    <w:p>
+      <w:pPr>
+        <w:rPr>
+          <w:rFonts w:ascii="Times New Roman" w:hAnsi="Times New Roman" w:cs="Times New Roman"/>
+          <w:sz w:val="24"/>
+          <w:szCs w:val="24"/>
+          <w:lang w:val="en-US"/>
+        </w:rPr>
+      </w:pPr>
+      <w:r>
+        <w:rPr>
+          <w:rFonts w:ascii="Times New Roman" w:hAnsi="Times New Roman" w:cs="Times New Roman"/>
+          <w:sz w:val="24"/>
+          <w:szCs w:val="24"/>
+        </w:rPr>
+        <w:t>Оптимизация:</w:t>
+      </w:r>
+    </w:p>
+    <w:p>
+      <w:pPr>
+        <w:rPr>
+          <w:rFonts w:ascii="Times New Roman" w:hAnsi="Times New Roman" w:cs="Times New Roman"/>
+          <w:sz w:val="24"/>
+          <w:szCs w:val="24"/>
+        </w:rPr>
+      </w:pPr>
+      <w:r>
+        <w:rPr>
+          <w:rFonts w:ascii="Times New Roman" w:hAnsi="Times New Roman" w:cs="Times New Roman"/>
+          <w:sz w:val="24"/>
+          <w:szCs w:val="24"/>
+        </w:rPr>
+        <w:t>- Единый список всех блоков (`</w:t>
+      </w:r>
+      <w:proofErr w:type="spellStart"/>
+      <w:r>
+        <w:rPr>
+          <w:rFonts w:ascii="Times New Roman" w:hAnsi="Times New Roman" w:cs="Times New Roman"/>
+          <w:sz w:val="24"/>
+          <w:szCs w:val="24"/>
+        </w:rPr>
+        <w:t>all_blocks</w:t>
+      </w:r>
+      <w:proofErr w:type="spellEnd"/>
+      <w:r>
+        <w:rPr>
+          <w:rFonts w:ascii="Times New Roman" w:hAnsi="Times New Roman" w:cs="Times New Roman"/>
+          <w:sz w:val="24"/>
+          <w:szCs w:val="24"/>
+        </w:rPr>
+        <w:t>`) для быстрого поиска</w:t>
+      </w:r>
+    </w:p>
+    <w:p>
+      <w:pPr>
+        <w:rPr>
+          <w:rFonts w:ascii="Times New Roman" w:hAnsi="Times New Roman" w:cs="Times New Roman"/>
+          <w:sz w:val="24"/>
+          <w:szCs w:val="24"/>
+        </w:rPr>
+      </w:pPr>
+      <w:r>
+        <w:rPr>
+          <w:rFonts w:ascii="Times New Roman" w:hAnsi="Times New Roman" w:cs="Times New Roman"/>
+          <w:sz w:val="24"/>
+          <w:szCs w:val="24"/>
+        </w:rPr>
+        <w:t>- Ограничение количества монстров (MAX_MONSTERS = 4)</w:t>
+      </w:r>
+    </w:p>
+    <w:p>
+      <w:pPr>
+        <w:rPr>
+          <w:rFonts w:ascii="Times New Roman" w:hAnsi="Times New Roman" w:cs="Times New Roman"/>
+          <w:sz w:val="24"/>
+          <w:szCs w:val="24"/>
+        </w:rPr>
+      </w:pPr>
+      <w:r>
+        <w:rPr>
+          <w:rFonts w:ascii="Times New Roman" w:hAnsi="Times New Roman" w:cs="Times New Roman"/>
+          <w:sz w:val="24"/>
+          <w:szCs w:val="24"/>
+        </w:rPr>
+        <w:t>- Удаление дальних объектов (&gt;1000 пикселей)</w:t>
+      </w:r>
+    </w:p>
+    <w:p>
+      <w:pPr>
+        <w:rPr>
+          <w:rFonts w:ascii="Times New Roman" w:hAnsi="Times New Roman" w:cs="Times New Roman"/>
           <w:b/>
           <w:bCs/>
-          <w:sz w:val="24"/>
-          <w:szCs w:val="24"/>
-        </w:rPr>
-      </w:pPr>
-      <w:r>
-        <w:rPr>
+          <w:sz w:val="28"/>
+          <w:szCs w:val="28"/>
+          <w:lang w:val="en-US"/>
+        </w:rPr>
+      </w:pPr>
+    </w:p>
+    <w:p>
+      <w:pPr>
+        <w:rPr>
+          <w:rFonts w:ascii="Times New Roman" w:hAnsi="Times New Roman" w:cs="Times New Roman"/>
           <w:b/>
           <w:bCs/>
-          <w:sz w:val="24"/>
-          <w:szCs w:val="24"/>
-        </w:rPr>
-        <w:t>Основные компоненты</w:t>
-      </w:r>
-    </w:p>
-    <w:p>
-      <w:pPr>
-        <w:rPr>
+          <w:sz w:val="28"/>
+          <w:szCs w:val="28"/>
+        </w:rPr>
+      </w:pPr>
+      <w:r>
+        <w:rPr>
+          <w:rFonts w:ascii="Times New Roman" w:hAnsi="Times New Roman" w:cs="Times New Roman"/>
           <w:b/>
           <w:bCs/>
-          <w:sz w:val="24"/>
-          <w:szCs w:val="24"/>
-        </w:rPr>
-      </w:pPr>
-      <w:r>
-        <w:rPr>
+          <w:sz w:val="28"/>
+          <w:szCs w:val="28"/>
+          <w:lang w:val="en-US"/>
+        </w:rPr>
+        <w:t>3</w:t>
+      </w:r>
+      <w:r>
+        <w:rPr>
+          <w:rFonts w:ascii="Times New Roman" w:hAnsi="Times New Roman" w:cs="Times New Roman"/>
           <w:b/>
           <w:bCs/>
-          <w:sz w:val="24"/>
-          <w:szCs w:val="24"/>
-        </w:rPr>
-        <w:t>1. Константы и настройки</w:t>
-      </w:r>
-    </w:p>
-    <w:p>
-      <w:pPr>
-        <w:numPr>
-          <w:ilvl w:val="0"/>
-          <w:numId w:val="1"/>
-        </w:numPr>
-        <w:rPr>
-          <w:sz w:val="24"/>
-          <w:szCs w:val="24"/>
+          <w:sz w:val="28"/>
+          <w:szCs w:val="28"/>
+        </w:rPr>
+        <w:t>. ЗАКЛЮЧЕНИЕ</w:t>
+      </w:r>
+    </w:p>
+    <w:p>
+      <w:pPr>
+        <w:rPr>
+          <w:rFonts w:ascii="Times New Roman" w:hAnsi="Times New Roman" w:cs="Times New Roman"/>
+          <w:sz w:val="24"/>
+          <w:szCs w:val="24"/>
+        </w:rPr>
+      </w:pPr>
+    </w:p>
+    <w:p>
+      <w:pPr>
+        <w:rPr>
+          <w:rFonts w:ascii="Times New Roman" w:hAnsi="Times New Roman" w:cs="Times New Roman"/>
+          <w:sz w:val="24"/>
+          <w:szCs w:val="24"/>
+          <w:u w:val="single"/>
+        </w:rPr>
+      </w:pPr>
+      <w:r>
+        <w:rPr>
+          <w:rFonts w:ascii="Times New Roman" w:hAnsi="Times New Roman" w:cs="Times New Roman"/>
+          <w:sz w:val="24"/>
+          <w:szCs w:val="24"/>
+          <w:u w:val="single"/>
           <w:lang w:val="en-US"/>
         </w:rPr>
-      </w:pPr>
-      <w:r>
-        <w:rPr>
+        <w:t>3</w:t>
+      </w:r>
+      <w:r>
+        <w:rPr>
+          <w:rFonts w:ascii="Times New Roman" w:hAnsi="Times New Roman" w:cs="Times New Roman"/>
+          <w:sz w:val="24"/>
+          <w:szCs w:val="24"/>
+          <w:u w:val="single"/>
+        </w:rPr>
+        <w:t>.1 Достигнутые результаты</w:t>
+      </w:r>
+    </w:p>
+    <w:p>
+      <w:pPr>
+        <w:rPr>
+          <w:rFonts w:ascii="Times New Roman" w:hAnsi="Times New Roman" w:cs="Times New Roman"/>
+          <w:sz w:val="24"/>
+          <w:szCs w:val="24"/>
+        </w:rPr>
+      </w:pPr>
+    </w:p>
+    <w:p>
+      <w:pPr>
+        <w:rPr>
+          <w:rFonts w:ascii="Times New Roman" w:hAnsi="Times New Roman" w:cs="Times New Roman"/>
+          <w:sz w:val="24"/>
+          <w:szCs w:val="24"/>
+        </w:rPr>
+      </w:pPr>
+      <w:r>
+        <w:rPr>
+          <w:rFonts w:ascii="Times New Roman" w:hAnsi="Times New Roman" w:cs="Times New Roman"/>
+          <w:sz w:val="24"/>
+          <w:szCs w:val="24"/>
+        </w:rPr>
+        <w:t>В ходе выполнения проекта была разработана полнофункциональная 2D-игра в жанре «песочница», включающая:</w:t>
+      </w:r>
+    </w:p>
+    <w:p>
+      <w:pPr>
+        <w:rPr>
+          <w:rFonts w:ascii="Times New Roman" w:hAnsi="Times New Roman" w:cs="Times New Roman"/>
+          <w:sz w:val="24"/>
+          <w:szCs w:val="24"/>
+        </w:rPr>
+      </w:pPr>
+    </w:p>
+    <w:p>
+      <w:pPr>
+        <w:rPr>
+          <w:rFonts w:ascii="Times New Roman" w:hAnsi="Times New Roman" w:cs="Times New Roman"/>
+          <w:sz w:val="24"/>
+          <w:szCs w:val="24"/>
+        </w:rPr>
+      </w:pPr>
+      <w:r>
+        <w:rPr>
+          <w:rFonts w:ascii="Times New Roman" w:hAnsi="Times New Roman" w:cs="Times New Roman"/>
+          <w:sz w:val="24"/>
+          <w:szCs w:val="24"/>
+        </w:rPr>
+        <w:t>1. Полноценный игровой мир с физикой, коллизиями и разрушаемым окружением</w:t>
+      </w:r>
+    </w:p>
+    <w:p>
+      <w:pPr>
+        <w:rPr>
+          <w:rFonts w:ascii="Times New Roman" w:hAnsi="Times New Roman" w:cs="Times New Roman"/>
+          <w:sz w:val="24"/>
+          <w:szCs w:val="24"/>
+        </w:rPr>
+      </w:pPr>
+      <w:r>
+        <w:rPr>
+          <w:rFonts w:ascii="Times New Roman" w:hAnsi="Times New Roman" w:cs="Times New Roman"/>
+          <w:sz w:val="24"/>
+          <w:szCs w:val="24"/>
+        </w:rPr>
+        <w:t>2. Систему инвентаря с горячей панелью на 10 слотов</w:t>
+      </w:r>
+    </w:p>
+    <w:p>
+      <w:pPr>
+        <w:rPr>
+          <w:rFonts w:ascii="Times New Roman" w:hAnsi="Times New Roman" w:cs="Times New Roman"/>
+          <w:sz w:val="24"/>
+          <w:szCs w:val="24"/>
+        </w:rPr>
+      </w:pPr>
+      <w:r>
+        <w:rPr>
+          <w:rFonts w:ascii="Times New Roman" w:hAnsi="Times New Roman" w:cs="Times New Roman"/>
+          <w:sz w:val="24"/>
+          <w:szCs w:val="24"/>
+        </w:rPr>
+        <w:t>3. Механику крафта с сеткой 3x3 и проверкой рецептов</w:t>
+      </w:r>
+    </w:p>
+    <w:p>
+      <w:pPr>
+        <w:rPr>
+          <w:rFonts w:ascii="Times New Roman" w:hAnsi="Times New Roman" w:cs="Times New Roman"/>
+          <w:sz w:val="24"/>
+          <w:szCs w:val="24"/>
+        </w:rPr>
+      </w:pPr>
+      <w:r>
+        <w:rPr>
+          <w:rFonts w:ascii="Times New Roman" w:hAnsi="Times New Roman" w:cs="Times New Roman"/>
+          <w:sz w:val="24"/>
+          <w:szCs w:val="24"/>
+        </w:rPr>
+        <w:t>4. Боевую систему с монстрами, здоровьем и оружием</w:t>
+      </w:r>
+    </w:p>
+    <w:p>
+      <w:pPr>
+        <w:rPr>
+          <w:rFonts w:ascii="Times New Roman" w:hAnsi="Times New Roman" w:cs="Times New Roman"/>
+          <w:sz w:val="24"/>
+          <w:szCs w:val="24"/>
+        </w:rPr>
+      </w:pPr>
+      <w:r>
+        <w:rPr>
+          <w:rFonts w:ascii="Times New Roman" w:hAnsi="Times New Roman" w:cs="Times New Roman"/>
+          <w:sz w:val="24"/>
+          <w:szCs w:val="24"/>
+        </w:rPr>
+        <w:t>5. Сохранение прогресса в JSON-формате</w:t>
+      </w:r>
+    </w:p>
+    <w:p>
+      <w:pPr>
+        <w:rPr>
+          <w:rFonts w:ascii="Times New Roman" w:hAnsi="Times New Roman" w:cs="Times New Roman"/>
+          <w:sz w:val="24"/>
+          <w:szCs w:val="24"/>
+        </w:rPr>
+      </w:pPr>
+      <w:r>
+        <w:rPr>
+          <w:rFonts w:ascii="Times New Roman" w:hAnsi="Times New Roman" w:cs="Times New Roman"/>
+          <w:sz w:val="24"/>
+          <w:szCs w:val="24"/>
+        </w:rPr>
+        <w:t>6. Многоуровневый интерфейс с меню, паузой и экраном смерти</w:t>
+      </w:r>
+    </w:p>
+    <w:p>
+      <w:pPr>
+        <w:rPr>
+          <w:rFonts w:ascii="Times New Roman" w:hAnsi="Times New Roman" w:cs="Times New Roman"/>
+          <w:sz w:val="24"/>
+          <w:szCs w:val="24"/>
+        </w:rPr>
+      </w:pPr>
+      <w:r>
+        <w:rPr>
+          <w:rFonts w:ascii="Times New Roman" w:hAnsi="Times New Roman" w:cs="Times New Roman"/>
+          <w:sz w:val="24"/>
+          <w:szCs w:val="24"/>
+        </w:rPr>
+        <w:t>7. Звуковое сопровождение всех игровых действий</w:t>
+      </w:r>
+    </w:p>
+    <w:p>
+      <w:pPr>
+        <w:rPr>
+          <w:rFonts w:ascii="Times New Roman" w:hAnsi="Times New Roman" w:cs="Times New Roman"/>
+          <w:sz w:val="24"/>
+          <w:szCs w:val="24"/>
+          <w:u w:val="single"/>
+        </w:rPr>
+      </w:pPr>
+    </w:p>
+    <w:p>
+      <w:pPr>
+        <w:rPr>
+          <w:rFonts w:ascii="Times New Roman" w:hAnsi="Times New Roman" w:cs="Times New Roman"/>
+          <w:sz w:val="24"/>
+          <w:szCs w:val="24"/>
+          <w:u w:val="single"/>
+        </w:rPr>
+      </w:pPr>
+      <w:r>
+        <w:rPr>
+          <w:rFonts w:ascii="Times New Roman" w:hAnsi="Times New Roman" w:cs="Times New Roman"/>
+          <w:sz w:val="24"/>
+          <w:szCs w:val="24"/>
+          <w:u w:val="single"/>
+        </w:rPr>
+        <w:t>3</w:t>
+      </w:r>
+      <w:r>
+        <w:rPr>
+          <w:rFonts w:ascii="Times New Roman" w:hAnsi="Times New Roman" w:cs="Times New Roman"/>
+          <w:sz w:val="24"/>
+          <w:szCs w:val="24"/>
+          <w:u w:val="single"/>
+        </w:rPr>
+        <w:t>.2 Возможности дальнейшего развития</w:t>
+      </w:r>
+    </w:p>
+    <w:p>
+      <w:pPr>
+        <w:rPr>
+          <w:rFonts w:ascii="Times New Roman" w:hAnsi="Times New Roman" w:cs="Times New Roman"/>
+          <w:sz w:val="24"/>
+          <w:szCs w:val="24"/>
+        </w:rPr>
+      </w:pPr>
+      <w:r>
+        <w:rPr>
+          <w:rFonts w:ascii="Times New Roman" w:hAnsi="Times New Roman" w:cs="Times New Roman"/>
+          <w:sz w:val="24"/>
+          <w:szCs w:val="24"/>
+        </w:rPr>
+        <w:t>1</w:t>
+      </w:r>
+      <w:r>
+        <w:rPr>
+          <w:rFonts w:ascii="Times New Roman" w:hAnsi="Times New Roman" w:cs="Times New Roman"/>
+          <w:sz w:val="24"/>
+          <w:szCs w:val="24"/>
+        </w:rPr>
+        <w:t>. Мультиплеер – добавление сетевой игры</w:t>
+      </w:r>
+    </w:p>
+    <w:p>
+      <w:pPr>
+        <w:rPr>
+          <w:rFonts w:ascii="Times New Roman" w:hAnsi="Times New Roman" w:cs="Times New Roman"/>
+          <w:sz w:val="24"/>
+          <w:szCs w:val="24"/>
+        </w:rPr>
+      </w:pPr>
+      <w:r>
+        <w:rPr>
+          <w:rFonts w:ascii="Times New Roman" w:hAnsi="Times New Roman" w:cs="Times New Roman"/>
+          <w:sz w:val="24"/>
+          <w:szCs w:val="24"/>
+        </w:rPr>
+        <w:t>2</w:t>
+      </w:r>
+      <w:r>
+        <w:rPr>
+          <w:rFonts w:ascii="Times New Roman" w:hAnsi="Times New Roman" w:cs="Times New Roman"/>
+          <w:sz w:val="24"/>
+          <w:szCs w:val="24"/>
+        </w:rPr>
+        <w:t>. Генерация мира– процедурная генерация ландшафта</w:t>
+      </w:r>
+    </w:p>
+    <w:p>
+      <w:pPr>
+        <w:rPr>
+          <w:rFonts w:ascii="Times New Roman" w:hAnsi="Times New Roman" w:cs="Times New Roman"/>
+          <w:sz w:val="24"/>
+          <w:szCs w:val="24"/>
+        </w:rPr>
+      </w:pPr>
+      <w:r>
+        <w:rPr>
+          <w:rFonts w:ascii="Times New Roman" w:hAnsi="Times New Roman" w:cs="Times New Roman"/>
+          <w:sz w:val="24"/>
+          <w:szCs w:val="24"/>
+        </w:rPr>
+        <w:t>3</w:t>
+      </w:r>
+      <w:r>
+        <w:rPr>
+          <w:rFonts w:ascii="Times New Roman" w:hAnsi="Times New Roman" w:cs="Times New Roman"/>
+          <w:sz w:val="24"/>
+          <w:szCs w:val="24"/>
+        </w:rPr>
+        <w:t>. Дополнительные измерения– Ад, Край</w:t>
+      </w:r>
+    </w:p>
+    <w:p>
+      <w:pPr>
+        <w:rPr>
+          <w:rFonts w:ascii="Times New Roman" w:hAnsi="Times New Roman" w:cs="Times New Roman"/>
+          <w:sz w:val="24"/>
+          <w:szCs w:val="24"/>
+        </w:rPr>
+      </w:pPr>
+      <w:r>
+        <w:rPr>
+          <w:rFonts w:ascii="Times New Roman" w:hAnsi="Times New Roman" w:cs="Times New Roman"/>
+          <w:sz w:val="24"/>
+          <w:szCs w:val="24"/>
+        </w:rPr>
+        <w:t>4</w:t>
+      </w:r>
+      <w:r>
+        <w:rPr>
+          <w:rFonts w:ascii="Times New Roman" w:hAnsi="Times New Roman" w:cs="Times New Roman"/>
+          <w:sz w:val="24"/>
+          <w:szCs w:val="24"/>
+        </w:rPr>
+        <w:t>. Система достижений– отслеживание прогресса игрока</w:t>
+      </w:r>
+    </w:p>
+    <w:p>
+      <w:pPr>
+        <w:rPr>
+          <w:rFonts w:ascii="Times New Roman" w:hAnsi="Times New Roman" w:cs="Times New Roman"/>
+          <w:sz w:val="24"/>
+          <w:szCs w:val="24"/>
+        </w:rPr>
+      </w:pPr>
+      <w:r>
+        <w:rPr>
+          <w:rFonts w:ascii="Times New Roman" w:hAnsi="Times New Roman" w:cs="Times New Roman"/>
+          <w:sz w:val="24"/>
+          <w:szCs w:val="24"/>
+        </w:rPr>
+        <w:t>5</w:t>
+      </w:r>
+      <w:r>
+        <w:rPr>
+          <w:rFonts w:ascii="Times New Roman" w:hAnsi="Times New Roman" w:cs="Times New Roman"/>
+          <w:sz w:val="24"/>
+          <w:szCs w:val="24"/>
+        </w:rPr>
+        <w:t>. Погодные эффекты– дождь, снег, гроза</w:t>
+      </w:r>
+    </w:p>
+    <w:p>
+      <w:pPr>
+        <w:rPr>
+          <w:rFonts w:ascii="Times New Roman" w:hAnsi="Times New Roman" w:cs="Times New Roman"/>
+          <w:sz w:val="24"/>
+          <w:szCs w:val="24"/>
+        </w:rPr>
+      </w:pPr>
+    </w:p>
+    <w:p>
+      <w:pPr>
+        <w:rPr>
+          <w:rFonts w:ascii="Times New Roman" w:hAnsi="Times New Roman" w:cs="Times New Roman"/>
+          <w:sz w:val="24"/>
+          <w:szCs w:val="24"/>
+          <w:u w:val="single"/>
+        </w:rPr>
+      </w:pPr>
+      <w:r>
+        <w:rPr>
+          <w:rFonts w:ascii="Times New Roman" w:hAnsi="Times New Roman" w:cs="Times New Roman"/>
+          <w:sz w:val="24"/>
+          <w:szCs w:val="24"/>
+          <w:u w:val="single"/>
+          <w:lang w:val="en-US"/>
+        </w:rPr>
+        <w:t>3</w:t>
+      </w:r>
+      <w:r>
+        <w:rPr>
+          <w:rFonts w:ascii="Times New Roman" w:hAnsi="Times New Roman" w:cs="Times New Roman"/>
+          <w:sz w:val="24"/>
+          <w:szCs w:val="24"/>
+          <w:u w:val="single"/>
+        </w:rPr>
+        <w:t>.3 Выводы</w:t>
+      </w:r>
+    </w:p>
+    <w:p>
+      <w:pPr>
+        <w:rPr>
+          <w:rFonts w:ascii="Times New Roman" w:hAnsi="Times New Roman" w:cs="Times New Roman"/>
+          <w:sz w:val="24"/>
+          <w:szCs w:val="24"/>
+        </w:rPr>
+      </w:pPr>
+    </w:p>
+    <w:p>
+      <w:pPr>
+        <w:rPr>
+          <w:rFonts w:ascii="Times New Roman" w:hAnsi="Times New Roman" w:cs="Times New Roman"/>
+          <w:sz w:val="24"/>
+          <w:szCs w:val="24"/>
+        </w:rPr>
+      </w:pPr>
+      <w:r>
+        <w:rPr>
+          <w:rFonts w:ascii="Times New Roman" w:hAnsi="Times New Roman" w:cs="Times New Roman"/>
+          <w:sz w:val="24"/>
+          <w:szCs w:val="24"/>
+        </w:rPr>
+        <w:t>Разработанный проект демонстрирует успешное применение объектно-ориентированного подхода и современных библиотек Python для создания игровых приложений. Реализованные механики полностью соответствуют классическим играм жанра «песочница» и могут служить основой для дальнейшего коммерческого развития.</w:t>
+      </w:r>
+    </w:p>
+    <w:p>
+      <w:pPr>
+        <w:rPr>
+          <w:rFonts w:ascii="Times New Roman" w:hAnsi="Times New Roman" w:cs="Times New Roman"/>
+          <w:sz w:val="24"/>
+          <w:szCs w:val="24"/>
+        </w:rPr>
+      </w:pPr>
+    </w:p>
+    <w:p>
+      <w:pPr>
+        <w:rPr>
+          <w:rFonts w:ascii="Times New Roman" w:hAnsi="Times New Roman" w:cs="Times New Roman"/>
           <w:b/>
           <w:bCs/>
-          <w:sz w:val="24"/>
-          <w:szCs w:val="24"/>
-          <w:lang w:val="en-US"/>
-        </w:rPr>
-        <w:t>SCREEN_WIDTH</w:t>
-      </w:r>
-      <w:r>
-        <w:rPr>
-          <w:sz w:val="24"/>
-          <w:szCs w:val="24"/>
-          <w:lang w:val="en-US"/>
-        </w:rPr>
-        <w:t>, </w:t>
-      </w:r>
-      <w:r>
-        <w:rPr>
+          <w:sz w:val="28"/>
+          <w:szCs w:val="28"/>
+        </w:rPr>
+      </w:pPr>
+    </w:p>
+    <w:p>
+      <w:pPr>
+        <w:rPr>
+          <w:rFonts w:ascii="Times New Roman" w:hAnsi="Times New Roman" w:cs="Times New Roman"/>
           <w:b/>
           <w:bCs/>
-          <w:sz w:val="24"/>
-          <w:szCs w:val="24"/>
-          <w:lang w:val="en-US"/>
-        </w:rPr>
-        <w:t>SCREEN_HEIGHT</w:t>
-      </w:r>
-      <w:r>
-        <w:rPr>
-          <w:sz w:val="24"/>
-          <w:szCs w:val="24"/>
-          <w:lang w:val="en-US"/>
-        </w:rPr>
-        <w:t xml:space="preserve">: </w:t>
-      </w:r>
-      <w:r>
-        <w:rPr>
-          <w:sz w:val="24"/>
-          <w:szCs w:val="24"/>
-        </w:rPr>
-        <w:t>размеры</w:t>
-      </w:r>
-      <w:r>
-        <w:rPr>
-          <w:sz w:val="24"/>
-          <w:szCs w:val="24"/>
-          <w:lang w:val="en-US"/>
-        </w:rPr>
-        <w:t xml:space="preserve"> </w:t>
-      </w:r>
-      <w:r>
-        <w:rPr>
-          <w:sz w:val="24"/>
-          <w:szCs w:val="24"/>
-        </w:rPr>
-        <w:t>игрового</w:t>
-      </w:r>
-      <w:r>
-        <w:rPr>
-          <w:sz w:val="24"/>
-          <w:szCs w:val="24"/>
-          <w:lang w:val="en-US"/>
-        </w:rPr>
-        <w:t xml:space="preserve"> </w:t>
-      </w:r>
-      <w:r>
-        <w:rPr>
-          <w:sz w:val="24"/>
-          <w:szCs w:val="24"/>
-        </w:rPr>
-        <w:t>окна</w:t>
-      </w:r>
-      <w:r>
-        <w:rPr>
-          <w:sz w:val="24"/>
-          <w:szCs w:val="24"/>
-          <w:lang w:val="en-US"/>
-        </w:rPr>
-        <w:t xml:space="preserve"> (600x600)</w:t>
-      </w:r>
-    </w:p>
-    <w:p>
-      <w:pPr>
-        <w:numPr>
-          <w:ilvl w:val="0"/>
-          <w:numId w:val="1"/>
-        </w:numPr>
-        <w:rPr>
-          <w:sz w:val="24"/>
-          <w:szCs w:val="24"/>
-        </w:rPr>
-      </w:pPr>
-      <w:r>
-        <w:rPr>
+          <w:sz w:val="28"/>
+          <w:szCs w:val="28"/>
+        </w:rPr>
+      </w:pPr>
+      <w:r>
+        <w:rPr>
+          <w:rFonts w:ascii="Times New Roman" w:hAnsi="Times New Roman" w:cs="Times New Roman"/>
           <w:b/>
           <w:bCs/>
-          <w:sz w:val="24"/>
-          <w:szCs w:val="24"/>
-        </w:rPr>
-        <w:t>TILE_SCALING</w:t>
-      </w:r>
-      <w:r>
-        <w:rPr>
-          <w:sz w:val="24"/>
-          <w:szCs w:val="24"/>
-        </w:rPr>
-        <w:t>: коэффициент масштабирования блоков (0.2)</w:t>
-      </w:r>
-    </w:p>
-    <w:p>
-      <w:pPr>
-        <w:numPr>
-          <w:ilvl w:val="0"/>
-          <w:numId w:val="1"/>
-        </w:numPr>
-        <w:rPr>
-          <w:sz w:val="24"/>
-          <w:szCs w:val="24"/>
-        </w:rPr>
-      </w:pPr>
-      <w:r>
-        <w:rPr>
+          <w:sz w:val="28"/>
+          <w:szCs w:val="28"/>
+          <w:lang w:val="en-US"/>
+        </w:rPr>
+        <w:t>4</w:t>
+      </w:r>
+      <w:r>
+        <w:rPr>
+          <w:rFonts w:ascii="Times New Roman" w:hAnsi="Times New Roman" w:cs="Times New Roman"/>
           <w:b/>
           <w:bCs/>
-          <w:sz w:val="24"/>
-          <w:szCs w:val="24"/>
-        </w:rPr>
-        <w:t>BLOCKS_DATA</w:t>
-      </w:r>
-      <w:r>
-        <w:rPr>
-          <w:sz w:val="24"/>
-          <w:szCs w:val="24"/>
-        </w:rPr>
-        <w:t>: словарь с характеристиками блоков (прочность, тип, скорость разрушения)</w:t>
-      </w:r>
-    </w:p>
-    <w:p>
-      <w:pPr>
-        <w:numPr>
-          <w:ilvl w:val="0"/>
-          <w:numId w:val="1"/>
-        </w:numPr>
-        <w:rPr>
-          <w:sz w:val="24"/>
-          <w:szCs w:val="24"/>
-        </w:rPr>
-      </w:pPr>
-      <w:r>
-        <w:rPr>
-          <w:b/>
-          <w:bCs/>
-          <w:sz w:val="24"/>
-          <w:szCs w:val="24"/>
-        </w:rPr>
-        <w:t>BLOCK_SIZE</w:t>
-      </w:r>
-      <w:r>
-        <w:rPr>
-          <w:sz w:val="24"/>
-          <w:szCs w:val="24"/>
-        </w:rPr>
-        <w:t>: размер блока в пикселях (40)</w:t>
-      </w:r>
-    </w:p>
-    <w:p>
-      <w:pPr>
-        <w:rPr>
-          <w:b/>
-          <w:bCs/>
-          <w:sz w:val="24"/>
-          <w:szCs w:val="24"/>
-        </w:rPr>
-      </w:pPr>
-      <w:r>
-        <w:rPr>
-          <w:b/>
-          <w:bCs/>
-          <w:sz w:val="24"/>
-          <w:szCs w:val="24"/>
-        </w:rPr>
-        <w:t>2. Классы</w:t>
-      </w:r>
-    </w:p>
-    <w:p>
-      <w:pPr>
-        <w:rPr>
-          <w:b/>
-          <w:bCs/>
-          <w:sz w:val="24"/>
-          <w:szCs w:val="24"/>
-        </w:rPr>
-      </w:pPr>
+          <w:sz w:val="28"/>
+          <w:szCs w:val="28"/>
+        </w:rPr>
+        <w:t>. СПИСОК ИСПОЛЬЗОВАННЫХ ИСТОЧНИКОВ</w:t>
+      </w:r>
+    </w:p>
+    <w:p>
+      <w:pPr>
+        <w:rPr>
+          <w:rFonts w:ascii="Times New Roman" w:hAnsi="Times New Roman" w:cs="Times New Roman"/>
+          <w:sz w:val="24"/>
+          <w:szCs w:val="24"/>
+        </w:rPr>
+      </w:pPr>
+    </w:p>
+    <w:p>
+      <w:pPr>
+        <w:rPr>
+          <w:rFonts w:ascii="Times New Roman" w:hAnsi="Times New Roman" w:cs="Times New Roman"/>
+          <w:sz w:val="24"/>
+          <w:szCs w:val="24"/>
+        </w:rPr>
+      </w:pPr>
+      <w:r>
+        <w:rPr>
+          <w:rFonts w:ascii="Times New Roman" w:hAnsi="Times New Roman" w:cs="Times New Roman"/>
+          <w:sz w:val="24"/>
+          <w:szCs w:val="24"/>
+        </w:rPr>
+        <w:t xml:space="preserve">1. Документация библиотеки </w:t>
+      </w:r>
       <w:proofErr w:type="spellStart"/>
       <w:r>
         <w:rPr>
-          <w:b/>
-          <w:bCs/>
-          <w:sz w:val="24"/>
-          <w:szCs w:val="24"/>
-        </w:rPr>
-        <w:t>InventorySlot</w:t>
+          <w:rFonts w:ascii="Times New Roman" w:hAnsi="Times New Roman" w:cs="Times New Roman"/>
+          <w:sz w:val="24"/>
+          <w:szCs w:val="24"/>
+        </w:rPr>
+        <w:t>Arcade</w:t>
       </w:r>
       <w:proofErr w:type="spellEnd"/>
       <w:r>
         <w:rPr>
-          <w:b/>
-          <w:bCs/>
-          <w:sz w:val="24"/>
-          <w:szCs w:val="24"/>
-        </w:rPr>
-        <w:t> - слот инвентаря</w:t>
-      </w:r>
-    </w:p>
-    <w:p>
-      <w:pPr>
-        <w:numPr>
-          <w:ilvl w:val="0"/>
-          <w:numId w:val="2"/>
-        </w:numPr>
-        <w:rPr>
-          <w:sz w:val="24"/>
-          <w:szCs w:val="24"/>
-        </w:rPr>
-      </w:pPr>
-      <w:r>
-        <w:rPr>
-          <w:sz w:val="24"/>
-          <w:szCs w:val="24"/>
-        </w:rPr>
-        <w:t>Хранит информацию о блоке (текстура, количество)</w:t>
-      </w:r>
-    </w:p>
-    <w:p>
-      <w:pPr>
-        <w:numPr>
-          <w:ilvl w:val="0"/>
-          <w:numId w:val="2"/>
-        </w:numPr>
-        <w:rPr>
-          <w:sz w:val="24"/>
-          <w:szCs w:val="24"/>
-        </w:rPr>
-      </w:pPr>
+          <w:rFonts w:ascii="Times New Roman" w:hAnsi="Times New Roman" w:cs="Times New Roman"/>
+          <w:sz w:val="24"/>
+          <w:szCs w:val="24"/>
+        </w:rPr>
+        <w:t xml:space="preserve"> – https://api.arcade.academy/</w:t>
+      </w:r>
+    </w:p>
+    <w:p>
+      <w:pPr>
+        <w:rPr>
+          <w:rFonts w:ascii="Times New Roman" w:hAnsi="Times New Roman" w:cs="Times New Roman"/>
+          <w:sz w:val="24"/>
+          <w:szCs w:val="24"/>
+        </w:rPr>
+      </w:pPr>
+      <w:r>
+        <w:rPr>
+          <w:rFonts w:ascii="Times New Roman" w:hAnsi="Times New Roman" w:cs="Times New Roman"/>
+          <w:sz w:val="24"/>
+          <w:szCs w:val="24"/>
+        </w:rPr>
+        <w:t>2. Документация Python – https://docs.python.org/</w:t>
+      </w:r>
+    </w:p>
+    <w:p>
+      <w:pPr>
+        <w:rPr>
+          <w:rFonts w:ascii="Times New Roman" w:hAnsi="Times New Roman" w:cs="Times New Roman"/>
+          <w:sz w:val="24"/>
+          <w:szCs w:val="24"/>
+        </w:rPr>
+      </w:pPr>
+      <w:r>
+        <w:rPr>
+          <w:rFonts w:ascii="Times New Roman" w:hAnsi="Times New Roman" w:cs="Times New Roman"/>
+          <w:sz w:val="24"/>
+          <w:szCs w:val="24"/>
+        </w:rPr>
+        <w:t xml:space="preserve">3. Официальная </w:t>
+      </w:r>
       <w:proofErr w:type="spellStart"/>
       <w:r>
         <w:rPr>
-          <w:sz w:val="24"/>
-          <w:szCs w:val="24"/>
-        </w:rPr>
-        <w:t>Отрисовывает</w:t>
+          <w:rFonts w:ascii="Times New Roman" w:hAnsi="Times New Roman" w:cs="Times New Roman"/>
+          <w:sz w:val="24"/>
+          <w:szCs w:val="24"/>
+        </w:rPr>
+        <w:t>Minecraft</w:t>
       </w:r>
       <w:proofErr w:type="spellEnd"/>
       <w:r>
         <w:rPr>
-          <w:sz w:val="24"/>
-          <w:szCs w:val="24"/>
-        </w:rPr>
-        <w:t xml:space="preserve"> слот с рамкой и счетчиком</w:t>
-      </w:r>
-    </w:p>
-    <w:p>
-      <w:pPr>
-        <w:numPr>
-          <w:ilvl w:val="0"/>
-          <w:numId w:val="2"/>
-        </w:numPr>
-        <w:rPr>
-          <w:sz w:val="24"/>
-          <w:szCs w:val="24"/>
-        </w:rPr>
-      </w:pPr>
-      <w:r>
-        <w:rPr>
-          <w:sz w:val="24"/>
-          <w:szCs w:val="24"/>
-        </w:rPr>
-        <w:t>Подсвечивается при выборе</w:t>
-      </w:r>
-    </w:p>
-    <w:p>
-      <w:pPr>
-        <w:rPr>
-          <w:b/>
-          <w:bCs/>
-          <w:sz w:val="24"/>
-          <w:szCs w:val="24"/>
-        </w:rPr>
-      </w:pPr>
+          <w:rFonts w:ascii="Times New Roman" w:hAnsi="Times New Roman" w:cs="Times New Roman"/>
+          <w:sz w:val="24"/>
+          <w:szCs w:val="24"/>
+        </w:rPr>
+        <w:t xml:space="preserve"> </w:t>
+      </w:r>
       <w:proofErr w:type="spellStart"/>
       <w:r>
         <w:rPr>
-          <w:b/>
-          <w:bCs/>
-          <w:sz w:val="24"/>
-          <w:szCs w:val="24"/>
-        </w:rPr>
-        <w:t>InventorySystem</w:t>
+          <w:rFonts w:ascii="Times New Roman" w:hAnsi="Times New Roman" w:cs="Times New Roman"/>
+          <w:sz w:val="24"/>
+          <w:szCs w:val="24"/>
+        </w:rPr>
+        <w:t>Wiki</w:t>
       </w:r>
       <w:proofErr w:type="spellEnd"/>
       <w:r>
         <w:rPr>
-          <w:b/>
-          <w:bCs/>
-          <w:sz w:val="24"/>
-          <w:szCs w:val="24"/>
-        </w:rPr>
-        <w:t> - система инвентаря</w:t>
-      </w:r>
-    </w:p>
-    <w:p>
-      <w:pPr>
-        <w:numPr>
-          <w:ilvl w:val="0"/>
-          <w:numId w:val="3"/>
-        </w:numPr>
-        <w:rPr>
-          <w:sz w:val="24"/>
-          <w:szCs w:val="24"/>
-        </w:rPr>
-      </w:pPr>
-      <w:r>
-        <w:rPr>
-          <w:sz w:val="24"/>
-          <w:szCs w:val="24"/>
-        </w:rPr>
-        <w:t>Управляет горячей панелью (10 слотов)</w:t>
-      </w:r>
-    </w:p>
-    <w:p>
-      <w:pPr>
-        <w:numPr>
-          <w:ilvl w:val="0"/>
-          <w:numId w:val="3"/>
-        </w:numPr>
-        <w:rPr>
-          <w:sz w:val="24"/>
-          <w:szCs w:val="24"/>
-        </w:rPr>
-      </w:pPr>
-      <w:r>
-        <w:rPr>
-          <w:sz w:val="24"/>
-          <w:szCs w:val="24"/>
-        </w:rPr>
-        <w:t>Реализует добавление/удаление блоков</w:t>
-      </w:r>
-    </w:p>
-    <w:p>
-      <w:pPr>
-        <w:numPr>
-          <w:ilvl w:val="0"/>
-          <w:numId w:val="3"/>
-        </w:numPr>
-        <w:rPr>
-          <w:sz w:val="24"/>
-          <w:szCs w:val="24"/>
-        </w:rPr>
-      </w:pPr>
-      <w:r>
-        <w:rPr>
-          <w:sz w:val="24"/>
-          <w:szCs w:val="24"/>
-        </w:rPr>
-        <w:t>Обрабатывает прокрутку слотов колесиком мыши</w:t>
-      </w:r>
-    </w:p>
-    <w:p>
-      <w:pPr>
-        <w:numPr>
-          <w:ilvl w:val="0"/>
-          <w:numId w:val="3"/>
-        </w:numPr>
-        <w:rPr>
-          <w:sz w:val="24"/>
-          <w:szCs w:val="24"/>
-        </w:rPr>
-      </w:pPr>
-      <w:r>
-        <w:rPr>
-          <w:sz w:val="24"/>
-          <w:szCs w:val="24"/>
-        </w:rPr>
-        <w:t>Стековая система хранения (до 64 блоков одного типа в слоте)</w:t>
-      </w:r>
-    </w:p>
-    <w:p>
-      <w:pPr>
-        <w:rPr>
-          <w:b/>
-          <w:bCs/>
-          <w:sz w:val="24"/>
-          <w:szCs w:val="24"/>
-        </w:rPr>
-      </w:pPr>
-      <w:proofErr w:type="spellStart"/>
-      <w:r>
-        <w:rPr>
-          <w:b/>
-          <w:bCs/>
-          <w:sz w:val="24"/>
-          <w:szCs w:val="24"/>
-        </w:rPr>
-        <w:t>Hero</w:t>
-      </w:r>
-      <w:proofErr w:type="spellEnd"/>
-      <w:r>
-        <w:rPr>
-          <w:b/>
-          <w:bCs/>
-          <w:sz w:val="24"/>
-          <w:szCs w:val="24"/>
-        </w:rPr>
-        <w:t> - главный персонаж</w:t>
-      </w:r>
-    </w:p>
-    <w:p>
-      <w:pPr>
-        <w:numPr>
-          <w:ilvl w:val="0"/>
-          <w:numId w:val="4"/>
-        </w:numPr>
-        <w:rPr>
-          <w:sz w:val="24"/>
-          <w:szCs w:val="24"/>
-        </w:rPr>
-      </w:pPr>
-      <w:r>
-        <w:rPr>
-          <w:sz w:val="24"/>
-          <w:szCs w:val="24"/>
-        </w:rPr>
-        <w:t>Анимация ходьбы и простоя</w:t>
-      </w:r>
-    </w:p>
-    <w:p>
-      <w:pPr>
-        <w:numPr>
-          <w:ilvl w:val="0"/>
-          <w:numId w:val="4"/>
-        </w:numPr>
-        <w:rPr>
-          <w:sz w:val="24"/>
-          <w:szCs w:val="24"/>
-        </w:rPr>
-      </w:pPr>
-      <w:r>
-        <w:rPr>
-          <w:sz w:val="24"/>
-          <w:szCs w:val="24"/>
-        </w:rPr>
-        <w:t>Управление движением (WASD/стрелки)</w:t>
-      </w:r>
-    </w:p>
-    <w:p>
-      <w:pPr>
-        <w:numPr>
-          <w:ilvl w:val="0"/>
-          <w:numId w:val="4"/>
-        </w:numPr>
-        <w:rPr>
-          <w:sz w:val="24"/>
-          <w:szCs w:val="24"/>
-        </w:rPr>
-      </w:pPr>
-      <w:r>
-        <w:rPr>
-          <w:sz w:val="24"/>
-          <w:szCs w:val="24"/>
-        </w:rPr>
-        <w:t>Здоровье (100 HP)</w:t>
-      </w:r>
-    </w:p>
-    <w:p>
-      <w:pPr>
-        <w:numPr>
-          <w:ilvl w:val="0"/>
-          <w:numId w:val="4"/>
-        </w:numPr>
-        <w:rPr>
-          <w:sz w:val="24"/>
-          <w:szCs w:val="24"/>
-        </w:rPr>
-      </w:pPr>
-      <w:r>
-        <w:rPr>
-          <w:sz w:val="24"/>
-          <w:szCs w:val="24"/>
-        </w:rPr>
-        <w:t>Система добычи блоков</w:t>
-      </w:r>
-    </w:p>
-    <w:p>
-      <w:pPr>
-        <w:rPr>
-          <w:b/>
-          <w:bCs/>
-          <w:sz w:val="24"/>
-          <w:szCs w:val="24"/>
-        </w:rPr>
-      </w:pPr>
-      <w:proofErr w:type="spellStart"/>
-      <w:r>
-        <w:rPr>
-          <w:b/>
-          <w:bCs/>
-          <w:sz w:val="24"/>
-          <w:szCs w:val="24"/>
-        </w:rPr>
-        <w:t>Crack</w:t>
-      </w:r>
-      <w:proofErr w:type="spellEnd"/>
-      <w:r>
-        <w:rPr>
-          <w:b/>
-          <w:bCs/>
-          <w:sz w:val="24"/>
-          <w:szCs w:val="24"/>
-        </w:rPr>
-        <w:t> - трещины при добыче</w:t>
-      </w:r>
-    </w:p>
-    <w:p>
-      <w:pPr>
-        <w:numPr>
-          <w:ilvl w:val="0"/>
-          <w:numId w:val="5"/>
-        </w:numPr>
-        <w:rPr>
-          <w:sz w:val="24"/>
-          <w:szCs w:val="24"/>
-        </w:rPr>
-      </w:pPr>
-      <w:r>
-        <w:rPr>
-          <w:sz w:val="24"/>
-          <w:szCs w:val="24"/>
-        </w:rPr>
-        <w:t>Анимация разрушения блока (8 стадий)</w:t>
-      </w:r>
-    </w:p>
-    <w:p>
-      <w:pPr>
-        <w:numPr>
-          <w:ilvl w:val="0"/>
-          <w:numId w:val="5"/>
-        </w:numPr>
-        <w:rPr>
-          <w:sz w:val="24"/>
-          <w:szCs w:val="24"/>
-        </w:rPr>
-      </w:pPr>
-      <w:r>
-        <w:rPr>
-          <w:sz w:val="24"/>
-          <w:szCs w:val="24"/>
-        </w:rPr>
-        <w:t>Скорость анимации зависит от прочности блока</w:t>
-      </w:r>
-    </w:p>
-    <w:p>
-      <w:pPr>
-        <w:rPr>
-          <w:b/>
-          <w:bCs/>
-          <w:sz w:val="24"/>
-          <w:szCs w:val="24"/>
-        </w:rPr>
-      </w:pPr>
-      <w:proofErr w:type="spellStart"/>
-      <w:r>
-        <w:rPr>
-          <w:b/>
-          <w:bCs/>
-          <w:sz w:val="24"/>
-          <w:szCs w:val="24"/>
-        </w:rPr>
-        <w:t>GridGame</w:t>
-      </w:r>
-      <w:proofErr w:type="spellEnd"/>
-      <w:r>
-        <w:rPr>
-          <w:b/>
-          <w:bCs/>
-          <w:sz w:val="24"/>
-          <w:szCs w:val="24"/>
-        </w:rPr>
-        <w:t> - основной класс игры</w:t>
-      </w:r>
-    </w:p>
-    <w:p>
-      <w:pPr>
-        <w:numPr>
-          <w:ilvl w:val="0"/>
-          <w:numId w:val="6"/>
-        </w:numPr>
-        <w:rPr>
-          <w:sz w:val="24"/>
-          <w:szCs w:val="24"/>
-        </w:rPr>
-      </w:pPr>
-      <w:r>
-        <w:rPr>
-          <w:sz w:val="24"/>
-          <w:szCs w:val="24"/>
-        </w:rPr>
-        <w:lastRenderedPageBreak/>
-        <w:t>Инициализация и управление игровым миром</w:t>
-      </w:r>
-    </w:p>
-    <w:p>
-      <w:pPr>
-        <w:numPr>
-          <w:ilvl w:val="0"/>
-          <w:numId w:val="6"/>
-        </w:numPr>
-        <w:rPr>
-          <w:sz w:val="24"/>
-          <w:szCs w:val="24"/>
-        </w:rPr>
-      </w:pPr>
-      <w:r>
-        <w:rPr>
-          <w:sz w:val="24"/>
-          <w:szCs w:val="24"/>
-        </w:rPr>
-        <w:t>Обработка ввода (мышь, клавиатура)</w:t>
-      </w:r>
-    </w:p>
-    <w:p>
-      <w:pPr>
-        <w:numPr>
-          <w:ilvl w:val="0"/>
-          <w:numId w:val="6"/>
-        </w:numPr>
-        <w:rPr>
-          <w:sz w:val="24"/>
-          <w:szCs w:val="24"/>
-        </w:rPr>
-      </w:pPr>
-      <w:r>
-        <w:rPr>
-          <w:sz w:val="24"/>
-          <w:szCs w:val="24"/>
-        </w:rPr>
-        <w:t>Физика и коллизии</w:t>
-      </w:r>
-    </w:p>
-    <w:p>
-      <w:pPr>
-        <w:numPr>
-          <w:ilvl w:val="0"/>
-          <w:numId w:val="6"/>
-        </w:numPr>
-        <w:rPr>
-          <w:sz w:val="24"/>
-          <w:szCs w:val="24"/>
-        </w:rPr>
-      </w:pPr>
-      <w:r>
-        <w:rPr>
-          <w:sz w:val="24"/>
-          <w:szCs w:val="24"/>
-        </w:rPr>
-        <w:t>Система камер (игровая и GUI)</w:t>
-      </w:r>
-    </w:p>
-    <w:p>
-      <w:pPr>
-        <w:rPr>
-          <w:b/>
-          <w:bCs/>
-          <w:sz w:val="24"/>
-          <w:szCs w:val="24"/>
-        </w:rPr>
-      </w:pPr>
-      <w:r>
-        <w:rPr>
-          <w:b/>
-          <w:bCs/>
-          <w:sz w:val="24"/>
-          <w:szCs w:val="24"/>
-        </w:rPr>
-        <w:t>Monster - враг (зомби)</w:t>
-      </w:r>
-    </w:p>
-    <w:p>
-      <w:pPr>
-        <w:numPr>
-          <w:ilvl w:val="0"/>
-          <w:numId w:val="7"/>
-        </w:numPr>
-        <w:rPr>
-          <w:sz w:val="24"/>
-          <w:szCs w:val="24"/>
-        </w:rPr>
-      </w:pPr>
-      <w:r>
-        <w:rPr>
-          <w:sz w:val="24"/>
-          <w:szCs w:val="24"/>
-        </w:rPr>
-        <w:t>AI преследования игрока</w:t>
-      </w:r>
-    </w:p>
-    <w:p>
-      <w:pPr>
-        <w:numPr>
-          <w:ilvl w:val="0"/>
-          <w:numId w:val="7"/>
-        </w:numPr>
-        <w:rPr>
-          <w:sz w:val="24"/>
-          <w:szCs w:val="24"/>
-        </w:rPr>
-      </w:pPr>
-      <w:r>
-        <w:rPr>
-          <w:sz w:val="24"/>
-          <w:szCs w:val="24"/>
-        </w:rPr>
-        <w:t>Нанесение урона при касании</w:t>
-      </w:r>
-    </w:p>
-    <w:p>
-      <w:pPr>
-        <w:numPr>
-          <w:ilvl w:val="0"/>
-          <w:numId w:val="7"/>
-        </w:numPr>
-        <w:rPr>
-          <w:sz w:val="24"/>
-          <w:szCs w:val="24"/>
-        </w:rPr>
-      </w:pPr>
-      <w:r>
-        <w:rPr>
-          <w:sz w:val="24"/>
-          <w:szCs w:val="24"/>
-        </w:rPr>
-        <w:t>Анимация ходьбы</w:t>
-      </w:r>
-    </w:p>
-    <w:p>
-      <w:pPr>
-        <w:rPr>
-          <w:b/>
-          <w:bCs/>
-          <w:sz w:val="24"/>
-          <w:szCs w:val="24"/>
-        </w:rPr>
-      </w:pPr>
-      <w:r>
-        <w:rPr>
-          <w:b/>
-          <w:bCs/>
-          <w:sz w:val="24"/>
-          <w:szCs w:val="24"/>
-        </w:rPr>
-        <w:t>Основные механики</w:t>
-      </w:r>
-    </w:p>
-    <w:p>
-      <w:pPr>
-        <w:rPr>
-          <w:b/>
-          <w:bCs/>
-          <w:sz w:val="24"/>
-          <w:szCs w:val="24"/>
-        </w:rPr>
-      </w:pPr>
-      <w:r>
-        <w:rPr>
-          <w:b/>
-          <w:bCs/>
-          <w:sz w:val="24"/>
-          <w:szCs w:val="24"/>
-        </w:rPr>
-        <w:t>1. Добыча ресурсов</w:t>
-      </w:r>
-    </w:p>
-    <w:p>
-      <w:pPr>
-        <w:numPr>
-          <w:ilvl w:val="0"/>
-          <w:numId w:val="8"/>
-        </w:numPr>
-        <w:rPr>
-          <w:sz w:val="24"/>
-          <w:szCs w:val="24"/>
-        </w:rPr>
-      </w:pPr>
-      <w:r>
-        <w:rPr>
-          <w:sz w:val="24"/>
-          <w:szCs w:val="24"/>
-        </w:rPr>
-        <w:t>ЛКМ: начать добычу блока</w:t>
-      </w:r>
-    </w:p>
-    <w:p>
-      <w:pPr>
-        <w:numPr>
-          <w:ilvl w:val="0"/>
-          <w:numId w:val="8"/>
-        </w:numPr>
-        <w:rPr>
-          <w:sz w:val="24"/>
-          <w:szCs w:val="24"/>
-        </w:rPr>
-      </w:pPr>
-      <w:r>
-        <w:rPr>
-          <w:sz w:val="24"/>
-          <w:szCs w:val="24"/>
-        </w:rPr>
-        <w:t>Удержание ЛКМ: продолжение добычи</w:t>
-      </w:r>
-    </w:p>
-    <w:p>
-      <w:pPr>
-        <w:numPr>
-          <w:ilvl w:val="0"/>
-          <w:numId w:val="8"/>
-        </w:numPr>
-        <w:rPr>
-          <w:sz w:val="24"/>
-          <w:szCs w:val="24"/>
-        </w:rPr>
-      </w:pPr>
-      <w:r>
-        <w:rPr>
-          <w:sz w:val="24"/>
-          <w:szCs w:val="24"/>
-        </w:rPr>
-        <w:t>Отпускание до завершения: сброс прогресса</w:t>
-      </w:r>
-    </w:p>
-    <w:p>
-      <w:pPr>
-        <w:numPr>
-          <w:ilvl w:val="0"/>
-          <w:numId w:val="8"/>
-        </w:numPr>
-        <w:rPr>
-          <w:sz w:val="24"/>
-          <w:szCs w:val="24"/>
-        </w:rPr>
-      </w:pPr>
-      <w:r>
-        <w:rPr>
-          <w:sz w:val="24"/>
-          <w:szCs w:val="24"/>
-        </w:rPr>
-        <w:t>Звуковые эффекты при добыче разных типов блоков</w:t>
-      </w:r>
-    </w:p>
-    <w:p>
-      <w:pPr>
-        <w:rPr>
-          <w:b/>
-          <w:bCs/>
-          <w:sz w:val="24"/>
-          <w:szCs w:val="24"/>
-        </w:rPr>
-      </w:pPr>
-      <w:r>
-        <w:rPr>
-          <w:b/>
-          <w:bCs/>
-          <w:sz w:val="24"/>
-          <w:szCs w:val="24"/>
-        </w:rPr>
-        <w:t>2. Строительство</w:t>
-      </w:r>
-    </w:p>
-    <w:p>
-      <w:pPr>
-        <w:numPr>
-          <w:ilvl w:val="0"/>
-          <w:numId w:val="9"/>
-        </w:numPr>
-        <w:rPr>
-          <w:sz w:val="24"/>
-          <w:szCs w:val="24"/>
-        </w:rPr>
-      </w:pPr>
-      <w:r>
-        <w:rPr>
-          <w:sz w:val="24"/>
-          <w:szCs w:val="24"/>
-        </w:rPr>
-        <w:t>ПКМ: установка блока из выбранного слота инвентаря</w:t>
-      </w:r>
-    </w:p>
-    <w:p>
-      <w:pPr>
-        <w:numPr>
-          <w:ilvl w:val="0"/>
-          <w:numId w:val="9"/>
-        </w:numPr>
-        <w:rPr>
-          <w:sz w:val="24"/>
-          <w:szCs w:val="24"/>
-        </w:rPr>
-      </w:pPr>
-      <w:r>
-        <w:rPr>
-          <w:sz w:val="24"/>
-          <w:szCs w:val="24"/>
-        </w:rPr>
-        <w:t>Проверка на возможность установки (рядом должен быть другой блок)</w:t>
-      </w:r>
-    </w:p>
-    <w:p>
-      <w:pPr>
-        <w:numPr>
-          <w:ilvl w:val="0"/>
-          <w:numId w:val="9"/>
-        </w:numPr>
-        <w:rPr>
-          <w:sz w:val="24"/>
-          <w:szCs w:val="24"/>
-        </w:rPr>
-      </w:pPr>
-      <w:r>
-        <w:rPr>
-          <w:sz w:val="24"/>
-          <w:szCs w:val="24"/>
-        </w:rPr>
-        <w:t>Автоматическое выравнивание по сетке</w:t>
-      </w:r>
-    </w:p>
-    <w:p>
-      <w:pPr>
-        <w:rPr>
-          <w:b/>
-          <w:bCs/>
-          <w:sz w:val="24"/>
-          <w:szCs w:val="24"/>
-        </w:rPr>
-      </w:pPr>
-      <w:r>
-        <w:rPr>
-          <w:b/>
-          <w:bCs/>
-          <w:sz w:val="24"/>
-          <w:szCs w:val="24"/>
-        </w:rPr>
-        <w:t>3. Инвентарь</w:t>
-      </w:r>
-    </w:p>
-    <w:p>
-      <w:pPr>
-        <w:numPr>
-          <w:ilvl w:val="0"/>
-          <w:numId w:val="10"/>
-        </w:numPr>
-        <w:rPr>
-          <w:sz w:val="24"/>
-          <w:szCs w:val="24"/>
-        </w:rPr>
-      </w:pPr>
-      <w:r>
-        <w:rPr>
-          <w:sz w:val="24"/>
-          <w:szCs w:val="24"/>
-        </w:rPr>
-        <w:t>Колесико мыши: переключение между слотами</w:t>
-      </w:r>
-    </w:p>
-    <w:p>
-      <w:pPr>
-        <w:numPr>
-          <w:ilvl w:val="0"/>
-          <w:numId w:val="10"/>
-        </w:numPr>
-        <w:rPr>
-          <w:sz w:val="24"/>
-          <w:szCs w:val="24"/>
-        </w:rPr>
-      </w:pPr>
-      <w:r>
-        <w:rPr>
-          <w:sz w:val="24"/>
-          <w:szCs w:val="24"/>
-        </w:rPr>
-        <w:t>Автоматическая группировка одинаковых блоков</w:t>
-      </w:r>
-    </w:p>
-    <w:p>
-      <w:pPr>
-        <w:numPr>
-          <w:ilvl w:val="0"/>
-          <w:numId w:val="10"/>
-        </w:numPr>
-        <w:rPr>
-          <w:sz w:val="24"/>
-          <w:szCs w:val="24"/>
-        </w:rPr>
-      </w:pPr>
-      <w:r>
-        <w:rPr>
-          <w:sz w:val="24"/>
-          <w:szCs w:val="24"/>
-        </w:rPr>
-        <w:t>Максимум 64 блока одного типа в слоте</w:t>
-      </w:r>
-    </w:p>
-    <w:p>
-      <w:pPr>
-        <w:rPr>
-          <w:b/>
-          <w:bCs/>
-          <w:sz w:val="24"/>
-          <w:szCs w:val="24"/>
-        </w:rPr>
-      </w:pPr>
-      <w:r>
-        <w:rPr>
-          <w:b/>
-          <w:bCs/>
-          <w:sz w:val="24"/>
-          <w:szCs w:val="24"/>
-        </w:rPr>
-        <w:t>4. Боевая система</w:t>
-      </w:r>
-    </w:p>
-    <w:p>
-      <w:pPr>
-        <w:numPr>
-          <w:ilvl w:val="0"/>
-          <w:numId w:val="11"/>
-        </w:numPr>
-        <w:rPr>
-          <w:sz w:val="24"/>
-          <w:szCs w:val="24"/>
-        </w:rPr>
-      </w:pPr>
-      <w:r>
-        <w:rPr>
-          <w:sz w:val="24"/>
-          <w:szCs w:val="24"/>
-        </w:rPr>
-        <w:t>Зомби наносят урон при касании</w:t>
-      </w:r>
-    </w:p>
-    <w:p>
-      <w:pPr>
-        <w:numPr>
-          <w:ilvl w:val="0"/>
-          <w:numId w:val="11"/>
-        </w:numPr>
-        <w:rPr>
-          <w:sz w:val="24"/>
-          <w:szCs w:val="24"/>
-        </w:rPr>
-      </w:pPr>
-      <w:r>
-        <w:rPr>
-          <w:sz w:val="24"/>
-          <w:szCs w:val="24"/>
-        </w:rPr>
-        <w:t>Система здоровья игрока</w:t>
-      </w:r>
-    </w:p>
-    <w:p>
-      <w:pPr>
-        <w:numPr>
-          <w:ilvl w:val="0"/>
-          <w:numId w:val="11"/>
-        </w:numPr>
-        <w:rPr>
-          <w:sz w:val="24"/>
-          <w:szCs w:val="24"/>
-        </w:rPr>
-      </w:pPr>
-      <w:r>
-        <w:rPr>
-          <w:sz w:val="24"/>
-          <w:szCs w:val="24"/>
-        </w:rPr>
-        <w:t>Экраны смерти и возрождения</w:t>
-      </w:r>
-    </w:p>
-    <w:p>
-      <w:pPr>
-        <w:rPr>
-          <w:b/>
-          <w:bCs/>
-          <w:sz w:val="24"/>
-          <w:szCs w:val="24"/>
-        </w:rPr>
-      </w:pPr>
-      <w:r>
-        <w:rPr>
-          <w:b/>
-          <w:bCs/>
-          <w:sz w:val="24"/>
-          <w:szCs w:val="24"/>
-        </w:rPr>
-        <w:t>5. Физика</w:t>
-      </w:r>
-    </w:p>
-    <w:p>
-      <w:pPr>
-        <w:numPr>
-          <w:ilvl w:val="0"/>
-          <w:numId w:val="12"/>
-        </w:numPr>
-        <w:rPr>
-          <w:sz w:val="24"/>
-          <w:szCs w:val="24"/>
-        </w:rPr>
-      </w:pPr>
-      <w:r>
-        <w:rPr>
-          <w:sz w:val="24"/>
-          <w:szCs w:val="24"/>
-        </w:rPr>
-        <w:t>Гравитация (GRAVITY = 1)</w:t>
-      </w:r>
-    </w:p>
-    <w:p>
-      <w:pPr>
-        <w:numPr>
-          <w:ilvl w:val="0"/>
-          <w:numId w:val="12"/>
-        </w:numPr>
-        <w:rPr>
-          <w:sz w:val="24"/>
-          <w:szCs w:val="24"/>
-        </w:rPr>
-      </w:pPr>
-      <w:proofErr w:type="spellStart"/>
-      <w:r>
-        <w:rPr>
-          <w:sz w:val="24"/>
-          <w:szCs w:val="24"/>
-        </w:rPr>
-        <w:t>Платформерная</w:t>
-      </w:r>
-      <w:proofErr w:type="spellEnd"/>
-      <w:r>
-        <w:rPr>
-          <w:sz w:val="24"/>
-          <w:szCs w:val="24"/>
-        </w:rPr>
-        <w:t xml:space="preserve"> физика (</w:t>
-      </w:r>
-      <w:proofErr w:type="spellStart"/>
-      <w:r>
-        <w:rPr>
-          <w:sz w:val="24"/>
-          <w:szCs w:val="24"/>
-        </w:rPr>
-        <w:t>Arcade</w:t>
-      </w:r>
-      <w:proofErr w:type="spellEnd"/>
-      <w:r>
-        <w:rPr>
-          <w:sz w:val="24"/>
-          <w:szCs w:val="24"/>
-        </w:rPr>
-        <w:t xml:space="preserve"> </w:t>
-      </w:r>
-      <w:proofErr w:type="spellStart"/>
-      <w:r>
-        <w:rPr>
-          <w:sz w:val="24"/>
-          <w:szCs w:val="24"/>
-        </w:rPr>
-        <w:t>PhysicsEnginePlatformer</w:t>
-      </w:r>
-      <w:proofErr w:type="spellEnd"/>
-      <w:r>
-        <w:rPr>
-          <w:sz w:val="24"/>
-          <w:szCs w:val="24"/>
-        </w:rPr>
-        <w:t>)</w:t>
-      </w:r>
-    </w:p>
-    <w:p>
-      <w:pPr>
-        <w:numPr>
-          <w:ilvl w:val="0"/>
-          <w:numId w:val="12"/>
-        </w:numPr>
-        <w:rPr>
-          <w:sz w:val="24"/>
-          <w:szCs w:val="24"/>
-        </w:rPr>
-      </w:pPr>
-      <w:r>
-        <w:rPr>
-          <w:sz w:val="24"/>
-          <w:szCs w:val="24"/>
-        </w:rPr>
-        <w:t>Проверка коллизий</w:t>
-      </w:r>
-    </w:p>
-    <w:p>
-      <w:pPr>
-        <w:rPr>
-          <w:b/>
-          <w:bCs/>
-          <w:sz w:val="24"/>
-          <w:szCs w:val="24"/>
-        </w:rPr>
-      </w:pPr>
-      <w:r>
-        <w:rPr>
-          <w:b/>
-          <w:bCs/>
-          <w:sz w:val="24"/>
-          <w:szCs w:val="24"/>
-        </w:rPr>
-        <w:lastRenderedPageBreak/>
-        <w:t>Структура проекта</w:t>
-      </w:r>
-    </w:p>
-    <w:p>
-      <w:pPr>
-        <w:rPr>
-          <w:sz w:val="24"/>
-          <w:szCs w:val="24"/>
-        </w:rPr>
-      </w:pPr>
-      <w:r>
-        <w:rPr>
-          <w:sz w:val="24"/>
-          <w:szCs w:val="24"/>
-        </w:rPr>
-        <w:t>Проект предполагает наличие следующих ресурсов:</w:t>
-      </w:r>
-    </w:p>
-    <w:p>
-      <w:pPr>
-        <w:numPr>
-          <w:ilvl w:val="0"/>
-          <w:numId w:val="13"/>
-        </w:numPr>
-        <w:rPr>
-          <w:sz w:val="24"/>
-          <w:szCs w:val="24"/>
-        </w:rPr>
-      </w:pPr>
-      <w:proofErr w:type="spellStart"/>
-      <w:r>
-        <w:rPr>
-          <w:sz w:val="24"/>
-          <w:szCs w:val="24"/>
-        </w:rPr>
-        <w:t>minecraft_blocks</w:t>
-      </w:r>
-      <w:proofErr w:type="spellEnd"/>
-      <w:r>
-        <w:rPr>
-          <w:sz w:val="24"/>
-          <w:szCs w:val="24"/>
-        </w:rPr>
-        <w:t>/ - текстуры блоков</w:t>
-      </w:r>
-    </w:p>
-    <w:p>
-      <w:pPr>
-        <w:numPr>
-          <w:ilvl w:val="0"/>
-          <w:numId w:val="13"/>
-        </w:numPr>
-        <w:rPr>
-          <w:sz w:val="24"/>
-          <w:szCs w:val="24"/>
-        </w:rPr>
-      </w:pPr>
-      <w:proofErr w:type="spellStart"/>
-      <w:r>
-        <w:rPr>
-          <w:sz w:val="24"/>
-          <w:szCs w:val="24"/>
-        </w:rPr>
-        <w:t>cracks</w:t>
-      </w:r>
-      <w:proofErr w:type="spellEnd"/>
-      <w:r>
-        <w:rPr>
-          <w:sz w:val="24"/>
-          <w:szCs w:val="24"/>
-        </w:rPr>
-        <w:t>/ - анимации трещин</w:t>
-      </w:r>
-    </w:p>
-    <w:p>
-      <w:pPr>
-        <w:numPr>
-          <w:ilvl w:val="0"/>
-          <w:numId w:val="13"/>
-        </w:numPr>
-        <w:rPr>
-          <w:sz w:val="24"/>
-          <w:szCs w:val="24"/>
-        </w:rPr>
-      </w:pPr>
-      <w:proofErr w:type="spellStart"/>
-      <w:r>
-        <w:rPr>
-          <w:sz w:val="24"/>
-          <w:szCs w:val="24"/>
-        </w:rPr>
-        <w:t>music</w:t>
-      </w:r>
-      <w:proofErr w:type="spellEnd"/>
-      <w:r>
-        <w:rPr>
-          <w:sz w:val="24"/>
-          <w:szCs w:val="24"/>
-        </w:rPr>
-        <w:t>/ - звуковые эффекты</w:t>
-      </w:r>
-    </w:p>
-    <w:p>
-      <w:pPr>
-        <w:numPr>
-          <w:ilvl w:val="0"/>
-          <w:numId w:val="13"/>
-        </w:numPr>
-        <w:rPr>
-          <w:sz w:val="24"/>
-          <w:szCs w:val="24"/>
-          <w:lang w:val="en-US"/>
-        </w:rPr>
-      </w:pPr>
-      <w:proofErr w:type="spellStart"/>
-      <w:r>
-        <w:rPr>
-          <w:sz w:val="24"/>
-          <w:szCs w:val="24"/>
-          <w:lang w:val="en-US"/>
-        </w:rPr>
-        <w:t>test_map_minecraft.tmx</w:t>
-      </w:r>
-      <w:proofErr w:type="spellEnd"/>
-      <w:r>
-        <w:rPr>
-          <w:sz w:val="24"/>
-          <w:szCs w:val="24"/>
-          <w:lang w:val="en-US"/>
-        </w:rPr>
-        <w:t xml:space="preserve"> - </w:t>
-      </w:r>
-      <w:r>
-        <w:rPr>
-          <w:sz w:val="24"/>
-          <w:szCs w:val="24"/>
-        </w:rPr>
-        <w:t>файл</w:t>
-      </w:r>
-      <w:r>
-        <w:rPr>
-          <w:sz w:val="24"/>
-          <w:szCs w:val="24"/>
-          <w:lang w:val="en-US"/>
-        </w:rPr>
-        <w:t xml:space="preserve"> </w:t>
-      </w:r>
-      <w:r>
-        <w:rPr>
-          <w:sz w:val="24"/>
-          <w:szCs w:val="24"/>
-        </w:rPr>
-        <w:t>карты</w:t>
-      </w:r>
-    </w:p>
-    <w:p>
-      <w:pPr>
-        <w:rPr>
+          <w:rFonts w:ascii="Times New Roman" w:hAnsi="Times New Roman" w:cs="Times New Roman"/>
+          <w:sz w:val="24"/>
+          <w:szCs w:val="24"/>
+        </w:rPr>
+        <w:t xml:space="preserve"> – https://minecraft.fandom.com/</w:t>
+      </w:r>
+    </w:p>
+    <w:p>
+      <w:pPr>
+        <w:rPr>
+          <w:rFonts w:ascii="Times New Roman" w:hAnsi="Times New Roman" w:cs="Times New Roman"/>
           <w:sz w:val="24"/>
           <w:szCs w:val="24"/>
           <w:lang w:val="en-US"/>
@@ -1543,7 +4763,7 @@
     </w:p>
     <w:sectPr>
       <w:pgSz w:w="11906" w:h="16838"/>
-      <w:pgMar w:top="1134" w:right="850" w:bottom="1134" w:left="1276" w:header="708" w:footer="708" w:gutter="0"/>
+      <w:pgMar w:top="568" w:right="850" w:bottom="567" w:left="1276" w:header="708" w:footer="708" w:gutter="0"/>
       <w:cols w:space="708"/>
       <w:docGrid w:linePitch="360"/>
     </w:sectPr>
@@ -4135,6 +7355,7 @@
   <w:style w:type="character" w:default="1" w:styleId="a0">
     <w:name w:val="Default Paragraph Font"/>
     <w:uiPriority w:val="1"/>
+    <w:semiHidden/>
     <w:unhideWhenUsed/>
   </w:style>
   <w:style w:type="table" w:default="1" w:styleId="a1">

--- a/explanatory_note.docx
+++ b/explanatory_note.docx
@@ -12,7 +12,11 @@
           <w:szCs w:val="32"/>
         </w:rPr>
       </w:pPr>
-      <w:r>
+    </w:p>
+    <w:p>
+      <w:pPr>
+        <w:ind w:left="-709" w:firstLine="709"/>
+        <w:jc w:val="center"/>
         <w:rPr>
           <w:rFonts w:ascii="Times New Roman" w:hAnsi="Times New Roman" w:cs="Times New Roman"/>
           <w:b/>
@@ -20,9 +24,408 @@
           <w:sz w:val="32"/>
           <w:szCs w:val="32"/>
         </w:rPr>
-        <w:t>Пояснительная записка к коду игры "</w:t>
+      </w:pPr>
+    </w:p>
+    <w:p>
+      <w:pPr>
+        <w:ind w:left="-709" w:firstLine="709"/>
+        <w:jc w:val="center"/>
+        <w:rPr>
+          <w:rFonts w:ascii="Times New Roman" w:hAnsi="Times New Roman" w:cs="Times New Roman"/>
+          <w:sz w:val="28"/>
+          <w:szCs w:val="28"/>
+        </w:rPr>
+      </w:pPr>
+    </w:p>
+    <w:p>
+      <w:pPr>
+        <w:ind w:left="-709" w:firstLine="709"/>
+        <w:jc w:val="center"/>
+        <w:rPr>
+          <w:rFonts w:ascii="Times New Roman" w:hAnsi="Times New Roman" w:cs="Times New Roman"/>
+          <w:sz w:val="28"/>
+          <w:szCs w:val="28"/>
+        </w:rPr>
+      </w:pPr>
+      <w:r>
+        <w:rPr>
+          <w:rFonts w:ascii="Times New Roman" w:hAnsi="Times New Roman" w:cs="Times New Roman"/>
+          <w:sz w:val="28"/>
+          <w:szCs w:val="28"/>
+        </w:rPr>
+        <w:t>Пояснительная записка</w:t>
+      </w:r>
+    </w:p>
+    <w:p>
+      <w:pPr>
+        <w:ind w:left="-709" w:firstLine="709"/>
+        <w:jc w:val="center"/>
+        <w:rPr>
+          <w:rFonts w:ascii="Times New Roman" w:hAnsi="Times New Roman" w:cs="Times New Roman"/>
+          <w:sz w:val="28"/>
+          <w:szCs w:val="28"/>
+        </w:rPr>
+      </w:pPr>
+      <w:r>
+        <w:rPr>
+          <w:rFonts w:ascii="Times New Roman" w:hAnsi="Times New Roman" w:cs="Times New Roman"/>
+          <w:sz w:val="28"/>
+          <w:szCs w:val="28"/>
+        </w:rPr>
+        <w:t xml:space="preserve">К проекту по библиотеке </w:t>
+      </w:r>
+      <w:r>
+        <w:rPr>
+          <w:rFonts w:ascii="Times New Roman" w:hAnsi="Times New Roman" w:cs="Times New Roman"/>
+          <w:sz w:val="28"/>
+          <w:szCs w:val="28"/>
+          <w:lang w:val="en-US"/>
+        </w:rPr>
+        <w:t>Arcade</w:t>
+      </w:r>
+    </w:p>
+    <w:p>
+      <w:pPr>
+        <w:ind w:left="-709" w:firstLine="709"/>
+        <w:jc w:val="center"/>
+        <w:rPr>
+          <w:rFonts w:ascii="Times New Roman" w:hAnsi="Times New Roman" w:cs="Times New Roman"/>
+          <w:sz w:val="28"/>
+          <w:szCs w:val="28"/>
+        </w:rPr>
+      </w:pPr>
+      <w:r>
+        <w:rPr>
+          <w:rFonts w:ascii="Times New Roman" w:hAnsi="Times New Roman" w:cs="Times New Roman"/>
+          <w:sz w:val="28"/>
+          <w:szCs w:val="28"/>
+        </w:rPr>
+        <w:t>Игра</w:t>
+      </w:r>
+      <w:r>
+        <w:rPr>
+          <w:rFonts w:ascii="Times New Roman" w:hAnsi="Times New Roman" w:cs="Times New Roman"/>
+          <w:sz w:val="28"/>
+          <w:szCs w:val="28"/>
+        </w:rPr>
+        <w:t xml:space="preserve"> "</w:t>
       </w:r>
       <w:proofErr w:type="spellStart"/>
+      <w:r>
+        <w:rPr>
+          <w:rFonts w:ascii="Times New Roman" w:hAnsi="Times New Roman" w:cs="Times New Roman"/>
+          <w:sz w:val="28"/>
+          <w:szCs w:val="28"/>
+        </w:rPr>
+        <w:t>Minecraft</w:t>
+      </w:r>
+      <w:proofErr w:type="spellEnd"/>
+      <w:r>
+        <w:rPr>
+          <w:rFonts w:ascii="Times New Roman" w:hAnsi="Times New Roman" w:cs="Times New Roman"/>
+          <w:sz w:val="28"/>
+          <w:szCs w:val="28"/>
+        </w:rPr>
+        <w:t xml:space="preserve"> 2D"</w:t>
+      </w:r>
+    </w:p>
+    <w:p>
+      <w:pPr>
+        <w:ind w:left="-709" w:firstLine="709"/>
+        <w:jc w:val="center"/>
+        <w:rPr>
+          <w:rFonts w:ascii="Times New Roman" w:hAnsi="Times New Roman" w:cs="Times New Roman"/>
+          <w:sz w:val="28"/>
+          <w:szCs w:val="28"/>
+        </w:rPr>
+      </w:pPr>
+    </w:p>
+    <w:p>
+      <w:pPr>
+        <w:ind w:left="-709" w:firstLine="709"/>
+        <w:jc w:val="center"/>
+        <w:rPr>
+          <w:rFonts w:ascii="Times New Roman" w:hAnsi="Times New Roman" w:cs="Times New Roman"/>
+          <w:sz w:val="28"/>
+          <w:szCs w:val="28"/>
+        </w:rPr>
+      </w:pPr>
+    </w:p>
+    <w:p>
+      <w:pPr>
+        <w:ind w:left="-709" w:firstLine="709"/>
+        <w:jc w:val="center"/>
+        <w:rPr>
+          <w:rFonts w:ascii="Times New Roman" w:hAnsi="Times New Roman" w:cs="Times New Roman"/>
+          <w:sz w:val="28"/>
+          <w:szCs w:val="28"/>
+        </w:rPr>
+      </w:pPr>
+    </w:p>
+    <w:p>
+      <w:pPr>
+        <w:ind w:left="-709" w:firstLine="709"/>
+        <w:jc w:val="center"/>
+        <w:rPr>
+          <w:rFonts w:ascii="Times New Roman" w:hAnsi="Times New Roman" w:cs="Times New Roman"/>
+          <w:sz w:val="28"/>
+          <w:szCs w:val="28"/>
+        </w:rPr>
+      </w:pPr>
+    </w:p>
+    <w:p>
+      <w:pPr>
+        <w:ind w:left="-709" w:firstLine="709"/>
+        <w:jc w:val="center"/>
+        <w:rPr>
+          <w:rFonts w:ascii="Times New Roman" w:hAnsi="Times New Roman" w:cs="Times New Roman"/>
+          <w:sz w:val="28"/>
+          <w:szCs w:val="28"/>
+        </w:rPr>
+      </w:pPr>
+    </w:p>
+    <w:p>
+      <w:pPr>
+        <w:ind w:left="-709" w:firstLine="709"/>
+        <w:jc w:val="center"/>
+        <w:rPr>
+          <w:rFonts w:ascii="Times New Roman" w:hAnsi="Times New Roman" w:cs="Times New Roman"/>
+          <w:sz w:val="28"/>
+          <w:szCs w:val="28"/>
+        </w:rPr>
+      </w:pPr>
+    </w:p>
+    <w:p>
+      <w:pPr>
+        <w:ind w:left="-709" w:firstLine="709"/>
+        <w:jc w:val="center"/>
+        <w:rPr>
+          <w:rFonts w:ascii="Times New Roman" w:hAnsi="Times New Roman" w:cs="Times New Roman"/>
+          <w:sz w:val="28"/>
+          <w:szCs w:val="28"/>
+        </w:rPr>
+      </w:pPr>
+    </w:p>
+    <w:p>
+      <w:pPr>
+        <w:ind w:left="-709" w:firstLine="709"/>
+        <w:jc w:val="center"/>
+        <w:rPr>
+          <w:rFonts w:ascii="Times New Roman" w:hAnsi="Times New Roman" w:cs="Times New Roman"/>
+          <w:sz w:val="28"/>
+          <w:szCs w:val="28"/>
+        </w:rPr>
+      </w:pPr>
+    </w:p>
+    <w:p>
+      <w:pPr>
+        <w:ind w:left="-709" w:firstLine="709"/>
+        <w:jc w:val="center"/>
+        <w:rPr>
+          <w:rFonts w:ascii="Times New Roman" w:hAnsi="Times New Roman" w:cs="Times New Roman"/>
+          <w:sz w:val="28"/>
+          <w:szCs w:val="28"/>
+        </w:rPr>
+      </w:pPr>
+    </w:p>
+    <w:p>
+      <w:pPr>
+        <w:ind w:left="-709" w:firstLine="709"/>
+        <w:jc w:val="center"/>
+        <w:rPr>
+          <w:rFonts w:ascii="Times New Roman" w:hAnsi="Times New Roman" w:cs="Times New Roman"/>
+          <w:sz w:val="28"/>
+          <w:szCs w:val="28"/>
+        </w:rPr>
+      </w:pPr>
+    </w:p>
+    <w:p>
+      <w:pPr>
+        <w:ind w:left="-709" w:firstLine="709"/>
+        <w:jc w:val="center"/>
+        <w:rPr>
+          <w:rFonts w:ascii="Times New Roman" w:hAnsi="Times New Roman" w:cs="Times New Roman"/>
+          <w:sz w:val="28"/>
+          <w:szCs w:val="28"/>
+        </w:rPr>
+      </w:pPr>
+    </w:p>
+    <w:p>
+      <w:pPr>
+        <w:ind w:left="-709" w:firstLine="709"/>
+        <w:jc w:val="center"/>
+        <w:rPr>
+          <w:rFonts w:ascii="Times New Roman" w:hAnsi="Times New Roman" w:cs="Times New Roman"/>
+          <w:sz w:val="28"/>
+          <w:szCs w:val="28"/>
+        </w:rPr>
+      </w:pPr>
+    </w:p>
+    <w:p>
+      <w:pPr>
+        <w:ind w:left="-709" w:firstLine="709"/>
+        <w:jc w:val="center"/>
+        <w:rPr>
+          <w:rFonts w:ascii="Times New Roman" w:hAnsi="Times New Roman" w:cs="Times New Roman"/>
+          <w:sz w:val="28"/>
+          <w:szCs w:val="28"/>
+        </w:rPr>
+      </w:pPr>
+    </w:p>
+    <w:p>
+      <w:pPr>
+        <w:ind w:left="-709" w:firstLine="709"/>
+        <w:jc w:val="center"/>
+        <w:rPr>
+          <w:rFonts w:ascii="Times New Roman" w:hAnsi="Times New Roman" w:cs="Times New Roman"/>
+          <w:sz w:val="28"/>
+          <w:szCs w:val="28"/>
+        </w:rPr>
+      </w:pPr>
+    </w:p>
+    <w:p>
+      <w:pPr>
+        <w:ind w:left="-709" w:firstLine="709"/>
+        <w:jc w:val="center"/>
+        <w:rPr>
+          <w:rFonts w:ascii="Times New Roman" w:hAnsi="Times New Roman" w:cs="Times New Roman"/>
+          <w:sz w:val="28"/>
+          <w:szCs w:val="28"/>
+        </w:rPr>
+      </w:pPr>
+    </w:p>
+    <w:p>
+      <w:pPr>
+        <w:ind w:left="-709" w:firstLine="709"/>
+        <w:jc w:val="center"/>
+        <w:rPr>
+          <w:rFonts w:ascii="Times New Roman" w:hAnsi="Times New Roman" w:cs="Times New Roman"/>
+          <w:sz w:val="28"/>
+          <w:szCs w:val="28"/>
+        </w:rPr>
+      </w:pPr>
+    </w:p>
+    <w:p>
+      <w:pPr>
+        <w:ind w:left="-709" w:firstLine="709"/>
+        <w:jc w:val="center"/>
+        <w:rPr>
+          <w:rFonts w:ascii="Times New Roman" w:hAnsi="Times New Roman" w:cs="Times New Roman"/>
+          <w:sz w:val="28"/>
+          <w:szCs w:val="28"/>
+        </w:rPr>
+      </w:pPr>
+    </w:p>
+    <w:p>
+      <w:pPr>
+        <w:ind w:left="-709" w:firstLine="709"/>
+        <w:jc w:val="center"/>
+        <w:rPr>
+          <w:rFonts w:ascii="Times New Roman" w:hAnsi="Times New Roman" w:cs="Times New Roman"/>
+          <w:sz w:val="28"/>
+          <w:szCs w:val="28"/>
+        </w:rPr>
+      </w:pPr>
+    </w:p>
+    <w:p>
+      <w:pPr>
+        <w:ind w:left="-709" w:firstLine="709"/>
+        <w:jc w:val="center"/>
+        <w:rPr>
+          <w:rFonts w:ascii="Times New Roman" w:hAnsi="Times New Roman" w:cs="Times New Roman"/>
+          <w:sz w:val="28"/>
+          <w:szCs w:val="28"/>
+        </w:rPr>
+      </w:pPr>
+      <w:r>
+        <w:rPr>
+          <w:rFonts w:ascii="Times New Roman" w:hAnsi="Times New Roman" w:cs="Times New Roman"/>
+          <w:sz w:val="28"/>
+          <w:szCs w:val="28"/>
+        </w:rPr>
+        <w:t>Подготовил</w:t>
+      </w:r>
+      <w:r>
+        <w:rPr>
+          <w:rFonts w:ascii="Times New Roman" w:hAnsi="Times New Roman" w:cs="Times New Roman"/>
+          <w:sz w:val="28"/>
+          <w:szCs w:val="28"/>
+        </w:rPr>
+        <w:t>и</w:t>
+      </w:r>
+    </w:p>
+    <w:p>
+      <w:pPr>
+        <w:ind w:left="-709" w:firstLine="709"/>
+        <w:jc w:val="center"/>
+        <w:rPr>
+          <w:rFonts w:ascii="Times New Roman" w:hAnsi="Times New Roman" w:cs="Times New Roman"/>
+          <w:sz w:val="28"/>
+          <w:szCs w:val="28"/>
+        </w:rPr>
+      </w:pPr>
+      <w:r>
+        <w:rPr>
+          <w:rFonts w:ascii="Times New Roman" w:hAnsi="Times New Roman" w:cs="Times New Roman"/>
+          <w:sz w:val="28"/>
+          <w:szCs w:val="28"/>
+        </w:rPr>
+        <w:t xml:space="preserve"> Мордасова Елена</w:t>
+      </w:r>
+      <w:r>
+        <w:rPr>
+          <w:rFonts w:ascii="Times New Roman" w:hAnsi="Times New Roman" w:cs="Times New Roman"/>
+          <w:sz w:val="28"/>
+          <w:szCs w:val="28"/>
+        </w:rPr>
+        <w:t xml:space="preserve"> и Лукина Варвара</w:t>
+      </w:r>
+    </w:p>
+    <w:p>
+      <w:pPr>
+        <w:ind w:left="-709" w:firstLine="709"/>
+        <w:jc w:val="center"/>
+      </w:pPr>
+      <w:r>
+        <w:rPr>
+          <w:rFonts w:ascii="Times New Roman" w:hAnsi="Times New Roman" w:cs="Times New Roman"/>
+          <w:sz w:val="28"/>
+          <w:szCs w:val="28"/>
+        </w:rPr>
+        <w:t>11</w:t>
+      </w:r>
+      <w:r>
+        <w:rPr>
+          <w:rFonts w:ascii="Times New Roman" w:hAnsi="Times New Roman" w:cs="Times New Roman"/>
+          <w:sz w:val="28"/>
+          <w:szCs w:val="28"/>
+        </w:rPr>
+        <w:t>.</w:t>
+      </w:r>
+      <w:r>
+        <w:rPr>
+          <w:rFonts w:ascii="Times New Roman" w:hAnsi="Times New Roman" w:cs="Times New Roman"/>
+          <w:sz w:val="28"/>
+          <w:szCs w:val="28"/>
+        </w:rPr>
+        <w:t>02</w:t>
+      </w:r>
+      <w:r>
+        <w:rPr>
+          <w:rFonts w:ascii="Times New Roman" w:hAnsi="Times New Roman" w:cs="Times New Roman"/>
+          <w:sz w:val="28"/>
+          <w:szCs w:val="28"/>
+        </w:rPr>
+        <w:t>.202</w:t>
+      </w:r>
+      <w:r>
+        <w:rPr>
+          <w:rFonts w:ascii="Times New Roman" w:hAnsi="Times New Roman" w:cs="Times New Roman"/>
+          <w:sz w:val="28"/>
+          <w:szCs w:val="28"/>
+        </w:rPr>
+        <w:t>6</w:t>
+      </w:r>
       <w:r>
         <w:rPr>
           <w:rFonts w:ascii="Times New Roman" w:hAnsi="Times New Roman" w:cs="Times New Roman"/>
@@ -31,10 +434,632 @@
           <w:sz w:val="32"/>
           <w:szCs w:val="32"/>
         </w:rPr>
-        <w:t>Minecraft</w:t>
+        <w:br w:type="page"/>
+      </w:r>
+    </w:p>
+    <w:p>
+      <w:pPr>
+        <w:ind w:left="-709" w:firstLine="709"/>
+        <w:jc w:val="center"/>
+        <w:rPr>
+          <w:sz w:val="20"/>
+          <w:szCs w:val="20"/>
+        </w:rPr>
+      </w:pPr>
+    </w:p>
+    <w:p>
+      <w:pPr>
+        <w:rPr>
+          <w:b/>
+          <w:bCs/>
+          <w:sz w:val="28"/>
+          <w:szCs w:val="28"/>
+        </w:rPr>
+      </w:pPr>
+      <w:r>
+        <w:rPr>
+          <w:b/>
+          <w:bCs/>
+          <w:sz w:val="28"/>
+          <w:szCs w:val="28"/>
+        </w:rPr>
+        <w:t>План проекта:</w:t>
+      </w:r>
+    </w:p>
+    <w:p>
+      <w:pPr>
+        <w:rPr>
+          <w:sz w:val="24"/>
+          <w:szCs w:val="24"/>
+        </w:rPr>
+      </w:pPr>
+      <w:r>
+        <w:rPr>
+          <w:sz w:val="24"/>
+          <w:szCs w:val="24"/>
+        </w:rPr>
+        <w:t>1. Введение</w:t>
+      </w:r>
+    </w:p>
+    <w:p>
+      <w:pPr>
+        <w:rPr>
+          <w:sz w:val="24"/>
+          <w:szCs w:val="24"/>
+        </w:rPr>
+      </w:pPr>
+      <w:r>
+        <w:rPr>
+          <w:sz w:val="24"/>
+          <w:szCs w:val="24"/>
+        </w:rPr>
+        <w:t xml:space="preserve">   </w:t>
+      </w:r>
+      <w:r>
+        <w:rPr>
+          <w:sz w:val="24"/>
+          <w:szCs w:val="24"/>
+        </w:rPr>
+        <w:t>1.1. Цель работы</w:t>
+      </w:r>
+    </w:p>
+    <w:p>
+      <w:pPr>
+        <w:rPr>
+          <w:sz w:val="24"/>
+          <w:szCs w:val="24"/>
+        </w:rPr>
+      </w:pPr>
+      <w:r>
+        <w:rPr>
+          <w:sz w:val="24"/>
+          <w:szCs w:val="24"/>
+        </w:rPr>
+        <w:t xml:space="preserve">   1.2. Задачи проекта</w:t>
+      </w:r>
+    </w:p>
+    <w:p>
+      <w:pPr>
+        <w:rPr>
+          <w:sz w:val="24"/>
+          <w:szCs w:val="24"/>
+        </w:rPr>
+      </w:pPr>
+      <w:r>
+        <w:rPr>
+          <w:sz w:val="24"/>
+          <w:szCs w:val="24"/>
+        </w:rPr>
+        <w:t xml:space="preserve">2. </w:t>
+      </w:r>
+      <w:r>
+        <w:rPr>
+          <w:sz w:val="24"/>
+          <w:szCs w:val="24"/>
+        </w:rPr>
+        <w:t>Основная часть</w:t>
+      </w:r>
+    </w:p>
+    <w:p>
+      <w:pPr>
+        <w:rPr>
+          <w:sz w:val="24"/>
+          <w:szCs w:val="24"/>
+        </w:rPr>
+      </w:pPr>
+      <w:r>
+        <w:rPr>
+          <w:sz w:val="24"/>
+          <w:szCs w:val="24"/>
+        </w:rPr>
+        <w:t xml:space="preserve">   </w:t>
+      </w:r>
+      <w:r>
+        <w:rPr>
+          <w:sz w:val="24"/>
+          <w:szCs w:val="24"/>
+        </w:rPr>
+        <w:t>2.1. Архитектура проекта</w:t>
+      </w:r>
+    </w:p>
+    <w:p>
+      <w:pPr>
+        <w:rPr>
+          <w:sz w:val="24"/>
+          <w:szCs w:val="24"/>
+        </w:rPr>
+      </w:pPr>
+      <w:r>
+        <w:rPr>
+          <w:sz w:val="24"/>
+          <w:szCs w:val="24"/>
+        </w:rPr>
+        <w:tab/>
+      </w:r>
+      <w:r>
+        <w:rPr>
+          <w:sz w:val="24"/>
+          <w:szCs w:val="24"/>
+        </w:rPr>
+        <w:t>2.1.1 Иерархия классов</w:t>
+      </w:r>
+    </w:p>
+    <w:p>
+      <w:pPr>
+        <w:rPr>
+          <w:sz w:val="24"/>
+          <w:szCs w:val="24"/>
+        </w:rPr>
+      </w:pPr>
+      <w:r>
+        <w:rPr>
+          <w:sz w:val="24"/>
+          <w:szCs w:val="24"/>
+        </w:rPr>
+        <w:tab/>
+      </w:r>
+      <w:r>
+        <w:rPr>
+          <w:sz w:val="24"/>
+          <w:szCs w:val="24"/>
+        </w:rPr>
+        <w:t>2.1.2 Файловая структура</w:t>
+      </w:r>
+    </w:p>
+    <w:p>
+      <w:pPr>
+        <w:rPr>
+          <w:sz w:val="24"/>
+          <w:szCs w:val="24"/>
+        </w:rPr>
+      </w:pPr>
+      <w:r>
+        <w:rPr>
+          <w:sz w:val="24"/>
+          <w:szCs w:val="24"/>
+        </w:rPr>
+        <w:tab/>
+      </w:r>
+      <w:r>
+        <w:rPr>
+          <w:sz w:val="24"/>
+          <w:szCs w:val="24"/>
+        </w:rPr>
+        <w:t>2.1.3 Основные модули</w:t>
+      </w:r>
+    </w:p>
+    <w:p>
+      <w:pPr>
+        <w:rPr>
+          <w:sz w:val="24"/>
+          <w:szCs w:val="24"/>
+        </w:rPr>
+      </w:pPr>
+      <w:r>
+        <w:rPr>
+          <w:sz w:val="24"/>
+          <w:szCs w:val="24"/>
+        </w:rPr>
+        <w:t xml:space="preserve">   </w:t>
+      </w:r>
+      <w:r>
+        <w:rPr>
+          <w:sz w:val="24"/>
+          <w:szCs w:val="24"/>
+        </w:rPr>
+        <w:t>2.2 Детальное описание компонентов</w:t>
+      </w:r>
+    </w:p>
+    <w:p>
+      <w:pPr>
+        <w:rPr>
+          <w:sz w:val="24"/>
+          <w:szCs w:val="24"/>
+        </w:rPr>
+      </w:pPr>
+      <w:r>
+        <w:rPr>
+          <w:sz w:val="24"/>
+          <w:szCs w:val="24"/>
+        </w:rPr>
+        <w:tab/>
+      </w:r>
+      <w:r>
+        <w:rPr>
+          <w:sz w:val="24"/>
+          <w:szCs w:val="24"/>
+        </w:rPr>
+        <w:t>2.2.1 Система инвентаря (`</w:t>
+      </w:r>
+      <w:proofErr w:type="spellStart"/>
+      <w:r>
+        <w:rPr>
+          <w:sz w:val="24"/>
+          <w:szCs w:val="24"/>
+        </w:rPr>
+        <w:t>InventorySystem</w:t>
       </w:r>
       <w:proofErr w:type="spellEnd"/>
       <w:r>
+        <w:rPr>
+          <w:sz w:val="24"/>
+          <w:szCs w:val="24"/>
+        </w:rPr>
+        <w:t>`)</w:t>
+      </w:r>
+    </w:p>
+    <w:p>
+      <w:pPr>
+        <w:rPr>
+          <w:sz w:val="24"/>
+          <w:szCs w:val="24"/>
+        </w:rPr>
+      </w:pPr>
+      <w:r>
+        <w:rPr>
+          <w:sz w:val="24"/>
+          <w:szCs w:val="24"/>
+        </w:rPr>
+        <w:tab/>
+      </w:r>
+      <w:r>
+        <w:rPr>
+          <w:sz w:val="24"/>
+          <w:szCs w:val="24"/>
+        </w:rPr>
+        <w:t>2.2.2 Система крафта (`</w:t>
+      </w:r>
+      <w:proofErr w:type="spellStart"/>
+      <w:r>
+        <w:rPr>
+          <w:sz w:val="24"/>
+          <w:szCs w:val="24"/>
+        </w:rPr>
+        <w:t>CraftingWindow</w:t>
+      </w:r>
+      <w:proofErr w:type="spellEnd"/>
+      <w:r>
+        <w:rPr>
+          <w:sz w:val="24"/>
+          <w:szCs w:val="24"/>
+        </w:rPr>
+        <w:t>`)</w:t>
+      </w:r>
+    </w:p>
+    <w:p>
+      <w:pPr>
+        <w:rPr>
+          <w:sz w:val="24"/>
+          <w:szCs w:val="24"/>
+        </w:rPr>
+      </w:pPr>
+      <w:r>
+        <w:rPr>
+          <w:sz w:val="24"/>
+          <w:szCs w:val="24"/>
+        </w:rPr>
+        <w:tab/>
+      </w:r>
+      <w:r>
+        <w:rPr>
+          <w:sz w:val="24"/>
+          <w:szCs w:val="24"/>
+        </w:rPr>
+        <w:t>2.2.3 Физический движок</w:t>
+      </w:r>
+    </w:p>
+    <w:p>
+      <w:pPr>
+        <w:rPr>
+          <w:sz w:val="24"/>
+          <w:szCs w:val="24"/>
+        </w:rPr>
+      </w:pPr>
+      <w:r>
+        <w:rPr>
+          <w:sz w:val="24"/>
+          <w:szCs w:val="24"/>
+        </w:rPr>
+        <w:tab/>
+      </w:r>
+      <w:r>
+        <w:rPr>
+          <w:sz w:val="24"/>
+          <w:szCs w:val="24"/>
+        </w:rPr>
+        <w:t>2.2.4 Система разрушения блоков</w:t>
+      </w:r>
+    </w:p>
+    <w:p>
+      <w:pPr>
+        <w:ind w:firstLine="708"/>
+        <w:rPr>
+          <w:sz w:val="24"/>
+          <w:szCs w:val="24"/>
+        </w:rPr>
+      </w:pPr>
+      <w:r>
+        <w:rPr>
+          <w:sz w:val="24"/>
+          <w:szCs w:val="24"/>
+        </w:rPr>
+        <w:t>2.2.5 Боевая система</w:t>
+      </w:r>
+    </w:p>
+    <w:p>
+      <w:pPr>
+        <w:ind w:firstLine="708"/>
+        <w:rPr>
+          <w:sz w:val="24"/>
+          <w:szCs w:val="24"/>
+        </w:rPr>
+      </w:pPr>
+      <w:r>
+        <w:rPr>
+          <w:sz w:val="24"/>
+          <w:szCs w:val="24"/>
+        </w:rPr>
+        <w:t>2.2.6 Система сохранения</w:t>
+      </w:r>
+    </w:p>
+    <w:p>
+      <w:pPr>
+        <w:ind w:firstLine="708"/>
+        <w:rPr>
+          <w:sz w:val="24"/>
+          <w:szCs w:val="24"/>
+        </w:rPr>
+      </w:pPr>
+      <w:r>
+        <w:rPr>
+          <w:sz w:val="24"/>
+          <w:szCs w:val="24"/>
+        </w:rPr>
+        <w:t>2.2.7 Камера</w:t>
+      </w:r>
+    </w:p>
+    <w:p>
+      <w:pPr>
+        <w:ind w:firstLine="708"/>
+        <w:rPr>
+          <w:sz w:val="24"/>
+          <w:szCs w:val="24"/>
+        </w:rPr>
+      </w:pPr>
+      <w:r>
+        <w:rPr>
+          <w:sz w:val="24"/>
+          <w:szCs w:val="24"/>
+        </w:rPr>
+        <w:t>2.2.8 Анимации</w:t>
+      </w:r>
+    </w:p>
+    <w:p>
+      <w:pPr>
+        <w:ind w:firstLine="708"/>
+        <w:rPr>
+          <w:sz w:val="24"/>
+          <w:szCs w:val="24"/>
+        </w:rPr>
+      </w:pPr>
+      <w:r>
+        <w:rPr>
+          <w:sz w:val="24"/>
+          <w:szCs w:val="24"/>
+        </w:rPr>
+        <w:t>2.2.9 Звуковая система</w:t>
+      </w:r>
+    </w:p>
+    <w:p>
+      <w:pPr>
+        <w:rPr>
+          <w:sz w:val="24"/>
+          <w:szCs w:val="24"/>
+        </w:rPr>
+      </w:pPr>
+      <w:r>
+        <w:rPr>
+          <w:sz w:val="24"/>
+          <w:szCs w:val="24"/>
+        </w:rPr>
+        <w:t xml:space="preserve">   </w:t>
+      </w:r>
+      <w:r>
+        <w:rPr>
+          <w:sz w:val="24"/>
+          <w:szCs w:val="24"/>
+        </w:rPr>
+        <w:t>2.3 Пользовательский интерфейс</w:t>
+      </w:r>
+    </w:p>
+    <w:p>
+      <w:pPr>
+        <w:rPr>
+          <w:sz w:val="24"/>
+          <w:szCs w:val="24"/>
+        </w:rPr>
+      </w:pPr>
+      <w:r>
+        <w:rPr>
+          <w:sz w:val="24"/>
+          <w:szCs w:val="24"/>
+        </w:rPr>
+        <w:tab/>
+      </w:r>
+      <w:r>
+        <w:rPr>
+          <w:sz w:val="24"/>
+          <w:szCs w:val="24"/>
+        </w:rPr>
+        <w:t>2.3.1 Игровой интерфейс</w:t>
+      </w:r>
+    </w:p>
+    <w:p>
+      <w:pPr>
+        <w:ind w:firstLine="708"/>
+        <w:rPr>
+          <w:sz w:val="24"/>
+          <w:szCs w:val="24"/>
+        </w:rPr>
+      </w:pPr>
+      <w:r>
+        <w:rPr>
+          <w:sz w:val="24"/>
+          <w:szCs w:val="24"/>
+        </w:rPr>
+        <w:t>2.3.2 Окно крафта</w:t>
+      </w:r>
+    </w:p>
+    <w:p>
+      <w:pPr>
+        <w:ind w:firstLine="708"/>
+        <w:rPr>
+          <w:sz w:val="24"/>
+          <w:szCs w:val="24"/>
+        </w:rPr>
+      </w:pPr>
+      <w:r>
+        <w:rPr>
+          <w:sz w:val="24"/>
+          <w:szCs w:val="24"/>
+        </w:rPr>
+        <w:t>2.3.3 Меню</w:t>
+      </w:r>
+    </w:p>
+    <w:p>
+      <w:pPr>
+        <w:rPr>
+          <w:sz w:val="24"/>
+          <w:szCs w:val="24"/>
+        </w:rPr>
+      </w:pPr>
+      <w:r>
+        <w:rPr>
+          <w:sz w:val="24"/>
+          <w:szCs w:val="24"/>
+        </w:rPr>
+        <w:t xml:space="preserve">   </w:t>
+      </w:r>
+      <w:r>
+        <w:rPr>
+          <w:sz w:val="24"/>
+          <w:szCs w:val="24"/>
+        </w:rPr>
+        <w:t>2.4 Технические характеристики</w:t>
+      </w:r>
+    </w:p>
+    <w:p>
+      <w:pPr>
+        <w:rPr>
+          <w:sz w:val="24"/>
+          <w:szCs w:val="24"/>
+        </w:rPr>
+      </w:pPr>
+      <w:r>
+        <w:rPr>
+          <w:sz w:val="24"/>
+          <w:szCs w:val="24"/>
+        </w:rPr>
+        <w:t xml:space="preserve">3. </w:t>
+      </w:r>
+      <w:r>
+        <w:rPr>
+          <w:sz w:val="24"/>
+          <w:szCs w:val="24"/>
+        </w:rPr>
+        <w:t>Заключение</w:t>
+      </w:r>
+    </w:p>
+    <w:p>
+      <w:pPr>
+        <w:rPr>
+          <w:sz w:val="24"/>
+          <w:szCs w:val="24"/>
+        </w:rPr>
+      </w:pPr>
+      <w:r>
+        <w:rPr>
+          <w:sz w:val="24"/>
+          <w:szCs w:val="24"/>
+        </w:rPr>
+        <w:t xml:space="preserve">   </w:t>
+      </w:r>
+      <w:r>
+        <w:rPr>
+          <w:sz w:val="24"/>
+          <w:szCs w:val="24"/>
+        </w:rPr>
+        <w:t>3.1 Достигнутые результаты</w:t>
+      </w:r>
+    </w:p>
+    <w:p>
+      <w:pPr>
+        <w:rPr>
+          <w:sz w:val="24"/>
+          <w:szCs w:val="24"/>
+        </w:rPr>
+      </w:pPr>
+      <w:r>
+        <w:rPr>
+          <w:sz w:val="24"/>
+          <w:szCs w:val="24"/>
+        </w:rPr>
+        <w:t xml:space="preserve">   </w:t>
+      </w:r>
+      <w:r>
+        <w:rPr>
+          <w:sz w:val="24"/>
+          <w:szCs w:val="24"/>
+        </w:rPr>
+        <w:t>3.2 Возможности дальнейшего развития</w:t>
+      </w:r>
+    </w:p>
+    <w:p>
+      <w:pPr>
+        <w:rPr>
+          <w:sz w:val="24"/>
+          <w:szCs w:val="24"/>
+        </w:rPr>
+      </w:pPr>
+      <w:r>
+        <w:rPr>
+          <w:sz w:val="24"/>
+          <w:szCs w:val="24"/>
+        </w:rPr>
+        <w:t xml:space="preserve">   </w:t>
+      </w:r>
+      <w:r>
+        <w:rPr>
+          <w:sz w:val="24"/>
+          <w:szCs w:val="24"/>
+        </w:rPr>
+        <w:t>3.3 Выводы</w:t>
+      </w:r>
+    </w:p>
+    <w:p>
+      <w:pPr>
+        <w:rPr>
+          <w:sz w:val="24"/>
+          <w:szCs w:val="24"/>
+        </w:rPr>
+      </w:pPr>
+      <w:r>
+        <w:rPr>
+          <w:sz w:val="24"/>
+          <w:szCs w:val="24"/>
+        </w:rPr>
+        <w:t xml:space="preserve">4. </w:t>
+      </w:r>
+      <w:r>
+        <w:rPr>
+          <w:sz w:val="24"/>
+          <w:szCs w:val="24"/>
+        </w:rPr>
+        <w:t>Список используемых источников</w:t>
+      </w:r>
+    </w:p>
+    <w:p>
+      <w:pPr>
         <w:rPr>
           <w:rFonts w:ascii="Times New Roman" w:hAnsi="Times New Roman" w:cs="Times New Roman"/>
           <w:b/>
@@ -42,8 +1067,18 @@
           <w:sz w:val="32"/>
           <w:szCs w:val="32"/>
         </w:rPr>
-        <w:t>" (2D)</w:t>
-      </w:r>
+      </w:pPr>
+    </w:p>
+    <w:p>
+      <w:pPr>
+        <w:rPr>
+          <w:rFonts w:ascii="Times New Roman" w:hAnsi="Times New Roman" w:cs="Times New Roman"/>
+          <w:b/>
+          <w:bCs/>
+          <w:sz w:val="32"/>
+          <w:szCs w:val="32"/>
+        </w:rPr>
+      </w:pPr>
     </w:p>
     <w:p>
       <w:pPr>
@@ -63,6 +1098,7 @@
           <w:sz w:val="28"/>
           <w:szCs w:val="28"/>
         </w:rPr>
+        <w:lastRenderedPageBreak/>
         <w:t>Общее описание</w:t>
       </w:r>
     </w:p>
@@ -416,6 +1452,141 @@
       <w:pPr>
         <w:rPr>
           <w:rFonts w:ascii="Times New Roman" w:hAnsi="Times New Roman" w:cs="Times New Roman"/>
+          <w:sz w:val="24"/>
+          <w:szCs w:val="24"/>
+        </w:rPr>
+      </w:pPr>
+    </w:p>
+    <w:p>
+      <w:pPr>
+        <w:rPr>
+          <w:rFonts w:ascii="Times New Roman" w:hAnsi="Times New Roman" w:cs="Times New Roman"/>
+          <w:sz w:val="24"/>
+          <w:szCs w:val="24"/>
+        </w:rPr>
+      </w:pPr>
+    </w:p>
+    <w:p>
+      <w:pPr>
+        <w:rPr>
+          <w:rFonts w:ascii="Times New Roman" w:hAnsi="Times New Roman" w:cs="Times New Roman"/>
+          <w:sz w:val="24"/>
+          <w:szCs w:val="24"/>
+        </w:rPr>
+      </w:pPr>
+    </w:p>
+    <w:p>
+      <w:pPr>
+        <w:rPr>
+          <w:rFonts w:ascii="Times New Roman" w:hAnsi="Times New Roman" w:cs="Times New Roman"/>
+          <w:sz w:val="24"/>
+          <w:szCs w:val="24"/>
+        </w:rPr>
+      </w:pPr>
+    </w:p>
+    <w:p>
+      <w:pPr>
+        <w:rPr>
+          <w:rFonts w:ascii="Times New Roman" w:hAnsi="Times New Roman" w:cs="Times New Roman"/>
+          <w:sz w:val="24"/>
+          <w:szCs w:val="24"/>
+        </w:rPr>
+      </w:pPr>
+    </w:p>
+    <w:p>
+      <w:pPr>
+        <w:rPr>
+          <w:rFonts w:ascii="Times New Roman" w:hAnsi="Times New Roman" w:cs="Times New Roman"/>
+          <w:sz w:val="24"/>
+          <w:szCs w:val="24"/>
+        </w:rPr>
+      </w:pPr>
+    </w:p>
+    <w:p>
+      <w:pPr>
+        <w:rPr>
+          <w:rFonts w:ascii="Times New Roman" w:hAnsi="Times New Roman" w:cs="Times New Roman"/>
+          <w:sz w:val="24"/>
+          <w:szCs w:val="24"/>
+        </w:rPr>
+      </w:pPr>
+    </w:p>
+    <w:p>
+      <w:pPr>
+        <w:rPr>
+          <w:rFonts w:ascii="Times New Roman" w:hAnsi="Times New Roman" w:cs="Times New Roman"/>
+          <w:sz w:val="24"/>
+          <w:szCs w:val="24"/>
+        </w:rPr>
+      </w:pPr>
+    </w:p>
+    <w:p>
+      <w:pPr>
+        <w:rPr>
+          <w:rFonts w:ascii="Times New Roman" w:hAnsi="Times New Roman" w:cs="Times New Roman"/>
+          <w:sz w:val="24"/>
+          <w:szCs w:val="24"/>
+        </w:rPr>
+      </w:pPr>
+    </w:p>
+    <w:p>
+      <w:pPr>
+        <w:rPr>
+          <w:rFonts w:ascii="Times New Roman" w:hAnsi="Times New Roman" w:cs="Times New Roman"/>
+          <w:sz w:val="24"/>
+          <w:szCs w:val="24"/>
+        </w:rPr>
+      </w:pPr>
+    </w:p>
+    <w:p>
+      <w:pPr>
+        <w:rPr>
+          <w:rFonts w:ascii="Times New Roman" w:hAnsi="Times New Roman" w:cs="Times New Roman"/>
+          <w:sz w:val="24"/>
+          <w:szCs w:val="24"/>
+        </w:rPr>
+      </w:pPr>
+    </w:p>
+    <w:p>
+      <w:pPr>
+        <w:rPr>
+          <w:rFonts w:ascii="Times New Roman" w:hAnsi="Times New Roman" w:cs="Times New Roman"/>
+          <w:sz w:val="24"/>
+          <w:szCs w:val="24"/>
+        </w:rPr>
+      </w:pPr>
+    </w:p>
+    <w:p>
+      <w:pPr>
+        <w:rPr>
+          <w:rFonts w:ascii="Times New Roman" w:hAnsi="Times New Roman" w:cs="Times New Roman"/>
+          <w:sz w:val="24"/>
+          <w:szCs w:val="24"/>
+        </w:rPr>
+      </w:pPr>
+    </w:p>
+    <w:p>
+      <w:pPr>
+        <w:rPr>
+          <w:rFonts w:ascii="Times New Roman" w:hAnsi="Times New Roman" w:cs="Times New Roman"/>
+          <w:sz w:val="24"/>
+          <w:szCs w:val="24"/>
+        </w:rPr>
+      </w:pPr>
+    </w:p>
+    <w:p>
+      <w:pPr>
+        <w:rPr>
+          <w:rFonts w:ascii="Times New Roman" w:hAnsi="Times New Roman" w:cs="Times New Roman"/>
+          <w:sz w:val="24"/>
+          <w:szCs w:val="24"/>
+        </w:rPr>
+      </w:pPr>
+    </w:p>
+    <w:p>
+      <w:pPr>
+        <w:rPr>
+          <w:rFonts w:ascii="Times New Roman" w:hAnsi="Times New Roman" w:cs="Times New Roman"/>
           <w:b/>
           <w:bCs/>
           <w:sz w:val="28"/>
@@ -430,6 +1601,7 @@
           <w:sz w:val="28"/>
           <w:szCs w:val="28"/>
         </w:rPr>
+        <w:lastRenderedPageBreak/>
         <w:t>2. ОСНОВНАЯ ЧАСТЬ</w:t>
       </w:r>
     </w:p>
@@ -859,6 +2031,7 @@
           <w:rFonts w:ascii="Times New Roman" w:hAnsi="Times New Roman" w:cs="Times New Roman"/>
           <w:sz w:val="24"/>
           <w:szCs w:val="24"/>
+          <w:lang w:val="en-US"/>
         </w:rPr>
       </w:pPr>
     </w:p>
@@ -878,27 +2051,1803 @@
           <w:szCs w:val="24"/>
           <w:u w:val="single"/>
         </w:rPr>
+        <w:t>2.1.2 Файловая структура</w:t>
+      </w:r>
+      <w:r>
+        <w:rPr>
+          <w:rFonts w:ascii="Times New Roman" w:hAnsi="Times New Roman" w:cs="Times New Roman"/>
+          <w:sz w:val="24"/>
+          <w:szCs w:val="24"/>
+          <w:u w:val="single"/>
+        </w:rPr>
+        <w:t>:</w:t>
+      </w:r>
+    </w:p>
+    <w:p>
+      <w:pPr>
+        <w:rPr>
+          <w:rFonts w:ascii="Times New Roman" w:hAnsi="Times New Roman" w:cs="Times New Roman"/>
+          <w:sz w:val="24"/>
+          <w:szCs w:val="24"/>
+        </w:rPr>
+      </w:pPr>
+      <w:r>
+        <w:rPr>
+          <w:rFonts w:ascii="Times New Roman" w:hAnsi="Times New Roman" w:cs="Times New Roman"/>
+          <w:sz w:val="24"/>
+          <w:szCs w:val="24"/>
+        </w:rPr>
+        <w:t xml:space="preserve">- </w:t>
+      </w:r>
+      <w:proofErr w:type="spellStart"/>
+      <w:r>
+        <w:rPr>
+          <w:rFonts w:ascii="Times New Roman" w:hAnsi="Times New Roman" w:cs="Times New Roman"/>
+          <w:sz w:val="24"/>
+          <w:szCs w:val="24"/>
+        </w:rPr>
+        <w:t>cracks</w:t>
+      </w:r>
+      <w:proofErr w:type="spellEnd"/>
+      <w:r>
+        <w:rPr>
+          <w:rFonts w:ascii="Times New Roman" w:hAnsi="Times New Roman" w:cs="Times New Roman"/>
+          <w:sz w:val="24"/>
+          <w:szCs w:val="24"/>
+        </w:rPr>
+        <w:t xml:space="preserve"> </w:t>
+      </w:r>
+      <w:r>
+        <w:rPr>
+          <w:rFonts w:ascii="Times New Roman" w:hAnsi="Times New Roman" w:cs="Times New Roman"/>
+          <w:sz w:val="24"/>
+          <w:szCs w:val="24"/>
+        </w:rPr>
+        <w:t xml:space="preserve">– </w:t>
+      </w:r>
+      <w:r>
+        <w:rPr>
+          <w:rFonts w:ascii="Times New Roman" w:hAnsi="Times New Roman" w:cs="Times New Roman"/>
+          <w:sz w:val="24"/>
+          <w:szCs w:val="24"/>
+        </w:rPr>
+        <w:t>анимация трещин</w:t>
+      </w:r>
+    </w:p>
+    <w:p>
+      <w:pPr>
+        <w:rPr>
+          <w:rFonts w:ascii="Times New Roman" w:hAnsi="Times New Roman" w:cs="Times New Roman"/>
+          <w:sz w:val="24"/>
+          <w:szCs w:val="24"/>
+        </w:rPr>
+      </w:pPr>
+      <w:r>
+        <w:rPr>
+          <w:rFonts w:ascii="Times New Roman" w:hAnsi="Times New Roman" w:cs="Times New Roman"/>
+          <w:sz w:val="24"/>
+          <w:szCs w:val="24"/>
+        </w:rPr>
+        <w:t xml:space="preserve">- </w:t>
+      </w:r>
+      <w:proofErr w:type="spellStart"/>
+      <w:r>
+        <w:rPr>
+          <w:rFonts w:ascii="Times New Roman" w:hAnsi="Times New Roman" w:cs="Times New Roman"/>
+          <w:sz w:val="24"/>
+          <w:szCs w:val="24"/>
+        </w:rPr>
+        <w:t>menu</w:t>
+      </w:r>
+      <w:proofErr w:type="spellEnd"/>
+      <w:r>
+        <w:rPr>
+          <w:rFonts w:ascii="Times New Roman" w:hAnsi="Times New Roman" w:cs="Times New Roman"/>
+          <w:sz w:val="24"/>
+          <w:szCs w:val="24"/>
+        </w:rPr>
+        <w:t xml:space="preserve"> </w:t>
+      </w:r>
+      <w:r>
+        <w:rPr>
+          <w:rFonts w:ascii="Times New Roman" w:hAnsi="Times New Roman" w:cs="Times New Roman"/>
+          <w:sz w:val="24"/>
+          <w:szCs w:val="24"/>
+        </w:rPr>
+        <w:t xml:space="preserve">– </w:t>
+      </w:r>
+      <w:r>
+        <w:rPr>
+          <w:rFonts w:ascii="Times New Roman" w:hAnsi="Times New Roman" w:cs="Times New Roman"/>
+          <w:sz w:val="24"/>
+          <w:szCs w:val="24"/>
+        </w:rPr>
+        <w:t>изображения для меню</w:t>
+      </w:r>
+    </w:p>
+    <w:p>
+      <w:pPr>
+        <w:rPr>
+          <w:rFonts w:ascii="Times New Roman" w:hAnsi="Times New Roman" w:cs="Times New Roman"/>
+          <w:sz w:val="24"/>
+          <w:szCs w:val="24"/>
+        </w:rPr>
+      </w:pPr>
+      <w:r>
+        <w:rPr>
+          <w:rFonts w:ascii="Times New Roman" w:hAnsi="Times New Roman" w:cs="Times New Roman"/>
+          <w:sz w:val="24"/>
+          <w:szCs w:val="24"/>
+        </w:rPr>
+        <w:t xml:space="preserve">- </w:t>
+      </w:r>
+      <w:proofErr w:type="spellStart"/>
+      <w:r>
+        <w:rPr>
+          <w:rFonts w:ascii="Times New Roman" w:hAnsi="Times New Roman" w:cs="Times New Roman"/>
+          <w:sz w:val="24"/>
+          <w:szCs w:val="24"/>
+          <w:lang w:val="en-US"/>
+        </w:rPr>
+        <w:t>minecraft</w:t>
+      </w:r>
+      <w:proofErr w:type="spellEnd"/>
+      <w:r>
+        <w:rPr>
+          <w:rFonts w:ascii="Times New Roman" w:hAnsi="Times New Roman" w:cs="Times New Roman"/>
+          <w:sz w:val="24"/>
+          <w:szCs w:val="24"/>
+        </w:rPr>
+        <w:t>_</w:t>
+      </w:r>
+      <w:r>
+        <w:rPr>
+          <w:rFonts w:ascii="Times New Roman" w:hAnsi="Times New Roman" w:cs="Times New Roman"/>
+          <w:sz w:val="24"/>
+          <w:szCs w:val="24"/>
+          <w:lang w:val="en-US"/>
+        </w:rPr>
+        <w:t>blocks</w:t>
+      </w:r>
+      <w:r>
+        <w:rPr>
+          <w:rFonts w:ascii="Times New Roman" w:hAnsi="Times New Roman" w:cs="Times New Roman"/>
+          <w:sz w:val="24"/>
+          <w:szCs w:val="24"/>
+        </w:rPr>
+        <w:t xml:space="preserve">– </w:t>
+      </w:r>
+      <w:r>
+        <w:rPr>
+          <w:rFonts w:ascii="Times New Roman" w:hAnsi="Times New Roman" w:cs="Times New Roman"/>
+          <w:sz w:val="24"/>
+          <w:szCs w:val="24"/>
+        </w:rPr>
+        <w:t xml:space="preserve">изображения блоков и игровых предметов </w:t>
+      </w:r>
+    </w:p>
+    <w:p>
+      <w:pPr>
+        <w:rPr>
+          <w:rFonts w:ascii="Times New Roman" w:hAnsi="Times New Roman" w:cs="Times New Roman"/>
+          <w:sz w:val="24"/>
+          <w:szCs w:val="24"/>
+        </w:rPr>
+      </w:pPr>
+      <w:r>
+        <w:rPr>
+          <w:rFonts w:ascii="Times New Roman" w:hAnsi="Times New Roman" w:cs="Times New Roman"/>
+          <w:sz w:val="24"/>
+          <w:szCs w:val="24"/>
+        </w:rPr>
+        <w:t xml:space="preserve">- </w:t>
+      </w:r>
+      <w:r>
+        <w:rPr>
+          <w:rFonts w:ascii="Times New Roman" w:hAnsi="Times New Roman" w:cs="Times New Roman"/>
+          <w:sz w:val="24"/>
+          <w:szCs w:val="24"/>
+          <w:lang w:val="en-US"/>
+        </w:rPr>
+        <w:t>music</w:t>
+      </w:r>
+      <w:r>
+        <w:rPr>
+          <w:rFonts w:ascii="Times New Roman" w:hAnsi="Times New Roman" w:cs="Times New Roman"/>
+          <w:sz w:val="24"/>
+          <w:szCs w:val="24"/>
+        </w:rPr>
+        <w:t xml:space="preserve"> – музыка и звуки</w:t>
+      </w:r>
+    </w:p>
+    <w:p>
+      <w:pPr>
+        <w:rPr>
+          <w:rFonts w:ascii="Times New Roman" w:hAnsi="Times New Roman" w:cs="Times New Roman"/>
+          <w:sz w:val="24"/>
+          <w:szCs w:val="24"/>
+        </w:rPr>
+      </w:pPr>
+      <w:r>
+        <w:rPr>
+          <w:rFonts w:ascii="Times New Roman" w:hAnsi="Times New Roman" w:cs="Times New Roman"/>
+          <w:sz w:val="24"/>
+          <w:szCs w:val="24"/>
+        </w:rPr>
+        <w:t xml:space="preserve">- </w:t>
+      </w:r>
+      <w:r>
+        <w:rPr>
+          <w:rFonts w:ascii="Times New Roman" w:hAnsi="Times New Roman" w:cs="Times New Roman"/>
+          <w:sz w:val="24"/>
+          <w:szCs w:val="24"/>
+          <w:lang w:val="en-US"/>
+        </w:rPr>
+        <w:t>skin</w:t>
+      </w:r>
+      <w:r>
+        <w:rPr>
+          <w:rFonts w:ascii="Times New Roman" w:hAnsi="Times New Roman" w:cs="Times New Roman"/>
+          <w:sz w:val="24"/>
+          <w:szCs w:val="24"/>
+        </w:rPr>
+        <w:t xml:space="preserve"> – анимация мобов</w:t>
+      </w:r>
+    </w:p>
+    <w:p>
+      <w:pPr>
+        <w:rPr>
+          <w:rFonts w:ascii="Times New Roman" w:hAnsi="Times New Roman" w:cs="Times New Roman"/>
+          <w:sz w:val="24"/>
+          <w:szCs w:val="24"/>
+          <w:lang w:val="en-US"/>
+        </w:rPr>
+      </w:pPr>
+      <w:r>
+        <w:rPr>
+          <w:rFonts w:ascii="Times New Roman" w:hAnsi="Times New Roman" w:cs="Times New Roman"/>
+          <w:sz w:val="24"/>
+          <w:szCs w:val="24"/>
+          <w:lang w:val="en-US"/>
+        </w:rPr>
+        <w:t xml:space="preserve">- </w:t>
+      </w:r>
+      <w:proofErr w:type="spellStart"/>
+      <w:r>
+        <w:rPr>
+          <w:rFonts w:ascii="Times New Roman" w:hAnsi="Times New Roman" w:cs="Times New Roman"/>
+          <w:sz w:val="24"/>
+          <w:szCs w:val="24"/>
+          <w:lang w:val="en-US"/>
+        </w:rPr>
+        <w:t>test_map_minecraft.tmx</w:t>
+      </w:r>
+      <w:proofErr w:type="spellEnd"/>
+      <w:r>
+        <w:rPr>
+          <w:rFonts w:ascii="Times New Roman" w:hAnsi="Times New Roman" w:cs="Times New Roman"/>
+          <w:sz w:val="24"/>
+          <w:szCs w:val="24"/>
+          <w:lang w:val="en-US"/>
+        </w:rPr>
+        <w:t xml:space="preserve"> – </w:t>
+      </w:r>
+      <w:r>
+        <w:rPr>
+          <w:rFonts w:ascii="Times New Roman" w:hAnsi="Times New Roman" w:cs="Times New Roman"/>
+          <w:sz w:val="24"/>
+          <w:szCs w:val="24"/>
+        </w:rPr>
+        <w:t>файл</w:t>
+      </w:r>
+      <w:r>
+        <w:rPr>
+          <w:rFonts w:ascii="Times New Roman" w:hAnsi="Times New Roman" w:cs="Times New Roman"/>
+          <w:sz w:val="24"/>
+          <w:szCs w:val="24"/>
+          <w:lang w:val="en-US"/>
+        </w:rPr>
+        <w:t xml:space="preserve"> </w:t>
+      </w:r>
+      <w:r>
+        <w:rPr>
+          <w:rFonts w:ascii="Times New Roman" w:hAnsi="Times New Roman" w:cs="Times New Roman"/>
+          <w:sz w:val="24"/>
+          <w:szCs w:val="24"/>
+        </w:rPr>
+        <w:t>карты</w:t>
+      </w:r>
+    </w:p>
+    <w:p>
+      <w:pPr>
+        <w:rPr>
+          <w:rFonts w:ascii="Times New Roman" w:hAnsi="Times New Roman" w:cs="Times New Roman"/>
+          <w:sz w:val="24"/>
+          <w:szCs w:val="24"/>
+          <w:lang w:val="en-US"/>
+        </w:rPr>
+      </w:pPr>
+      <w:r>
+        <w:rPr>
+          <w:rFonts w:ascii="Times New Roman" w:hAnsi="Times New Roman" w:cs="Times New Roman"/>
+          <w:sz w:val="24"/>
+          <w:szCs w:val="24"/>
+          <w:lang w:val="en-US"/>
+        </w:rPr>
+        <w:t xml:space="preserve">- </w:t>
+      </w:r>
+      <w:proofErr w:type="spellStart"/>
+      <w:r>
+        <w:rPr>
+          <w:rFonts w:ascii="Times New Roman" w:hAnsi="Times New Roman" w:cs="Times New Roman"/>
+          <w:sz w:val="24"/>
+          <w:szCs w:val="24"/>
+          <w:lang w:val="en-US"/>
+        </w:rPr>
+        <w:t>test_tailes_minecraft.tsx</w:t>
+      </w:r>
+      <w:proofErr w:type="spellEnd"/>
+      <w:r>
+        <w:rPr>
+          <w:rFonts w:ascii="Times New Roman" w:hAnsi="Times New Roman" w:cs="Times New Roman"/>
+          <w:sz w:val="24"/>
+          <w:szCs w:val="24"/>
+          <w:lang w:val="en-US"/>
+        </w:rPr>
+        <w:t xml:space="preserve"> – </w:t>
+      </w:r>
+      <w:proofErr w:type="spellStart"/>
+      <w:r>
+        <w:rPr>
+          <w:rFonts w:ascii="Times New Roman" w:hAnsi="Times New Roman" w:cs="Times New Roman"/>
+          <w:sz w:val="24"/>
+          <w:szCs w:val="24"/>
+        </w:rPr>
+        <w:t>тайлы</w:t>
+      </w:r>
+      <w:proofErr w:type="spellEnd"/>
+      <w:r>
+        <w:rPr>
+          <w:rFonts w:ascii="Times New Roman" w:hAnsi="Times New Roman" w:cs="Times New Roman"/>
+          <w:sz w:val="24"/>
+          <w:szCs w:val="24"/>
+          <w:lang w:val="en-US"/>
+        </w:rPr>
+        <w:t xml:space="preserve"> </w:t>
+      </w:r>
+      <w:r>
+        <w:rPr>
+          <w:rFonts w:ascii="Times New Roman" w:hAnsi="Times New Roman" w:cs="Times New Roman"/>
+          <w:sz w:val="24"/>
+          <w:szCs w:val="24"/>
+        </w:rPr>
+        <w:t>для</w:t>
+      </w:r>
+      <w:r>
+        <w:rPr>
+          <w:rFonts w:ascii="Times New Roman" w:hAnsi="Times New Roman" w:cs="Times New Roman"/>
+          <w:sz w:val="24"/>
+          <w:szCs w:val="24"/>
+          <w:lang w:val="en-US"/>
+        </w:rPr>
+        <w:t xml:space="preserve"> </w:t>
+      </w:r>
+      <w:r>
+        <w:rPr>
+          <w:rFonts w:ascii="Times New Roman" w:hAnsi="Times New Roman" w:cs="Times New Roman"/>
+          <w:sz w:val="24"/>
+          <w:szCs w:val="24"/>
+        </w:rPr>
+        <w:t>карты</w:t>
+      </w:r>
+    </w:p>
+    <w:p>
+      <w:pPr>
+        <w:rPr>
+          <w:rFonts w:ascii="Times New Roman" w:hAnsi="Times New Roman" w:cs="Times New Roman"/>
+          <w:sz w:val="24"/>
+          <w:szCs w:val="24"/>
+          <w:lang w:val="en-US"/>
+        </w:rPr>
+      </w:pPr>
+    </w:p>
+    <w:p>
+      <w:pPr>
+        <w:rPr>
+          <w:rFonts w:ascii="Times New Roman" w:hAnsi="Times New Roman" w:cs="Times New Roman"/>
+          <w:sz w:val="24"/>
+          <w:szCs w:val="24"/>
+          <w:u w:val="single"/>
+        </w:rPr>
+      </w:pPr>
+      <w:r>
+        <w:rPr>
+          <w:rFonts w:ascii="Times New Roman" w:hAnsi="Times New Roman" w:cs="Times New Roman"/>
+          <w:sz w:val="24"/>
+          <w:szCs w:val="24"/>
+          <w:u w:val="single"/>
+        </w:rPr>
+        <w:t>2.1.3 Основные модули:</w:t>
+      </w:r>
+    </w:p>
+    <w:p>
+      <w:pPr>
+        <w:rPr>
+          <w:rFonts w:ascii="Times New Roman" w:hAnsi="Times New Roman" w:cs="Times New Roman"/>
+          <w:sz w:val="24"/>
+          <w:szCs w:val="24"/>
+        </w:rPr>
+      </w:pPr>
+      <w:r>
+        <w:rPr>
+          <w:rFonts w:ascii="Times New Roman" w:hAnsi="Times New Roman" w:cs="Times New Roman"/>
+          <w:sz w:val="24"/>
+          <w:szCs w:val="24"/>
+        </w:rPr>
+        <w:t>- main.py– точка входа, инициализация меню, основной игровой цикл</w:t>
+      </w:r>
+    </w:p>
+    <w:p>
+      <w:pPr>
+        <w:rPr>
+          <w:rFonts w:ascii="Times New Roman" w:hAnsi="Times New Roman" w:cs="Times New Roman"/>
+          <w:sz w:val="24"/>
+          <w:szCs w:val="24"/>
+        </w:rPr>
+      </w:pPr>
+      <w:r>
+        <w:rPr>
+          <w:rFonts w:ascii="Times New Roman" w:hAnsi="Times New Roman" w:cs="Times New Roman"/>
+          <w:sz w:val="24"/>
+          <w:szCs w:val="24"/>
+        </w:rPr>
+        <w:t xml:space="preserve">- dop_windows.py– вспомогательные окна (пауза, </w:t>
+      </w:r>
+      <w:proofErr w:type="spellStart"/>
+      <w:r>
+        <w:rPr>
+          <w:rFonts w:ascii="Times New Roman" w:hAnsi="Times New Roman" w:cs="Times New Roman"/>
+          <w:sz w:val="24"/>
+          <w:szCs w:val="24"/>
+        </w:rPr>
+        <w:t>респавн</w:t>
+      </w:r>
+      <w:proofErr w:type="spellEnd"/>
+      <w:r>
+        <w:rPr>
+          <w:rFonts w:ascii="Times New Roman" w:hAnsi="Times New Roman" w:cs="Times New Roman"/>
+          <w:sz w:val="24"/>
+          <w:szCs w:val="24"/>
+        </w:rPr>
+        <w:t>, меню)</w:t>
+      </w:r>
+    </w:p>
+    <w:p>
+      <w:pPr>
+        <w:rPr>
+          <w:rFonts w:ascii="Times New Roman" w:hAnsi="Times New Roman" w:cs="Times New Roman"/>
+          <w:sz w:val="24"/>
+          <w:szCs w:val="24"/>
+        </w:rPr>
+      </w:pPr>
+      <w:r>
+        <w:rPr>
+          <w:rFonts w:ascii="Times New Roman" w:hAnsi="Times New Roman" w:cs="Times New Roman"/>
+          <w:sz w:val="24"/>
+          <w:szCs w:val="24"/>
+        </w:rPr>
+        <w:t>- globals.py– глобальные константы и данные (рецепты, блоки, оружие)</w:t>
+      </w:r>
+    </w:p>
+    <w:p>
+      <w:pPr>
+        <w:rPr>
+          <w:rFonts w:ascii="Times New Roman" w:hAnsi="Times New Roman" w:cs="Times New Roman"/>
+          <w:sz w:val="24"/>
+          <w:szCs w:val="24"/>
+        </w:rPr>
+      </w:pPr>
+    </w:p>
+    <w:p>
+      <w:pPr>
+        <w:rPr>
+          <w:rFonts w:ascii="Times New Roman" w:hAnsi="Times New Roman" w:cs="Times New Roman"/>
+          <w:sz w:val="24"/>
+          <w:szCs w:val="24"/>
+        </w:rPr>
+      </w:pPr>
+    </w:p>
+    <w:p>
+      <w:pPr>
+        <w:rPr>
+          <w:rFonts w:ascii="Times New Roman" w:hAnsi="Times New Roman" w:cs="Times New Roman"/>
+          <w:sz w:val="24"/>
+          <w:szCs w:val="24"/>
+          <w:u w:val="single"/>
+        </w:rPr>
+      </w:pPr>
+      <w:r>
+        <w:rPr>
+          <w:rFonts w:ascii="Times New Roman" w:hAnsi="Times New Roman" w:cs="Times New Roman"/>
+          <w:sz w:val="24"/>
+          <w:szCs w:val="24"/>
+          <w:u w:val="single"/>
+        </w:rPr>
+        <w:t>2.2 Детальное описание компонентов</w:t>
+      </w:r>
+    </w:p>
+    <w:p>
+      <w:pPr>
+        <w:rPr>
+          <w:rFonts w:ascii="Times New Roman" w:hAnsi="Times New Roman" w:cs="Times New Roman"/>
+          <w:sz w:val="24"/>
+          <w:szCs w:val="24"/>
+        </w:rPr>
+      </w:pPr>
+    </w:p>
+    <w:p>
+      <w:pPr>
+        <w:rPr>
+          <w:rFonts w:ascii="Times New Roman" w:hAnsi="Times New Roman" w:cs="Times New Roman"/>
+          <w:sz w:val="24"/>
+          <w:szCs w:val="24"/>
+          <w:u w:val="single"/>
+        </w:rPr>
+      </w:pPr>
+      <w:r>
+        <w:rPr>
+          <w:rFonts w:ascii="Times New Roman" w:hAnsi="Times New Roman" w:cs="Times New Roman"/>
+          <w:sz w:val="24"/>
+          <w:szCs w:val="24"/>
+          <w:u w:val="single"/>
+        </w:rPr>
+        <w:t>2.2.1 Система инвентаря (`</w:t>
+      </w:r>
+      <w:proofErr w:type="spellStart"/>
+      <w:r>
+        <w:rPr>
+          <w:rFonts w:ascii="Times New Roman" w:hAnsi="Times New Roman" w:cs="Times New Roman"/>
+          <w:sz w:val="24"/>
+          <w:szCs w:val="24"/>
+          <w:u w:val="single"/>
+        </w:rPr>
+        <w:t>InventorySystem</w:t>
+      </w:r>
+      <w:proofErr w:type="spellEnd"/>
+      <w:r>
+        <w:rPr>
+          <w:rFonts w:ascii="Times New Roman" w:hAnsi="Times New Roman" w:cs="Times New Roman"/>
+          <w:sz w:val="24"/>
+          <w:szCs w:val="24"/>
+          <w:u w:val="single"/>
+        </w:rPr>
+        <w:t>`)</w:t>
+      </w:r>
+    </w:p>
+    <w:p>
+      <w:pPr>
+        <w:rPr>
+          <w:rFonts w:ascii="Times New Roman" w:hAnsi="Times New Roman" w:cs="Times New Roman"/>
+          <w:sz w:val="24"/>
+          <w:szCs w:val="24"/>
+        </w:rPr>
+      </w:pPr>
+    </w:p>
+    <w:p>
+      <w:pPr>
+        <w:rPr>
+          <w:rFonts w:ascii="Times New Roman" w:hAnsi="Times New Roman" w:cs="Times New Roman"/>
+          <w:sz w:val="24"/>
+          <w:szCs w:val="24"/>
+        </w:rPr>
+      </w:pPr>
+      <w:r>
+        <w:rPr>
+          <w:rFonts w:ascii="Times New Roman" w:hAnsi="Times New Roman" w:cs="Times New Roman"/>
+          <w:sz w:val="24"/>
+          <w:szCs w:val="24"/>
+        </w:rPr>
+        <w:t>Назначение: Управление предметами игрока, взаимодействие с горячей панелью и крафтом.</w:t>
+      </w:r>
+    </w:p>
+    <w:p>
+      <w:pPr>
+        <w:rPr>
+          <w:rFonts w:ascii="Times New Roman" w:hAnsi="Times New Roman" w:cs="Times New Roman"/>
+          <w:sz w:val="24"/>
+          <w:szCs w:val="24"/>
+        </w:rPr>
+      </w:pPr>
+    </w:p>
+    <w:p>
+      <w:pPr>
+        <w:rPr>
+          <w:rFonts w:ascii="Times New Roman" w:hAnsi="Times New Roman" w:cs="Times New Roman"/>
+          <w:sz w:val="24"/>
+          <w:szCs w:val="24"/>
+        </w:rPr>
+      </w:pPr>
+      <w:r>
+        <w:rPr>
+          <w:rFonts w:ascii="Times New Roman" w:hAnsi="Times New Roman" w:cs="Times New Roman"/>
+          <w:sz w:val="24"/>
+          <w:szCs w:val="24"/>
+        </w:rPr>
+        <w:t>Ключевые особенности</w:t>
+      </w:r>
+    </w:p>
+    <w:p>
+      <w:pPr>
+        <w:rPr>
+          <w:rFonts w:ascii="Times New Roman" w:hAnsi="Times New Roman" w:cs="Times New Roman"/>
+          <w:sz w:val="24"/>
+          <w:szCs w:val="24"/>
+        </w:rPr>
+      </w:pPr>
+      <w:r>
+        <w:rPr>
+          <w:rFonts w:ascii="Times New Roman" w:hAnsi="Times New Roman" w:cs="Times New Roman"/>
+          <w:sz w:val="24"/>
+          <w:szCs w:val="24"/>
+        </w:rPr>
+        <w:t>- 10 слотов горячей панели</w:t>
+      </w:r>
+    </w:p>
+    <w:p>
+      <w:pPr>
+        <w:rPr>
+          <w:rFonts w:ascii="Times New Roman" w:hAnsi="Times New Roman" w:cs="Times New Roman"/>
+          <w:sz w:val="24"/>
+          <w:szCs w:val="24"/>
+        </w:rPr>
+      </w:pPr>
+      <w:r>
+        <w:rPr>
+          <w:rFonts w:ascii="Times New Roman" w:hAnsi="Times New Roman" w:cs="Times New Roman"/>
+          <w:sz w:val="24"/>
+          <w:szCs w:val="24"/>
+        </w:rPr>
+        <w:t>- Поддержка стопок до 64 предметов</w:t>
+      </w:r>
+    </w:p>
+    <w:p>
+      <w:pPr>
+        <w:rPr>
+          <w:rFonts w:ascii="Times New Roman" w:hAnsi="Times New Roman" w:cs="Times New Roman"/>
+          <w:sz w:val="24"/>
+          <w:szCs w:val="24"/>
+        </w:rPr>
+      </w:pPr>
+      <w:r>
+        <w:rPr>
+          <w:rFonts w:ascii="Times New Roman" w:hAnsi="Times New Roman" w:cs="Times New Roman"/>
+          <w:sz w:val="24"/>
+          <w:szCs w:val="24"/>
+        </w:rPr>
+        <w:t>- Визуальная индикация выбранного слота</w:t>
+      </w:r>
+    </w:p>
+    <w:p>
+      <w:pPr>
+        <w:rPr>
+          <w:rFonts w:ascii="Times New Roman" w:hAnsi="Times New Roman" w:cs="Times New Roman"/>
+          <w:sz w:val="24"/>
+          <w:szCs w:val="24"/>
+        </w:rPr>
+      </w:pPr>
+      <w:r>
+        <w:rPr>
+          <w:rFonts w:ascii="Times New Roman" w:hAnsi="Times New Roman" w:cs="Times New Roman"/>
+          <w:sz w:val="24"/>
+          <w:szCs w:val="24"/>
+        </w:rPr>
+        <w:t>- Прокрутка колесом мыши</w:t>
+      </w:r>
+    </w:p>
+    <w:p>
+      <w:pPr>
+        <w:rPr>
+          <w:rFonts w:ascii="Times New Roman" w:hAnsi="Times New Roman" w:cs="Times New Roman"/>
+          <w:sz w:val="24"/>
+          <w:szCs w:val="24"/>
+        </w:rPr>
+      </w:pPr>
+      <w:r>
+        <w:rPr>
+          <w:rFonts w:ascii="Times New Roman" w:hAnsi="Times New Roman" w:cs="Times New Roman"/>
+          <w:sz w:val="24"/>
+          <w:szCs w:val="24"/>
+        </w:rPr>
+        <w:t>- Динамическая загрузка текстур предметов</w:t>
+      </w:r>
+    </w:p>
+    <w:p>
+      <w:pPr>
+        <w:rPr>
+          <w:rFonts w:ascii="Times New Roman" w:hAnsi="Times New Roman" w:cs="Times New Roman"/>
+          <w:sz w:val="24"/>
+          <w:szCs w:val="24"/>
+        </w:rPr>
+      </w:pPr>
+    </w:p>
+    <w:p>
+      <w:pPr>
+        <w:rPr>
+          <w:rFonts w:ascii="Times New Roman" w:hAnsi="Times New Roman" w:cs="Times New Roman"/>
+          <w:sz w:val="24"/>
+          <w:szCs w:val="24"/>
+        </w:rPr>
+      </w:pPr>
+      <w:r>
+        <w:rPr>
+          <w:rFonts w:ascii="Times New Roman" w:hAnsi="Times New Roman" w:cs="Times New Roman"/>
+          <w:sz w:val="24"/>
+          <w:szCs w:val="24"/>
+        </w:rPr>
+        <w:t>Алгоритм добавления предмета</w:t>
+      </w:r>
+    </w:p>
+    <w:p>
+      <w:pPr>
+        <w:rPr>
+          <w:rFonts w:ascii="Times New Roman" w:hAnsi="Times New Roman" w:cs="Times New Roman"/>
+          <w:sz w:val="24"/>
+          <w:szCs w:val="24"/>
+        </w:rPr>
+      </w:pPr>
+      <w:r>
+        <w:rPr>
+          <w:rFonts w:ascii="Times New Roman" w:hAnsi="Times New Roman" w:cs="Times New Roman"/>
+          <w:sz w:val="24"/>
+          <w:szCs w:val="24"/>
+        </w:rPr>
+        <w:t>1. Поиск существующего слота с таким же предметом и свободным местом</w:t>
+      </w:r>
+    </w:p>
+    <w:p>
+      <w:pPr>
+        <w:rPr>
+          <w:rFonts w:ascii="Times New Roman" w:hAnsi="Times New Roman" w:cs="Times New Roman"/>
+          <w:sz w:val="24"/>
+          <w:szCs w:val="24"/>
+        </w:rPr>
+      </w:pPr>
+      <w:r>
+        <w:rPr>
+          <w:rFonts w:ascii="Times New Roman" w:hAnsi="Times New Roman" w:cs="Times New Roman"/>
+          <w:sz w:val="24"/>
+          <w:szCs w:val="24"/>
+        </w:rPr>
+        <w:t>2. При наличии – увеличение счетчика</w:t>
+      </w:r>
+    </w:p>
+    <w:p>
+      <w:pPr>
+        <w:rPr>
+          <w:rFonts w:ascii="Times New Roman" w:hAnsi="Times New Roman" w:cs="Times New Roman"/>
+          <w:sz w:val="24"/>
+          <w:szCs w:val="24"/>
+        </w:rPr>
+      </w:pPr>
+      <w:r>
+        <w:rPr>
+          <w:rFonts w:ascii="Times New Roman" w:hAnsi="Times New Roman" w:cs="Times New Roman"/>
+          <w:sz w:val="24"/>
+          <w:szCs w:val="24"/>
+        </w:rPr>
+        <w:t>3. При отсутствии – поиск пустого слота</w:t>
+      </w:r>
+    </w:p>
+    <w:p>
+      <w:pPr>
+        <w:rPr>
+          <w:rFonts w:ascii="Times New Roman" w:hAnsi="Times New Roman" w:cs="Times New Roman"/>
+          <w:sz w:val="24"/>
+          <w:szCs w:val="24"/>
+        </w:rPr>
+      </w:pPr>
+      <w:r>
+        <w:rPr>
+          <w:rFonts w:ascii="Times New Roman" w:hAnsi="Times New Roman" w:cs="Times New Roman"/>
+          <w:sz w:val="24"/>
+          <w:szCs w:val="24"/>
+        </w:rPr>
+        <w:t>4. Создание нового стека</w:t>
+      </w:r>
+    </w:p>
+    <w:p>
+      <w:pPr>
+        <w:rPr>
+          <w:rFonts w:ascii="Times New Roman" w:hAnsi="Times New Roman" w:cs="Times New Roman"/>
+          <w:sz w:val="24"/>
+          <w:szCs w:val="24"/>
+        </w:rPr>
+      </w:pPr>
+    </w:p>
+    <w:p>
+      <w:pPr>
+        <w:rPr>
+          <w:rFonts w:ascii="Times New Roman" w:hAnsi="Times New Roman" w:cs="Times New Roman"/>
+          <w:sz w:val="24"/>
+          <w:szCs w:val="24"/>
+          <w:u w:val="single"/>
+        </w:rPr>
+      </w:pPr>
+      <w:r>
+        <w:rPr>
+          <w:rFonts w:ascii="Times New Roman" w:hAnsi="Times New Roman" w:cs="Times New Roman"/>
+          <w:sz w:val="24"/>
+          <w:szCs w:val="24"/>
+          <w:u w:val="single"/>
+        </w:rPr>
+        <w:t>2.2.2 Система крафта (`</w:t>
+      </w:r>
+      <w:proofErr w:type="spellStart"/>
+      <w:r>
+        <w:rPr>
+          <w:rFonts w:ascii="Times New Roman" w:hAnsi="Times New Roman" w:cs="Times New Roman"/>
+          <w:sz w:val="24"/>
+          <w:szCs w:val="24"/>
+          <w:u w:val="single"/>
+        </w:rPr>
+        <w:t>CraftingWindow</w:t>
+      </w:r>
+      <w:proofErr w:type="spellEnd"/>
+      <w:r>
+        <w:rPr>
+          <w:rFonts w:ascii="Times New Roman" w:hAnsi="Times New Roman" w:cs="Times New Roman"/>
+          <w:sz w:val="24"/>
+          <w:szCs w:val="24"/>
+          <w:u w:val="single"/>
+        </w:rPr>
+        <w:t>`)</w:t>
+      </w:r>
+    </w:p>
+    <w:p>
+      <w:pPr>
+        <w:rPr>
+          <w:rFonts w:ascii="Times New Roman" w:hAnsi="Times New Roman" w:cs="Times New Roman"/>
+          <w:sz w:val="24"/>
+          <w:szCs w:val="24"/>
+        </w:rPr>
+      </w:pPr>
+    </w:p>
+    <w:p>
+      <w:pPr>
+        <w:rPr>
+          <w:rFonts w:ascii="Times New Roman" w:hAnsi="Times New Roman" w:cs="Times New Roman"/>
+          <w:sz w:val="24"/>
+          <w:szCs w:val="24"/>
+        </w:rPr>
+      </w:pPr>
+      <w:r>
+        <w:rPr>
+          <w:rFonts w:ascii="Times New Roman" w:hAnsi="Times New Roman" w:cs="Times New Roman"/>
+          <w:sz w:val="24"/>
+          <w:szCs w:val="24"/>
+        </w:rPr>
+        <w:t>Назначение: Создание новых предметов из имеющихся ресурсов.</w:t>
+      </w:r>
+    </w:p>
+    <w:p>
+      <w:pPr>
+        <w:rPr>
+          <w:rFonts w:ascii="Times New Roman" w:hAnsi="Times New Roman" w:cs="Times New Roman"/>
+          <w:sz w:val="24"/>
+          <w:szCs w:val="24"/>
+        </w:rPr>
+      </w:pPr>
+    </w:p>
+    <w:p>
+      <w:pPr>
+        <w:rPr>
+          <w:rFonts w:ascii="Times New Roman" w:hAnsi="Times New Roman" w:cs="Times New Roman"/>
+          <w:sz w:val="24"/>
+          <w:szCs w:val="24"/>
+        </w:rPr>
+      </w:pPr>
+      <w:r>
+        <w:rPr>
+          <w:rFonts w:ascii="Times New Roman" w:hAnsi="Times New Roman" w:cs="Times New Roman"/>
+          <w:sz w:val="24"/>
+          <w:szCs w:val="24"/>
+        </w:rPr>
+        <w:t>Архитектура</w:t>
+      </w:r>
+    </w:p>
+    <w:p>
+      <w:pPr>
+        <w:rPr>
+          <w:rFonts w:ascii="Times New Roman" w:hAnsi="Times New Roman" w:cs="Times New Roman"/>
+          <w:sz w:val="24"/>
+          <w:szCs w:val="24"/>
+        </w:rPr>
+      </w:pPr>
+      <w:r>
+        <w:rPr>
+          <w:rFonts w:ascii="Times New Roman" w:hAnsi="Times New Roman" w:cs="Times New Roman"/>
+          <w:sz w:val="24"/>
+          <w:szCs w:val="24"/>
+        </w:rPr>
+        <w:t>- Сетка крафта 3x3 (9 слотов)</w:t>
+      </w:r>
+    </w:p>
+    <w:p>
+      <w:pPr>
+        <w:rPr>
+          <w:rFonts w:ascii="Times New Roman" w:hAnsi="Times New Roman" w:cs="Times New Roman"/>
+          <w:sz w:val="24"/>
+          <w:szCs w:val="24"/>
+        </w:rPr>
+      </w:pPr>
+      <w:r>
+        <w:rPr>
+          <w:rFonts w:ascii="Times New Roman" w:hAnsi="Times New Roman" w:cs="Times New Roman"/>
+          <w:sz w:val="24"/>
+          <w:szCs w:val="24"/>
+        </w:rPr>
+        <w:t>- Слот результата</w:t>
+      </w:r>
+    </w:p>
+    <w:p>
+      <w:pPr>
+        <w:rPr>
+          <w:rFonts w:ascii="Times New Roman" w:hAnsi="Times New Roman" w:cs="Times New Roman"/>
+          <w:sz w:val="24"/>
+          <w:szCs w:val="24"/>
+        </w:rPr>
+      </w:pPr>
+      <w:r>
+        <w:rPr>
+          <w:rFonts w:ascii="Times New Roman" w:hAnsi="Times New Roman" w:cs="Times New Roman"/>
+          <w:sz w:val="24"/>
+          <w:szCs w:val="24"/>
+        </w:rPr>
+        <w:t>- Система проверки рецептов</w:t>
+      </w:r>
+    </w:p>
+    <w:p>
+      <w:pPr>
+        <w:rPr>
+          <w:rFonts w:ascii="Times New Roman" w:hAnsi="Times New Roman" w:cs="Times New Roman"/>
+          <w:sz w:val="24"/>
+          <w:szCs w:val="24"/>
+        </w:rPr>
+      </w:pPr>
+    </w:p>
+    <w:p>
+      <w:pPr>
+        <w:rPr>
+          <w:rFonts w:ascii="Times New Roman" w:hAnsi="Times New Roman" w:cs="Times New Roman"/>
+          <w:sz w:val="24"/>
+          <w:szCs w:val="24"/>
+        </w:rPr>
+      </w:pPr>
+      <w:r>
+        <w:rPr>
+          <w:rFonts w:ascii="Times New Roman" w:hAnsi="Times New Roman" w:cs="Times New Roman"/>
+          <w:sz w:val="24"/>
+          <w:szCs w:val="24"/>
+        </w:rPr>
+        <w:t>Принцип работы</w:t>
+      </w:r>
+      <w:r>
+        <w:rPr>
+          <w:rFonts w:ascii="Times New Roman" w:hAnsi="Times New Roman" w:cs="Times New Roman"/>
+          <w:sz w:val="24"/>
+          <w:szCs w:val="24"/>
+        </w:rPr>
+        <w:t>:</w:t>
+      </w:r>
+    </w:p>
+    <w:p>
+      <w:pPr>
+        <w:rPr>
+          <w:rFonts w:ascii="Times New Roman" w:hAnsi="Times New Roman" w:cs="Times New Roman"/>
+          <w:sz w:val="24"/>
+          <w:szCs w:val="24"/>
+        </w:rPr>
+      </w:pPr>
+      <w:r>
+        <w:rPr>
+          <w:rFonts w:ascii="Times New Roman" w:hAnsi="Times New Roman" w:cs="Times New Roman"/>
+          <w:sz w:val="24"/>
+          <w:szCs w:val="24"/>
+        </w:rPr>
+        <w:t>1. Игрок размещает предметы в сетке крафта</w:t>
+      </w:r>
+    </w:p>
+    <w:p>
+      <w:pPr>
+        <w:rPr>
+          <w:rFonts w:ascii="Times New Roman" w:hAnsi="Times New Roman" w:cs="Times New Roman"/>
+          <w:sz w:val="24"/>
+          <w:szCs w:val="24"/>
+        </w:rPr>
+      </w:pPr>
+      <w:r>
+        <w:rPr>
+          <w:rFonts w:ascii="Times New Roman" w:hAnsi="Times New Roman" w:cs="Times New Roman"/>
+          <w:sz w:val="24"/>
+          <w:szCs w:val="24"/>
+        </w:rPr>
+        <w:t>2. Система формирует матрицу 3x3 из названий блоков</w:t>
+      </w:r>
+    </w:p>
+    <w:p>
+      <w:pPr>
+        <w:rPr>
+          <w:rFonts w:ascii="Times New Roman" w:hAnsi="Times New Roman" w:cs="Times New Roman"/>
+          <w:sz w:val="24"/>
+          <w:szCs w:val="24"/>
+        </w:rPr>
+      </w:pPr>
+      <w:r>
+        <w:rPr>
+          <w:rFonts w:ascii="Times New Roman" w:hAnsi="Times New Roman" w:cs="Times New Roman"/>
+          <w:sz w:val="24"/>
+          <w:szCs w:val="24"/>
+        </w:rPr>
+        <w:t>3. Сравнение матрицы с шаблонами из `CRAFTING_RECIPES`</w:t>
+      </w:r>
+    </w:p>
+    <w:p>
+      <w:pPr>
+        <w:rPr>
+          <w:rFonts w:ascii="Times New Roman" w:hAnsi="Times New Roman" w:cs="Times New Roman"/>
+          <w:sz w:val="24"/>
+          <w:szCs w:val="24"/>
+        </w:rPr>
+      </w:pPr>
+      <w:r>
+        <w:rPr>
+          <w:rFonts w:ascii="Times New Roman" w:hAnsi="Times New Roman" w:cs="Times New Roman"/>
+          <w:sz w:val="24"/>
+          <w:szCs w:val="24"/>
+        </w:rPr>
+        <w:t>4. При совпадении – отображение результата</w:t>
+      </w:r>
+    </w:p>
+    <w:p>
+      <w:pPr>
+        <w:rPr>
+          <w:rFonts w:ascii="Times New Roman" w:hAnsi="Times New Roman" w:cs="Times New Roman"/>
+          <w:sz w:val="24"/>
+          <w:szCs w:val="24"/>
+        </w:rPr>
+      </w:pPr>
+      <w:r>
+        <w:rPr>
+          <w:rFonts w:ascii="Times New Roman" w:hAnsi="Times New Roman" w:cs="Times New Roman"/>
+          <w:sz w:val="24"/>
+          <w:szCs w:val="24"/>
+        </w:rPr>
+        <w:t>5. Клик по результату – создание предмета и расход ресурсов</w:t>
+      </w:r>
+    </w:p>
+    <w:p>
+      <w:pPr>
+        <w:rPr>
+          <w:rFonts w:ascii="Times New Roman" w:hAnsi="Times New Roman" w:cs="Times New Roman"/>
+          <w:sz w:val="24"/>
+          <w:szCs w:val="24"/>
+        </w:rPr>
+      </w:pPr>
+    </w:p>
+    <w:p>
+      <w:pPr>
+        <w:rPr>
+          <w:rFonts w:ascii="Times New Roman" w:hAnsi="Times New Roman" w:cs="Times New Roman"/>
+          <w:sz w:val="24"/>
+          <w:szCs w:val="24"/>
+        </w:rPr>
+      </w:pPr>
+      <w:r>
+        <w:rPr>
+          <w:rFonts w:ascii="Times New Roman" w:hAnsi="Times New Roman" w:cs="Times New Roman"/>
+          <w:sz w:val="24"/>
+          <w:szCs w:val="24"/>
+        </w:rPr>
+        <w:t>Важная особенность:  Автоматический возврат предметов в инвентарь при закрытии окна крафта.</w:t>
+      </w:r>
+    </w:p>
+    <w:p>
+      <w:pPr>
+        <w:rPr>
+          <w:rFonts w:ascii="Times New Roman" w:hAnsi="Times New Roman" w:cs="Times New Roman"/>
+          <w:sz w:val="24"/>
+          <w:szCs w:val="24"/>
+        </w:rPr>
+      </w:pPr>
+    </w:p>
+    <w:p>
+      <w:pPr>
+        <w:rPr>
+          <w:rFonts w:ascii="Times New Roman" w:hAnsi="Times New Roman" w:cs="Times New Roman"/>
+          <w:sz w:val="24"/>
+          <w:szCs w:val="24"/>
+          <w:u w:val="single"/>
+        </w:rPr>
+      </w:pPr>
+      <w:r>
+        <w:rPr>
+          <w:rFonts w:ascii="Times New Roman" w:hAnsi="Times New Roman" w:cs="Times New Roman"/>
+          <w:sz w:val="24"/>
+          <w:szCs w:val="24"/>
+          <w:u w:val="single"/>
+        </w:rPr>
+        <w:t>2.2.3 Физический движок</w:t>
+      </w:r>
+    </w:p>
+    <w:p>
+      <w:pPr>
+        <w:rPr>
+          <w:rFonts w:ascii="Times New Roman" w:hAnsi="Times New Roman" w:cs="Times New Roman"/>
+          <w:sz w:val="24"/>
+          <w:szCs w:val="24"/>
+        </w:rPr>
+      </w:pPr>
+    </w:p>
+    <w:p>
+      <w:pPr>
+        <w:rPr>
+          <w:rFonts w:ascii="Times New Roman" w:hAnsi="Times New Roman" w:cs="Times New Roman"/>
+          <w:sz w:val="24"/>
+          <w:szCs w:val="24"/>
+        </w:rPr>
+      </w:pPr>
+      <w:r>
+        <w:rPr>
+          <w:rFonts w:ascii="Times New Roman" w:hAnsi="Times New Roman" w:cs="Times New Roman"/>
+          <w:sz w:val="24"/>
+          <w:szCs w:val="24"/>
+        </w:rPr>
+        <w:t>Реализован на базе `</w:t>
+      </w:r>
+      <w:proofErr w:type="spellStart"/>
+      <w:r>
+        <w:rPr>
+          <w:rFonts w:ascii="Times New Roman" w:hAnsi="Times New Roman" w:cs="Times New Roman"/>
+          <w:sz w:val="24"/>
+          <w:szCs w:val="24"/>
+        </w:rPr>
+        <w:t>arcade.PhysicsEnginePlatformer</w:t>
+      </w:r>
+      <w:proofErr w:type="spellEnd"/>
+      <w:r>
+        <w:rPr>
+          <w:rFonts w:ascii="Times New Roman" w:hAnsi="Times New Roman" w:cs="Times New Roman"/>
+          <w:sz w:val="24"/>
+          <w:szCs w:val="24"/>
+        </w:rPr>
+        <w:t>` и включает:</w:t>
+      </w:r>
+    </w:p>
+    <w:p>
+      <w:pPr>
+        <w:rPr>
+          <w:rFonts w:ascii="Times New Roman" w:hAnsi="Times New Roman" w:cs="Times New Roman"/>
+          <w:sz w:val="24"/>
+          <w:szCs w:val="24"/>
+        </w:rPr>
+      </w:pPr>
+      <w:r>
+        <w:rPr>
+          <w:rFonts w:ascii="Times New Roman" w:hAnsi="Times New Roman" w:cs="Times New Roman"/>
+          <w:sz w:val="24"/>
+          <w:szCs w:val="24"/>
+        </w:rPr>
+        <w:t>- Гравитацию (константа GRAVITY = 1)</w:t>
+      </w:r>
+    </w:p>
+    <w:p>
+      <w:pPr>
+        <w:rPr>
+          <w:rFonts w:ascii="Times New Roman" w:hAnsi="Times New Roman" w:cs="Times New Roman"/>
+          <w:sz w:val="24"/>
+          <w:szCs w:val="24"/>
+        </w:rPr>
+      </w:pPr>
+      <w:r>
+        <w:rPr>
+          <w:rFonts w:ascii="Times New Roman" w:hAnsi="Times New Roman" w:cs="Times New Roman"/>
+          <w:sz w:val="24"/>
+          <w:szCs w:val="24"/>
+        </w:rPr>
+        <w:t>- Обнаружение коллизий со слоем '</w:t>
+      </w:r>
+      <w:proofErr w:type="spellStart"/>
+      <w:r>
+        <w:rPr>
+          <w:rFonts w:ascii="Times New Roman" w:hAnsi="Times New Roman" w:cs="Times New Roman"/>
+          <w:sz w:val="24"/>
+          <w:szCs w:val="24"/>
+        </w:rPr>
+        <w:t>collisions</w:t>
+      </w:r>
+      <w:proofErr w:type="spellEnd"/>
+      <w:r>
+        <w:rPr>
+          <w:rFonts w:ascii="Times New Roman" w:hAnsi="Times New Roman" w:cs="Times New Roman"/>
+          <w:sz w:val="24"/>
+          <w:szCs w:val="24"/>
+        </w:rPr>
+        <w:t>'</w:t>
+      </w:r>
+    </w:p>
+    <w:p>
+      <w:pPr>
+        <w:rPr>
+          <w:rFonts w:ascii="Times New Roman" w:hAnsi="Times New Roman" w:cs="Times New Roman"/>
+          <w:sz w:val="24"/>
+          <w:szCs w:val="24"/>
+        </w:rPr>
+      </w:pPr>
+      <w:r>
+        <w:rPr>
+          <w:rFonts w:ascii="Times New Roman" w:hAnsi="Times New Roman" w:cs="Times New Roman"/>
+          <w:sz w:val="24"/>
+          <w:szCs w:val="24"/>
+        </w:rPr>
+        <w:t>- Прыжки (вертикальный импульс)</w:t>
+      </w:r>
+    </w:p>
+    <w:p>
+      <w:pPr>
+        <w:rPr>
+          <w:rFonts w:ascii="Times New Roman" w:hAnsi="Times New Roman" w:cs="Times New Roman"/>
+          <w:sz w:val="24"/>
+          <w:szCs w:val="24"/>
+        </w:rPr>
+      </w:pPr>
+      <w:r>
+        <w:rPr>
+          <w:rFonts w:ascii="Times New Roman" w:hAnsi="Times New Roman" w:cs="Times New Roman"/>
+          <w:sz w:val="24"/>
+          <w:szCs w:val="24"/>
+        </w:rPr>
+        <w:t xml:space="preserve">- Плавное движение </w:t>
+      </w:r>
+    </w:p>
+    <w:p>
+      <w:pPr>
+        <w:rPr>
+          <w:rFonts w:ascii="Times New Roman" w:hAnsi="Times New Roman" w:cs="Times New Roman"/>
+          <w:sz w:val="24"/>
+          <w:szCs w:val="24"/>
+          <w:u w:val="single"/>
+        </w:rPr>
+      </w:pPr>
+    </w:p>
+    <w:p>
+      <w:pPr>
+        <w:rPr>
+          <w:rFonts w:ascii="Times New Roman" w:hAnsi="Times New Roman" w:cs="Times New Roman"/>
+          <w:sz w:val="24"/>
+          <w:szCs w:val="24"/>
+          <w:u w:val="single"/>
+        </w:rPr>
+      </w:pPr>
+      <w:r>
+        <w:rPr>
+          <w:rFonts w:ascii="Times New Roman" w:hAnsi="Times New Roman" w:cs="Times New Roman"/>
+          <w:sz w:val="24"/>
+          <w:szCs w:val="24"/>
+          <w:u w:val="single"/>
+        </w:rPr>
+        <w:t>2.2.4 Система разрушения блоков</w:t>
+      </w:r>
+    </w:p>
+    <w:p>
+      <w:pPr>
+        <w:rPr>
+          <w:rFonts w:ascii="Times New Roman" w:hAnsi="Times New Roman" w:cs="Times New Roman"/>
+          <w:sz w:val="24"/>
+          <w:szCs w:val="24"/>
+        </w:rPr>
+      </w:pPr>
+    </w:p>
+    <w:p>
+      <w:pPr>
+        <w:rPr>
+          <w:rFonts w:ascii="Times New Roman" w:hAnsi="Times New Roman" w:cs="Times New Roman"/>
+          <w:sz w:val="24"/>
+          <w:szCs w:val="24"/>
+        </w:rPr>
+      </w:pPr>
+      <w:r>
+        <w:rPr>
+          <w:rFonts w:ascii="Times New Roman" w:hAnsi="Times New Roman" w:cs="Times New Roman"/>
+          <w:sz w:val="24"/>
+          <w:szCs w:val="24"/>
+        </w:rPr>
+        <w:t>Механика:</w:t>
+      </w:r>
+    </w:p>
+    <w:p>
+      <w:pPr>
+        <w:rPr>
+          <w:rFonts w:ascii="Times New Roman" w:hAnsi="Times New Roman" w:cs="Times New Roman"/>
+          <w:sz w:val="24"/>
+          <w:szCs w:val="24"/>
+        </w:rPr>
+      </w:pPr>
+      <w:r>
+        <w:rPr>
+          <w:rFonts w:ascii="Times New Roman" w:hAnsi="Times New Roman" w:cs="Times New Roman"/>
+          <w:sz w:val="24"/>
+          <w:szCs w:val="24"/>
+        </w:rPr>
+        <w:t>1. ЛКМ по блоку в радиусе досягаемости</w:t>
+      </w:r>
+    </w:p>
+    <w:p>
+      <w:pPr>
+        <w:rPr>
+          <w:rFonts w:ascii="Times New Roman" w:hAnsi="Times New Roman" w:cs="Times New Roman"/>
+          <w:sz w:val="24"/>
+          <w:szCs w:val="24"/>
+        </w:rPr>
+      </w:pPr>
+      <w:r>
+        <w:rPr>
+          <w:rFonts w:ascii="Times New Roman" w:hAnsi="Times New Roman" w:cs="Times New Roman"/>
+          <w:sz w:val="24"/>
+          <w:szCs w:val="24"/>
+        </w:rPr>
+        <w:t>2. Определение типа блока и его прочности (`BLOCKS_DATA`)</w:t>
+      </w:r>
+    </w:p>
+    <w:p>
+      <w:pPr>
+        <w:rPr>
+          <w:rFonts w:ascii="Times New Roman" w:hAnsi="Times New Roman" w:cs="Times New Roman"/>
+          <w:sz w:val="24"/>
+          <w:szCs w:val="24"/>
+        </w:rPr>
+      </w:pPr>
+      <w:r>
+        <w:rPr>
+          <w:rFonts w:ascii="Times New Roman" w:hAnsi="Times New Roman" w:cs="Times New Roman"/>
+          <w:sz w:val="24"/>
+          <w:szCs w:val="24"/>
+        </w:rPr>
+        <w:t>3. Учет инструмента в руке (множитель урона из `WEAPON`)</w:t>
+      </w:r>
+    </w:p>
+    <w:p>
+      <w:pPr>
+        <w:rPr>
+          <w:rFonts w:ascii="Times New Roman" w:hAnsi="Times New Roman" w:cs="Times New Roman"/>
+          <w:sz w:val="24"/>
+          <w:szCs w:val="24"/>
+        </w:rPr>
+      </w:pPr>
+      <w:r>
+        <w:rPr>
+          <w:rFonts w:ascii="Times New Roman" w:hAnsi="Times New Roman" w:cs="Times New Roman"/>
+          <w:sz w:val="24"/>
+          <w:szCs w:val="24"/>
+        </w:rPr>
+        <w:t>4. Расчет времени разрушения</w:t>
+      </w:r>
+    </w:p>
+    <w:p>
+      <w:pPr>
+        <w:rPr>
+          <w:rFonts w:ascii="Times New Roman" w:hAnsi="Times New Roman" w:cs="Times New Roman"/>
+          <w:sz w:val="24"/>
+          <w:szCs w:val="24"/>
+        </w:rPr>
+      </w:pPr>
+      <w:r>
+        <w:rPr>
+          <w:rFonts w:ascii="Times New Roman" w:hAnsi="Times New Roman" w:cs="Times New Roman"/>
+          <w:sz w:val="24"/>
+          <w:szCs w:val="24"/>
+        </w:rPr>
+        <w:t>5. Анимация трещины (8 кадров)</w:t>
+      </w:r>
+    </w:p>
+    <w:p>
+      <w:pPr>
+        <w:rPr>
+          <w:rFonts w:ascii="Times New Roman" w:hAnsi="Times New Roman" w:cs="Times New Roman"/>
+          <w:sz w:val="24"/>
+          <w:szCs w:val="24"/>
+        </w:rPr>
+      </w:pPr>
+      <w:r>
+        <w:rPr>
+          <w:rFonts w:ascii="Times New Roman" w:hAnsi="Times New Roman" w:cs="Times New Roman"/>
+          <w:sz w:val="24"/>
+          <w:szCs w:val="24"/>
+        </w:rPr>
+        <w:t>6. Звуковое сопровождение</w:t>
+      </w:r>
+    </w:p>
+    <w:p>
+      <w:pPr>
+        <w:rPr>
+          <w:rFonts w:ascii="Times New Roman" w:hAnsi="Times New Roman" w:cs="Times New Roman"/>
+          <w:sz w:val="24"/>
+          <w:szCs w:val="24"/>
+        </w:rPr>
+      </w:pPr>
+      <w:r>
+        <w:rPr>
+          <w:rFonts w:ascii="Times New Roman" w:hAnsi="Times New Roman" w:cs="Times New Roman"/>
+          <w:sz w:val="24"/>
+          <w:szCs w:val="24"/>
+        </w:rPr>
+        <w:t>7. При успешном разрушении – добавление ресурса в инвентарь</w:t>
+      </w:r>
+    </w:p>
+    <w:p>
+      <w:pPr>
+        <w:rPr>
+          <w:rFonts w:ascii="Times New Roman" w:hAnsi="Times New Roman" w:cs="Times New Roman"/>
+          <w:sz w:val="24"/>
+          <w:szCs w:val="24"/>
+        </w:rPr>
+      </w:pPr>
+    </w:p>
+    <w:p>
+      <w:pPr>
+        <w:rPr>
+          <w:rFonts w:ascii="Times New Roman" w:hAnsi="Times New Roman" w:cs="Times New Roman"/>
+          <w:sz w:val="24"/>
+          <w:szCs w:val="24"/>
+        </w:rPr>
+      </w:pPr>
+      <w:r>
+        <w:rPr>
+          <w:rFonts w:ascii="Times New Roman" w:hAnsi="Times New Roman" w:cs="Times New Roman"/>
+          <w:sz w:val="24"/>
+          <w:szCs w:val="24"/>
+        </w:rPr>
+        <w:t>Особенности дропа:</w:t>
+      </w:r>
+    </w:p>
+    <w:p>
+      <w:pPr>
+        <w:rPr>
+          <w:rFonts w:ascii="Times New Roman" w:hAnsi="Times New Roman" w:cs="Times New Roman"/>
+          <w:sz w:val="24"/>
+          <w:szCs w:val="24"/>
+        </w:rPr>
+      </w:pPr>
+      <w:r>
+        <w:rPr>
+          <w:rFonts w:ascii="Times New Roman" w:hAnsi="Times New Roman" w:cs="Times New Roman"/>
+          <w:sz w:val="24"/>
+          <w:szCs w:val="24"/>
+        </w:rPr>
+        <w:t>- Уголь, железо, камень → руда (coal2, iron2, stone2)</w:t>
+      </w:r>
+    </w:p>
+    <w:p>
+      <w:pPr>
+        <w:rPr>
+          <w:rFonts w:ascii="Times New Roman" w:hAnsi="Times New Roman" w:cs="Times New Roman"/>
+          <w:sz w:val="24"/>
+          <w:szCs w:val="24"/>
+        </w:rPr>
+      </w:pPr>
+      <w:r>
+        <w:rPr>
+          <w:rFonts w:ascii="Times New Roman" w:hAnsi="Times New Roman" w:cs="Times New Roman"/>
+          <w:sz w:val="24"/>
+          <w:szCs w:val="24"/>
+        </w:rPr>
+        <w:t>- Золото, алмазы → руда только с соответствующей киркой</w:t>
+      </w:r>
+    </w:p>
+    <w:p>
+      <w:pPr>
+        <w:rPr>
+          <w:rFonts w:ascii="Times New Roman" w:hAnsi="Times New Roman" w:cs="Times New Roman"/>
+          <w:sz w:val="24"/>
+          <w:szCs w:val="24"/>
+        </w:rPr>
+      </w:pPr>
+      <w:r>
+        <w:rPr>
+          <w:rFonts w:ascii="Times New Roman" w:hAnsi="Times New Roman" w:cs="Times New Roman"/>
+          <w:sz w:val="24"/>
+          <w:szCs w:val="24"/>
+        </w:rPr>
+        <w:t>- Трава → земля</w:t>
+      </w:r>
+    </w:p>
+    <w:p>
+      <w:pPr>
+        <w:rPr>
+          <w:rFonts w:ascii="Times New Roman" w:hAnsi="Times New Roman" w:cs="Times New Roman"/>
+          <w:sz w:val="24"/>
+          <w:szCs w:val="24"/>
+        </w:rPr>
+      </w:pPr>
+    </w:p>
+    <w:p>
+      <w:pPr>
+        <w:rPr>
+          <w:rFonts w:ascii="Times New Roman" w:hAnsi="Times New Roman" w:cs="Times New Roman"/>
+          <w:sz w:val="24"/>
+          <w:szCs w:val="24"/>
+          <w:u w:val="single"/>
+        </w:rPr>
+      </w:pPr>
+      <w:r>
+        <w:rPr>
+          <w:rFonts w:ascii="Times New Roman" w:hAnsi="Times New Roman" w:cs="Times New Roman"/>
+          <w:sz w:val="24"/>
+          <w:szCs w:val="24"/>
+          <w:u w:val="single"/>
+        </w:rPr>
+        <w:t>2.2.5 Боевая система</w:t>
+      </w:r>
+    </w:p>
+    <w:p>
+      <w:pPr>
+        <w:rPr>
+          <w:rFonts w:ascii="Times New Roman" w:hAnsi="Times New Roman" w:cs="Times New Roman"/>
+          <w:sz w:val="24"/>
+          <w:szCs w:val="24"/>
+        </w:rPr>
+      </w:pPr>
+    </w:p>
+    <w:p>
+      <w:pPr>
+        <w:rPr>
+          <w:rFonts w:ascii="Times New Roman" w:hAnsi="Times New Roman" w:cs="Times New Roman"/>
+          <w:sz w:val="24"/>
+          <w:szCs w:val="24"/>
+        </w:rPr>
+      </w:pPr>
+      <w:r>
+        <w:rPr>
+          <w:rFonts w:ascii="Times New Roman" w:hAnsi="Times New Roman" w:cs="Times New Roman"/>
+          <w:sz w:val="24"/>
+          <w:szCs w:val="24"/>
+        </w:rPr>
+        <w:t>Характеристики:</w:t>
+      </w:r>
+    </w:p>
+    <w:p>
+      <w:pPr>
+        <w:rPr>
+          <w:rFonts w:ascii="Times New Roman" w:hAnsi="Times New Roman" w:cs="Times New Roman"/>
+          <w:sz w:val="24"/>
+          <w:szCs w:val="24"/>
+        </w:rPr>
+      </w:pPr>
+      <w:r>
+        <w:rPr>
+          <w:rFonts w:ascii="Times New Roman" w:hAnsi="Times New Roman" w:cs="Times New Roman"/>
+          <w:sz w:val="24"/>
+          <w:szCs w:val="24"/>
+        </w:rPr>
+        <w:t>- Дальность атаки: 150 пикселей</w:t>
+      </w:r>
+    </w:p>
+    <w:p>
+      <w:pPr>
+        <w:rPr>
+          <w:rFonts w:ascii="Times New Roman" w:hAnsi="Times New Roman" w:cs="Times New Roman"/>
+          <w:sz w:val="24"/>
+          <w:szCs w:val="24"/>
+        </w:rPr>
+      </w:pPr>
+      <w:r>
+        <w:rPr>
+          <w:rFonts w:ascii="Times New Roman" w:hAnsi="Times New Roman" w:cs="Times New Roman"/>
+          <w:sz w:val="24"/>
+          <w:szCs w:val="24"/>
+        </w:rPr>
+        <w:t>- Базовый урон: 5 HP</w:t>
+      </w:r>
+    </w:p>
+    <w:p>
+      <w:pPr>
+        <w:rPr>
+          <w:rFonts w:ascii="Times New Roman" w:hAnsi="Times New Roman" w:cs="Times New Roman"/>
+          <w:sz w:val="24"/>
+          <w:szCs w:val="24"/>
+        </w:rPr>
+      </w:pPr>
+      <w:r>
+        <w:rPr>
+          <w:rFonts w:ascii="Times New Roman" w:hAnsi="Times New Roman" w:cs="Times New Roman"/>
+          <w:sz w:val="24"/>
+          <w:szCs w:val="24"/>
+        </w:rPr>
+        <w:t>- Здоровье монстра: 50 HP</w:t>
+      </w:r>
+    </w:p>
+    <w:p>
+      <w:pPr>
+        <w:rPr>
+          <w:rFonts w:ascii="Times New Roman" w:hAnsi="Times New Roman" w:cs="Times New Roman"/>
+          <w:sz w:val="24"/>
+          <w:szCs w:val="24"/>
+        </w:rPr>
+      </w:pPr>
+      <w:r>
+        <w:rPr>
+          <w:rFonts w:ascii="Times New Roman" w:hAnsi="Times New Roman" w:cs="Times New Roman"/>
+          <w:sz w:val="24"/>
+          <w:szCs w:val="24"/>
+        </w:rPr>
+        <w:t>- Задержка атаки: 1 секунда</w:t>
+      </w:r>
+    </w:p>
+    <w:p>
+      <w:pPr>
+        <w:rPr>
+          <w:rFonts w:ascii="Times New Roman" w:hAnsi="Times New Roman" w:cs="Times New Roman"/>
+          <w:sz w:val="24"/>
+          <w:szCs w:val="24"/>
+        </w:rPr>
+      </w:pPr>
+    </w:p>
+    <w:p>
+      <w:pPr>
+        <w:rPr>
+          <w:rFonts w:ascii="Times New Roman" w:hAnsi="Times New Roman" w:cs="Times New Roman"/>
+          <w:sz w:val="24"/>
+          <w:szCs w:val="24"/>
+        </w:rPr>
+      </w:pPr>
+      <w:r>
+        <w:rPr>
+          <w:rFonts w:ascii="Times New Roman" w:hAnsi="Times New Roman" w:cs="Times New Roman"/>
+          <w:sz w:val="24"/>
+          <w:szCs w:val="24"/>
+        </w:rPr>
+        <w:t>Механика:</w:t>
+      </w:r>
+    </w:p>
+    <w:p>
+      <w:pPr>
+        <w:rPr>
+          <w:rFonts w:ascii="Times New Roman" w:hAnsi="Times New Roman" w:cs="Times New Roman"/>
+          <w:sz w:val="24"/>
+          <w:szCs w:val="24"/>
+        </w:rPr>
+      </w:pPr>
+      <w:r>
+        <w:rPr>
+          <w:rFonts w:ascii="Times New Roman" w:hAnsi="Times New Roman" w:cs="Times New Roman"/>
+          <w:sz w:val="24"/>
+          <w:szCs w:val="24"/>
+        </w:rPr>
+        <w:t>1. Проверка попадания по монстру при клике</w:t>
+      </w:r>
+    </w:p>
+    <w:p>
+      <w:pPr>
+        <w:rPr>
+          <w:rFonts w:ascii="Times New Roman" w:hAnsi="Times New Roman" w:cs="Times New Roman"/>
+          <w:sz w:val="24"/>
+          <w:szCs w:val="24"/>
+        </w:rPr>
+      </w:pPr>
+      <w:r>
+        <w:rPr>
+          <w:rFonts w:ascii="Times New Roman" w:hAnsi="Times New Roman" w:cs="Times New Roman"/>
+          <w:sz w:val="24"/>
+          <w:szCs w:val="24"/>
+        </w:rPr>
+        <w:t>2. Расчет расстояния до цели</w:t>
+      </w:r>
+    </w:p>
+    <w:p>
+      <w:pPr>
+        <w:rPr>
+          <w:rFonts w:ascii="Times New Roman" w:hAnsi="Times New Roman" w:cs="Times New Roman"/>
+          <w:sz w:val="24"/>
+          <w:szCs w:val="24"/>
+        </w:rPr>
+      </w:pPr>
+      <w:r>
+        <w:rPr>
+          <w:rFonts w:ascii="Times New Roman" w:hAnsi="Times New Roman" w:cs="Times New Roman"/>
+          <w:sz w:val="24"/>
+          <w:szCs w:val="24"/>
+        </w:rPr>
         <w:lastRenderedPageBreak/>
-        <w:t>2.1.</w:t>
-      </w:r>
-      <w:r>
+        <w:t>3. Применение урона с учетом оружия (меч: множитель урона)</w:t>
+      </w:r>
+    </w:p>
+    <w:p>
+      <w:pPr>
+        <w:rPr>
+          <w:rFonts w:ascii="Times New Roman" w:hAnsi="Times New Roman" w:cs="Times New Roman"/>
+          <w:sz w:val="24"/>
+          <w:szCs w:val="24"/>
+        </w:rPr>
+      </w:pPr>
+      <w:r>
+        <w:rPr>
+          <w:rFonts w:ascii="Times New Roman" w:hAnsi="Times New Roman" w:cs="Times New Roman"/>
+          <w:sz w:val="24"/>
+          <w:szCs w:val="24"/>
+        </w:rPr>
+        <w:t>4. Воспроизведение звука удара</w:t>
+      </w:r>
+    </w:p>
+    <w:p>
+      <w:pPr>
+        <w:rPr>
+          <w:rFonts w:ascii="Times New Roman" w:hAnsi="Times New Roman" w:cs="Times New Roman"/>
+          <w:sz w:val="24"/>
+          <w:szCs w:val="24"/>
+        </w:rPr>
+      </w:pPr>
+      <w:r>
+        <w:rPr>
+          <w:rFonts w:ascii="Times New Roman" w:hAnsi="Times New Roman" w:cs="Times New Roman"/>
+          <w:sz w:val="24"/>
+          <w:szCs w:val="24"/>
+        </w:rPr>
+        <w:t>5. Удаление монстра при достижении 0 HP</w:t>
+      </w:r>
+    </w:p>
+    <w:p>
+      <w:pPr>
+        <w:rPr>
+          <w:rFonts w:ascii="Times New Roman" w:hAnsi="Times New Roman" w:cs="Times New Roman"/>
+          <w:sz w:val="24"/>
+          <w:szCs w:val="24"/>
+        </w:rPr>
+      </w:pPr>
+      <w:r>
+        <w:rPr>
+          <w:rFonts w:ascii="Times New Roman" w:hAnsi="Times New Roman" w:cs="Times New Roman"/>
+          <w:sz w:val="24"/>
+          <w:szCs w:val="24"/>
+        </w:rPr>
+        <w:t xml:space="preserve">6. </w:t>
+      </w:r>
+      <w:proofErr w:type="spellStart"/>
+      <w:r>
+        <w:rPr>
+          <w:rFonts w:ascii="Times New Roman" w:hAnsi="Times New Roman" w:cs="Times New Roman"/>
+          <w:sz w:val="24"/>
+          <w:szCs w:val="24"/>
+        </w:rPr>
+        <w:t>Спавн</w:t>
+      </w:r>
+      <w:proofErr w:type="spellEnd"/>
+      <w:r>
+        <w:rPr>
+          <w:rFonts w:ascii="Times New Roman" w:hAnsi="Times New Roman" w:cs="Times New Roman"/>
+          <w:sz w:val="24"/>
+          <w:szCs w:val="24"/>
+        </w:rPr>
+        <w:t xml:space="preserve"> мобов по таймеру во время ночи и исчезновение их днём</w:t>
+      </w:r>
+    </w:p>
+    <w:p>
+      <w:pPr>
         <w:rPr>
           <w:rFonts w:ascii="Times New Roman" w:hAnsi="Times New Roman" w:cs="Times New Roman"/>
           <w:sz w:val="24"/>
           <w:szCs w:val="24"/>
           <w:u w:val="single"/>
         </w:rPr>
-        <w:t xml:space="preserve">2 </w:t>
-      </w:r>
-      <w:r>
+      </w:pPr>
+    </w:p>
+    <w:p>
+      <w:pPr>
         <w:rPr>
           <w:rFonts w:ascii="Times New Roman" w:hAnsi="Times New Roman" w:cs="Times New Roman"/>
           <w:sz w:val="24"/>
           <w:szCs w:val="24"/>
           <w:u w:val="single"/>
         </w:rPr>
-        <w:t>Файловая структура</w:t>
-      </w:r>
+      </w:pPr>
       <w:r>
         <w:rPr>
           <w:rFonts w:ascii="Times New Roman" w:hAnsi="Times New Roman" w:cs="Times New Roman"/>
@@ -906,7 +3855,1067 @@
           <w:szCs w:val="24"/>
           <w:u w:val="single"/>
         </w:rPr>
-        <w:t>:</w:t>
+        <w:t>2.2.6 Система сохранения</w:t>
+      </w:r>
+    </w:p>
+    <w:p>
+      <w:pPr>
+        <w:rPr>
+          <w:rFonts w:ascii="Times New Roman" w:hAnsi="Times New Roman" w:cs="Times New Roman"/>
+          <w:sz w:val="24"/>
+          <w:szCs w:val="24"/>
+        </w:rPr>
+      </w:pPr>
+    </w:p>
+    <w:p>
+      <w:pPr>
+        <w:rPr>
+          <w:rFonts w:ascii="Times New Roman" w:hAnsi="Times New Roman" w:cs="Times New Roman"/>
+          <w:sz w:val="24"/>
+          <w:szCs w:val="24"/>
+        </w:rPr>
+      </w:pPr>
+      <w:r>
+        <w:rPr>
+          <w:rFonts w:ascii="Times New Roman" w:hAnsi="Times New Roman" w:cs="Times New Roman"/>
+          <w:sz w:val="24"/>
+          <w:szCs w:val="24"/>
+        </w:rPr>
+        <w:t>Формат данных: JSON</w:t>
+      </w:r>
+    </w:p>
+    <w:p>
+      <w:pPr>
+        <w:rPr>
+          <w:rFonts w:ascii="Times New Roman" w:hAnsi="Times New Roman" w:cs="Times New Roman"/>
+          <w:sz w:val="24"/>
+          <w:szCs w:val="24"/>
+        </w:rPr>
+      </w:pPr>
+    </w:p>
+    <w:p>
+      <w:pPr>
+        <w:rPr>
+          <w:rFonts w:ascii="Times New Roman" w:hAnsi="Times New Roman" w:cs="Times New Roman"/>
+          <w:sz w:val="24"/>
+          <w:szCs w:val="24"/>
+        </w:rPr>
+      </w:pPr>
+      <w:r>
+        <w:rPr>
+          <w:rFonts w:ascii="Times New Roman" w:hAnsi="Times New Roman" w:cs="Times New Roman"/>
+          <w:sz w:val="24"/>
+          <w:szCs w:val="24"/>
+        </w:rPr>
+        <w:t>Особенности:</w:t>
+      </w:r>
+    </w:p>
+    <w:p>
+      <w:pPr>
+        <w:rPr>
+          <w:rFonts w:ascii="Times New Roman" w:hAnsi="Times New Roman" w:cs="Times New Roman"/>
+          <w:sz w:val="24"/>
+          <w:szCs w:val="24"/>
+        </w:rPr>
+      </w:pPr>
+      <w:r>
+        <w:rPr>
+          <w:rFonts w:ascii="Times New Roman" w:hAnsi="Times New Roman" w:cs="Times New Roman"/>
+          <w:sz w:val="24"/>
+          <w:szCs w:val="24"/>
+        </w:rPr>
+        <w:t>- Автосохранение при закрытии игры</w:t>
+      </w:r>
+    </w:p>
+    <w:p>
+      <w:pPr>
+        <w:rPr>
+          <w:rFonts w:ascii="Times New Roman" w:hAnsi="Times New Roman" w:cs="Times New Roman"/>
+          <w:sz w:val="24"/>
+          <w:szCs w:val="24"/>
+        </w:rPr>
+      </w:pPr>
+      <w:r>
+        <w:rPr>
+          <w:rFonts w:ascii="Times New Roman" w:hAnsi="Times New Roman" w:cs="Times New Roman"/>
+          <w:sz w:val="24"/>
+          <w:szCs w:val="24"/>
+        </w:rPr>
+        <w:t>- Загрузка при старте (если файл существует)</w:t>
+      </w:r>
+    </w:p>
+    <w:p>
+      <w:pPr>
+        <w:rPr>
+          <w:rFonts w:ascii="Times New Roman" w:hAnsi="Times New Roman" w:cs="Times New Roman"/>
+          <w:sz w:val="24"/>
+          <w:szCs w:val="24"/>
+        </w:rPr>
+      </w:pPr>
+      <w:r>
+        <w:rPr>
+          <w:rFonts w:ascii="Times New Roman" w:hAnsi="Times New Roman" w:cs="Times New Roman"/>
+          <w:sz w:val="24"/>
+          <w:szCs w:val="24"/>
+        </w:rPr>
+        <w:t>- Возврат предметов из крафта перед сохранением</w:t>
+      </w:r>
+    </w:p>
+    <w:p>
+      <w:pPr>
+        <w:rPr>
+          <w:rFonts w:ascii="Times New Roman" w:hAnsi="Times New Roman" w:cs="Times New Roman"/>
+          <w:sz w:val="24"/>
+          <w:szCs w:val="24"/>
+        </w:rPr>
+      </w:pPr>
+    </w:p>
+    <w:p>
+      <w:pPr>
+        <w:rPr>
+          <w:rFonts w:ascii="Times New Roman" w:hAnsi="Times New Roman" w:cs="Times New Roman"/>
+          <w:sz w:val="24"/>
+          <w:szCs w:val="24"/>
+          <w:u w:val="single"/>
+        </w:rPr>
+      </w:pPr>
+      <w:r>
+        <w:rPr>
+          <w:rFonts w:ascii="Times New Roman" w:hAnsi="Times New Roman" w:cs="Times New Roman"/>
+          <w:sz w:val="24"/>
+          <w:szCs w:val="24"/>
+          <w:u w:val="single"/>
+        </w:rPr>
+        <w:t>2.2.7 Камера</w:t>
+      </w:r>
+    </w:p>
+    <w:p>
+      <w:pPr>
+        <w:rPr>
+          <w:rFonts w:ascii="Times New Roman" w:hAnsi="Times New Roman" w:cs="Times New Roman"/>
+          <w:sz w:val="24"/>
+          <w:szCs w:val="24"/>
+        </w:rPr>
+      </w:pPr>
+      <w:r>
+        <w:rPr>
+          <w:rFonts w:ascii="Times New Roman" w:hAnsi="Times New Roman" w:cs="Times New Roman"/>
+          <w:sz w:val="24"/>
+          <w:szCs w:val="24"/>
+        </w:rPr>
+        <w:t>Тип: Следящая камера с плавным движением</w:t>
+      </w:r>
+    </w:p>
+    <w:p>
+      <w:pPr>
+        <w:rPr>
+          <w:rFonts w:ascii="Times New Roman" w:hAnsi="Times New Roman" w:cs="Times New Roman"/>
+          <w:sz w:val="24"/>
+          <w:szCs w:val="24"/>
+        </w:rPr>
+      </w:pPr>
+      <w:r>
+        <w:rPr>
+          <w:rFonts w:ascii="Times New Roman" w:hAnsi="Times New Roman" w:cs="Times New Roman"/>
+          <w:sz w:val="24"/>
+          <w:szCs w:val="24"/>
+        </w:rPr>
+        <w:t>Ограничения: Камера не выходит за границы мира</w:t>
+      </w:r>
+    </w:p>
+    <w:p>
+      <w:pPr>
+        <w:rPr>
+          <w:rFonts w:ascii="Times New Roman" w:hAnsi="Times New Roman" w:cs="Times New Roman"/>
+          <w:sz w:val="24"/>
+          <w:szCs w:val="24"/>
+        </w:rPr>
+      </w:pPr>
+    </w:p>
+    <w:p>
+      <w:pPr>
+        <w:rPr>
+          <w:rFonts w:ascii="Times New Roman" w:hAnsi="Times New Roman" w:cs="Times New Roman"/>
+          <w:sz w:val="24"/>
+          <w:szCs w:val="24"/>
+          <w:u w:val="single"/>
+        </w:rPr>
+      </w:pPr>
+      <w:r>
+        <w:rPr>
+          <w:rFonts w:ascii="Times New Roman" w:hAnsi="Times New Roman" w:cs="Times New Roman"/>
+          <w:sz w:val="24"/>
+          <w:szCs w:val="24"/>
+          <w:u w:val="single"/>
+        </w:rPr>
+        <w:t>2.2.8 Анимации</w:t>
+      </w:r>
+    </w:p>
+    <w:p>
+      <w:pPr>
+        <w:rPr>
+          <w:rFonts w:ascii="Times New Roman" w:hAnsi="Times New Roman" w:cs="Times New Roman"/>
+          <w:sz w:val="24"/>
+          <w:szCs w:val="24"/>
+        </w:rPr>
+      </w:pPr>
+    </w:p>
+    <w:p>
+      <w:pPr>
+        <w:rPr>
+          <w:rFonts w:ascii="Times New Roman" w:hAnsi="Times New Roman" w:cs="Times New Roman"/>
+          <w:sz w:val="24"/>
+          <w:szCs w:val="24"/>
+        </w:rPr>
+      </w:pPr>
+      <w:r>
+        <w:rPr>
+          <w:rFonts w:ascii="Times New Roman" w:hAnsi="Times New Roman" w:cs="Times New Roman"/>
+          <w:sz w:val="24"/>
+          <w:szCs w:val="24"/>
+        </w:rPr>
+        <w:t>Игрок:</w:t>
+      </w:r>
+    </w:p>
+    <w:p>
+      <w:pPr>
+        <w:rPr>
+          <w:rFonts w:ascii="Times New Roman" w:hAnsi="Times New Roman" w:cs="Times New Roman"/>
+          <w:sz w:val="24"/>
+          <w:szCs w:val="24"/>
+        </w:rPr>
+      </w:pPr>
+      <w:r>
+        <w:rPr>
+          <w:rFonts w:ascii="Times New Roman" w:hAnsi="Times New Roman" w:cs="Times New Roman"/>
+          <w:sz w:val="24"/>
+          <w:szCs w:val="24"/>
+        </w:rPr>
+        <w:t>- 6-7 кадров анимации ходьбы</w:t>
+      </w:r>
+    </w:p>
+    <w:p>
+      <w:pPr>
+        <w:rPr>
+          <w:rFonts w:ascii="Times New Roman" w:hAnsi="Times New Roman" w:cs="Times New Roman"/>
+          <w:sz w:val="24"/>
+          <w:szCs w:val="24"/>
+        </w:rPr>
+      </w:pPr>
+      <w:r>
+        <w:rPr>
+          <w:rFonts w:ascii="Times New Roman" w:hAnsi="Times New Roman" w:cs="Times New Roman"/>
+          <w:sz w:val="24"/>
+          <w:szCs w:val="24"/>
+        </w:rPr>
+        <w:t>- Скорость смены кадров: 0.15 сек</w:t>
+      </w:r>
+    </w:p>
+    <w:p>
+      <w:pPr>
+        <w:rPr>
+          <w:rFonts w:ascii="Times New Roman" w:hAnsi="Times New Roman" w:cs="Times New Roman"/>
+          <w:sz w:val="24"/>
+          <w:szCs w:val="24"/>
+        </w:rPr>
+      </w:pPr>
+      <w:r>
+        <w:rPr>
+          <w:rFonts w:ascii="Times New Roman" w:hAnsi="Times New Roman" w:cs="Times New Roman"/>
+          <w:sz w:val="24"/>
+          <w:szCs w:val="24"/>
+        </w:rPr>
+        <w:t>- Отражение по горизонтали при смене направления</w:t>
+      </w:r>
+    </w:p>
+    <w:p>
+      <w:pPr>
+        <w:rPr>
+          <w:rFonts w:ascii="Times New Roman" w:hAnsi="Times New Roman" w:cs="Times New Roman"/>
+          <w:sz w:val="24"/>
+          <w:szCs w:val="24"/>
+        </w:rPr>
+      </w:pPr>
+      <w:r>
+        <w:rPr>
+          <w:rFonts w:ascii="Times New Roman" w:hAnsi="Times New Roman" w:cs="Times New Roman"/>
+          <w:sz w:val="24"/>
+          <w:szCs w:val="24"/>
+        </w:rPr>
+        <w:t>Монстр:</w:t>
+      </w:r>
+    </w:p>
+    <w:p>
+      <w:pPr>
+        <w:rPr>
+          <w:rFonts w:ascii="Times New Roman" w:hAnsi="Times New Roman" w:cs="Times New Roman"/>
+          <w:sz w:val="24"/>
+          <w:szCs w:val="24"/>
+        </w:rPr>
+      </w:pPr>
+      <w:r>
+        <w:rPr>
+          <w:rFonts w:ascii="Times New Roman" w:hAnsi="Times New Roman" w:cs="Times New Roman"/>
+          <w:sz w:val="24"/>
+          <w:szCs w:val="24"/>
+        </w:rPr>
+        <w:t>- 6 кадров анимации ходьбы</w:t>
+      </w:r>
+    </w:p>
+    <w:p>
+      <w:pPr>
+        <w:rPr>
+          <w:rFonts w:ascii="Times New Roman" w:hAnsi="Times New Roman" w:cs="Times New Roman"/>
+          <w:sz w:val="24"/>
+          <w:szCs w:val="24"/>
+        </w:rPr>
+      </w:pPr>
+      <w:r>
+        <w:rPr>
+          <w:rFonts w:ascii="Times New Roman" w:hAnsi="Times New Roman" w:cs="Times New Roman"/>
+          <w:sz w:val="24"/>
+          <w:szCs w:val="24"/>
+        </w:rPr>
+        <w:t>- Звук ходьбы (циклический)</w:t>
+      </w:r>
+    </w:p>
+    <w:p>
+      <w:pPr>
+        <w:rPr>
+          <w:rFonts w:ascii="Times New Roman" w:hAnsi="Times New Roman" w:cs="Times New Roman"/>
+          <w:sz w:val="24"/>
+          <w:szCs w:val="24"/>
+        </w:rPr>
+      </w:pPr>
+      <w:r>
+        <w:rPr>
+          <w:rFonts w:ascii="Times New Roman" w:hAnsi="Times New Roman" w:cs="Times New Roman"/>
+          <w:sz w:val="24"/>
+          <w:szCs w:val="24"/>
+        </w:rPr>
+        <w:t>- Анимация получения урона</w:t>
+      </w:r>
+    </w:p>
+    <w:p>
+      <w:pPr>
+        <w:rPr>
+          <w:rFonts w:ascii="Times New Roman" w:hAnsi="Times New Roman" w:cs="Times New Roman"/>
+          <w:sz w:val="24"/>
+          <w:szCs w:val="24"/>
+        </w:rPr>
+      </w:pPr>
+      <w:r>
+        <w:rPr>
+          <w:rFonts w:ascii="Times New Roman" w:hAnsi="Times New Roman" w:cs="Times New Roman"/>
+          <w:sz w:val="24"/>
+          <w:szCs w:val="24"/>
+        </w:rPr>
+        <w:t>Разрушение:</w:t>
+      </w:r>
+    </w:p>
+    <w:p>
+      <w:pPr>
+        <w:rPr>
+          <w:rFonts w:ascii="Times New Roman" w:hAnsi="Times New Roman" w:cs="Times New Roman"/>
+          <w:sz w:val="24"/>
+          <w:szCs w:val="24"/>
+        </w:rPr>
+      </w:pPr>
+      <w:r>
+        <w:rPr>
+          <w:rFonts w:ascii="Times New Roman" w:hAnsi="Times New Roman" w:cs="Times New Roman"/>
+          <w:sz w:val="24"/>
+          <w:szCs w:val="24"/>
+        </w:rPr>
+        <w:t>- 9 кадров трещины</w:t>
+      </w:r>
+    </w:p>
+    <w:p>
+      <w:pPr>
+        <w:rPr>
+          <w:rFonts w:ascii="Times New Roman" w:hAnsi="Times New Roman" w:cs="Times New Roman"/>
+          <w:sz w:val="24"/>
+          <w:szCs w:val="24"/>
+        </w:rPr>
+      </w:pPr>
+      <w:r>
+        <w:rPr>
+          <w:rFonts w:ascii="Times New Roman" w:hAnsi="Times New Roman" w:cs="Times New Roman"/>
+          <w:sz w:val="24"/>
+          <w:szCs w:val="24"/>
+        </w:rPr>
+        <w:t>- Скорость анимации привязана ко времени разрушения</w:t>
+      </w:r>
+    </w:p>
+    <w:p>
+      <w:pPr>
+        <w:rPr>
+          <w:rFonts w:ascii="Times New Roman" w:hAnsi="Times New Roman" w:cs="Times New Roman"/>
+          <w:sz w:val="24"/>
+          <w:szCs w:val="24"/>
+          <w:u w:val="single"/>
+        </w:rPr>
+      </w:pPr>
+    </w:p>
+    <w:p>
+      <w:pPr>
+        <w:rPr>
+          <w:rFonts w:ascii="Times New Roman" w:hAnsi="Times New Roman" w:cs="Times New Roman"/>
+          <w:sz w:val="24"/>
+          <w:szCs w:val="24"/>
+          <w:u w:val="single"/>
+        </w:rPr>
+      </w:pPr>
+      <w:r>
+        <w:rPr>
+          <w:rFonts w:ascii="Times New Roman" w:hAnsi="Times New Roman" w:cs="Times New Roman"/>
+          <w:sz w:val="24"/>
+          <w:szCs w:val="24"/>
+          <w:u w:val="single"/>
+        </w:rPr>
+        <w:t>2.2.9 Звуковая система</w:t>
+      </w:r>
+    </w:p>
+    <w:p>
+      <w:pPr>
+        <w:rPr>
+          <w:rFonts w:ascii="Times New Roman" w:hAnsi="Times New Roman" w:cs="Times New Roman"/>
+          <w:sz w:val="24"/>
+          <w:szCs w:val="24"/>
+        </w:rPr>
+      </w:pPr>
+    </w:p>
+    <w:p>
+      <w:pPr>
+        <w:rPr>
+          <w:rFonts w:ascii="Times New Roman" w:hAnsi="Times New Roman" w:cs="Times New Roman"/>
+          <w:sz w:val="24"/>
+          <w:szCs w:val="24"/>
+        </w:rPr>
+      </w:pPr>
+      <w:r>
+        <w:rPr>
+          <w:rFonts w:ascii="Times New Roman" w:hAnsi="Times New Roman" w:cs="Times New Roman"/>
+          <w:sz w:val="24"/>
+          <w:szCs w:val="24"/>
+        </w:rPr>
+        <w:lastRenderedPageBreak/>
+        <w:t>Категории звуков:</w:t>
+      </w:r>
+    </w:p>
+    <w:p>
+      <w:pPr>
+        <w:rPr>
+          <w:rFonts w:ascii="Times New Roman" w:hAnsi="Times New Roman" w:cs="Times New Roman"/>
+          <w:sz w:val="24"/>
+          <w:szCs w:val="24"/>
+        </w:rPr>
+      </w:pPr>
+      <w:r>
+        <w:rPr>
+          <w:rFonts w:ascii="Times New Roman" w:hAnsi="Times New Roman" w:cs="Times New Roman"/>
+          <w:sz w:val="24"/>
+          <w:szCs w:val="24"/>
+        </w:rPr>
+        <w:t>- Фоновая музыка (циклическая)</w:t>
+      </w:r>
+    </w:p>
+    <w:p>
+      <w:pPr>
+        <w:rPr>
+          <w:rFonts w:ascii="Times New Roman" w:hAnsi="Times New Roman" w:cs="Times New Roman"/>
+          <w:sz w:val="24"/>
+          <w:szCs w:val="24"/>
+        </w:rPr>
+      </w:pPr>
+      <w:r>
+        <w:rPr>
+          <w:rFonts w:ascii="Times New Roman" w:hAnsi="Times New Roman" w:cs="Times New Roman"/>
+          <w:sz w:val="24"/>
+          <w:szCs w:val="24"/>
+        </w:rPr>
+        <w:t>- Звуки ходьбы (игрок, монстры)</w:t>
+      </w:r>
+    </w:p>
+    <w:p>
+      <w:pPr>
+        <w:rPr>
+          <w:rFonts w:ascii="Times New Roman" w:hAnsi="Times New Roman" w:cs="Times New Roman"/>
+          <w:sz w:val="24"/>
+          <w:szCs w:val="24"/>
+        </w:rPr>
+      </w:pPr>
+      <w:r>
+        <w:rPr>
+          <w:rFonts w:ascii="Times New Roman" w:hAnsi="Times New Roman" w:cs="Times New Roman"/>
+          <w:sz w:val="24"/>
+          <w:szCs w:val="24"/>
+        </w:rPr>
+        <w:t>- Звуки разрушения (трава, дерево, камень)</w:t>
+      </w:r>
+    </w:p>
+    <w:p>
+      <w:pPr>
+        <w:rPr>
+          <w:rFonts w:ascii="Times New Roman" w:hAnsi="Times New Roman" w:cs="Times New Roman"/>
+          <w:sz w:val="24"/>
+          <w:szCs w:val="24"/>
+        </w:rPr>
+      </w:pPr>
+      <w:r>
+        <w:rPr>
+          <w:rFonts w:ascii="Times New Roman" w:hAnsi="Times New Roman" w:cs="Times New Roman"/>
+          <w:sz w:val="24"/>
+          <w:szCs w:val="24"/>
+        </w:rPr>
+        <w:t>- Звуки ударов</w:t>
+      </w:r>
+    </w:p>
+    <w:p>
+      <w:pPr>
+        <w:rPr>
+          <w:rFonts w:ascii="Times New Roman" w:hAnsi="Times New Roman" w:cs="Times New Roman"/>
+          <w:sz w:val="24"/>
+          <w:szCs w:val="24"/>
+        </w:rPr>
+      </w:pPr>
+      <w:r>
+        <w:rPr>
+          <w:rFonts w:ascii="Times New Roman" w:hAnsi="Times New Roman" w:cs="Times New Roman"/>
+          <w:sz w:val="24"/>
+          <w:szCs w:val="24"/>
+        </w:rPr>
+        <w:t>- Звук крафта</w:t>
+      </w:r>
+    </w:p>
+    <w:p>
+      <w:pPr>
+        <w:rPr>
+          <w:rFonts w:ascii="Times New Roman" w:hAnsi="Times New Roman" w:cs="Times New Roman"/>
+          <w:sz w:val="24"/>
+          <w:szCs w:val="24"/>
+        </w:rPr>
+      </w:pPr>
+    </w:p>
+    <w:p>
+      <w:pPr>
+        <w:rPr>
+          <w:rFonts w:ascii="Times New Roman" w:hAnsi="Times New Roman" w:cs="Times New Roman"/>
+          <w:sz w:val="24"/>
+          <w:szCs w:val="24"/>
+        </w:rPr>
+      </w:pPr>
+      <w:r>
+        <w:rPr>
+          <w:rFonts w:ascii="Times New Roman" w:hAnsi="Times New Roman" w:cs="Times New Roman"/>
+          <w:sz w:val="24"/>
+          <w:szCs w:val="24"/>
+        </w:rPr>
+        <w:t>Управление:</w:t>
+      </w:r>
+    </w:p>
+    <w:p>
+      <w:pPr>
+        <w:rPr>
+          <w:rFonts w:ascii="Times New Roman" w:hAnsi="Times New Roman" w:cs="Times New Roman"/>
+          <w:sz w:val="24"/>
+          <w:szCs w:val="24"/>
+        </w:rPr>
+      </w:pPr>
+      <w:r>
+        <w:rPr>
+          <w:rFonts w:ascii="Times New Roman" w:hAnsi="Times New Roman" w:cs="Times New Roman"/>
+          <w:sz w:val="24"/>
+          <w:szCs w:val="24"/>
+        </w:rPr>
+        <w:t xml:space="preserve">- Громкость регулируется через параметр </w:t>
+      </w:r>
+      <w:proofErr w:type="spellStart"/>
+      <w:r>
+        <w:rPr>
+          <w:rFonts w:ascii="Times New Roman" w:hAnsi="Times New Roman" w:cs="Times New Roman"/>
+          <w:sz w:val="24"/>
+          <w:szCs w:val="24"/>
+        </w:rPr>
+        <w:t>volume</w:t>
+      </w:r>
+      <w:proofErr w:type="spellEnd"/>
+    </w:p>
+    <w:p>
+      <w:pPr>
+        <w:rPr>
+          <w:rFonts w:ascii="Times New Roman" w:hAnsi="Times New Roman" w:cs="Times New Roman"/>
+          <w:sz w:val="24"/>
+          <w:szCs w:val="24"/>
+        </w:rPr>
+      </w:pPr>
+      <w:r>
+        <w:rPr>
+          <w:rFonts w:ascii="Times New Roman" w:hAnsi="Times New Roman" w:cs="Times New Roman"/>
+          <w:sz w:val="24"/>
+          <w:szCs w:val="24"/>
+        </w:rPr>
+        <w:t>- Автоматическая остановка при закрытии игры</w:t>
+      </w:r>
+    </w:p>
+    <w:p>
+      <w:pPr>
+        <w:rPr>
+          <w:rFonts w:ascii="Times New Roman" w:hAnsi="Times New Roman" w:cs="Times New Roman"/>
+          <w:sz w:val="24"/>
+          <w:szCs w:val="24"/>
+        </w:rPr>
+      </w:pPr>
+      <w:r>
+        <w:rPr>
+          <w:rFonts w:ascii="Times New Roman" w:hAnsi="Times New Roman" w:cs="Times New Roman"/>
+          <w:sz w:val="24"/>
+          <w:szCs w:val="24"/>
+        </w:rPr>
+        <w:t>- Приоритетное воспроизведение</w:t>
+      </w:r>
+    </w:p>
+    <w:p>
+      <w:pPr>
+        <w:rPr>
+          <w:rFonts w:ascii="Times New Roman" w:hAnsi="Times New Roman" w:cs="Times New Roman"/>
+          <w:sz w:val="24"/>
+          <w:szCs w:val="24"/>
+        </w:rPr>
+      </w:pPr>
+    </w:p>
+    <w:p>
+      <w:pPr>
+        <w:rPr>
+          <w:rFonts w:ascii="Times New Roman" w:hAnsi="Times New Roman" w:cs="Times New Roman"/>
+          <w:sz w:val="24"/>
+          <w:szCs w:val="24"/>
+          <w:u w:val="single"/>
+        </w:rPr>
+      </w:pPr>
+      <w:r>
+        <w:rPr>
+          <w:rFonts w:ascii="Times New Roman" w:hAnsi="Times New Roman" w:cs="Times New Roman"/>
+          <w:sz w:val="24"/>
+          <w:szCs w:val="24"/>
+          <w:u w:val="single"/>
+        </w:rPr>
+        <w:t>2.3 Пользовательский интерфейс</w:t>
+      </w:r>
+    </w:p>
+    <w:p>
+      <w:pPr>
+        <w:rPr>
+          <w:rFonts w:ascii="Times New Roman" w:hAnsi="Times New Roman" w:cs="Times New Roman"/>
+          <w:sz w:val="24"/>
+          <w:szCs w:val="24"/>
+        </w:rPr>
+      </w:pPr>
+    </w:p>
+    <w:p>
+      <w:pPr>
+        <w:rPr>
+          <w:rFonts w:ascii="Times New Roman" w:hAnsi="Times New Roman" w:cs="Times New Roman"/>
+          <w:sz w:val="24"/>
+          <w:szCs w:val="24"/>
+          <w:u w:val="single"/>
+        </w:rPr>
+      </w:pPr>
+      <w:r>
+        <w:rPr>
+          <w:rFonts w:ascii="Times New Roman" w:hAnsi="Times New Roman" w:cs="Times New Roman"/>
+          <w:sz w:val="24"/>
+          <w:szCs w:val="24"/>
+          <w:u w:val="single"/>
+        </w:rPr>
+        <w:t>2.3.1 Игровой интерфейс</w:t>
+      </w:r>
+    </w:p>
+    <w:p>
+      <w:pPr>
+        <w:rPr>
+          <w:rFonts w:ascii="Times New Roman" w:hAnsi="Times New Roman" w:cs="Times New Roman"/>
+          <w:sz w:val="24"/>
+          <w:szCs w:val="24"/>
+        </w:rPr>
+      </w:pPr>
+      <w:r>
+        <w:rPr>
+          <w:rFonts w:ascii="Times New Roman" w:hAnsi="Times New Roman" w:cs="Times New Roman"/>
+          <w:sz w:val="24"/>
+          <w:szCs w:val="24"/>
+        </w:rPr>
+        <w:t>- Горячая панель: 10 слотов в нижней части экрана</w:t>
+      </w:r>
+    </w:p>
+    <w:p>
+      <w:pPr>
+        <w:rPr>
+          <w:rFonts w:ascii="Times New Roman" w:hAnsi="Times New Roman" w:cs="Times New Roman"/>
+          <w:sz w:val="24"/>
+          <w:szCs w:val="24"/>
+        </w:rPr>
+      </w:pPr>
+      <w:r>
+        <w:rPr>
+          <w:rFonts w:ascii="Times New Roman" w:hAnsi="Times New Roman" w:cs="Times New Roman"/>
+          <w:sz w:val="24"/>
+          <w:szCs w:val="24"/>
+        </w:rPr>
+        <w:t>- Индикатор здоровья: горизонтальная полоса (200x20)</w:t>
+      </w:r>
+    </w:p>
+    <w:p>
+      <w:pPr>
+        <w:rPr>
+          <w:rFonts w:ascii="Times New Roman" w:hAnsi="Times New Roman" w:cs="Times New Roman"/>
+          <w:sz w:val="24"/>
+          <w:szCs w:val="24"/>
+        </w:rPr>
+      </w:pPr>
+      <w:r>
+        <w:rPr>
+          <w:rFonts w:ascii="Times New Roman" w:hAnsi="Times New Roman" w:cs="Times New Roman"/>
+          <w:sz w:val="24"/>
+          <w:szCs w:val="24"/>
+        </w:rPr>
+        <w:t>- Подсказки: контекстные сообщения (крафт, управление)</w:t>
+      </w:r>
+    </w:p>
+    <w:p>
+      <w:pPr>
+        <w:rPr>
+          <w:rFonts w:ascii="Times New Roman" w:hAnsi="Times New Roman" w:cs="Times New Roman"/>
+          <w:sz w:val="24"/>
+          <w:szCs w:val="24"/>
+        </w:rPr>
+      </w:pPr>
+    </w:p>
+    <w:p>
+      <w:pPr>
+        <w:rPr>
+          <w:rFonts w:ascii="Times New Roman" w:hAnsi="Times New Roman" w:cs="Times New Roman"/>
+          <w:sz w:val="24"/>
+          <w:szCs w:val="24"/>
+          <w:u w:val="single"/>
+        </w:rPr>
+      </w:pPr>
+      <w:r>
+        <w:rPr>
+          <w:rFonts w:ascii="Times New Roman" w:hAnsi="Times New Roman" w:cs="Times New Roman"/>
+          <w:sz w:val="24"/>
+          <w:szCs w:val="24"/>
+          <w:u w:val="single"/>
+        </w:rPr>
+        <w:t>2.3.2 Окно крафта</w:t>
+      </w:r>
+    </w:p>
+    <w:p>
+      <w:pPr>
+        <w:rPr>
+          <w:rFonts w:ascii="Times New Roman" w:hAnsi="Times New Roman" w:cs="Times New Roman"/>
+          <w:sz w:val="24"/>
+          <w:szCs w:val="24"/>
+        </w:rPr>
+      </w:pPr>
+      <w:r>
+        <w:rPr>
+          <w:rFonts w:ascii="Times New Roman" w:hAnsi="Times New Roman" w:cs="Times New Roman"/>
+          <w:sz w:val="24"/>
+          <w:szCs w:val="24"/>
+        </w:rPr>
+        <w:t>- Центрированное модальное окно</w:t>
+      </w:r>
+    </w:p>
+    <w:p>
+      <w:pPr>
+        <w:rPr>
+          <w:rFonts w:ascii="Times New Roman" w:hAnsi="Times New Roman" w:cs="Times New Roman"/>
+          <w:sz w:val="24"/>
+          <w:szCs w:val="24"/>
+        </w:rPr>
+      </w:pPr>
+      <w:r>
+        <w:rPr>
+          <w:rFonts w:ascii="Times New Roman" w:hAnsi="Times New Roman" w:cs="Times New Roman"/>
+          <w:sz w:val="24"/>
+          <w:szCs w:val="24"/>
+        </w:rPr>
+        <w:t>- Сетка 3x3 с визуальным разделением</w:t>
+      </w:r>
+    </w:p>
+    <w:p>
+      <w:pPr>
+        <w:rPr>
+          <w:rFonts w:ascii="Times New Roman" w:hAnsi="Times New Roman" w:cs="Times New Roman"/>
+          <w:sz w:val="24"/>
+          <w:szCs w:val="24"/>
+        </w:rPr>
+      </w:pPr>
+      <w:r>
+        <w:rPr>
+          <w:rFonts w:ascii="Times New Roman" w:hAnsi="Times New Roman" w:cs="Times New Roman"/>
+          <w:sz w:val="24"/>
+          <w:szCs w:val="24"/>
+        </w:rPr>
+        <w:t>- Слот результата с анимацией стрелки</w:t>
+      </w:r>
+    </w:p>
+    <w:p>
+      <w:pPr>
+        <w:rPr>
+          <w:rFonts w:ascii="Times New Roman" w:hAnsi="Times New Roman" w:cs="Times New Roman"/>
+          <w:sz w:val="24"/>
+          <w:szCs w:val="24"/>
+        </w:rPr>
+      </w:pPr>
+      <w:r>
+        <w:rPr>
+          <w:rFonts w:ascii="Times New Roman" w:hAnsi="Times New Roman" w:cs="Times New Roman"/>
+          <w:sz w:val="24"/>
+          <w:szCs w:val="24"/>
+        </w:rPr>
+        <w:t>- Кнопка закрытия (E)</w:t>
+      </w:r>
+    </w:p>
+    <w:p>
+      <w:pPr>
+        <w:rPr>
+          <w:rFonts w:ascii="Times New Roman" w:hAnsi="Times New Roman" w:cs="Times New Roman"/>
+          <w:sz w:val="24"/>
+          <w:szCs w:val="24"/>
+          <w:u w:val="single"/>
+        </w:rPr>
+      </w:pPr>
+    </w:p>
+    <w:p>
+      <w:pPr>
+        <w:rPr>
+          <w:rFonts w:ascii="Times New Roman" w:hAnsi="Times New Roman" w:cs="Times New Roman"/>
+          <w:sz w:val="24"/>
+          <w:szCs w:val="24"/>
+          <w:u w:val="single"/>
+        </w:rPr>
+      </w:pPr>
+      <w:r>
+        <w:rPr>
+          <w:rFonts w:ascii="Times New Roman" w:hAnsi="Times New Roman" w:cs="Times New Roman"/>
+          <w:sz w:val="24"/>
+          <w:szCs w:val="24"/>
+          <w:u w:val="single"/>
+        </w:rPr>
+        <w:t>2.3.3 Меню</w:t>
+      </w:r>
+    </w:p>
+    <w:p>
+      <w:pPr>
+        <w:rPr>
+          <w:rFonts w:ascii="Times New Roman" w:hAnsi="Times New Roman" w:cs="Times New Roman"/>
+          <w:sz w:val="24"/>
+          <w:szCs w:val="24"/>
+        </w:rPr>
+      </w:pPr>
+      <w:r>
+        <w:rPr>
+          <w:rFonts w:ascii="Times New Roman" w:hAnsi="Times New Roman" w:cs="Times New Roman"/>
+          <w:sz w:val="24"/>
+          <w:szCs w:val="24"/>
+        </w:rPr>
+        <w:t>- Главное меню: выбор скина, громкости, запуск</w:t>
+      </w:r>
+    </w:p>
+    <w:p>
+      <w:pPr>
+        <w:rPr>
+          <w:rFonts w:ascii="Times New Roman" w:hAnsi="Times New Roman" w:cs="Times New Roman"/>
+          <w:sz w:val="24"/>
+          <w:szCs w:val="24"/>
+        </w:rPr>
+      </w:pPr>
+      <w:r>
+        <w:rPr>
+          <w:rFonts w:ascii="Times New Roman" w:hAnsi="Times New Roman" w:cs="Times New Roman"/>
+          <w:sz w:val="24"/>
+          <w:szCs w:val="24"/>
+        </w:rPr>
+        <w:t>- Экран паузы: продолжение, сохранение, выход</w:t>
+      </w:r>
+    </w:p>
+    <w:p>
+      <w:pPr>
+        <w:rPr>
+          <w:rFonts w:ascii="Times New Roman" w:hAnsi="Times New Roman" w:cs="Times New Roman"/>
+          <w:sz w:val="24"/>
+          <w:szCs w:val="24"/>
+        </w:rPr>
+      </w:pPr>
+      <w:r>
+        <w:rPr>
+          <w:rFonts w:ascii="Times New Roman" w:hAnsi="Times New Roman" w:cs="Times New Roman"/>
+          <w:sz w:val="24"/>
+          <w:szCs w:val="24"/>
+        </w:rPr>
+        <w:t xml:space="preserve">- Экран смерти: кнопка </w:t>
+      </w:r>
+      <w:proofErr w:type="spellStart"/>
+      <w:r>
+        <w:rPr>
+          <w:rFonts w:ascii="Times New Roman" w:hAnsi="Times New Roman" w:cs="Times New Roman"/>
+          <w:sz w:val="24"/>
+          <w:szCs w:val="24"/>
+        </w:rPr>
+        <w:t>респавна</w:t>
+      </w:r>
+      <w:proofErr w:type="spellEnd"/>
+    </w:p>
+    <w:p>
+      <w:pPr>
+        <w:rPr>
+          <w:rFonts w:ascii="Times New Roman" w:hAnsi="Times New Roman" w:cs="Times New Roman"/>
+          <w:sz w:val="24"/>
+          <w:szCs w:val="24"/>
+        </w:rPr>
+      </w:pPr>
+    </w:p>
+    <w:p>
+      <w:pPr>
+        <w:rPr>
+          <w:rFonts w:ascii="Times New Roman" w:hAnsi="Times New Roman" w:cs="Times New Roman"/>
+          <w:sz w:val="24"/>
+          <w:szCs w:val="24"/>
+          <w:u w:val="single"/>
+        </w:rPr>
+      </w:pPr>
+      <w:r>
+        <w:rPr>
+          <w:rFonts w:ascii="Times New Roman" w:hAnsi="Times New Roman" w:cs="Times New Roman"/>
+          <w:sz w:val="24"/>
+          <w:szCs w:val="24"/>
+          <w:u w:val="single"/>
+        </w:rPr>
+        <w:t>2.4 Технические характеристики</w:t>
+      </w:r>
+    </w:p>
+    <w:p>
+      <w:pPr>
+        <w:rPr>
+          <w:rFonts w:ascii="Times New Roman" w:hAnsi="Times New Roman" w:cs="Times New Roman"/>
+          <w:sz w:val="24"/>
+          <w:szCs w:val="24"/>
+        </w:rPr>
+      </w:pPr>
+    </w:p>
+    <w:p>
+      <w:pPr>
+        <w:rPr>
+          <w:rFonts w:ascii="Times New Roman" w:hAnsi="Times New Roman" w:cs="Times New Roman"/>
+          <w:sz w:val="24"/>
+          <w:szCs w:val="24"/>
+        </w:rPr>
+      </w:pPr>
+      <w:r>
+        <w:rPr>
+          <w:rFonts w:ascii="Times New Roman" w:hAnsi="Times New Roman" w:cs="Times New Roman"/>
+          <w:sz w:val="24"/>
+          <w:szCs w:val="24"/>
+        </w:rPr>
+        <w:t>Требования к системе:</w:t>
+      </w:r>
+    </w:p>
+    <w:p>
+      <w:pPr>
+        <w:rPr>
+          <w:rFonts w:ascii="Times New Roman" w:hAnsi="Times New Roman" w:cs="Times New Roman"/>
+          <w:sz w:val="24"/>
+          <w:szCs w:val="24"/>
+        </w:rPr>
+      </w:pPr>
+      <w:r>
+        <w:rPr>
+          <w:rFonts w:ascii="Times New Roman" w:hAnsi="Times New Roman" w:cs="Times New Roman"/>
+          <w:sz w:val="24"/>
+          <w:szCs w:val="24"/>
+        </w:rPr>
+        <w:t>- Python 3.8+</w:t>
+      </w:r>
+    </w:p>
+    <w:p>
+      <w:pPr>
+        <w:rPr>
+          <w:rFonts w:ascii="Times New Roman" w:hAnsi="Times New Roman" w:cs="Times New Roman"/>
+          <w:sz w:val="24"/>
+          <w:szCs w:val="24"/>
+        </w:rPr>
+      </w:pPr>
+      <w:r>
+        <w:rPr>
+          <w:rFonts w:ascii="Times New Roman" w:hAnsi="Times New Roman" w:cs="Times New Roman"/>
+          <w:sz w:val="24"/>
+          <w:szCs w:val="24"/>
+        </w:rPr>
+        <w:lastRenderedPageBreak/>
+        <w:t xml:space="preserve">- Библиотека </w:t>
+      </w:r>
+      <w:proofErr w:type="spellStart"/>
+      <w:r>
+        <w:rPr>
+          <w:rFonts w:ascii="Times New Roman" w:hAnsi="Times New Roman" w:cs="Times New Roman"/>
+          <w:sz w:val="24"/>
+          <w:szCs w:val="24"/>
+        </w:rPr>
+        <w:t>Arcade</w:t>
+      </w:r>
+      <w:proofErr w:type="spellEnd"/>
+      <w:r>
+        <w:rPr>
+          <w:rFonts w:ascii="Times New Roman" w:hAnsi="Times New Roman" w:cs="Times New Roman"/>
+          <w:sz w:val="24"/>
+          <w:szCs w:val="24"/>
+        </w:rPr>
+        <w:t xml:space="preserve"> 2.6+</w:t>
+      </w:r>
+    </w:p>
+    <w:p>
+      <w:pPr>
+        <w:rPr>
+          <w:rFonts w:ascii="Times New Roman" w:hAnsi="Times New Roman" w:cs="Times New Roman"/>
+          <w:sz w:val="24"/>
+          <w:szCs w:val="24"/>
+        </w:rPr>
+      </w:pPr>
+      <w:r>
+        <w:rPr>
+          <w:rFonts w:ascii="Times New Roman" w:hAnsi="Times New Roman" w:cs="Times New Roman"/>
+          <w:sz w:val="24"/>
+          <w:szCs w:val="24"/>
+        </w:rPr>
+        <w:t>- Разрешение экрана: 600x600</w:t>
+      </w:r>
+    </w:p>
+    <w:p>
+      <w:pPr>
+        <w:rPr>
+          <w:rFonts w:ascii="Times New Roman" w:hAnsi="Times New Roman" w:cs="Times New Roman"/>
+          <w:sz w:val="24"/>
+          <w:szCs w:val="24"/>
+        </w:rPr>
+      </w:pPr>
+    </w:p>
+    <w:p>
+      <w:pPr>
+        <w:rPr>
+          <w:rFonts w:ascii="Times New Roman" w:hAnsi="Times New Roman" w:cs="Times New Roman"/>
+          <w:sz w:val="24"/>
+          <w:szCs w:val="24"/>
+        </w:rPr>
+      </w:pPr>
+      <w:r>
+        <w:rPr>
+          <w:rFonts w:ascii="Times New Roman" w:hAnsi="Times New Roman" w:cs="Times New Roman"/>
+          <w:sz w:val="24"/>
+          <w:szCs w:val="24"/>
+        </w:rPr>
+        <w:t>Используемые технологии:</w:t>
       </w:r>
     </w:p>
     <w:p>
@@ -925,56 +4934,185 @@
         </w:rPr>
         <w:t xml:space="preserve">- </w:t>
       </w:r>
+      <w:r>
+        <w:rPr>
+          <w:rFonts w:ascii="Times New Roman" w:hAnsi="Times New Roman" w:cs="Times New Roman"/>
+          <w:sz w:val="24"/>
+          <w:szCs w:val="24"/>
+        </w:rPr>
+        <w:t>Графика</w:t>
+      </w:r>
+      <w:r>
+        <w:rPr>
+          <w:rFonts w:ascii="Times New Roman" w:hAnsi="Times New Roman" w:cs="Times New Roman"/>
+          <w:sz w:val="24"/>
+          <w:szCs w:val="24"/>
+        </w:rPr>
+        <w:t xml:space="preserve">: </w:t>
+      </w:r>
+      <w:r>
+        <w:rPr>
+          <w:rFonts w:ascii="Times New Roman" w:hAnsi="Times New Roman" w:cs="Times New Roman"/>
+          <w:sz w:val="24"/>
+          <w:szCs w:val="24"/>
+          <w:lang w:val="en-US"/>
+        </w:rPr>
+        <w:t>Arcade</w:t>
+      </w:r>
+      <w:r>
+        <w:rPr>
+          <w:rFonts w:ascii="Times New Roman" w:hAnsi="Times New Roman" w:cs="Times New Roman"/>
+          <w:sz w:val="24"/>
+          <w:szCs w:val="24"/>
+        </w:rPr>
+        <w:t xml:space="preserve"> </w:t>
+      </w:r>
+      <w:r>
+        <w:rPr>
+          <w:rFonts w:ascii="Times New Roman" w:hAnsi="Times New Roman" w:cs="Times New Roman"/>
+          <w:sz w:val="24"/>
+          <w:szCs w:val="24"/>
+          <w:lang w:val="en-US"/>
+        </w:rPr>
+        <w:t>Sprite</w:t>
+      </w:r>
+      <w:r>
+        <w:rPr>
+          <w:rFonts w:ascii="Times New Roman" w:hAnsi="Times New Roman" w:cs="Times New Roman"/>
+          <w:sz w:val="24"/>
+          <w:szCs w:val="24"/>
+        </w:rPr>
+        <w:t xml:space="preserve">, </w:t>
+      </w:r>
+      <w:r>
+        <w:rPr>
+          <w:rFonts w:ascii="Times New Roman" w:hAnsi="Times New Roman" w:cs="Times New Roman"/>
+          <w:sz w:val="24"/>
+          <w:szCs w:val="24"/>
+          <w:lang w:val="en-US"/>
+        </w:rPr>
+        <w:t>Texture</w:t>
+      </w:r>
+    </w:p>
+    <w:p>
+      <w:pPr>
+        <w:rPr>
+          <w:rFonts w:ascii="Times New Roman" w:hAnsi="Times New Roman" w:cs="Times New Roman"/>
+          <w:sz w:val="24"/>
+          <w:szCs w:val="24"/>
+        </w:rPr>
+      </w:pPr>
+      <w:r>
+        <w:rPr>
+          <w:rFonts w:ascii="Times New Roman" w:hAnsi="Times New Roman" w:cs="Times New Roman"/>
+          <w:sz w:val="24"/>
+          <w:szCs w:val="24"/>
+        </w:rPr>
+        <w:t xml:space="preserve">- </w:t>
+      </w:r>
+      <w:r>
+        <w:rPr>
+          <w:rFonts w:ascii="Times New Roman" w:hAnsi="Times New Roman" w:cs="Times New Roman"/>
+          <w:sz w:val="24"/>
+          <w:szCs w:val="24"/>
+        </w:rPr>
+        <w:t>Физика</w:t>
+      </w:r>
+      <w:r>
+        <w:rPr>
+          <w:rFonts w:ascii="Times New Roman" w:hAnsi="Times New Roman" w:cs="Times New Roman"/>
+          <w:sz w:val="24"/>
+          <w:szCs w:val="24"/>
+        </w:rPr>
+        <w:t xml:space="preserve">: </w:t>
+      </w:r>
       <w:proofErr w:type="spellStart"/>
       <w:r>
         <w:rPr>
           <w:rFonts w:ascii="Times New Roman" w:hAnsi="Times New Roman" w:cs="Times New Roman"/>
           <w:sz w:val="24"/>
           <w:szCs w:val="24"/>
-        </w:rPr>
-        <w:t>cracks</w:t>
+          <w:lang w:val="en-US"/>
+        </w:rPr>
+        <w:t>PhysicsEnginePlatformer</w:t>
       </w:r>
       <w:proofErr w:type="spellEnd"/>
-      <w:r>
-        <w:rPr>
-          <w:rFonts w:ascii="Times New Roman" w:hAnsi="Times New Roman" w:cs="Times New Roman"/>
-          <w:sz w:val="24"/>
-          <w:szCs w:val="24"/>
-        </w:rPr>
-        <w:t xml:space="preserve"> </w:t>
-      </w:r>
-      <w:r>
-        <w:rPr>
-          <w:rFonts w:ascii="Times New Roman" w:hAnsi="Times New Roman" w:cs="Times New Roman"/>
-          <w:sz w:val="24"/>
-          <w:szCs w:val="24"/>
-        </w:rPr>
-        <w:t xml:space="preserve">– </w:t>
-      </w:r>
-      <w:r>
-        <w:rPr>
-          <w:rFonts w:ascii="Times New Roman" w:hAnsi="Times New Roman" w:cs="Times New Roman"/>
-          <w:sz w:val="24"/>
-          <w:szCs w:val="24"/>
-        </w:rPr>
-        <w:t>анимация трещин</w:t>
-      </w:r>
-    </w:p>
-    <w:p>
-      <w:pPr>
-        <w:rPr>
-          <w:rFonts w:ascii="Times New Roman" w:hAnsi="Times New Roman" w:cs="Times New Roman"/>
-          <w:sz w:val="24"/>
-          <w:szCs w:val="24"/>
-        </w:rPr>
-      </w:pPr>
-      <w:r>
-        <w:rPr>
-          <w:rFonts w:ascii="Times New Roman" w:hAnsi="Times New Roman" w:cs="Times New Roman"/>
-          <w:sz w:val="24"/>
-          <w:szCs w:val="24"/>
-        </w:rPr>
-        <w:t xml:space="preserve">- </w:t>
+    </w:p>
+    <w:p>
+      <w:pPr>
+        <w:rPr>
+          <w:rFonts w:ascii="Times New Roman" w:hAnsi="Times New Roman" w:cs="Times New Roman"/>
+          <w:sz w:val="24"/>
+          <w:szCs w:val="24"/>
+        </w:rPr>
+      </w:pPr>
+      <w:r>
+        <w:rPr>
+          <w:rFonts w:ascii="Times New Roman" w:hAnsi="Times New Roman" w:cs="Times New Roman"/>
+          <w:sz w:val="24"/>
+          <w:szCs w:val="24"/>
+        </w:rPr>
+        <w:t>- Ввод: обработка клавиатуры и мыши</w:t>
+      </w:r>
+    </w:p>
+    <w:p>
+      <w:pPr>
+        <w:rPr>
+          <w:rFonts w:ascii="Times New Roman" w:hAnsi="Times New Roman" w:cs="Times New Roman"/>
+          <w:sz w:val="24"/>
+          <w:szCs w:val="24"/>
+        </w:rPr>
+      </w:pPr>
+      <w:r>
+        <w:rPr>
+          <w:rFonts w:ascii="Times New Roman" w:hAnsi="Times New Roman" w:cs="Times New Roman"/>
+          <w:sz w:val="24"/>
+          <w:szCs w:val="24"/>
+        </w:rPr>
+        <w:t>- Хранение: JSON</w:t>
+      </w:r>
+    </w:p>
+    <w:p>
+      <w:pPr>
+        <w:rPr>
+          <w:rFonts w:ascii="Times New Roman" w:hAnsi="Times New Roman" w:cs="Times New Roman"/>
+          <w:sz w:val="24"/>
+          <w:szCs w:val="24"/>
+        </w:rPr>
+      </w:pPr>
+    </w:p>
+    <w:p>
+      <w:pPr>
+        <w:rPr>
+          <w:rFonts w:ascii="Times New Roman" w:hAnsi="Times New Roman" w:cs="Times New Roman"/>
+          <w:sz w:val="24"/>
+          <w:szCs w:val="24"/>
+        </w:rPr>
+      </w:pPr>
+      <w:r>
+        <w:rPr>
+          <w:rFonts w:ascii="Times New Roman" w:hAnsi="Times New Roman" w:cs="Times New Roman"/>
+          <w:sz w:val="24"/>
+          <w:szCs w:val="24"/>
+        </w:rPr>
+        <w:t>Оптимизация:</w:t>
+      </w:r>
+    </w:p>
+    <w:p>
+      <w:pPr>
+        <w:rPr>
+          <w:rFonts w:ascii="Times New Roman" w:hAnsi="Times New Roman" w:cs="Times New Roman"/>
+          <w:sz w:val="24"/>
+          <w:szCs w:val="24"/>
+        </w:rPr>
+      </w:pPr>
+      <w:r>
+        <w:rPr>
+          <w:rFonts w:ascii="Times New Roman" w:hAnsi="Times New Roman" w:cs="Times New Roman"/>
+          <w:sz w:val="24"/>
+          <w:szCs w:val="24"/>
+        </w:rPr>
+        <w:t>- Единый список всех блоков (`</w:t>
       </w:r>
       <w:proofErr w:type="spellStart"/>
       <w:r>
@@ -983,7 +5121,7 @@
           <w:sz w:val="24"/>
           <w:szCs w:val="24"/>
         </w:rPr>
-        <w:t>menu</w:t>
+        <w:t>all_blocks</w:t>
       </w:r>
       <w:proofErr w:type="spellEnd"/>
       <w:r>
@@ -992,3099 +5130,6 @@
           <w:sz w:val="24"/>
           <w:szCs w:val="24"/>
         </w:rPr>
-        <w:t xml:space="preserve"> </w:t>
-      </w:r>
-      <w:r>
-        <w:rPr>
-          <w:rFonts w:ascii="Times New Roman" w:hAnsi="Times New Roman" w:cs="Times New Roman"/>
-          <w:sz w:val="24"/>
-          <w:szCs w:val="24"/>
-        </w:rPr>
-        <w:t xml:space="preserve">– </w:t>
-      </w:r>
-      <w:r>
-        <w:rPr>
-          <w:rFonts w:ascii="Times New Roman" w:hAnsi="Times New Roman" w:cs="Times New Roman"/>
-          <w:sz w:val="24"/>
-          <w:szCs w:val="24"/>
-        </w:rPr>
-        <w:t>изображения для меню</w:t>
-      </w:r>
-    </w:p>
-    <w:p>
-      <w:pPr>
-        <w:rPr>
-          <w:rFonts w:ascii="Times New Roman" w:hAnsi="Times New Roman" w:cs="Times New Roman"/>
-          <w:sz w:val="24"/>
-          <w:szCs w:val="24"/>
-        </w:rPr>
-      </w:pPr>
-      <w:r>
-        <w:rPr>
-          <w:rFonts w:ascii="Times New Roman" w:hAnsi="Times New Roman" w:cs="Times New Roman"/>
-          <w:sz w:val="24"/>
-          <w:szCs w:val="24"/>
-        </w:rPr>
-        <w:t xml:space="preserve">- </w:t>
-      </w:r>
-      <w:proofErr w:type="spellStart"/>
-      <w:r>
-        <w:rPr>
-          <w:rFonts w:ascii="Times New Roman" w:hAnsi="Times New Roman" w:cs="Times New Roman"/>
-          <w:sz w:val="24"/>
-          <w:szCs w:val="24"/>
-          <w:lang w:val="en-US"/>
-        </w:rPr>
-        <w:t>minecraft</w:t>
-      </w:r>
-      <w:proofErr w:type="spellEnd"/>
-      <w:r>
-        <w:rPr>
-          <w:rFonts w:ascii="Times New Roman" w:hAnsi="Times New Roman" w:cs="Times New Roman"/>
-          <w:sz w:val="24"/>
-          <w:szCs w:val="24"/>
-        </w:rPr>
-        <w:t>_</w:t>
-      </w:r>
-      <w:r>
-        <w:rPr>
-          <w:rFonts w:ascii="Times New Roman" w:hAnsi="Times New Roman" w:cs="Times New Roman"/>
-          <w:sz w:val="24"/>
-          <w:szCs w:val="24"/>
-          <w:lang w:val="en-US"/>
-        </w:rPr>
-        <w:t>blocks</w:t>
-      </w:r>
-      <w:r>
-        <w:rPr>
-          <w:rFonts w:ascii="Times New Roman" w:hAnsi="Times New Roman" w:cs="Times New Roman"/>
-          <w:sz w:val="24"/>
-          <w:szCs w:val="24"/>
-        </w:rPr>
-        <w:t xml:space="preserve">– </w:t>
-      </w:r>
-      <w:r>
-        <w:rPr>
-          <w:rFonts w:ascii="Times New Roman" w:hAnsi="Times New Roman" w:cs="Times New Roman"/>
-          <w:sz w:val="24"/>
-          <w:szCs w:val="24"/>
-        </w:rPr>
-        <w:t xml:space="preserve">изображения блоков и игровых предметов </w:t>
-      </w:r>
-    </w:p>
-    <w:p>
-      <w:pPr>
-        <w:rPr>
-          <w:rFonts w:ascii="Times New Roman" w:hAnsi="Times New Roman" w:cs="Times New Roman"/>
-          <w:sz w:val="24"/>
-          <w:szCs w:val="24"/>
-        </w:rPr>
-      </w:pPr>
-      <w:r>
-        <w:rPr>
-          <w:rFonts w:ascii="Times New Roman" w:hAnsi="Times New Roman" w:cs="Times New Roman"/>
-          <w:sz w:val="24"/>
-          <w:szCs w:val="24"/>
-        </w:rPr>
-        <w:t xml:space="preserve">- </w:t>
-      </w:r>
-      <w:r>
-        <w:rPr>
-          <w:rFonts w:ascii="Times New Roman" w:hAnsi="Times New Roman" w:cs="Times New Roman"/>
-          <w:sz w:val="24"/>
-          <w:szCs w:val="24"/>
-          <w:lang w:val="en-US"/>
-        </w:rPr>
-        <w:t>music</w:t>
-      </w:r>
-      <w:r>
-        <w:rPr>
-          <w:rFonts w:ascii="Times New Roman" w:hAnsi="Times New Roman" w:cs="Times New Roman"/>
-          <w:sz w:val="24"/>
-          <w:szCs w:val="24"/>
-        </w:rPr>
-        <w:t xml:space="preserve"> – музыка и звуки</w:t>
-      </w:r>
-    </w:p>
-    <w:p>
-      <w:pPr>
-        <w:rPr>
-          <w:rFonts w:ascii="Times New Roman" w:hAnsi="Times New Roman" w:cs="Times New Roman"/>
-          <w:sz w:val="24"/>
-          <w:szCs w:val="24"/>
-        </w:rPr>
-      </w:pPr>
-      <w:r>
-        <w:rPr>
-          <w:rFonts w:ascii="Times New Roman" w:hAnsi="Times New Roman" w:cs="Times New Roman"/>
-          <w:sz w:val="24"/>
-          <w:szCs w:val="24"/>
-        </w:rPr>
-        <w:t xml:space="preserve">- </w:t>
-      </w:r>
-      <w:r>
-        <w:rPr>
-          <w:rFonts w:ascii="Times New Roman" w:hAnsi="Times New Roman" w:cs="Times New Roman"/>
-          <w:sz w:val="24"/>
-          <w:szCs w:val="24"/>
-          <w:lang w:val="en-US"/>
-        </w:rPr>
-        <w:t>skin</w:t>
-      </w:r>
-      <w:r>
-        <w:rPr>
-          <w:rFonts w:ascii="Times New Roman" w:hAnsi="Times New Roman" w:cs="Times New Roman"/>
-          <w:sz w:val="24"/>
-          <w:szCs w:val="24"/>
-        </w:rPr>
-        <w:t xml:space="preserve"> – </w:t>
-      </w:r>
-      <w:r>
-        <w:rPr>
-          <w:rFonts w:ascii="Times New Roman" w:hAnsi="Times New Roman" w:cs="Times New Roman"/>
-          <w:sz w:val="24"/>
-          <w:szCs w:val="24"/>
-        </w:rPr>
-        <w:t>анимация</w:t>
-      </w:r>
-      <w:r>
-        <w:rPr>
-          <w:rFonts w:ascii="Times New Roman" w:hAnsi="Times New Roman" w:cs="Times New Roman"/>
-          <w:sz w:val="24"/>
-          <w:szCs w:val="24"/>
-        </w:rPr>
-        <w:t xml:space="preserve"> мобов</w:t>
-      </w:r>
-    </w:p>
-    <w:p>
-      <w:pPr>
-        <w:rPr>
-          <w:rFonts w:ascii="Times New Roman" w:hAnsi="Times New Roman" w:cs="Times New Roman"/>
-          <w:sz w:val="24"/>
-          <w:szCs w:val="24"/>
-          <w:lang w:val="en-US"/>
-        </w:rPr>
-      </w:pPr>
-      <w:r>
-        <w:rPr>
-          <w:rFonts w:ascii="Times New Roman" w:hAnsi="Times New Roman" w:cs="Times New Roman"/>
-          <w:sz w:val="24"/>
-          <w:szCs w:val="24"/>
-          <w:lang w:val="en-US"/>
-        </w:rPr>
-        <w:t xml:space="preserve">- </w:t>
-      </w:r>
-      <w:proofErr w:type="spellStart"/>
-      <w:r>
-        <w:rPr>
-          <w:rFonts w:ascii="Times New Roman" w:hAnsi="Times New Roman" w:cs="Times New Roman"/>
-          <w:sz w:val="24"/>
-          <w:szCs w:val="24"/>
-          <w:lang w:val="en-US"/>
-        </w:rPr>
-        <w:t>test_map_minecraft.tmx</w:t>
-      </w:r>
-      <w:proofErr w:type="spellEnd"/>
-      <w:r>
-        <w:rPr>
-          <w:rFonts w:ascii="Times New Roman" w:hAnsi="Times New Roman" w:cs="Times New Roman"/>
-          <w:sz w:val="24"/>
-          <w:szCs w:val="24"/>
-          <w:lang w:val="en-US"/>
-        </w:rPr>
-        <w:t xml:space="preserve"> – </w:t>
-      </w:r>
-      <w:r>
-        <w:rPr>
-          <w:rFonts w:ascii="Times New Roman" w:hAnsi="Times New Roman" w:cs="Times New Roman"/>
-          <w:sz w:val="24"/>
-          <w:szCs w:val="24"/>
-        </w:rPr>
-        <w:t>файл</w:t>
-      </w:r>
-      <w:r>
-        <w:rPr>
-          <w:rFonts w:ascii="Times New Roman" w:hAnsi="Times New Roman" w:cs="Times New Roman"/>
-          <w:sz w:val="24"/>
-          <w:szCs w:val="24"/>
-          <w:lang w:val="en-US"/>
-        </w:rPr>
-        <w:t xml:space="preserve"> </w:t>
-      </w:r>
-      <w:r>
-        <w:rPr>
-          <w:rFonts w:ascii="Times New Roman" w:hAnsi="Times New Roman" w:cs="Times New Roman"/>
-          <w:sz w:val="24"/>
-          <w:szCs w:val="24"/>
-        </w:rPr>
-        <w:t>карты</w:t>
-      </w:r>
-    </w:p>
-    <w:p>
-      <w:pPr>
-        <w:rPr>
-          <w:rFonts w:ascii="Times New Roman" w:hAnsi="Times New Roman" w:cs="Times New Roman"/>
-          <w:sz w:val="24"/>
-          <w:szCs w:val="24"/>
-        </w:rPr>
-      </w:pPr>
-      <w:r>
-        <w:rPr>
-          <w:rFonts w:ascii="Times New Roman" w:hAnsi="Times New Roman" w:cs="Times New Roman"/>
-          <w:sz w:val="24"/>
-          <w:szCs w:val="24"/>
-          <w:lang w:val="en-US"/>
-        </w:rPr>
-        <w:t xml:space="preserve">- </w:t>
-      </w:r>
-      <w:proofErr w:type="spellStart"/>
-      <w:r>
-        <w:rPr>
-          <w:rFonts w:ascii="Times New Roman" w:hAnsi="Times New Roman" w:cs="Times New Roman"/>
-          <w:sz w:val="24"/>
-          <w:szCs w:val="24"/>
-          <w:lang w:val="en-US"/>
-        </w:rPr>
-        <w:t>test_tailes_minecraft.tsx</w:t>
-      </w:r>
-      <w:proofErr w:type="spellEnd"/>
-      <w:r>
-        <w:rPr>
-          <w:rFonts w:ascii="Times New Roman" w:hAnsi="Times New Roman" w:cs="Times New Roman"/>
-          <w:sz w:val="24"/>
-          <w:szCs w:val="24"/>
-          <w:lang w:val="en-US"/>
-        </w:rPr>
-        <w:t xml:space="preserve"> – </w:t>
-      </w:r>
-      <w:proofErr w:type="spellStart"/>
-      <w:r>
-        <w:rPr>
-          <w:rFonts w:ascii="Times New Roman" w:hAnsi="Times New Roman" w:cs="Times New Roman"/>
-          <w:sz w:val="24"/>
-          <w:szCs w:val="24"/>
-        </w:rPr>
-        <w:t>тайлы</w:t>
-      </w:r>
-      <w:proofErr w:type="spellEnd"/>
-      <w:r>
-        <w:rPr>
-          <w:rFonts w:ascii="Times New Roman" w:hAnsi="Times New Roman" w:cs="Times New Roman"/>
-          <w:sz w:val="24"/>
-          <w:szCs w:val="24"/>
-          <w:lang w:val="en-US"/>
-        </w:rPr>
-        <w:t xml:space="preserve"> </w:t>
-      </w:r>
-      <w:r>
-        <w:rPr>
-          <w:rFonts w:ascii="Times New Roman" w:hAnsi="Times New Roman" w:cs="Times New Roman"/>
-          <w:sz w:val="24"/>
-          <w:szCs w:val="24"/>
-        </w:rPr>
-        <w:t>для</w:t>
-      </w:r>
-      <w:r>
-        <w:rPr>
-          <w:rFonts w:ascii="Times New Roman" w:hAnsi="Times New Roman" w:cs="Times New Roman"/>
-          <w:sz w:val="24"/>
-          <w:szCs w:val="24"/>
-          <w:lang w:val="en-US"/>
-        </w:rPr>
-        <w:t xml:space="preserve"> </w:t>
-      </w:r>
-      <w:r>
-        <w:rPr>
-          <w:rFonts w:ascii="Times New Roman" w:hAnsi="Times New Roman" w:cs="Times New Roman"/>
-          <w:sz w:val="24"/>
-          <w:szCs w:val="24"/>
-        </w:rPr>
-        <w:t>карты</w:t>
-      </w:r>
-    </w:p>
-    <w:p>
-      <w:pPr>
-        <w:rPr>
-          <w:rFonts w:ascii="Times New Roman" w:hAnsi="Times New Roman" w:cs="Times New Roman"/>
-          <w:sz w:val="24"/>
-          <w:szCs w:val="24"/>
-          <w:lang w:val="en-US"/>
-        </w:rPr>
-      </w:pPr>
-    </w:p>
-    <w:p>
-      <w:pPr>
-        <w:rPr>
-          <w:rFonts w:ascii="Times New Roman" w:hAnsi="Times New Roman" w:cs="Times New Roman"/>
-          <w:sz w:val="24"/>
-          <w:szCs w:val="24"/>
-          <w:u w:val="single"/>
-        </w:rPr>
-      </w:pPr>
-      <w:r>
-        <w:rPr>
-          <w:rFonts w:ascii="Times New Roman" w:hAnsi="Times New Roman" w:cs="Times New Roman"/>
-          <w:sz w:val="24"/>
-          <w:szCs w:val="24"/>
-          <w:u w:val="single"/>
-        </w:rPr>
-        <w:t>2.1.</w:t>
-      </w:r>
-      <w:r>
-        <w:rPr>
-          <w:rFonts w:ascii="Times New Roman" w:hAnsi="Times New Roman" w:cs="Times New Roman"/>
-          <w:sz w:val="24"/>
-          <w:szCs w:val="24"/>
-          <w:u w:val="single"/>
-        </w:rPr>
-        <w:t xml:space="preserve">3 </w:t>
-      </w:r>
-      <w:r>
-        <w:rPr>
-          <w:rFonts w:ascii="Times New Roman" w:hAnsi="Times New Roman" w:cs="Times New Roman"/>
-          <w:sz w:val="24"/>
-          <w:szCs w:val="24"/>
-          <w:u w:val="single"/>
-        </w:rPr>
-        <w:t>Основные модули</w:t>
-      </w:r>
-      <w:r>
-        <w:rPr>
-          <w:rFonts w:ascii="Times New Roman" w:hAnsi="Times New Roman" w:cs="Times New Roman"/>
-          <w:sz w:val="24"/>
-          <w:szCs w:val="24"/>
-          <w:u w:val="single"/>
-        </w:rPr>
-        <w:t>:</w:t>
-      </w:r>
-    </w:p>
-    <w:p>
-      <w:pPr>
-        <w:rPr>
-          <w:rFonts w:ascii="Times New Roman" w:hAnsi="Times New Roman" w:cs="Times New Roman"/>
-          <w:sz w:val="24"/>
-          <w:szCs w:val="24"/>
-        </w:rPr>
-      </w:pPr>
-      <w:r>
-        <w:rPr>
-          <w:rFonts w:ascii="Times New Roman" w:hAnsi="Times New Roman" w:cs="Times New Roman"/>
-          <w:sz w:val="24"/>
-          <w:szCs w:val="24"/>
-        </w:rPr>
-        <w:t>- main.py– точка входа, инициализация меню, основной игровой цикл</w:t>
-      </w:r>
-    </w:p>
-    <w:p>
-      <w:pPr>
-        <w:rPr>
-          <w:rFonts w:ascii="Times New Roman" w:hAnsi="Times New Roman" w:cs="Times New Roman"/>
-          <w:sz w:val="24"/>
-          <w:szCs w:val="24"/>
-        </w:rPr>
-      </w:pPr>
-      <w:r>
-        <w:rPr>
-          <w:rFonts w:ascii="Times New Roman" w:hAnsi="Times New Roman" w:cs="Times New Roman"/>
-          <w:sz w:val="24"/>
-          <w:szCs w:val="24"/>
-        </w:rPr>
-        <w:t xml:space="preserve">- dop_windows.py– вспомогательные окна (пауза, </w:t>
-      </w:r>
-      <w:proofErr w:type="spellStart"/>
-      <w:r>
-        <w:rPr>
-          <w:rFonts w:ascii="Times New Roman" w:hAnsi="Times New Roman" w:cs="Times New Roman"/>
-          <w:sz w:val="24"/>
-          <w:szCs w:val="24"/>
-        </w:rPr>
-        <w:t>респавн</w:t>
-      </w:r>
-      <w:proofErr w:type="spellEnd"/>
-      <w:r>
-        <w:rPr>
-          <w:rFonts w:ascii="Times New Roman" w:hAnsi="Times New Roman" w:cs="Times New Roman"/>
-          <w:sz w:val="24"/>
-          <w:szCs w:val="24"/>
-        </w:rPr>
-        <w:t>, меню)</w:t>
-      </w:r>
-    </w:p>
-    <w:p>
-      <w:pPr>
-        <w:rPr>
-          <w:rFonts w:ascii="Times New Roman" w:hAnsi="Times New Roman" w:cs="Times New Roman"/>
-          <w:sz w:val="24"/>
-          <w:szCs w:val="24"/>
-        </w:rPr>
-      </w:pPr>
-      <w:r>
-        <w:rPr>
-          <w:rFonts w:ascii="Times New Roman" w:hAnsi="Times New Roman" w:cs="Times New Roman"/>
-          <w:sz w:val="24"/>
-          <w:szCs w:val="24"/>
-        </w:rPr>
-        <w:t>- globals.py– глобальные константы и данные (рецепты, блоки, оружие)</w:t>
-      </w:r>
-    </w:p>
-    <w:p>
-      <w:pPr>
-        <w:rPr>
-          <w:rFonts w:ascii="Times New Roman" w:hAnsi="Times New Roman" w:cs="Times New Roman"/>
-          <w:sz w:val="24"/>
-          <w:szCs w:val="24"/>
-        </w:rPr>
-      </w:pPr>
-    </w:p>
-    <w:p>
-      <w:pPr>
-        <w:rPr>
-          <w:rFonts w:ascii="Times New Roman" w:hAnsi="Times New Roman" w:cs="Times New Roman"/>
-          <w:sz w:val="24"/>
-          <w:szCs w:val="24"/>
-        </w:rPr>
-      </w:pPr>
-    </w:p>
-    <w:p>
-      <w:pPr>
-        <w:rPr>
-          <w:rFonts w:ascii="Times New Roman" w:hAnsi="Times New Roman" w:cs="Times New Roman"/>
-          <w:sz w:val="24"/>
-          <w:szCs w:val="24"/>
-          <w:u w:val="single"/>
-        </w:rPr>
-      </w:pPr>
-      <w:r>
-        <w:rPr>
-          <w:rFonts w:ascii="Times New Roman" w:hAnsi="Times New Roman" w:cs="Times New Roman"/>
-          <w:sz w:val="24"/>
-          <w:szCs w:val="24"/>
-          <w:u w:val="single"/>
-        </w:rPr>
-        <w:t>2.2 Детальное описание компонентов</w:t>
-      </w:r>
-    </w:p>
-    <w:p>
-      <w:pPr>
-        <w:rPr>
-          <w:rFonts w:ascii="Times New Roman" w:hAnsi="Times New Roman" w:cs="Times New Roman"/>
-          <w:sz w:val="24"/>
-          <w:szCs w:val="24"/>
-        </w:rPr>
-      </w:pPr>
-    </w:p>
-    <w:p>
-      <w:pPr>
-        <w:rPr>
-          <w:rFonts w:ascii="Times New Roman" w:hAnsi="Times New Roman" w:cs="Times New Roman"/>
-          <w:sz w:val="24"/>
-          <w:szCs w:val="24"/>
-          <w:u w:val="single"/>
-        </w:rPr>
-      </w:pPr>
-      <w:r>
-        <w:rPr>
-          <w:rFonts w:ascii="Times New Roman" w:hAnsi="Times New Roman" w:cs="Times New Roman"/>
-          <w:sz w:val="24"/>
-          <w:szCs w:val="24"/>
-          <w:u w:val="single"/>
-        </w:rPr>
-        <w:t>2.2.1 Система инвентаря (`</w:t>
-      </w:r>
-      <w:proofErr w:type="spellStart"/>
-      <w:r>
-        <w:rPr>
-          <w:rFonts w:ascii="Times New Roman" w:hAnsi="Times New Roman" w:cs="Times New Roman"/>
-          <w:sz w:val="24"/>
-          <w:szCs w:val="24"/>
-          <w:u w:val="single"/>
-        </w:rPr>
-        <w:t>InventorySystem</w:t>
-      </w:r>
-      <w:proofErr w:type="spellEnd"/>
-      <w:r>
-        <w:rPr>
-          <w:rFonts w:ascii="Times New Roman" w:hAnsi="Times New Roman" w:cs="Times New Roman"/>
-          <w:sz w:val="24"/>
-          <w:szCs w:val="24"/>
-          <w:u w:val="single"/>
-        </w:rPr>
-        <w:t>`)</w:t>
-      </w:r>
-    </w:p>
-    <w:p>
-      <w:pPr>
-        <w:rPr>
-          <w:rFonts w:ascii="Times New Roman" w:hAnsi="Times New Roman" w:cs="Times New Roman"/>
-          <w:sz w:val="24"/>
-          <w:szCs w:val="24"/>
-        </w:rPr>
-      </w:pPr>
-    </w:p>
-    <w:p>
-      <w:pPr>
-        <w:rPr>
-          <w:rFonts w:ascii="Times New Roman" w:hAnsi="Times New Roman" w:cs="Times New Roman"/>
-          <w:sz w:val="24"/>
-          <w:szCs w:val="24"/>
-        </w:rPr>
-      </w:pPr>
-      <w:r>
-        <w:rPr>
-          <w:rFonts w:ascii="Times New Roman" w:hAnsi="Times New Roman" w:cs="Times New Roman"/>
-          <w:sz w:val="24"/>
-          <w:szCs w:val="24"/>
-        </w:rPr>
-        <w:t>Назначение</w:t>
-      </w:r>
-      <w:r>
-        <w:rPr>
-          <w:rFonts w:ascii="Times New Roman" w:hAnsi="Times New Roman" w:cs="Times New Roman"/>
-          <w:sz w:val="24"/>
-          <w:szCs w:val="24"/>
-        </w:rPr>
-        <w:t xml:space="preserve">: </w:t>
-      </w:r>
-      <w:r>
-        <w:rPr>
-          <w:rFonts w:ascii="Times New Roman" w:hAnsi="Times New Roman" w:cs="Times New Roman"/>
-          <w:sz w:val="24"/>
-          <w:szCs w:val="24"/>
-        </w:rPr>
-        <w:t>Управление предметами игрока, взаимодействие с горячей панелью и крафтом.</w:t>
-      </w:r>
-    </w:p>
-    <w:p>
-      <w:pPr>
-        <w:rPr>
-          <w:rFonts w:ascii="Times New Roman" w:hAnsi="Times New Roman" w:cs="Times New Roman"/>
-          <w:sz w:val="24"/>
-          <w:szCs w:val="24"/>
-        </w:rPr>
-      </w:pPr>
-    </w:p>
-    <w:p>
-      <w:pPr>
-        <w:rPr>
-          <w:rFonts w:ascii="Times New Roman" w:hAnsi="Times New Roman" w:cs="Times New Roman"/>
-          <w:sz w:val="24"/>
-          <w:szCs w:val="24"/>
-        </w:rPr>
-      </w:pPr>
-      <w:r>
-        <w:rPr>
-          <w:rFonts w:ascii="Times New Roman" w:hAnsi="Times New Roman" w:cs="Times New Roman"/>
-          <w:sz w:val="24"/>
-          <w:szCs w:val="24"/>
-        </w:rPr>
-        <w:t>Ключевые особенности</w:t>
-      </w:r>
-    </w:p>
-    <w:p>
-      <w:pPr>
-        <w:rPr>
-          <w:rFonts w:ascii="Times New Roman" w:hAnsi="Times New Roman" w:cs="Times New Roman"/>
-          <w:sz w:val="24"/>
-          <w:szCs w:val="24"/>
-        </w:rPr>
-      </w:pPr>
-      <w:r>
-        <w:rPr>
-          <w:rFonts w:ascii="Times New Roman" w:hAnsi="Times New Roman" w:cs="Times New Roman"/>
-          <w:sz w:val="24"/>
-          <w:szCs w:val="24"/>
-        </w:rPr>
-        <w:t>- 10 слотов горячей панели</w:t>
-      </w:r>
-    </w:p>
-    <w:p>
-      <w:pPr>
-        <w:rPr>
-          <w:rFonts w:ascii="Times New Roman" w:hAnsi="Times New Roman" w:cs="Times New Roman"/>
-          <w:sz w:val="24"/>
-          <w:szCs w:val="24"/>
-        </w:rPr>
-      </w:pPr>
-      <w:r>
-        <w:rPr>
-          <w:rFonts w:ascii="Times New Roman" w:hAnsi="Times New Roman" w:cs="Times New Roman"/>
-          <w:sz w:val="24"/>
-          <w:szCs w:val="24"/>
-        </w:rPr>
-        <w:t>- Поддержка стопок до 64 предметов</w:t>
-      </w:r>
-    </w:p>
-    <w:p>
-      <w:pPr>
-        <w:rPr>
-          <w:rFonts w:ascii="Times New Roman" w:hAnsi="Times New Roman" w:cs="Times New Roman"/>
-          <w:sz w:val="24"/>
-          <w:szCs w:val="24"/>
-        </w:rPr>
-      </w:pPr>
-      <w:r>
-        <w:rPr>
-          <w:rFonts w:ascii="Times New Roman" w:hAnsi="Times New Roman" w:cs="Times New Roman"/>
-          <w:sz w:val="24"/>
-          <w:szCs w:val="24"/>
-        </w:rPr>
-        <w:t>- Визуальная индикация выбранного слота</w:t>
-      </w:r>
-    </w:p>
-    <w:p>
-      <w:pPr>
-        <w:rPr>
-          <w:rFonts w:ascii="Times New Roman" w:hAnsi="Times New Roman" w:cs="Times New Roman"/>
-          <w:sz w:val="24"/>
-          <w:szCs w:val="24"/>
-        </w:rPr>
-      </w:pPr>
-      <w:r>
-        <w:rPr>
-          <w:rFonts w:ascii="Times New Roman" w:hAnsi="Times New Roman" w:cs="Times New Roman"/>
-          <w:sz w:val="24"/>
-          <w:szCs w:val="24"/>
-        </w:rPr>
-        <w:t>- Прокрутка колесом мыши</w:t>
-      </w:r>
-    </w:p>
-    <w:p>
-      <w:pPr>
-        <w:rPr>
-          <w:rFonts w:ascii="Times New Roman" w:hAnsi="Times New Roman" w:cs="Times New Roman"/>
-          <w:sz w:val="24"/>
-          <w:szCs w:val="24"/>
-        </w:rPr>
-      </w:pPr>
-      <w:r>
-        <w:rPr>
-          <w:rFonts w:ascii="Times New Roman" w:hAnsi="Times New Roman" w:cs="Times New Roman"/>
-          <w:sz w:val="24"/>
-          <w:szCs w:val="24"/>
-        </w:rPr>
-        <w:t>- Динамическая загрузка текстур предметов</w:t>
-      </w:r>
-    </w:p>
-    <w:p>
-      <w:pPr>
-        <w:rPr>
-          <w:rFonts w:ascii="Times New Roman" w:hAnsi="Times New Roman" w:cs="Times New Roman"/>
-          <w:sz w:val="24"/>
-          <w:szCs w:val="24"/>
-        </w:rPr>
-      </w:pPr>
-    </w:p>
-    <w:p>
-      <w:pPr>
-        <w:rPr>
-          <w:rFonts w:ascii="Times New Roman" w:hAnsi="Times New Roman" w:cs="Times New Roman"/>
-          <w:sz w:val="24"/>
-          <w:szCs w:val="24"/>
-        </w:rPr>
-      </w:pPr>
-      <w:r>
-        <w:rPr>
-          <w:rFonts w:ascii="Times New Roman" w:hAnsi="Times New Roman" w:cs="Times New Roman"/>
-          <w:sz w:val="24"/>
-          <w:szCs w:val="24"/>
-        </w:rPr>
-        <w:t>Алгоритм добавления предмета</w:t>
-      </w:r>
-    </w:p>
-    <w:p>
-      <w:pPr>
-        <w:rPr>
-          <w:rFonts w:ascii="Times New Roman" w:hAnsi="Times New Roman" w:cs="Times New Roman"/>
-          <w:sz w:val="24"/>
-          <w:szCs w:val="24"/>
-        </w:rPr>
-      </w:pPr>
-      <w:r>
-        <w:rPr>
-          <w:rFonts w:ascii="Times New Roman" w:hAnsi="Times New Roman" w:cs="Times New Roman"/>
-          <w:sz w:val="24"/>
-          <w:szCs w:val="24"/>
-        </w:rPr>
-        <w:t>1. Поиск существующего слота с таким же предметом и свободным местом</w:t>
-      </w:r>
-    </w:p>
-    <w:p>
-      <w:pPr>
-        <w:rPr>
-          <w:rFonts w:ascii="Times New Roman" w:hAnsi="Times New Roman" w:cs="Times New Roman"/>
-          <w:sz w:val="24"/>
-          <w:szCs w:val="24"/>
-        </w:rPr>
-      </w:pPr>
-      <w:r>
-        <w:rPr>
-          <w:rFonts w:ascii="Times New Roman" w:hAnsi="Times New Roman" w:cs="Times New Roman"/>
-          <w:sz w:val="24"/>
-          <w:szCs w:val="24"/>
-        </w:rPr>
-        <w:t>2. При наличии – увеличение счетчика</w:t>
-      </w:r>
-    </w:p>
-    <w:p>
-      <w:pPr>
-        <w:rPr>
-          <w:rFonts w:ascii="Times New Roman" w:hAnsi="Times New Roman" w:cs="Times New Roman"/>
-          <w:sz w:val="24"/>
-          <w:szCs w:val="24"/>
-        </w:rPr>
-      </w:pPr>
-      <w:r>
-        <w:rPr>
-          <w:rFonts w:ascii="Times New Roman" w:hAnsi="Times New Roman" w:cs="Times New Roman"/>
-          <w:sz w:val="24"/>
-          <w:szCs w:val="24"/>
-        </w:rPr>
-        <w:t>3. При отсутствии – поиск пустого слота</w:t>
-      </w:r>
-    </w:p>
-    <w:p>
-      <w:pPr>
-        <w:rPr>
-          <w:rFonts w:ascii="Times New Roman" w:hAnsi="Times New Roman" w:cs="Times New Roman"/>
-          <w:sz w:val="24"/>
-          <w:szCs w:val="24"/>
-        </w:rPr>
-      </w:pPr>
-      <w:r>
-        <w:rPr>
-          <w:rFonts w:ascii="Times New Roman" w:hAnsi="Times New Roman" w:cs="Times New Roman"/>
-          <w:sz w:val="24"/>
-          <w:szCs w:val="24"/>
-        </w:rPr>
-        <w:t>4. Создание нового стека</w:t>
-      </w:r>
-    </w:p>
-    <w:p>
-      <w:pPr>
-        <w:rPr>
-          <w:rFonts w:ascii="Times New Roman" w:hAnsi="Times New Roman" w:cs="Times New Roman"/>
-          <w:sz w:val="24"/>
-          <w:szCs w:val="24"/>
-        </w:rPr>
-      </w:pPr>
-    </w:p>
-    <w:p>
-      <w:pPr>
-        <w:rPr>
-          <w:rFonts w:ascii="Times New Roman" w:hAnsi="Times New Roman" w:cs="Times New Roman"/>
-          <w:sz w:val="24"/>
-          <w:szCs w:val="24"/>
-          <w:u w:val="single"/>
-        </w:rPr>
-      </w:pPr>
-      <w:r>
-        <w:rPr>
-          <w:rFonts w:ascii="Times New Roman" w:hAnsi="Times New Roman" w:cs="Times New Roman"/>
-          <w:sz w:val="24"/>
-          <w:szCs w:val="24"/>
-          <w:u w:val="single"/>
-        </w:rPr>
-        <w:lastRenderedPageBreak/>
-        <w:t>2.2.2 Система крафта (`</w:t>
-      </w:r>
-      <w:proofErr w:type="spellStart"/>
-      <w:r>
-        <w:rPr>
-          <w:rFonts w:ascii="Times New Roman" w:hAnsi="Times New Roman" w:cs="Times New Roman"/>
-          <w:sz w:val="24"/>
-          <w:szCs w:val="24"/>
-          <w:u w:val="single"/>
-        </w:rPr>
-        <w:t>CraftingWindow</w:t>
-      </w:r>
-      <w:proofErr w:type="spellEnd"/>
-      <w:r>
-        <w:rPr>
-          <w:rFonts w:ascii="Times New Roman" w:hAnsi="Times New Roman" w:cs="Times New Roman"/>
-          <w:sz w:val="24"/>
-          <w:szCs w:val="24"/>
-          <w:u w:val="single"/>
-        </w:rPr>
-        <w:t>`)</w:t>
-      </w:r>
-    </w:p>
-    <w:p>
-      <w:pPr>
-        <w:rPr>
-          <w:rFonts w:ascii="Times New Roman" w:hAnsi="Times New Roman" w:cs="Times New Roman"/>
-          <w:sz w:val="24"/>
-          <w:szCs w:val="24"/>
-        </w:rPr>
-      </w:pPr>
-    </w:p>
-    <w:p>
-      <w:pPr>
-        <w:rPr>
-          <w:rFonts w:ascii="Times New Roman" w:hAnsi="Times New Roman" w:cs="Times New Roman"/>
-          <w:sz w:val="24"/>
-          <w:szCs w:val="24"/>
-        </w:rPr>
-      </w:pPr>
-      <w:r>
-        <w:rPr>
-          <w:rFonts w:ascii="Times New Roman" w:hAnsi="Times New Roman" w:cs="Times New Roman"/>
-          <w:sz w:val="24"/>
-          <w:szCs w:val="24"/>
-        </w:rPr>
-        <w:t>Назначение</w:t>
-      </w:r>
-      <w:r>
-        <w:rPr>
-          <w:rFonts w:ascii="Times New Roman" w:hAnsi="Times New Roman" w:cs="Times New Roman"/>
-          <w:sz w:val="24"/>
-          <w:szCs w:val="24"/>
-        </w:rPr>
-        <w:t xml:space="preserve">: </w:t>
-      </w:r>
-      <w:r>
-        <w:rPr>
-          <w:rFonts w:ascii="Times New Roman" w:hAnsi="Times New Roman" w:cs="Times New Roman"/>
-          <w:sz w:val="24"/>
-          <w:szCs w:val="24"/>
-        </w:rPr>
-        <w:t>Создание новых предметов из имеющихся ресурсов.</w:t>
-      </w:r>
-    </w:p>
-    <w:p>
-      <w:pPr>
-        <w:rPr>
-          <w:rFonts w:ascii="Times New Roman" w:hAnsi="Times New Roman" w:cs="Times New Roman"/>
-          <w:sz w:val="24"/>
-          <w:szCs w:val="24"/>
-        </w:rPr>
-      </w:pPr>
-    </w:p>
-    <w:p>
-      <w:pPr>
-        <w:rPr>
-          <w:rFonts w:ascii="Times New Roman" w:hAnsi="Times New Roman" w:cs="Times New Roman"/>
-          <w:sz w:val="24"/>
-          <w:szCs w:val="24"/>
-        </w:rPr>
-      </w:pPr>
-      <w:r>
-        <w:rPr>
-          <w:rFonts w:ascii="Times New Roman" w:hAnsi="Times New Roman" w:cs="Times New Roman"/>
-          <w:sz w:val="24"/>
-          <w:szCs w:val="24"/>
-        </w:rPr>
-        <w:t>Архитектура</w:t>
-      </w:r>
-    </w:p>
-    <w:p>
-      <w:pPr>
-        <w:rPr>
-          <w:rFonts w:ascii="Times New Roman" w:hAnsi="Times New Roman" w:cs="Times New Roman"/>
-          <w:sz w:val="24"/>
-          <w:szCs w:val="24"/>
-        </w:rPr>
-      </w:pPr>
-      <w:r>
-        <w:rPr>
-          <w:rFonts w:ascii="Times New Roman" w:hAnsi="Times New Roman" w:cs="Times New Roman"/>
-          <w:sz w:val="24"/>
-          <w:szCs w:val="24"/>
-        </w:rPr>
-        <w:t>- Сетка крафта 3x3 (9 слотов)</w:t>
-      </w:r>
-    </w:p>
-    <w:p>
-      <w:pPr>
-        <w:rPr>
-          <w:rFonts w:ascii="Times New Roman" w:hAnsi="Times New Roman" w:cs="Times New Roman"/>
-          <w:sz w:val="24"/>
-          <w:szCs w:val="24"/>
-        </w:rPr>
-      </w:pPr>
-      <w:r>
-        <w:rPr>
-          <w:rFonts w:ascii="Times New Roman" w:hAnsi="Times New Roman" w:cs="Times New Roman"/>
-          <w:sz w:val="24"/>
-          <w:szCs w:val="24"/>
-        </w:rPr>
-        <w:t>- Слот результата</w:t>
-      </w:r>
-    </w:p>
-    <w:p>
-      <w:pPr>
-        <w:rPr>
-          <w:rFonts w:ascii="Times New Roman" w:hAnsi="Times New Roman" w:cs="Times New Roman"/>
-          <w:sz w:val="24"/>
-          <w:szCs w:val="24"/>
-        </w:rPr>
-      </w:pPr>
-      <w:r>
-        <w:rPr>
-          <w:rFonts w:ascii="Times New Roman" w:hAnsi="Times New Roman" w:cs="Times New Roman"/>
-          <w:sz w:val="24"/>
-          <w:szCs w:val="24"/>
-        </w:rPr>
-        <w:t>- Система проверки рецептов</w:t>
-      </w:r>
-    </w:p>
-    <w:p>
-      <w:pPr>
-        <w:rPr>
-          <w:rFonts w:ascii="Times New Roman" w:hAnsi="Times New Roman" w:cs="Times New Roman"/>
-          <w:sz w:val="24"/>
-          <w:szCs w:val="24"/>
-        </w:rPr>
-      </w:pPr>
-    </w:p>
-    <w:p>
-      <w:pPr>
-        <w:rPr>
-          <w:rFonts w:ascii="Times New Roman" w:hAnsi="Times New Roman" w:cs="Times New Roman"/>
-          <w:sz w:val="24"/>
-          <w:szCs w:val="24"/>
-          <w:lang w:val="en-US"/>
-        </w:rPr>
-      </w:pPr>
-      <w:r>
-        <w:rPr>
-          <w:rFonts w:ascii="Times New Roman" w:hAnsi="Times New Roman" w:cs="Times New Roman"/>
-          <w:sz w:val="24"/>
-          <w:szCs w:val="24"/>
-        </w:rPr>
-        <w:t>Принцип работы</w:t>
-      </w:r>
-      <w:r>
-        <w:rPr>
-          <w:rFonts w:ascii="Times New Roman" w:hAnsi="Times New Roman" w:cs="Times New Roman"/>
-          <w:sz w:val="24"/>
-          <w:szCs w:val="24"/>
-          <w:lang w:val="en-US"/>
-        </w:rPr>
-        <w:t>:</w:t>
-      </w:r>
-    </w:p>
-    <w:p>
-      <w:pPr>
-        <w:rPr>
-          <w:rFonts w:ascii="Times New Roman" w:hAnsi="Times New Roman" w:cs="Times New Roman"/>
-          <w:sz w:val="24"/>
-          <w:szCs w:val="24"/>
-        </w:rPr>
-      </w:pPr>
-      <w:r>
-        <w:rPr>
-          <w:rFonts w:ascii="Times New Roman" w:hAnsi="Times New Roman" w:cs="Times New Roman"/>
-          <w:sz w:val="24"/>
-          <w:szCs w:val="24"/>
-        </w:rPr>
-        <w:t>1. Игрок размещает предметы в сетке крафта</w:t>
-      </w:r>
-    </w:p>
-    <w:p>
-      <w:pPr>
-        <w:rPr>
-          <w:rFonts w:ascii="Times New Roman" w:hAnsi="Times New Roman" w:cs="Times New Roman"/>
-          <w:sz w:val="24"/>
-          <w:szCs w:val="24"/>
-        </w:rPr>
-      </w:pPr>
-      <w:r>
-        <w:rPr>
-          <w:rFonts w:ascii="Times New Roman" w:hAnsi="Times New Roman" w:cs="Times New Roman"/>
-          <w:sz w:val="24"/>
-          <w:szCs w:val="24"/>
-        </w:rPr>
-        <w:t>2. Система формирует матрицу 3x3 из названий блоков</w:t>
-      </w:r>
-    </w:p>
-    <w:p>
-      <w:pPr>
-        <w:rPr>
-          <w:rFonts w:ascii="Times New Roman" w:hAnsi="Times New Roman" w:cs="Times New Roman"/>
-          <w:sz w:val="24"/>
-          <w:szCs w:val="24"/>
-        </w:rPr>
-      </w:pPr>
-      <w:r>
-        <w:rPr>
-          <w:rFonts w:ascii="Times New Roman" w:hAnsi="Times New Roman" w:cs="Times New Roman"/>
-          <w:sz w:val="24"/>
-          <w:szCs w:val="24"/>
-        </w:rPr>
-        <w:t>3. Сравнение матрицы с шаблонами из `CRAFTING_RECIPES`</w:t>
-      </w:r>
-    </w:p>
-    <w:p>
-      <w:pPr>
-        <w:rPr>
-          <w:rFonts w:ascii="Times New Roman" w:hAnsi="Times New Roman" w:cs="Times New Roman"/>
-          <w:sz w:val="24"/>
-          <w:szCs w:val="24"/>
-        </w:rPr>
-      </w:pPr>
-      <w:r>
-        <w:rPr>
-          <w:rFonts w:ascii="Times New Roman" w:hAnsi="Times New Roman" w:cs="Times New Roman"/>
-          <w:sz w:val="24"/>
-          <w:szCs w:val="24"/>
-        </w:rPr>
-        <w:t>4. При совпадении – отображение результата</w:t>
-      </w:r>
-    </w:p>
-    <w:p>
-      <w:pPr>
-        <w:rPr>
-          <w:rFonts w:ascii="Times New Roman" w:hAnsi="Times New Roman" w:cs="Times New Roman"/>
-          <w:sz w:val="24"/>
-          <w:szCs w:val="24"/>
-        </w:rPr>
-      </w:pPr>
-      <w:r>
-        <w:rPr>
-          <w:rFonts w:ascii="Times New Roman" w:hAnsi="Times New Roman" w:cs="Times New Roman"/>
-          <w:sz w:val="24"/>
-          <w:szCs w:val="24"/>
-        </w:rPr>
-        <w:t>5. Клик по результату – создание предмета и расход ресурсов</w:t>
-      </w:r>
-    </w:p>
-    <w:p>
-      <w:pPr>
-        <w:rPr>
-          <w:rFonts w:ascii="Times New Roman" w:hAnsi="Times New Roman" w:cs="Times New Roman"/>
-          <w:sz w:val="24"/>
-          <w:szCs w:val="24"/>
-        </w:rPr>
-      </w:pPr>
-    </w:p>
-    <w:p>
-      <w:pPr>
-        <w:rPr>
-          <w:rFonts w:ascii="Times New Roman" w:hAnsi="Times New Roman" w:cs="Times New Roman"/>
-          <w:sz w:val="24"/>
-          <w:szCs w:val="24"/>
-        </w:rPr>
-      </w:pPr>
-      <w:r>
-        <w:rPr>
-          <w:rFonts w:ascii="Times New Roman" w:hAnsi="Times New Roman" w:cs="Times New Roman"/>
-          <w:sz w:val="24"/>
-          <w:szCs w:val="24"/>
-        </w:rPr>
-        <w:t>Важная особенность</w:t>
-      </w:r>
-      <w:r>
-        <w:rPr>
-          <w:rFonts w:ascii="Times New Roman" w:hAnsi="Times New Roman" w:cs="Times New Roman"/>
-          <w:sz w:val="24"/>
-          <w:szCs w:val="24"/>
-        </w:rPr>
-        <w:t xml:space="preserve">:  </w:t>
-      </w:r>
-      <w:r>
-        <w:rPr>
-          <w:rFonts w:ascii="Times New Roman" w:hAnsi="Times New Roman" w:cs="Times New Roman"/>
-          <w:sz w:val="24"/>
-          <w:szCs w:val="24"/>
-        </w:rPr>
-        <w:t>Автоматический возврат предметов в инвентарь при закрытии окна крафта.</w:t>
-      </w:r>
-    </w:p>
-    <w:p>
-      <w:pPr>
-        <w:rPr>
-          <w:rFonts w:ascii="Times New Roman" w:hAnsi="Times New Roman" w:cs="Times New Roman"/>
-          <w:sz w:val="24"/>
-          <w:szCs w:val="24"/>
-        </w:rPr>
-      </w:pPr>
-    </w:p>
-    <w:p>
-      <w:pPr>
-        <w:rPr>
-          <w:rFonts w:ascii="Times New Roman" w:hAnsi="Times New Roman" w:cs="Times New Roman"/>
-          <w:sz w:val="24"/>
-          <w:szCs w:val="24"/>
-          <w:u w:val="single"/>
-        </w:rPr>
-      </w:pPr>
-      <w:r>
-        <w:rPr>
-          <w:rFonts w:ascii="Times New Roman" w:hAnsi="Times New Roman" w:cs="Times New Roman"/>
-          <w:sz w:val="24"/>
-          <w:szCs w:val="24"/>
-          <w:u w:val="single"/>
-        </w:rPr>
-        <w:t>2.2.3 Физический движок</w:t>
-      </w:r>
-    </w:p>
-    <w:p>
-      <w:pPr>
-        <w:rPr>
-          <w:rFonts w:ascii="Times New Roman" w:hAnsi="Times New Roman" w:cs="Times New Roman"/>
-          <w:sz w:val="24"/>
-          <w:szCs w:val="24"/>
-        </w:rPr>
-      </w:pPr>
-    </w:p>
-    <w:p>
-      <w:pPr>
-        <w:rPr>
-          <w:rFonts w:ascii="Times New Roman" w:hAnsi="Times New Roman" w:cs="Times New Roman"/>
-          <w:sz w:val="24"/>
-          <w:szCs w:val="24"/>
-        </w:rPr>
-      </w:pPr>
-      <w:r>
-        <w:rPr>
-          <w:rFonts w:ascii="Times New Roman" w:hAnsi="Times New Roman" w:cs="Times New Roman"/>
-          <w:sz w:val="24"/>
-          <w:szCs w:val="24"/>
-        </w:rPr>
-        <w:t>Реализован на базе `</w:t>
-      </w:r>
-      <w:proofErr w:type="spellStart"/>
-      <w:r>
-        <w:rPr>
-          <w:rFonts w:ascii="Times New Roman" w:hAnsi="Times New Roman" w:cs="Times New Roman"/>
-          <w:sz w:val="24"/>
-          <w:szCs w:val="24"/>
-        </w:rPr>
-        <w:t>arcade.PhysicsEnginePlatformer</w:t>
-      </w:r>
-      <w:proofErr w:type="spellEnd"/>
-      <w:r>
-        <w:rPr>
-          <w:rFonts w:ascii="Times New Roman" w:hAnsi="Times New Roman" w:cs="Times New Roman"/>
-          <w:sz w:val="24"/>
-          <w:szCs w:val="24"/>
-        </w:rPr>
-        <w:t>` и включает:</w:t>
-      </w:r>
-    </w:p>
-    <w:p>
-      <w:pPr>
-        <w:rPr>
-          <w:rFonts w:ascii="Times New Roman" w:hAnsi="Times New Roman" w:cs="Times New Roman"/>
-          <w:sz w:val="24"/>
-          <w:szCs w:val="24"/>
-        </w:rPr>
-      </w:pPr>
-      <w:r>
-        <w:rPr>
-          <w:rFonts w:ascii="Times New Roman" w:hAnsi="Times New Roman" w:cs="Times New Roman"/>
-          <w:sz w:val="24"/>
-          <w:szCs w:val="24"/>
-        </w:rPr>
-        <w:t>- Гравитацию (константа GRAVITY = 1)</w:t>
-      </w:r>
-    </w:p>
-    <w:p>
-      <w:pPr>
-        <w:rPr>
-          <w:rFonts w:ascii="Times New Roman" w:hAnsi="Times New Roman" w:cs="Times New Roman"/>
-          <w:sz w:val="24"/>
-          <w:szCs w:val="24"/>
-        </w:rPr>
-      </w:pPr>
-      <w:r>
-        <w:rPr>
-          <w:rFonts w:ascii="Times New Roman" w:hAnsi="Times New Roman" w:cs="Times New Roman"/>
-          <w:sz w:val="24"/>
-          <w:szCs w:val="24"/>
-        </w:rPr>
-        <w:t>- Обнаружение коллизий со слоем '</w:t>
-      </w:r>
-      <w:proofErr w:type="spellStart"/>
-      <w:r>
-        <w:rPr>
-          <w:rFonts w:ascii="Times New Roman" w:hAnsi="Times New Roman" w:cs="Times New Roman"/>
-          <w:sz w:val="24"/>
-          <w:szCs w:val="24"/>
-        </w:rPr>
-        <w:t>collisions</w:t>
-      </w:r>
-      <w:proofErr w:type="spellEnd"/>
-      <w:r>
-        <w:rPr>
-          <w:rFonts w:ascii="Times New Roman" w:hAnsi="Times New Roman" w:cs="Times New Roman"/>
-          <w:sz w:val="24"/>
-          <w:szCs w:val="24"/>
-        </w:rPr>
-        <w:t>'</w:t>
-      </w:r>
-    </w:p>
-    <w:p>
-      <w:pPr>
-        <w:rPr>
-          <w:rFonts w:ascii="Times New Roman" w:hAnsi="Times New Roman" w:cs="Times New Roman"/>
-          <w:sz w:val="24"/>
-          <w:szCs w:val="24"/>
-        </w:rPr>
-      </w:pPr>
-      <w:r>
-        <w:rPr>
-          <w:rFonts w:ascii="Times New Roman" w:hAnsi="Times New Roman" w:cs="Times New Roman"/>
-          <w:sz w:val="24"/>
-          <w:szCs w:val="24"/>
-        </w:rPr>
-        <w:t>- Прыжки (вертикальный импульс)</w:t>
-      </w:r>
-    </w:p>
-    <w:p>
-      <w:pPr>
-        <w:rPr>
-          <w:rFonts w:ascii="Times New Roman" w:hAnsi="Times New Roman" w:cs="Times New Roman"/>
-          <w:sz w:val="24"/>
-          <w:szCs w:val="24"/>
-        </w:rPr>
-      </w:pPr>
-      <w:r>
-        <w:rPr>
-          <w:rFonts w:ascii="Times New Roman" w:hAnsi="Times New Roman" w:cs="Times New Roman"/>
-          <w:sz w:val="24"/>
-          <w:szCs w:val="24"/>
-        </w:rPr>
-        <w:t xml:space="preserve">- Плавное движение </w:t>
-      </w:r>
-    </w:p>
-    <w:p>
-      <w:pPr>
-        <w:rPr>
-          <w:rFonts w:ascii="Times New Roman" w:hAnsi="Times New Roman" w:cs="Times New Roman"/>
-          <w:sz w:val="24"/>
-          <w:szCs w:val="24"/>
-          <w:u w:val="single"/>
-          <w:lang w:val="en-US"/>
-        </w:rPr>
-      </w:pPr>
-    </w:p>
-    <w:p>
-      <w:pPr>
-        <w:rPr>
-          <w:rFonts w:ascii="Times New Roman" w:hAnsi="Times New Roman" w:cs="Times New Roman"/>
-          <w:sz w:val="24"/>
-          <w:szCs w:val="24"/>
-          <w:u w:val="single"/>
-        </w:rPr>
-      </w:pPr>
-      <w:r>
-        <w:rPr>
-          <w:rFonts w:ascii="Times New Roman" w:hAnsi="Times New Roman" w:cs="Times New Roman"/>
-          <w:sz w:val="24"/>
-          <w:szCs w:val="24"/>
-          <w:u w:val="single"/>
-        </w:rPr>
-        <w:t>2.2.4 Система разрушения блоков</w:t>
-      </w:r>
-    </w:p>
-    <w:p>
-      <w:pPr>
-        <w:rPr>
-          <w:rFonts w:ascii="Times New Roman" w:hAnsi="Times New Roman" w:cs="Times New Roman"/>
-          <w:sz w:val="24"/>
-          <w:szCs w:val="24"/>
-        </w:rPr>
-      </w:pPr>
-    </w:p>
-    <w:p>
-      <w:pPr>
-        <w:rPr>
-          <w:rFonts w:ascii="Times New Roman" w:hAnsi="Times New Roman" w:cs="Times New Roman"/>
-          <w:sz w:val="24"/>
-          <w:szCs w:val="24"/>
-          <w:lang w:val="en-US"/>
-        </w:rPr>
-      </w:pPr>
-      <w:r>
-        <w:rPr>
-          <w:rFonts w:ascii="Times New Roman" w:hAnsi="Times New Roman" w:cs="Times New Roman"/>
-          <w:sz w:val="24"/>
-          <w:szCs w:val="24"/>
-        </w:rPr>
-        <w:t>Механика:</w:t>
-      </w:r>
-    </w:p>
-    <w:p>
-      <w:pPr>
-        <w:rPr>
-          <w:rFonts w:ascii="Times New Roman" w:hAnsi="Times New Roman" w:cs="Times New Roman"/>
-          <w:sz w:val="24"/>
-          <w:szCs w:val="24"/>
-        </w:rPr>
-      </w:pPr>
-      <w:r>
-        <w:rPr>
-          <w:rFonts w:ascii="Times New Roman" w:hAnsi="Times New Roman" w:cs="Times New Roman"/>
-          <w:sz w:val="24"/>
-          <w:szCs w:val="24"/>
-        </w:rPr>
-        <w:t>1. ЛКМ по блоку в радиусе досягаемости</w:t>
-      </w:r>
-    </w:p>
-    <w:p>
-      <w:pPr>
-        <w:rPr>
-          <w:rFonts w:ascii="Times New Roman" w:hAnsi="Times New Roman" w:cs="Times New Roman"/>
-          <w:sz w:val="24"/>
-          <w:szCs w:val="24"/>
-        </w:rPr>
-      </w:pPr>
-      <w:r>
-        <w:rPr>
-          <w:rFonts w:ascii="Times New Roman" w:hAnsi="Times New Roman" w:cs="Times New Roman"/>
-          <w:sz w:val="24"/>
-          <w:szCs w:val="24"/>
-        </w:rPr>
-        <w:t>2. Определение типа блока и его прочности (`BLOCKS_DATA`)</w:t>
-      </w:r>
-    </w:p>
-    <w:p>
-      <w:pPr>
-        <w:rPr>
-          <w:rFonts w:ascii="Times New Roman" w:hAnsi="Times New Roman" w:cs="Times New Roman"/>
-          <w:sz w:val="24"/>
-          <w:szCs w:val="24"/>
-        </w:rPr>
-      </w:pPr>
-      <w:r>
-        <w:rPr>
-          <w:rFonts w:ascii="Times New Roman" w:hAnsi="Times New Roman" w:cs="Times New Roman"/>
-          <w:sz w:val="24"/>
-          <w:szCs w:val="24"/>
-        </w:rPr>
-        <w:t>3. Учет инструмента в руке (множитель урона из `WEAPON`)</w:t>
-      </w:r>
-    </w:p>
-    <w:p>
-      <w:pPr>
-        <w:rPr>
-          <w:rFonts w:ascii="Times New Roman" w:hAnsi="Times New Roman" w:cs="Times New Roman"/>
-          <w:sz w:val="24"/>
-          <w:szCs w:val="24"/>
-          <w:lang w:val="en-US"/>
-        </w:rPr>
-      </w:pPr>
-      <w:r>
-        <w:rPr>
-          <w:rFonts w:ascii="Times New Roman" w:hAnsi="Times New Roman" w:cs="Times New Roman"/>
-          <w:sz w:val="24"/>
-          <w:szCs w:val="24"/>
-        </w:rPr>
-        <w:t>4. Расчет времени разрушения</w:t>
-      </w:r>
-    </w:p>
-    <w:p>
-      <w:pPr>
-        <w:rPr>
-          <w:rFonts w:ascii="Times New Roman" w:hAnsi="Times New Roman" w:cs="Times New Roman"/>
-          <w:sz w:val="24"/>
-          <w:szCs w:val="24"/>
-        </w:rPr>
-      </w:pPr>
-      <w:r>
-        <w:rPr>
-          <w:rFonts w:ascii="Times New Roman" w:hAnsi="Times New Roman" w:cs="Times New Roman"/>
-          <w:sz w:val="24"/>
-          <w:szCs w:val="24"/>
-        </w:rPr>
-        <w:t>5. Анимация трещины (8 кадров)</w:t>
-      </w:r>
-    </w:p>
-    <w:p>
-      <w:pPr>
-        <w:rPr>
-          <w:rFonts w:ascii="Times New Roman" w:hAnsi="Times New Roman" w:cs="Times New Roman"/>
-          <w:sz w:val="24"/>
-          <w:szCs w:val="24"/>
-        </w:rPr>
-      </w:pPr>
-      <w:r>
-        <w:rPr>
-          <w:rFonts w:ascii="Times New Roman" w:hAnsi="Times New Roman" w:cs="Times New Roman"/>
-          <w:sz w:val="24"/>
-          <w:szCs w:val="24"/>
-        </w:rPr>
-        <w:lastRenderedPageBreak/>
-        <w:t>6. Звуковое сопровождение</w:t>
-      </w:r>
-    </w:p>
-    <w:p>
-      <w:pPr>
-        <w:rPr>
-          <w:rFonts w:ascii="Times New Roman" w:hAnsi="Times New Roman" w:cs="Times New Roman"/>
-          <w:sz w:val="24"/>
-          <w:szCs w:val="24"/>
-        </w:rPr>
-      </w:pPr>
-      <w:r>
-        <w:rPr>
-          <w:rFonts w:ascii="Times New Roman" w:hAnsi="Times New Roman" w:cs="Times New Roman"/>
-          <w:sz w:val="24"/>
-          <w:szCs w:val="24"/>
-        </w:rPr>
-        <w:t>7. При успешном разрушении – добавление ресурса в инвентарь</w:t>
-      </w:r>
-    </w:p>
-    <w:p>
-      <w:pPr>
-        <w:rPr>
-          <w:rFonts w:ascii="Times New Roman" w:hAnsi="Times New Roman" w:cs="Times New Roman"/>
-          <w:sz w:val="24"/>
-          <w:szCs w:val="24"/>
-        </w:rPr>
-      </w:pPr>
-    </w:p>
-    <w:p>
-      <w:pPr>
-        <w:rPr>
-          <w:rFonts w:ascii="Times New Roman" w:hAnsi="Times New Roman" w:cs="Times New Roman"/>
-          <w:sz w:val="24"/>
-          <w:szCs w:val="24"/>
-          <w:lang w:val="en-US"/>
-        </w:rPr>
-      </w:pPr>
-      <w:r>
-        <w:rPr>
-          <w:rFonts w:ascii="Times New Roman" w:hAnsi="Times New Roman" w:cs="Times New Roman"/>
-          <w:sz w:val="24"/>
-          <w:szCs w:val="24"/>
-        </w:rPr>
-        <w:t>Особенности дропа:</w:t>
-      </w:r>
-    </w:p>
-    <w:p>
-      <w:pPr>
-        <w:rPr>
-          <w:rFonts w:ascii="Times New Roman" w:hAnsi="Times New Roman" w:cs="Times New Roman"/>
-          <w:sz w:val="24"/>
-          <w:szCs w:val="24"/>
-        </w:rPr>
-      </w:pPr>
-      <w:r>
-        <w:rPr>
-          <w:rFonts w:ascii="Times New Roman" w:hAnsi="Times New Roman" w:cs="Times New Roman"/>
-          <w:sz w:val="24"/>
-          <w:szCs w:val="24"/>
-        </w:rPr>
-        <w:t>- Уголь, железо, камень → руда (coal2, iron2, stone2)</w:t>
-      </w:r>
-    </w:p>
-    <w:p>
-      <w:pPr>
-        <w:rPr>
-          <w:rFonts w:ascii="Times New Roman" w:hAnsi="Times New Roman" w:cs="Times New Roman"/>
-          <w:sz w:val="24"/>
-          <w:szCs w:val="24"/>
-        </w:rPr>
-      </w:pPr>
-      <w:r>
-        <w:rPr>
-          <w:rFonts w:ascii="Times New Roman" w:hAnsi="Times New Roman" w:cs="Times New Roman"/>
-          <w:sz w:val="24"/>
-          <w:szCs w:val="24"/>
-        </w:rPr>
-        <w:t>- Золото, алмазы → руда только с соответствующей киркой</w:t>
-      </w:r>
-    </w:p>
-    <w:p>
-      <w:pPr>
-        <w:rPr>
-          <w:rFonts w:ascii="Times New Roman" w:hAnsi="Times New Roman" w:cs="Times New Roman"/>
-          <w:sz w:val="24"/>
-          <w:szCs w:val="24"/>
-        </w:rPr>
-      </w:pPr>
-      <w:r>
-        <w:rPr>
-          <w:rFonts w:ascii="Times New Roman" w:hAnsi="Times New Roman" w:cs="Times New Roman"/>
-          <w:sz w:val="24"/>
-          <w:szCs w:val="24"/>
-        </w:rPr>
-        <w:t>- Трава → земля</w:t>
-      </w:r>
-    </w:p>
-    <w:p>
-      <w:pPr>
-        <w:rPr>
-          <w:rFonts w:ascii="Times New Roman" w:hAnsi="Times New Roman" w:cs="Times New Roman"/>
-          <w:sz w:val="24"/>
-          <w:szCs w:val="24"/>
-        </w:rPr>
-      </w:pPr>
-    </w:p>
-    <w:p>
-      <w:pPr>
-        <w:rPr>
-          <w:rFonts w:ascii="Times New Roman" w:hAnsi="Times New Roman" w:cs="Times New Roman"/>
-          <w:sz w:val="24"/>
-          <w:szCs w:val="24"/>
-          <w:u w:val="single"/>
-        </w:rPr>
-      </w:pPr>
-      <w:r>
-        <w:rPr>
-          <w:rFonts w:ascii="Times New Roman" w:hAnsi="Times New Roman" w:cs="Times New Roman"/>
-          <w:sz w:val="24"/>
-          <w:szCs w:val="24"/>
-          <w:u w:val="single"/>
-        </w:rPr>
-        <w:t>2.2.5 Боевая система</w:t>
-      </w:r>
-    </w:p>
-    <w:p>
-      <w:pPr>
-        <w:rPr>
-          <w:rFonts w:ascii="Times New Roman" w:hAnsi="Times New Roman" w:cs="Times New Roman"/>
-          <w:sz w:val="24"/>
-          <w:szCs w:val="24"/>
-        </w:rPr>
-      </w:pPr>
-    </w:p>
-    <w:p>
-      <w:pPr>
-        <w:rPr>
-          <w:rFonts w:ascii="Times New Roman" w:hAnsi="Times New Roman" w:cs="Times New Roman"/>
-          <w:sz w:val="24"/>
-          <w:szCs w:val="24"/>
-          <w:lang w:val="en-US"/>
-        </w:rPr>
-      </w:pPr>
-      <w:r>
-        <w:rPr>
-          <w:rFonts w:ascii="Times New Roman" w:hAnsi="Times New Roman" w:cs="Times New Roman"/>
-          <w:sz w:val="24"/>
-          <w:szCs w:val="24"/>
-        </w:rPr>
-        <w:t>Характеристики:</w:t>
-      </w:r>
-    </w:p>
-    <w:p>
-      <w:pPr>
-        <w:rPr>
-          <w:rFonts w:ascii="Times New Roman" w:hAnsi="Times New Roman" w:cs="Times New Roman"/>
-          <w:sz w:val="24"/>
-          <w:szCs w:val="24"/>
-        </w:rPr>
-      </w:pPr>
-      <w:r>
-        <w:rPr>
-          <w:rFonts w:ascii="Times New Roman" w:hAnsi="Times New Roman" w:cs="Times New Roman"/>
-          <w:sz w:val="24"/>
-          <w:szCs w:val="24"/>
-        </w:rPr>
-        <w:t>- Дальность атаки: 150 пикселей</w:t>
-      </w:r>
-    </w:p>
-    <w:p>
-      <w:pPr>
-        <w:rPr>
-          <w:rFonts w:ascii="Times New Roman" w:hAnsi="Times New Roman" w:cs="Times New Roman"/>
-          <w:sz w:val="24"/>
-          <w:szCs w:val="24"/>
-        </w:rPr>
-      </w:pPr>
-      <w:r>
-        <w:rPr>
-          <w:rFonts w:ascii="Times New Roman" w:hAnsi="Times New Roman" w:cs="Times New Roman"/>
-          <w:sz w:val="24"/>
-          <w:szCs w:val="24"/>
-        </w:rPr>
-        <w:t>- Базовый урон: 5 HP</w:t>
-      </w:r>
-    </w:p>
-    <w:p>
-      <w:pPr>
-        <w:rPr>
-          <w:rFonts w:ascii="Times New Roman" w:hAnsi="Times New Roman" w:cs="Times New Roman"/>
-          <w:sz w:val="24"/>
-          <w:szCs w:val="24"/>
-        </w:rPr>
-      </w:pPr>
-      <w:r>
-        <w:rPr>
-          <w:rFonts w:ascii="Times New Roman" w:hAnsi="Times New Roman" w:cs="Times New Roman"/>
-          <w:sz w:val="24"/>
-          <w:szCs w:val="24"/>
-        </w:rPr>
-        <w:t>- Здоровье монстра: 50 HP</w:t>
-      </w:r>
-    </w:p>
-    <w:p>
-      <w:pPr>
-        <w:rPr>
-          <w:rFonts w:ascii="Times New Roman" w:hAnsi="Times New Roman" w:cs="Times New Roman"/>
-          <w:sz w:val="24"/>
-          <w:szCs w:val="24"/>
-        </w:rPr>
-      </w:pPr>
-      <w:r>
-        <w:rPr>
-          <w:rFonts w:ascii="Times New Roman" w:hAnsi="Times New Roman" w:cs="Times New Roman"/>
-          <w:sz w:val="24"/>
-          <w:szCs w:val="24"/>
-        </w:rPr>
-        <w:t>- Задержка атаки: 1 секунда</w:t>
-      </w:r>
-    </w:p>
-    <w:p>
-      <w:pPr>
-        <w:rPr>
-          <w:rFonts w:ascii="Times New Roman" w:hAnsi="Times New Roman" w:cs="Times New Roman"/>
-          <w:sz w:val="24"/>
-          <w:szCs w:val="24"/>
-        </w:rPr>
-      </w:pPr>
-    </w:p>
-    <w:p>
-      <w:pPr>
-        <w:rPr>
-          <w:rFonts w:ascii="Times New Roman" w:hAnsi="Times New Roman" w:cs="Times New Roman"/>
-          <w:sz w:val="24"/>
-          <w:szCs w:val="24"/>
-          <w:lang w:val="en-US"/>
-        </w:rPr>
-      </w:pPr>
-      <w:r>
-        <w:rPr>
-          <w:rFonts w:ascii="Times New Roman" w:hAnsi="Times New Roman" w:cs="Times New Roman"/>
-          <w:sz w:val="24"/>
-          <w:szCs w:val="24"/>
-        </w:rPr>
-        <w:t>Механика:</w:t>
-      </w:r>
-    </w:p>
-    <w:p>
-      <w:pPr>
-        <w:rPr>
-          <w:rFonts w:ascii="Times New Roman" w:hAnsi="Times New Roman" w:cs="Times New Roman"/>
-          <w:sz w:val="24"/>
-          <w:szCs w:val="24"/>
-        </w:rPr>
-      </w:pPr>
-      <w:r>
-        <w:rPr>
-          <w:rFonts w:ascii="Times New Roman" w:hAnsi="Times New Roman" w:cs="Times New Roman"/>
-          <w:sz w:val="24"/>
-          <w:szCs w:val="24"/>
-        </w:rPr>
-        <w:t>1. Проверка попадания по монстру при клике</w:t>
-      </w:r>
-    </w:p>
-    <w:p>
-      <w:pPr>
-        <w:rPr>
-          <w:rFonts w:ascii="Times New Roman" w:hAnsi="Times New Roman" w:cs="Times New Roman"/>
-          <w:sz w:val="24"/>
-          <w:szCs w:val="24"/>
-        </w:rPr>
-      </w:pPr>
-      <w:r>
-        <w:rPr>
-          <w:rFonts w:ascii="Times New Roman" w:hAnsi="Times New Roman" w:cs="Times New Roman"/>
-          <w:sz w:val="24"/>
-          <w:szCs w:val="24"/>
-        </w:rPr>
-        <w:t>2. Расчет расстояния до цели</w:t>
-      </w:r>
-    </w:p>
-    <w:p>
-      <w:pPr>
-        <w:rPr>
-          <w:rFonts w:ascii="Times New Roman" w:hAnsi="Times New Roman" w:cs="Times New Roman"/>
-          <w:sz w:val="24"/>
-          <w:szCs w:val="24"/>
-        </w:rPr>
-      </w:pPr>
-      <w:r>
-        <w:rPr>
-          <w:rFonts w:ascii="Times New Roman" w:hAnsi="Times New Roman" w:cs="Times New Roman"/>
-          <w:sz w:val="24"/>
-          <w:szCs w:val="24"/>
-        </w:rPr>
-        <w:t>3. Применение урона с учетом оружия (меч: множитель урона)</w:t>
-      </w:r>
-    </w:p>
-    <w:p>
-      <w:pPr>
-        <w:rPr>
-          <w:rFonts w:ascii="Times New Roman" w:hAnsi="Times New Roman" w:cs="Times New Roman"/>
-          <w:sz w:val="24"/>
-          <w:szCs w:val="24"/>
-        </w:rPr>
-      </w:pPr>
-      <w:r>
-        <w:rPr>
-          <w:rFonts w:ascii="Times New Roman" w:hAnsi="Times New Roman" w:cs="Times New Roman"/>
-          <w:sz w:val="24"/>
-          <w:szCs w:val="24"/>
-        </w:rPr>
-        <w:t>4. Воспроизведение звука удара</w:t>
-      </w:r>
-    </w:p>
-    <w:p>
-      <w:pPr>
-        <w:rPr>
-          <w:rFonts w:ascii="Times New Roman" w:hAnsi="Times New Roman" w:cs="Times New Roman"/>
-          <w:sz w:val="24"/>
-          <w:szCs w:val="24"/>
-        </w:rPr>
-      </w:pPr>
-      <w:r>
-        <w:rPr>
-          <w:rFonts w:ascii="Times New Roman" w:hAnsi="Times New Roman" w:cs="Times New Roman"/>
-          <w:sz w:val="24"/>
-          <w:szCs w:val="24"/>
-        </w:rPr>
-        <w:t>5. Удаление монстра при достижении 0 HP</w:t>
-      </w:r>
-    </w:p>
-    <w:p>
-      <w:pPr>
-        <w:rPr>
-          <w:rFonts w:ascii="Times New Roman" w:hAnsi="Times New Roman" w:cs="Times New Roman"/>
-          <w:sz w:val="24"/>
-          <w:szCs w:val="24"/>
-        </w:rPr>
-      </w:pPr>
-      <w:r>
-        <w:rPr>
-          <w:rFonts w:ascii="Times New Roman" w:hAnsi="Times New Roman" w:cs="Times New Roman"/>
-          <w:sz w:val="24"/>
-          <w:szCs w:val="24"/>
-        </w:rPr>
-        <w:t xml:space="preserve">6. </w:t>
-      </w:r>
-      <w:proofErr w:type="spellStart"/>
-      <w:r>
-        <w:rPr>
-          <w:rFonts w:ascii="Times New Roman" w:hAnsi="Times New Roman" w:cs="Times New Roman"/>
-          <w:sz w:val="24"/>
-          <w:szCs w:val="24"/>
-        </w:rPr>
-        <w:t>С</w:t>
-      </w:r>
-      <w:proofErr w:type="spellEnd"/>
-      <w:r>
-        <w:rPr>
-          <w:rFonts w:ascii="Times New Roman" w:hAnsi="Times New Roman" w:cs="Times New Roman"/>
-          <w:sz w:val="24"/>
-          <w:szCs w:val="24"/>
-        </w:rPr>
-        <w:t>пав</w:t>
-      </w:r>
-      <w:proofErr w:type="spellStart"/>
-      <w:r>
-        <w:rPr>
-          <w:rFonts w:ascii="Times New Roman" w:hAnsi="Times New Roman" w:cs="Times New Roman"/>
-          <w:sz w:val="24"/>
-          <w:szCs w:val="24"/>
-        </w:rPr>
-        <w:t>н</w:t>
-      </w:r>
-      <w:proofErr w:type="spellEnd"/>
-      <w:r>
-        <w:rPr>
-          <w:rFonts w:ascii="Times New Roman" w:hAnsi="Times New Roman" w:cs="Times New Roman"/>
-          <w:sz w:val="24"/>
-          <w:szCs w:val="24"/>
-        </w:rPr>
-        <w:t xml:space="preserve"> мобов по таймеру во время ночи и исчезновение их днём</w:t>
-      </w:r>
-    </w:p>
-    <w:p>
-      <w:pPr>
-        <w:rPr>
-          <w:rFonts w:ascii="Times New Roman" w:hAnsi="Times New Roman" w:cs="Times New Roman"/>
-          <w:sz w:val="24"/>
-          <w:szCs w:val="24"/>
-          <w:u w:val="single"/>
-        </w:rPr>
-      </w:pPr>
-    </w:p>
-    <w:p>
-      <w:pPr>
-        <w:rPr>
-          <w:rFonts w:ascii="Times New Roman" w:hAnsi="Times New Roman" w:cs="Times New Roman"/>
-          <w:sz w:val="24"/>
-          <w:szCs w:val="24"/>
-          <w:u w:val="single"/>
-        </w:rPr>
-      </w:pPr>
-      <w:r>
-        <w:rPr>
-          <w:rFonts w:ascii="Times New Roman" w:hAnsi="Times New Roman" w:cs="Times New Roman"/>
-          <w:sz w:val="24"/>
-          <w:szCs w:val="24"/>
-          <w:u w:val="single"/>
-        </w:rPr>
-        <w:t>2.2.6 Система сохранения</w:t>
-      </w:r>
-    </w:p>
-    <w:p>
-      <w:pPr>
-        <w:rPr>
-          <w:rFonts w:ascii="Times New Roman" w:hAnsi="Times New Roman" w:cs="Times New Roman"/>
-          <w:sz w:val="24"/>
-          <w:szCs w:val="24"/>
-        </w:rPr>
-      </w:pPr>
-    </w:p>
-    <w:p>
-      <w:pPr>
-        <w:rPr>
-          <w:rFonts w:ascii="Times New Roman" w:hAnsi="Times New Roman" w:cs="Times New Roman"/>
-          <w:sz w:val="24"/>
-          <w:szCs w:val="24"/>
-        </w:rPr>
-      </w:pPr>
-      <w:r>
-        <w:rPr>
-          <w:rFonts w:ascii="Times New Roman" w:hAnsi="Times New Roman" w:cs="Times New Roman"/>
-          <w:sz w:val="24"/>
-          <w:szCs w:val="24"/>
-        </w:rPr>
-        <w:t>Формат данных: JSON</w:t>
-      </w:r>
-    </w:p>
-    <w:p>
-      <w:pPr>
-        <w:rPr>
-          <w:rFonts w:ascii="Times New Roman" w:hAnsi="Times New Roman" w:cs="Times New Roman"/>
-          <w:sz w:val="24"/>
-          <w:szCs w:val="24"/>
-          <w:lang w:val="en-US"/>
-        </w:rPr>
-      </w:pPr>
-    </w:p>
-    <w:p>
-      <w:pPr>
-        <w:rPr>
-          <w:rFonts w:ascii="Times New Roman" w:hAnsi="Times New Roman" w:cs="Times New Roman"/>
-          <w:sz w:val="24"/>
-          <w:szCs w:val="24"/>
-        </w:rPr>
-      </w:pPr>
-      <w:r>
-        <w:rPr>
-          <w:rFonts w:ascii="Times New Roman" w:hAnsi="Times New Roman" w:cs="Times New Roman"/>
-          <w:sz w:val="24"/>
-          <w:szCs w:val="24"/>
-        </w:rPr>
-        <w:t>Особенности:</w:t>
-      </w:r>
-    </w:p>
-    <w:p>
-      <w:pPr>
-        <w:rPr>
-          <w:rFonts w:ascii="Times New Roman" w:hAnsi="Times New Roman" w:cs="Times New Roman"/>
-          <w:sz w:val="24"/>
-          <w:szCs w:val="24"/>
-        </w:rPr>
-      </w:pPr>
-      <w:r>
-        <w:rPr>
-          <w:rFonts w:ascii="Times New Roman" w:hAnsi="Times New Roman" w:cs="Times New Roman"/>
-          <w:sz w:val="24"/>
-          <w:szCs w:val="24"/>
-        </w:rPr>
-        <w:t>- Автосохранение при закрытии игры</w:t>
-      </w:r>
-    </w:p>
-    <w:p>
-      <w:pPr>
-        <w:rPr>
-          <w:rFonts w:ascii="Times New Roman" w:hAnsi="Times New Roman" w:cs="Times New Roman"/>
-          <w:sz w:val="24"/>
-          <w:szCs w:val="24"/>
-        </w:rPr>
-      </w:pPr>
-      <w:r>
-        <w:rPr>
-          <w:rFonts w:ascii="Times New Roman" w:hAnsi="Times New Roman" w:cs="Times New Roman"/>
-          <w:sz w:val="24"/>
-          <w:szCs w:val="24"/>
-        </w:rPr>
-        <w:t>- Загрузка при старте (если файл существует)</w:t>
-      </w:r>
-    </w:p>
-    <w:p>
-      <w:pPr>
-        <w:rPr>
-          <w:rFonts w:ascii="Times New Roman" w:hAnsi="Times New Roman" w:cs="Times New Roman"/>
-          <w:sz w:val="24"/>
-          <w:szCs w:val="24"/>
-        </w:rPr>
-      </w:pPr>
-      <w:r>
-        <w:rPr>
-          <w:rFonts w:ascii="Times New Roman" w:hAnsi="Times New Roman" w:cs="Times New Roman"/>
-          <w:sz w:val="24"/>
-          <w:szCs w:val="24"/>
-        </w:rPr>
-        <w:t>- Возврат предметов из крафта перед сохранением</w:t>
-      </w:r>
-    </w:p>
-    <w:p>
-      <w:pPr>
-        <w:rPr>
-          <w:rFonts w:ascii="Times New Roman" w:hAnsi="Times New Roman" w:cs="Times New Roman"/>
-          <w:sz w:val="24"/>
-          <w:szCs w:val="24"/>
-        </w:rPr>
-      </w:pPr>
-    </w:p>
-    <w:p>
-      <w:pPr>
-        <w:rPr>
-          <w:rFonts w:ascii="Times New Roman" w:hAnsi="Times New Roman" w:cs="Times New Roman"/>
-          <w:sz w:val="24"/>
-          <w:szCs w:val="24"/>
-          <w:u w:val="single"/>
-          <w:lang w:val="en-US"/>
-        </w:rPr>
-      </w:pPr>
-      <w:r>
-        <w:rPr>
-          <w:rFonts w:ascii="Times New Roman" w:hAnsi="Times New Roman" w:cs="Times New Roman"/>
-          <w:sz w:val="24"/>
-          <w:szCs w:val="24"/>
-          <w:u w:val="single"/>
-        </w:rPr>
-        <w:t>2.2.7 Камера</w:t>
-      </w:r>
-    </w:p>
-    <w:p>
-      <w:pPr>
-        <w:rPr>
-          <w:rFonts w:ascii="Times New Roman" w:hAnsi="Times New Roman" w:cs="Times New Roman"/>
-          <w:sz w:val="24"/>
-          <w:szCs w:val="24"/>
-          <w:lang w:val="en-US"/>
-        </w:rPr>
-      </w:pPr>
-      <w:r>
-        <w:rPr>
-          <w:rFonts w:ascii="Times New Roman" w:hAnsi="Times New Roman" w:cs="Times New Roman"/>
-          <w:sz w:val="24"/>
-          <w:szCs w:val="24"/>
-        </w:rPr>
-        <w:lastRenderedPageBreak/>
-        <w:t>Тип: Следящая камера с плавным движением</w:t>
-      </w:r>
-    </w:p>
-    <w:p>
-      <w:pPr>
-        <w:rPr>
-          <w:rFonts w:ascii="Times New Roman" w:hAnsi="Times New Roman" w:cs="Times New Roman"/>
-          <w:sz w:val="24"/>
-          <w:szCs w:val="24"/>
-        </w:rPr>
-      </w:pPr>
-      <w:r>
-        <w:rPr>
-          <w:rFonts w:ascii="Times New Roman" w:hAnsi="Times New Roman" w:cs="Times New Roman"/>
-          <w:sz w:val="24"/>
-          <w:szCs w:val="24"/>
-        </w:rPr>
-        <w:t>Ограничения: Камера не выходит за границы мира</w:t>
-      </w:r>
-    </w:p>
-    <w:p>
-      <w:pPr>
-        <w:rPr>
-          <w:rFonts w:ascii="Times New Roman" w:hAnsi="Times New Roman" w:cs="Times New Roman"/>
-          <w:sz w:val="24"/>
-          <w:szCs w:val="24"/>
-        </w:rPr>
-      </w:pPr>
-    </w:p>
-    <w:p>
-      <w:pPr>
-        <w:rPr>
-          <w:rFonts w:ascii="Times New Roman" w:hAnsi="Times New Roman" w:cs="Times New Roman"/>
-          <w:sz w:val="24"/>
-          <w:szCs w:val="24"/>
-          <w:u w:val="single"/>
-        </w:rPr>
-      </w:pPr>
-      <w:r>
-        <w:rPr>
-          <w:rFonts w:ascii="Times New Roman" w:hAnsi="Times New Roman" w:cs="Times New Roman"/>
-          <w:sz w:val="24"/>
-          <w:szCs w:val="24"/>
-          <w:u w:val="single"/>
-        </w:rPr>
-        <w:t>2.2.8 Анимации</w:t>
-      </w:r>
-    </w:p>
-    <w:p>
-      <w:pPr>
-        <w:rPr>
-          <w:rFonts w:ascii="Times New Roman" w:hAnsi="Times New Roman" w:cs="Times New Roman"/>
-          <w:sz w:val="24"/>
-          <w:szCs w:val="24"/>
-        </w:rPr>
-      </w:pPr>
-    </w:p>
-    <w:p>
-      <w:pPr>
-        <w:rPr>
-          <w:rFonts w:ascii="Times New Roman" w:hAnsi="Times New Roman" w:cs="Times New Roman"/>
-          <w:sz w:val="24"/>
-          <w:szCs w:val="24"/>
-          <w:lang w:val="en-US"/>
-        </w:rPr>
-      </w:pPr>
-      <w:r>
-        <w:rPr>
-          <w:rFonts w:ascii="Times New Roman" w:hAnsi="Times New Roman" w:cs="Times New Roman"/>
-          <w:sz w:val="24"/>
-          <w:szCs w:val="24"/>
-        </w:rPr>
-        <w:t>Игрок:</w:t>
-      </w:r>
-    </w:p>
-    <w:p>
-      <w:pPr>
-        <w:rPr>
-          <w:rFonts w:ascii="Times New Roman" w:hAnsi="Times New Roman" w:cs="Times New Roman"/>
-          <w:sz w:val="24"/>
-          <w:szCs w:val="24"/>
-        </w:rPr>
-      </w:pPr>
-      <w:r>
-        <w:rPr>
-          <w:rFonts w:ascii="Times New Roman" w:hAnsi="Times New Roman" w:cs="Times New Roman"/>
-          <w:sz w:val="24"/>
-          <w:szCs w:val="24"/>
-        </w:rPr>
-        <w:t>- 6-7 кадров анимации ходьбы</w:t>
-      </w:r>
-    </w:p>
-    <w:p>
-      <w:pPr>
-        <w:rPr>
-          <w:rFonts w:ascii="Times New Roman" w:hAnsi="Times New Roman" w:cs="Times New Roman"/>
-          <w:sz w:val="24"/>
-          <w:szCs w:val="24"/>
-        </w:rPr>
-      </w:pPr>
-      <w:r>
-        <w:rPr>
-          <w:rFonts w:ascii="Times New Roman" w:hAnsi="Times New Roman" w:cs="Times New Roman"/>
-          <w:sz w:val="24"/>
-          <w:szCs w:val="24"/>
-        </w:rPr>
-        <w:t>- Скорость смены кадров: 0.15 сек</w:t>
-      </w:r>
-    </w:p>
-    <w:p>
-      <w:pPr>
-        <w:rPr>
-          <w:rFonts w:ascii="Times New Roman" w:hAnsi="Times New Roman" w:cs="Times New Roman"/>
-          <w:sz w:val="24"/>
-          <w:szCs w:val="24"/>
-          <w:lang w:val="en-US"/>
-        </w:rPr>
-      </w:pPr>
-      <w:r>
-        <w:rPr>
-          <w:rFonts w:ascii="Times New Roman" w:hAnsi="Times New Roman" w:cs="Times New Roman"/>
-          <w:sz w:val="24"/>
-          <w:szCs w:val="24"/>
-        </w:rPr>
-        <w:t>- Отражение по горизонтали при смене направления</w:t>
-      </w:r>
-    </w:p>
-    <w:p>
-      <w:pPr>
-        <w:rPr>
-          <w:rFonts w:ascii="Times New Roman" w:hAnsi="Times New Roman" w:cs="Times New Roman"/>
-          <w:sz w:val="24"/>
-          <w:szCs w:val="24"/>
-          <w:lang w:val="en-US"/>
-        </w:rPr>
-      </w:pPr>
-      <w:r>
-        <w:rPr>
-          <w:rFonts w:ascii="Times New Roman" w:hAnsi="Times New Roman" w:cs="Times New Roman"/>
-          <w:sz w:val="24"/>
-          <w:szCs w:val="24"/>
-        </w:rPr>
-        <w:t>Монстр:</w:t>
-      </w:r>
-    </w:p>
-    <w:p>
-      <w:pPr>
-        <w:rPr>
-          <w:rFonts w:ascii="Times New Roman" w:hAnsi="Times New Roman" w:cs="Times New Roman"/>
-          <w:sz w:val="24"/>
-          <w:szCs w:val="24"/>
-        </w:rPr>
-      </w:pPr>
-      <w:r>
-        <w:rPr>
-          <w:rFonts w:ascii="Times New Roman" w:hAnsi="Times New Roman" w:cs="Times New Roman"/>
-          <w:sz w:val="24"/>
-          <w:szCs w:val="24"/>
-        </w:rPr>
-        <w:t>- 6 кадров анимации ходьбы</w:t>
-      </w:r>
-    </w:p>
-    <w:p>
-      <w:pPr>
-        <w:rPr>
-          <w:rFonts w:ascii="Times New Roman" w:hAnsi="Times New Roman" w:cs="Times New Roman"/>
-          <w:sz w:val="24"/>
-          <w:szCs w:val="24"/>
-        </w:rPr>
-      </w:pPr>
-      <w:r>
-        <w:rPr>
-          <w:rFonts w:ascii="Times New Roman" w:hAnsi="Times New Roman" w:cs="Times New Roman"/>
-          <w:sz w:val="24"/>
-          <w:szCs w:val="24"/>
-        </w:rPr>
-        <w:t>- Звук ходьбы (циклический)</w:t>
-      </w:r>
-    </w:p>
-    <w:p>
-      <w:pPr>
-        <w:rPr>
-          <w:rFonts w:ascii="Times New Roman" w:hAnsi="Times New Roman" w:cs="Times New Roman"/>
-          <w:sz w:val="24"/>
-          <w:szCs w:val="24"/>
-          <w:lang w:val="en-US"/>
-        </w:rPr>
-      </w:pPr>
-      <w:r>
-        <w:rPr>
-          <w:rFonts w:ascii="Times New Roman" w:hAnsi="Times New Roman" w:cs="Times New Roman"/>
-          <w:sz w:val="24"/>
-          <w:szCs w:val="24"/>
-        </w:rPr>
-        <w:t>- Анимация получения урона</w:t>
-      </w:r>
-    </w:p>
-    <w:p>
-      <w:pPr>
-        <w:rPr>
-          <w:rFonts w:ascii="Times New Roman" w:hAnsi="Times New Roman" w:cs="Times New Roman"/>
-          <w:sz w:val="24"/>
-          <w:szCs w:val="24"/>
-          <w:lang w:val="en-US"/>
-        </w:rPr>
-      </w:pPr>
-      <w:r>
-        <w:rPr>
-          <w:rFonts w:ascii="Times New Roman" w:hAnsi="Times New Roman" w:cs="Times New Roman"/>
-          <w:sz w:val="24"/>
-          <w:szCs w:val="24"/>
-        </w:rPr>
-        <w:t>Разрушение:</w:t>
-      </w:r>
-    </w:p>
-    <w:p>
-      <w:pPr>
-        <w:rPr>
-          <w:rFonts w:ascii="Times New Roman" w:hAnsi="Times New Roman" w:cs="Times New Roman"/>
-          <w:sz w:val="24"/>
-          <w:szCs w:val="24"/>
-        </w:rPr>
-      </w:pPr>
-      <w:r>
-        <w:rPr>
-          <w:rFonts w:ascii="Times New Roman" w:hAnsi="Times New Roman" w:cs="Times New Roman"/>
-          <w:sz w:val="24"/>
-          <w:szCs w:val="24"/>
-        </w:rPr>
-        <w:t>- 9 кадров трещины</w:t>
-      </w:r>
-    </w:p>
-    <w:p>
-      <w:pPr>
-        <w:rPr>
-          <w:rFonts w:ascii="Times New Roman" w:hAnsi="Times New Roman" w:cs="Times New Roman"/>
-          <w:sz w:val="24"/>
-          <w:szCs w:val="24"/>
-        </w:rPr>
-      </w:pPr>
-      <w:r>
-        <w:rPr>
-          <w:rFonts w:ascii="Times New Roman" w:hAnsi="Times New Roman" w:cs="Times New Roman"/>
-          <w:sz w:val="24"/>
-          <w:szCs w:val="24"/>
-        </w:rPr>
-        <w:t>- Скорость анимации привязана ко времени разрушения</w:t>
-      </w:r>
-    </w:p>
-    <w:p>
-      <w:pPr>
-        <w:rPr>
-          <w:rFonts w:ascii="Times New Roman" w:hAnsi="Times New Roman" w:cs="Times New Roman"/>
-          <w:sz w:val="24"/>
-          <w:szCs w:val="24"/>
-          <w:u w:val="single"/>
-        </w:rPr>
-      </w:pPr>
-    </w:p>
-    <w:p>
-      <w:pPr>
-        <w:rPr>
-          <w:rFonts w:ascii="Times New Roman" w:hAnsi="Times New Roman" w:cs="Times New Roman"/>
-          <w:sz w:val="24"/>
-          <w:szCs w:val="24"/>
-          <w:u w:val="single"/>
-        </w:rPr>
-      </w:pPr>
-      <w:r>
-        <w:rPr>
-          <w:rFonts w:ascii="Times New Roman" w:hAnsi="Times New Roman" w:cs="Times New Roman"/>
-          <w:sz w:val="24"/>
-          <w:szCs w:val="24"/>
-          <w:u w:val="single"/>
-        </w:rPr>
-        <w:t>2.2.9 Звуковая система</w:t>
-      </w:r>
-    </w:p>
-    <w:p>
-      <w:pPr>
-        <w:rPr>
-          <w:rFonts w:ascii="Times New Roman" w:hAnsi="Times New Roman" w:cs="Times New Roman"/>
-          <w:sz w:val="24"/>
-          <w:szCs w:val="24"/>
-        </w:rPr>
-      </w:pPr>
-    </w:p>
-    <w:p>
-      <w:pPr>
-        <w:rPr>
-          <w:rFonts w:ascii="Times New Roman" w:hAnsi="Times New Roman" w:cs="Times New Roman"/>
-          <w:sz w:val="24"/>
-          <w:szCs w:val="24"/>
-          <w:lang w:val="en-US"/>
-        </w:rPr>
-      </w:pPr>
-      <w:r>
-        <w:rPr>
-          <w:rFonts w:ascii="Times New Roman" w:hAnsi="Times New Roman" w:cs="Times New Roman"/>
-          <w:sz w:val="24"/>
-          <w:szCs w:val="24"/>
-        </w:rPr>
-        <w:t>Категории звуков:</w:t>
-      </w:r>
-    </w:p>
-    <w:p>
-      <w:pPr>
-        <w:rPr>
-          <w:rFonts w:ascii="Times New Roman" w:hAnsi="Times New Roman" w:cs="Times New Roman"/>
-          <w:sz w:val="24"/>
-          <w:szCs w:val="24"/>
-        </w:rPr>
-      </w:pPr>
-      <w:r>
-        <w:rPr>
-          <w:rFonts w:ascii="Times New Roman" w:hAnsi="Times New Roman" w:cs="Times New Roman"/>
-          <w:sz w:val="24"/>
-          <w:szCs w:val="24"/>
-        </w:rPr>
-        <w:t>- Фоновая музыка (циклическая)</w:t>
-      </w:r>
-    </w:p>
-    <w:p>
-      <w:pPr>
-        <w:rPr>
-          <w:rFonts w:ascii="Times New Roman" w:hAnsi="Times New Roman" w:cs="Times New Roman"/>
-          <w:sz w:val="24"/>
-          <w:szCs w:val="24"/>
-        </w:rPr>
-      </w:pPr>
-      <w:r>
-        <w:rPr>
-          <w:rFonts w:ascii="Times New Roman" w:hAnsi="Times New Roman" w:cs="Times New Roman"/>
-          <w:sz w:val="24"/>
-          <w:szCs w:val="24"/>
-        </w:rPr>
-        <w:t>- Звуки ходьбы (игрок, монстры)</w:t>
-      </w:r>
-    </w:p>
-    <w:p>
-      <w:pPr>
-        <w:rPr>
-          <w:rFonts w:ascii="Times New Roman" w:hAnsi="Times New Roman" w:cs="Times New Roman"/>
-          <w:sz w:val="24"/>
-          <w:szCs w:val="24"/>
-        </w:rPr>
-      </w:pPr>
-      <w:r>
-        <w:rPr>
-          <w:rFonts w:ascii="Times New Roman" w:hAnsi="Times New Roman" w:cs="Times New Roman"/>
-          <w:sz w:val="24"/>
-          <w:szCs w:val="24"/>
-        </w:rPr>
-        <w:t>- Звуки разрушения (трава, дерево, камень)</w:t>
-      </w:r>
-    </w:p>
-    <w:p>
-      <w:pPr>
-        <w:rPr>
-          <w:rFonts w:ascii="Times New Roman" w:hAnsi="Times New Roman" w:cs="Times New Roman"/>
-          <w:sz w:val="24"/>
-          <w:szCs w:val="24"/>
-        </w:rPr>
-      </w:pPr>
-      <w:r>
-        <w:rPr>
-          <w:rFonts w:ascii="Times New Roman" w:hAnsi="Times New Roman" w:cs="Times New Roman"/>
-          <w:sz w:val="24"/>
-          <w:szCs w:val="24"/>
-        </w:rPr>
-        <w:t>- Звуки ударов</w:t>
-      </w:r>
-    </w:p>
-    <w:p>
-      <w:pPr>
-        <w:rPr>
-          <w:rFonts w:ascii="Times New Roman" w:hAnsi="Times New Roman" w:cs="Times New Roman"/>
-          <w:sz w:val="24"/>
-          <w:szCs w:val="24"/>
-        </w:rPr>
-      </w:pPr>
-      <w:r>
-        <w:rPr>
-          <w:rFonts w:ascii="Times New Roman" w:hAnsi="Times New Roman" w:cs="Times New Roman"/>
-          <w:sz w:val="24"/>
-          <w:szCs w:val="24"/>
-        </w:rPr>
-        <w:t>- Звук крафта</w:t>
-      </w:r>
-    </w:p>
-    <w:p>
-      <w:pPr>
-        <w:rPr>
-          <w:rFonts w:ascii="Times New Roman" w:hAnsi="Times New Roman" w:cs="Times New Roman"/>
-          <w:sz w:val="24"/>
-          <w:szCs w:val="24"/>
-        </w:rPr>
-      </w:pPr>
-    </w:p>
-    <w:p>
-      <w:pPr>
-        <w:rPr>
-          <w:rFonts w:ascii="Times New Roman" w:hAnsi="Times New Roman" w:cs="Times New Roman"/>
-          <w:sz w:val="24"/>
-          <w:szCs w:val="24"/>
-          <w:lang w:val="en-US"/>
-        </w:rPr>
-      </w:pPr>
-      <w:r>
-        <w:rPr>
-          <w:rFonts w:ascii="Times New Roman" w:hAnsi="Times New Roman" w:cs="Times New Roman"/>
-          <w:sz w:val="24"/>
-          <w:szCs w:val="24"/>
-        </w:rPr>
-        <w:t>Управление:</w:t>
-      </w:r>
-    </w:p>
-    <w:p>
-      <w:pPr>
-        <w:rPr>
-          <w:rFonts w:ascii="Times New Roman" w:hAnsi="Times New Roman" w:cs="Times New Roman"/>
-          <w:sz w:val="24"/>
-          <w:szCs w:val="24"/>
-        </w:rPr>
-      </w:pPr>
-      <w:r>
-        <w:rPr>
-          <w:rFonts w:ascii="Times New Roman" w:hAnsi="Times New Roman" w:cs="Times New Roman"/>
-          <w:sz w:val="24"/>
-          <w:szCs w:val="24"/>
-        </w:rPr>
-        <w:t xml:space="preserve">- Громкость регулируется через параметр </w:t>
-      </w:r>
-      <w:proofErr w:type="spellStart"/>
-      <w:r>
-        <w:rPr>
-          <w:rFonts w:ascii="Times New Roman" w:hAnsi="Times New Roman" w:cs="Times New Roman"/>
-          <w:sz w:val="24"/>
-          <w:szCs w:val="24"/>
-        </w:rPr>
-        <w:t>volume</w:t>
-      </w:r>
-      <w:proofErr w:type="spellEnd"/>
-    </w:p>
-    <w:p>
-      <w:pPr>
-        <w:rPr>
-          <w:rFonts w:ascii="Times New Roman" w:hAnsi="Times New Roman" w:cs="Times New Roman"/>
-          <w:sz w:val="24"/>
-          <w:szCs w:val="24"/>
-        </w:rPr>
-      </w:pPr>
-      <w:r>
-        <w:rPr>
-          <w:rFonts w:ascii="Times New Roman" w:hAnsi="Times New Roman" w:cs="Times New Roman"/>
-          <w:sz w:val="24"/>
-          <w:szCs w:val="24"/>
-        </w:rPr>
-        <w:t>- Автоматическая остановка при закрытии игры</w:t>
-      </w:r>
-    </w:p>
-    <w:p>
-      <w:pPr>
-        <w:rPr>
-          <w:rFonts w:ascii="Times New Roman" w:hAnsi="Times New Roman" w:cs="Times New Roman"/>
-          <w:sz w:val="24"/>
-          <w:szCs w:val="24"/>
-        </w:rPr>
-      </w:pPr>
-      <w:r>
-        <w:rPr>
-          <w:rFonts w:ascii="Times New Roman" w:hAnsi="Times New Roman" w:cs="Times New Roman"/>
-          <w:sz w:val="24"/>
-          <w:szCs w:val="24"/>
-        </w:rPr>
-        <w:t>- Приоритетное воспроизведение</w:t>
-      </w:r>
-    </w:p>
-    <w:p>
-      <w:pPr>
-        <w:rPr>
-          <w:rFonts w:ascii="Times New Roman" w:hAnsi="Times New Roman" w:cs="Times New Roman"/>
-          <w:sz w:val="24"/>
-          <w:szCs w:val="24"/>
-        </w:rPr>
-      </w:pPr>
-    </w:p>
-    <w:p>
-      <w:pPr>
-        <w:rPr>
-          <w:rFonts w:ascii="Times New Roman" w:hAnsi="Times New Roman" w:cs="Times New Roman"/>
-          <w:sz w:val="24"/>
-          <w:szCs w:val="24"/>
-          <w:u w:val="single"/>
-        </w:rPr>
-      </w:pPr>
-      <w:r>
-        <w:rPr>
-          <w:rFonts w:ascii="Times New Roman" w:hAnsi="Times New Roman" w:cs="Times New Roman"/>
-          <w:sz w:val="24"/>
-          <w:szCs w:val="24"/>
-          <w:u w:val="single"/>
-        </w:rPr>
-        <w:t>2.3 Пользовательский интерфейс</w:t>
-      </w:r>
-    </w:p>
-    <w:p>
-      <w:pPr>
-        <w:rPr>
-          <w:rFonts w:ascii="Times New Roman" w:hAnsi="Times New Roman" w:cs="Times New Roman"/>
-          <w:sz w:val="24"/>
-          <w:szCs w:val="24"/>
-        </w:rPr>
-      </w:pPr>
-    </w:p>
-    <w:p>
-      <w:pPr>
-        <w:rPr>
-          <w:rFonts w:ascii="Times New Roman" w:hAnsi="Times New Roman" w:cs="Times New Roman"/>
-          <w:sz w:val="24"/>
-          <w:szCs w:val="24"/>
-          <w:u w:val="single"/>
-        </w:rPr>
-      </w:pPr>
-      <w:r>
-        <w:rPr>
-          <w:rFonts w:ascii="Times New Roman" w:hAnsi="Times New Roman" w:cs="Times New Roman"/>
-          <w:sz w:val="24"/>
-          <w:szCs w:val="24"/>
-          <w:u w:val="single"/>
-        </w:rPr>
-        <w:t>2.3.1 Игровой интерфейс</w:t>
-      </w:r>
-    </w:p>
-    <w:p>
-      <w:pPr>
-        <w:rPr>
-          <w:rFonts w:ascii="Times New Roman" w:hAnsi="Times New Roman" w:cs="Times New Roman"/>
-          <w:sz w:val="24"/>
-          <w:szCs w:val="24"/>
-        </w:rPr>
-      </w:pPr>
-      <w:r>
-        <w:rPr>
-          <w:rFonts w:ascii="Times New Roman" w:hAnsi="Times New Roman" w:cs="Times New Roman"/>
-          <w:sz w:val="24"/>
-          <w:szCs w:val="24"/>
-        </w:rPr>
-        <w:lastRenderedPageBreak/>
-        <w:t>- Горячая панель: 10 слотов в нижней части экрана</w:t>
-      </w:r>
-    </w:p>
-    <w:p>
-      <w:pPr>
-        <w:rPr>
-          <w:rFonts w:ascii="Times New Roman" w:hAnsi="Times New Roman" w:cs="Times New Roman"/>
-          <w:sz w:val="24"/>
-          <w:szCs w:val="24"/>
-        </w:rPr>
-      </w:pPr>
-      <w:r>
-        <w:rPr>
-          <w:rFonts w:ascii="Times New Roman" w:hAnsi="Times New Roman" w:cs="Times New Roman"/>
-          <w:sz w:val="24"/>
-          <w:szCs w:val="24"/>
-        </w:rPr>
-        <w:t>- Индикатор здоровья: горизонтальная полоса (200x20)</w:t>
-      </w:r>
-    </w:p>
-    <w:p>
-      <w:pPr>
-        <w:rPr>
-          <w:rFonts w:ascii="Times New Roman" w:hAnsi="Times New Roman" w:cs="Times New Roman"/>
-          <w:sz w:val="24"/>
-          <w:szCs w:val="24"/>
-        </w:rPr>
-      </w:pPr>
-      <w:r>
-        <w:rPr>
-          <w:rFonts w:ascii="Times New Roman" w:hAnsi="Times New Roman" w:cs="Times New Roman"/>
-          <w:sz w:val="24"/>
-          <w:szCs w:val="24"/>
-        </w:rPr>
-        <w:t>- Подсказки: контекстные сообщения (крафт, управление)</w:t>
-      </w:r>
-    </w:p>
-    <w:p>
-      <w:pPr>
-        <w:rPr>
-          <w:rFonts w:ascii="Times New Roman" w:hAnsi="Times New Roman" w:cs="Times New Roman"/>
-          <w:sz w:val="24"/>
-          <w:szCs w:val="24"/>
-        </w:rPr>
-      </w:pPr>
-    </w:p>
-    <w:p>
-      <w:pPr>
-        <w:rPr>
-          <w:rFonts w:ascii="Times New Roman" w:hAnsi="Times New Roman" w:cs="Times New Roman"/>
-          <w:sz w:val="24"/>
-          <w:szCs w:val="24"/>
-          <w:u w:val="single"/>
-        </w:rPr>
-      </w:pPr>
-      <w:r>
-        <w:rPr>
-          <w:rFonts w:ascii="Times New Roman" w:hAnsi="Times New Roman" w:cs="Times New Roman"/>
-          <w:sz w:val="24"/>
-          <w:szCs w:val="24"/>
-          <w:u w:val="single"/>
-        </w:rPr>
-        <w:t>2.3.2 Окно крафта</w:t>
-      </w:r>
-    </w:p>
-    <w:p>
-      <w:pPr>
-        <w:rPr>
-          <w:rFonts w:ascii="Times New Roman" w:hAnsi="Times New Roman" w:cs="Times New Roman"/>
-          <w:sz w:val="24"/>
-          <w:szCs w:val="24"/>
-        </w:rPr>
-      </w:pPr>
-      <w:r>
-        <w:rPr>
-          <w:rFonts w:ascii="Times New Roman" w:hAnsi="Times New Roman" w:cs="Times New Roman"/>
-          <w:sz w:val="24"/>
-          <w:szCs w:val="24"/>
-        </w:rPr>
-        <w:t>- Центрированное модальное окно</w:t>
-      </w:r>
-    </w:p>
-    <w:p>
-      <w:pPr>
-        <w:rPr>
-          <w:rFonts w:ascii="Times New Roman" w:hAnsi="Times New Roman" w:cs="Times New Roman"/>
-          <w:sz w:val="24"/>
-          <w:szCs w:val="24"/>
-        </w:rPr>
-      </w:pPr>
-      <w:r>
-        <w:rPr>
-          <w:rFonts w:ascii="Times New Roman" w:hAnsi="Times New Roman" w:cs="Times New Roman"/>
-          <w:sz w:val="24"/>
-          <w:szCs w:val="24"/>
-        </w:rPr>
-        <w:t>- Сетка 3x3 с визуальным разделением</w:t>
-      </w:r>
-    </w:p>
-    <w:p>
-      <w:pPr>
-        <w:rPr>
-          <w:rFonts w:ascii="Times New Roman" w:hAnsi="Times New Roman" w:cs="Times New Roman"/>
-          <w:sz w:val="24"/>
-          <w:szCs w:val="24"/>
-        </w:rPr>
-      </w:pPr>
-      <w:r>
-        <w:rPr>
-          <w:rFonts w:ascii="Times New Roman" w:hAnsi="Times New Roman" w:cs="Times New Roman"/>
-          <w:sz w:val="24"/>
-          <w:szCs w:val="24"/>
-        </w:rPr>
-        <w:t>- Слот результата с анимацией стрелки</w:t>
-      </w:r>
-    </w:p>
-    <w:p>
-      <w:pPr>
-        <w:rPr>
-          <w:rFonts w:ascii="Times New Roman" w:hAnsi="Times New Roman" w:cs="Times New Roman"/>
-          <w:sz w:val="24"/>
-          <w:szCs w:val="24"/>
-        </w:rPr>
-      </w:pPr>
-      <w:r>
-        <w:rPr>
-          <w:rFonts w:ascii="Times New Roman" w:hAnsi="Times New Roman" w:cs="Times New Roman"/>
-          <w:sz w:val="24"/>
-          <w:szCs w:val="24"/>
-        </w:rPr>
-        <w:t>- Кнопка закрытия (E)</w:t>
-      </w:r>
-    </w:p>
-    <w:p>
-      <w:pPr>
-        <w:rPr>
-          <w:rFonts w:ascii="Times New Roman" w:hAnsi="Times New Roman" w:cs="Times New Roman"/>
-          <w:sz w:val="24"/>
-          <w:szCs w:val="24"/>
-          <w:u w:val="single"/>
-        </w:rPr>
-      </w:pPr>
-    </w:p>
-    <w:p>
-      <w:pPr>
-        <w:rPr>
-          <w:rFonts w:ascii="Times New Roman" w:hAnsi="Times New Roman" w:cs="Times New Roman"/>
-          <w:sz w:val="24"/>
-          <w:szCs w:val="24"/>
-          <w:u w:val="single"/>
-        </w:rPr>
-      </w:pPr>
-      <w:r>
-        <w:rPr>
-          <w:rFonts w:ascii="Times New Roman" w:hAnsi="Times New Roman" w:cs="Times New Roman"/>
-          <w:sz w:val="24"/>
-          <w:szCs w:val="24"/>
-          <w:u w:val="single"/>
-        </w:rPr>
-        <w:t>2.3.3 Меню</w:t>
-      </w:r>
-    </w:p>
-    <w:p>
-      <w:pPr>
-        <w:rPr>
-          <w:rFonts w:ascii="Times New Roman" w:hAnsi="Times New Roman" w:cs="Times New Roman"/>
-          <w:sz w:val="24"/>
-          <w:szCs w:val="24"/>
-        </w:rPr>
-      </w:pPr>
-      <w:r>
-        <w:rPr>
-          <w:rFonts w:ascii="Times New Roman" w:hAnsi="Times New Roman" w:cs="Times New Roman"/>
-          <w:sz w:val="24"/>
-          <w:szCs w:val="24"/>
-        </w:rPr>
-        <w:t>- Главное меню: выбор скина, громкости, запуск</w:t>
-      </w:r>
-    </w:p>
-    <w:p>
-      <w:pPr>
-        <w:rPr>
-          <w:rFonts w:ascii="Times New Roman" w:hAnsi="Times New Roman" w:cs="Times New Roman"/>
-          <w:sz w:val="24"/>
-          <w:szCs w:val="24"/>
-        </w:rPr>
-      </w:pPr>
-      <w:r>
-        <w:rPr>
-          <w:rFonts w:ascii="Times New Roman" w:hAnsi="Times New Roman" w:cs="Times New Roman"/>
-          <w:sz w:val="24"/>
-          <w:szCs w:val="24"/>
-        </w:rPr>
-        <w:t>- Экран паузы:</w:t>
-      </w:r>
-      <w:r>
-        <w:rPr>
-          <w:rFonts w:ascii="Times New Roman" w:hAnsi="Times New Roman" w:cs="Times New Roman"/>
-          <w:sz w:val="24"/>
-          <w:szCs w:val="24"/>
-        </w:rPr>
-        <w:t xml:space="preserve"> </w:t>
-      </w:r>
-      <w:r>
-        <w:rPr>
-          <w:rFonts w:ascii="Times New Roman" w:hAnsi="Times New Roman" w:cs="Times New Roman"/>
-          <w:sz w:val="24"/>
-          <w:szCs w:val="24"/>
-        </w:rPr>
-        <w:t>продолжение, сохранение, выход</w:t>
-      </w:r>
-    </w:p>
-    <w:p>
-      <w:pPr>
-        <w:rPr>
-          <w:rFonts w:ascii="Times New Roman" w:hAnsi="Times New Roman" w:cs="Times New Roman"/>
-          <w:sz w:val="24"/>
-          <w:szCs w:val="24"/>
-        </w:rPr>
-      </w:pPr>
-      <w:r>
-        <w:rPr>
-          <w:rFonts w:ascii="Times New Roman" w:hAnsi="Times New Roman" w:cs="Times New Roman"/>
-          <w:sz w:val="24"/>
-          <w:szCs w:val="24"/>
-        </w:rPr>
-        <w:t xml:space="preserve">- Экран смерти: кнопка </w:t>
-      </w:r>
-      <w:proofErr w:type="spellStart"/>
-      <w:r>
-        <w:rPr>
-          <w:rFonts w:ascii="Times New Roman" w:hAnsi="Times New Roman" w:cs="Times New Roman"/>
-          <w:sz w:val="24"/>
-          <w:szCs w:val="24"/>
-        </w:rPr>
-        <w:t>респавна</w:t>
-      </w:r>
-      <w:proofErr w:type="spellEnd"/>
-    </w:p>
-    <w:p>
-      <w:pPr>
-        <w:rPr>
-          <w:rFonts w:ascii="Times New Roman" w:hAnsi="Times New Roman" w:cs="Times New Roman"/>
-          <w:sz w:val="24"/>
-          <w:szCs w:val="24"/>
-        </w:rPr>
-      </w:pPr>
-    </w:p>
-    <w:p>
-      <w:pPr>
-        <w:rPr>
-          <w:rFonts w:ascii="Times New Roman" w:hAnsi="Times New Roman" w:cs="Times New Roman"/>
-          <w:sz w:val="24"/>
-          <w:szCs w:val="24"/>
-          <w:u w:val="single"/>
-        </w:rPr>
-      </w:pPr>
-      <w:r>
-        <w:rPr>
-          <w:rFonts w:ascii="Times New Roman" w:hAnsi="Times New Roman" w:cs="Times New Roman"/>
-          <w:sz w:val="24"/>
-          <w:szCs w:val="24"/>
-          <w:u w:val="single"/>
-        </w:rPr>
-        <w:t>2.4 Технические характеристики</w:t>
-      </w:r>
-    </w:p>
-    <w:p>
-      <w:pPr>
-        <w:rPr>
-          <w:rFonts w:ascii="Times New Roman" w:hAnsi="Times New Roman" w:cs="Times New Roman"/>
-          <w:sz w:val="24"/>
-          <w:szCs w:val="24"/>
-        </w:rPr>
-      </w:pPr>
-    </w:p>
-    <w:p>
-      <w:pPr>
-        <w:rPr>
-          <w:rFonts w:ascii="Times New Roman" w:hAnsi="Times New Roman" w:cs="Times New Roman"/>
-          <w:sz w:val="24"/>
-          <w:szCs w:val="24"/>
-        </w:rPr>
-      </w:pPr>
-      <w:r>
-        <w:rPr>
-          <w:rFonts w:ascii="Times New Roman" w:hAnsi="Times New Roman" w:cs="Times New Roman"/>
-          <w:sz w:val="24"/>
-          <w:szCs w:val="24"/>
-        </w:rPr>
-        <w:t>Требования к системе:</w:t>
-      </w:r>
-    </w:p>
-    <w:p>
-      <w:pPr>
-        <w:rPr>
-          <w:rFonts w:ascii="Times New Roman" w:hAnsi="Times New Roman" w:cs="Times New Roman"/>
-          <w:sz w:val="24"/>
-          <w:szCs w:val="24"/>
-        </w:rPr>
-      </w:pPr>
-      <w:r>
-        <w:rPr>
-          <w:rFonts w:ascii="Times New Roman" w:hAnsi="Times New Roman" w:cs="Times New Roman"/>
-          <w:sz w:val="24"/>
-          <w:szCs w:val="24"/>
-        </w:rPr>
-        <w:t>- Python 3.8+</w:t>
-      </w:r>
-    </w:p>
-    <w:p>
-      <w:pPr>
-        <w:rPr>
-          <w:rFonts w:ascii="Times New Roman" w:hAnsi="Times New Roman" w:cs="Times New Roman"/>
-          <w:sz w:val="24"/>
-          <w:szCs w:val="24"/>
-        </w:rPr>
-      </w:pPr>
-      <w:r>
-        <w:rPr>
-          <w:rFonts w:ascii="Times New Roman" w:hAnsi="Times New Roman" w:cs="Times New Roman"/>
-          <w:sz w:val="24"/>
-          <w:szCs w:val="24"/>
-        </w:rPr>
-        <w:t xml:space="preserve">- Библиотека </w:t>
-      </w:r>
-      <w:proofErr w:type="spellStart"/>
-      <w:r>
-        <w:rPr>
-          <w:rFonts w:ascii="Times New Roman" w:hAnsi="Times New Roman" w:cs="Times New Roman"/>
-          <w:sz w:val="24"/>
-          <w:szCs w:val="24"/>
-        </w:rPr>
-        <w:t>Arcade</w:t>
-      </w:r>
-      <w:proofErr w:type="spellEnd"/>
-      <w:r>
-        <w:rPr>
-          <w:rFonts w:ascii="Times New Roman" w:hAnsi="Times New Roman" w:cs="Times New Roman"/>
-          <w:sz w:val="24"/>
-          <w:szCs w:val="24"/>
-        </w:rPr>
-        <w:t xml:space="preserve"> 2.6+</w:t>
-      </w:r>
-    </w:p>
-    <w:p>
-      <w:pPr>
-        <w:rPr>
-          <w:rFonts w:ascii="Times New Roman" w:hAnsi="Times New Roman" w:cs="Times New Roman"/>
-          <w:sz w:val="24"/>
-          <w:szCs w:val="24"/>
-        </w:rPr>
-      </w:pPr>
-      <w:r>
-        <w:rPr>
-          <w:rFonts w:ascii="Times New Roman" w:hAnsi="Times New Roman" w:cs="Times New Roman"/>
-          <w:sz w:val="24"/>
-          <w:szCs w:val="24"/>
-        </w:rPr>
-        <w:t>- Разрешение экрана: 600x600</w:t>
-      </w:r>
-    </w:p>
-    <w:p>
-      <w:pPr>
-        <w:rPr>
-          <w:rFonts w:ascii="Times New Roman" w:hAnsi="Times New Roman" w:cs="Times New Roman"/>
-          <w:sz w:val="24"/>
-          <w:szCs w:val="24"/>
-        </w:rPr>
-      </w:pPr>
-    </w:p>
-    <w:p>
-      <w:pPr>
-        <w:rPr>
-          <w:rFonts w:ascii="Times New Roman" w:hAnsi="Times New Roman" w:cs="Times New Roman"/>
-          <w:sz w:val="24"/>
-          <w:szCs w:val="24"/>
-          <w:lang w:val="en-US"/>
-        </w:rPr>
-      </w:pPr>
-      <w:r>
-        <w:rPr>
-          <w:rFonts w:ascii="Times New Roman" w:hAnsi="Times New Roman" w:cs="Times New Roman"/>
-          <w:sz w:val="24"/>
-          <w:szCs w:val="24"/>
-        </w:rPr>
-        <w:t>Используемые технологии:</w:t>
-      </w:r>
-    </w:p>
-    <w:p>
-      <w:pPr>
-        <w:rPr>
-          <w:rFonts w:ascii="Times New Roman" w:hAnsi="Times New Roman" w:cs="Times New Roman"/>
-          <w:sz w:val="24"/>
-          <w:szCs w:val="24"/>
-          <w:lang w:val="en-US"/>
-        </w:rPr>
-      </w:pPr>
-      <w:r>
-        <w:rPr>
-          <w:rFonts w:ascii="Times New Roman" w:hAnsi="Times New Roman" w:cs="Times New Roman"/>
-          <w:sz w:val="24"/>
-          <w:szCs w:val="24"/>
-          <w:lang w:val="en-US"/>
-        </w:rPr>
-        <w:t xml:space="preserve">- </w:t>
-      </w:r>
-      <w:r>
-        <w:rPr>
-          <w:rFonts w:ascii="Times New Roman" w:hAnsi="Times New Roman" w:cs="Times New Roman"/>
-          <w:sz w:val="24"/>
-          <w:szCs w:val="24"/>
-        </w:rPr>
-        <w:t>Графика</w:t>
-      </w:r>
-      <w:r>
-        <w:rPr>
-          <w:rFonts w:ascii="Times New Roman" w:hAnsi="Times New Roman" w:cs="Times New Roman"/>
-          <w:sz w:val="24"/>
-          <w:szCs w:val="24"/>
-          <w:lang w:val="en-US"/>
-        </w:rPr>
-        <w:t>: Arcade Sprite, Texture</w:t>
-      </w:r>
-    </w:p>
-    <w:p>
-      <w:pPr>
-        <w:rPr>
-          <w:rFonts w:ascii="Times New Roman" w:hAnsi="Times New Roman" w:cs="Times New Roman"/>
-          <w:sz w:val="24"/>
-          <w:szCs w:val="24"/>
-          <w:lang w:val="en-US"/>
-        </w:rPr>
-      </w:pPr>
-      <w:r>
-        <w:rPr>
-          <w:rFonts w:ascii="Times New Roman" w:hAnsi="Times New Roman" w:cs="Times New Roman"/>
-          <w:sz w:val="24"/>
-          <w:szCs w:val="24"/>
-          <w:lang w:val="en-US"/>
-        </w:rPr>
-        <w:t xml:space="preserve">- </w:t>
-      </w:r>
-      <w:r>
-        <w:rPr>
-          <w:rFonts w:ascii="Times New Roman" w:hAnsi="Times New Roman" w:cs="Times New Roman"/>
-          <w:sz w:val="24"/>
-          <w:szCs w:val="24"/>
-        </w:rPr>
-        <w:t>Физика</w:t>
-      </w:r>
-      <w:r>
-        <w:rPr>
-          <w:rFonts w:ascii="Times New Roman" w:hAnsi="Times New Roman" w:cs="Times New Roman"/>
-          <w:sz w:val="24"/>
-          <w:szCs w:val="24"/>
-          <w:lang w:val="en-US"/>
-        </w:rPr>
-        <w:t xml:space="preserve">: </w:t>
-      </w:r>
-      <w:proofErr w:type="spellStart"/>
-      <w:r>
-        <w:rPr>
-          <w:rFonts w:ascii="Times New Roman" w:hAnsi="Times New Roman" w:cs="Times New Roman"/>
-          <w:sz w:val="24"/>
-          <w:szCs w:val="24"/>
-          <w:lang w:val="en-US"/>
-        </w:rPr>
-        <w:t>PhysicsEnginePlatformer</w:t>
-      </w:r>
-      <w:proofErr w:type="spellEnd"/>
-    </w:p>
-    <w:p>
-      <w:pPr>
-        <w:rPr>
-          <w:rFonts w:ascii="Times New Roman" w:hAnsi="Times New Roman" w:cs="Times New Roman"/>
-          <w:sz w:val="24"/>
-          <w:szCs w:val="24"/>
-        </w:rPr>
-      </w:pPr>
-      <w:r>
-        <w:rPr>
-          <w:rFonts w:ascii="Times New Roman" w:hAnsi="Times New Roman" w:cs="Times New Roman"/>
-          <w:sz w:val="24"/>
-          <w:szCs w:val="24"/>
-        </w:rPr>
-        <w:t>- Ввод: обработка клавиатуры и мыши</w:t>
-      </w:r>
-    </w:p>
-    <w:p>
-      <w:pPr>
-        <w:rPr>
-          <w:rFonts w:ascii="Times New Roman" w:hAnsi="Times New Roman" w:cs="Times New Roman"/>
-          <w:sz w:val="24"/>
-          <w:szCs w:val="24"/>
-        </w:rPr>
-      </w:pPr>
-      <w:r>
-        <w:rPr>
-          <w:rFonts w:ascii="Times New Roman" w:hAnsi="Times New Roman" w:cs="Times New Roman"/>
-          <w:sz w:val="24"/>
-          <w:szCs w:val="24"/>
-        </w:rPr>
-        <w:t>- Хранение: JSON</w:t>
-      </w:r>
-    </w:p>
-    <w:p>
-      <w:pPr>
-        <w:rPr>
-          <w:rFonts w:ascii="Times New Roman" w:hAnsi="Times New Roman" w:cs="Times New Roman"/>
-          <w:sz w:val="24"/>
-          <w:szCs w:val="24"/>
-          <w:lang w:val="en-US"/>
-        </w:rPr>
-      </w:pPr>
-    </w:p>
-    <w:p>
-      <w:pPr>
-        <w:rPr>
-          <w:rFonts w:ascii="Times New Roman" w:hAnsi="Times New Roman" w:cs="Times New Roman"/>
-          <w:sz w:val="24"/>
-          <w:szCs w:val="24"/>
-          <w:lang w:val="en-US"/>
-        </w:rPr>
-      </w:pPr>
-      <w:r>
-        <w:rPr>
-          <w:rFonts w:ascii="Times New Roman" w:hAnsi="Times New Roman" w:cs="Times New Roman"/>
-          <w:sz w:val="24"/>
-          <w:szCs w:val="24"/>
-        </w:rPr>
-        <w:t>Оптимизация:</w:t>
-      </w:r>
-    </w:p>
-    <w:p>
-      <w:pPr>
-        <w:rPr>
-          <w:rFonts w:ascii="Times New Roman" w:hAnsi="Times New Roman" w:cs="Times New Roman"/>
-          <w:sz w:val="24"/>
-          <w:szCs w:val="24"/>
-        </w:rPr>
-      </w:pPr>
-      <w:r>
-        <w:rPr>
-          <w:rFonts w:ascii="Times New Roman" w:hAnsi="Times New Roman" w:cs="Times New Roman"/>
-          <w:sz w:val="24"/>
-          <w:szCs w:val="24"/>
-        </w:rPr>
-        <w:t>- Единый список всех блоков (`</w:t>
-      </w:r>
-      <w:proofErr w:type="spellStart"/>
-      <w:r>
-        <w:rPr>
-          <w:rFonts w:ascii="Times New Roman" w:hAnsi="Times New Roman" w:cs="Times New Roman"/>
-          <w:sz w:val="24"/>
-          <w:szCs w:val="24"/>
-        </w:rPr>
-        <w:t>all_blocks</w:t>
-      </w:r>
-      <w:proofErr w:type="spellEnd"/>
-      <w:r>
-        <w:rPr>
-          <w:rFonts w:ascii="Times New Roman" w:hAnsi="Times New Roman" w:cs="Times New Roman"/>
-          <w:sz w:val="24"/>
-          <w:szCs w:val="24"/>
-        </w:rPr>
         <w:t>`) для быстрого поиска</w:t>
       </w:r>
     </w:p>
@@ -4121,6 +5166,15 @@
         </w:rPr>
         <w:t>- Удаление дальних объектов (&gt;1000 пикселей)</w:t>
       </w:r>
+    </w:p>
+    <w:p>
+      <w:pPr>
+        <w:rPr>
+          <w:rFonts w:ascii="Times New Roman" w:hAnsi="Times New Roman" w:cs="Times New Roman"/>
+          <w:sz w:val="24"/>
+          <w:szCs w:val="24"/>
+        </w:rPr>
+      </w:pPr>
     </w:p>
     <w:p>
       <w:pPr>
@@ -4130,7 +5184,6 @@
           <w:bCs/>
           <w:sz w:val="28"/>
           <w:szCs w:val="28"/>
-          <w:lang w:val="en-US"/>
         </w:rPr>
       </w:pPr>
     </w:p>
@@ -4144,18 +5197,20 @@
           <w:szCs w:val="28"/>
         </w:rPr>
       </w:pPr>
-      <w:r>
+    </w:p>
+    <w:p>
+      <w:pPr>
         <w:rPr>
           <w:rFonts w:ascii="Times New Roman" w:hAnsi="Times New Roman" w:cs="Times New Roman"/>
           <w:b/>
           <w:bCs/>
           <w:sz w:val="28"/>
           <w:szCs w:val="28"/>
-          <w:lang w:val="en-US"/>
-        </w:rPr>
-        <w:t>3</w:t>
-      </w:r>
-      <w:r>
+        </w:rPr>
+      </w:pPr>
+    </w:p>
+    <w:p>
+      <w:pPr>
         <w:rPr>
           <w:rFonts w:ascii="Times New Roman" w:hAnsi="Times New Roman" w:cs="Times New Roman"/>
           <w:b/>
@@ -4163,435 +5218,6 @@
           <w:sz w:val="28"/>
           <w:szCs w:val="28"/>
         </w:rPr>
-        <w:t>. ЗАКЛЮЧЕНИЕ</w:t>
-      </w:r>
-    </w:p>
-    <w:p>
-      <w:pPr>
-        <w:rPr>
-          <w:rFonts w:ascii="Times New Roman" w:hAnsi="Times New Roman" w:cs="Times New Roman"/>
-          <w:sz w:val="24"/>
-          <w:szCs w:val="24"/>
-        </w:rPr>
-      </w:pPr>
-    </w:p>
-    <w:p>
-      <w:pPr>
-        <w:rPr>
-          <w:rFonts w:ascii="Times New Roman" w:hAnsi="Times New Roman" w:cs="Times New Roman"/>
-          <w:sz w:val="24"/>
-          <w:szCs w:val="24"/>
-          <w:u w:val="single"/>
-        </w:rPr>
-      </w:pPr>
-      <w:r>
-        <w:rPr>
-          <w:rFonts w:ascii="Times New Roman" w:hAnsi="Times New Roman" w:cs="Times New Roman"/>
-          <w:sz w:val="24"/>
-          <w:szCs w:val="24"/>
-          <w:u w:val="single"/>
-          <w:lang w:val="en-US"/>
-        </w:rPr>
-        <w:t>3</w:t>
-      </w:r>
-      <w:r>
-        <w:rPr>
-          <w:rFonts w:ascii="Times New Roman" w:hAnsi="Times New Roman" w:cs="Times New Roman"/>
-          <w:sz w:val="24"/>
-          <w:szCs w:val="24"/>
-          <w:u w:val="single"/>
-        </w:rPr>
-        <w:t>.1 Достигнутые результаты</w:t>
-      </w:r>
-    </w:p>
-    <w:p>
-      <w:pPr>
-        <w:rPr>
-          <w:rFonts w:ascii="Times New Roman" w:hAnsi="Times New Roman" w:cs="Times New Roman"/>
-          <w:sz w:val="24"/>
-          <w:szCs w:val="24"/>
-        </w:rPr>
-      </w:pPr>
-    </w:p>
-    <w:p>
-      <w:pPr>
-        <w:rPr>
-          <w:rFonts w:ascii="Times New Roman" w:hAnsi="Times New Roman" w:cs="Times New Roman"/>
-          <w:sz w:val="24"/>
-          <w:szCs w:val="24"/>
-        </w:rPr>
-      </w:pPr>
-      <w:r>
-        <w:rPr>
-          <w:rFonts w:ascii="Times New Roman" w:hAnsi="Times New Roman" w:cs="Times New Roman"/>
-          <w:sz w:val="24"/>
-          <w:szCs w:val="24"/>
-        </w:rPr>
-        <w:t>В ходе выполнения проекта была разработана полнофункциональная 2D-игра в жанре «песочница», включающая:</w:t>
-      </w:r>
-    </w:p>
-    <w:p>
-      <w:pPr>
-        <w:rPr>
-          <w:rFonts w:ascii="Times New Roman" w:hAnsi="Times New Roman" w:cs="Times New Roman"/>
-          <w:sz w:val="24"/>
-          <w:szCs w:val="24"/>
-        </w:rPr>
-      </w:pPr>
-    </w:p>
-    <w:p>
-      <w:pPr>
-        <w:rPr>
-          <w:rFonts w:ascii="Times New Roman" w:hAnsi="Times New Roman" w:cs="Times New Roman"/>
-          <w:sz w:val="24"/>
-          <w:szCs w:val="24"/>
-        </w:rPr>
-      </w:pPr>
-      <w:r>
-        <w:rPr>
-          <w:rFonts w:ascii="Times New Roman" w:hAnsi="Times New Roman" w:cs="Times New Roman"/>
-          <w:sz w:val="24"/>
-          <w:szCs w:val="24"/>
-        </w:rPr>
-        <w:t>1. Полноценный игровой мир с физикой, коллизиями и разрушаемым окружением</w:t>
-      </w:r>
-    </w:p>
-    <w:p>
-      <w:pPr>
-        <w:rPr>
-          <w:rFonts w:ascii="Times New Roman" w:hAnsi="Times New Roman" w:cs="Times New Roman"/>
-          <w:sz w:val="24"/>
-          <w:szCs w:val="24"/>
-        </w:rPr>
-      </w:pPr>
-      <w:r>
-        <w:rPr>
-          <w:rFonts w:ascii="Times New Roman" w:hAnsi="Times New Roman" w:cs="Times New Roman"/>
-          <w:sz w:val="24"/>
-          <w:szCs w:val="24"/>
-        </w:rPr>
-        <w:t>2. Систему инвентаря с горячей панелью на 10 слотов</w:t>
-      </w:r>
-    </w:p>
-    <w:p>
-      <w:pPr>
-        <w:rPr>
-          <w:rFonts w:ascii="Times New Roman" w:hAnsi="Times New Roman" w:cs="Times New Roman"/>
-          <w:sz w:val="24"/>
-          <w:szCs w:val="24"/>
-        </w:rPr>
-      </w:pPr>
-      <w:r>
-        <w:rPr>
-          <w:rFonts w:ascii="Times New Roman" w:hAnsi="Times New Roman" w:cs="Times New Roman"/>
-          <w:sz w:val="24"/>
-          <w:szCs w:val="24"/>
-        </w:rPr>
-        <w:t>3. Механику крафта с сеткой 3x3 и проверкой рецептов</w:t>
-      </w:r>
-    </w:p>
-    <w:p>
-      <w:pPr>
-        <w:rPr>
-          <w:rFonts w:ascii="Times New Roman" w:hAnsi="Times New Roman" w:cs="Times New Roman"/>
-          <w:sz w:val="24"/>
-          <w:szCs w:val="24"/>
-        </w:rPr>
-      </w:pPr>
-      <w:r>
-        <w:rPr>
-          <w:rFonts w:ascii="Times New Roman" w:hAnsi="Times New Roman" w:cs="Times New Roman"/>
-          <w:sz w:val="24"/>
-          <w:szCs w:val="24"/>
-        </w:rPr>
-        <w:t>4. Боевую систему с монстрами, здоровьем и оружием</w:t>
-      </w:r>
-    </w:p>
-    <w:p>
-      <w:pPr>
-        <w:rPr>
-          <w:rFonts w:ascii="Times New Roman" w:hAnsi="Times New Roman" w:cs="Times New Roman"/>
-          <w:sz w:val="24"/>
-          <w:szCs w:val="24"/>
-        </w:rPr>
-      </w:pPr>
-      <w:r>
-        <w:rPr>
-          <w:rFonts w:ascii="Times New Roman" w:hAnsi="Times New Roman" w:cs="Times New Roman"/>
-          <w:sz w:val="24"/>
-          <w:szCs w:val="24"/>
-        </w:rPr>
-        <w:t>5. Сохранение прогресса в JSON-формате</w:t>
-      </w:r>
-    </w:p>
-    <w:p>
-      <w:pPr>
-        <w:rPr>
-          <w:rFonts w:ascii="Times New Roman" w:hAnsi="Times New Roman" w:cs="Times New Roman"/>
-          <w:sz w:val="24"/>
-          <w:szCs w:val="24"/>
-        </w:rPr>
-      </w:pPr>
-      <w:r>
-        <w:rPr>
-          <w:rFonts w:ascii="Times New Roman" w:hAnsi="Times New Roman" w:cs="Times New Roman"/>
-          <w:sz w:val="24"/>
-          <w:szCs w:val="24"/>
-        </w:rPr>
-        <w:t>6. Многоуровневый интерфейс с меню, паузой и экраном смерти</w:t>
-      </w:r>
-    </w:p>
-    <w:p>
-      <w:pPr>
-        <w:rPr>
-          <w:rFonts w:ascii="Times New Roman" w:hAnsi="Times New Roman" w:cs="Times New Roman"/>
-          <w:sz w:val="24"/>
-          <w:szCs w:val="24"/>
-        </w:rPr>
-      </w:pPr>
-      <w:r>
-        <w:rPr>
-          <w:rFonts w:ascii="Times New Roman" w:hAnsi="Times New Roman" w:cs="Times New Roman"/>
-          <w:sz w:val="24"/>
-          <w:szCs w:val="24"/>
-        </w:rPr>
-        <w:t>7. Звуковое сопровождение всех игровых действий</w:t>
-      </w:r>
-    </w:p>
-    <w:p>
-      <w:pPr>
-        <w:rPr>
-          <w:rFonts w:ascii="Times New Roman" w:hAnsi="Times New Roman" w:cs="Times New Roman"/>
-          <w:sz w:val="24"/>
-          <w:szCs w:val="24"/>
-          <w:u w:val="single"/>
-        </w:rPr>
-      </w:pPr>
-    </w:p>
-    <w:p>
-      <w:pPr>
-        <w:rPr>
-          <w:rFonts w:ascii="Times New Roman" w:hAnsi="Times New Roman" w:cs="Times New Roman"/>
-          <w:sz w:val="24"/>
-          <w:szCs w:val="24"/>
-          <w:u w:val="single"/>
-        </w:rPr>
-      </w:pPr>
-      <w:r>
-        <w:rPr>
-          <w:rFonts w:ascii="Times New Roman" w:hAnsi="Times New Roman" w:cs="Times New Roman"/>
-          <w:sz w:val="24"/>
-          <w:szCs w:val="24"/>
-          <w:u w:val="single"/>
-        </w:rPr>
-        <w:t>3</w:t>
-      </w:r>
-      <w:r>
-        <w:rPr>
-          <w:rFonts w:ascii="Times New Roman" w:hAnsi="Times New Roman" w:cs="Times New Roman"/>
-          <w:sz w:val="24"/>
-          <w:szCs w:val="24"/>
-          <w:u w:val="single"/>
-        </w:rPr>
-        <w:t>.2 Возможности дальнейшего развития</w:t>
-      </w:r>
-    </w:p>
-    <w:p>
-      <w:pPr>
-        <w:rPr>
-          <w:rFonts w:ascii="Times New Roman" w:hAnsi="Times New Roman" w:cs="Times New Roman"/>
-          <w:sz w:val="24"/>
-          <w:szCs w:val="24"/>
-        </w:rPr>
-      </w:pPr>
-      <w:r>
-        <w:rPr>
-          <w:rFonts w:ascii="Times New Roman" w:hAnsi="Times New Roman" w:cs="Times New Roman"/>
-          <w:sz w:val="24"/>
-          <w:szCs w:val="24"/>
-        </w:rPr>
-        <w:t>1</w:t>
-      </w:r>
-      <w:r>
-        <w:rPr>
-          <w:rFonts w:ascii="Times New Roman" w:hAnsi="Times New Roman" w:cs="Times New Roman"/>
-          <w:sz w:val="24"/>
-          <w:szCs w:val="24"/>
-        </w:rPr>
-        <w:t>. Мультиплеер – добавление сетевой игры</w:t>
-      </w:r>
-    </w:p>
-    <w:p>
-      <w:pPr>
-        <w:rPr>
-          <w:rFonts w:ascii="Times New Roman" w:hAnsi="Times New Roman" w:cs="Times New Roman"/>
-          <w:sz w:val="24"/>
-          <w:szCs w:val="24"/>
-        </w:rPr>
-      </w:pPr>
-      <w:r>
-        <w:rPr>
-          <w:rFonts w:ascii="Times New Roman" w:hAnsi="Times New Roman" w:cs="Times New Roman"/>
-          <w:sz w:val="24"/>
-          <w:szCs w:val="24"/>
-        </w:rPr>
-        <w:t>2</w:t>
-      </w:r>
-      <w:r>
-        <w:rPr>
-          <w:rFonts w:ascii="Times New Roman" w:hAnsi="Times New Roman" w:cs="Times New Roman"/>
-          <w:sz w:val="24"/>
-          <w:szCs w:val="24"/>
-        </w:rPr>
-        <w:t>. Генерация мира– процедурная генерация ландшафта</w:t>
-      </w:r>
-    </w:p>
-    <w:p>
-      <w:pPr>
-        <w:rPr>
-          <w:rFonts w:ascii="Times New Roman" w:hAnsi="Times New Roman" w:cs="Times New Roman"/>
-          <w:sz w:val="24"/>
-          <w:szCs w:val="24"/>
-        </w:rPr>
-      </w:pPr>
-      <w:r>
-        <w:rPr>
-          <w:rFonts w:ascii="Times New Roman" w:hAnsi="Times New Roman" w:cs="Times New Roman"/>
-          <w:sz w:val="24"/>
-          <w:szCs w:val="24"/>
-        </w:rPr>
-        <w:t>3</w:t>
-      </w:r>
-      <w:r>
-        <w:rPr>
-          <w:rFonts w:ascii="Times New Roman" w:hAnsi="Times New Roman" w:cs="Times New Roman"/>
-          <w:sz w:val="24"/>
-          <w:szCs w:val="24"/>
-        </w:rPr>
-        <w:t>. Дополнительные измерения– Ад, Край</w:t>
-      </w:r>
-    </w:p>
-    <w:p>
-      <w:pPr>
-        <w:rPr>
-          <w:rFonts w:ascii="Times New Roman" w:hAnsi="Times New Roman" w:cs="Times New Roman"/>
-          <w:sz w:val="24"/>
-          <w:szCs w:val="24"/>
-        </w:rPr>
-      </w:pPr>
-      <w:r>
-        <w:rPr>
-          <w:rFonts w:ascii="Times New Roman" w:hAnsi="Times New Roman" w:cs="Times New Roman"/>
-          <w:sz w:val="24"/>
-          <w:szCs w:val="24"/>
-        </w:rPr>
-        <w:t>4</w:t>
-      </w:r>
-      <w:r>
-        <w:rPr>
-          <w:rFonts w:ascii="Times New Roman" w:hAnsi="Times New Roman" w:cs="Times New Roman"/>
-          <w:sz w:val="24"/>
-          <w:szCs w:val="24"/>
-        </w:rPr>
-        <w:t>. Система достижений– отслеживание прогресса игрока</w:t>
-      </w:r>
-    </w:p>
-    <w:p>
-      <w:pPr>
-        <w:rPr>
-          <w:rFonts w:ascii="Times New Roman" w:hAnsi="Times New Roman" w:cs="Times New Roman"/>
-          <w:sz w:val="24"/>
-          <w:szCs w:val="24"/>
-        </w:rPr>
-      </w:pPr>
-      <w:r>
-        <w:rPr>
-          <w:rFonts w:ascii="Times New Roman" w:hAnsi="Times New Roman" w:cs="Times New Roman"/>
-          <w:sz w:val="24"/>
-          <w:szCs w:val="24"/>
-        </w:rPr>
-        <w:t>5</w:t>
-      </w:r>
-      <w:r>
-        <w:rPr>
-          <w:rFonts w:ascii="Times New Roman" w:hAnsi="Times New Roman" w:cs="Times New Roman"/>
-          <w:sz w:val="24"/>
-          <w:szCs w:val="24"/>
-        </w:rPr>
-        <w:t>. Погодные эффекты– дождь, снег, гроза</w:t>
-      </w:r>
-    </w:p>
-    <w:p>
-      <w:pPr>
-        <w:rPr>
-          <w:rFonts w:ascii="Times New Roman" w:hAnsi="Times New Roman" w:cs="Times New Roman"/>
-          <w:sz w:val="24"/>
-          <w:szCs w:val="24"/>
-        </w:rPr>
-      </w:pPr>
-    </w:p>
-    <w:p>
-      <w:pPr>
-        <w:rPr>
-          <w:rFonts w:ascii="Times New Roman" w:hAnsi="Times New Roman" w:cs="Times New Roman"/>
-          <w:sz w:val="24"/>
-          <w:szCs w:val="24"/>
-          <w:u w:val="single"/>
-        </w:rPr>
-      </w:pPr>
-      <w:r>
-        <w:rPr>
-          <w:rFonts w:ascii="Times New Roman" w:hAnsi="Times New Roman" w:cs="Times New Roman"/>
-          <w:sz w:val="24"/>
-          <w:szCs w:val="24"/>
-          <w:u w:val="single"/>
-          <w:lang w:val="en-US"/>
-        </w:rPr>
-        <w:t>3</w:t>
-      </w:r>
-      <w:r>
-        <w:rPr>
-          <w:rFonts w:ascii="Times New Roman" w:hAnsi="Times New Roman" w:cs="Times New Roman"/>
-          <w:sz w:val="24"/>
-          <w:szCs w:val="24"/>
-          <w:u w:val="single"/>
-        </w:rPr>
-        <w:t>.3 Выводы</w:t>
-      </w:r>
-    </w:p>
-    <w:p>
-      <w:pPr>
-        <w:rPr>
-          <w:rFonts w:ascii="Times New Roman" w:hAnsi="Times New Roman" w:cs="Times New Roman"/>
-          <w:sz w:val="24"/>
-          <w:szCs w:val="24"/>
-        </w:rPr>
-      </w:pPr>
-    </w:p>
-    <w:p>
-      <w:pPr>
-        <w:rPr>
-          <w:rFonts w:ascii="Times New Roman" w:hAnsi="Times New Roman" w:cs="Times New Roman"/>
-          <w:sz w:val="24"/>
-          <w:szCs w:val="24"/>
-        </w:rPr>
-      </w:pPr>
-      <w:r>
-        <w:rPr>
-          <w:rFonts w:ascii="Times New Roman" w:hAnsi="Times New Roman" w:cs="Times New Roman"/>
-          <w:sz w:val="24"/>
-          <w:szCs w:val="24"/>
-        </w:rPr>
-        <w:t>Разработанный проект демонстрирует успешное применение объектно-ориентированного подхода и современных библиотек Python для создания игровых приложений. Реализованные механики полностью соответствуют классическим играм жанра «песочница» и могут служить основой для дальнейшего коммерческого развития.</w:t>
-      </w:r>
-    </w:p>
-    <w:p>
-      <w:pPr>
-        <w:rPr>
-          <w:rFonts w:ascii="Times New Roman" w:hAnsi="Times New Roman" w:cs="Times New Roman"/>
-          <w:sz w:val="24"/>
-          <w:szCs w:val="24"/>
-        </w:rPr>
       </w:pPr>
     </w:p>
     <w:p>
@@ -4615,18 +5241,20 @@
           <w:szCs w:val="28"/>
         </w:rPr>
       </w:pPr>
-      <w:r>
+    </w:p>
+    <w:p>
+      <w:pPr>
         <w:rPr>
           <w:rFonts w:ascii="Times New Roman" w:hAnsi="Times New Roman" w:cs="Times New Roman"/>
           <w:b/>
           <w:bCs/>
           <w:sz w:val="28"/>
           <w:szCs w:val="28"/>
-          <w:lang w:val="en-US"/>
-        </w:rPr>
-        <w:t>4</w:t>
-      </w:r>
-      <w:r>
+        </w:rPr>
+      </w:pPr>
+    </w:p>
+    <w:p>
+      <w:pPr>
         <w:rPr>
           <w:rFonts w:ascii="Times New Roman" w:hAnsi="Times New Roman" w:cs="Times New Roman"/>
           <w:b/>
@@ -4634,6 +5262,661 @@
           <w:sz w:val="28"/>
           <w:szCs w:val="28"/>
         </w:rPr>
+      </w:pPr>
+    </w:p>
+    <w:p>
+      <w:pPr>
+        <w:rPr>
+          <w:rFonts w:ascii="Times New Roman" w:hAnsi="Times New Roman" w:cs="Times New Roman"/>
+          <w:b/>
+          <w:bCs/>
+          <w:sz w:val="28"/>
+          <w:szCs w:val="28"/>
+        </w:rPr>
+      </w:pPr>
+    </w:p>
+    <w:p>
+      <w:pPr>
+        <w:rPr>
+          <w:rFonts w:ascii="Times New Roman" w:hAnsi="Times New Roman" w:cs="Times New Roman"/>
+          <w:b/>
+          <w:bCs/>
+          <w:sz w:val="28"/>
+          <w:szCs w:val="28"/>
+        </w:rPr>
+      </w:pPr>
+    </w:p>
+    <w:p>
+      <w:pPr>
+        <w:rPr>
+          <w:rFonts w:ascii="Times New Roman" w:hAnsi="Times New Roman" w:cs="Times New Roman"/>
+          <w:b/>
+          <w:bCs/>
+          <w:sz w:val="28"/>
+          <w:szCs w:val="28"/>
+        </w:rPr>
+      </w:pPr>
+    </w:p>
+    <w:p>
+      <w:pPr>
+        <w:rPr>
+          <w:rFonts w:ascii="Times New Roman" w:hAnsi="Times New Roman" w:cs="Times New Roman"/>
+          <w:b/>
+          <w:bCs/>
+          <w:sz w:val="28"/>
+          <w:szCs w:val="28"/>
+        </w:rPr>
+      </w:pPr>
+    </w:p>
+    <w:p>
+      <w:pPr>
+        <w:rPr>
+          <w:rFonts w:ascii="Times New Roman" w:hAnsi="Times New Roman" w:cs="Times New Roman"/>
+          <w:b/>
+          <w:bCs/>
+          <w:sz w:val="28"/>
+          <w:szCs w:val="28"/>
+        </w:rPr>
+      </w:pPr>
+    </w:p>
+    <w:p>
+      <w:pPr>
+        <w:rPr>
+          <w:rFonts w:ascii="Times New Roman" w:hAnsi="Times New Roman" w:cs="Times New Roman"/>
+          <w:b/>
+          <w:bCs/>
+          <w:sz w:val="28"/>
+          <w:szCs w:val="28"/>
+        </w:rPr>
+      </w:pPr>
+    </w:p>
+    <w:p>
+      <w:pPr>
+        <w:rPr>
+          <w:rFonts w:ascii="Times New Roman" w:hAnsi="Times New Roman" w:cs="Times New Roman"/>
+          <w:b/>
+          <w:bCs/>
+          <w:sz w:val="28"/>
+          <w:szCs w:val="28"/>
+        </w:rPr>
+      </w:pPr>
+    </w:p>
+    <w:p>
+      <w:pPr>
+        <w:rPr>
+          <w:rFonts w:ascii="Times New Roman" w:hAnsi="Times New Roman" w:cs="Times New Roman"/>
+          <w:b/>
+          <w:bCs/>
+          <w:sz w:val="28"/>
+          <w:szCs w:val="28"/>
+        </w:rPr>
+      </w:pPr>
+    </w:p>
+    <w:p>
+      <w:pPr>
+        <w:rPr>
+          <w:rFonts w:ascii="Times New Roman" w:hAnsi="Times New Roman" w:cs="Times New Roman"/>
+          <w:b/>
+          <w:bCs/>
+          <w:sz w:val="28"/>
+          <w:szCs w:val="28"/>
+        </w:rPr>
+      </w:pPr>
+    </w:p>
+    <w:p>
+      <w:pPr>
+        <w:rPr>
+          <w:rFonts w:ascii="Times New Roman" w:hAnsi="Times New Roman" w:cs="Times New Roman"/>
+          <w:b/>
+          <w:bCs/>
+          <w:sz w:val="28"/>
+          <w:szCs w:val="28"/>
+        </w:rPr>
+      </w:pPr>
+    </w:p>
+    <w:p>
+      <w:pPr>
+        <w:rPr>
+          <w:rFonts w:ascii="Times New Roman" w:hAnsi="Times New Roman" w:cs="Times New Roman"/>
+          <w:b/>
+          <w:bCs/>
+          <w:sz w:val="28"/>
+          <w:szCs w:val="28"/>
+        </w:rPr>
+      </w:pPr>
+      <w:r>
+        <w:rPr>
+          <w:rFonts w:ascii="Times New Roman" w:hAnsi="Times New Roman" w:cs="Times New Roman"/>
+          <w:b/>
+          <w:bCs/>
+          <w:sz w:val="28"/>
+          <w:szCs w:val="28"/>
+        </w:rPr>
+        <w:lastRenderedPageBreak/>
+        <w:t>3</w:t>
+      </w:r>
+      <w:r>
+        <w:rPr>
+          <w:rFonts w:ascii="Times New Roman" w:hAnsi="Times New Roman" w:cs="Times New Roman"/>
+          <w:b/>
+          <w:bCs/>
+          <w:sz w:val="28"/>
+          <w:szCs w:val="28"/>
+        </w:rPr>
+        <w:t>. ЗАКЛЮЧЕНИЕ</w:t>
+      </w:r>
+    </w:p>
+    <w:p>
+      <w:pPr>
+        <w:rPr>
+          <w:rFonts w:ascii="Times New Roman" w:hAnsi="Times New Roman" w:cs="Times New Roman"/>
+          <w:sz w:val="24"/>
+          <w:szCs w:val="24"/>
+        </w:rPr>
+      </w:pPr>
+    </w:p>
+    <w:p>
+      <w:pPr>
+        <w:rPr>
+          <w:rFonts w:ascii="Times New Roman" w:hAnsi="Times New Roman" w:cs="Times New Roman"/>
+          <w:sz w:val="24"/>
+          <w:szCs w:val="24"/>
+          <w:u w:val="single"/>
+        </w:rPr>
+      </w:pPr>
+      <w:r>
+        <w:rPr>
+          <w:rFonts w:ascii="Times New Roman" w:hAnsi="Times New Roman" w:cs="Times New Roman"/>
+          <w:sz w:val="24"/>
+          <w:szCs w:val="24"/>
+          <w:u w:val="single"/>
+        </w:rPr>
+        <w:t>3</w:t>
+      </w:r>
+      <w:r>
+        <w:rPr>
+          <w:rFonts w:ascii="Times New Roman" w:hAnsi="Times New Roman" w:cs="Times New Roman"/>
+          <w:sz w:val="24"/>
+          <w:szCs w:val="24"/>
+          <w:u w:val="single"/>
+        </w:rPr>
+        <w:t>.1 Достигнутые результаты</w:t>
+      </w:r>
+    </w:p>
+    <w:p>
+      <w:pPr>
+        <w:rPr>
+          <w:rFonts w:ascii="Times New Roman" w:hAnsi="Times New Roman" w:cs="Times New Roman"/>
+          <w:sz w:val="24"/>
+          <w:szCs w:val="24"/>
+        </w:rPr>
+      </w:pPr>
+    </w:p>
+    <w:p>
+      <w:pPr>
+        <w:rPr>
+          <w:rFonts w:ascii="Times New Roman" w:hAnsi="Times New Roman" w:cs="Times New Roman"/>
+          <w:sz w:val="24"/>
+          <w:szCs w:val="24"/>
+        </w:rPr>
+      </w:pPr>
+      <w:r>
+        <w:rPr>
+          <w:rFonts w:ascii="Times New Roman" w:hAnsi="Times New Roman" w:cs="Times New Roman"/>
+          <w:sz w:val="24"/>
+          <w:szCs w:val="24"/>
+        </w:rPr>
+        <w:t>В ходе выполнения проекта была разработана полнофункциональная 2D-игра в жанре «песочница», включающая:</w:t>
+      </w:r>
+    </w:p>
+    <w:p>
+      <w:pPr>
+        <w:rPr>
+          <w:rFonts w:ascii="Times New Roman" w:hAnsi="Times New Roman" w:cs="Times New Roman"/>
+          <w:sz w:val="24"/>
+          <w:szCs w:val="24"/>
+        </w:rPr>
+      </w:pPr>
+    </w:p>
+    <w:p>
+      <w:pPr>
+        <w:rPr>
+          <w:rFonts w:ascii="Times New Roman" w:hAnsi="Times New Roman" w:cs="Times New Roman"/>
+          <w:sz w:val="24"/>
+          <w:szCs w:val="24"/>
+        </w:rPr>
+      </w:pPr>
+      <w:r>
+        <w:rPr>
+          <w:rFonts w:ascii="Times New Roman" w:hAnsi="Times New Roman" w:cs="Times New Roman"/>
+          <w:sz w:val="24"/>
+          <w:szCs w:val="24"/>
+        </w:rPr>
+        <w:t>1. Полноценный игровой мир с физикой, коллизиями и разрушаемым окружением</w:t>
+      </w:r>
+    </w:p>
+    <w:p>
+      <w:pPr>
+        <w:rPr>
+          <w:rFonts w:ascii="Times New Roman" w:hAnsi="Times New Roman" w:cs="Times New Roman"/>
+          <w:sz w:val="24"/>
+          <w:szCs w:val="24"/>
+        </w:rPr>
+      </w:pPr>
+      <w:r>
+        <w:rPr>
+          <w:rFonts w:ascii="Times New Roman" w:hAnsi="Times New Roman" w:cs="Times New Roman"/>
+          <w:sz w:val="24"/>
+          <w:szCs w:val="24"/>
+        </w:rPr>
+        <w:t>2. Систему инвентаря с горячей панелью на 10 слотов</w:t>
+      </w:r>
+    </w:p>
+    <w:p>
+      <w:pPr>
+        <w:rPr>
+          <w:rFonts w:ascii="Times New Roman" w:hAnsi="Times New Roman" w:cs="Times New Roman"/>
+          <w:sz w:val="24"/>
+          <w:szCs w:val="24"/>
+        </w:rPr>
+      </w:pPr>
+      <w:r>
+        <w:rPr>
+          <w:rFonts w:ascii="Times New Roman" w:hAnsi="Times New Roman" w:cs="Times New Roman"/>
+          <w:sz w:val="24"/>
+          <w:szCs w:val="24"/>
+        </w:rPr>
+        <w:t>3. Механику крафта с сеткой 3x3 и проверкой рецептов</w:t>
+      </w:r>
+    </w:p>
+    <w:p>
+      <w:pPr>
+        <w:rPr>
+          <w:rFonts w:ascii="Times New Roman" w:hAnsi="Times New Roman" w:cs="Times New Roman"/>
+          <w:sz w:val="24"/>
+          <w:szCs w:val="24"/>
+        </w:rPr>
+      </w:pPr>
+      <w:r>
+        <w:rPr>
+          <w:rFonts w:ascii="Times New Roman" w:hAnsi="Times New Roman" w:cs="Times New Roman"/>
+          <w:sz w:val="24"/>
+          <w:szCs w:val="24"/>
+        </w:rPr>
+        <w:t>4. Боевую систему с монстрами, здоровьем и оружием</w:t>
+      </w:r>
+    </w:p>
+    <w:p>
+      <w:pPr>
+        <w:rPr>
+          <w:rFonts w:ascii="Times New Roman" w:hAnsi="Times New Roman" w:cs="Times New Roman"/>
+          <w:sz w:val="24"/>
+          <w:szCs w:val="24"/>
+        </w:rPr>
+      </w:pPr>
+      <w:r>
+        <w:rPr>
+          <w:rFonts w:ascii="Times New Roman" w:hAnsi="Times New Roman" w:cs="Times New Roman"/>
+          <w:sz w:val="24"/>
+          <w:szCs w:val="24"/>
+        </w:rPr>
+        <w:t>5. Сохранение прогресса в JSON-формате</w:t>
+      </w:r>
+    </w:p>
+    <w:p>
+      <w:pPr>
+        <w:rPr>
+          <w:rFonts w:ascii="Times New Roman" w:hAnsi="Times New Roman" w:cs="Times New Roman"/>
+          <w:sz w:val="24"/>
+          <w:szCs w:val="24"/>
+        </w:rPr>
+      </w:pPr>
+      <w:r>
+        <w:rPr>
+          <w:rFonts w:ascii="Times New Roman" w:hAnsi="Times New Roman" w:cs="Times New Roman"/>
+          <w:sz w:val="24"/>
+          <w:szCs w:val="24"/>
+        </w:rPr>
+        <w:t>6. Многоуровневый интерфейс с меню, паузой и экраном смерти</w:t>
+      </w:r>
+    </w:p>
+    <w:p>
+      <w:pPr>
+        <w:rPr>
+          <w:rFonts w:ascii="Times New Roman" w:hAnsi="Times New Roman" w:cs="Times New Roman"/>
+          <w:sz w:val="24"/>
+          <w:szCs w:val="24"/>
+        </w:rPr>
+      </w:pPr>
+      <w:r>
+        <w:rPr>
+          <w:rFonts w:ascii="Times New Roman" w:hAnsi="Times New Roman" w:cs="Times New Roman"/>
+          <w:sz w:val="24"/>
+          <w:szCs w:val="24"/>
+        </w:rPr>
+        <w:t>7. Звуковое сопровождение всех игровых действий</w:t>
+      </w:r>
+    </w:p>
+    <w:p>
+      <w:pPr>
+        <w:rPr>
+          <w:rFonts w:ascii="Times New Roman" w:hAnsi="Times New Roman" w:cs="Times New Roman"/>
+          <w:sz w:val="24"/>
+          <w:szCs w:val="24"/>
+          <w:u w:val="single"/>
+        </w:rPr>
+      </w:pPr>
+    </w:p>
+    <w:p>
+      <w:pPr>
+        <w:rPr>
+          <w:rFonts w:ascii="Times New Roman" w:hAnsi="Times New Roman" w:cs="Times New Roman"/>
+          <w:sz w:val="24"/>
+          <w:szCs w:val="24"/>
+          <w:u w:val="single"/>
+        </w:rPr>
+      </w:pPr>
+      <w:r>
+        <w:rPr>
+          <w:rFonts w:ascii="Times New Roman" w:hAnsi="Times New Roman" w:cs="Times New Roman"/>
+          <w:sz w:val="24"/>
+          <w:szCs w:val="24"/>
+          <w:u w:val="single"/>
+        </w:rPr>
+        <w:t>3</w:t>
+      </w:r>
+      <w:r>
+        <w:rPr>
+          <w:rFonts w:ascii="Times New Roman" w:hAnsi="Times New Roman" w:cs="Times New Roman"/>
+          <w:sz w:val="24"/>
+          <w:szCs w:val="24"/>
+          <w:u w:val="single"/>
+        </w:rPr>
+        <w:t>.2 Возможности дальнейшего развития</w:t>
+      </w:r>
+    </w:p>
+    <w:p>
+      <w:pPr>
+        <w:rPr>
+          <w:rFonts w:ascii="Times New Roman" w:hAnsi="Times New Roman" w:cs="Times New Roman"/>
+          <w:sz w:val="24"/>
+          <w:szCs w:val="24"/>
+        </w:rPr>
+      </w:pPr>
+      <w:r>
+        <w:rPr>
+          <w:rFonts w:ascii="Times New Roman" w:hAnsi="Times New Roman" w:cs="Times New Roman"/>
+          <w:sz w:val="24"/>
+          <w:szCs w:val="24"/>
+        </w:rPr>
+        <w:t>1</w:t>
+      </w:r>
+      <w:r>
+        <w:rPr>
+          <w:rFonts w:ascii="Times New Roman" w:hAnsi="Times New Roman" w:cs="Times New Roman"/>
+          <w:sz w:val="24"/>
+          <w:szCs w:val="24"/>
+        </w:rPr>
+        <w:t>. Мультиплеер – добавление сетевой игры</w:t>
+      </w:r>
+    </w:p>
+    <w:p>
+      <w:pPr>
+        <w:rPr>
+          <w:rFonts w:ascii="Times New Roman" w:hAnsi="Times New Roman" w:cs="Times New Roman"/>
+          <w:sz w:val="24"/>
+          <w:szCs w:val="24"/>
+        </w:rPr>
+      </w:pPr>
+      <w:r>
+        <w:rPr>
+          <w:rFonts w:ascii="Times New Roman" w:hAnsi="Times New Roman" w:cs="Times New Roman"/>
+          <w:sz w:val="24"/>
+          <w:szCs w:val="24"/>
+        </w:rPr>
+        <w:t>2</w:t>
+      </w:r>
+      <w:r>
+        <w:rPr>
+          <w:rFonts w:ascii="Times New Roman" w:hAnsi="Times New Roman" w:cs="Times New Roman"/>
+          <w:sz w:val="24"/>
+          <w:szCs w:val="24"/>
+        </w:rPr>
+        <w:t>. Генерация мира– процедурная генерация ландшафта</w:t>
+      </w:r>
+    </w:p>
+    <w:p>
+      <w:pPr>
+        <w:rPr>
+          <w:rFonts w:ascii="Times New Roman" w:hAnsi="Times New Roman" w:cs="Times New Roman"/>
+          <w:sz w:val="24"/>
+          <w:szCs w:val="24"/>
+        </w:rPr>
+      </w:pPr>
+      <w:r>
+        <w:rPr>
+          <w:rFonts w:ascii="Times New Roman" w:hAnsi="Times New Roman" w:cs="Times New Roman"/>
+          <w:sz w:val="24"/>
+          <w:szCs w:val="24"/>
+        </w:rPr>
+        <w:t>3</w:t>
+      </w:r>
+      <w:r>
+        <w:rPr>
+          <w:rFonts w:ascii="Times New Roman" w:hAnsi="Times New Roman" w:cs="Times New Roman"/>
+          <w:sz w:val="24"/>
+          <w:szCs w:val="24"/>
+        </w:rPr>
+        <w:t>. Дополнительные измерения– Ад, Край</w:t>
+      </w:r>
+    </w:p>
+    <w:p>
+      <w:pPr>
+        <w:rPr>
+          <w:rFonts w:ascii="Times New Roman" w:hAnsi="Times New Roman" w:cs="Times New Roman"/>
+          <w:sz w:val="24"/>
+          <w:szCs w:val="24"/>
+        </w:rPr>
+      </w:pPr>
+      <w:r>
+        <w:rPr>
+          <w:rFonts w:ascii="Times New Roman" w:hAnsi="Times New Roman" w:cs="Times New Roman"/>
+          <w:sz w:val="24"/>
+          <w:szCs w:val="24"/>
+        </w:rPr>
+        <w:t>4</w:t>
+      </w:r>
+      <w:r>
+        <w:rPr>
+          <w:rFonts w:ascii="Times New Roman" w:hAnsi="Times New Roman" w:cs="Times New Roman"/>
+          <w:sz w:val="24"/>
+          <w:szCs w:val="24"/>
+        </w:rPr>
+        <w:t>. Система достижений– отслеживание прогресса игрока</w:t>
+      </w:r>
+    </w:p>
+    <w:p>
+      <w:pPr>
+        <w:rPr>
+          <w:rFonts w:ascii="Times New Roman" w:hAnsi="Times New Roman" w:cs="Times New Roman"/>
+          <w:sz w:val="24"/>
+          <w:szCs w:val="24"/>
+        </w:rPr>
+      </w:pPr>
+      <w:r>
+        <w:rPr>
+          <w:rFonts w:ascii="Times New Roman" w:hAnsi="Times New Roman" w:cs="Times New Roman"/>
+          <w:sz w:val="24"/>
+          <w:szCs w:val="24"/>
+        </w:rPr>
+        <w:t>5</w:t>
+      </w:r>
+      <w:r>
+        <w:rPr>
+          <w:rFonts w:ascii="Times New Roman" w:hAnsi="Times New Roman" w:cs="Times New Roman"/>
+          <w:sz w:val="24"/>
+          <w:szCs w:val="24"/>
+        </w:rPr>
+        <w:t>. Погодные эффекты– дождь, снег, гроза</w:t>
+      </w:r>
+    </w:p>
+    <w:p>
+      <w:pPr>
+        <w:rPr>
+          <w:rFonts w:ascii="Times New Roman" w:hAnsi="Times New Roman" w:cs="Times New Roman"/>
+          <w:sz w:val="24"/>
+          <w:szCs w:val="24"/>
+        </w:rPr>
+      </w:pPr>
+    </w:p>
+    <w:p>
+      <w:pPr>
+        <w:rPr>
+          <w:rFonts w:ascii="Times New Roman" w:hAnsi="Times New Roman" w:cs="Times New Roman"/>
+          <w:sz w:val="24"/>
+          <w:szCs w:val="24"/>
+          <w:u w:val="single"/>
+        </w:rPr>
+      </w:pPr>
+      <w:r>
+        <w:rPr>
+          <w:rFonts w:ascii="Times New Roman" w:hAnsi="Times New Roman" w:cs="Times New Roman"/>
+          <w:sz w:val="24"/>
+          <w:szCs w:val="24"/>
+          <w:u w:val="single"/>
+        </w:rPr>
+        <w:t>3</w:t>
+      </w:r>
+      <w:r>
+        <w:rPr>
+          <w:rFonts w:ascii="Times New Roman" w:hAnsi="Times New Roman" w:cs="Times New Roman"/>
+          <w:sz w:val="24"/>
+          <w:szCs w:val="24"/>
+          <w:u w:val="single"/>
+        </w:rPr>
+        <w:t>.3 Выводы</w:t>
+      </w:r>
+    </w:p>
+    <w:p>
+      <w:pPr>
+        <w:rPr>
+          <w:rFonts w:ascii="Times New Roman" w:hAnsi="Times New Roman" w:cs="Times New Roman"/>
+          <w:sz w:val="24"/>
+          <w:szCs w:val="24"/>
+        </w:rPr>
+      </w:pPr>
+    </w:p>
+    <w:p>
+      <w:pPr>
+        <w:rPr>
+          <w:rFonts w:ascii="Times New Roman" w:hAnsi="Times New Roman" w:cs="Times New Roman"/>
+          <w:sz w:val="24"/>
+          <w:szCs w:val="24"/>
+        </w:rPr>
+      </w:pPr>
+      <w:r>
+        <w:rPr>
+          <w:rFonts w:ascii="Times New Roman" w:hAnsi="Times New Roman" w:cs="Times New Roman"/>
+          <w:sz w:val="24"/>
+          <w:szCs w:val="24"/>
+        </w:rPr>
+        <w:t>Разработанный проект демонстрирует успешное применение объектно-ориентированного подхода и современных библиотек Python для создания игровых приложений. Реализованные механики полностью соответствуют классическим играм жанра «песочница» и могут служить основой для дальнейшего коммерческого развития.</w:t>
+      </w:r>
+    </w:p>
+    <w:p>
+      <w:pPr>
+        <w:rPr>
+          <w:rFonts w:ascii="Times New Roman" w:hAnsi="Times New Roman" w:cs="Times New Roman"/>
+          <w:sz w:val="24"/>
+          <w:szCs w:val="24"/>
+        </w:rPr>
+      </w:pPr>
+    </w:p>
+    <w:p>
+      <w:pPr>
+        <w:rPr>
+          <w:rFonts w:ascii="Times New Roman" w:hAnsi="Times New Roman" w:cs="Times New Roman"/>
+          <w:sz w:val="24"/>
+          <w:szCs w:val="24"/>
+        </w:rPr>
+      </w:pPr>
+    </w:p>
+    <w:p>
+      <w:pPr>
+        <w:rPr>
+          <w:rFonts w:ascii="Times New Roman" w:hAnsi="Times New Roman" w:cs="Times New Roman"/>
+          <w:sz w:val="24"/>
+          <w:szCs w:val="24"/>
+        </w:rPr>
+      </w:pPr>
+    </w:p>
+    <w:p>
+      <w:pPr>
+        <w:rPr>
+          <w:rFonts w:ascii="Times New Roman" w:hAnsi="Times New Roman" w:cs="Times New Roman"/>
+          <w:sz w:val="24"/>
+          <w:szCs w:val="24"/>
+        </w:rPr>
+      </w:pPr>
+    </w:p>
+    <w:p>
+      <w:pPr>
+        <w:rPr>
+          <w:rFonts w:ascii="Times New Roman" w:hAnsi="Times New Roman" w:cs="Times New Roman"/>
+          <w:sz w:val="24"/>
+          <w:szCs w:val="24"/>
+        </w:rPr>
+      </w:pPr>
+    </w:p>
+    <w:p>
+      <w:pPr>
+        <w:rPr>
+          <w:rFonts w:ascii="Times New Roman" w:hAnsi="Times New Roman" w:cs="Times New Roman"/>
+          <w:sz w:val="24"/>
+          <w:szCs w:val="24"/>
+        </w:rPr>
+      </w:pPr>
+    </w:p>
+    <w:p>
+      <w:pPr>
+        <w:rPr>
+          <w:rFonts w:ascii="Times New Roman" w:hAnsi="Times New Roman" w:cs="Times New Roman"/>
+          <w:b/>
+          <w:bCs/>
+          <w:sz w:val="28"/>
+          <w:szCs w:val="28"/>
+        </w:rPr>
+      </w:pPr>
+    </w:p>
+    <w:p>
+      <w:pPr>
+        <w:rPr>
+          <w:rFonts w:ascii="Times New Roman" w:hAnsi="Times New Roman" w:cs="Times New Roman"/>
+          <w:b/>
+          <w:bCs/>
+          <w:sz w:val="28"/>
+          <w:szCs w:val="28"/>
+        </w:rPr>
+      </w:pPr>
+      <w:r>
+        <w:rPr>
+          <w:rFonts w:ascii="Times New Roman" w:hAnsi="Times New Roman" w:cs="Times New Roman"/>
+          <w:b/>
+          <w:bCs/>
+          <w:sz w:val="28"/>
+          <w:szCs w:val="28"/>
+        </w:rPr>
+        <w:lastRenderedPageBreak/>
+        <w:t>4</w:t>
+      </w:r>
+      <w:r>
+        <w:rPr>
+          <w:rFonts w:ascii="Times New Roman" w:hAnsi="Times New Roman" w:cs="Times New Roman"/>
+          <w:b/>
+          <w:bCs/>
+          <w:sz w:val="28"/>
+          <w:szCs w:val="28"/>
+        </w:rPr>
         <w:t>. СПИСОК ИСПОЛЬЗОВАННЫХ ИСТОЧНИКОВ</w:t>
       </w:r>
     </w:p>
@@ -4757,13 +6040,12 @@
           <w:rFonts w:ascii="Times New Roman" w:hAnsi="Times New Roman" w:cs="Times New Roman"/>
           <w:sz w:val="24"/>
           <w:szCs w:val="24"/>
-          <w:lang w:val="en-US"/>
         </w:rPr>
       </w:pPr>
     </w:p>
     <w:sectPr>
       <w:pgSz w:w="11906" w:h="16838"/>
-      <w:pgMar w:top="568" w:right="850" w:bottom="567" w:left="1276" w:header="708" w:footer="708" w:gutter="0"/>
+      <w:pgMar w:top="709" w:right="850" w:bottom="567" w:left="1276" w:header="708" w:footer="708" w:gutter="0"/>
       <w:cols w:space="708"/>
       <w:docGrid w:linePitch="360"/>
     </w:sectPr>

--- a/explanatory_note.docx
+++ b/explanatory_note.docx
@@ -100,34 +100,37 @@
           <w:sz w:val="28"/>
           <w:szCs w:val="28"/>
         </w:rPr>
-        <w:t>Игра</w:t>
-      </w:r>
+        <w:t>Игра "</w:t>
+      </w:r>
+      <w:proofErr w:type="spellStart"/>
       <w:r>
         <w:rPr>
           <w:rFonts w:ascii="Times New Roman" w:hAnsi="Times New Roman" w:cs="Times New Roman"/>
           <w:sz w:val="28"/>
           <w:szCs w:val="28"/>
         </w:rPr>
-        <w:t xml:space="preserve"> "</w:t>
-      </w:r>
-      <w:proofErr w:type="spellStart"/>
+        <w:t>Minecraft</w:t>
+      </w:r>
+      <w:proofErr w:type="spellEnd"/>
       <w:r>
         <w:rPr>
           <w:rFonts w:ascii="Times New Roman" w:hAnsi="Times New Roman" w:cs="Times New Roman"/>
           <w:sz w:val="28"/>
           <w:szCs w:val="28"/>
         </w:rPr>
-        <w:t>Minecraft</w:t>
-      </w:r>
-      <w:proofErr w:type="spellEnd"/>
-      <w:r>
+        <w:t xml:space="preserve"> 2D"</w:t>
+      </w:r>
+    </w:p>
+    <w:p>
+      <w:pPr>
+        <w:ind w:left="-709" w:firstLine="709"/>
+        <w:jc w:val="center"/>
         <w:rPr>
           <w:rFonts w:ascii="Times New Roman" w:hAnsi="Times New Roman" w:cs="Times New Roman"/>
           <w:sz w:val="28"/>
           <w:szCs w:val="28"/>
         </w:rPr>
-        <w:t xml:space="preserve"> 2D"</w:t>
-      </w:r>
+      </w:pPr>
     </w:p>
     <w:p>
       <w:pPr>
@@ -326,6 +329,14 @@
           <w:szCs w:val="28"/>
         </w:rPr>
       </w:pPr>
+      <w:r>
+        <w:rPr>
+          <w:rFonts w:ascii="Times New Roman" w:hAnsi="Times New Roman" w:cs="Times New Roman"/>
+          <w:sz w:val="28"/>
+          <w:szCs w:val="28"/>
+        </w:rPr>
+        <w:t>Подготовили</w:t>
+      </w:r>
     </w:p>
     <w:p>
       <w:pPr>
@@ -343,88 +354,21 @@
           <w:sz w:val="28"/>
           <w:szCs w:val="28"/>
         </w:rPr>
-        <w:t>Подготовил</w:t>
-      </w:r>
+        <w:t xml:space="preserve"> Мордасова Елена и Лукина Варвара</w:t>
+      </w:r>
+    </w:p>
+    <w:p>
+      <w:pPr>
+        <w:ind w:left="-709" w:firstLine="709"/>
+        <w:jc w:val="center"/>
+      </w:pPr>
       <w:r>
         <w:rPr>
           <w:rFonts w:ascii="Times New Roman" w:hAnsi="Times New Roman" w:cs="Times New Roman"/>
           <w:sz w:val="28"/>
           <w:szCs w:val="28"/>
         </w:rPr>
-        <w:t>и</w:t>
-      </w:r>
-    </w:p>
-    <w:p>
-      <w:pPr>
-        <w:ind w:left="-709" w:firstLine="709"/>
-        <w:jc w:val="center"/>
-        <w:rPr>
-          <w:rFonts w:ascii="Times New Roman" w:hAnsi="Times New Roman" w:cs="Times New Roman"/>
-          <w:sz w:val="28"/>
-          <w:szCs w:val="28"/>
-        </w:rPr>
-      </w:pPr>
-      <w:r>
-        <w:rPr>
-          <w:rFonts w:ascii="Times New Roman" w:hAnsi="Times New Roman" w:cs="Times New Roman"/>
-          <w:sz w:val="28"/>
-          <w:szCs w:val="28"/>
-        </w:rPr>
-        <w:t xml:space="preserve"> Мордасова Елена</w:t>
-      </w:r>
-      <w:r>
-        <w:rPr>
-          <w:rFonts w:ascii="Times New Roman" w:hAnsi="Times New Roman" w:cs="Times New Roman"/>
-          <w:sz w:val="28"/>
-          <w:szCs w:val="28"/>
-        </w:rPr>
-        <w:t xml:space="preserve"> и Лукина Варвара</w:t>
-      </w:r>
-    </w:p>
-    <w:p>
-      <w:pPr>
-        <w:ind w:left="-709" w:firstLine="709"/>
-        <w:jc w:val="center"/>
-      </w:pPr>
-      <w:r>
-        <w:rPr>
-          <w:rFonts w:ascii="Times New Roman" w:hAnsi="Times New Roman" w:cs="Times New Roman"/>
-          <w:sz w:val="28"/>
-          <w:szCs w:val="28"/>
-        </w:rPr>
-        <w:t>11</w:t>
-      </w:r>
-      <w:r>
-        <w:rPr>
-          <w:rFonts w:ascii="Times New Roman" w:hAnsi="Times New Roman" w:cs="Times New Roman"/>
-          <w:sz w:val="28"/>
-          <w:szCs w:val="28"/>
-        </w:rPr>
-        <w:t>.</w:t>
-      </w:r>
-      <w:r>
-        <w:rPr>
-          <w:rFonts w:ascii="Times New Roman" w:hAnsi="Times New Roman" w:cs="Times New Roman"/>
-          <w:sz w:val="28"/>
-          <w:szCs w:val="28"/>
-        </w:rPr>
-        <w:t>02</w:t>
-      </w:r>
-      <w:r>
-        <w:rPr>
-          <w:rFonts w:ascii="Times New Roman" w:hAnsi="Times New Roman" w:cs="Times New Roman"/>
-          <w:sz w:val="28"/>
-          <w:szCs w:val="28"/>
-        </w:rPr>
-        <w:t>.202</w:t>
-      </w:r>
-      <w:r>
-        <w:rPr>
-          <w:rFonts w:ascii="Times New Roman" w:hAnsi="Times New Roman" w:cs="Times New Roman"/>
-          <w:sz w:val="28"/>
-          <w:szCs w:val="28"/>
-        </w:rPr>
-        <w:t>6</w:t>
+        <w:t>11.02.2026</w:t>
       </w:r>
       <w:r>
         <w:rPr>
@@ -530,14 +474,7 @@
           <w:sz w:val="24"/>
           <w:szCs w:val="24"/>
         </w:rPr>
-        <w:t xml:space="preserve">2. </w:t>
-      </w:r>
-      <w:r>
-        <w:rPr>
-          <w:sz w:val="24"/>
-          <w:szCs w:val="24"/>
-        </w:rPr>
-        <w:t>Основная часть</w:t>
+        <w:t>2. Основная часть</w:t>
       </w:r>
     </w:p>
     <w:p>
@@ -575,12 +512,6 @@
           <w:szCs w:val="24"/>
         </w:rPr>
         <w:tab/>
-      </w:r>
-      <w:r>
-        <w:rPr>
-          <w:sz w:val="24"/>
-          <w:szCs w:val="24"/>
-        </w:rPr>
         <w:t>2.1.1 Иерархия классов</w:t>
       </w:r>
     </w:p>
@@ -597,12 +528,6 @@
           <w:szCs w:val="24"/>
         </w:rPr>
         <w:tab/>
-      </w:r>
-      <w:r>
-        <w:rPr>
-          <w:sz w:val="24"/>
-          <w:szCs w:val="24"/>
-        </w:rPr>
         <w:t>2.1.2 Файловая структура</w:t>
       </w:r>
     </w:p>
@@ -619,12 +544,6 @@
           <w:szCs w:val="24"/>
         </w:rPr>
         <w:tab/>
-      </w:r>
-      <w:r>
-        <w:rPr>
-          <w:sz w:val="24"/>
-          <w:szCs w:val="24"/>
-        </w:rPr>
         <w:t>2.1.3 Основные модули</w:t>
       </w:r>
     </w:p>
@@ -923,7 +842,51 @@
           <w:sz w:val="24"/>
           <w:szCs w:val="24"/>
         </w:rPr>
-        <w:t>2.3.3 Меню</w:t>
+        <w:t xml:space="preserve">2.3.3 </w:t>
+      </w:r>
+      <w:r>
+        <w:rPr>
+          <w:sz w:val="24"/>
+          <w:szCs w:val="24"/>
+        </w:rPr>
+        <w:t>Меню</w:t>
+      </w:r>
+    </w:p>
+    <w:p>
+      <w:pPr>
+        <w:ind w:firstLine="708"/>
+        <w:rPr>
+          <w:sz w:val="24"/>
+          <w:szCs w:val="24"/>
+        </w:rPr>
+      </w:pPr>
+      <w:r>
+        <w:rPr>
+          <w:sz w:val="24"/>
+          <w:szCs w:val="24"/>
+        </w:rPr>
+        <w:t>2.3.</w:t>
+      </w:r>
+      <w:r>
+        <w:rPr>
+          <w:sz w:val="24"/>
+          <w:szCs w:val="24"/>
+        </w:rPr>
+        <w:t>4</w:t>
+      </w:r>
+      <w:r>
+        <w:rPr>
+          <w:sz w:val="24"/>
+          <w:szCs w:val="24"/>
+        </w:rPr>
+        <w:t xml:space="preserve"> </w:t>
+      </w:r>
+      <w:r>
+        <w:rPr>
+          <w:sz w:val="24"/>
+          <w:szCs w:val="24"/>
+        </w:rPr>
+        <w:t>Основное окно</w:t>
       </w:r>
     </w:p>
     <w:p>
@@ -1098,7 +1061,6 @@
           <w:sz w:val="28"/>
           <w:szCs w:val="28"/>
         </w:rPr>
-        <w:lastRenderedPageBreak/>
         <w:t>Общее описание</w:t>
       </w:r>
     </w:p>
@@ -1601,8 +1563,1015 @@
           <w:sz w:val="28"/>
           <w:szCs w:val="28"/>
         </w:rPr>
+        <w:t>2. ОСНОВНАЯ ЧАСТЬ</w:t>
+      </w:r>
+    </w:p>
+    <w:p>
+      <w:pPr>
+        <w:rPr>
+          <w:rFonts w:ascii="Times New Roman" w:hAnsi="Times New Roman" w:cs="Times New Roman"/>
+          <w:sz w:val="24"/>
+          <w:szCs w:val="24"/>
+        </w:rPr>
+      </w:pPr>
+    </w:p>
+    <w:p>
+      <w:pPr>
+        <w:rPr>
+          <w:rFonts w:ascii="Times New Roman" w:hAnsi="Times New Roman" w:cs="Times New Roman"/>
+          <w:sz w:val="24"/>
+          <w:szCs w:val="24"/>
+          <w:u w:val="single"/>
+        </w:rPr>
+      </w:pPr>
+      <w:r>
+        <w:rPr>
+          <w:rFonts w:ascii="Times New Roman" w:hAnsi="Times New Roman" w:cs="Times New Roman"/>
+          <w:sz w:val="24"/>
+          <w:szCs w:val="24"/>
+          <w:u w:val="single"/>
+        </w:rPr>
+        <w:t>2.1 Архитектура проекта</w:t>
+      </w:r>
+    </w:p>
+    <w:p>
+      <w:pPr>
+        <w:rPr>
+          <w:rFonts w:ascii="Times New Roman" w:hAnsi="Times New Roman" w:cs="Times New Roman"/>
+          <w:sz w:val="24"/>
+          <w:szCs w:val="24"/>
+        </w:rPr>
+      </w:pPr>
+    </w:p>
+    <w:p>
+      <w:pPr>
+        <w:rPr>
+          <w:rFonts w:ascii="Times New Roman" w:hAnsi="Times New Roman" w:cs="Times New Roman"/>
+          <w:sz w:val="24"/>
+          <w:szCs w:val="24"/>
+          <w:u w:val="single"/>
+        </w:rPr>
+      </w:pPr>
+      <w:r>
+        <w:rPr>
+          <w:rFonts w:ascii="Times New Roman" w:hAnsi="Times New Roman" w:cs="Times New Roman"/>
+          <w:sz w:val="24"/>
+          <w:szCs w:val="24"/>
+          <w:u w:val="single"/>
+        </w:rPr>
+        <w:t>2.1.1 Иерархия классов</w:t>
+      </w:r>
+    </w:p>
+    <w:p>
+      <w:pPr>
+        <w:rPr>
+          <w:rFonts w:ascii="Times New Roman" w:hAnsi="Times New Roman" w:cs="Times New Roman"/>
+          <w:sz w:val="24"/>
+          <w:szCs w:val="24"/>
+        </w:rPr>
+      </w:pPr>
+      <w:r>
+        <w:rPr>
+          <w:rFonts w:ascii="Times New Roman" w:hAnsi="Times New Roman" w:cs="Times New Roman"/>
+          <w:sz w:val="24"/>
+          <w:szCs w:val="24"/>
+        </w:rPr>
+        <w:t>-</w:t>
+      </w:r>
+      <w:proofErr w:type="spellStart"/>
+      <w:r>
+        <w:rPr>
+          <w:rFonts w:ascii="Times New Roman" w:hAnsi="Times New Roman" w:cs="Times New Roman"/>
+          <w:sz w:val="24"/>
+          <w:szCs w:val="24"/>
+        </w:rPr>
+        <w:t>GameWindow</w:t>
+      </w:r>
+      <w:proofErr w:type="spellEnd"/>
+      <w:r>
+        <w:rPr>
+          <w:rFonts w:ascii="Times New Roman" w:hAnsi="Times New Roman" w:cs="Times New Roman"/>
+          <w:sz w:val="24"/>
+          <w:szCs w:val="24"/>
+        </w:rPr>
+        <w:t xml:space="preserve"> (главный игровой цикл)</w:t>
+      </w:r>
+    </w:p>
+    <w:p>
+      <w:pPr>
+        <w:rPr>
+          <w:rFonts w:ascii="Times New Roman" w:hAnsi="Times New Roman" w:cs="Times New Roman"/>
+          <w:sz w:val="24"/>
+          <w:szCs w:val="24"/>
+        </w:rPr>
+      </w:pPr>
+      <w:r>
+        <w:rPr>
+          <w:rFonts w:ascii="Times New Roman" w:eastAsia="MS Gothic" w:hAnsi="Times New Roman" w:cs="Times New Roman"/>
+          <w:sz w:val="24"/>
+          <w:szCs w:val="24"/>
+        </w:rPr>
+        <w:t>-</w:t>
+      </w:r>
+      <w:r>
+        <w:rPr>
+          <w:rFonts w:ascii="Times New Roman" w:hAnsi="Times New Roman" w:cs="Times New Roman"/>
+          <w:sz w:val="24"/>
+          <w:szCs w:val="24"/>
+        </w:rPr>
+        <w:t xml:space="preserve"> </w:t>
+      </w:r>
+      <w:proofErr w:type="spellStart"/>
+      <w:r>
+        <w:rPr>
+          <w:rFonts w:ascii="Times New Roman" w:hAnsi="Times New Roman" w:cs="Times New Roman"/>
+          <w:sz w:val="24"/>
+          <w:szCs w:val="24"/>
+        </w:rPr>
+        <w:t>InventorySystem</w:t>
+      </w:r>
+      <w:proofErr w:type="spellEnd"/>
+      <w:r>
+        <w:rPr>
+          <w:rFonts w:ascii="Times New Roman" w:hAnsi="Times New Roman" w:cs="Times New Roman"/>
+          <w:sz w:val="24"/>
+          <w:szCs w:val="24"/>
+        </w:rPr>
+        <w:t xml:space="preserve"> (система инвентаря)</w:t>
+      </w:r>
+    </w:p>
+    <w:p>
+      <w:pPr>
+        <w:rPr>
+          <w:rFonts w:ascii="Times New Roman" w:hAnsi="Times New Roman" w:cs="Times New Roman"/>
+          <w:sz w:val="24"/>
+          <w:szCs w:val="24"/>
+        </w:rPr>
+      </w:pPr>
+      <w:r>
+        <w:rPr>
+          <w:rFonts w:ascii="Times New Roman" w:hAnsi="Times New Roman" w:cs="Times New Roman"/>
+          <w:sz w:val="24"/>
+          <w:szCs w:val="24"/>
+        </w:rPr>
+        <w:t>-</w:t>
+      </w:r>
+      <w:r>
+        <w:rPr>
+          <w:rFonts w:ascii="Times New Roman" w:hAnsi="Times New Roman" w:cs="Times New Roman"/>
+          <w:sz w:val="24"/>
+          <w:szCs w:val="24"/>
+        </w:rPr>
+        <w:t xml:space="preserve"> </w:t>
+      </w:r>
+      <w:proofErr w:type="spellStart"/>
+      <w:r>
+        <w:rPr>
+          <w:rFonts w:ascii="Times New Roman" w:hAnsi="Times New Roman" w:cs="Times New Roman"/>
+          <w:sz w:val="24"/>
+          <w:szCs w:val="24"/>
+        </w:rPr>
+        <w:t>InventorySlot</w:t>
+      </w:r>
+      <w:proofErr w:type="spellEnd"/>
+      <w:r>
+        <w:rPr>
+          <w:rFonts w:ascii="Times New Roman" w:hAnsi="Times New Roman" w:cs="Times New Roman"/>
+          <w:sz w:val="24"/>
+          <w:szCs w:val="24"/>
+        </w:rPr>
+        <w:t xml:space="preserve"> (слот инвентаря)</w:t>
+      </w:r>
+    </w:p>
+    <w:p>
+      <w:pPr>
+        <w:rPr>
+          <w:rFonts w:ascii="Times New Roman" w:hAnsi="Times New Roman" w:cs="Times New Roman"/>
+          <w:sz w:val="24"/>
+          <w:szCs w:val="24"/>
+        </w:rPr>
+      </w:pPr>
+      <w:r>
+        <w:rPr>
+          <w:rFonts w:ascii="Times New Roman" w:hAnsi="Times New Roman" w:cs="Times New Roman"/>
+          <w:sz w:val="24"/>
+          <w:szCs w:val="24"/>
+        </w:rPr>
+        <w:t>-</w:t>
+      </w:r>
+      <w:r>
+        <w:rPr>
+          <w:rFonts w:ascii="Times New Roman" w:hAnsi="Times New Roman" w:cs="Times New Roman"/>
+          <w:sz w:val="24"/>
+          <w:szCs w:val="24"/>
+        </w:rPr>
+        <w:t xml:space="preserve"> </w:t>
+      </w:r>
+      <w:proofErr w:type="spellStart"/>
+      <w:r>
+        <w:rPr>
+          <w:rFonts w:ascii="Times New Roman" w:hAnsi="Times New Roman" w:cs="Times New Roman"/>
+          <w:sz w:val="24"/>
+          <w:szCs w:val="24"/>
+        </w:rPr>
+        <w:t>CraftingWindow</w:t>
+      </w:r>
+      <w:proofErr w:type="spellEnd"/>
+      <w:r>
+        <w:rPr>
+          <w:rFonts w:ascii="Times New Roman" w:hAnsi="Times New Roman" w:cs="Times New Roman"/>
+          <w:sz w:val="24"/>
+          <w:szCs w:val="24"/>
+        </w:rPr>
+        <w:t xml:space="preserve"> (окно крафта)</w:t>
+      </w:r>
+    </w:p>
+    <w:p>
+      <w:pPr>
+        <w:rPr>
+          <w:rFonts w:ascii="Times New Roman" w:hAnsi="Times New Roman" w:cs="Times New Roman"/>
+          <w:sz w:val="24"/>
+          <w:szCs w:val="24"/>
+        </w:rPr>
+      </w:pPr>
+      <w:r>
+        <w:rPr>
+          <w:rFonts w:ascii="Times New Roman" w:eastAsia="MS Gothic" w:hAnsi="Times New Roman" w:cs="Times New Roman"/>
+          <w:sz w:val="24"/>
+          <w:szCs w:val="24"/>
+        </w:rPr>
+        <w:t>-</w:t>
+      </w:r>
+      <w:proofErr w:type="spellStart"/>
+      <w:r>
+        <w:rPr>
+          <w:rFonts w:ascii="Times New Roman" w:hAnsi="Times New Roman" w:cs="Times New Roman"/>
+          <w:sz w:val="24"/>
+          <w:szCs w:val="24"/>
+        </w:rPr>
+        <w:t>Hero</w:t>
+      </w:r>
+      <w:proofErr w:type="spellEnd"/>
+      <w:r>
+        <w:rPr>
+          <w:rFonts w:ascii="Times New Roman" w:hAnsi="Times New Roman" w:cs="Times New Roman"/>
+          <w:sz w:val="24"/>
+          <w:szCs w:val="24"/>
+        </w:rPr>
+        <w:t xml:space="preserve"> (игрок)</w:t>
+      </w:r>
+    </w:p>
+    <w:p>
+      <w:pPr>
+        <w:rPr>
+          <w:rFonts w:ascii="Times New Roman" w:hAnsi="Times New Roman" w:cs="Times New Roman"/>
+          <w:sz w:val="24"/>
+          <w:szCs w:val="24"/>
+        </w:rPr>
+      </w:pPr>
+      <w:r>
+        <w:rPr>
+          <w:rFonts w:ascii="Times New Roman" w:eastAsia="MS Gothic" w:hAnsi="Times New Roman" w:cs="Times New Roman"/>
+          <w:sz w:val="24"/>
+          <w:szCs w:val="24"/>
+        </w:rPr>
+        <w:t>-</w:t>
+      </w:r>
+      <w:r>
+        <w:rPr>
+          <w:rFonts w:ascii="Times New Roman" w:hAnsi="Times New Roman" w:cs="Times New Roman"/>
+          <w:sz w:val="24"/>
+          <w:szCs w:val="24"/>
+        </w:rPr>
+        <w:t xml:space="preserve"> Monster (враг)</w:t>
+      </w:r>
+    </w:p>
+    <w:p>
+      <w:pPr>
+        <w:rPr>
+          <w:rFonts w:ascii="Times New Roman" w:hAnsi="Times New Roman" w:cs="Times New Roman"/>
+          <w:sz w:val="24"/>
+          <w:szCs w:val="24"/>
+        </w:rPr>
+      </w:pPr>
+      <w:r>
+        <w:rPr>
+          <w:rFonts w:ascii="Times New Roman" w:eastAsia="MS Gothic" w:hAnsi="Times New Roman" w:cs="Times New Roman"/>
+          <w:sz w:val="24"/>
+          <w:szCs w:val="24"/>
+        </w:rPr>
+        <w:t>-</w:t>
+      </w:r>
+      <w:proofErr w:type="spellStart"/>
+      <w:r>
+        <w:rPr>
+          <w:rFonts w:ascii="Times New Roman" w:hAnsi="Times New Roman" w:cs="Times New Roman"/>
+          <w:sz w:val="24"/>
+          <w:szCs w:val="24"/>
+        </w:rPr>
+        <w:t>Crack</w:t>
+      </w:r>
+      <w:proofErr w:type="spellEnd"/>
+      <w:r>
+        <w:rPr>
+          <w:rFonts w:ascii="Times New Roman" w:hAnsi="Times New Roman" w:cs="Times New Roman"/>
+          <w:sz w:val="24"/>
+          <w:szCs w:val="24"/>
+        </w:rPr>
+        <w:t xml:space="preserve"> (анимация разрушения)</w:t>
+      </w:r>
+    </w:p>
+    <w:p>
+      <w:pPr>
+        <w:rPr>
+          <w:rFonts w:ascii="Times New Roman" w:hAnsi="Times New Roman" w:cs="Times New Roman"/>
+          <w:sz w:val="24"/>
+          <w:szCs w:val="24"/>
+          <w:lang w:val="en-US"/>
+        </w:rPr>
+      </w:pPr>
+      <w:r>
+        <w:rPr>
+          <w:rFonts w:ascii="Times New Roman" w:hAnsi="Times New Roman" w:cs="Times New Roman"/>
+          <w:sz w:val="24"/>
+          <w:szCs w:val="24"/>
+          <w:lang w:val="en-US"/>
+        </w:rPr>
+        <w:t>-</w:t>
+      </w:r>
+      <w:r>
+        <w:rPr>
+          <w:rFonts w:ascii="Times New Roman" w:hAnsi="Times New Roman" w:cs="Times New Roman"/>
+          <w:sz w:val="24"/>
+          <w:szCs w:val="24"/>
+          <w:lang w:val="en-US"/>
+        </w:rPr>
+        <w:t xml:space="preserve"> UI-</w:t>
+      </w:r>
+      <w:r>
+        <w:rPr>
+          <w:rFonts w:ascii="Times New Roman" w:hAnsi="Times New Roman" w:cs="Times New Roman"/>
+          <w:sz w:val="24"/>
+          <w:szCs w:val="24"/>
+        </w:rPr>
+        <w:t>экраны</w:t>
+      </w:r>
+      <w:r>
+        <w:rPr>
+          <w:rFonts w:ascii="Times New Roman" w:hAnsi="Times New Roman" w:cs="Times New Roman"/>
+          <w:sz w:val="24"/>
+          <w:szCs w:val="24"/>
+          <w:lang w:val="en-US"/>
+        </w:rPr>
+        <w:t xml:space="preserve"> (</w:t>
+      </w:r>
+      <w:proofErr w:type="spellStart"/>
+      <w:r>
+        <w:rPr>
+          <w:rFonts w:ascii="Times New Roman" w:hAnsi="Times New Roman" w:cs="Times New Roman"/>
+          <w:sz w:val="24"/>
+          <w:szCs w:val="24"/>
+          <w:lang w:val="en-US"/>
+        </w:rPr>
+        <w:t>RespawnScreen</w:t>
+      </w:r>
+      <w:proofErr w:type="spellEnd"/>
+      <w:r>
+        <w:rPr>
+          <w:rFonts w:ascii="Times New Roman" w:hAnsi="Times New Roman" w:cs="Times New Roman"/>
+          <w:sz w:val="24"/>
+          <w:szCs w:val="24"/>
+          <w:lang w:val="en-US"/>
+        </w:rPr>
+        <w:t xml:space="preserve">, </w:t>
+      </w:r>
+      <w:proofErr w:type="spellStart"/>
+      <w:r>
+        <w:rPr>
+          <w:rFonts w:ascii="Times New Roman" w:hAnsi="Times New Roman" w:cs="Times New Roman"/>
+          <w:sz w:val="24"/>
+          <w:szCs w:val="24"/>
+          <w:lang w:val="en-US"/>
+        </w:rPr>
+        <w:t>PauseScreen</w:t>
+      </w:r>
+      <w:proofErr w:type="spellEnd"/>
+      <w:r>
+        <w:rPr>
+          <w:rFonts w:ascii="Times New Roman" w:hAnsi="Times New Roman" w:cs="Times New Roman"/>
+          <w:sz w:val="24"/>
+          <w:szCs w:val="24"/>
+          <w:lang w:val="en-US"/>
+        </w:rPr>
+        <w:t xml:space="preserve">, </w:t>
+      </w:r>
+      <w:proofErr w:type="spellStart"/>
+      <w:r>
+        <w:rPr>
+          <w:rFonts w:ascii="Times New Roman" w:hAnsi="Times New Roman" w:cs="Times New Roman"/>
+          <w:sz w:val="24"/>
+          <w:szCs w:val="24"/>
+          <w:lang w:val="en-US"/>
+        </w:rPr>
+        <w:t>MenuWindow</w:t>
+      </w:r>
+      <w:proofErr w:type="spellEnd"/>
+      <w:r>
+        <w:rPr>
+          <w:rFonts w:ascii="Times New Roman" w:hAnsi="Times New Roman" w:cs="Times New Roman"/>
+          <w:sz w:val="24"/>
+          <w:szCs w:val="24"/>
+          <w:lang w:val="en-US"/>
+        </w:rPr>
+        <w:t>)</w:t>
+      </w:r>
+    </w:p>
+    <w:p>
+      <w:pPr>
+        <w:rPr>
+          <w:rFonts w:ascii="Times New Roman" w:hAnsi="Times New Roman" w:cs="Times New Roman"/>
+          <w:sz w:val="24"/>
+          <w:szCs w:val="24"/>
+          <w:lang w:val="en-US"/>
+        </w:rPr>
+      </w:pPr>
+    </w:p>
+    <w:p>
+      <w:pPr>
+        <w:rPr>
+          <w:rFonts w:ascii="Times New Roman" w:hAnsi="Times New Roman" w:cs="Times New Roman"/>
+          <w:sz w:val="24"/>
+          <w:szCs w:val="24"/>
+          <w:u w:val="single"/>
+        </w:rPr>
+      </w:pPr>
+      <w:r>
+        <w:rPr>
+          <w:rFonts w:ascii="Times New Roman" w:hAnsi="Times New Roman" w:cs="Times New Roman"/>
+          <w:sz w:val="24"/>
+          <w:szCs w:val="24"/>
+          <w:u w:val="single"/>
+        </w:rPr>
+        <w:t>2.1.2 Файловая структура</w:t>
+      </w:r>
+      <w:r>
+        <w:rPr>
+          <w:rFonts w:ascii="Times New Roman" w:hAnsi="Times New Roman" w:cs="Times New Roman"/>
+          <w:sz w:val="24"/>
+          <w:szCs w:val="24"/>
+          <w:u w:val="single"/>
+        </w:rPr>
+        <w:t>:</w:t>
+      </w:r>
+    </w:p>
+    <w:p>
+      <w:pPr>
+        <w:rPr>
+          <w:rFonts w:ascii="Times New Roman" w:hAnsi="Times New Roman" w:cs="Times New Roman"/>
+          <w:sz w:val="24"/>
+          <w:szCs w:val="24"/>
+        </w:rPr>
+      </w:pPr>
+      <w:r>
+        <w:rPr>
+          <w:rFonts w:ascii="Times New Roman" w:hAnsi="Times New Roman" w:cs="Times New Roman"/>
+          <w:sz w:val="24"/>
+          <w:szCs w:val="24"/>
+        </w:rPr>
+        <w:t xml:space="preserve">- </w:t>
+      </w:r>
+      <w:proofErr w:type="spellStart"/>
+      <w:r>
+        <w:rPr>
+          <w:rFonts w:ascii="Times New Roman" w:hAnsi="Times New Roman" w:cs="Times New Roman"/>
+          <w:sz w:val="24"/>
+          <w:szCs w:val="24"/>
+        </w:rPr>
+        <w:t>cracks</w:t>
+      </w:r>
+      <w:proofErr w:type="spellEnd"/>
+      <w:r>
+        <w:rPr>
+          <w:rFonts w:ascii="Times New Roman" w:hAnsi="Times New Roman" w:cs="Times New Roman"/>
+          <w:sz w:val="24"/>
+          <w:szCs w:val="24"/>
+        </w:rPr>
+        <w:t xml:space="preserve"> </w:t>
+      </w:r>
+      <w:r>
+        <w:rPr>
+          <w:rFonts w:ascii="Times New Roman" w:hAnsi="Times New Roman" w:cs="Times New Roman"/>
+          <w:sz w:val="24"/>
+          <w:szCs w:val="24"/>
+        </w:rPr>
+        <w:t xml:space="preserve">– </w:t>
+      </w:r>
+      <w:r>
+        <w:rPr>
+          <w:rFonts w:ascii="Times New Roman" w:hAnsi="Times New Roman" w:cs="Times New Roman"/>
+          <w:sz w:val="24"/>
+          <w:szCs w:val="24"/>
+        </w:rPr>
+        <w:t>анимация трещин</w:t>
+      </w:r>
+    </w:p>
+    <w:p>
+      <w:pPr>
+        <w:rPr>
+          <w:rFonts w:ascii="Times New Roman" w:hAnsi="Times New Roman" w:cs="Times New Roman"/>
+          <w:sz w:val="24"/>
+          <w:szCs w:val="24"/>
+        </w:rPr>
+      </w:pPr>
+      <w:r>
+        <w:rPr>
+          <w:rFonts w:ascii="Times New Roman" w:hAnsi="Times New Roman" w:cs="Times New Roman"/>
+          <w:sz w:val="24"/>
+          <w:szCs w:val="24"/>
+        </w:rPr>
+        <w:t xml:space="preserve">- </w:t>
+      </w:r>
+      <w:proofErr w:type="spellStart"/>
+      <w:r>
+        <w:rPr>
+          <w:rFonts w:ascii="Times New Roman" w:hAnsi="Times New Roman" w:cs="Times New Roman"/>
+          <w:sz w:val="24"/>
+          <w:szCs w:val="24"/>
+        </w:rPr>
+        <w:t>menu</w:t>
+      </w:r>
+      <w:proofErr w:type="spellEnd"/>
+      <w:r>
+        <w:rPr>
+          <w:rFonts w:ascii="Times New Roman" w:hAnsi="Times New Roman" w:cs="Times New Roman"/>
+          <w:sz w:val="24"/>
+          <w:szCs w:val="24"/>
+        </w:rPr>
+        <w:t xml:space="preserve"> </w:t>
+      </w:r>
+      <w:r>
+        <w:rPr>
+          <w:rFonts w:ascii="Times New Roman" w:hAnsi="Times New Roman" w:cs="Times New Roman"/>
+          <w:sz w:val="24"/>
+          <w:szCs w:val="24"/>
+        </w:rPr>
+        <w:t xml:space="preserve">– </w:t>
+      </w:r>
+      <w:r>
+        <w:rPr>
+          <w:rFonts w:ascii="Times New Roman" w:hAnsi="Times New Roman" w:cs="Times New Roman"/>
+          <w:sz w:val="24"/>
+          <w:szCs w:val="24"/>
+        </w:rPr>
+        <w:t>изображения для меню</w:t>
+      </w:r>
+    </w:p>
+    <w:p>
+      <w:pPr>
+        <w:rPr>
+          <w:rFonts w:ascii="Times New Roman" w:hAnsi="Times New Roman" w:cs="Times New Roman"/>
+          <w:sz w:val="24"/>
+          <w:szCs w:val="24"/>
+        </w:rPr>
+      </w:pPr>
+      <w:r>
+        <w:rPr>
+          <w:rFonts w:ascii="Times New Roman" w:hAnsi="Times New Roman" w:cs="Times New Roman"/>
+          <w:sz w:val="24"/>
+          <w:szCs w:val="24"/>
+        </w:rPr>
+        <w:t xml:space="preserve">- </w:t>
+      </w:r>
+      <w:proofErr w:type="spellStart"/>
+      <w:r>
+        <w:rPr>
+          <w:rFonts w:ascii="Times New Roman" w:hAnsi="Times New Roman" w:cs="Times New Roman"/>
+          <w:sz w:val="24"/>
+          <w:szCs w:val="24"/>
+          <w:lang w:val="en-US"/>
+        </w:rPr>
+        <w:t>minecraft</w:t>
+      </w:r>
+      <w:proofErr w:type="spellEnd"/>
+      <w:r>
+        <w:rPr>
+          <w:rFonts w:ascii="Times New Roman" w:hAnsi="Times New Roman" w:cs="Times New Roman"/>
+          <w:sz w:val="24"/>
+          <w:szCs w:val="24"/>
+        </w:rPr>
+        <w:t>_</w:t>
+      </w:r>
+      <w:r>
+        <w:rPr>
+          <w:rFonts w:ascii="Times New Roman" w:hAnsi="Times New Roman" w:cs="Times New Roman"/>
+          <w:sz w:val="24"/>
+          <w:szCs w:val="24"/>
+          <w:lang w:val="en-US"/>
+        </w:rPr>
+        <w:t>blocks</w:t>
+      </w:r>
+      <w:r>
+        <w:rPr>
+          <w:rFonts w:ascii="Times New Roman" w:hAnsi="Times New Roman" w:cs="Times New Roman"/>
+          <w:sz w:val="24"/>
+          <w:szCs w:val="24"/>
+        </w:rPr>
+        <w:t xml:space="preserve">– </w:t>
+      </w:r>
+      <w:r>
+        <w:rPr>
+          <w:rFonts w:ascii="Times New Roman" w:hAnsi="Times New Roman" w:cs="Times New Roman"/>
+          <w:sz w:val="24"/>
+          <w:szCs w:val="24"/>
+        </w:rPr>
+        <w:t xml:space="preserve">изображения блоков и игровых предметов </w:t>
+      </w:r>
+    </w:p>
+    <w:p>
+      <w:pPr>
+        <w:rPr>
+          <w:rFonts w:ascii="Times New Roman" w:hAnsi="Times New Roman" w:cs="Times New Roman"/>
+          <w:sz w:val="24"/>
+          <w:szCs w:val="24"/>
+        </w:rPr>
+      </w:pPr>
+      <w:r>
+        <w:rPr>
+          <w:rFonts w:ascii="Times New Roman" w:hAnsi="Times New Roman" w:cs="Times New Roman"/>
+          <w:sz w:val="24"/>
+          <w:szCs w:val="24"/>
+        </w:rPr>
+        <w:t xml:space="preserve">- </w:t>
+      </w:r>
+      <w:r>
+        <w:rPr>
+          <w:rFonts w:ascii="Times New Roman" w:hAnsi="Times New Roman" w:cs="Times New Roman"/>
+          <w:sz w:val="24"/>
+          <w:szCs w:val="24"/>
+          <w:lang w:val="en-US"/>
+        </w:rPr>
+        <w:t>music</w:t>
+      </w:r>
+      <w:r>
+        <w:rPr>
+          <w:rFonts w:ascii="Times New Roman" w:hAnsi="Times New Roman" w:cs="Times New Roman"/>
+          <w:sz w:val="24"/>
+          <w:szCs w:val="24"/>
+        </w:rPr>
+        <w:t xml:space="preserve"> – музыка и звуки</w:t>
+      </w:r>
+    </w:p>
+    <w:p>
+      <w:pPr>
+        <w:rPr>
+          <w:rFonts w:ascii="Times New Roman" w:hAnsi="Times New Roman" w:cs="Times New Roman"/>
+          <w:sz w:val="24"/>
+          <w:szCs w:val="24"/>
+        </w:rPr>
+      </w:pPr>
+      <w:r>
+        <w:rPr>
+          <w:rFonts w:ascii="Times New Roman" w:hAnsi="Times New Roman" w:cs="Times New Roman"/>
+          <w:sz w:val="24"/>
+          <w:szCs w:val="24"/>
+        </w:rPr>
+        <w:t xml:space="preserve">- </w:t>
+      </w:r>
+      <w:r>
+        <w:rPr>
+          <w:rFonts w:ascii="Times New Roman" w:hAnsi="Times New Roman" w:cs="Times New Roman"/>
+          <w:sz w:val="24"/>
+          <w:szCs w:val="24"/>
+          <w:lang w:val="en-US"/>
+        </w:rPr>
+        <w:t>skin</w:t>
+      </w:r>
+      <w:r>
+        <w:rPr>
+          <w:rFonts w:ascii="Times New Roman" w:hAnsi="Times New Roman" w:cs="Times New Roman"/>
+          <w:sz w:val="24"/>
+          <w:szCs w:val="24"/>
+        </w:rPr>
+        <w:t xml:space="preserve"> – анимация мобов</w:t>
+      </w:r>
+    </w:p>
+    <w:p>
+      <w:pPr>
+        <w:rPr>
+          <w:rFonts w:ascii="Times New Roman" w:hAnsi="Times New Roman" w:cs="Times New Roman"/>
+          <w:sz w:val="24"/>
+          <w:szCs w:val="24"/>
+          <w:lang w:val="en-US"/>
+        </w:rPr>
+      </w:pPr>
+      <w:r>
+        <w:rPr>
+          <w:rFonts w:ascii="Times New Roman" w:hAnsi="Times New Roman" w:cs="Times New Roman"/>
+          <w:sz w:val="24"/>
+          <w:szCs w:val="24"/>
+          <w:lang w:val="en-US"/>
+        </w:rPr>
+        <w:t xml:space="preserve">- </w:t>
+      </w:r>
+      <w:proofErr w:type="spellStart"/>
+      <w:r>
+        <w:rPr>
+          <w:rFonts w:ascii="Times New Roman" w:hAnsi="Times New Roman" w:cs="Times New Roman"/>
+          <w:sz w:val="24"/>
+          <w:szCs w:val="24"/>
+          <w:lang w:val="en-US"/>
+        </w:rPr>
+        <w:t>test_map_minecraft.tmx</w:t>
+      </w:r>
+      <w:proofErr w:type="spellEnd"/>
+      <w:r>
+        <w:rPr>
+          <w:rFonts w:ascii="Times New Roman" w:hAnsi="Times New Roman" w:cs="Times New Roman"/>
+          <w:sz w:val="24"/>
+          <w:szCs w:val="24"/>
+          <w:lang w:val="en-US"/>
+        </w:rPr>
+        <w:t xml:space="preserve"> – </w:t>
+      </w:r>
+      <w:r>
+        <w:rPr>
+          <w:rFonts w:ascii="Times New Roman" w:hAnsi="Times New Roman" w:cs="Times New Roman"/>
+          <w:sz w:val="24"/>
+          <w:szCs w:val="24"/>
+        </w:rPr>
+        <w:t>файл</w:t>
+      </w:r>
+      <w:r>
+        <w:rPr>
+          <w:rFonts w:ascii="Times New Roman" w:hAnsi="Times New Roman" w:cs="Times New Roman"/>
+          <w:sz w:val="24"/>
+          <w:szCs w:val="24"/>
+          <w:lang w:val="en-US"/>
+        </w:rPr>
+        <w:t xml:space="preserve"> </w:t>
+      </w:r>
+      <w:r>
+        <w:rPr>
+          <w:rFonts w:ascii="Times New Roman" w:hAnsi="Times New Roman" w:cs="Times New Roman"/>
+          <w:sz w:val="24"/>
+          <w:szCs w:val="24"/>
+        </w:rPr>
+        <w:t>карты</w:t>
+      </w:r>
+    </w:p>
+    <w:p>
+      <w:pPr>
+        <w:rPr>
+          <w:rFonts w:ascii="Times New Roman" w:hAnsi="Times New Roman" w:cs="Times New Roman"/>
+          <w:sz w:val="24"/>
+          <w:szCs w:val="24"/>
+          <w:lang w:val="en-US"/>
+        </w:rPr>
+      </w:pPr>
+      <w:r>
+        <w:rPr>
+          <w:rFonts w:ascii="Times New Roman" w:hAnsi="Times New Roman" w:cs="Times New Roman"/>
+          <w:sz w:val="24"/>
+          <w:szCs w:val="24"/>
+          <w:lang w:val="en-US"/>
+        </w:rPr>
+        <w:t xml:space="preserve">- </w:t>
+      </w:r>
+      <w:proofErr w:type="spellStart"/>
+      <w:r>
+        <w:rPr>
+          <w:rFonts w:ascii="Times New Roman" w:hAnsi="Times New Roman" w:cs="Times New Roman"/>
+          <w:sz w:val="24"/>
+          <w:szCs w:val="24"/>
+          <w:lang w:val="en-US"/>
+        </w:rPr>
+        <w:t>test_tailes_minecraft.tsx</w:t>
+      </w:r>
+      <w:proofErr w:type="spellEnd"/>
+      <w:r>
+        <w:rPr>
+          <w:rFonts w:ascii="Times New Roman" w:hAnsi="Times New Roman" w:cs="Times New Roman"/>
+          <w:sz w:val="24"/>
+          <w:szCs w:val="24"/>
+          <w:lang w:val="en-US"/>
+        </w:rPr>
+        <w:t xml:space="preserve"> – </w:t>
+      </w:r>
+      <w:proofErr w:type="spellStart"/>
+      <w:r>
+        <w:rPr>
+          <w:rFonts w:ascii="Times New Roman" w:hAnsi="Times New Roman" w:cs="Times New Roman"/>
+          <w:sz w:val="24"/>
+          <w:szCs w:val="24"/>
+        </w:rPr>
+        <w:t>тайлы</w:t>
+      </w:r>
+      <w:proofErr w:type="spellEnd"/>
+      <w:r>
+        <w:rPr>
+          <w:rFonts w:ascii="Times New Roman" w:hAnsi="Times New Roman" w:cs="Times New Roman"/>
+          <w:sz w:val="24"/>
+          <w:szCs w:val="24"/>
+          <w:lang w:val="en-US"/>
+        </w:rPr>
+        <w:t xml:space="preserve"> </w:t>
+      </w:r>
+      <w:r>
+        <w:rPr>
+          <w:rFonts w:ascii="Times New Roman" w:hAnsi="Times New Roman" w:cs="Times New Roman"/>
+          <w:sz w:val="24"/>
+          <w:szCs w:val="24"/>
+        </w:rPr>
+        <w:t>для</w:t>
+      </w:r>
+      <w:r>
+        <w:rPr>
+          <w:rFonts w:ascii="Times New Roman" w:hAnsi="Times New Roman" w:cs="Times New Roman"/>
+          <w:sz w:val="24"/>
+          <w:szCs w:val="24"/>
+          <w:lang w:val="en-US"/>
+        </w:rPr>
+        <w:t xml:space="preserve"> </w:t>
+      </w:r>
+      <w:r>
+        <w:rPr>
+          <w:rFonts w:ascii="Times New Roman" w:hAnsi="Times New Roman" w:cs="Times New Roman"/>
+          <w:sz w:val="24"/>
+          <w:szCs w:val="24"/>
+        </w:rPr>
+        <w:t>карты</w:t>
+      </w:r>
+    </w:p>
+    <w:p>
+      <w:pPr>
+        <w:rPr>
+          <w:rFonts w:ascii="Times New Roman" w:hAnsi="Times New Roman" w:cs="Times New Roman"/>
+          <w:sz w:val="24"/>
+          <w:szCs w:val="24"/>
+          <w:lang w:val="en-US"/>
+        </w:rPr>
+      </w:pPr>
+    </w:p>
+    <w:p>
+      <w:pPr>
+        <w:rPr>
+          <w:rFonts w:ascii="Times New Roman" w:hAnsi="Times New Roman" w:cs="Times New Roman"/>
+          <w:sz w:val="24"/>
+          <w:szCs w:val="24"/>
+          <w:u w:val="single"/>
+        </w:rPr>
+      </w:pPr>
+      <w:r>
+        <w:rPr>
+          <w:rFonts w:ascii="Times New Roman" w:hAnsi="Times New Roman" w:cs="Times New Roman"/>
+          <w:sz w:val="24"/>
+          <w:szCs w:val="24"/>
+          <w:u w:val="single"/>
+        </w:rPr>
+        <w:t>2.1.3 Основные модули:</w:t>
+      </w:r>
+    </w:p>
+    <w:p>
+      <w:pPr>
+        <w:rPr>
+          <w:rFonts w:ascii="Times New Roman" w:hAnsi="Times New Roman" w:cs="Times New Roman"/>
+          <w:sz w:val="24"/>
+          <w:szCs w:val="24"/>
+        </w:rPr>
+      </w:pPr>
+      <w:r>
+        <w:rPr>
+          <w:rFonts w:ascii="Times New Roman" w:hAnsi="Times New Roman" w:cs="Times New Roman"/>
+          <w:sz w:val="24"/>
+          <w:szCs w:val="24"/>
+        </w:rPr>
+        <w:t>- main.py– точка входа, инициализация меню, основной игровой цикл</w:t>
+      </w:r>
+    </w:p>
+    <w:p>
+      <w:pPr>
+        <w:rPr>
+          <w:rFonts w:ascii="Times New Roman" w:hAnsi="Times New Roman" w:cs="Times New Roman"/>
+          <w:sz w:val="24"/>
+          <w:szCs w:val="24"/>
+        </w:rPr>
+      </w:pPr>
+      <w:r>
+        <w:rPr>
+          <w:rFonts w:ascii="Times New Roman" w:hAnsi="Times New Roman" w:cs="Times New Roman"/>
+          <w:sz w:val="24"/>
+          <w:szCs w:val="24"/>
+        </w:rPr>
+        <w:t xml:space="preserve">- dop_windows.py– вспомогательные окна (пауза, </w:t>
+      </w:r>
+      <w:proofErr w:type="spellStart"/>
+      <w:r>
+        <w:rPr>
+          <w:rFonts w:ascii="Times New Roman" w:hAnsi="Times New Roman" w:cs="Times New Roman"/>
+          <w:sz w:val="24"/>
+          <w:szCs w:val="24"/>
+        </w:rPr>
+        <w:t>респавн</w:t>
+      </w:r>
+      <w:proofErr w:type="spellEnd"/>
+      <w:r>
+        <w:rPr>
+          <w:rFonts w:ascii="Times New Roman" w:hAnsi="Times New Roman" w:cs="Times New Roman"/>
+          <w:sz w:val="24"/>
+          <w:szCs w:val="24"/>
+        </w:rPr>
+        <w:t>, меню)</w:t>
+      </w:r>
+    </w:p>
+    <w:p>
+      <w:pPr>
+        <w:rPr>
+          <w:rFonts w:ascii="Times New Roman" w:hAnsi="Times New Roman" w:cs="Times New Roman"/>
+          <w:sz w:val="24"/>
+          <w:szCs w:val="24"/>
+        </w:rPr>
+      </w:pPr>
+      <w:r>
+        <w:rPr>
+          <w:rFonts w:ascii="Times New Roman" w:hAnsi="Times New Roman" w:cs="Times New Roman"/>
+          <w:sz w:val="24"/>
+          <w:szCs w:val="24"/>
+        </w:rPr>
+        <w:t>- globals.py– глобальные константы и данные (рецепты, блоки, оружие)</w:t>
+      </w:r>
+    </w:p>
+    <w:p>
+      <w:pPr>
+        <w:rPr>
+          <w:rFonts w:ascii="Times New Roman" w:hAnsi="Times New Roman" w:cs="Times New Roman"/>
+          <w:sz w:val="24"/>
+          <w:szCs w:val="24"/>
+        </w:rPr>
+      </w:pPr>
+    </w:p>
+    <w:p>
+      <w:pPr>
+        <w:rPr>
+          <w:rFonts w:ascii="Times New Roman" w:hAnsi="Times New Roman" w:cs="Times New Roman"/>
+          <w:sz w:val="24"/>
+          <w:szCs w:val="24"/>
+        </w:rPr>
+      </w:pPr>
+    </w:p>
+    <w:p>
+      <w:pPr>
+        <w:rPr>
+          <w:rFonts w:ascii="Times New Roman" w:hAnsi="Times New Roman" w:cs="Times New Roman"/>
+          <w:sz w:val="24"/>
+          <w:szCs w:val="24"/>
+        </w:rPr>
+      </w:pPr>
+    </w:p>
+    <w:p>
+      <w:pPr>
+        <w:rPr>
+          <w:rFonts w:ascii="Times New Roman" w:hAnsi="Times New Roman" w:cs="Times New Roman"/>
+          <w:sz w:val="24"/>
+          <w:szCs w:val="24"/>
+        </w:rPr>
+      </w:pPr>
+    </w:p>
+    <w:p>
+      <w:pPr>
+        <w:rPr>
+          <w:rFonts w:ascii="Times New Roman" w:hAnsi="Times New Roman" w:cs="Times New Roman"/>
+          <w:sz w:val="24"/>
+          <w:szCs w:val="24"/>
+        </w:rPr>
+      </w:pPr>
+    </w:p>
+    <w:p>
+      <w:pPr>
+        <w:rPr>
+          <w:rFonts w:ascii="Times New Roman" w:hAnsi="Times New Roman" w:cs="Times New Roman"/>
+          <w:sz w:val="24"/>
+          <w:szCs w:val="24"/>
+        </w:rPr>
+      </w:pPr>
+    </w:p>
+    <w:p>
+      <w:pPr>
+        <w:rPr>
+          <w:rFonts w:ascii="Times New Roman" w:hAnsi="Times New Roman" w:cs="Times New Roman"/>
+          <w:sz w:val="24"/>
+          <w:szCs w:val="24"/>
+          <w:u w:val="single"/>
+        </w:rPr>
+      </w:pPr>
+      <w:r>
+        <w:rPr>
+          <w:rFonts w:ascii="Times New Roman" w:hAnsi="Times New Roman" w:cs="Times New Roman"/>
+          <w:sz w:val="24"/>
+          <w:szCs w:val="24"/>
+          <w:u w:val="single"/>
+        </w:rPr>
         <w:lastRenderedPageBreak/>
-        <w:t>2. ОСНОВНАЯ ЧАСТЬ</w:t>
+        <w:t>2.2 Детальное описание компонентов</w:t>
       </w:r>
     </w:p>
     <w:p>
@@ -1630,27 +2599,19 @@
           <w:szCs w:val="24"/>
           <w:u w:val="single"/>
         </w:rPr>
-        <w:t>2.1 Архитектура проекта</w:t>
-      </w:r>
-    </w:p>
-    <w:p>
-      <w:pPr>
-        <w:rPr>
-          <w:rFonts w:ascii="Times New Roman" w:hAnsi="Times New Roman" w:cs="Times New Roman"/>
-          <w:sz w:val="24"/>
-          <w:szCs w:val="24"/>
-        </w:rPr>
-      </w:pPr>
-    </w:p>
-    <w:p>
-      <w:pPr>
+        <w:t>2.2.1 Система инвентаря (`</w:t>
+      </w:r>
+      <w:proofErr w:type="spellStart"/>
+      <w:r>
         <w:rPr>
           <w:rFonts w:ascii="Times New Roman" w:hAnsi="Times New Roman" w:cs="Times New Roman"/>
           <w:sz w:val="24"/>
           <w:szCs w:val="24"/>
           <w:u w:val="single"/>
         </w:rPr>
-      </w:pPr>
+        <w:t>InventorySystem</w:t>
+      </w:r>
+      <w:proofErr w:type="spellEnd"/>
       <w:r>
         <w:rPr>
           <w:rFonts w:ascii="Times New Roman" w:hAnsi="Times New Roman" w:cs="Times New Roman"/>
@@ -1658,24 +2619,266 @@
           <w:szCs w:val="24"/>
           <w:u w:val="single"/>
         </w:rPr>
-        <w:t>2.1.1 Иерархия классов</w:t>
-      </w:r>
-    </w:p>
-    <w:p>
-      <w:pPr>
-        <w:rPr>
-          <w:rFonts w:ascii="Times New Roman" w:hAnsi="Times New Roman" w:cs="Times New Roman"/>
-          <w:sz w:val="24"/>
-          <w:szCs w:val="24"/>
-        </w:rPr>
-      </w:pPr>
-      <w:r>
-        <w:rPr>
-          <w:rFonts w:ascii="Times New Roman" w:hAnsi="Times New Roman" w:cs="Times New Roman"/>
-          <w:sz w:val="24"/>
-          <w:szCs w:val="24"/>
-        </w:rPr>
-        <w:t>-</w:t>
+        <w:t>`)</w:t>
+      </w:r>
+    </w:p>
+    <w:p>
+      <w:pPr>
+        <w:rPr>
+          <w:rFonts w:ascii="Times New Roman" w:hAnsi="Times New Roman" w:cs="Times New Roman"/>
+          <w:sz w:val="24"/>
+          <w:szCs w:val="24"/>
+        </w:rPr>
+      </w:pPr>
+    </w:p>
+    <w:p>
+      <w:pPr>
+        <w:rPr>
+          <w:rFonts w:ascii="Times New Roman" w:hAnsi="Times New Roman" w:cs="Times New Roman"/>
+          <w:sz w:val="24"/>
+          <w:szCs w:val="24"/>
+        </w:rPr>
+      </w:pPr>
+      <w:r>
+        <w:rPr>
+          <w:rFonts w:ascii="Times New Roman" w:hAnsi="Times New Roman" w:cs="Times New Roman"/>
+          <w:sz w:val="24"/>
+          <w:szCs w:val="24"/>
+        </w:rPr>
+        <w:t>Назначение: Управление предметами игрока, взаимодействие с горячей панелью и крафтом.</w:t>
+      </w:r>
+    </w:p>
+    <w:p>
+      <w:pPr>
+        <w:rPr>
+          <w:rFonts w:ascii="Times New Roman" w:hAnsi="Times New Roman" w:cs="Times New Roman"/>
+          <w:sz w:val="24"/>
+          <w:szCs w:val="24"/>
+        </w:rPr>
+      </w:pPr>
+    </w:p>
+    <w:p>
+      <w:pPr>
+        <w:rPr>
+          <w:rFonts w:ascii="Times New Roman" w:hAnsi="Times New Roman" w:cs="Times New Roman"/>
+          <w:sz w:val="24"/>
+          <w:szCs w:val="24"/>
+        </w:rPr>
+      </w:pPr>
+      <w:r>
+        <w:rPr>
+          <w:rFonts w:ascii="Times New Roman" w:hAnsi="Times New Roman" w:cs="Times New Roman"/>
+          <w:sz w:val="24"/>
+          <w:szCs w:val="24"/>
+        </w:rPr>
+        <w:t>Ключевые особенности</w:t>
+      </w:r>
+    </w:p>
+    <w:p>
+      <w:pPr>
+        <w:rPr>
+          <w:rFonts w:ascii="Times New Roman" w:hAnsi="Times New Roman" w:cs="Times New Roman"/>
+          <w:sz w:val="24"/>
+          <w:szCs w:val="24"/>
+        </w:rPr>
+      </w:pPr>
+      <w:r>
+        <w:rPr>
+          <w:rFonts w:ascii="Times New Roman" w:hAnsi="Times New Roman" w:cs="Times New Roman"/>
+          <w:sz w:val="24"/>
+          <w:szCs w:val="24"/>
+        </w:rPr>
+        <w:t>- 10 слотов горячей панели</w:t>
+      </w:r>
+    </w:p>
+    <w:p>
+      <w:pPr>
+        <w:rPr>
+          <w:rFonts w:ascii="Times New Roman" w:hAnsi="Times New Roman" w:cs="Times New Roman"/>
+          <w:sz w:val="24"/>
+          <w:szCs w:val="24"/>
+        </w:rPr>
+      </w:pPr>
+      <w:r>
+        <w:rPr>
+          <w:rFonts w:ascii="Times New Roman" w:hAnsi="Times New Roman" w:cs="Times New Roman"/>
+          <w:sz w:val="24"/>
+          <w:szCs w:val="24"/>
+        </w:rPr>
+        <w:t>- Поддержка стопок до 64 предметов</w:t>
+      </w:r>
+    </w:p>
+    <w:p>
+      <w:pPr>
+        <w:rPr>
+          <w:rFonts w:ascii="Times New Roman" w:hAnsi="Times New Roman" w:cs="Times New Roman"/>
+          <w:sz w:val="24"/>
+          <w:szCs w:val="24"/>
+        </w:rPr>
+      </w:pPr>
+      <w:r>
+        <w:rPr>
+          <w:rFonts w:ascii="Times New Roman" w:hAnsi="Times New Roman" w:cs="Times New Roman"/>
+          <w:sz w:val="24"/>
+          <w:szCs w:val="24"/>
+        </w:rPr>
+        <w:t>- Визуальная индикация выбранного слота</w:t>
+      </w:r>
+    </w:p>
+    <w:p>
+      <w:pPr>
+        <w:rPr>
+          <w:rFonts w:ascii="Times New Roman" w:hAnsi="Times New Roman" w:cs="Times New Roman"/>
+          <w:sz w:val="24"/>
+          <w:szCs w:val="24"/>
+        </w:rPr>
+      </w:pPr>
+      <w:r>
+        <w:rPr>
+          <w:rFonts w:ascii="Times New Roman" w:hAnsi="Times New Roman" w:cs="Times New Roman"/>
+          <w:sz w:val="24"/>
+          <w:szCs w:val="24"/>
+        </w:rPr>
+        <w:t>- Прокрутка колесом мыши</w:t>
+      </w:r>
+    </w:p>
+    <w:p>
+      <w:pPr>
+        <w:rPr>
+          <w:rFonts w:ascii="Times New Roman" w:hAnsi="Times New Roman" w:cs="Times New Roman"/>
+          <w:sz w:val="24"/>
+          <w:szCs w:val="24"/>
+        </w:rPr>
+      </w:pPr>
+      <w:r>
+        <w:rPr>
+          <w:rFonts w:ascii="Times New Roman" w:hAnsi="Times New Roman" w:cs="Times New Roman"/>
+          <w:sz w:val="24"/>
+          <w:szCs w:val="24"/>
+        </w:rPr>
+        <w:t>- Динамическая загрузка текстур предметов</w:t>
+      </w:r>
+    </w:p>
+    <w:p>
+      <w:pPr>
+        <w:rPr>
+          <w:rFonts w:ascii="Times New Roman" w:hAnsi="Times New Roman" w:cs="Times New Roman"/>
+          <w:sz w:val="24"/>
+          <w:szCs w:val="24"/>
+        </w:rPr>
+      </w:pPr>
+    </w:p>
+    <w:p>
+      <w:pPr>
+        <w:rPr>
+          <w:rFonts w:ascii="Times New Roman" w:hAnsi="Times New Roman" w:cs="Times New Roman"/>
+          <w:sz w:val="24"/>
+          <w:szCs w:val="24"/>
+        </w:rPr>
+      </w:pPr>
+      <w:r>
+        <w:rPr>
+          <w:rFonts w:ascii="Times New Roman" w:hAnsi="Times New Roman" w:cs="Times New Roman"/>
+          <w:sz w:val="24"/>
+          <w:szCs w:val="24"/>
+        </w:rPr>
+        <w:t>Алгоритм добавления предмета</w:t>
+      </w:r>
+    </w:p>
+    <w:p>
+      <w:pPr>
+        <w:rPr>
+          <w:rFonts w:ascii="Times New Roman" w:hAnsi="Times New Roman" w:cs="Times New Roman"/>
+          <w:sz w:val="24"/>
+          <w:szCs w:val="24"/>
+        </w:rPr>
+      </w:pPr>
+      <w:r>
+        <w:rPr>
+          <w:rFonts w:ascii="Times New Roman" w:hAnsi="Times New Roman" w:cs="Times New Roman"/>
+          <w:sz w:val="24"/>
+          <w:szCs w:val="24"/>
+        </w:rPr>
+        <w:t>1. Поиск существующего слота с таким же предметом и свободным местом</w:t>
+      </w:r>
+    </w:p>
+    <w:p>
+      <w:pPr>
+        <w:rPr>
+          <w:rFonts w:ascii="Times New Roman" w:hAnsi="Times New Roman" w:cs="Times New Roman"/>
+          <w:sz w:val="24"/>
+          <w:szCs w:val="24"/>
+        </w:rPr>
+      </w:pPr>
+      <w:r>
+        <w:rPr>
+          <w:rFonts w:ascii="Times New Roman" w:hAnsi="Times New Roman" w:cs="Times New Roman"/>
+          <w:sz w:val="24"/>
+          <w:szCs w:val="24"/>
+        </w:rPr>
+        <w:t>2. При наличии – увеличение счетчика</w:t>
+      </w:r>
+    </w:p>
+    <w:p>
+      <w:pPr>
+        <w:rPr>
+          <w:rFonts w:ascii="Times New Roman" w:hAnsi="Times New Roman" w:cs="Times New Roman"/>
+          <w:sz w:val="24"/>
+          <w:szCs w:val="24"/>
+        </w:rPr>
+      </w:pPr>
+      <w:r>
+        <w:rPr>
+          <w:rFonts w:ascii="Times New Roman" w:hAnsi="Times New Roman" w:cs="Times New Roman"/>
+          <w:sz w:val="24"/>
+          <w:szCs w:val="24"/>
+        </w:rPr>
+        <w:t>3. При отсутствии – поиск пустого слота</w:t>
+      </w:r>
+    </w:p>
+    <w:p>
+      <w:pPr>
+        <w:rPr>
+          <w:rFonts w:ascii="Times New Roman" w:hAnsi="Times New Roman" w:cs="Times New Roman"/>
+          <w:sz w:val="24"/>
+          <w:szCs w:val="24"/>
+        </w:rPr>
+      </w:pPr>
+      <w:r>
+        <w:rPr>
+          <w:rFonts w:ascii="Times New Roman" w:hAnsi="Times New Roman" w:cs="Times New Roman"/>
+          <w:sz w:val="24"/>
+          <w:szCs w:val="24"/>
+        </w:rPr>
+        <w:t>4. Создание нового стека</w:t>
+      </w:r>
+    </w:p>
+    <w:p>
+      <w:pPr>
+        <w:rPr>
+          <w:rFonts w:ascii="Times New Roman" w:hAnsi="Times New Roman" w:cs="Times New Roman"/>
+          <w:sz w:val="24"/>
+          <w:szCs w:val="24"/>
+        </w:rPr>
+      </w:pPr>
+    </w:p>
+    <w:p>
+      <w:pPr>
+        <w:rPr>
+          <w:rFonts w:ascii="Times New Roman" w:hAnsi="Times New Roman" w:cs="Times New Roman"/>
+          <w:sz w:val="24"/>
+          <w:szCs w:val="24"/>
+          <w:u w:val="single"/>
+        </w:rPr>
+      </w:pPr>
+      <w:r>
+        <w:rPr>
+          <w:rFonts w:ascii="Times New Roman" w:hAnsi="Times New Roman" w:cs="Times New Roman"/>
+          <w:sz w:val="24"/>
+          <w:szCs w:val="24"/>
+          <w:u w:val="single"/>
+        </w:rPr>
+        <w:t>2.2.2 Система крафта (`</w:t>
       </w:r>
       <w:proofErr w:type="spellStart"/>
       <w:r>
@@ -1683,8 +2886,9 @@
           <w:rFonts w:ascii="Times New Roman" w:hAnsi="Times New Roman" w:cs="Times New Roman"/>
           <w:sz w:val="24"/>
           <w:szCs w:val="24"/>
-        </w:rPr>
-        <w:t>GameWindow</w:t>
+          <w:u w:val="single"/>
+        </w:rPr>
+        <w:t>CraftingWindow</w:t>
       </w:r>
       <w:proofErr w:type="spellEnd"/>
       <w:r>
@@ -1692,26 +2896,2142 @@
           <w:rFonts w:ascii="Times New Roman" w:hAnsi="Times New Roman" w:cs="Times New Roman"/>
           <w:sz w:val="24"/>
           <w:szCs w:val="24"/>
-        </w:rPr>
-        <w:t xml:space="preserve"> (главный игровой цикл)</w:t>
-      </w:r>
-    </w:p>
-    <w:p>
-      <w:pPr>
-        <w:rPr>
-          <w:rFonts w:ascii="Times New Roman" w:hAnsi="Times New Roman" w:cs="Times New Roman"/>
-          <w:sz w:val="24"/>
-          <w:szCs w:val="24"/>
-        </w:rPr>
-      </w:pPr>
-      <w:r>
-        <w:rPr>
-          <w:rFonts w:ascii="Times New Roman" w:eastAsia="MS Gothic" w:hAnsi="Times New Roman" w:cs="Times New Roman"/>
-          <w:sz w:val="24"/>
-          <w:szCs w:val="24"/>
-        </w:rPr>
-        <w:t>-</w:t>
-      </w:r>
+          <w:u w:val="single"/>
+        </w:rPr>
+        <w:t>`)</w:t>
+      </w:r>
+    </w:p>
+    <w:p>
+      <w:pPr>
+        <w:rPr>
+          <w:rFonts w:ascii="Times New Roman" w:hAnsi="Times New Roman" w:cs="Times New Roman"/>
+          <w:sz w:val="24"/>
+          <w:szCs w:val="24"/>
+        </w:rPr>
+      </w:pPr>
+    </w:p>
+    <w:p>
+      <w:pPr>
+        <w:rPr>
+          <w:rFonts w:ascii="Times New Roman" w:hAnsi="Times New Roman" w:cs="Times New Roman"/>
+          <w:sz w:val="24"/>
+          <w:szCs w:val="24"/>
+        </w:rPr>
+      </w:pPr>
+      <w:r>
+        <w:rPr>
+          <w:rFonts w:ascii="Times New Roman" w:hAnsi="Times New Roman" w:cs="Times New Roman"/>
+          <w:sz w:val="24"/>
+          <w:szCs w:val="24"/>
+        </w:rPr>
+        <w:t>Назначение: Создание новых предметов из имеющихся ресурсов.</w:t>
+      </w:r>
+    </w:p>
+    <w:p>
+      <w:pPr>
+        <w:rPr>
+          <w:rFonts w:ascii="Times New Roman" w:hAnsi="Times New Roman" w:cs="Times New Roman"/>
+          <w:sz w:val="24"/>
+          <w:szCs w:val="24"/>
+        </w:rPr>
+      </w:pPr>
+    </w:p>
+    <w:p>
+      <w:pPr>
+        <w:rPr>
+          <w:rFonts w:ascii="Times New Roman" w:hAnsi="Times New Roman" w:cs="Times New Roman"/>
+          <w:sz w:val="24"/>
+          <w:szCs w:val="24"/>
+        </w:rPr>
+      </w:pPr>
+      <w:r>
+        <w:rPr>
+          <w:rFonts w:ascii="Times New Roman" w:hAnsi="Times New Roman" w:cs="Times New Roman"/>
+          <w:sz w:val="24"/>
+          <w:szCs w:val="24"/>
+        </w:rPr>
+        <w:t>Архитектура</w:t>
+      </w:r>
+    </w:p>
+    <w:p>
+      <w:pPr>
+        <w:rPr>
+          <w:rFonts w:ascii="Times New Roman" w:hAnsi="Times New Roman" w:cs="Times New Roman"/>
+          <w:sz w:val="24"/>
+          <w:szCs w:val="24"/>
+        </w:rPr>
+      </w:pPr>
+      <w:r>
+        <w:rPr>
+          <w:rFonts w:ascii="Times New Roman" w:hAnsi="Times New Roman" w:cs="Times New Roman"/>
+          <w:sz w:val="24"/>
+          <w:szCs w:val="24"/>
+        </w:rPr>
+        <w:t>- Сетка крафта 3x3 (9 слотов)</w:t>
+      </w:r>
+    </w:p>
+    <w:p>
+      <w:pPr>
+        <w:rPr>
+          <w:rFonts w:ascii="Times New Roman" w:hAnsi="Times New Roman" w:cs="Times New Roman"/>
+          <w:sz w:val="24"/>
+          <w:szCs w:val="24"/>
+        </w:rPr>
+      </w:pPr>
+      <w:r>
+        <w:rPr>
+          <w:rFonts w:ascii="Times New Roman" w:hAnsi="Times New Roman" w:cs="Times New Roman"/>
+          <w:sz w:val="24"/>
+          <w:szCs w:val="24"/>
+        </w:rPr>
+        <w:t>- Слот результата</w:t>
+      </w:r>
+    </w:p>
+    <w:p>
+      <w:pPr>
+        <w:rPr>
+          <w:rFonts w:ascii="Times New Roman" w:hAnsi="Times New Roman" w:cs="Times New Roman"/>
+          <w:sz w:val="24"/>
+          <w:szCs w:val="24"/>
+        </w:rPr>
+      </w:pPr>
+      <w:r>
+        <w:rPr>
+          <w:rFonts w:ascii="Times New Roman" w:hAnsi="Times New Roman" w:cs="Times New Roman"/>
+          <w:sz w:val="24"/>
+          <w:szCs w:val="24"/>
+        </w:rPr>
+        <w:t>- Система проверки рецептов</w:t>
+      </w:r>
+    </w:p>
+    <w:p>
+      <w:pPr>
+        <w:rPr>
+          <w:rFonts w:ascii="Times New Roman" w:hAnsi="Times New Roman" w:cs="Times New Roman"/>
+          <w:sz w:val="24"/>
+          <w:szCs w:val="24"/>
+        </w:rPr>
+      </w:pPr>
+    </w:p>
+    <w:p>
+      <w:pPr>
+        <w:rPr>
+          <w:rFonts w:ascii="Times New Roman" w:hAnsi="Times New Roman" w:cs="Times New Roman"/>
+          <w:sz w:val="24"/>
+          <w:szCs w:val="24"/>
+        </w:rPr>
+      </w:pPr>
+      <w:r>
+        <w:rPr>
+          <w:rFonts w:ascii="Times New Roman" w:hAnsi="Times New Roman" w:cs="Times New Roman"/>
+          <w:sz w:val="24"/>
+          <w:szCs w:val="24"/>
+        </w:rPr>
+        <w:t>Принцип работы</w:t>
+      </w:r>
+      <w:r>
+        <w:rPr>
+          <w:rFonts w:ascii="Times New Roman" w:hAnsi="Times New Roman" w:cs="Times New Roman"/>
+          <w:sz w:val="24"/>
+          <w:szCs w:val="24"/>
+        </w:rPr>
+        <w:t>:</w:t>
+      </w:r>
+    </w:p>
+    <w:p>
+      <w:pPr>
+        <w:rPr>
+          <w:rFonts w:ascii="Times New Roman" w:hAnsi="Times New Roman" w:cs="Times New Roman"/>
+          <w:sz w:val="24"/>
+          <w:szCs w:val="24"/>
+        </w:rPr>
+      </w:pPr>
+      <w:r>
+        <w:rPr>
+          <w:rFonts w:ascii="Times New Roman" w:hAnsi="Times New Roman" w:cs="Times New Roman"/>
+          <w:sz w:val="24"/>
+          <w:szCs w:val="24"/>
+        </w:rPr>
+        <w:t>1. Игрок размещает предметы в сетке крафта</w:t>
+      </w:r>
+    </w:p>
+    <w:p>
+      <w:pPr>
+        <w:rPr>
+          <w:rFonts w:ascii="Times New Roman" w:hAnsi="Times New Roman" w:cs="Times New Roman"/>
+          <w:sz w:val="24"/>
+          <w:szCs w:val="24"/>
+        </w:rPr>
+      </w:pPr>
+      <w:r>
+        <w:rPr>
+          <w:rFonts w:ascii="Times New Roman" w:hAnsi="Times New Roman" w:cs="Times New Roman"/>
+          <w:sz w:val="24"/>
+          <w:szCs w:val="24"/>
+        </w:rPr>
+        <w:t>2. Система формирует матрицу 3x3 из названий блоков</w:t>
+      </w:r>
+    </w:p>
+    <w:p>
+      <w:pPr>
+        <w:rPr>
+          <w:rFonts w:ascii="Times New Roman" w:hAnsi="Times New Roman" w:cs="Times New Roman"/>
+          <w:sz w:val="24"/>
+          <w:szCs w:val="24"/>
+        </w:rPr>
+      </w:pPr>
+      <w:r>
+        <w:rPr>
+          <w:rFonts w:ascii="Times New Roman" w:hAnsi="Times New Roman" w:cs="Times New Roman"/>
+          <w:sz w:val="24"/>
+          <w:szCs w:val="24"/>
+        </w:rPr>
+        <w:t>3. Сравнение матрицы с шаблонами из `CRAFTING_RECIPES`</w:t>
+      </w:r>
+    </w:p>
+    <w:p>
+      <w:pPr>
+        <w:rPr>
+          <w:rFonts w:ascii="Times New Roman" w:hAnsi="Times New Roman" w:cs="Times New Roman"/>
+          <w:sz w:val="24"/>
+          <w:szCs w:val="24"/>
+        </w:rPr>
+      </w:pPr>
+      <w:r>
+        <w:rPr>
+          <w:rFonts w:ascii="Times New Roman" w:hAnsi="Times New Roman" w:cs="Times New Roman"/>
+          <w:sz w:val="24"/>
+          <w:szCs w:val="24"/>
+        </w:rPr>
+        <w:t>4. При совпадении – отображение результата</w:t>
+      </w:r>
+    </w:p>
+    <w:p>
+      <w:pPr>
+        <w:rPr>
+          <w:rFonts w:ascii="Times New Roman" w:hAnsi="Times New Roman" w:cs="Times New Roman"/>
+          <w:sz w:val="24"/>
+          <w:szCs w:val="24"/>
+        </w:rPr>
+      </w:pPr>
+      <w:r>
+        <w:rPr>
+          <w:rFonts w:ascii="Times New Roman" w:hAnsi="Times New Roman" w:cs="Times New Roman"/>
+          <w:sz w:val="24"/>
+          <w:szCs w:val="24"/>
+        </w:rPr>
+        <w:t>5. Клик по результату – создание предмета и расход ресурсов</w:t>
+      </w:r>
+    </w:p>
+    <w:p>
+      <w:pPr>
+        <w:rPr>
+          <w:rFonts w:ascii="Times New Roman" w:hAnsi="Times New Roman" w:cs="Times New Roman"/>
+          <w:sz w:val="24"/>
+          <w:szCs w:val="24"/>
+        </w:rPr>
+      </w:pPr>
+    </w:p>
+    <w:p>
+      <w:pPr>
+        <w:rPr>
+          <w:rFonts w:ascii="Times New Roman" w:hAnsi="Times New Roman" w:cs="Times New Roman"/>
+          <w:sz w:val="24"/>
+          <w:szCs w:val="24"/>
+        </w:rPr>
+      </w:pPr>
+      <w:r>
+        <w:rPr>
+          <w:rFonts w:ascii="Times New Roman" w:hAnsi="Times New Roman" w:cs="Times New Roman"/>
+          <w:sz w:val="24"/>
+          <w:szCs w:val="24"/>
+        </w:rPr>
+        <w:t>Важная особенность:  Автоматический возврат предметов в инвентарь при закрытии окна крафта.</w:t>
+      </w:r>
+    </w:p>
+    <w:p>
+      <w:pPr>
+        <w:rPr>
+          <w:rFonts w:ascii="Times New Roman" w:hAnsi="Times New Roman" w:cs="Times New Roman"/>
+          <w:sz w:val="24"/>
+          <w:szCs w:val="24"/>
+        </w:rPr>
+      </w:pPr>
+    </w:p>
+    <w:p>
+      <w:pPr>
+        <w:rPr>
+          <w:rFonts w:ascii="Times New Roman" w:hAnsi="Times New Roman" w:cs="Times New Roman"/>
+          <w:sz w:val="24"/>
+          <w:szCs w:val="24"/>
+        </w:rPr>
+      </w:pPr>
+    </w:p>
+    <w:p>
+      <w:pPr>
+        <w:rPr>
+          <w:rFonts w:ascii="Times New Roman" w:hAnsi="Times New Roman" w:cs="Times New Roman"/>
+          <w:sz w:val="24"/>
+          <w:szCs w:val="24"/>
+          <w:u w:val="single"/>
+        </w:rPr>
+      </w:pPr>
+      <w:r>
+        <w:rPr>
+          <w:rFonts w:ascii="Times New Roman" w:hAnsi="Times New Roman" w:cs="Times New Roman"/>
+          <w:sz w:val="24"/>
+          <w:szCs w:val="24"/>
+          <w:u w:val="single"/>
+        </w:rPr>
+        <w:t>2.2.3 Физический движок</w:t>
+      </w:r>
+    </w:p>
+    <w:p>
+      <w:pPr>
+        <w:rPr>
+          <w:rFonts w:ascii="Times New Roman" w:hAnsi="Times New Roman" w:cs="Times New Roman"/>
+          <w:sz w:val="24"/>
+          <w:szCs w:val="24"/>
+        </w:rPr>
+      </w:pPr>
+    </w:p>
+    <w:p>
+      <w:pPr>
+        <w:rPr>
+          <w:rFonts w:ascii="Times New Roman" w:hAnsi="Times New Roman" w:cs="Times New Roman"/>
+          <w:sz w:val="24"/>
+          <w:szCs w:val="24"/>
+        </w:rPr>
+      </w:pPr>
+      <w:r>
+        <w:rPr>
+          <w:rFonts w:ascii="Times New Roman" w:hAnsi="Times New Roman" w:cs="Times New Roman"/>
+          <w:sz w:val="24"/>
+          <w:szCs w:val="24"/>
+        </w:rPr>
+        <w:t>Реализован на базе `</w:t>
+      </w:r>
+      <w:proofErr w:type="spellStart"/>
+      <w:r>
+        <w:rPr>
+          <w:rFonts w:ascii="Times New Roman" w:hAnsi="Times New Roman" w:cs="Times New Roman"/>
+          <w:sz w:val="24"/>
+          <w:szCs w:val="24"/>
+        </w:rPr>
+        <w:t>arcade.PhysicsEnginePlatformer</w:t>
+      </w:r>
+      <w:proofErr w:type="spellEnd"/>
+      <w:r>
+        <w:rPr>
+          <w:rFonts w:ascii="Times New Roman" w:hAnsi="Times New Roman" w:cs="Times New Roman"/>
+          <w:sz w:val="24"/>
+          <w:szCs w:val="24"/>
+        </w:rPr>
+        <w:t>` и включает:</w:t>
+      </w:r>
+    </w:p>
+    <w:p>
+      <w:pPr>
+        <w:rPr>
+          <w:rFonts w:ascii="Times New Roman" w:hAnsi="Times New Roman" w:cs="Times New Roman"/>
+          <w:sz w:val="24"/>
+          <w:szCs w:val="24"/>
+        </w:rPr>
+      </w:pPr>
+      <w:r>
+        <w:rPr>
+          <w:rFonts w:ascii="Times New Roman" w:hAnsi="Times New Roman" w:cs="Times New Roman"/>
+          <w:sz w:val="24"/>
+          <w:szCs w:val="24"/>
+        </w:rPr>
+        <w:t>- Гравитацию (константа GRAVITY = 1)</w:t>
+      </w:r>
+    </w:p>
+    <w:p>
+      <w:pPr>
+        <w:rPr>
+          <w:rFonts w:ascii="Times New Roman" w:hAnsi="Times New Roman" w:cs="Times New Roman"/>
+          <w:sz w:val="24"/>
+          <w:szCs w:val="24"/>
+        </w:rPr>
+      </w:pPr>
+      <w:r>
+        <w:rPr>
+          <w:rFonts w:ascii="Times New Roman" w:hAnsi="Times New Roman" w:cs="Times New Roman"/>
+          <w:sz w:val="24"/>
+          <w:szCs w:val="24"/>
+        </w:rPr>
+        <w:t>- Обнаружение коллизий со слоем '</w:t>
+      </w:r>
+      <w:proofErr w:type="spellStart"/>
+      <w:r>
+        <w:rPr>
+          <w:rFonts w:ascii="Times New Roman" w:hAnsi="Times New Roman" w:cs="Times New Roman"/>
+          <w:sz w:val="24"/>
+          <w:szCs w:val="24"/>
+        </w:rPr>
+        <w:t>collisions</w:t>
+      </w:r>
+      <w:proofErr w:type="spellEnd"/>
+      <w:r>
+        <w:rPr>
+          <w:rFonts w:ascii="Times New Roman" w:hAnsi="Times New Roman" w:cs="Times New Roman"/>
+          <w:sz w:val="24"/>
+          <w:szCs w:val="24"/>
+        </w:rPr>
+        <w:t>'</w:t>
+      </w:r>
+    </w:p>
+    <w:p>
+      <w:pPr>
+        <w:rPr>
+          <w:rFonts w:ascii="Times New Roman" w:hAnsi="Times New Roman" w:cs="Times New Roman"/>
+          <w:sz w:val="24"/>
+          <w:szCs w:val="24"/>
+        </w:rPr>
+      </w:pPr>
+      <w:r>
+        <w:rPr>
+          <w:rFonts w:ascii="Times New Roman" w:hAnsi="Times New Roman" w:cs="Times New Roman"/>
+          <w:sz w:val="24"/>
+          <w:szCs w:val="24"/>
+        </w:rPr>
+        <w:t>- Прыжки (вертикальный импульс)</w:t>
+      </w:r>
+    </w:p>
+    <w:p>
+      <w:pPr>
+        <w:rPr>
+          <w:rFonts w:ascii="Times New Roman" w:hAnsi="Times New Roman" w:cs="Times New Roman"/>
+          <w:sz w:val="24"/>
+          <w:szCs w:val="24"/>
+        </w:rPr>
+      </w:pPr>
+      <w:r>
+        <w:rPr>
+          <w:rFonts w:ascii="Times New Roman" w:hAnsi="Times New Roman" w:cs="Times New Roman"/>
+          <w:sz w:val="24"/>
+          <w:szCs w:val="24"/>
+        </w:rPr>
+        <w:t xml:space="preserve">- Плавное движение </w:t>
+      </w:r>
+    </w:p>
+    <w:p>
+      <w:pPr>
+        <w:rPr>
+          <w:rFonts w:ascii="Times New Roman" w:hAnsi="Times New Roman" w:cs="Times New Roman"/>
+          <w:sz w:val="24"/>
+          <w:szCs w:val="24"/>
+          <w:u w:val="single"/>
+        </w:rPr>
+      </w:pPr>
+    </w:p>
+    <w:p>
+      <w:pPr>
+        <w:rPr>
+          <w:rFonts w:ascii="Times New Roman" w:hAnsi="Times New Roman" w:cs="Times New Roman"/>
+          <w:sz w:val="24"/>
+          <w:szCs w:val="24"/>
+          <w:u w:val="single"/>
+        </w:rPr>
+      </w:pPr>
+      <w:r>
+        <w:rPr>
+          <w:rFonts w:ascii="Times New Roman" w:hAnsi="Times New Roman" w:cs="Times New Roman"/>
+          <w:sz w:val="24"/>
+          <w:szCs w:val="24"/>
+          <w:u w:val="single"/>
+        </w:rPr>
+        <w:t>2.2.4 Система разрушения блоков</w:t>
+      </w:r>
+    </w:p>
+    <w:p>
+      <w:pPr>
+        <w:rPr>
+          <w:rFonts w:ascii="Times New Roman" w:hAnsi="Times New Roman" w:cs="Times New Roman"/>
+          <w:sz w:val="24"/>
+          <w:szCs w:val="24"/>
+        </w:rPr>
+      </w:pPr>
+    </w:p>
+    <w:p>
+      <w:pPr>
+        <w:rPr>
+          <w:rFonts w:ascii="Times New Roman" w:hAnsi="Times New Roman" w:cs="Times New Roman"/>
+          <w:sz w:val="24"/>
+          <w:szCs w:val="24"/>
+        </w:rPr>
+      </w:pPr>
+      <w:r>
+        <w:rPr>
+          <w:rFonts w:ascii="Times New Roman" w:hAnsi="Times New Roman" w:cs="Times New Roman"/>
+          <w:sz w:val="24"/>
+          <w:szCs w:val="24"/>
+        </w:rPr>
+        <w:t>Механика:</w:t>
+      </w:r>
+    </w:p>
+    <w:p>
+      <w:pPr>
+        <w:rPr>
+          <w:rFonts w:ascii="Times New Roman" w:hAnsi="Times New Roman" w:cs="Times New Roman"/>
+          <w:sz w:val="24"/>
+          <w:szCs w:val="24"/>
+        </w:rPr>
+      </w:pPr>
+      <w:r>
+        <w:rPr>
+          <w:rFonts w:ascii="Times New Roman" w:hAnsi="Times New Roman" w:cs="Times New Roman"/>
+          <w:sz w:val="24"/>
+          <w:szCs w:val="24"/>
+        </w:rPr>
+        <w:t>1. ЛКМ по блоку в радиусе досягаемости</w:t>
+      </w:r>
+    </w:p>
+    <w:p>
+      <w:pPr>
+        <w:rPr>
+          <w:rFonts w:ascii="Times New Roman" w:hAnsi="Times New Roman" w:cs="Times New Roman"/>
+          <w:sz w:val="24"/>
+          <w:szCs w:val="24"/>
+        </w:rPr>
+      </w:pPr>
+      <w:r>
+        <w:rPr>
+          <w:rFonts w:ascii="Times New Roman" w:hAnsi="Times New Roman" w:cs="Times New Roman"/>
+          <w:sz w:val="24"/>
+          <w:szCs w:val="24"/>
+        </w:rPr>
+        <w:t>2. Определение типа блока и его прочности (`BLOCKS_DATA`)</w:t>
+      </w:r>
+    </w:p>
+    <w:p>
+      <w:pPr>
+        <w:rPr>
+          <w:rFonts w:ascii="Times New Roman" w:hAnsi="Times New Roman" w:cs="Times New Roman"/>
+          <w:sz w:val="24"/>
+          <w:szCs w:val="24"/>
+        </w:rPr>
+      </w:pPr>
+      <w:r>
+        <w:rPr>
+          <w:rFonts w:ascii="Times New Roman" w:hAnsi="Times New Roman" w:cs="Times New Roman"/>
+          <w:sz w:val="24"/>
+          <w:szCs w:val="24"/>
+        </w:rPr>
+        <w:t>3. Учет инструмента в руке (множитель урона из `WEAPON`)</w:t>
+      </w:r>
+    </w:p>
+    <w:p>
+      <w:pPr>
+        <w:rPr>
+          <w:rFonts w:ascii="Times New Roman" w:hAnsi="Times New Roman" w:cs="Times New Roman"/>
+          <w:sz w:val="24"/>
+          <w:szCs w:val="24"/>
+        </w:rPr>
+      </w:pPr>
+      <w:r>
+        <w:rPr>
+          <w:rFonts w:ascii="Times New Roman" w:hAnsi="Times New Roman" w:cs="Times New Roman"/>
+          <w:sz w:val="24"/>
+          <w:szCs w:val="24"/>
+        </w:rPr>
+        <w:t>4. Расчет времени разрушения</w:t>
+      </w:r>
+    </w:p>
+    <w:p>
+      <w:pPr>
+        <w:rPr>
+          <w:rFonts w:ascii="Times New Roman" w:hAnsi="Times New Roman" w:cs="Times New Roman"/>
+          <w:sz w:val="24"/>
+          <w:szCs w:val="24"/>
+        </w:rPr>
+      </w:pPr>
+      <w:r>
+        <w:rPr>
+          <w:rFonts w:ascii="Times New Roman" w:hAnsi="Times New Roman" w:cs="Times New Roman"/>
+          <w:sz w:val="24"/>
+          <w:szCs w:val="24"/>
+        </w:rPr>
+        <w:t>5. Анимация трещины (8 кадров)</w:t>
+      </w:r>
+    </w:p>
+    <w:p>
+      <w:pPr>
+        <w:rPr>
+          <w:rFonts w:ascii="Times New Roman" w:hAnsi="Times New Roman" w:cs="Times New Roman"/>
+          <w:sz w:val="24"/>
+          <w:szCs w:val="24"/>
+        </w:rPr>
+      </w:pPr>
+      <w:r>
+        <w:rPr>
+          <w:rFonts w:ascii="Times New Roman" w:hAnsi="Times New Roman" w:cs="Times New Roman"/>
+          <w:sz w:val="24"/>
+          <w:szCs w:val="24"/>
+        </w:rPr>
+        <w:t>6. Звуковое сопровождение</w:t>
+      </w:r>
+    </w:p>
+    <w:p>
+      <w:pPr>
+        <w:rPr>
+          <w:rFonts w:ascii="Times New Roman" w:hAnsi="Times New Roman" w:cs="Times New Roman"/>
+          <w:sz w:val="24"/>
+          <w:szCs w:val="24"/>
+        </w:rPr>
+      </w:pPr>
+      <w:r>
+        <w:rPr>
+          <w:rFonts w:ascii="Times New Roman" w:hAnsi="Times New Roman" w:cs="Times New Roman"/>
+          <w:sz w:val="24"/>
+          <w:szCs w:val="24"/>
+        </w:rPr>
+        <w:t>7. При успешном разрушении – добавление ресурса в инвентарь</w:t>
+      </w:r>
+    </w:p>
+    <w:p>
+      <w:pPr>
+        <w:rPr>
+          <w:rFonts w:ascii="Times New Roman" w:hAnsi="Times New Roman" w:cs="Times New Roman"/>
+          <w:sz w:val="24"/>
+          <w:szCs w:val="24"/>
+        </w:rPr>
+      </w:pPr>
+    </w:p>
+    <w:p>
+      <w:pPr>
+        <w:rPr>
+          <w:rFonts w:ascii="Times New Roman" w:hAnsi="Times New Roman" w:cs="Times New Roman"/>
+          <w:sz w:val="24"/>
+          <w:szCs w:val="24"/>
+        </w:rPr>
+      </w:pPr>
+      <w:r>
+        <w:rPr>
+          <w:rFonts w:ascii="Times New Roman" w:hAnsi="Times New Roman" w:cs="Times New Roman"/>
+          <w:sz w:val="24"/>
+          <w:szCs w:val="24"/>
+        </w:rPr>
+        <w:t>Особенности дропа:</w:t>
+      </w:r>
+    </w:p>
+    <w:p>
+      <w:pPr>
+        <w:rPr>
+          <w:rFonts w:ascii="Times New Roman" w:hAnsi="Times New Roman" w:cs="Times New Roman"/>
+          <w:sz w:val="24"/>
+          <w:szCs w:val="24"/>
+        </w:rPr>
+      </w:pPr>
+      <w:r>
+        <w:rPr>
+          <w:rFonts w:ascii="Times New Roman" w:hAnsi="Times New Roman" w:cs="Times New Roman"/>
+          <w:sz w:val="24"/>
+          <w:szCs w:val="24"/>
+        </w:rPr>
+        <w:t>- Уголь, железо, камень → руда (coal2, iron2, stone2)</w:t>
+      </w:r>
+    </w:p>
+    <w:p>
+      <w:pPr>
+        <w:rPr>
+          <w:rFonts w:ascii="Times New Roman" w:hAnsi="Times New Roman" w:cs="Times New Roman"/>
+          <w:sz w:val="24"/>
+          <w:szCs w:val="24"/>
+        </w:rPr>
+      </w:pPr>
+      <w:r>
+        <w:rPr>
+          <w:rFonts w:ascii="Times New Roman" w:hAnsi="Times New Roman" w:cs="Times New Roman"/>
+          <w:sz w:val="24"/>
+          <w:szCs w:val="24"/>
+        </w:rPr>
+        <w:t>- Золото, алмазы → руда только с соответствующей киркой</w:t>
+      </w:r>
+    </w:p>
+    <w:p>
+      <w:pPr>
+        <w:rPr>
+          <w:rFonts w:ascii="Times New Roman" w:hAnsi="Times New Roman" w:cs="Times New Roman"/>
+          <w:sz w:val="24"/>
+          <w:szCs w:val="24"/>
+        </w:rPr>
+      </w:pPr>
+      <w:r>
+        <w:rPr>
+          <w:rFonts w:ascii="Times New Roman" w:hAnsi="Times New Roman" w:cs="Times New Roman"/>
+          <w:sz w:val="24"/>
+          <w:szCs w:val="24"/>
+        </w:rPr>
+        <w:t>- Трава → земля</w:t>
+      </w:r>
+    </w:p>
+    <w:p>
+      <w:pPr>
+        <w:rPr>
+          <w:rFonts w:ascii="Times New Roman" w:hAnsi="Times New Roman" w:cs="Times New Roman"/>
+          <w:sz w:val="24"/>
+          <w:szCs w:val="24"/>
+        </w:rPr>
+      </w:pPr>
+    </w:p>
+    <w:p>
+      <w:pPr>
+        <w:rPr>
+          <w:rFonts w:ascii="Times New Roman" w:hAnsi="Times New Roman" w:cs="Times New Roman"/>
+          <w:sz w:val="24"/>
+          <w:szCs w:val="24"/>
+          <w:u w:val="single"/>
+        </w:rPr>
+      </w:pPr>
+      <w:r>
+        <w:rPr>
+          <w:rFonts w:ascii="Times New Roman" w:hAnsi="Times New Roman" w:cs="Times New Roman"/>
+          <w:sz w:val="24"/>
+          <w:szCs w:val="24"/>
+          <w:u w:val="single"/>
+        </w:rPr>
+        <w:t>2.2.5 Боевая система</w:t>
+      </w:r>
+    </w:p>
+    <w:p>
+      <w:pPr>
+        <w:rPr>
+          <w:rFonts w:ascii="Times New Roman" w:hAnsi="Times New Roman" w:cs="Times New Roman"/>
+          <w:sz w:val="24"/>
+          <w:szCs w:val="24"/>
+        </w:rPr>
+      </w:pPr>
+    </w:p>
+    <w:p>
+      <w:pPr>
+        <w:rPr>
+          <w:rFonts w:ascii="Times New Roman" w:hAnsi="Times New Roman" w:cs="Times New Roman"/>
+          <w:sz w:val="24"/>
+          <w:szCs w:val="24"/>
+        </w:rPr>
+      </w:pPr>
+      <w:r>
+        <w:rPr>
+          <w:rFonts w:ascii="Times New Roman" w:hAnsi="Times New Roman" w:cs="Times New Roman"/>
+          <w:sz w:val="24"/>
+          <w:szCs w:val="24"/>
+        </w:rPr>
+        <w:t>Характеристики:</w:t>
+      </w:r>
+    </w:p>
+    <w:p>
+      <w:pPr>
+        <w:rPr>
+          <w:rFonts w:ascii="Times New Roman" w:hAnsi="Times New Roman" w:cs="Times New Roman"/>
+          <w:sz w:val="24"/>
+          <w:szCs w:val="24"/>
+        </w:rPr>
+      </w:pPr>
+      <w:r>
+        <w:rPr>
+          <w:rFonts w:ascii="Times New Roman" w:hAnsi="Times New Roman" w:cs="Times New Roman"/>
+          <w:sz w:val="24"/>
+          <w:szCs w:val="24"/>
+        </w:rPr>
+        <w:t>- Дальность атаки: 150 пикселей</w:t>
+      </w:r>
+    </w:p>
+    <w:p>
+      <w:pPr>
+        <w:rPr>
+          <w:rFonts w:ascii="Times New Roman" w:hAnsi="Times New Roman" w:cs="Times New Roman"/>
+          <w:sz w:val="24"/>
+          <w:szCs w:val="24"/>
+        </w:rPr>
+      </w:pPr>
+      <w:r>
+        <w:rPr>
+          <w:rFonts w:ascii="Times New Roman" w:hAnsi="Times New Roman" w:cs="Times New Roman"/>
+          <w:sz w:val="24"/>
+          <w:szCs w:val="24"/>
+        </w:rPr>
+        <w:t>- Базовый урон: 5 HP</w:t>
+      </w:r>
+    </w:p>
+    <w:p>
+      <w:pPr>
+        <w:rPr>
+          <w:rFonts w:ascii="Times New Roman" w:hAnsi="Times New Roman" w:cs="Times New Roman"/>
+          <w:sz w:val="24"/>
+          <w:szCs w:val="24"/>
+        </w:rPr>
+      </w:pPr>
+      <w:r>
+        <w:rPr>
+          <w:rFonts w:ascii="Times New Roman" w:hAnsi="Times New Roman" w:cs="Times New Roman"/>
+          <w:sz w:val="24"/>
+          <w:szCs w:val="24"/>
+        </w:rPr>
+        <w:lastRenderedPageBreak/>
+        <w:t>- Здоровье монстра: 50 HP</w:t>
+      </w:r>
+    </w:p>
+    <w:p>
+      <w:pPr>
+        <w:rPr>
+          <w:rFonts w:ascii="Times New Roman" w:hAnsi="Times New Roman" w:cs="Times New Roman"/>
+          <w:sz w:val="24"/>
+          <w:szCs w:val="24"/>
+        </w:rPr>
+      </w:pPr>
+      <w:r>
+        <w:rPr>
+          <w:rFonts w:ascii="Times New Roman" w:hAnsi="Times New Roman" w:cs="Times New Roman"/>
+          <w:sz w:val="24"/>
+          <w:szCs w:val="24"/>
+        </w:rPr>
+        <w:t>- Задержка атаки: 1 секунда</w:t>
+      </w:r>
+    </w:p>
+    <w:p>
+      <w:pPr>
+        <w:rPr>
+          <w:rFonts w:ascii="Times New Roman" w:hAnsi="Times New Roman" w:cs="Times New Roman"/>
+          <w:sz w:val="24"/>
+          <w:szCs w:val="24"/>
+        </w:rPr>
+      </w:pPr>
+    </w:p>
+    <w:p>
+      <w:pPr>
+        <w:rPr>
+          <w:rFonts w:ascii="Times New Roman" w:hAnsi="Times New Roman" w:cs="Times New Roman"/>
+          <w:sz w:val="24"/>
+          <w:szCs w:val="24"/>
+        </w:rPr>
+      </w:pPr>
+      <w:r>
+        <w:rPr>
+          <w:rFonts w:ascii="Times New Roman" w:hAnsi="Times New Roman" w:cs="Times New Roman"/>
+          <w:sz w:val="24"/>
+          <w:szCs w:val="24"/>
+        </w:rPr>
+        <w:t>Механика:</w:t>
+      </w:r>
+    </w:p>
+    <w:p>
+      <w:pPr>
+        <w:rPr>
+          <w:rFonts w:ascii="Times New Roman" w:hAnsi="Times New Roman" w:cs="Times New Roman"/>
+          <w:sz w:val="24"/>
+          <w:szCs w:val="24"/>
+        </w:rPr>
+      </w:pPr>
+      <w:r>
+        <w:rPr>
+          <w:rFonts w:ascii="Times New Roman" w:hAnsi="Times New Roman" w:cs="Times New Roman"/>
+          <w:sz w:val="24"/>
+          <w:szCs w:val="24"/>
+        </w:rPr>
+        <w:t>1. Проверка попадания по монстру при клике</w:t>
+      </w:r>
+    </w:p>
+    <w:p>
+      <w:pPr>
+        <w:rPr>
+          <w:rFonts w:ascii="Times New Roman" w:hAnsi="Times New Roman" w:cs="Times New Roman"/>
+          <w:sz w:val="24"/>
+          <w:szCs w:val="24"/>
+        </w:rPr>
+      </w:pPr>
+      <w:r>
+        <w:rPr>
+          <w:rFonts w:ascii="Times New Roman" w:hAnsi="Times New Roman" w:cs="Times New Roman"/>
+          <w:sz w:val="24"/>
+          <w:szCs w:val="24"/>
+        </w:rPr>
+        <w:t>2. Расчет расстояния до цели</w:t>
+      </w:r>
+    </w:p>
+    <w:p>
+      <w:pPr>
+        <w:rPr>
+          <w:rFonts w:ascii="Times New Roman" w:hAnsi="Times New Roman" w:cs="Times New Roman"/>
+          <w:sz w:val="24"/>
+          <w:szCs w:val="24"/>
+        </w:rPr>
+      </w:pPr>
+      <w:r>
+        <w:rPr>
+          <w:rFonts w:ascii="Times New Roman" w:hAnsi="Times New Roman" w:cs="Times New Roman"/>
+          <w:sz w:val="24"/>
+          <w:szCs w:val="24"/>
+        </w:rPr>
+        <w:t>3. Применение урона с учетом оружия (меч: множитель урона)</w:t>
+      </w:r>
+    </w:p>
+    <w:p>
+      <w:pPr>
+        <w:rPr>
+          <w:rFonts w:ascii="Times New Roman" w:hAnsi="Times New Roman" w:cs="Times New Roman"/>
+          <w:sz w:val="24"/>
+          <w:szCs w:val="24"/>
+        </w:rPr>
+      </w:pPr>
+      <w:r>
+        <w:rPr>
+          <w:rFonts w:ascii="Times New Roman" w:hAnsi="Times New Roman" w:cs="Times New Roman"/>
+          <w:sz w:val="24"/>
+          <w:szCs w:val="24"/>
+        </w:rPr>
+        <w:t>4. Воспроизведение звука удара</w:t>
+      </w:r>
+    </w:p>
+    <w:p>
+      <w:pPr>
+        <w:rPr>
+          <w:rFonts w:ascii="Times New Roman" w:hAnsi="Times New Roman" w:cs="Times New Roman"/>
+          <w:sz w:val="24"/>
+          <w:szCs w:val="24"/>
+        </w:rPr>
+      </w:pPr>
+      <w:r>
+        <w:rPr>
+          <w:rFonts w:ascii="Times New Roman" w:hAnsi="Times New Roman" w:cs="Times New Roman"/>
+          <w:sz w:val="24"/>
+          <w:szCs w:val="24"/>
+        </w:rPr>
+        <w:t>5. Удаление монстра при достижении 0 HP</w:t>
+      </w:r>
+    </w:p>
+    <w:p>
+      <w:pPr>
+        <w:rPr>
+          <w:rFonts w:ascii="Times New Roman" w:hAnsi="Times New Roman" w:cs="Times New Roman"/>
+          <w:sz w:val="24"/>
+          <w:szCs w:val="24"/>
+        </w:rPr>
+      </w:pPr>
+      <w:r>
+        <w:rPr>
+          <w:rFonts w:ascii="Times New Roman" w:hAnsi="Times New Roman" w:cs="Times New Roman"/>
+          <w:sz w:val="24"/>
+          <w:szCs w:val="24"/>
+        </w:rPr>
+        <w:t xml:space="preserve">6. </w:t>
+      </w:r>
+      <w:r>
+        <w:rPr>
+          <w:rFonts w:ascii="Times New Roman" w:hAnsi="Times New Roman" w:cs="Times New Roman"/>
+          <w:sz w:val="24"/>
+          <w:szCs w:val="24"/>
+        </w:rPr>
+        <w:t>Создание</w:t>
+      </w:r>
+      <w:r>
+        <w:rPr>
+          <w:rFonts w:ascii="Times New Roman" w:hAnsi="Times New Roman" w:cs="Times New Roman"/>
+          <w:sz w:val="24"/>
+          <w:szCs w:val="24"/>
+        </w:rPr>
+        <w:t xml:space="preserve"> мобов по таймеру во время ночи и исчезновение их днём</w:t>
+      </w:r>
+    </w:p>
+    <w:p>
+      <w:pPr>
+        <w:rPr>
+          <w:rFonts w:ascii="Times New Roman" w:hAnsi="Times New Roman" w:cs="Times New Roman"/>
+          <w:sz w:val="24"/>
+          <w:szCs w:val="24"/>
+          <w:u w:val="single"/>
+        </w:rPr>
+      </w:pPr>
+    </w:p>
+    <w:p>
+      <w:pPr>
+        <w:rPr>
+          <w:rFonts w:ascii="Times New Roman" w:hAnsi="Times New Roman" w:cs="Times New Roman"/>
+          <w:sz w:val="24"/>
+          <w:szCs w:val="24"/>
+          <w:u w:val="single"/>
+        </w:rPr>
+      </w:pPr>
+      <w:r>
+        <w:rPr>
+          <w:rFonts w:ascii="Times New Roman" w:hAnsi="Times New Roman" w:cs="Times New Roman"/>
+          <w:sz w:val="24"/>
+          <w:szCs w:val="24"/>
+          <w:u w:val="single"/>
+        </w:rPr>
+        <w:t>2.2.6 Система сохранения</w:t>
+      </w:r>
+    </w:p>
+    <w:p>
+      <w:pPr>
+        <w:rPr>
+          <w:rFonts w:ascii="Times New Roman" w:hAnsi="Times New Roman" w:cs="Times New Roman"/>
+          <w:sz w:val="24"/>
+          <w:szCs w:val="24"/>
+        </w:rPr>
+      </w:pPr>
+    </w:p>
+    <w:p>
+      <w:pPr>
+        <w:rPr>
+          <w:rFonts w:ascii="Times New Roman" w:hAnsi="Times New Roman" w:cs="Times New Roman"/>
+          <w:sz w:val="24"/>
+          <w:szCs w:val="24"/>
+        </w:rPr>
+      </w:pPr>
+      <w:r>
+        <w:rPr>
+          <w:rFonts w:ascii="Times New Roman" w:hAnsi="Times New Roman" w:cs="Times New Roman"/>
+          <w:sz w:val="24"/>
+          <w:szCs w:val="24"/>
+        </w:rPr>
+        <w:t>Формат данных: JSON</w:t>
+      </w:r>
+    </w:p>
+    <w:p>
+      <w:pPr>
+        <w:rPr>
+          <w:rFonts w:ascii="Times New Roman" w:hAnsi="Times New Roman" w:cs="Times New Roman"/>
+          <w:sz w:val="24"/>
+          <w:szCs w:val="24"/>
+        </w:rPr>
+      </w:pPr>
+    </w:p>
+    <w:p>
+      <w:pPr>
+        <w:rPr>
+          <w:rFonts w:ascii="Times New Roman" w:hAnsi="Times New Roman" w:cs="Times New Roman"/>
+          <w:sz w:val="24"/>
+          <w:szCs w:val="24"/>
+        </w:rPr>
+      </w:pPr>
+      <w:r>
+        <w:rPr>
+          <w:rFonts w:ascii="Times New Roman" w:hAnsi="Times New Roman" w:cs="Times New Roman"/>
+          <w:sz w:val="24"/>
+          <w:szCs w:val="24"/>
+        </w:rPr>
+        <w:t>Особенности:</w:t>
+      </w:r>
+    </w:p>
+    <w:p>
+      <w:pPr>
+        <w:rPr>
+          <w:rFonts w:ascii="Times New Roman" w:hAnsi="Times New Roman" w:cs="Times New Roman"/>
+          <w:sz w:val="24"/>
+          <w:szCs w:val="24"/>
+        </w:rPr>
+      </w:pPr>
+      <w:r>
+        <w:rPr>
+          <w:rFonts w:ascii="Times New Roman" w:hAnsi="Times New Roman" w:cs="Times New Roman"/>
+          <w:sz w:val="24"/>
+          <w:szCs w:val="24"/>
+        </w:rPr>
+        <w:t>- Автосохранение при закрытии игры</w:t>
+      </w:r>
+    </w:p>
+    <w:p>
+      <w:pPr>
+        <w:rPr>
+          <w:rFonts w:ascii="Times New Roman" w:hAnsi="Times New Roman" w:cs="Times New Roman"/>
+          <w:sz w:val="24"/>
+          <w:szCs w:val="24"/>
+        </w:rPr>
+      </w:pPr>
+      <w:r>
+        <w:rPr>
+          <w:rFonts w:ascii="Times New Roman" w:hAnsi="Times New Roman" w:cs="Times New Roman"/>
+          <w:sz w:val="24"/>
+          <w:szCs w:val="24"/>
+        </w:rPr>
+        <w:t>- Загрузка при старте (если файл существует)</w:t>
+      </w:r>
+    </w:p>
+    <w:p>
+      <w:pPr>
+        <w:rPr>
+          <w:rFonts w:ascii="Times New Roman" w:hAnsi="Times New Roman" w:cs="Times New Roman"/>
+          <w:sz w:val="24"/>
+          <w:szCs w:val="24"/>
+        </w:rPr>
+      </w:pPr>
+      <w:r>
+        <w:rPr>
+          <w:rFonts w:ascii="Times New Roman" w:hAnsi="Times New Roman" w:cs="Times New Roman"/>
+          <w:sz w:val="24"/>
+          <w:szCs w:val="24"/>
+        </w:rPr>
+        <w:t>- Возврат предметов из крафта перед сохранением</w:t>
+      </w:r>
+    </w:p>
+    <w:p>
+      <w:pPr>
+        <w:rPr>
+          <w:rFonts w:ascii="Times New Roman" w:hAnsi="Times New Roman" w:cs="Times New Roman"/>
+          <w:sz w:val="24"/>
+          <w:szCs w:val="24"/>
+        </w:rPr>
+      </w:pPr>
+    </w:p>
+    <w:p>
+      <w:pPr>
+        <w:rPr>
+          <w:rFonts w:ascii="Times New Roman" w:hAnsi="Times New Roman" w:cs="Times New Roman"/>
+          <w:sz w:val="24"/>
+          <w:szCs w:val="24"/>
+          <w:u w:val="single"/>
+        </w:rPr>
+      </w:pPr>
+      <w:r>
+        <w:rPr>
+          <w:rFonts w:ascii="Times New Roman" w:hAnsi="Times New Roman" w:cs="Times New Roman"/>
+          <w:sz w:val="24"/>
+          <w:szCs w:val="24"/>
+          <w:u w:val="single"/>
+        </w:rPr>
+        <w:t>2.2.7 Камера</w:t>
+      </w:r>
+    </w:p>
+    <w:p>
+      <w:pPr>
+        <w:rPr>
+          <w:rFonts w:ascii="Times New Roman" w:hAnsi="Times New Roman" w:cs="Times New Roman"/>
+          <w:sz w:val="24"/>
+          <w:szCs w:val="24"/>
+        </w:rPr>
+      </w:pPr>
+      <w:r>
+        <w:rPr>
+          <w:rFonts w:ascii="Times New Roman" w:hAnsi="Times New Roman" w:cs="Times New Roman"/>
+          <w:sz w:val="24"/>
+          <w:szCs w:val="24"/>
+        </w:rPr>
+        <w:t>Тип: Следящая камера с плавным движением</w:t>
+      </w:r>
+    </w:p>
+    <w:p>
+      <w:pPr>
+        <w:rPr>
+          <w:rFonts w:ascii="Times New Roman" w:hAnsi="Times New Roman" w:cs="Times New Roman"/>
+          <w:sz w:val="24"/>
+          <w:szCs w:val="24"/>
+        </w:rPr>
+      </w:pPr>
+      <w:r>
+        <w:rPr>
+          <w:rFonts w:ascii="Times New Roman" w:hAnsi="Times New Roman" w:cs="Times New Roman"/>
+          <w:sz w:val="24"/>
+          <w:szCs w:val="24"/>
+        </w:rPr>
+        <w:t>Ограничения: Камера не выходит за границы мира</w:t>
+      </w:r>
+    </w:p>
+    <w:p>
+      <w:pPr>
+        <w:rPr>
+          <w:rFonts w:ascii="Times New Roman" w:hAnsi="Times New Roman" w:cs="Times New Roman"/>
+          <w:sz w:val="24"/>
+          <w:szCs w:val="24"/>
+        </w:rPr>
+      </w:pPr>
+    </w:p>
+    <w:p>
+      <w:pPr>
+        <w:rPr>
+          <w:rFonts w:ascii="Times New Roman" w:hAnsi="Times New Roman" w:cs="Times New Roman"/>
+          <w:sz w:val="24"/>
+          <w:szCs w:val="24"/>
+          <w:u w:val="single"/>
+        </w:rPr>
+      </w:pPr>
+      <w:r>
+        <w:rPr>
+          <w:rFonts w:ascii="Times New Roman" w:hAnsi="Times New Roman" w:cs="Times New Roman"/>
+          <w:sz w:val="24"/>
+          <w:szCs w:val="24"/>
+          <w:u w:val="single"/>
+        </w:rPr>
+        <w:t>2.2.8 Анимации</w:t>
+      </w:r>
+    </w:p>
+    <w:p>
+      <w:pPr>
+        <w:rPr>
+          <w:rFonts w:ascii="Times New Roman" w:hAnsi="Times New Roman" w:cs="Times New Roman"/>
+          <w:sz w:val="24"/>
+          <w:szCs w:val="24"/>
+        </w:rPr>
+      </w:pPr>
+    </w:p>
+    <w:p>
+      <w:pPr>
+        <w:rPr>
+          <w:rFonts w:ascii="Times New Roman" w:hAnsi="Times New Roman" w:cs="Times New Roman"/>
+          <w:sz w:val="24"/>
+          <w:szCs w:val="24"/>
+        </w:rPr>
+      </w:pPr>
+      <w:r>
+        <w:rPr>
+          <w:rFonts w:ascii="Times New Roman" w:hAnsi="Times New Roman" w:cs="Times New Roman"/>
+          <w:sz w:val="24"/>
+          <w:szCs w:val="24"/>
+        </w:rPr>
+        <w:t>Игрок:</w:t>
+      </w:r>
+    </w:p>
+    <w:p>
+      <w:pPr>
+        <w:rPr>
+          <w:rFonts w:ascii="Times New Roman" w:hAnsi="Times New Roman" w:cs="Times New Roman"/>
+          <w:sz w:val="24"/>
+          <w:szCs w:val="24"/>
+        </w:rPr>
+      </w:pPr>
+      <w:r>
+        <w:rPr>
+          <w:rFonts w:ascii="Times New Roman" w:hAnsi="Times New Roman" w:cs="Times New Roman"/>
+          <w:sz w:val="24"/>
+          <w:szCs w:val="24"/>
+        </w:rPr>
+        <w:t>- 6-7 кадров анимации ходьбы</w:t>
+      </w:r>
+    </w:p>
+    <w:p>
+      <w:pPr>
+        <w:rPr>
+          <w:rFonts w:ascii="Times New Roman" w:hAnsi="Times New Roman" w:cs="Times New Roman"/>
+          <w:sz w:val="24"/>
+          <w:szCs w:val="24"/>
+        </w:rPr>
+      </w:pPr>
+      <w:r>
+        <w:rPr>
+          <w:rFonts w:ascii="Times New Roman" w:hAnsi="Times New Roman" w:cs="Times New Roman"/>
+          <w:sz w:val="24"/>
+          <w:szCs w:val="24"/>
+        </w:rPr>
+        <w:t>- Скорость смены кадров: 0.15 сек</w:t>
+      </w:r>
+    </w:p>
+    <w:p>
+      <w:pPr>
+        <w:rPr>
+          <w:rFonts w:ascii="Times New Roman" w:hAnsi="Times New Roman" w:cs="Times New Roman"/>
+          <w:sz w:val="24"/>
+          <w:szCs w:val="24"/>
+        </w:rPr>
+      </w:pPr>
+      <w:r>
+        <w:rPr>
+          <w:rFonts w:ascii="Times New Roman" w:hAnsi="Times New Roman" w:cs="Times New Roman"/>
+          <w:sz w:val="24"/>
+          <w:szCs w:val="24"/>
+        </w:rPr>
+        <w:t>- Отражение по горизонтали при смене направления</w:t>
+      </w:r>
+    </w:p>
+    <w:p>
+      <w:pPr>
+        <w:rPr>
+          <w:rFonts w:ascii="Times New Roman" w:hAnsi="Times New Roman" w:cs="Times New Roman"/>
+          <w:sz w:val="24"/>
+          <w:szCs w:val="24"/>
+        </w:rPr>
+      </w:pPr>
+      <w:r>
+        <w:rPr>
+          <w:rFonts w:ascii="Times New Roman" w:hAnsi="Times New Roman" w:cs="Times New Roman"/>
+          <w:sz w:val="24"/>
+          <w:szCs w:val="24"/>
+        </w:rPr>
+        <w:t>Монстр:</w:t>
+      </w:r>
+    </w:p>
+    <w:p>
+      <w:pPr>
+        <w:rPr>
+          <w:rFonts w:ascii="Times New Roman" w:hAnsi="Times New Roman" w:cs="Times New Roman"/>
+          <w:sz w:val="24"/>
+          <w:szCs w:val="24"/>
+        </w:rPr>
+      </w:pPr>
+      <w:r>
+        <w:rPr>
+          <w:rFonts w:ascii="Times New Roman" w:hAnsi="Times New Roman" w:cs="Times New Roman"/>
+          <w:sz w:val="24"/>
+          <w:szCs w:val="24"/>
+        </w:rPr>
+        <w:t>- 6 кадров анимации ходьбы</w:t>
+      </w:r>
+    </w:p>
+    <w:p>
+      <w:pPr>
+        <w:rPr>
+          <w:rFonts w:ascii="Times New Roman" w:hAnsi="Times New Roman" w:cs="Times New Roman"/>
+          <w:sz w:val="24"/>
+          <w:szCs w:val="24"/>
+        </w:rPr>
+      </w:pPr>
+      <w:r>
+        <w:rPr>
+          <w:rFonts w:ascii="Times New Roman" w:hAnsi="Times New Roman" w:cs="Times New Roman"/>
+          <w:sz w:val="24"/>
+          <w:szCs w:val="24"/>
+        </w:rPr>
+        <w:t>- Звук ходьбы (циклический)</w:t>
+      </w:r>
+    </w:p>
+    <w:p>
+      <w:pPr>
+        <w:rPr>
+          <w:rFonts w:ascii="Times New Roman" w:hAnsi="Times New Roman" w:cs="Times New Roman"/>
+          <w:sz w:val="24"/>
+          <w:szCs w:val="24"/>
+        </w:rPr>
+      </w:pPr>
+      <w:r>
+        <w:rPr>
+          <w:rFonts w:ascii="Times New Roman" w:hAnsi="Times New Roman" w:cs="Times New Roman"/>
+          <w:sz w:val="24"/>
+          <w:szCs w:val="24"/>
+        </w:rPr>
+        <w:t>- Анимация получения урона</w:t>
+      </w:r>
+    </w:p>
+    <w:p>
+      <w:pPr>
+        <w:rPr>
+          <w:rFonts w:ascii="Times New Roman" w:hAnsi="Times New Roman" w:cs="Times New Roman"/>
+          <w:sz w:val="24"/>
+          <w:szCs w:val="24"/>
+        </w:rPr>
+      </w:pPr>
+      <w:r>
+        <w:rPr>
+          <w:rFonts w:ascii="Times New Roman" w:hAnsi="Times New Roman" w:cs="Times New Roman"/>
+          <w:sz w:val="24"/>
+          <w:szCs w:val="24"/>
+        </w:rPr>
+        <w:lastRenderedPageBreak/>
+        <w:t>Разрушение:</w:t>
+      </w:r>
+    </w:p>
+    <w:p>
+      <w:pPr>
+        <w:rPr>
+          <w:rFonts w:ascii="Times New Roman" w:hAnsi="Times New Roman" w:cs="Times New Roman"/>
+          <w:sz w:val="24"/>
+          <w:szCs w:val="24"/>
+        </w:rPr>
+      </w:pPr>
+      <w:r>
+        <w:rPr>
+          <w:rFonts w:ascii="Times New Roman" w:hAnsi="Times New Roman" w:cs="Times New Roman"/>
+          <w:sz w:val="24"/>
+          <w:szCs w:val="24"/>
+        </w:rPr>
+        <w:t>- 9 кадров трещины</w:t>
+      </w:r>
+    </w:p>
+    <w:p>
+      <w:pPr>
+        <w:rPr>
+          <w:rFonts w:ascii="Times New Roman" w:hAnsi="Times New Roman" w:cs="Times New Roman"/>
+          <w:sz w:val="24"/>
+          <w:szCs w:val="24"/>
+        </w:rPr>
+      </w:pPr>
+      <w:r>
+        <w:rPr>
+          <w:rFonts w:ascii="Times New Roman" w:hAnsi="Times New Roman" w:cs="Times New Roman"/>
+          <w:sz w:val="24"/>
+          <w:szCs w:val="24"/>
+        </w:rPr>
+        <w:t>- Скорость анимации привязана ко времени разрушения</w:t>
+      </w:r>
+    </w:p>
+    <w:p>
+      <w:pPr>
+        <w:rPr>
+          <w:rFonts w:ascii="Times New Roman" w:hAnsi="Times New Roman" w:cs="Times New Roman"/>
+          <w:sz w:val="24"/>
+          <w:szCs w:val="24"/>
+          <w:u w:val="single"/>
+        </w:rPr>
+      </w:pPr>
+    </w:p>
+    <w:p>
+      <w:pPr>
+        <w:rPr>
+          <w:rFonts w:ascii="Times New Roman" w:hAnsi="Times New Roman" w:cs="Times New Roman"/>
+          <w:sz w:val="24"/>
+          <w:szCs w:val="24"/>
+          <w:u w:val="single"/>
+        </w:rPr>
+      </w:pPr>
+      <w:r>
+        <w:rPr>
+          <w:rFonts w:ascii="Times New Roman" w:hAnsi="Times New Roman" w:cs="Times New Roman"/>
+          <w:sz w:val="24"/>
+          <w:szCs w:val="24"/>
+          <w:u w:val="single"/>
+        </w:rPr>
+        <w:t>2.2.9 Звуковая система</w:t>
+      </w:r>
+    </w:p>
+    <w:p>
+      <w:pPr>
+        <w:rPr>
+          <w:rFonts w:ascii="Times New Roman" w:hAnsi="Times New Roman" w:cs="Times New Roman"/>
+          <w:sz w:val="24"/>
+          <w:szCs w:val="24"/>
+        </w:rPr>
+      </w:pPr>
+    </w:p>
+    <w:p>
+      <w:pPr>
+        <w:rPr>
+          <w:rFonts w:ascii="Times New Roman" w:hAnsi="Times New Roman" w:cs="Times New Roman"/>
+          <w:sz w:val="24"/>
+          <w:szCs w:val="24"/>
+        </w:rPr>
+      </w:pPr>
+      <w:r>
+        <w:rPr>
+          <w:rFonts w:ascii="Times New Roman" w:hAnsi="Times New Roman" w:cs="Times New Roman"/>
+          <w:sz w:val="24"/>
+          <w:szCs w:val="24"/>
+        </w:rPr>
+        <w:t>Категории звуков:</w:t>
+      </w:r>
+    </w:p>
+    <w:p>
+      <w:pPr>
+        <w:rPr>
+          <w:rFonts w:ascii="Times New Roman" w:hAnsi="Times New Roman" w:cs="Times New Roman"/>
+          <w:sz w:val="24"/>
+          <w:szCs w:val="24"/>
+        </w:rPr>
+      </w:pPr>
+      <w:r>
+        <w:rPr>
+          <w:rFonts w:ascii="Times New Roman" w:hAnsi="Times New Roman" w:cs="Times New Roman"/>
+          <w:sz w:val="24"/>
+          <w:szCs w:val="24"/>
+        </w:rPr>
+        <w:t>- Фоновая музыка (циклическая)</w:t>
+      </w:r>
+    </w:p>
+    <w:p>
+      <w:pPr>
+        <w:rPr>
+          <w:rFonts w:ascii="Times New Roman" w:hAnsi="Times New Roman" w:cs="Times New Roman"/>
+          <w:sz w:val="24"/>
+          <w:szCs w:val="24"/>
+        </w:rPr>
+      </w:pPr>
+      <w:r>
+        <w:rPr>
+          <w:rFonts w:ascii="Times New Roman" w:hAnsi="Times New Roman" w:cs="Times New Roman"/>
+          <w:sz w:val="24"/>
+          <w:szCs w:val="24"/>
+        </w:rPr>
+        <w:t>- Звуки ходьбы (игрок, монстры)</w:t>
+      </w:r>
+    </w:p>
+    <w:p>
+      <w:pPr>
+        <w:rPr>
+          <w:rFonts w:ascii="Times New Roman" w:hAnsi="Times New Roman" w:cs="Times New Roman"/>
+          <w:sz w:val="24"/>
+          <w:szCs w:val="24"/>
+        </w:rPr>
+      </w:pPr>
+      <w:r>
+        <w:rPr>
+          <w:rFonts w:ascii="Times New Roman" w:hAnsi="Times New Roman" w:cs="Times New Roman"/>
+          <w:sz w:val="24"/>
+          <w:szCs w:val="24"/>
+        </w:rPr>
+        <w:t>- Звуки разрушения (трава, дерево, камень)</w:t>
+      </w:r>
+    </w:p>
+    <w:p>
+      <w:pPr>
+        <w:rPr>
+          <w:rFonts w:ascii="Times New Roman" w:hAnsi="Times New Roman" w:cs="Times New Roman"/>
+          <w:sz w:val="24"/>
+          <w:szCs w:val="24"/>
+        </w:rPr>
+      </w:pPr>
+      <w:r>
+        <w:rPr>
+          <w:rFonts w:ascii="Times New Roman" w:hAnsi="Times New Roman" w:cs="Times New Roman"/>
+          <w:sz w:val="24"/>
+          <w:szCs w:val="24"/>
+        </w:rPr>
+        <w:t>- Звуки ударов</w:t>
+      </w:r>
+    </w:p>
+    <w:p>
+      <w:pPr>
+        <w:rPr>
+          <w:rFonts w:ascii="Times New Roman" w:hAnsi="Times New Roman" w:cs="Times New Roman"/>
+          <w:sz w:val="24"/>
+          <w:szCs w:val="24"/>
+        </w:rPr>
+      </w:pPr>
+      <w:r>
+        <w:rPr>
+          <w:rFonts w:ascii="Times New Roman" w:hAnsi="Times New Roman" w:cs="Times New Roman"/>
+          <w:sz w:val="24"/>
+          <w:szCs w:val="24"/>
+        </w:rPr>
+        <w:t>- Звук крафта</w:t>
+      </w:r>
+    </w:p>
+    <w:p>
+      <w:pPr>
+        <w:rPr>
+          <w:rFonts w:ascii="Times New Roman" w:hAnsi="Times New Roman" w:cs="Times New Roman"/>
+          <w:sz w:val="24"/>
+          <w:szCs w:val="24"/>
+        </w:rPr>
+      </w:pPr>
+    </w:p>
+    <w:p>
+      <w:pPr>
+        <w:rPr>
+          <w:rFonts w:ascii="Times New Roman" w:hAnsi="Times New Roman" w:cs="Times New Roman"/>
+          <w:sz w:val="24"/>
+          <w:szCs w:val="24"/>
+        </w:rPr>
+      </w:pPr>
+      <w:r>
+        <w:rPr>
+          <w:rFonts w:ascii="Times New Roman" w:hAnsi="Times New Roman" w:cs="Times New Roman"/>
+          <w:sz w:val="24"/>
+          <w:szCs w:val="24"/>
+        </w:rPr>
+        <w:t>Управление:</w:t>
+      </w:r>
+    </w:p>
+    <w:p>
+      <w:pPr>
+        <w:rPr>
+          <w:rFonts w:ascii="Times New Roman" w:hAnsi="Times New Roman" w:cs="Times New Roman"/>
+          <w:sz w:val="24"/>
+          <w:szCs w:val="24"/>
+        </w:rPr>
+      </w:pPr>
+      <w:r>
+        <w:rPr>
+          <w:rFonts w:ascii="Times New Roman" w:hAnsi="Times New Roman" w:cs="Times New Roman"/>
+          <w:sz w:val="24"/>
+          <w:szCs w:val="24"/>
+        </w:rPr>
+        <w:t xml:space="preserve">- Громкость регулируется через параметр </w:t>
+      </w:r>
+      <w:proofErr w:type="spellStart"/>
+      <w:r>
+        <w:rPr>
+          <w:rFonts w:ascii="Times New Roman" w:hAnsi="Times New Roman" w:cs="Times New Roman"/>
+          <w:sz w:val="24"/>
+          <w:szCs w:val="24"/>
+        </w:rPr>
+        <w:t>volume</w:t>
+      </w:r>
+      <w:proofErr w:type="spellEnd"/>
+    </w:p>
+    <w:p>
+      <w:pPr>
+        <w:rPr>
+          <w:rFonts w:ascii="Times New Roman" w:hAnsi="Times New Roman" w:cs="Times New Roman"/>
+          <w:sz w:val="24"/>
+          <w:szCs w:val="24"/>
+        </w:rPr>
+      </w:pPr>
+      <w:r>
+        <w:rPr>
+          <w:rFonts w:ascii="Times New Roman" w:hAnsi="Times New Roman" w:cs="Times New Roman"/>
+          <w:sz w:val="24"/>
+          <w:szCs w:val="24"/>
+        </w:rPr>
+        <w:t>- Автоматическая остановка при закрытии игры</w:t>
+      </w:r>
+    </w:p>
+    <w:p>
+      <w:pPr>
+        <w:rPr>
+          <w:rFonts w:ascii="Times New Roman" w:hAnsi="Times New Roman" w:cs="Times New Roman"/>
+          <w:sz w:val="24"/>
+          <w:szCs w:val="24"/>
+        </w:rPr>
+      </w:pPr>
+      <w:r>
+        <w:rPr>
+          <w:rFonts w:ascii="Times New Roman" w:hAnsi="Times New Roman" w:cs="Times New Roman"/>
+          <w:sz w:val="24"/>
+          <w:szCs w:val="24"/>
+        </w:rPr>
+        <w:t>- Приоритетное воспроизведение</w:t>
+      </w:r>
+    </w:p>
+    <w:p>
+      <w:pPr>
+        <w:rPr>
+          <w:rFonts w:ascii="Times New Roman" w:hAnsi="Times New Roman" w:cs="Times New Roman"/>
+          <w:sz w:val="24"/>
+          <w:szCs w:val="24"/>
+        </w:rPr>
+      </w:pPr>
+    </w:p>
+    <w:p>
+      <w:pPr>
+        <w:rPr>
+          <w:rFonts w:ascii="Times New Roman" w:hAnsi="Times New Roman" w:cs="Times New Roman"/>
+          <w:sz w:val="24"/>
+          <w:szCs w:val="24"/>
+          <w:u w:val="single"/>
+        </w:rPr>
+      </w:pPr>
+      <w:r>
+        <w:rPr>
+          <w:rFonts w:ascii="Times New Roman" w:hAnsi="Times New Roman" w:cs="Times New Roman"/>
+          <w:sz w:val="24"/>
+          <w:szCs w:val="24"/>
+          <w:u w:val="single"/>
+        </w:rPr>
+        <w:t>2.3 Пользовательский интерфейс</w:t>
+      </w:r>
+    </w:p>
+    <w:p>
+      <w:pPr>
+        <w:rPr>
+          <w:rFonts w:ascii="Times New Roman" w:hAnsi="Times New Roman" w:cs="Times New Roman"/>
+          <w:sz w:val="24"/>
+          <w:szCs w:val="24"/>
+        </w:rPr>
+      </w:pPr>
+    </w:p>
+    <w:p>
+      <w:pPr>
+        <w:rPr>
+          <w:rFonts w:ascii="Times New Roman" w:hAnsi="Times New Roman" w:cs="Times New Roman"/>
+          <w:sz w:val="24"/>
+          <w:szCs w:val="24"/>
+          <w:u w:val="single"/>
+        </w:rPr>
+      </w:pPr>
+      <w:r>
+        <w:rPr>
+          <w:rFonts w:ascii="Times New Roman" w:hAnsi="Times New Roman" w:cs="Times New Roman"/>
+          <w:sz w:val="24"/>
+          <w:szCs w:val="24"/>
+          <w:u w:val="single"/>
+        </w:rPr>
+        <w:t>2.3.1 Игровой интерфейс</w:t>
+      </w:r>
+    </w:p>
+    <w:p>
+      <w:pPr>
+        <w:rPr>
+          <w:rFonts w:ascii="Times New Roman" w:hAnsi="Times New Roman" w:cs="Times New Roman"/>
+          <w:sz w:val="24"/>
+          <w:szCs w:val="24"/>
+        </w:rPr>
+      </w:pPr>
+      <w:r>
+        <w:rPr>
+          <w:rFonts w:ascii="Times New Roman" w:hAnsi="Times New Roman" w:cs="Times New Roman"/>
+          <w:sz w:val="24"/>
+          <w:szCs w:val="24"/>
+        </w:rPr>
+        <w:t>- Горячая панель: 10 слотов в нижней части экрана</w:t>
+      </w:r>
+    </w:p>
+    <w:p>
+      <w:pPr>
+        <w:rPr>
+          <w:rFonts w:ascii="Times New Roman" w:hAnsi="Times New Roman" w:cs="Times New Roman"/>
+          <w:sz w:val="24"/>
+          <w:szCs w:val="24"/>
+        </w:rPr>
+      </w:pPr>
+      <w:r>
+        <w:rPr>
+          <w:rFonts w:ascii="Times New Roman" w:hAnsi="Times New Roman" w:cs="Times New Roman"/>
+          <w:sz w:val="24"/>
+          <w:szCs w:val="24"/>
+        </w:rPr>
+        <w:t>- Индикатор здоровья: горизонтальная полоса (200x20)</w:t>
+      </w:r>
+    </w:p>
+    <w:p>
+      <w:pPr>
+        <w:rPr>
+          <w:rFonts w:ascii="Times New Roman" w:hAnsi="Times New Roman" w:cs="Times New Roman"/>
+          <w:sz w:val="24"/>
+          <w:szCs w:val="24"/>
+        </w:rPr>
+      </w:pPr>
+      <w:r>
+        <w:rPr>
+          <w:rFonts w:ascii="Times New Roman" w:hAnsi="Times New Roman" w:cs="Times New Roman"/>
+          <w:sz w:val="24"/>
+          <w:szCs w:val="24"/>
+        </w:rPr>
+        <w:t>- Подсказки: контекстные сообщения (крафт, управление)</w:t>
+      </w:r>
+    </w:p>
+    <w:p>
+      <w:pPr>
+        <w:rPr>
+          <w:rFonts w:ascii="Times New Roman" w:hAnsi="Times New Roman" w:cs="Times New Roman"/>
+          <w:sz w:val="24"/>
+          <w:szCs w:val="24"/>
+        </w:rPr>
+      </w:pPr>
+    </w:p>
+    <w:p>
+      <w:pPr>
+        <w:rPr>
+          <w:rFonts w:ascii="Times New Roman" w:hAnsi="Times New Roman" w:cs="Times New Roman"/>
+          <w:sz w:val="24"/>
+          <w:szCs w:val="24"/>
+          <w:u w:val="single"/>
+        </w:rPr>
+      </w:pPr>
+      <w:r>
+        <w:rPr>
+          <w:rFonts w:ascii="Times New Roman" w:hAnsi="Times New Roman" w:cs="Times New Roman"/>
+          <w:sz w:val="24"/>
+          <w:szCs w:val="24"/>
+          <w:u w:val="single"/>
+        </w:rPr>
+        <w:t>2.3.2 Окно крафта</w:t>
+      </w:r>
+    </w:p>
+    <w:p>
+      <w:pPr>
+        <w:rPr>
+          <w:rFonts w:ascii="Times New Roman" w:hAnsi="Times New Roman" w:cs="Times New Roman"/>
+          <w:sz w:val="24"/>
+          <w:szCs w:val="24"/>
+        </w:rPr>
+      </w:pPr>
+      <w:r>
+        <w:rPr>
+          <w:rFonts w:ascii="Times New Roman" w:hAnsi="Times New Roman" w:cs="Times New Roman"/>
+          <w:sz w:val="24"/>
+          <w:szCs w:val="24"/>
+        </w:rPr>
+        <w:t>- Центрированное модальное окно</w:t>
+      </w:r>
+    </w:p>
+    <w:p>
+      <w:pPr>
+        <w:rPr>
+          <w:rFonts w:ascii="Times New Roman" w:hAnsi="Times New Roman" w:cs="Times New Roman"/>
+          <w:sz w:val="24"/>
+          <w:szCs w:val="24"/>
+        </w:rPr>
+      </w:pPr>
+      <w:r>
+        <w:rPr>
+          <w:rFonts w:ascii="Times New Roman" w:hAnsi="Times New Roman" w:cs="Times New Roman"/>
+          <w:sz w:val="24"/>
+          <w:szCs w:val="24"/>
+        </w:rPr>
+        <w:t>- Сетка 3x3 с визуальным разделением</w:t>
+      </w:r>
+    </w:p>
+    <w:p>
+      <w:pPr>
+        <w:rPr>
+          <w:rFonts w:ascii="Times New Roman" w:hAnsi="Times New Roman" w:cs="Times New Roman"/>
+          <w:sz w:val="24"/>
+          <w:szCs w:val="24"/>
+        </w:rPr>
+      </w:pPr>
+      <w:r>
+        <w:rPr>
+          <w:rFonts w:ascii="Times New Roman" w:hAnsi="Times New Roman" w:cs="Times New Roman"/>
+          <w:sz w:val="24"/>
+          <w:szCs w:val="24"/>
+        </w:rPr>
+        <w:t>- Слот результата с анимацией стрелки</w:t>
+      </w:r>
+    </w:p>
+    <w:p>
+      <w:pPr>
+        <w:rPr>
+          <w:rFonts w:ascii="Times New Roman" w:hAnsi="Times New Roman" w:cs="Times New Roman"/>
+          <w:sz w:val="24"/>
+          <w:szCs w:val="24"/>
+        </w:rPr>
+      </w:pPr>
+      <w:r>
+        <w:rPr>
+          <w:rFonts w:ascii="Times New Roman" w:hAnsi="Times New Roman" w:cs="Times New Roman"/>
+          <w:sz w:val="24"/>
+          <w:szCs w:val="24"/>
+        </w:rPr>
+        <w:t>- Кнопка закрытия (E)</w:t>
+      </w:r>
+    </w:p>
+    <w:p>
+      <w:pPr>
+        <w:rPr>
+          <w:rFonts w:ascii="Times New Roman" w:hAnsi="Times New Roman" w:cs="Times New Roman"/>
+          <w:sz w:val="24"/>
+          <w:szCs w:val="24"/>
+          <w:u w:val="single"/>
+        </w:rPr>
+      </w:pPr>
+    </w:p>
+    <w:p>
+      <w:pPr>
+        <w:rPr>
+          <w:rFonts w:ascii="Times New Roman" w:hAnsi="Times New Roman" w:cs="Times New Roman"/>
+          <w:sz w:val="24"/>
+          <w:szCs w:val="24"/>
+          <w:u w:val="single"/>
+        </w:rPr>
+      </w:pPr>
+      <w:r>
+        <w:rPr>
+          <w:rFonts w:ascii="Times New Roman" w:hAnsi="Times New Roman" w:cs="Times New Roman"/>
+          <w:sz w:val="24"/>
+          <w:szCs w:val="24"/>
+          <w:u w:val="single"/>
+        </w:rPr>
+        <w:t xml:space="preserve">2.3.3 </w:t>
+      </w:r>
+      <w:r>
+        <w:rPr>
+          <w:rFonts w:ascii="Times New Roman" w:hAnsi="Times New Roman" w:cs="Times New Roman"/>
+          <w:sz w:val="24"/>
+          <w:szCs w:val="24"/>
+          <w:u w:val="single"/>
+        </w:rPr>
+        <w:t>Меню</w:t>
+      </w:r>
+    </w:p>
+    <w:p>
+      <w:pPr>
+        <w:rPr>
+          <w:rFonts w:ascii="Times New Roman" w:hAnsi="Times New Roman" w:cs="Times New Roman"/>
+          <w:sz w:val="24"/>
+          <w:szCs w:val="24"/>
+        </w:rPr>
+      </w:pPr>
+      <w:r>
+        <w:rPr>
+          <w:rFonts w:ascii="Times New Roman" w:hAnsi="Times New Roman" w:cs="Times New Roman"/>
+          <w:sz w:val="24"/>
+          <w:szCs w:val="24"/>
+        </w:rPr>
+        <w:t>- выбор скина, громкости, запуск</w:t>
+      </w:r>
+    </w:p>
+    <w:p>
+      <w:pPr>
+        <w:rPr>
+          <w:rFonts w:ascii="Times New Roman" w:hAnsi="Times New Roman" w:cs="Times New Roman"/>
+          <w:sz w:val="24"/>
+          <w:szCs w:val="24"/>
+        </w:rPr>
+      </w:pPr>
+      <w:r>
+        <w:rPr>
+          <w:rFonts w:ascii="Times New Roman" w:hAnsi="Times New Roman" w:cs="Times New Roman"/>
+          <w:sz w:val="24"/>
+          <w:szCs w:val="24"/>
+        </w:rPr>
+        <w:lastRenderedPageBreak/>
+        <w:t>- Экран паузы: продолжение, сохранение, выход</w:t>
+      </w:r>
+      <w:r>
+        <w:rPr>
+          <w:rFonts w:ascii="Times New Roman" w:hAnsi="Times New Roman" w:cs="Times New Roman"/>
+          <w:sz w:val="24"/>
+          <w:szCs w:val="24"/>
+        </w:rPr>
+        <w:t xml:space="preserve">, инструкция по крафту (вспомогательное изображение, выход </w:t>
+      </w:r>
+      <w:r>
+        <w:rPr>
+          <w:rFonts w:ascii="Times New Roman" w:hAnsi="Times New Roman" w:cs="Times New Roman"/>
+          <w:sz w:val="24"/>
+          <w:szCs w:val="24"/>
+          <w:lang w:val="en-US"/>
+        </w:rPr>
+        <w:t>ESC</w:t>
+      </w:r>
+      <w:r>
+        <w:rPr>
+          <w:rFonts w:ascii="Times New Roman" w:hAnsi="Times New Roman" w:cs="Times New Roman"/>
+          <w:sz w:val="24"/>
+          <w:szCs w:val="24"/>
+        </w:rPr>
+        <w:t>)</w:t>
+      </w:r>
+    </w:p>
+    <w:p>
+      <w:pPr>
+        <w:rPr>
+          <w:rFonts w:ascii="Times New Roman" w:hAnsi="Times New Roman" w:cs="Times New Roman"/>
+          <w:sz w:val="24"/>
+          <w:szCs w:val="24"/>
+        </w:rPr>
+      </w:pPr>
+      <w:r>
+        <w:rPr>
+          <w:rFonts w:ascii="Times New Roman" w:hAnsi="Times New Roman" w:cs="Times New Roman"/>
+          <w:sz w:val="24"/>
+          <w:szCs w:val="24"/>
+        </w:rPr>
+        <w:t xml:space="preserve">- Экран смерти: кнопка </w:t>
+      </w:r>
+      <w:r>
+        <w:rPr>
+          <w:rFonts w:ascii="Times New Roman" w:hAnsi="Times New Roman" w:cs="Times New Roman"/>
+          <w:sz w:val="24"/>
+          <w:szCs w:val="24"/>
+        </w:rPr>
+        <w:t>перерождения</w:t>
+      </w:r>
+    </w:p>
+    <w:p>
+      <w:pPr>
+        <w:rPr>
+          <w:rFonts w:ascii="Times New Roman" w:hAnsi="Times New Roman" w:cs="Times New Roman"/>
+          <w:sz w:val="24"/>
+          <w:szCs w:val="24"/>
+        </w:rPr>
+      </w:pPr>
+    </w:p>
+    <w:p>
+      <w:pPr>
+        <w:rPr>
+          <w:rFonts w:ascii="Times New Roman" w:hAnsi="Times New Roman" w:cs="Times New Roman"/>
+          <w:sz w:val="24"/>
+          <w:szCs w:val="24"/>
+        </w:rPr>
+      </w:pPr>
+      <w:r>
+        <w:rPr>
+          <w:rFonts w:ascii="Times New Roman" w:hAnsi="Times New Roman" w:cs="Times New Roman"/>
+          <w:sz w:val="24"/>
+          <w:szCs w:val="24"/>
+          <w:u w:val="single"/>
+        </w:rPr>
+        <w:t xml:space="preserve">2.3.3 </w:t>
+      </w:r>
+      <w:r>
+        <w:rPr>
+          <w:rFonts w:ascii="Times New Roman" w:hAnsi="Times New Roman" w:cs="Times New Roman"/>
+          <w:sz w:val="24"/>
+          <w:szCs w:val="24"/>
+          <w:u w:val="single"/>
+        </w:rPr>
+        <w:t>Основное окно</w:t>
+      </w:r>
+    </w:p>
+    <w:p>
+      <w:pPr>
+        <w:rPr>
+          <w:rFonts w:ascii="Times New Roman" w:hAnsi="Times New Roman" w:cs="Times New Roman"/>
+          <w:sz w:val="24"/>
+          <w:szCs w:val="24"/>
+        </w:rPr>
+      </w:pPr>
+      <w:r>
+        <w:rPr>
+          <w:rFonts w:ascii="Times New Roman" w:hAnsi="Times New Roman" w:cs="Times New Roman"/>
+          <w:sz w:val="24"/>
+          <w:szCs w:val="24"/>
+        </w:rPr>
+        <w:t>- Главный процесс игры</w:t>
+      </w:r>
+    </w:p>
+    <w:p>
+      <w:pPr>
+        <w:rPr>
+          <w:rFonts w:ascii="Times New Roman" w:hAnsi="Times New Roman" w:cs="Times New Roman"/>
+          <w:sz w:val="24"/>
+          <w:szCs w:val="24"/>
+        </w:rPr>
+      </w:pPr>
+      <w:r>
+        <w:rPr>
+          <w:rFonts w:ascii="Times New Roman" w:hAnsi="Times New Roman" w:cs="Times New Roman"/>
+          <w:sz w:val="24"/>
+          <w:szCs w:val="24"/>
+        </w:rPr>
+        <w:t>- Экран паузы: продолжение, сохранение, выход</w:t>
+      </w:r>
+      <w:r>
+        <w:rPr>
+          <w:rFonts w:ascii="Times New Roman" w:hAnsi="Times New Roman" w:cs="Times New Roman"/>
+          <w:sz w:val="24"/>
+          <w:szCs w:val="24"/>
+        </w:rPr>
+        <w:t xml:space="preserve">, инструкция по крафту (вспомогательное изображение, выход </w:t>
+      </w:r>
+      <w:r>
+        <w:rPr>
+          <w:rFonts w:ascii="Times New Roman" w:hAnsi="Times New Roman" w:cs="Times New Roman"/>
+          <w:sz w:val="24"/>
+          <w:szCs w:val="24"/>
+          <w:lang w:val="en-US"/>
+        </w:rPr>
+        <w:t>ESC</w:t>
+      </w:r>
+      <w:r>
+        <w:rPr>
+          <w:rFonts w:ascii="Times New Roman" w:hAnsi="Times New Roman" w:cs="Times New Roman"/>
+          <w:sz w:val="24"/>
+          <w:szCs w:val="24"/>
+        </w:rPr>
+        <w:t>)</w:t>
+      </w:r>
+    </w:p>
+    <w:p>
+      <w:pPr>
+        <w:rPr>
+          <w:rFonts w:ascii="Times New Roman" w:hAnsi="Times New Roman" w:cs="Times New Roman"/>
+          <w:sz w:val="24"/>
+          <w:szCs w:val="24"/>
+        </w:rPr>
+      </w:pPr>
+      <w:r>
+        <w:rPr>
+          <w:rFonts w:ascii="Times New Roman" w:hAnsi="Times New Roman" w:cs="Times New Roman"/>
+          <w:sz w:val="24"/>
+          <w:szCs w:val="24"/>
+        </w:rPr>
+        <w:t xml:space="preserve">- Экран смерти: кнопка </w:t>
+      </w:r>
+      <w:r>
+        <w:rPr>
+          <w:rFonts w:ascii="Times New Roman" w:hAnsi="Times New Roman" w:cs="Times New Roman"/>
+          <w:sz w:val="24"/>
+          <w:szCs w:val="24"/>
+        </w:rPr>
+        <w:t>перерождения</w:t>
+      </w:r>
+    </w:p>
+    <w:p>
+      <w:pPr>
+        <w:rPr>
+          <w:rFonts w:ascii="Times New Roman" w:hAnsi="Times New Roman" w:cs="Times New Roman"/>
+          <w:sz w:val="24"/>
+          <w:szCs w:val="24"/>
+        </w:rPr>
+      </w:pPr>
+    </w:p>
+    <w:p>
+      <w:pPr>
+        <w:rPr>
+          <w:rFonts w:ascii="Times New Roman" w:hAnsi="Times New Roman" w:cs="Times New Roman"/>
+          <w:sz w:val="24"/>
+          <w:szCs w:val="24"/>
+        </w:rPr>
+      </w:pPr>
+    </w:p>
+    <w:p>
+      <w:pPr>
+        <w:rPr>
+          <w:rFonts w:ascii="Times New Roman" w:hAnsi="Times New Roman" w:cs="Times New Roman"/>
+          <w:sz w:val="24"/>
+          <w:szCs w:val="24"/>
+          <w:u w:val="single"/>
+        </w:rPr>
+      </w:pPr>
+      <w:r>
+        <w:rPr>
+          <w:rFonts w:ascii="Times New Roman" w:hAnsi="Times New Roman" w:cs="Times New Roman"/>
+          <w:sz w:val="24"/>
+          <w:szCs w:val="24"/>
+          <w:u w:val="single"/>
+        </w:rPr>
+        <w:t>2.4 Технические характеристики</w:t>
+      </w:r>
+    </w:p>
+    <w:p>
+      <w:pPr>
+        <w:rPr>
+          <w:rFonts w:ascii="Times New Roman" w:hAnsi="Times New Roman" w:cs="Times New Roman"/>
+          <w:sz w:val="24"/>
+          <w:szCs w:val="24"/>
+        </w:rPr>
+      </w:pPr>
+    </w:p>
+    <w:p>
+      <w:pPr>
+        <w:rPr>
+          <w:rFonts w:ascii="Times New Roman" w:hAnsi="Times New Roman" w:cs="Times New Roman"/>
+          <w:sz w:val="24"/>
+          <w:szCs w:val="24"/>
+        </w:rPr>
+      </w:pPr>
+      <w:r>
+        <w:rPr>
+          <w:rFonts w:ascii="Times New Roman" w:hAnsi="Times New Roman" w:cs="Times New Roman"/>
+          <w:sz w:val="24"/>
+          <w:szCs w:val="24"/>
+        </w:rPr>
+        <w:t>Требования к системе:</w:t>
+      </w:r>
+    </w:p>
+    <w:p>
+      <w:pPr>
+        <w:rPr>
+          <w:rFonts w:ascii="Times New Roman" w:hAnsi="Times New Roman" w:cs="Times New Roman"/>
+          <w:sz w:val="24"/>
+          <w:szCs w:val="24"/>
+        </w:rPr>
+      </w:pPr>
+      <w:r>
+        <w:rPr>
+          <w:rFonts w:ascii="Times New Roman" w:hAnsi="Times New Roman" w:cs="Times New Roman"/>
+          <w:sz w:val="24"/>
+          <w:szCs w:val="24"/>
+        </w:rPr>
+        <w:t>- Python 3.8+</w:t>
+      </w:r>
+    </w:p>
+    <w:p>
+      <w:pPr>
+        <w:rPr>
+          <w:rFonts w:ascii="Times New Roman" w:hAnsi="Times New Roman" w:cs="Times New Roman"/>
+          <w:sz w:val="24"/>
+          <w:szCs w:val="24"/>
+        </w:rPr>
+      </w:pPr>
+      <w:r>
+        <w:rPr>
+          <w:rFonts w:ascii="Times New Roman" w:hAnsi="Times New Roman" w:cs="Times New Roman"/>
+          <w:sz w:val="24"/>
+          <w:szCs w:val="24"/>
+        </w:rPr>
+        <w:t xml:space="preserve">- Библиотека </w:t>
+      </w:r>
+      <w:proofErr w:type="spellStart"/>
+      <w:r>
+        <w:rPr>
+          <w:rFonts w:ascii="Times New Roman" w:hAnsi="Times New Roman" w:cs="Times New Roman"/>
+          <w:sz w:val="24"/>
+          <w:szCs w:val="24"/>
+        </w:rPr>
+        <w:t>Arcade</w:t>
+      </w:r>
+      <w:proofErr w:type="spellEnd"/>
       <w:r>
         <w:rPr>
           <w:rFonts w:ascii="Times New Roman" w:hAnsi="Times New Roman" w:cs="Times New Roman"/>
@@ -1720,6 +5040,39 @@
         </w:rPr>
         <w:t xml:space="preserve"> </w:t>
       </w:r>
+      <w:r>
+        <w:rPr>
+          <w:rFonts w:ascii="Times New Roman" w:hAnsi="Times New Roman" w:cs="Times New Roman"/>
+          <w:sz w:val="24"/>
+          <w:szCs w:val="24"/>
+        </w:rPr>
+        <w:t>3.3</w:t>
+      </w:r>
+      <w:r>
+        <w:rPr>
+          <w:rFonts w:ascii="Times New Roman" w:hAnsi="Times New Roman" w:cs="Times New Roman"/>
+          <w:sz w:val="24"/>
+          <w:szCs w:val="24"/>
+        </w:rPr>
+        <w:t>+</w:t>
+      </w:r>
+    </w:p>
+    <w:p>
+      <w:pPr>
+        <w:rPr>
+          <w:rFonts w:ascii="Times New Roman" w:hAnsi="Times New Roman" w:cs="Times New Roman"/>
+          <w:sz w:val="24"/>
+          <w:szCs w:val="24"/>
+        </w:rPr>
+      </w:pPr>
+      <w:r>
+        <w:rPr>
+          <w:rFonts w:ascii="Times New Roman" w:hAnsi="Times New Roman" w:cs="Times New Roman"/>
+          <w:sz w:val="24"/>
+          <w:szCs w:val="24"/>
+        </w:rPr>
+        <w:t xml:space="preserve">- Библиотека </w:t>
+      </w:r>
       <w:proofErr w:type="spellStart"/>
       <w:r>
         <w:rPr>
@@ -1727,7 +5080,7 @@
           <w:sz w:val="24"/>
           <w:szCs w:val="24"/>
         </w:rPr>
-        <w:t>InventorySystem</w:t>
+        <w:t>pyglet</w:t>
       </w:r>
       <w:proofErr w:type="spellEnd"/>
       <w:r>
@@ -1736,75 +5089,263 @@
           <w:sz w:val="24"/>
           <w:szCs w:val="24"/>
         </w:rPr>
-        <w:t xml:space="preserve"> (система инвентаря)</w:t>
-      </w:r>
-    </w:p>
-    <w:p>
-      <w:pPr>
-        <w:rPr>
-          <w:rFonts w:ascii="Times New Roman" w:hAnsi="Times New Roman" w:cs="Times New Roman"/>
-          <w:sz w:val="24"/>
-          <w:szCs w:val="24"/>
-        </w:rPr>
-      </w:pPr>
-      <w:r>
-        <w:rPr>
-          <w:rFonts w:ascii="Times New Roman" w:hAnsi="Times New Roman" w:cs="Times New Roman"/>
-          <w:sz w:val="24"/>
-          <w:szCs w:val="24"/>
-        </w:rPr>
-        <w:t>-</w:t>
-      </w:r>
-      <w:r>
-        <w:rPr>
-          <w:rFonts w:ascii="Times New Roman" w:hAnsi="Times New Roman" w:cs="Times New Roman"/>
-          <w:sz w:val="24"/>
-          <w:szCs w:val="24"/>
+        <w:t xml:space="preserve"> 2.1</w:t>
+      </w:r>
+      <w:r>
+        <w:rPr>
+          <w:rFonts w:ascii="Times New Roman" w:hAnsi="Times New Roman" w:cs="Times New Roman"/>
+          <w:sz w:val="24"/>
+          <w:szCs w:val="24"/>
+        </w:rPr>
+        <w:t>+</w:t>
+      </w:r>
+    </w:p>
+    <w:p>
+      <w:pPr>
+        <w:rPr>
+          <w:rFonts w:ascii="Times New Roman" w:hAnsi="Times New Roman" w:cs="Times New Roman"/>
+          <w:sz w:val="24"/>
+          <w:szCs w:val="24"/>
+        </w:rPr>
+      </w:pPr>
+      <w:r>
+        <w:rPr>
+          <w:rFonts w:ascii="Times New Roman" w:hAnsi="Times New Roman" w:cs="Times New Roman"/>
+          <w:sz w:val="24"/>
+          <w:szCs w:val="24"/>
+        </w:rPr>
+        <w:t>- Разрешение экрана: 600x600</w:t>
+      </w:r>
+    </w:p>
+    <w:p>
+      <w:pPr>
+        <w:rPr>
+          <w:rFonts w:ascii="Times New Roman" w:hAnsi="Times New Roman" w:cs="Times New Roman"/>
+          <w:sz w:val="24"/>
+          <w:szCs w:val="24"/>
+        </w:rPr>
+      </w:pPr>
+    </w:p>
+    <w:p>
+      <w:pPr>
+        <w:rPr>
+          <w:rFonts w:ascii="Times New Roman" w:hAnsi="Times New Roman" w:cs="Times New Roman"/>
+          <w:sz w:val="24"/>
+          <w:szCs w:val="24"/>
+        </w:rPr>
+      </w:pPr>
+      <w:r>
+        <w:rPr>
+          <w:rFonts w:ascii="Times New Roman" w:hAnsi="Times New Roman" w:cs="Times New Roman"/>
+          <w:sz w:val="24"/>
+          <w:szCs w:val="24"/>
+        </w:rPr>
+        <w:t>Используемые технологии:</w:t>
+      </w:r>
+    </w:p>
+    <w:p>
+      <w:pPr>
+        <w:rPr>
+          <w:rFonts w:ascii="Times New Roman" w:hAnsi="Times New Roman" w:cs="Times New Roman"/>
+          <w:sz w:val="24"/>
+          <w:szCs w:val="24"/>
+          <w:lang w:val="en-US"/>
+        </w:rPr>
+      </w:pPr>
+      <w:r>
+        <w:rPr>
+          <w:rFonts w:ascii="Times New Roman" w:hAnsi="Times New Roman" w:cs="Times New Roman"/>
+          <w:sz w:val="24"/>
+          <w:szCs w:val="24"/>
+          <w:lang w:val="en-US"/>
+        </w:rPr>
+        <w:t xml:space="preserve">- </w:t>
+      </w:r>
+      <w:r>
+        <w:rPr>
+          <w:rFonts w:ascii="Times New Roman" w:hAnsi="Times New Roman" w:cs="Times New Roman"/>
+          <w:sz w:val="24"/>
+          <w:szCs w:val="24"/>
+        </w:rPr>
+        <w:t>Графика</w:t>
+      </w:r>
+      <w:r>
+        <w:rPr>
+          <w:rFonts w:ascii="Times New Roman" w:hAnsi="Times New Roman" w:cs="Times New Roman"/>
+          <w:sz w:val="24"/>
+          <w:szCs w:val="24"/>
+          <w:lang w:val="en-US"/>
+        </w:rPr>
+        <w:t xml:space="preserve">: </w:t>
+      </w:r>
+      <w:r>
+        <w:rPr>
+          <w:rFonts w:ascii="Times New Roman" w:hAnsi="Times New Roman" w:cs="Times New Roman"/>
+          <w:sz w:val="24"/>
+          <w:szCs w:val="24"/>
+          <w:lang w:val="en-US"/>
+        </w:rPr>
+        <w:t>Arcade</w:t>
+      </w:r>
+      <w:r>
+        <w:rPr>
+          <w:rFonts w:ascii="Times New Roman" w:hAnsi="Times New Roman" w:cs="Times New Roman"/>
+          <w:sz w:val="24"/>
+          <w:szCs w:val="24"/>
+          <w:lang w:val="en-US"/>
         </w:rPr>
         <w:t xml:space="preserve"> </w:t>
       </w:r>
+      <w:r>
+        <w:rPr>
+          <w:rFonts w:ascii="Times New Roman" w:hAnsi="Times New Roman" w:cs="Times New Roman"/>
+          <w:sz w:val="24"/>
+          <w:szCs w:val="24"/>
+          <w:lang w:val="en-US"/>
+        </w:rPr>
+        <w:t>Sprite</w:t>
+      </w:r>
+      <w:r>
+        <w:rPr>
+          <w:rFonts w:ascii="Times New Roman" w:hAnsi="Times New Roman" w:cs="Times New Roman"/>
+          <w:sz w:val="24"/>
+          <w:szCs w:val="24"/>
+          <w:lang w:val="en-US"/>
+        </w:rPr>
+        <w:t xml:space="preserve">, </w:t>
+      </w:r>
+      <w:r>
+        <w:rPr>
+          <w:rFonts w:ascii="Times New Roman" w:hAnsi="Times New Roman" w:cs="Times New Roman"/>
+          <w:sz w:val="24"/>
+          <w:szCs w:val="24"/>
+          <w:lang w:val="en-US"/>
+        </w:rPr>
+        <w:t>Texture</w:t>
+      </w:r>
+    </w:p>
+    <w:p>
+      <w:pPr>
+        <w:rPr>
+          <w:rFonts w:ascii="Times New Roman" w:hAnsi="Times New Roman" w:cs="Times New Roman"/>
+          <w:sz w:val="24"/>
+          <w:szCs w:val="24"/>
+          <w:lang w:val="en-US"/>
+        </w:rPr>
+      </w:pPr>
+      <w:r>
+        <w:rPr>
+          <w:rFonts w:ascii="Times New Roman" w:hAnsi="Times New Roman" w:cs="Times New Roman"/>
+          <w:sz w:val="24"/>
+          <w:szCs w:val="24"/>
+          <w:lang w:val="en-US"/>
+        </w:rPr>
+        <w:t xml:space="preserve">- </w:t>
+      </w:r>
+      <w:r>
+        <w:rPr>
+          <w:rFonts w:ascii="Times New Roman" w:hAnsi="Times New Roman" w:cs="Times New Roman"/>
+          <w:sz w:val="24"/>
+          <w:szCs w:val="24"/>
+        </w:rPr>
+        <w:t>Физика</w:t>
+      </w:r>
+      <w:r>
+        <w:rPr>
+          <w:rFonts w:ascii="Times New Roman" w:hAnsi="Times New Roman" w:cs="Times New Roman"/>
+          <w:sz w:val="24"/>
+          <w:szCs w:val="24"/>
+          <w:lang w:val="en-US"/>
+        </w:rPr>
+        <w:t xml:space="preserve">: </w:t>
+      </w:r>
       <w:proofErr w:type="spellStart"/>
       <w:r>
         <w:rPr>
           <w:rFonts w:ascii="Times New Roman" w:hAnsi="Times New Roman" w:cs="Times New Roman"/>
           <w:sz w:val="24"/>
           <w:szCs w:val="24"/>
-        </w:rPr>
-        <w:t>InventorySlot</w:t>
+          <w:lang w:val="en-US"/>
+        </w:rPr>
+        <w:t>PhysicsEnginePlatformer</w:t>
       </w:r>
       <w:proofErr w:type="spellEnd"/>
-      <w:r>
-        <w:rPr>
-          <w:rFonts w:ascii="Times New Roman" w:hAnsi="Times New Roman" w:cs="Times New Roman"/>
-          <w:sz w:val="24"/>
-          <w:szCs w:val="24"/>
-        </w:rPr>
-        <w:t xml:space="preserve"> (слот инвентаря)</w:t>
-      </w:r>
-    </w:p>
-    <w:p>
-      <w:pPr>
-        <w:rPr>
-          <w:rFonts w:ascii="Times New Roman" w:hAnsi="Times New Roman" w:cs="Times New Roman"/>
-          <w:sz w:val="24"/>
-          <w:szCs w:val="24"/>
-        </w:rPr>
-      </w:pPr>
-      <w:r>
-        <w:rPr>
-          <w:rFonts w:ascii="Times New Roman" w:hAnsi="Times New Roman" w:cs="Times New Roman"/>
-          <w:sz w:val="24"/>
-          <w:szCs w:val="24"/>
-        </w:rPr>
-        <w:t>-</w:t>
-      </w:r>
-      <w:r>
-        <w:rPr>
-          <w:rFonts w:ascii="Times New Roman" w:hAnsi="Times New Roman" w:cs="Times New Roman"/>
-          <w:sz w:val="24"/>
-          <w:szCs w:val="24"/>
-        </w:rPr>
-        <w:t xml:space="preserve"> </w:t>
+    </w:p>
+    <w:p>
+      <w:pPr>
+        <w:rPr>
+          <w:rFonts w:ascii="Times New Roman" w:hAnsi="Times New Roman" w:cs="Times New Roman"/>
+          <w:sz w:val="24"/>
+          <w:szCs w:val="24"/>
+        </w:rPr>
+      </w:pPr>
+      <w:r>
+        <w:rPr>
+          <w:rFonts w:ascii="Times New Roman" w:hAnsi="Times New Roman" w:cs="Times New Roman"/>
+          <w:sz w:val="24"/>
+          <w:szCs w:val="24"/>
+        </w:rPr>
+        <w:t>- Ввод: обработка клавиатуры и мыши</w:t>
+      </w:r>
+    </w:p>
+    <w:p>
+      <w:pPr>
+        <w:rPr>
+          <w:rFonts w:ascii="Times New Roman" w:hAnsi="Times New Roman" w:cs="Times New Roman"/>
+          <w:sz w:val="24"/>
+          <w:szCs w:val="24"/>
+        </w:rPr>
+      </w:pPr>
+      <w:r>
+        <w:rPr>
+          <w:rFonts w:ascii="Times New Roman" w:hAnsi="Times New Roman" w:cs="Times New Roman"/>
+          <w:sz w:val="24"/>
+          <w:szCs w:val="24"/>
+        </w:rPr>
+        <w:t>- Хранение: JSON</w:t>
+      </w:r>
+    </w:p>
+    <w:p>
+      <w:pPr>
+        <w:rPr>
+          <w:rFonts w:ascii="Times New Roman" w:hAnsi="Times New Roman" w:cs="Times New Roman"/>
+          <w:sz w:val="24"/>
+          <w:szCs w:val="24"/>
+        </w:rPr>
+      </w:pPr>
+    </w:p>
+    <w:p>
+      <w:pPr>
+        <w:rPr>
+          <w:rFonts w:ascii="Times New Roman" w:hAnsi="Times New Roman" w:cs="Times New Roman"/>
+          <w:sz w:val="24"/>
+          <w:szCs w:val="24"/>
+        </w:rPr>
+      </w:pPr>
+      <w:r>
+        <w:rPr>
+          <w:rFonts w:ascii="Times New Roman" w:hAnsi="Times New Roman" w:cs="Times New Roman"/>
+          <w:sz w:val="24"/>
+          <w:szCs w:val="24"/>
+        </w:rPr>
+        <w:t>Оптимизация:</w:t>
+      </w:r>
+    </w:p>
+    <w:p>
+      <w:pPr>
+        <w:rPr>
+          <w:rFonts w:ascii="Times New Roman" w:hAnsi="Times New Roman" w:cs="Times New Roman"/>
+          <w:sz w:val="24"/>
+          <w:szCs w:val="24"/>
+        </w:rPr>
+      </w:pPr>
+      <w:r>
+        <w:rPr>
+          <w:rFonts w:ascii="Times New Roman" w:hAnsi="Times New Roman" w:cs="Times New Roman"/>
+          <w:sz w:val="24"/>
+          <w:szCs w:val="24"/>
+        </w:rPr>
+        <w:t>- Единый список всех блоков (`</w:t>
       </w:r>
       <w:proofErr w:type="spellStart"/>
       <w:r>
@@ -1813,7 +5354,7 @@
           <w:sz w:val="24"/>
           <w:szCs w:val="24"/>
         </w:rPr>
-        <w:t>CraftingWindow</w:t>
+        <w:t>all_blocks</w:t>
       </w:r>
       <w:proofErr w:type="spellEnd"/>
       <w:r>
@@ -1822,3314 +5363,6 @@
           <w:sz w:val="24"/>
           <w:szCs w:val="24"/>
         </w:rPr>
-        <w:t xml:space="preserve"> (окно крафта)</w:t>
-      </w:r>
-    </w:p>
-    <w:p>
-      <w:pPr>
-        <w:rPr>
-          <w:rFonts w:ascii="Times New Roman" w:hAnsi="Times New Roman" w:cs="Times New Roman"/>
-          <w:sz w:val="24"/>
-          <w:szCs w:val="24"/>
-        </w:rPr>
-      </w:pPr>
-      <w:r>
-        <w:rPr>
-          <w:rFonts w:ascii="Times New Roman" w:eastAsia="MS Gothic" w:hAnsi="Times New Roman" w:cs="Times New Roman"/>
-          <w:sz w:val="24"/>
-          <w:szCs w:val="24"/>
-        </w:rPr>
-        <w:t>-</w:t>
-      </w:r>
-      <w:proofErr w:type="spellStart"/>
-      <w:r>
-        <w:rPr>
-          <w:rFonts w:ascii="Times New Roman" w:hAnsi="Times New Roman" w:cs="Times New Roman"/>
-          <w:sz w:val="24"/>
-          <w:szCs w:val="24"/>
-        </w:rPr>
-        <w:t>Hero</w:t>
-      </w:r>
-      <w:proofErr w:type="spellEnd"/>
-      <w:r>
-        <w:rPr>
-          <w:rFonts w:ascii="Times New Roman" w:hAnsi="Times New Roman" w:cs="Times New Roman"/>
-          <w:sz w:val="24"/>
-          <w:szCs w:val="24"/>
-        </w:rPr>
-        <w:t xml:space="preserve"> (игрок)</w:t>
-      </w:r>
-    </w:p>
-    <w:p>
-      <w:pPr>
-        <w:rPr>
-          <w:rFonts w:ascii="Times New Roman" w:hAnsi="Times New Roman" w:cs="Times New Roman"/>
-          <w:sz w:val="24"/>
-          <w:szCs w:val="24"/>
-        </w:rPr>
-      </w:pPr>
-      <w:r>
-        <w:rPr>
-          <w:rFonts w:ascii="Times New Roman" w:eastAsia="MS Gothic" w:hAnsi="Times New Roman" w:cs="Times New Roman"/>
-          <w:sz w:val="24"/>
-          <w:szCs w:val="24"/>
-        </w:rPr>
-        <w:t>-</w:t>
-      </w:r>
-      <w:r>
-        <w:rPr>
-          <w:rFonts w:ascii="Times New Roman" w:hAnsi="Times New Roman" w:cs="Times New Roman"/>
-          <w:sz w:val="24"/>
-          <w:szCs w:val="24"/>
-        </w:rPr>
-        <w:t xml:space="preserve"> Monster (враг)</w:t>
-      </w:r>
-    </w:p>
-    <w:p>
-      <w:pPr>
-        <w:rPr>
-          <w:rFonts w:ascii="Times New Roman" w:hAnsi="Times New Roman" w:cs="Times New Roman"/>
-          <w:sz w:val="24"/>
-          <w:szCs w:val="24"/>
-        </w:rPr>
-      </w:pPr>
-      <w:r>
-        <w:rPr>
-          <w:rFonts w:ascii="Times New Roman" w:eastAsia="MS Gothic" w:hAnsi="Times New Roman" w:cs="Times New Roman"/>
-          <w:sz w:val="24"/>
-          <w:szCs w:val="24"/>
-        </w:rPr>
-        <w:t>-</w:t>
-      </w:r>
-      <w:proofErr w:type="spellStart"/>
-      <w:r>
-        <w:rPr>
-          <w:rFonts w:ascii="Times New Roman" w:hAnsi="Times New Roman" w:cs="Times New Roman"/>
-          <w:sz w:val="24"/>
-          <w:szCs w:val="24"/>
-        </w:rPr>
-        <w:t>Crack</w:t>
-      </w:r>
-      <w:proofErr w:type="spellEnd"/>
-      <w:r>
-        <w:rPr>
-          <w:rFonts w:ascii="Times New Roman" w:hAnsi="Times New Roman" w:cs="Times New Roman"/>
-          <w:sz w:val="24"/>
-          <w:szCs w:val="24"/>
-        </w:rPr>
-        <w:t xml:space="preserve"> (анимация разрушения)</w:t>
-      </w:r>
-    </w:p>
-    <w:p>
-      <w:pPr>
-        <w:rPr>
-          <w:rFonts w:ascii="Times New Roman" w:hAnsi="Times New Roman" w:cs="Times New Roman"/>
-          <w:sz w:val="24"/>
-          <w:szCs w:val="24"/>
-          <w:lang w:val="en-US"/>
-        </w:rPr>
-      </w:pPr>
-      <w:r>
-        <w:rPr>
-          <w:rFonts w:ascii="Times New Roman" w:hAnsi="Times New Roman" w:cs="Times New Roman"/>
-          <w:sz w:val="24"/>
-          <w:szCs w:val="24"/>
-          <w:lang w:val="en-US"/>
-        </w:rPr>
-        <w:t>-</w:t>
-      </w:r>
-      <w:r>
-        <w:rPr>
-          <w:rFonts w:ascii="Times New Roman" w:hAnsi="Times New Roman" w:cs="Times New Roman"/>
-          <w:sz w:val="24"/>
-          <w:szCs w:val="24"/>
-          <w:lang w:val="en-US"/>
-        </w:rPr>
-        <w:t xml:space="preserve"> UI-</w:t>
-      </w:r>
-      <w:r>
-        <w:rPr>
-          <w:rFonts w:ascii="Times New Roman" w:hAnsi="Times New Roman" w:cs="Times New Roman"/>
-          <w:sz w:val="24"/>
-          <w:szCs w:val="24"/>
-        </w:rPr>
-        <w:t>экраны</w:t>
-      </w:r>
-      <w:r>
-        <w:rPr>
-          <w:rFonts w:ascii="Times New Roman" w:hAnsi="Times New Roman" w:cs="Times New Roman"/>
-          <w:sz w:val="24"/>
-          <w:szCs w:val="24"/>
-          <w:lang w:val="en-US"/>
-        </w:rPr>
-        <w:t xml:space="preserve"> (</w:t>
-      </w:r>
-      <w:proofErr w:type="spellStart"/>
-      <w:r>
-        <w:rPr>
-          <w:rFonts w:ascii="Times New Roman" w:hAnsi="Times New Roman" w:cs="Times New Roman"/>
-          <w:sz w:val="24"/>
-          <w:szCs w:val="24"/>
-          <w:lang w:val="en-US"/>
-        </w:rPr>
-        <w:t>RespawnScreen</w:t>
-      </w:r>
-      <w:proofErr w:type="spellEnd"/>
-      <w:r>
-        <w:rPr>
-          <w:rFonts w:ascii="Times New Roman" w:hAnsi="Times New Roman" w:cs="Times New Roman"/>
-          <w:sz w:val="24"/>
-          <w:szCs w:val="24"/>
-          <w:lang w:val="en-US"/>
-        </w:rPr>
-        <w:t xml:space="preserve">, </w:t>
-      </w:r>
-      <w:proofErr w:type="spellStart"/>
-      <w:r>
-        <w:rPr>
-          <w:rFonts w:ascii="Times New Roman" w:hAnsi="Times New Roman" w:cs="Times New Roman"/>
-          <w:sz w:val="24"/>
-          <w:szCs w:val="24"/>
-          <w:lang w:val="en-US"/>
-        </w:rPr>
-        <w:t>PauseScreen</w:t>
-      </w:r>
-      <w:proofErr w:type="spellEnd"/>
-      <w:r>
-        <w:rPr>
-          <w:rFonts w:ascii="Times New Roman" w:hAnsi="Times New Roman" w:cs="Times New Roman"/>
-          <w:sz w:val="24"/>
-          <w:szCs w:val="24"/>
-          <w:lang w:val="en-US"/>
-        </w:rPr>
-        <w:t xml:space="preserve">, </w:t>
-      </w:r>
-      <w:proofErr w:type="spellStart"/>
-      <w:r>
-        <w:rPr>
-          <w:rFonts w:ascii="Times New Roman" w:hAnsi="Times New Roman" w:cs="Times New Roman"/>
-          <w:sz w:val="24"/>
-          <w:szCs w:val="24"/>
-          <w:lang w:val="en-US"/>
-        </w:rPr>
-        <w:t>MenuWindow</w:t>
-      </w:r>
-      <w:proofErr w:type="spellEnd"/>
-      <w:r>
-        <w:rPr>
-          <w:rFonts w:ascii="Times New Roman" w:hAnsi="Times New Roman" w:cs="Times New Roman"/>
-          <w:sz w:val="24"/>
-          <w:szCs w:val="24"/>
-          <w:lang w:val="en-US"/>
-        </w:rPr>
-        <w:t>)</w:t>
-      </w:r>
-    </w:p>
-    <w:p>
-      <w:pPr>
-        <w:rPr>
-          <w:rFonts w:ascii="Times New Roman" w:hAnsi="Times New Roman" w:cs="Times New Roman"/>
-          <w:sz w:val="24"/>
-          <w:szCs w:val="24"/>
-          <w:lang w:val="en-US"/>
-        </w:rPr>
-      </w:pPr>
-    </w:p>
-    <w:p>
-      <w:pPr>
-        <w:rPr>
-          <w:rFonts w:ascii="Times New Roman" w:hAnsi="Times New Roman" w:cs="Times New Roman"/>
-          <w:sz w:val="24"/>
-          <w:szCs w:val="24"/>
-          <w:u w:val="single"/>
-        </w:rPr>
-      </w:pPr>
-      <w:r>
-        <w:rPr>
-          <w:rFonts w:ascii="Times New Roman" w:hAnsi="Times New Roman" w:cs="Times New Roman"/>
-          <w:sz w:val="24"/>
-          <w:szCs w:val="24"/>
-          <w:u w:val="single"/>
-        </w:rPr>
-        <w:t>2.1.2 Файловая структура</w:t>
-      </w:r>
-      <w:r>
-        <w:rPr>
-          <w:rFonts w:ascii="Times New Roman" w:hAnsi="Times New Roman" w:cs="Times New Roman"/>
-          <w:sz w:val="24"/>
-          <w:szCs w:val="24"/>
-          <w:u w:val="single"/>
-        </w:rPr>
-        <w:t>:</w:t>
-      </w:r>
-    </w:p>
-    <w:p>
-      <w:pPr>
-        <w:rPr>
-          <w:rFonts w:ascii="Times New Roman" w:hAnsi="Times New Roman" w:cs="Times New Roman"/>
-          <w:sz w:val="24"/>
-          <w:szCs w:val="24"/>
-        </w:rPr>
-      </w:pPr>
-      <w:r>
-        <w:rPr>
-          <w:rFonts w:ascii="Times New Roman" w:hAnsi="Times New Roman" w:cs="Times New Roman"/>
-          <w:sz w:val="24"/>
-          <w:szCs w:val="24"/>
-        </w:rPr>
-        <w:t xml:space="preserve">- </w:t>
-      </w:r>
-      <w:proofErr w:type="spellStart"/>
-      <w:r>
-        <w:rPr>
-          <w:rFonts w:ascii="Times New Roman" w:hAnsi="Times New Roman" w:cs="Times New Roman"/>
-          <w:sz w:val="24"/>
-          <w:szCs w:val="24"/>
-        </w:rPr>
-        <w:t>cracks</w:t>
-      </w:r>
-      <w:proofErr w:type="spellEnd"/>
-      <w:r>
-        <w:rPr>
-          <w:rFonts w:ascii="Times New Roman" w:hAnsi="Times New Roman" w:cs="Times New Roman"/>
-          <w:sz w:val="24"/>
-          <w:szCs w:val="24"/>
-        </w:rPr>
-        <w:t xml:space="preserve"> </w:t>
-      </w:r>
-      <w:r>
-        <w:rPr>
-          <w:rFonts w:ascii="Times New Roman" w:hAnsi="Times New Roman" w:cs="Times New Roman"/>
-          <w:sz w:val="24"/>
-          <w:szCs w:val="24"/>
-        </w:rPr>
-        <w:t xml:space="preserve">– </w:t>
-      </w:r>
-      <w:r>
-        <w:rPr>
-          <w:rFonts w:ascii="Times New Roman" w:hAnsi="Times New Roman" w:cs="Times New Roman"/>
-          <w:sz w:val="24"/>
-          <w:szCs w:val="24"/>
-        </w:rPr>
-        <w:t>анимация трещин</w:t>
-      </w:r>
-    </w:p>
-    <w:p>
-      <w:pPr>
-        <w:rPr>
-          <w:rFonts w:ascii="Times New Roman" w:hAnsi="Times New Roman" w:cs="Times New Roman"/>
-          <w:sz w:val="24"/>
-          <w:szCs w:val="24"/>
-        </w:rPr>
-      </w:pPr>
-      <w:r>
-        <w:rPr>
-          <w:rFonts w:ascii="Times New Roman" w:hAnsi="Times New Roman" w:cs="Times New Roman"/>
-          <w:sz w:val="24"/>
-          <w:szCs w:val="24"/>
-        </w:rPr>
-        <w:t xml:space="preserve">- </w:t>
-      </w:r>
-      <w:proofErr w:type="spellStart"/>
-      <w:r>
-        <w:rPr>
-          <w:rFonts w:ascii="Times New Roman" w:hAnsi="Times New Roman" w:cs="Times New Roman"/>
-          <w:sz w:val="24"/>
-          <w:szCs w:val="24"/>
-        </w:rPr>
-        <w:t>menu</w:t>
-      </w:r>
-      <w:proofErr w:type="spellEnd"/>
-      <w:r>
-        <w:rPr>
-          <w:rFonts w:ascii="Times New Roman" w:hAnsi="Times New Roman" w:cs="Times New Roman"/>
-          <w:sz w:val="24"/>
-          <w:szCs w:val="24"/>
-        </w:rPr>
-        <w:t xml:space="preserve"> </w:t>
-      </w:r>
-      <w:r>
-        <w:rPr>
-          <w:rFonts w:ascii="Times New Roman" w:hAnsi="Times New Roman" w:cs="Times New Roman"/>
-          <w:sz w:val="24"/>
-          <w:szCs w:val="24"/>
-        </w:rPr>
-        <w:t xml:space="preserve">– </w:t>
-      </w:r>
-      <w:r>
-        <w:rPr>
-          <w:rFonts w:ascii="Times New Roman" w:hAnsi="Times New Roman" w:cs="Times New Roman"/>
-          <w:sz w:val="24"/>
-          <w:szCs w:val="24"/>
-        </w:rPr>
-        <w:t>изображения для меню</w:t>
-      </w:r>
-    </w:p>
-    <w:p>
-      <w:pPr>
-        <w:rPr>
-          <w:rFonts w:ascii="Times New Roman" w:hAnsi="Times New Roman" w:cs="Times New Roman"/>
-          <w:sz w:val="24"/>
-          <w:szCs w:val="24"/>
-        </w:rPr>
-      </w:pPr>
-      <w:r>
-        <w:rPr>
-          <w:rFonts w:ascii="Times New Roman" w:hAnsi="Times New Roman" w:cs="Times New Roman"/>
-          <w:sz w:val="24"/>
-          <w:szCs w:val="24"/>
-        </w:rPr>
-        <w:t xml:space="preserve">- </w:t>
-      </w:r>
-      <w:proofErr w:type="spellStart"/>
-      <w:r>
-        <w:rPr>
-          <w:rFonts w:ascii="Times New Roman" w:hAnsi="Times New Roman" w:cs="Times New Roman"/>
-          <w:sz w:val="24"/>
-          <w:szCs w:val="24"/>
-          <w:lang w:val="en-US"/>
-        </w:rPr>
-        <w:t>minecraft</w:t>
-      </w:r>
-      <w:proofErr w:type="spellEnd"/>
-      <w:r>
-        <w:rPr>
-          <w:rFonts w:ascii="Times New Roman" w:hAnsi="Times New Roman" w:cs="Times New Roman"/>
-          <w:sz w:val="24"/>
-          <w:szCs w:val="24"/>
-        </w:rPr>
-        <w:t>_</w:t>
-      </w:r>
-      <w:r>
-        <w:rPr>
-          <w:rFonts w:ascii="Times New Roman" w:hAnsi="Times New Roman" w:cs="Times New Roman"/>
-          <w:sz w:val="24"/>
-          <w:szCs w:val="24"/>
-          <w:lang w:val="en-US"/>
-        </w:rPr>
-        <w:t>blocks</w:t>
-      </w:r>
-      <w:r>
-        <w:rPr>
-          <w:rFonts w:ascii="Times New Roman" w:hAnsi="Times New Roman" w:cs="Times New Roman"/>
-          <w:sz w:val="24"/>
-          <w:szCs w:val="24"/>
-        </w:rPr>
-        <w:t xml:space="preserve">– </w:t>
-      </w:r>
-      <w:r>
-        <w:rPr>
-          <w:rFonts w:ascii="Times New Roman" w:hAnsi="Times New Roman" w:cs="Times New Roman"/>
-          <w:sz w:val="24"/>
-          <w:szCs w:val="24"/>
-        </w:rPr>
-        <w:t xml:space="preserve">изображения блоков и игровых предметов </w:t>
-      </w:r>
-    </w:p>
-    <w:p>
-      <w:pPr>
-        <w:rPr>
-          <w:rFonts w:ascii="Times New Roman" w:hAnsi="Times New Roman" w:cs="Times New Roman"/>
-          <w:sz w:val="24"/>
-          <w:szCs w:val="24"/>
-        </w:rPr>
-      </w:pPr>
-      <w:r>
-        <w:rPr>
-          <w:rFonts w:ascii="Times New Roman" w:hAnsi="Times New Roman" w:cs="Times New Roman"/>
-          <w:sz w:val="24"/>
-          <w:szCs w:val="24"/>
-        </w:rPr>
-        <w:t xml:space="preserve">- </w:t>
-      </w:r>
-      <w:r>
-        <w:rPr>
-          <w:rFonts w:ascii="Times New Roman" w:hAnsi="Times New Roman" w:cs="Times New Roman"/>
-          <w:sz w:val="24"/>
-          <w:szCs w:val="24"/>
-          <w:lang w:val="en-US"/>
-        </w:rPr>
-        <w:t>music</w:t>
-      </w:r>
-      <w:r>
-        <w:rPr>
-          <w:rFonts w:ascii="Times New Roman" w:hAnsi="Times New Roman" w:cs="Times New Roman"/>
-          <w:sz w:val="24"/>
-          <w:szCs w:val="24"/>
-        </w:rPr>
-        <w:t xml:space="preserve"> – музыка и звуки</w:t>
-      </w:r>
-    </w:p>
-    <w:p>
-      <w:pPr>
-        <w:rPr>
-          <w:rFonts w:ascii="Times New Roman" w:hAnsi="Times New Roman" w:cs="Times New Roman"/>
-          <w:sz w:val="24"/>
-          <w:szCs w:val="24"/>
-        </w:rPr>
-      </w:pPr>
-      <w:r>
-        <w:rPr>
-          <w:rFonts w:ascii="Times New Roman" w:hAnsi="Times New Roman" w:cs="Times New Roman"/>
-          <w:sz w:val="24"/>
-          <w:szCs w:val="24"/>
-        </w:rPr>
-        <w:t xml:space="preserve">- </w:t>
-      </w:r>
-      <w:r>
-        <w:rPr>
-          <w:rFonts w:ascii="Times New Roman" w:hAnsi="Times New Roman" w:cs="Times New Roman"/>
-          <w:sz w:val="24"/>
-          <w:szCs w:val="24"/>
-          <w:lang w:val="en-US"/>
-        </w:rPr>
-        <w:t>skin</w:t>
-      </w:r>
-      <w:r>
-        <w:rPr>
-          <w:rFonts w:ascii="Times New Roman" w:hAnsi="Times New Roman" w:cs="Times New Roman"/>
-          <w:sz w:val="24"/>
-          <w:szCs w:val="24"/>
-        </w:rPr>
-        <w:t xml:space="preserve"> – анимация мобов</w:t>
-      </w:r>
-    </w:p>
-    <w:p>
-      <w:pPr>
-        <w:rPr>
-          <w:rFonts w:ascii="Times New Roman" w:hAnsi="Times New Roman" w:cs="Times New Roman"/>
-          <w:sz w:val="24"/>
-          <w:szCs w:val="24"/>
-          <w:lang w:val="en-US"/>
-        </w:rPr>
-      </w:pPr>
-      <w:r>
-        <w:rPr>
-          <w:rFonts w:ascii="Times New Roman" w:hAnsi="Times New Roman" w:cs="Times New Roman"/>
-          <w:sz w:val="24"/>
-          <w:szCs w:val="24"/>
-          <w:lang w:val="en-US"/>
-        </w:rPr>
-        <w:t xml:space="preserve">- </w:t>
-      </w:r>
-      <w:proofErr w:type="spellStart"/>
-      <w:r>
-        <w:rPr>
-          <w:rFonts w:ascii="Times New Roman" w:hAnsi="Times New Roman" w:cs="Times New Roman"/>
-          <w:sz w:val="24"/>
-          <w:szCs w:val="24"/>
-          <w:lang w:val="en-US"/>
-        </w:rPr>
-        <w:t>test_map_minecraft.tmx</w:t>
-      </w:r>
-      <w:proofErr w:type="spellEnd"/>
-      <w:r>
-        <w:rPr>
-          <w:rFonts w:ascii="Times New Roman" w:hAnsi="Times New Roman" w:cs="Times New Roman"/>
-          <w:sz w:val="24"/>
-          <w:szCs w:val="24"/>
-          <w:lang w:val="en-US"/>
-        </w:rPr>
-        <w:t xml:space="preserve"> – </w:t>
-      </w:r>
-      <w:r>
-        <w:rPr>
-          <w:rFonts w:ascii="Times New Roman" w:hAnsi="Times New Roman" w:cs="Times New Roman"/>
-          <w:sz w:val="24"/>
-          <w:szCs w:val="24"/>
-        </w:rPr>
-        <w:t>файл</w:t>
-      </w:r>
-      <w:r>
-        <w:rPr>
-          <w:rFonts w:ascii="Times New Roman" w:hAnsi="Times New Roman" w:cs="Times New Roman"/>
-          <w:sz w:val="24"/>
-          <w:szCs w:val="24"/>
-          <w:lang w:val="en-US"/>
-        </w:rPr>
-        <w:t xml:space="preserve"> </w:t>
-      </w:r>
-      <w:r>
-        <w:rPr>
-          <w:rFonts w:ascii="Times New Roman" w:hAnsi="Times New Roman" w:cs="Times New Roman"/>
-          <w:sz w:val="24"/>
-          <w:szCs w:val="24"/>
-        </w:rPr>
-        <w:t>карты</w:t>
-      </w:r>
-    </w:p>
-    <w:p>
-      <w:pPr>
-        <w:rPr>
-          <w:rFonts w:ascii="Times New Roman" w:hAnsi="Times New Roman" w:cs="Times New Roman"/>
-          <w:sz w:val="24"/>
-          <w:szCs w:val="24"/>
-          <w:lang w:val="en-US"/>
-        </w:rPr>
-      </w:pPr>
-      <w:r>
-        <w:rPr>
-          <w:rFonts w:ascii="Times New Roman" w:hAnsi="Times New Roman" w:cs="Times New Roman"/>
-          <w:sz w:val="24"/>
-          <w:szCs w:val="24"/>
-          <w:lang w:val="en-US"/>
-        </w:rPr>
-        <w:t xml:space="preserve">- </w:t>
-      </w:r>
-      <w:proofErr w:type="spellStart"/>
-      <w:r>
-        <w:rPr>
-          <w:rFonts w:ascii="Times New Roman" w:hAnsi="Times New Roman" w:cs="Times New Roman"/>
-          <w:sz w:val="24"/>
-          <w:szCs w:val="24"/>
-          <w:lang w:val="en-US"/>
-        </w:rPr>
-        <w:t>test_tailes_minecraft.tsx</w:t>
-      </w:r>
-      <w:proofErr w:type="spellEnd"/>
-      <w:r>
-        <w:rPr>
-          <w:rFonts w:ascii="Times New Roman" w:hAnsi="Times New Roman" w:cs="Times New Roman"/>
-          <w:sz w:val="24"/>
-          <w:szCs w:val="24"/>
-          <w:lang w:val="en-US"/>
-        </w:rPr>
-        <w:t xml:space="preserve"> – </w:t>
-      </w:r>
-      <w:proofErr w:type="spellStart"/>
-      <w:r>
-        <w:rPr>
-          <w:rFonts w:ascii="Times New Roman" w:hAnsi="Times New Roman" w:cs="Times New Roman"/>
-          <w:sz w:val="24"/>
-          <w:szCs w:val="24"/>
-        </w:rPr>
-        <w:t>тайлы</w:t>
-      </w:r>
-      <w:proofErr w:type="spellEnd"/>
-      <w:r>
-        <w:rPr>
-          <w:rFonts w:ascii="Times New Roman" w:hAnsi="Times New Roman" w:cs="Times New Roman"/>
-          <w:sz w:val="24"/>
-          <w:szCs w:val="24"/>
-          <w:lang w:val="en-US"/>
-        </w:rPr>
-        <w:t xml:space="preserve"> </w:t>
-      </w:r>
-      <w:r>
-        <w:rPr>
-          <w:rFonts w:ascii="Times New Roman" w:hAnsi="Times New Roman" w:cs="Times New Roman"/>
-          <w:sz w:val="24"/>
-          <w:szCs w:val="24"/>
-        </w:rPr>
-        <w:t>для</w:t>
-      </w:r>
-      <w:r>
-        <w:rPr>
-          <w:rFonts w:ascii="Times New Roman" w:hAnsi="Times New Roman" w:cs="Times New Roman"/>
-          <w:sz w:val="24"/>
-          <w:szCs w:val="24"/>
-          <w:lang w:val="en-US"/>
-        </w:rPr>
-        <w:t xml:space="preserve"> </w:t>
-      </w:r>
-      <w:r>
-        <w:rPr>
-          <w:rFonts w:ascii="Times New Roman" w:hAnsi="Times New Roman" w:cs="Times New Roman"/>
-          <w:sz w:val="24"/>
-          <w:szCs w:val="24"/>
-        </w:rPr>
-        <w:t>карты</w:t>
-      </w:r>
-    </w:p>
-    <w:p>
-      <w:pPr>
-        <w:rPr>
-          <w:rFonts w:ascii="Times New Roman" w:hAnsi="Times New Roman" w:cs="Times New Roman"/>
-          <w:sz w:val="24"/>
-          <w:szCs w:val="24"/>
-          <w:lang w:val="en-US"/>
-        </w:rPr>
-      </w:pPr>
-    </w:p>
-    <w:p>
-      <w:pPr>
-        <w:rPr>
-          <w:rFonts w:ascii="Times New Roman" w:hAnsi="Times New Roman" w:cs="Times New Roman"/>
-          <w:sz w:val="24"/>
-          <w:szCs w:val="24"/>
-          <w:u w:val="single"/>
-        </w:rPr>
-      </w:pPr>
-      <w:r>
-        <w:rPr>
-          <w:rFonts w:ascii="Times New Roman" w:hAnsi="Times New Roman" w:cs="Times New Roman"/>
-          <w:sz w:val="24"/>
-          <w:szCs w:val="24"/>
-          <w:u w:val="single"/>
-        </w:rPr>
-        <w:t>2.1.3 Основные модули:</w:t>
-      </w:r>
-    </w:p>
-    <w:p>
-      <w:pPr>
-        <w:rPr>
-          <w:rFonts w:ascii="Times New Roman" w:hAnsi="Times New Roman" w:cs="Times New Roman"/>
-          <w:sz w:val="24"/>
-          <w:szCs w:val="24"/>
-        </w:rPr>
-      </w:pPr>
-      <w:r>
-        <w:rPr>
-          <w:rFonts w:ascii="Times New Roman" w:hAnsi="Times New Roman" w:cs="Times New Roman"/>
-          <w:sz w:val="24"/>
-          <w:szCs w:val="24"/>
-        </w:rPr>
-        <w:t>- main.py– точка входа, инициализация меню, основной игровой цикл</w:t>
-      </w:r>
-    </w:p>
-    <w:p>
-      <w:pPr>
-        <w:rPr>
-          <w:rFonts w:ascii="Times New Roman" w:hAnsi="Times New Roman" w:cs="Times New Roman"/>
-          <w:sz w:val="24"/>
-          <w:szCs w:val="24"/>
-        </w:rPr>
-      </w:pPr>
-      <w:r>
-        <w:rPr>
-          <w:rFonts w:ascii="Times New Roman" w:hAnsi="Times New Roman" w:cs="Times New Roman"/>
-          <w:sz w:val="24"/>
-          <w:szCs w:val="24"/>
-        </w:rPr>
-        <w:t xml:space="preserve">- dop_windows.py– вспомогательные окна (пауза, </w:t>
-      </w:r>
-      <w:proofErr w:type="spellStart"/>
-      <w:r>
-        <w:rPr>
-          <w:rFonts w:ascii="Times New Roman" w:hAnsi="Times New Roman" w:cs="Times New Roman"/>
-          <w:sz w:val="24"/>
-          <w:szCs w:val="24"/>
-        </w:rPr>
-        <w:t>респавн</w:t>
-      </w:r>
-      <w:proofErr w:type="spellEnd"/>
-      <w:r>
-        <w:rPr>
-          <w:rFonts w:ascii="Times New Roman" w:hAnsi="Times New Roman" w:cs="Times New Roman"/>
-          <w:sz w:val="24"/>
-          <w:szCs w:val="24"/>
-        </w:rPr>
-        <w:t>, меню)</w:t>
-      </w:r>
-    </w:p>
-    <w:p>
-      <w:pPr>
-        <w:rPr>
-          <w:rFonts w:ascii="Times New Roman" w:hAnsi="Times New Roman" w:cs="Times New Roman"/>
-          <w:sz w:val="24"/>
-          <w:szCs w:val="24"/>
-        </w:rPr>
-      </w:pPr>
-      <w:r>
-        <w:rPr>
-          <w:rFonts w:ascii="Times New Roman" w:hAnsi="Times New Roman" w:cs="Times New Roman"/>
-          <w:sz w:val="24"/>
-          <w:szCs w:val="24"/>
-        </w:rPr>
-        <w:t>- globals.py– глобальные константы и данные (рецепты, блоки, оружие)</w:t>
-      </w:r>
-    </w:p>
-    <w:p>
-      <w:pPr>
-        <w:rPr>
-          <w:rFonts w:ascii="Times New Roman" w:hAnsi="Times New Roman" w:cs="Times New Roman"/>
-          <w:sz w:val="24"/>
-          <w:szCs w:val="24"/>
-        </w:rPr>
-      </w:pPr>
-    </w:p>
-    <w:p>
-      <w:pPr>
-        <w:rPr>
-          <w:rFonts w:ascii="Times New Roman" w:hAnsi="Times New Roman" w:cs="Times New Roman"/>
-          <w:sz w:val="24"/>
-          <w:szCs w:val="24"/>
-        </w:rPr>
-      </w:pPr>
-    </w:p>
-    <w:p>
-      <w:pPr>
-        <w:rPr>
-          <w:rFonts w:ascii="Times New Roman" w:hAnsi="Times New Roman" w:cs="Times New Roman"/>
-          <w:sz w:val="24"/>
-          <w:szCs w:val="24"/>
-          <w:u w:val="single"/>
-        </w:rPr>
-      </w:pPr>
-      <w:r>
-        <w:rPr>
-          <w:rFonts w:ascii="Times New Roman" w:hAnsi="Times New Roman" w:cs="Times New Roman"/>
-          <w:sz w:val="24"/>
-          <w:szCs w:val="24"/>
-          <w:u w:val="single"/>
-        </w:rPr>
-        <w:t>2.2 Детальное описание компонентов</w:t>
-      </w:r>
-    </w:p>
-    <w:p>
-      <w:pPr>
-        <w:rPr>
-          <w:rFonts w:ascii="Times New Roman" w:hAnsi="Times New Roman" w:cs="Times New Roman"/>
-          <w:sz w:val="24"/>
-          <w:szCs w:val="24"/>
-        </w:rPr>
-      </w:pPr>
-    </w:p>
-    <w:p>
-      <w:pPr>
-        <w:rPr>
-          <w:rFonts w:ascii="Times New Roman" w:hAnsi="Times New Roman" w:cs="Times New Roman"/>
-          <w:sz w:val="24"/>
-          <w:szCs w:val="24"/>
-          <w:u w:val="single"/>
-        </w:rPr>
-      </w:pPr>
-      <w:r>
-        <w:rPr>
-          <w:rFonts w:ascii="Times New Roman" w:hAnsi="Times New Roman" w:cs="Times New Roman"/>
-          <w:sz w:val="24"/>
-          <w:szCs w:val="24"/>
-          <w:u w:val="single"/>
-        </w:rPr>
-        <w:t>2.2.1 Система инвентаря (`</w:t>
-      </w:r>
-      <w:proofErr w:type="spellStart"/>
-      <w:r>
-        <w:rPr>
-          <w:rFonts w:ascii="Times New Roman" w:hAnsi="Times New Roman" w:cs="Times New Roman"/>
-          <w:sz w:val="24"/>
-          <w:szCs w:val="24"/>
-          <w:u w:val="single"/>
-        </w:rPr>
-        <w:t>InventorySystem</w:t>
-      </w:r>
-      <w:proofErr w:type="spellEnd"/>
-      <w:r>
-        <w:rPr>
-          <w:rFonts w:ascii="Times New Roman" w:hAnsi="Times New Roman" w:cs="Times New Roman"/>
-          <w:sz w:val="24"/>
-          <w:szCs w:val="24"/>
-          <w:u w:val="single"/>
-        </w:rPr>
-        <w:t>`)</w:t>
-      </w:r>
-    </w:p>
-    <w:p>
-      <w:pPr>
-        <w:rPr>
-          <w:rFonts w:ascii="Times New Roman" w:hAnsi="Times New Roman" w:cs="Times New Roman"/>
-          <w:sz w:val="24"/>
-          <w:szCs w:val="24"/>
-        </w:rPr>
-      </w:pPr>
-    </w:p>
-    <w:p>
-      <w:pPr>
-        <w:rPr>
-          <w:rFonts w:ascii="Times New Roman" w:hAnsi="Times New Roman" w:cs="Times New Roman"/>
-          <w:sz w:val="24"/>
-          <w:szCs w:val="24"/>
-        </w:rPr>
-      </w:pPr>
-      <w:r>
-        <w:rPr>
-          <w:rFonts w:ascii="Times New Roman" w:hAnsi="Times New Roman" w:cs="Times New Roman"/>
-          <w:sz w:val="24"/>
-          <w:szCs w:val="24"/>
-        </w:rPr>
-        <w:t>Назначение: Управление предметами игрока, взаимодействие с горячей панелью и крафтом.</w:t>
-      </w:r>
-    </w:p>
-    <w:p>
-      <w:pPr>
-        <w:rPr>
-          <w:rFonts w:ascii="Times New Roman" w:hAnsi="Times New Roman" w:cs="Times New Roman"/>
-          <w:sz w:val="24"/>
-          <w:szCs w:val="24"/>
-        </w:rPr>
-      </w:pPr>
-    </w:p>
-    <w:p>
-      <w:pPr>
-        <w:rPr>
-          <w:rFonts w:ascii="Times New Roman" w:hAnsi="Times New Roman" w:cs="Times New Roman"/>
-          <w:sz w:val="24"/>
-          <w:szCs w:val="24"/>
-        </w:rPr>
-      </w:pPr>
-      <w:r>
-        <w:rPr>
-          <w:rFonts w:ascii="Times New Roman" w:hAnsi="Times New Roman" w:cs="Times New Roman"/>
-          <w:sz w:val="24"/>
-          <w:szCs w:val="24"/>
-        </w:rPr>
-        <w:t>Ключевые особенности</w:t>
-      </w:r>
-    </w:p>
-    <w:p>
-      <w:pPr>
-        <w:rPr>
-          <w:rFonts w:ascii="Times New Roman" w:hAnsi="Times New Roman" w:cs="Times New Roman"/>
-          <w:sz w:val="24"/>
-          <w:szCs w:val="24"/>
-        </w:rPr>
-      </w:pPr>
-      <w:r>
-        <w:rPr>
-          <w:rFonts w:ascii="Times New Roman" w:hAnsi="Times New Roman" w:cs="Times New Roman"/>
-          <w:sz w:val="24"/>
-          <w:szCs w:val="24"/>
-        </w:rPr>
-        <w:t>- 10 слотов горячей панели</w:t>
-      </w:r>
-    </w:p>
-    <w:p>
-      <w:pPr>
-        <w:rPr>
-          <w:rFonts w:ascii="Times New Roman" w:hAnsi="Times New Roman" w:cs="Times New Roman"/>
-          <w:sz w:val="24"/>
-          <w:szCs w:val="24"/>
-        </w:rPr>
-      </w:pPr>
-      <w:r>
-        <w:rPr>
-          <w:rFonts w:ascii="Times New Roman" w:hAnsi="Times New Roman" w:cs="Times New Roman"/>
-          <w:sz w:val="24"/>
-          <w:szCs w:val="24"/>
-        </w:rPr>
-        <w:t>- Поддержка стопок до 64 предметов</w:t>
-      </w:r>
-    </w:p>
-    <w:p>
-      <w:pPr>
-        <w:rPr>
-          <w:rFonts w:ascii="Times New Roman" w:hAnsi="Times New Roman" w:cs="Times New Roman"/>
-          <w:sz w:val="24"/>
-          <w:szCs w:val="24"/>
-        </w:rPr>
-      </w:pPr>
-      <w:r>
-        <w:rPr>
-          <w:rFonts w:ascii="Times New Roman" w:hAnsi="Times New Roman" w:cs="Times New Roman"/>
-          <w:sz w:val="24"/>
-          <w:szCs w:val="24"/>
-        </w:rPr>
-        <w:t>- Визуальная индикация выбранного слота</w:t>
-      </w:r>
-    </w:p>
-    <w:p>
-      <w:pPr>
-        <w:rPr>
-          <w:rFonts w:ascii="Times New Roman" w:hAnsi="Times New Roman" w:cs="Times New Roman"/>
-          <w:sz w:val="24"/>
-          <w:szCs w:val="24"/>
-        </w:rPr>
-      </w:pPr>
-      <w:r>
-        <w:rPr>
-          <w:rFonts w:ascii="Times New Roman" w:hAnsi="Times New Roman" w:cs="Times New Roman"/>
-          <w:sz w:val="24"/>
-          <w:szCs w:val="24"/>
-        </w:rPr>
-        <w:t>- Прокрутка колесом мыши</w:t>
-      </w:r>
-    </w:p>
-    <w:p>
-      <w:pPr>
-        <w:rPr>
-          <w:rFonts w:ascii="Times New Roman" w:hAnsi="Times New Roman" w:cs="Times New Roman"/>
-          <w:sz w:val="24"/>
-          <w:szCs w:val="24"/>
-        </w:rPr>
-      </w:pPr>
-      <w:r>
-        <w:rPr>
-          <w:rFonts w:ascii="Times New Roman" w:hAnsi="Times New Roman" w:cs="Times New Roman"/>
-          <w:sz w:val="24"/>
-          <w:szCs w:val="24"/>
-        </w:rPr>
-        <w:t>- Динамическая загрузка текстур предметов</w:t>
-      </w:r>
-    </w:p>
-    <w:p>
-      <w:pPr>
-        <w:rPr>
-          <w:rFonts w:ascii="Times New Roman" w:hAnsi="Times New Roman" w:cs="Times New Roman"/>
-          <w:sz w:val="24"/>
-          <w:szCs w:val="24"/>
-        </w:rPr>
-      </w:pPr>
-    </w:p>
-    <w:p>
-      <w:pPr>
-        <w:rPr>
-          <w:rFonts w:ascii="Times New Roman" w:hAnsi="Times New Roman" w:cs="Times New Roman"/>
-          <w:sz w:val="24"/>
-          <w:szCs w:val="24"/>
-        </w:rPr>
-      </w:pPr>
-      <w:r>
-        <w:rPr>
-          <w:rFonts w:ascii="Times New Roman" w:hAnsi="Times New Roman" w:cs="Times New Roman"/>
-          <w:sz w:val="24"/>
-          <w:szCs w:val="24"/>
-        </w:rPr>
-        <w:t>Алгоритм добавления предмета</w:t>
-      </w:r>
-    </w:p>
-    <w:p>
-      <w:pPr>
-        <w:rPr>
-          <w:rFonts w:ascii="Times New Roman" w:hAnsi="Times New Roman" w:cs="Times New Roman"/>
-          <w:sz w:val="24"/>
-          <w:szCs w:val="24"/>
-        </w:rPr>
-      </w:pPr>
-      <w:r>
-        <w:rPr>
-          <w:rFonts w:ascii="Times New Roman" w:hAnsi="Times New Roman" w:cs="Times New Roman"/>
-          <w:sz w:val="24"/>
-          <w:szCs w:val="24"/>
-        </w:rPr>
-        <w:t>1. Поиск существующего слота с таким же предметом и свободным местом</w:t>
-      </w:r>
-    </w:p>
-    <w:p>
-      <w:pPr>
-        <w:rPr>
-          <w:rFonts w:ascii="Times New Roman" w:hAnsi="Times New Roman" w:cs="Times New Roman"/>
-          <w:sz w:val="24"/>
-          <w:szCs w:val="24"/>
-        </w:rPr>
-      </w:pPr>
-      <w:r>
-        <w:rPr>
-          <w:rFonts w:ascii="Times New Roman" w:hAnsi="Times New Roman" w:cs="Times New Roman"/>
-          <w:sz w:val="24"/>
-          <w:szCs w:val="24"/>
-        </w:rPr>
-        <w:t>2. При наличии – увеличение счетчика</w:t>
-      </w:r>
-    </w:p>
-    <w:p>
-      <w:pPr>
-        <w:rPr>
-          <w:rFonts w:ascii="Times New Roman" w:hAnsi="Times New Roman" w:cs="Times New Roman"/>
-          <w:sz w:val="24"/>
-          <w:szCs w:val="24"/>
-        </w:rPr>
-      </w:pPr>
-      <w:r>
-        <w:rPr>
-          <w:rFonts w:ascii="Times New Roman" w:hAnsi="Times New Roman" w:cs="Times New Roman"/>
-          <w:sz w:val="24"/>
-          <w:szCs w:val="24"/>
-        </w:rPr>
-        <w:t>3. При отсутствии – поиск пустого слота</w:t>
-      </w:r>
-    </w:p>
-    <w:p>
-      <w:pPr>
-        <w:rPr>
-          <w:rFonts w:ascii="Times New Roman" w:hAnsi="Times New Roman" w:cs="Times New Roman"/>
-          <w:sz w:val="24"/>
-          <w:szCs w:val="24"/>
-        </w:rPr>
-      </w:pPr>
-      <w:r>
-        <w:rPr>
-          <w:rFonts w:ascii="Times New Roman" w:hAnsi="Times New Roman" w:cs="Times New Roman"/>
-          <w:sz w:val="24"/>
-          <w:szCs w:val="24"/>
-        </w:rPr>
-        <w:t>4. Создание нового стека</w:t>
-      </w:r>
-    </w:p>
-    <w:p>
-      <w:pPr>
-        <w:rPr>
-          <w:rFonts w:ascii="Times New Roman" w:hAnsi="Times New Roman" w:cs="Times New Roman"/>
-          <w:sz w:val="24"/>
-          <w:szCs w:val="24"/>
-        </w:rPr>
-      </w:pPr>
-    </w:p>
-    <w:p>
-      <w:pPr>
-        <w:rPr>
-          <w:rFonts w:ascii="Times New Roman" w:hAnsi="Times New Roman" w:cs="Times New Roman"/>
-          <w:sz w:val="24"/>
-          <w:szCs w:val="24"/>
-          <w:u w:val="single"/>
-        </w:rPr>
-      </w:pPr>
-      <w:r>
-        <w:rPr>
-          <w:rFonts w:ascii="Times New Roman" w:hAnsi="Times New Roman" w:cs="Times New Roman"/>
-          <w:sz w:val="24"/>
-          <w:szCs w:val="24"/>
-          <w:u w:val="single"/>
-        </w:rPr>
-        <w:t>2.2.2 Система крафта (`</w:t>
-      </w:r>
-      <w:proofErr w:type="spellStart"/>
-      <w:r>
-        <w:rPr>
-          <w:rFonts w:ascii="Times New Roman" w:hAnsi="Times New Roman" w:cs="Times New Roman"/>
-          <w:sz w:val="24"/>
-          <w:szCs w:val="24"/>
-          <w:u w:val="single"/>
-        </w:rPr>
-        <w:t>CraftingWindow</w:t>
-      </w:r>
-      <w:proofErr w:type="spellEnd"/>
-      <w:r>
-        <w:rPr>
-          <w:rFonts w:ascii="Times New Roman" w:hAnsi="Times New Roman" w:cs="Times New Roman"/>
-          <w:sz w:val="24"/>
-          <w:szCs w:val="24"/>
-          <w:u w:val="single"/>
-        </w:rPr>
-        <w:t>`)</w:t>
-      </w:r>
-    </w:p>
-    <w:p>
-      <w:pPr>
-        <w:rPr>
-          <w:rFonts w:ascii="Times New Roman" w:hAnsi="Times New Roman" w:cs="Times New Roman"/>
-          <w:sz w:val="24"/>
-          <w:szCs w:val="24"/>
-        </w:rPr>
-      </w:pPr>
-    </w:p>
-    <w:p>
-      <w:pPr>
-        <w:rPr>
-          <w:rFonts w:ascii="Times New Roman" w:hAnsi="Times New Roman" w:cs="Times New Roman"/>
-          <w:sz w:val="24"/>
-          <w:szCs w:val="24"/>
-        </w:rPr>
-      </w:pPr>
-      <w:r>
-        <w:rPr>
-          <w:rFonts w:ascii="Times New Roman" w:hAnsi="Times New Roman" w:cs="Times New Roman"/>
-          <w:sz w:val="24"/>
-          <w:szCs w:val="24"/>
-        </w:rPr>
-        <w:t>Назначение: Создание новых предметов из имеющихся ресурсов.</w:t>
-      </w:r>
-    </w:p>
-    <w:p>
-      <w:pPr>
-        <w:rPr>
-          <w:rFonts w:ascii="Times New Roman" w:hAnsi="Times New Roman" w:cs="Times New Roman"/>
-          <w:sz w:val="24"/>
-          <w:szCs w:val="24"/>
-        </w:rPr>
-      </w:pPr>
-    </w:p>
-    <w:p>
-      <w:pPr>
-        <w:rPr>
-          <w:rFonts w:ascii="Times New Roman" w:hAnsi="Times New Roman" w:cs="Times New Roman"/>
-          <w:sz w:val="24"/>
-          <w:szCs w:val="24"/>
-        </w:rPr>
-      </w:pPr>
-      <w:r>
-        <w:rPr>
-          <w:rFonts w:ascii="Times New Roman" w:hAnsi="Times New Roman" w:cs="Times New Roman"/>
-          <w:sz w:val="24"/>
-          <w:szCs w:val="24"/>
-        </w:rPr>
-        <w:t>Архитектура</w:t>
-      </w:r>
-    </w:p>
-    <w:p>
-      <w:pPr>
-        <w:rPr>
-          <w:rFonts w:ascii="Times New Roman" w:hAnsi="Times New Roman" w:cs="Times New Roman"/>
-          <w:sz w:val="24"/>
-          <w:szCs w:val="24"/>
-        </w:rPr>
-      </w:pPr>
-      <w:r>
-        <w:rPr>
-          <w:rFonts w:ascii="Times New Roman" w:hAnsi="Times New Roman" w:cs="Times New Roman"/>
-          <w:sz w:val="24"/>
-          <w:szCs w:val="24"/>
-        </w:rPr>
-        <w:t>- Сетка крафта 3x3 (9 слотов)</w:t>
-      </w:r>
-    </w:p>
-    <w:p>
-      <w:pPr>
-        <w:rPr>
-          <w:rFonts w:ascii="Times New Roman" w:hAnsi="Times New Roman" w:cs="Times New Roman"/>
-          <w:sz w:val="24"/>
-          <w:szCs w:val="24"/>
-        </w:rPr>
-      </w:pPr>
-      <w:r>
-        <w:rPr>
-          <w:rFonts w:ascii="Times New Roman" w:hAnsi="Times New Roman" w:cs="Times New Roman"/>
-          <w:sz w:val="24"/>
-          <w:szCs w:val="24"/>
-        </w:rPr>
-        <w:t>- Слот результата</w:t>
-      </w:r>
-    </w:p>
-    <w:p>
-      <w:pPr>
-        <w:rPr>
-          <w:rFonts w:ascii="Times New Roman" w:hAnsi="Times New Roman" w:cs="Times New Roman"/>
-          <w:sz w:val="24"/>
-          <w:szCs w:val="24"/>
-        </w:rPr>
-      </w:pPr>
-      <w:r>
-        <w:rPr>
-          <w:rFonts w:ascii="Times New Roman" w:hAnsi="Times New Roman" w:cs="Times New Roman"/>
-          <w:sz w:val="24"/>
-          <w:szCs w:val="24"/>
-        </w:rPr>
-        <w:t>- Система проверки рецептов</w:t>
-      </w:r>
-    </w:p>
-    <w:p>
-      <w:pPr>
-        <w:rPr>
-          <w:rFonts w:ascii="Times New Roman" w:hAnsi="Times New Roman" w:cs="Times New Roman"/>
-          <w:sz w:val="24"/>
-          <w:szCs w:val="24"/>
-        </w:rPr>
-      </w:pPr>
-    </w:p>
-    <w:p>
-      <w:pPr>
-        <w:rPr>
-          <w:rFonts w:ascii="Times New Roman" w:hAnsi="Times New Roman" w:cs="Times New Roman"/>
-          <w:sz w:val="24"/>
-          <w:szCs w:val="24"/>
-        </w:rPr>
-      </w:pPr>
-      <w:r>
-        <w:rPr>
-          <w:rFonts w:ascii="Times New Roman" w:hAnsi="Times New Roman" w:cs="Times New Roman"/>
-          <w:sz w:val="24"/>
-          <w:szCs w:val="24"/>
-        </w:rPr>
-        <w:t>Принцип работы</w:t>
-      </w:r>
-      <w:r>
-        <w:rPr>
-          <w:rFonts w:ascii="Times New Roman" w:hAnsi="Times New Roman" w:cs="Times New Roman"/>
-          <w:sz w:val="24"/>
-          <w:szCs w:val="24"/>
-        </w:rPr>
-        <w:t>:</w:t>
-      </w:r>
-    </w:p>
-    <w:p>
-      <w:pPr>
-        <w:rPr>
-          <w:rFonts w:ascii="Times New Roman" w:hAnsi="Times New Roman" w:cs="Times New Roman"/>
-          <w:sz w:val="24"/>
-          <w:szCs w:val="24"/>
-        </w:rPr>
-      </w:pPr>
-      <w:r>
-        <w:rPr>
-          <w:rFonts w:ascii="Times New Roman" w:hAnsi="Times New Roman" w:cs="Times New Roman"/>
-          <w:sz w:val="24"/>
-          <w:szCs w:val="24"/>
-        </w:rPr>
-        <w:t>1. Игрок размещает предметы в сетке крафта</w:t>
-      </w:r>
-    </w:p>
-    <w:p>
-      <w:pPr>
-        <w:rPr>
-          <w:rFonts w:ascii="Times New Roman" w:hAnsi="Times New Roman" w:cs="Times New Roman"/>
-          <w:sz w:val="24"/>
-          <w:szCs w:val="24"/>
-        </w:rPr>
-      </w:pPr>
-      <w:r>
-        <w:rPr>
-          <w:rFonts w:ascii="Times New Roman" w:hAnsi="Times New Roman" w:cs="Times New Roman"/>
-          <w:sz w:val="24"/>
-          <w:szCs w:val="24"/>
-        </w:rPr>
-        <w:t>2. Система формирует матрицу 3x3 из названий блоков</w:t>
-      </w:r>
-    </w:p>
-    <w:p>
-      <w:pPr>
-        <w:rPr>
-          <w:rFonts w:ascii="Times New Roman" w:hAnsi="Times New Roman" w:cs="Times New Roman"/>
-          <w:sz w:val="24"/>
-          <w:szCs w:val="24"/>
-        </w:rPr>
-      </w:pPr>
-      <w:r>
-        <w:rPr>
-          <w:rFonts w:ascii="Times New Roman" w:hAnsi="Times New Roman" w:cs="Times New Roman"/>
-          <w:sz w:val="24"/>
-          <w:szCs w:val="24"/>
-        </w:rPr>
-        <w:t>3. Сравнение матрицы с шаблонами из `CRAFTING_RECIPES`</w:t>
-      </w:r>
-    </w:p>
-    <w:p>
-      <w:pPr>
-        <w:rPr>
-          <w:rFonts w:ascii="Times New Roman" w:hAnsi="Times New Roman" w:cs="Times New Roman"/>
-          <w:sz w:val="24"/>
-          <w:szCs w:val="24"/>
-        </w:rPr>
-      </w:pPr>
-      <w:r>
-        <w:rPr>
-          <w:rFonts w:ascii="Times New Roman" w:hAnsi="Times New Roman" w:cs="Times New Roman"/>
-          <w:sz w:val="24"/>
-          <w:szCs w:val="24"/>
-        </w:rPr>
-        <w:t>4. При совпадении – отображение результата</w:t>
-      </w:r>
-    </w:p>
-    <w:p>
-      <w:pPr>
-        <w:rPr>
-          <w:rFonts w:ascii="Times New Roman" w:hAnsi="Times New Roman" w:cs="Times New Roman"/>
-          <w:sz w:val="24"/>
-          <w:szCs w:val="24"/>
-        </w:rPr>
-      </w:pPr>
-      <w:r>
-        <w:rPr>
-          <w:rFonts w:ascii="Times New Roman" w:hAnsi="Times New Roman" w:cs="Times New Roman"/>
-          <w:sz w:val="24"/>
-          <w:szCs w:val="24"/>
-        </w:rPr>
-        <w:t>5. Клик по результату – создание предмета и расход ресурсов</w:t>
-      </w:r>
-    </w:p>
-    <w:p>
-      <w:pPr>
-        <w:rPr>
-          <w:rFonts w:ascii="Times New Roman" w:hAnsi="Times New Roman" w:cs="Times New Roman"/>
-          <w:sz w:val="24"/>
-          <w:szCs w:val="24"/>
-        </w:rPr>
-      </w:pPr>
-    </w:p>
-    <w:p>
-      <w:pPr>
-        <w:rPr>
-          <w:rFonts w:ascii="Times New Roman" w:hAnsi="Times New Roman" w:cs="Times New Roman"/>
-          <w:sz w:val="24"/>
-          <w:szCs w:val="24"/>
-        </w:rPr>
-      </w:pPr>
-      <w:r>
-        <w:rPr>
-          <w:rFonts w:ascii="Times New Roman" w:hAnsi="Times New Roman" w:cs="Times New Roman"/>
-          <w:sz w:val="24"/>
-          <w:szCs w:val="24"/>
-        </w:rPr>
-        <w:t>Важная особенность:  Автоматический возврат предметов в инвентарь при закрытии окна крафта.</w:t>
-      </w:r>
-    </w:p>
-    <w:p>
-      <w:pPr>
-        <w:rPr>
-          <w:rFonts w:ascii="Times New Roman" w:hAnsi="Times New Roman" w:cs="Times New Roman"/>
-          <w:sz w:val="24"/>
-          <w:szCs w:val="24"/>
-        </w:rPr>
-      </w:pPr>
-    </w:p>
-    <w:p>
-      <w:pPr>
-        <w:rPr>
-          <w:rFonts w:ascii="Times New Roman" w:hAnsi="Times New Roman" w:cs="Times New Roman"/>
-          <w:sz w:val="24"/>
-          <w:szCs w:val="24"/>
-          <w:u w:val="single"/>
-        </w:rPr>
-      </w:pPr>
-      <w:r>
-        <w:rPr>
-          <w:rFonts w:ascii="Times New Roman" w:hAnsi="Times New Roman" w:cs="Times New Roman"/>
-          <w:sz w:val="24"/>
-          <w:szCs w:val="24"/>
-          <w:u w:val="single"/>
-        </w:rPr>
-        <w:t>2.2.3 Физический движок</w:t>
-      </w:r>
-    </w:p>
-    <w:p>
-      <w:pPr>
-        <w:rPr>
-          <w:rFonts w:ascii="Times New Roman" w:hAnsi="Times New Roman" w:cs="Times New Roman"/>
-          <w:sz w:val="24"/>
-          <w:szCs w:val="24"/>
-        </w:rPr>
-      </w:pPr>
-    </w:p>
-    <w:p>
-      <w:pPr>
-        <w:rPr>
-          <w:rFonts w:ascii="Times New Roman" w:hAnsi="Times New Roman" w:cs="Times New Roman"/>
-          <w:sz w:val="24"/>
-          <w:szCs w:val="24"/>
-        </w:rPr>
-      </w:pPr>
-      <w:r>
-        <w:rPr>
-          <w:rFonts w:ascii="Times New Roman" w:hAnsi="Times New Roman" w:cs="Times New Roman"/>
-          <w:sz w:val="24"/>
-          <w:szCs w:val="24"/>
-        </w:rPr>
-        <w:t>Реализован на базе `</w:t>
-      </w:r>
-      <w:proofErr w:type="spellStart"/>
-      <w:r>
-        <w:rPr>
-          <w:rFonts w:ascii="Times New Roman" w:hAnsi="Times New Roman" w:cs="Times New Roman"/>
-          <w:sz w:val="24"/>
-          <w:szCs w:val="24"/>
-        </w:rPr>
-        <w:t>arcade.PhysicsEnginePlatformer</w:t>
-      </w:r>
-      <w:proofErr w:type="spellEnd"/>
-      <w:r>
-        <w:rPr>
-          <w:rFonts w:ascii="Times New Roman" w:hAnsi="Times New Roman" w:cs="Times New Roman"/>
-          <w:sz w:val="24"/>
-          <w:szCs w:val="24"/>
-        </w:rPr>
-        <w:t>` и включает:</w:t>
-      </w:r>
-    </w:p>
-    <w:p>
-      <w:pPr>
-        <w:rPr>
-          <w:rFonts w:ascii="Times New Roman" w:hAnsi="Times New Roman" w:cs="Times New Roman"/>
-          <w:sz w:val="24"/>
-          <w:szCs w:val="24"/>
-        </w:rPr>
-      </w:pPr>
-      <w:r>
-        <w:rPr>
-          <w:rFonts w:ascii="Times New Roman" w:hAnsi="Times New Roman" w:cs="Times New Roman"/>
-          <w:sz w:val="24"/>
-          <w:szCs w:val="24"/>
-        </w:rPr>
-        <w:t>- Гравитацию (константа GRAVITY = 1)</w:t>
-      </w:r>
-    </w:p>
-    <w:p>
-      <w:pPr>
-        <w:rPr>
-          <w:rFonts w:ascii="Times New Roman" w:hAnsi="Times New Roman" w:cs="Times New Roman"/>
-          <w:sz w:val="24"/>
-          <w:szCs w:val="24"/>
-        </w:rPr>
-      </w:pPr>
-      <w:r>
-        <w:rPr>
-          <w:rFonts w:ascii="Times New Roman" w:hAnsi="Times New Roman" w:cs="Times New Roman"/>
-          <w:sz w:val="24"/>
-          <w:szCs w:val="24"/>
-        </w:rPr>
-        <w:t>- Обнаружение коллизий со слоем '</w:t>
-      </w:r>
-      <w:proofErr w:type="spellStart"/>
-      <w:r>
-        <w:rPr>
-          <w:rFonts w:ascii="Times New Roman" w:hAnsi="Times New Roman" w:cs="Times New Roman"/>
-          <w:sz w:val="24"/>
-          <w:szCs w:val="24"/>
-        </w:rPr>
-        <w:t>collisions</w:t>
-      </w:r>
-      <w:proofErr w:type="spellEnd"/>
-      <w:r>
-        <w:rPr>
-          <w:rFonts w:ascii="Times New Roman" w:hAnsi="Times New Roman" w:cs="Times New Roman"/>
-          <w:sz w:val="24"/>
-          <w:szCs w:val="24"/>
-        </w:rPr>
-        <w:t>'</w:t>
-      </w:r>
-    </w:p>
-    <w:p>
-      <w:pPr>
-        <w:rPr>
-          <w:rFonts w:ascii="Times New Roman" w:hAnsi="Times New Roman" w:cs="Times New Roman"/>
-          <w:sz w:val="24"/>
-          <w:szCs w:val="24"/>
-        </w:rPr>
-      </w:pPr>
-      <w:r>
-        <w:rPr>
-          <w:rFonts w:ascii="Times New Roman" w:hAnsi="Times New Roman" w:cs="Times New Roman"/>
-          <w:sz w:val="24"/>
-          <w:szCs w:val="24"/>
-        </w:rPr>
-        <w:t>- Прыжки (вертикальный импульс)</w:t>
-      </w:r>
-    </w:p>
-    <w:p>
-      <w:pPr>
-        <w:rPr>
-          <w:rFonts w:ascii="Times New Roman" w:hAnsi="Times New Roman" w:cs="Times New Roman"/>
-          <w:sz w:val="24"/>
-          <w:szCs w:val="24"/>
-        </w:rPr>
-      </w:pPr>
-      <w:r>
-        <w:rPr>
-          <w:rFonts w:ascii="Times New Roman" w:hAnsi="Times New Roman" w:cs="Times New Roman"/>
-          <w:sz w:val="24"/>
-          <w:szCs w:val="24"/>
-        </w:rPr>
-        <w:t xml:space="preserve">- Плавное движение </w:t>
-      </w:r>
-    </w:p>
-    <w:p>
-      <w:pPr>
-        <w:rPr>
-          <w:rFonts w:ascii="Times New Roman" w:hAnsi="Times New Roman" w:cs="Times New Roman"/>
-          <w:sz w:val="24"/>
-          <w:szCs w:val="24"/>
-          <w:u w:val="single"/>
-        </w:rPr>
-      </w:pPr>
-    </w:p>
-    <w:p>
-      <w:pPr>
-        <w:rPr>
-          <w:rFonts w:ascii="Times New Roman" w:hAnsi="Times New Roman" w:cs="Times New Roman"/>
-          <w:sz w:val="24"/>
-          <w:szCs w:val="24"/>
-          <w:u w:val="single"/>
-        </w:rPr>
-      </w:pPr>
-      <w:r>
-        <w:rPr>
-          <w:rFonts w:ascii="Times New Roman" w:hAnsi="Times New Roman" w:cs="Times New Roman"/>
-          <w:sz w:val="24"/>
-          <w:szCs w:val="24"/>
-          <w:u w:val="single"/>
-        </w:rPr>
-        <w:t>2.2.4 Система разрушения блоков</w:t>
-      </w:r>
-    </w:p>
-    <w:p>
-      <w:pPr>
-        <w:rPr>
-          <w:rFonts w:ascii="Times New Roman" w:hAnsi="Times New Roman" w:cs="Times New Roman"/>
-          <w:sz w:val="24"/>
-          <w:szCs w:val="24"/>
-        </w:rPr>
-      </w:pPr>
-    </w:p>
-    <w:p>
-      <w:pPr>
-        <w:rPr>
-          <w:rFonts w:ascii="Times New Roman" w:hAnsi="Times New Roman" w:cs="Times New Roman"/>
-          <w:sz w:val="24"/>
-          <w:szCs w:val="24"/>
-        </w:rPr>
-      </w:pPr>
-      <w:r>
-        <w:rPr>
-          <w:rFonts w:ascii="Times New Roman" w:hAnsi="Times New Roman" w:cs="Times New Roman"/>
-          <w:sz w:val="24"/>
-          <w:szCs w:val="24"/>
-        </w:rPr>
-        <w:t>Механика:</w:t>
-      </w:r>
-    </w:p>
-    <w:p>
-      <w:pPr>
-        <w:rPr>
-          <w:rFonts w:ascii="Times New Roman" w:hAnsi="Times New Roman" w:cs="Times New Roman"/>
-          <w:sz w:val="24"/>
-          <w:szCs w:val="24"/>
-        </w:rPr>
-      </w:pPr>
-      <w:r>
-        <w:rPr>
-          <w:rFonts w:ascii="Times New Roman" w:hAnsi="Times New Roman" w:cs="Times New Roman"/>
-          <w:sz w:val="24"/>
-          <w:szCs w:val="24"/>
-        </w:rPr>
-        <w:t>1. ЛКМ по блоку в радиусе досягаемости</w:t>
-      </w:r>
-    </w:p>
-    <w:p>
-      <w:pPr>
-        <w:rPr>
-          <w:rFonts w:ascii="Times New Roman" w:hAnsi="Times New Roman" w:cs="Times New Roman"/>
-          <w:sz w:val="24"/>
-          <w:szCs w:val="24"/>
-        </w:rPr>
-      </w:pPr>
-      <w:r>
-        <w:rPr>
-          <w:rFonts w:ascii="Times New Roman" w:hAnsi="Times New Roman" w:cs="Times New Roman"/>
-          <w:sz w:val="24"/>
-          <w:szCs w:val="24"/>
-        </w:rPr>
-        <w:t>2. Определение типа блока и его прочности (`BLOCKS_DATA`)</w:t>
-      </w:r>
-    </w:p>
-    <w:p>
-      <w:pPr>
-        <w:rPr>
-          <w:rFonts w:ascii="Times New Roman" w:hAnsi="Times New Roman" w:cs="Times New Roman"/>
-          <w:sz w:val="24"/>
-          <w:szCs w:val="24"/>
-        </w:rPr>
-      </w:pPr>
-      <w:r>
-        <w:rPr>
-          <w:rFonts w:ascii="Times New Roman" w:hAnsi="Times New Roman" w:cs="Times New Roman"/>
-          <w:sz w:val="24"/>
-          <w:szCs w:val="24"/>
-        </w:rPr>
-        <w:t>3. Учет инструмента в руке (множитель урона из `WEAPON`)</w:t>
-      </w:r>
-    </w:p>
-    <w:p>
-      <w:pPr>
-        <w:rPr>
-          <w:rFonts w:ascii="Times New Roman" w:hAnsi="Times New Roman" w:cs="Times New Roman"/>
-          <w:sz w:val="24"/>
-          <w:szCs w:val="24"/>
-        </w:rPr>
-      </w:pPr>
-      <w:r>
-        <w:rPr>
-          <w:rFonts w:ascii="Times New Roman" w:hAnsi="Times New Roman" w:cs="Times New Roman"/>
-          <w:sz w:val="24"/>
-          <w:szCs w:val="24"/>
-        </w:rPr>
-        <w:t>4. Расчет времени разрушения</w:t>
-      </w:r>
-    </w:p>
-    <w:p>
-      <w:pPr>
-        <w:rPr>
-          <w:rFonts w:ascii="Times New Roman" w:hAnsi="Times New Roman" w:cs="Times New Roman"/>
-          <w:sz w:val="24"/>
-          <w:szCs w:val="24"/>
-        </w:rPr>
-      </w:pPr>
-      <w:r>
-        <w:rPr>
-          <w:rFonts w:ascii="Times New Roman" w:hAnsi="Times New Roman" w:cs="Times New Roman"/>
-          <w:sz w:val="24"/>
-          <w:szCs w:val="24"/>
-        </w:rPr>
-        <w:t>5. Анимация трещины (8 кадров)</w:t>
-      </w:r>
-    </w:p>
-    <w:p>
-      <w:pPr>
-        <w:rPr>
-          <w:rFonts w:ascii="Times New Roman" w:hAnsi="Times New Roman" w:cs="Times New Roman"/>
-          <w:sz w:val="24"/>
-          <w:szCs w:val="24"/>
-        </w:rPr>
-      </w:pPr>
-      <w:r>
-        <w:rPr>
-          <w:rFonts w:ascii="Times New Roman" w:hAnsi="Times New Roman" w:cs="Times New Roman"/>
-          <w:sz w:val="24"/>
-          <w:szCs w:val="24"/>
-        </w:rPr>
-        <w:t>6. Звуковое сопровождение</w:t>
-      </w:r>
-    </w:p>
-    <w:p>
-      <w:pPr>
-        <w:rPr>
-          <w:rFonts w:ascii="Times New Roman" w:hAnsi="Times New Roman" w:cs="Times New Roman"/>
-          <w:sz w:val="24"/>
-          <w:szCs w:val="24"/>
-        </w:rPr>
-      </w:pPr>
-      <w:r>
-        <w:rPr>
-          <w:rFonts w:ascii="Times New Roman" w:hAnsi="Times New Roman" w:cs="Times New Roman"/>
-          <w:sz w:val="24"/>
-          <w:szCs w:val="24"/>
-        </w:rPr>
-        <w:t>7. При успешном разрушении – добавление ресурса в инвентарь</w:t>
-      </w:r>
-    </w:p>
-    <w:p>
-      <w:pPr>
-        <w:rPr>
-          <w:rFonts w:ascii="Times New Roman" w:hAnsi="Times New Roman" w:cs="Times New Roman"/>
-          <w:sz w:val="24"/>
-          <w:szCs w:val="24"/>
-        </w:rPr>
-      </w:pPr>
-    </w:p>
-    <w:p>
-      <w:pPr>
-        <w:rPr>
-          <w:rFonts w:ascii="Times New Roman" w:hAnsi="Times New Roman" w:cs="Times New Roman"/>
-          <w:sz w:val="24"/>
-          <w:szCs w:val="24"/>
-        </w:rPr>
-      </w:pPr>
-      <w:r>
-        <w:rPr>
-          <w:rFonts w:ascii="Times New Roman" w:hAnsi="Times New Roman" w:cs="Times New Roman"/>
-          <w:sz w:val="24"/>
-          <w:szCs w:val="24"/>
-        </w:rPr>
-        <w:t>Особенности дропа:</w:t>
-      </w:r>
-    </w:p>
-    <w:p>
-      <w:pPr>
-        <w:rPr>
-          <w:rFonts w:ascii="Times New Roman" w:hAnsi="Times New Roman" w:cs="Times New Roman"/>
-          <w:sz w:val="24"/>
-          <w:szCs w:val="24"/>
-        </w:rPr>
-      </w:pPr>
-      <w:r>
-        <w:rPr>
-          <w:rFonts w:ascii="Times New Roman" w:hAnsi="Times New Roman" w:cs="Times New Roman"/>
-          <w:sz w:val="24"/>
-          <w:szCs w:val="24"/>
-        </w:rPr>
-        <w:t>- Уголь, железо, камень → руда (coal2, iron2, stone2)</w:t>
-      </w:r>
-    </w:p>
-    <w:p>
-      <w:pPr>
-        <w:rPr>
-          <w:rFonts w:ascii="Times New Roman" w:hAnsi="Times New Roman" w:cs="Times New Roman"/>
-          <w:sz w:val="24"/>
-          <w:szCs w:val="24"/>
-        </w:rPr>
-      </w:pPr>
-      <w:r>
-        <w:rPr>
-          <w:rFonts w:ascii="Times New Roman" w:hAnsi="Times New Roman" w:cs="Times New Roman"/>
-          <w:sz w:val="24"/>
-          <w:szCs w:val="24"/>
-        </w:rPr>
-        <w:t>- Золото, алмазы → руда только с соответствующей киркой</w:t>
-      </w:r>
-    </w:p>
-    <w:p>
-      <w:pPr>
-        <w:rPr>
-          <w:rFonts w:ascii="Times New Roman" w:hAnsi="Times New Roman" w:cs="Times New Roman"/>
-          <w:sz w:val="24"/>
-          <w:szCs w:val="24"/>
-        </w:rPr>
-      </w:pPr>
-      <w:r>
-        <w:rPr>
-          <w:rFonts w:ascii="Times New Roman" w:hAnsi="Times New Roman" w:cs="Times New Roman"/>
-          <w:sz w:val="24"/>
-          <w:szCs w:val="24"/>
-        </w:rPr>
-        <w:t>- Трава → земля</w:t>
-      </w:r>
-    </w:p>
-    <w:p>
-      <w:pPr>
-        <w:rPr>
-          <w:rFonts w:ascii="Times New Roman" w:hAnsi="Times New Roman" w:cs="Times New Roman"/>
-          <w:sz w:val="24"/>
-          <w:szCs w:val="24"/>
-        </w:rPr>
-      </w:pPr>
-    </w:p>
-    <w:p>
-      <w:pPr>
-        <w:rPr>
-          <w:rFonts w:ascii="Times New Roman" w:hAnsi="Times New Roman" w:cs="Times New Roman"/>
-          <w:sz w:val="24"/>
-          <w:szCs w:val="24"/>
-          <w:u w:val="single"/>
-        </w:rPr>
-      </w:pPr>
-      <w:r>
-        <w:rPr>
-          <w:rFonts w:ascii="Times New Roman" w:hAnsi="Times New Roman" w:cs="Times New Roman"/>
-          <w:sz w:val="24"/>
-          <w:szCs w:val="24"/>
-          <w:u w:val="single"/>
-        </w:rPr>
-        <w:t>2.2.5 Боевая система</w:t>
-      </w:r>
-    </w:p>
-    <w:p>
-      <w:pPr>
-        <w:rPr>
-          <w:rFonts w:ascii="Times New Roman" w:hAnsi="Times New Roman" w:cs="Times New Roman"/>
-          <w:sz w:val="24"/>
-          <w:szCs w:val="24"/>
-        </w:rPr>
-      </w:pPr>
-    </w:p>
-    <w:p>
-      <w:pPr>
-        <w:rPr>
-          <w:rFonts w:ascii="Times New Roman" w:hAnsi="Times New Roman" w:cs="Times New Roman"/>
-          <w:sz w:val="24"/>
-          <w:szCs w:val="24"/>
-        </w:rPr>
-      </w:pPr>
-      <w:r>
-        <w:rPr>
-          <w:rFonts w:ascii="Times New Roman" w:hAnsi="Times New Roman" w:cs="Times New Roman"/>
-          <w:sz w:val="24"/>
-          <w:szCs w:val="24"/>
-        </w:rPr>
-        <w:t>Характеристики:</w:t>
-      </w:r>
-    </w:p>
-    <w:p>
-      <w:pPr>
-        <w:rPr>
-          <w:rFonts w:ascii="Times New Roman" w:hAnsi="Times New Roman" w:cs="Times New Roman"/>
-          <w:sz w:val="24"/>
-          <w:szCs w:val="24"/>
-        </w:rPr>
-      </w:pPr>
-      <w:r>
-        <w:rPr>
-          <w:rFonts w:ascii="Times New Roman" w:hAnsi="Times New Roman" w:cs="Times New Roman"/>
-          <w:sz w:val="24"/>
-          <w:szCs w:val="24"/>
-        </w:rPr>
-        <w:t>- Дальность атаки: 150 пикселей</w:t>
-      </w:r>
-    </w:p>
-    <w:p>
-      <w:pPr>
-        <w:rPr>
-          <w:rFonts w:ascii="Times New Roman" w:hAnsi="Times New Roman" w:cs="Times New Roman"/>
-          <w:sz w:val="24"/>
-          <w:szCs w:val="24"/>
-        </w:rPr>
-      </w:pPr>
-      <w:r>
-        <w:rPr>
-          <w:rFonts w:ascii="Times New Roman" w:hAnsi="Times New Roman" w:cs="Times New Roman"/>
-          <w:sz w:val="24"/>
-          <w:szCs w:val="24"/>
-        </w:rPr>
-        <w:t>- Базовый урон: 5 HP</w:t>
-      </w:r>
-    </w:p>
-    <w:p>
-      <w:pPr>
-        <w:rPr>
-          <w:rFonts w:ascii="Times New Roman" w:hAnsi="Times New Roman" w:cs="Times New Roman"/>
-          <w:sz w:val="24"/>
-          <w:szCs w:val="24"/>
-        </w:rPr>
-      </w:pPr>
-      <w:r>
-        <w:rPr>
-          <w:rFonts w:ascii="Times New Roman" w:hAnsi="Times New Roman" w:cs="Times New Roman"/>
-          <w:sz w:val="24"/>
-          <w:szCs w:val="24"/>
-        </w:rPr>
-        <w:t>- Здоровье монстра: 50 HP</w:t>
-      </w:r>
-    </w:p>
-    <w:p>
-      <w:pPr>
-        <w:rPr>
-          <w:rFonts w:ascii="Times New Roman" w:hAnsi="Times New Roman" w:cs="Times New Roman"/>
-          <w:sz w:val="24"/>
-          <w:szCs w:val="24"/>
-        </w:rPr>
-      </w:pPr>
-      <w:r>
-        <w:rPr>
-          <w:rFonts w:ascii="Times New Roman" w:hAnsi="Times New Roman" w:cs="Times New Roman"/>
-          <w:sz w:val="24"/>
-          <w:szCs w:val="24"/>
-        </w:rPr>
-        <w:t>- Задержка атаки: 1 секунда</w:t>
-      </w:r>
-    </w:p>
-    <w:p>
-      <w:pPr>
-        <w:rPr>
-          <w:rFonts w:ascii="Times New Roman" w:hAnsi="Times New Roman" w:cs="Times New Roman"/>
-          <w:sz w:val="24"/>
-          <w:szCs w:val="24"/>
-        </w:rPr>
-      </w:pPr>
-    </w:p>
-    <w:p>
-      <w:pPr>
-        <w:rPr>
-          <w:rFonts w:ascii="Times New Roman" w:hAnsi="Times New Roman" w:cs="Times New Roman"/>
-          <w:sz w:val="24"/>
-          <w:szCs w:val="24"/>
-        </w:rPr>
-      </w:pPr>
-      <w:r>
-        <w:rPr>
-          <w:rFonts w:ascii="Times New Roman" w:hAnsi="Times New Roman" w:cs="Times New Roman"/>
-          <w:sz w:val="24"/>
-          <w:szCs w:val="24"/>
-        </w:rPr>
-        <w:t>Механика:</w:t>
-      </w:r>
-    </w:p>
-    <w:p>
-      <w:pPr>
-        <w:rPr>
-          <w:rFonts w:ascii="Times New Roman" w:hAnsi="Times New Roman" w:cs="Times New Roman"/>
-          <w:sz w:val="24"/>
-          <w:szCs w:val="24"/>
-        </w:rPr>
-      </w:pPr>
-      <w:r>
-        <w:rPr>
-          <w:rFonts w:ascii="Times New Roman" w:hAnsi="Times New Roman" w:cs="Times New Roman"/>
-          <w:sz w:val="24"/>
-          <w:szCs w:val="24"/>
-        </w:rPr>
-        <w:t>1. Проверка попадания по монстру при клике</w:t>
-      </w:r>
-    </w:p>
-    <w:p>
-      <w:pPr>
-        <w:rPr>
-          <w:rFonts w:ascii="Times New Roman" w:hAnsi="Times New Roman" w:cs="Times New Roman"/>
-          <w:sz w:val="24"/>
-          <w:szCs w:val="24"/>
-        </w:rPr>
-      </w:pPr>
-      <w:r>
-        <w:rPr>
-          <w:rFonts w:ascii="Times New Roman" w:hAnsi="Times New Roman" w:cs="Times New Roman"/>
-          <w:sz w:val="24"/>
-          <w:szCs w:val="24"/>
-        </w:rPr>
-        <w:t>2. Расчет расстояния до цели</w:t>
-      </w:r>
-    </w:p>
-    <w:p>
-      <w:pPr>
-        <w:rPr>
-          <w:rFonts w:ascii="Times New Roman" w:hAnsi="Times New Roman" w:cs="Times New Roman"/>
-          <w:sz w:val="24"/>
-          <w:szCs w:val="24"/>
-        </w:rPr>
-      </w:pPr>
-      <w:r>
-        <w:rPr>
-          <w:rFonts w:ascii="Times New Roman" w:hAnsi="Times New Roman" w:cs="Times New Roman"/>
-          <w:sz w:val="24"/>
-          <w:szCs w:val="24"/>
-        </w:rPr>
-        <w:lastRenderedPageBreak/>
-        <w:t>3. Применение урона с учетом оружия (меч: множитель урона)</w:t>
-      </w:r>
-    </w:p>
-    <w:p>
-      <w:pPr>
-        <w:rPr>
-          <w:rFonts w:ascii="Times New Roman" w:hAnsi="Times New Roman" w:cs="Times New Roman"/>
-          <w:sz w:val="24"/>
-          <w:szCs w:val="24"/>
-        </w:rPr>
-      </w:pPr>
-      <w:r>
-        <w:rPr>
-          <w:rFonts w:ascii="Times New Roman" w:hAnsi="Times New Roman" w:cs="Times New Roman"/>
-          <w:sz w:val="24"/>
-          <w:szCs w:val="24"/>
-        </w:rPr>
-        <w:t>4. Воспроизведение звука удара</w:t>
-      </w:r>
-    </w:p>
-    <w:p>
-      <w:pPr>
-        <w:rPr>
-          <w:rFonts w:ascii="Times New Roman" w:hAnsi="Times New Roman" w:cs="Times New Roman"/>
-          <w:sz w:val="24"/>
-          <w:szCs w:val="24"/>
-        </w:rPr>
-      </w:pPr>
-      <w:r>
-        <w:rPr>
-          <w:rFonts w:ascii="Times New Roman" w:hAnsi="Times New Roman" w:cs="Times New Roman"/>
-          <w:sz w:val="24"/>
-          <w:szCs w:val="24"/>
-        </w:rPr>
-        <w:t>5. Удаление монстра при достижении 0 HP</w:t>
-      </w:r>
-    </w:p>
-    <w:p>
-      <w:pPr>
-        <w:rPr>
-          <w:rFonts w:ascii="Times New Roman" w:hAnsi="Times New Roman" w:cs="Times New Roman"/>
-          <w:sz w:val="24"/>
-          <w:szCs w:val="24"/>
-        </w:rPr>
-      </w:pPr>
-      <w:r>
-        <w:rPr>
-          <w:rFonts w:ascii="Times New Roman" w:hAnsi="Times New Roman" w:cs="Times New Roman"/>
-          <w:sz w:val="24"/>
-          <w:szCs w:val="24"/>
-        </w:rPr>
-        <w:t xml:space="preserve">6. </w:t>
-      </w:r>
-      <w:proofErr w:type="spellStart"/>
-      <w:r>
-        <w:rPr>
-          <w:rFonts w:ascii="Times New Roman" w:hAnsi="Times New Roman" w:cs="Times New Roman"/>
-          <w:sz w:val="24"/>
-          <w:szCs w:val="24"/>
-        </w:rPr>
-        <w:t>Спавн</w:t>
-      </w:r>
-      <w:proofErr w:type="spellEnd"/>
-      <w:r>
-        <w:rPr>
-          <w:rFonts w:ascii="Times New Roman" w:hAnsi="Times New Roman" w:cs="Times New Roman"/>
-          <w:sz w:val="24"/>
-          <w:szCs w:val="24"/>
-        </w:rPr>
-        <w:t xml:space="preserve"> мобов по таймеру во время ночи и исчезновение их днём</w:t>
-      </w:r>
-    </w:p>
-    <w:p>
-      <w:pPr>
-        <w:rPr>
-          <w:rFonts w:ascii="Times New Roman" w:hAnsi="Times New Roman" w:cs="Times New Roman"/>
-          <w:sz w:val="24"/>
-          <w:szCs w:val="24"/>
-          <w:u w:val="single"/>
-        </w:rPr>
-      </w:pPr>
-    </w:p>
-    <w:p>
-      <w:pPr>
-        <w:rPr>
-          <w:rFonts w:ascii="Times New Roman" w:hAnsi="Times New Roman" w:cs="Times New Roman"/>
-          <w:sz w:val="24"/>
-          <w:szCs w:val="24"/>
-          <w:u w:val="single"/>
-        </w:rPr>
-      </w:pPr>
-      <w:r>
-        <w:rPr>
-          <w:rFonts w:ascii="Times New Roman" w:hAnsi="Times New Roman" w:cs="Times New Roman"/>
-          <w:sz w:val="24"/>
-          <w:szCs w:val="24"/>
-          <w:u w:val="single"/>
-        </w:rPr>
-        <w:t>2.2.6 Система сохранения</w:t>
-      </w:r>
-    </w:p>
-    <w:p>
-      <w:pPr>
-        <w:rPr>
-          <w:rFonts w:ascii="Times New Roman" w:hAnsi="Times New Roman" w:cs="Times New Roman"/>
-          <w:sz w:val="24"/>
-          <w:szCs w:val="24"/>
-        </w:rPr>
-      </w:pPr>
-    </w:p>
-    <w:p>
-      <w:pPr>
-        <w:rPr>
-          <w:rFonts w:ascii="Times New Roman" w:hAnsi="Times New Roman" w:cs="Times New Roman"/>
-          <w:sz w:val="24"/>
-          <w:szCs w:val="24"/>
-        </w:rPr>
-      </w:pPr>
-      <w:r>
-        <w:rPr>
-          <w:rFonts w:ascii="Times New Roman" w:hAnsi="Times New Roman" w:cs="Times New Roman"/>
-          <w:sz w:val="24"/>
-          <w:szCs w:val="24"/>
-        </w:rPr>
-        <w:t>Формат данных: JSON</w:t>
-      </w:r>
-    </w:p>
-    <w:p>
-      <w:pPr>
-        <w:rPr>
-          <w:rFonts w:ascii="Times New Roman" w:hAnsi="Times New Roman" w:cs="Times New Roman"/>
-          <w:sz w:val="24"/>
-          <w:szCs w:val="24"/>
-        </w:rPr>
-      </w:pPr>
-    </w:p>
-    <w:p>
-      <w:pPr>
-        <w:rPr>
-          <w:rFonts w:ascii="Times New Roman" w:hAnsi="Times New Roman" w:cs="Times New Roman"/>
-          <w:sz w:val="24"/>
-          <w:szCs w:val="24"/>
-        </w:rPr>
-      </w:pPr>
-      <w:r>
-        <w:rPr>
-          <w:rFonts w:ascii="Times New Roman" w:hAnsi="Times New Roman" w:cs="Times New Roman"/>
-          <w:sz w:val="24"/>
-          <w:szCs w:val="24"/>
-        </w:rPr>
-        <w:t>Особенности:</w:t>
-      </w:r>
-    </w:p>
-    <w:p>
-      <w:pPr>
-        <w:rPr>
-          <w:rFonts w:ascii="Times New Roman" w:hAnsi="Times New Roman" w:cs="Times New Roman"/>
-          <w:sz w:val="24"/>
-          <w:szCs w:val="24"/>
-        </w:rPr>
-      </w:pPr>
-      <w:r>
-        <w:rPr>
-          <w:rFonts w:ascii="Times New Roman" w:hAnsi="Times New Roman" w:cs="Times New Roman"/>
-          <w:sz w:val="24"/>
-          <w:szCs w:val="24"/>
-        </w:rPr>
-        <w:t>- Автосохранение при закрытии игры</w:t>
-      </w:r>
-    </w:p>
-    <w:p>
-      <w:pPr>
-        <w:rPr>
-          <w:rFonts w:ascii="Times New Roman" w:hAnsi="Times New Roman" w:cs="Times New Roman"/>
-          <w:sz w:val="24"/>
-          <w:szCs w:val="24"/>
-        </w:rPr>
-      </w:pPr>
-      <w:r>
-        <w:rPr>
-          <w:rFonts w:ascii="Times New Roman" w:hAnsi="Times New Roman" w:cs="Times New Roman"/>
-          <w:sz w:val="24"/>
-          <w:szCs w:val="24"/>
-        </w:rPr>
-        <w:t>- Загрузка при старте (если файл существует)</w:t>
-      </w:r>
-    </w:p>
-    <w:p>
-      <w:pPr>
-        <w:rPr>
-          <w:rFonts w:ascii="Times New Roman" w:hAnsi="Times New Roman" w:cs="Times New Roman"/>
-          <w:sz w:val="24"/>
-          <w:szCs w:val="24"/>
-        </w:rPr>
-      </w:pPr>
-      <w:r>
-        <w:rPr>
-          <w:rFonts w:ascii="Times New Roman" w:hAnsi="Times New Roman" w:cs="Times New Roman"/>
-          <w:sz w:val="24"/>
-          <w:szCs w:val="24"/>
-        </w:rPr>
-        <w:t>- Возврат предметов из крафта перед сохранением</w:t>
-      </w:r>
-    </w:p>
-    <w:p>
-      <w:pPr>
-        <w:rPr>
-          <w:rFonts w:ascii="Times New Roman" w:hAnsi="Times New Roman" w:cs="Times New Roman"/>
-          <w:sz w:val="24"/>
-          <w:szCs w:val="24"/>
-        </w:rPr>
-      </w:pPr>
-    </w:p>
-    <w:p>
-      <w:pPr>
-        <w:rPr>
-          <w:rFonts w:ascii="Times New Roman" w:hAnsi="Times New Roman" w:cs="Times New Roman"/>
-          <w:sz w:val="24"/>
-          <w:szCs w:val="24"/>
-          <w:u w:val="single"/>
-        </w:rPr>
-      </w:pPr>
-      <w:r>
-        <w:rPr>
-          <w:rFonts w:ascii="Times New Roman" w:hAnsi="Times New Roman" w:cs="Times New Roman"/>
-          <w:sz w:val="24"/>
-          <w:szCs w:val="24"/>
-          <w:u w:val="single"/>
-        </w:rPr>
-        <w:t>2.2.7 Камера</w:t>
-      </w:r>
-    </w:p>
-    <w:p>
-      <w:pPr>
-        <w:rPr>
-          <w:rFonts w:ascii="Times New Roman" w:hAnsi="Times New Roman" w:cs="Times New Roman"/>
-          <w:sz w:val="24"/>
-          <w:szCs w:val="24"/>
-        </w:rPr>
-      </w:pPr>
-      <w:r>
-        <w:rPr>
-          <w:rFonts w:ascii="Times New Roman" w:hAnsi="Times New Roman" w:cs="Times New Roman"/>
-          <w:sz w:val="24"/>
-          <w:szCs w:val="24"/>
-        </w:rPr>
-        <w:t>Тип: Следящая камера с плавным движением</w:t>
-      </w:r>
-    </w:p>
-    <w:p>
-      <w:pPr>
-        <w:rPr>
-          <w:rFonts w:ascii="Times New Roman" w:hAnsi="Times New Roman" w:cs="Times New Roman"/>
-          <w:sz w:val="24"/>
-          <w:szCs w:val="24"/>
-        </w:rPr>
-      </w:pPr>
-      <w:r>
-        <w:rPr>
-          <w:rFonts w:ascii="Times New Roman" w:hAnsi="Times New Roman" w:cs="Times New Roman"/>
-          <w:sz w:val="24"/>
-          <w:szCs w:val="24"/>
-        </w:rPr>
-        <w:t>Ограничения: Камера не выходит за границы мира</w:t>
-      </w:r>
-    </w:p>
-    <w:p>
-      <w:pPr>
-        <w:rPr>
-          <w:rFonts w:ascii="Times New Roman" w:hAnsi="Times New Roman" w:cs="Times New Roman"/>
-          <w:sz w:val="24"/>
-          <w:szCs w:val="24"/>
-        </w:rPr>
-      </w:pPr>
-    </w:p>
-    <w:p>
-      <w:pPr>
-        <w:rPr>
-          <w:rFonts w:ascii="Times New Roman" w:hAnsi="Times New Roman" w:cs="Times New Roman"/>
-          <w:sz w:val="24"/>
-          <w:szCs w:val="24"/>
-          <w:u w:val="single"/>
-        </w:rPr>
-      </w:pPr>
-      <w:r>
-        <w:rPr>
-          <w:rFonts w:ascii="Times New Roman" w:hAnsi="Times New Roman" w:cs="Times New Roman"/>
-          <w:sz w:val="24"/>
-          <w:szCs w:val="24"/>
-          <w:u w:val="single"/>
-        </w:rPr>
-        <w:t>2.2.8 Анимации</w:t>
-      </w:r>
-    </w:p>
-    <w:p>
-      <w:pPr>
-        <w:rPr>
-          <w:rFonts w:ascii="Times New Roman" w:hAnsi="Times New Roman" w:cs="Times New Roman"/>
-          <w:sz w:val="24"/>
-          <w:szCs w:val="24"/>
-        </w:rPr>
-      </w:pPr>
-    </w:p>
-    <w:p>
-      <w:pPr>
-        <w:rPr>
-          <w:rFonts w:ascii="Times New Roman" w:hAnsi="Times New Roman" w:cs="Times New Roman"/>
-          <w:sz w:val="24"/>
-          <w:szCs w:val="24"/>
-        </w:rPr>
-      </w:pPr>
-      <w:r>
-        <w:rPr>
-          <w:rFonts w:ascii="Times New Roman" w:hAnsi="Times New Roman" w:cs="Times New Roman"/>
-          <w:sz w:val="24"/>
-          <w:szCs w:val="24"/>
-        </w:rPr>
-        <w:t>Игрок:</w:t>
-      </w:r>
-    </w:p>
-    <w:p>
-      <w:pPr>
-        <w:rPr>
-          <w:rFonts w:ascii="Times New Roman" w:hAnsi="Times New Roman" w:cs="Times New Roman"/>
-          <w:sz w:val="24"/>
-          <w:szCs w:val="24"/>
-        </w:rPr>
-      </w:pPr>
-      <w:r>
-        <w:rPr>
-          <w:rFonts w:ascii="Times New Roman" w:hAnsi="Times New Roman" w:cs="Times New Roman"/>
-          <w:sz w:val="24"/>
-          <w:szCs w:val="24"/>
-        </w:rPr>
-        <w:t>- 6-7 кадров анимации ходьбы</w:t>
-      </w:r>
-    </w:p>
-    <w:p>
-      <w:pPr>
-        <w:rPr>
-          <w:rFonts w:ascii="Times New Roman" w:hAnsi="Times New Roman" w:cs="Times New Roman"/>
-          <w:sz w:val="24"/>
-          <w:szCs w:val="24"/>
-        </w:rPr>
-      </w:pPr>
-      <w:r>
-        <w:rPr>
-          <w:rFonts w:ascii="Times New Roman" w:hAnsi="Times New Roman" w:cs="Times New Roman"/>
-          <w:sz w:val="24"/>
-          <w:szCs w:val="24"/>
-        </w:rPr>
-        <w:t>- Скорость смены кадров: 0.15 сек</w:t>
-      </w:r>
-    </w:p>
-    <w:p>
-      <w:pPr>
-        <w:rPr>
-          <w:rFonts w:ascii="Times New Roman" w:hAnsi="Times New Roman" w:cs="Times New Roman"/>
-          <w:sz w:val="24"/>
-          <w:szCs w:val="24"/>
-        </w:rPr>
-      </w:pPr>
-      <w:r>
-        <w:rPr>
-          <w:rFonts w:ascii="Times New Roman" w:hAnsi="Times New Roman" w:cs="Times New Roman"/>
-          <w:sz w:val="24"/>
-          <w:szCs w:val="24"/>
-        </w:rPr>
-        <w:t>- Отражение по горизонтали при смене направления</w:t>
-      </w:r>
-    </w:p>
-    <w:p>
-      <w:pPr>
-        <w:rPr>
-          <w:rFonts w:ascii="Times New Roman" w:hAnsi="Times New Roman" w:cs="Times New Roman"/>
-          <w:sz w:val="24"/>
-          <w:szCs w:val="24"/>
-        </w:rPr>
-      </w:pPr>
-      <w:r>
-        <w:rPr>
-          <w:rFonts w:ascii="Times New Roman" w:hAnsi="Times New Roman" w:cs="Times New Roman"/>
-          <w:sz w:val="24"/>
-          <w:szCs w:val="24"/>
-        </w:rPr>
-        <w:t>Монстр:</w:t>
-      </w:r>
-    </w:p>
-    <w:p>
-      <w:pPr>
-        <w:rPr>
-          <w:rFonts w:ascii="Times New Roman" w:hAnsi="Times New Roman" w:cs="Times New Roman"/>
-          <w:sz w:val="24"/>
-          <w:szCs w:val="24"/>
-        </w:rPr>
-      </w:pPr>
-      <w:r>
-        <w:rPr>
-          <w:rFonts w:ascii="Times New Roman" w:hAnsi="Times New Roman" w:cs="Times New Roman"/>
-          <w:sz w:val="24"/>
-          <w:szCs w:val="24"/>
-        </w:rPr>
-        <w:t>- 6 кадров анимации ходьбы</w:t>
-      </w:r>
-    </w:p>
-    <w:p>
-      <w:pPr>
-        <w:rPr>
-          <w:rFonts w:ascii="Times New Roman" w:hAnsi="Times New Roman" w:cs="Times New Roman"/>
-          <w:sz w:val="24"/>
-          <w:szCs w:val="24"/>
-        </w:rPr>
-      </w:pPr>
-      <w:r>
-        <w:rPr>
-          <w:rFonts w:ascii="Times New Roman" w:hAnsi="Times New Roman" w:cs="Times New Roman"/>
-          <w:sz w:val="24"/>
-          <w:szCs w:val="24"/>
-        </w:rPr>
-        <w:t>- Звук ходьбы (циклический)</w:t>
-      </w:r>
-    </w:p>
-    <w:p>
-      <w:pPr>
-        <w:rPr>
-          <w:rFonts w:ascii="Times New Roman" w:hAnsi="Times New Roman" w:cs="Times New Roman"/>
-          <w:sz w:val="24"/>
-          <w:szCs w:val="24"/>
-        </w:rPr>
-      </w:pPr>
-      <w:r>
-        <w:rPr>
-          <w:rFonts w:ascii="Times New Roman" w:hAnsi="Times New Roman" w:cs="Times New Roman"/>
-          <w:sz w:val="24"/>
-          <w:szCs w:val="24"/>
-        </w:rPr>
-        <w:t>- Анимация получения урона</w:t>
-      </w:r>
-    </w:p>
-    <w:p>
-      <w:pPr>
-        <w:rPr>
-          <w:rFonts w:ascii="Times New Roman" w:hAnsi="Times New Roman" w:cs="Times New Roman"/>
-          <w:sz w:val="24"/>
-          <w:szCs w:val="24"/>
-        </w:rPr>
-      </w:pPr>
-      <w:r>
-        <w:rPr>
-          <w:rFonts w:ascii="Times New Roman" w:hAnsi="Times New Roman" w:cs="Times New Roman"/>
-          <w:sz w:val="24"/>
-          <w:szCs w:val="24"/>
-        </w:rPr>
-        <w:t>Разрушение:</w:t>
-      </w:r>
-    </w:p>
-    <w:p>
-      <w:pPr>
-        <w:rPr>
-          <w:rFonts w:ascii="Times New Roman" w:hAnsi="Times New Roman" w:cs="Times New Roman"/>
-          <w:sz w:val="24"/>
-          <w:szCs w:val="24"/>
-        </w:rPr>
-      </w:pPr>
-      <w:r>
-        <w:rPr>
-          <w:rFonts w:ascii="Times New Roman" w:hAnsi="Times New Roman" w:cs="Times New Roman"/>
-          <w:sz w:val="24"/>
-          <w:szCs w:val="24"/>
-        </w:rPr>
-        <w:t>- 9 кадров трещины</w:t>
-      </w:r>
-    </w:p>
-    <w:p>
-      <w:pPr>
-        <w:rPr>
-          <w:rFonts w:ascii="Times New Roman" w:hAnsi="Times New Roman" w:cs="Times New Roman"/>
-          <w:sz w:val="24"/>
-          <w:szCs w:val="24"/>
-        </w:rPr>
-      </w:pPr>
-      <w:r>
-        <w:rPr>
-          <w:rFonts w:ascii="Times New Roman" w:hAnsi="Times New Roman" w:cs="Times New Roman"/>
-          <w:sz w:val="24"/>
-          <w:szCs w:val="24"/>
-        </w:rPr>
-        <w:t>- Скорость анимации привязана ко времени разрушения</w:t>
-      </w:r>
-    </w:p>
-    <w:p>
-      <w:pPr>
-        <w:rPr>
-          <w:rFonts w:ascii="Times New Roman" w:hAnsi="Times New Roman" w:cs="Times New Roman"/>
-          <w:sz w:val="24"/>
-          <w:szCs w:val="24"/>
-          <w:u w:val="single"/>
-        </w:rPr>
-      </w:pPr>
-    </w:p>
-    <w:p>
-      <w:pPr>
-        <w:rPr>
-          <w:rFonts w:ascii="Times New Roman" w:hAnsi="Times New Roman" w:cs="Times New Roman"/>
-          <w:sz w:val="24"/>
-          <w:szCs w:val="24"/>
-          <w:u w:val="single"/>
-        </w:rPr>
-      </w:pPr>
-      <w:r>
-        <w:rPr>
-          <w:rFonts w:ascii="Times New Roman" w:hAnsi="Times New Roman" w:cs="Times New Roman"/>
-          <w:sz w:val="24"/>
-          <w:szCs w:val="24"/>
-          <w:u w:val="single"/>
-        </w:rPr>
-        <w:t>2.2.9 Звуковая система</w:t>
-      </w:r>
-    </w:p>
-    <w:p>
-      <w:pPr>
-        <w:rPr>
-          <w:rFonts w:ascii="Times New Roman" w:hAnsi="Times New Roman" w:cs="Times New Roman"/>
-          <w:sz w:val="24"/>
-          <w:szCs w:val="24"/>
-        </w:rPr>
-      </w:pPr>
-    </w:p>
-    <w:p>
-      <w:pPr>
-        <w:rPr>
-          <w:rFonts w:ascii="Times New Roman" w:hAnsi="Times New Roman" w:cs="Times New Roman"/>
-          <w:sz w:val="24"/>
-          <w:szCs w:val="24"/>
-        </w:rPr>
-      </w:pPr>
-      <w:r>
-        <w:rPr>
-          <w:rFonts w:ascii="Times New Roman" w:hAnsi="Times New Roman" w:cs="Times New Roman"/>
-          <w:sz w:val="24"/>
-          <w:szCs w:val="24"/>
-        </w:rPr>
-        <w:lastRenderedPageBreak/>
-        <w:t>Категории звуков:</w:t>
-      </w:r>
-    </w:p>
-    <w:p>
-      <w:pPr>
-        <w:rPr>
-          <w:rFonts w:ascii="Times New Roman" w:hAnsi="Times New Roman" w:cs="Times New Roman"/>
-          <w:sz w:val="24"/>
-          <w:szCs w:val="24"/>
-        </w:rPr>
-      </w:pPr>
-      <w:r>
-        <w:rPr>
-          <w:rFonts w:ascii="Times New Roman" w:hAnsi="Times New Roman" w:cs="Times New Roman"/>
-          <w:sz w:val="24"/>
-          <w:szCs w:val="24"/>
-        </w:rPr>
-        <w:t>- Фоновая музыка (циклическая)</w:t>
-      </w:r>
-    </w:p>
-    <w:p>
-      <w:pPr>
-        <w:rPr>
-          <w:rFonts w:ascii="Times New Roman" w:hAnsi="Times New Roman" w:cs="Times New Roman"/>
-          <w:sz w:val="24"/>
-          <w:szCs w:val="24"/>
-        </w:rPr>
-      </w:pPr>
-      <w:r>
-        <w:rPr>
-          <w:rFonts w:ascii="Times New Roman" w:hAnsi="Times New Roman" w:cs="Times New Roman"/>
-          <w:sz w:val="24"/>
-          <w:szCs w:val="24"/>
-        </w:rPr>
-        <w:t>- Звуки ходьбы (игрок, монстры)</w:t>
-      </w:r>
-    </w:p>
-    <w:p>
-      <w:pPr>
-        <w:rPr>
-          <w:rFonts w:ascii="Times New Roman" w:hAnsi="Times New Roman" w:cs="Times New Roman"/>
-          <w:sz w:val="24"/>
-          <w:szCs w:val="24"/>
-        </w:rPr>
-      </w:pPr>
-      <w:r>
-        <w:rPr>
-          <w:rFonts w:ascii="Times New Roman" w:hAnsi="Times New Roman" w:cs="Times New Roman"/>
-          <w:sz w:val="24"/>
-          <w:szCs w:val="24"/>
-        </w:rPr>
-        <w:t>- Звуки разрушения (трава, дерево, камень)</w:t>
-      </w:r>
-    </w:p>
-    <w:p>
-      <w:pPr>
-        <w:rPr>
-          <w:rFonts w:ascii="Times New Roman" w:hAnsi="Times New Roman" w:cs="Times New Roman"/>
-          <w:sz w:val="24"/>
-          <w:szCs w:val="24"/>
-        </w:rPr>
-      </w:pPr>
-      <w:r>
-        <w:rPr>
-          <w:rFonts w:ascii="Times New Roman" w:hAnsi="Times New Roman" w:cs="Times New Roman"/>
-          <w:sz w:val="24"/>
-          <w:szCs w:val="24"/>
-        </w:rPr>
-        <w:t>- Звуки ударов</w:t>
-      </w:r>
-    </w:p>
-    <w:p>
-      <w:pPr>
-        <w:rPr>
-          <w:rFonts w:ascii="Times New Roman" w:hAnsi="Times New Roman" w:cs="Times New Roman"/>
-          <w:sz w:val="24"/>
-          <w:szCs w:val="24"/>
-        </w:rPr>
-      </w:pPr>
-      <w:r>
-        <w:rPr>
-          <w:rFonts w:ascii="Times New Roman" w:hAnsi="Times New Roman" w:cs="Times New Roman"/>
-          <w:sz w:val="24"/>
-          <w:szCs w:val="24"/>
-        </w:rPr>
-        <w:t>- Звук крафта</w:t>
-      </w:r>
-    </w:p>
-    <w:p>
-      <w:pPr>
-        <w:rPr>
-          <w:rFonts w:ascii="Times New Roman" w:hAnsi="Times New Roman" w:cs="Times New Roman"/>
-          <w:sz w:val="24"/>
-          <w:szCs w:val="24"/>
-        </w:rPr>
-      </w:pPr>
-    </w:p>
-    <w:p>
-      <w:pPr>
-        <w:rPr>
-          <w:rFonts w:ascii="Times New Roman" w:hAnsi="Times New Roman" w:cs="Times New Roman"/>
-          <w:sz w:val="24"/>
-          <w:szCs w:val="24"/>
-        </w:rPr>
-      </w:pPr>
-      <w:r>
-        <w:rPr>
-          <w:rFonts w:ascii="Times New Roman" w:hAnsi="Times New Roman" w:cs="Times New Roman"/>
-          <w:sz w:val="24"/>
-          <w:szCs w:val="24"/>
-        </w:rPr>
-        <w:t>Управление:</w:t>
-      </w:r>
-    </w:p>
-    <w:p>
-      <w:pPr>
-        <w:rPr>
-          <w:rFonts w:ascii="Times New Roman" w:hAnsi="Times New Roman" w:cs="Times New Roman"/>
-          <w:sz w:val="24"/>
-          <w:szCs w:val="24"/>
-        </w:rPr>
-      </w:pPr>
-      <w:r>
-        <w:rPr>
-          <w:rFonts w:ascii="Times New Roman" w:hAnsi="Times New Roman" w:cs="Times New Roman"/>
-          <w:sz w:val="24"/>
-          <w:szCs w:val="24"/>
-        </w:rPr>
-        <w:t xml:space="preserve">- Громкость регулируется через параметр </w:t>
-      </w:r>
-      <w:proofErr w:type="spellStart"/>
-      <w:r>
-        <w:rPr>
-          <w:rFonts w:ascii="Times New Roman" w:hAnsi="Times New Roman" w:cs="Times New Roman"/>
-          <w:sz w:val="24"/>
-          <w:szCs w:val="24"/>
-        </w:rPr>
-        <w:t>volume</w:t>
-      </w:r>
-      <w:proofErr w:type="spellEnd"/>
-    </w:p>
-    <w:p>
-      <w:pPr>
-        <w:rPr>
-          <w:rFonts w:ascii="Times New Roman" w:hAnsi="Times New Roman" w:cs="Times New Roman"/>
-          <w:sz w:val="24"/>
-          <w:szCs w:val="24"/>
-        </w:rPr>
-      </w:pPr>
-      <w:r>
-        <w:rPr>
-          <w:rFonts w:ascii="Times New Roman" w:hAnsi="Times New Roman" w:cs="Times New Roman"/>
-          <w:sz w:val="24"/>
-          <w:szCs w:val="24"/>
-        </w:rPr>
-        <w:t>- Автоматическая остановка при закрытии игры</w:t>
-      </w:r>
-    </w:p>
-    <w:p>
-      <w:pPr>
-        <w:rPr>
-          <w:rFonts w:ascii="Times New Roman" w:hAnsi="Times New Roman" w:cs="Times New Roman"/>
-          <w:sz w:val="24"/>
-          <w:szCs w:val="24"/>
-        </w:rPr>
-      </w:pPr>
-      <w:r>
-        <w:rPr>
-          <w:rFonts w:ascii="Times New Roman" w:hAnsi="Times New Roman" w:cs="Times New Roman"/>
-          <w:sz w:val="24"/>
-          <w:szCs w:val="24"/>
-        </w:rPr>
-        <w:t>- Приоритетное воспроизведение</w:t>
-      </w:r>
-    </w:p>
-    <w:p>
-      <w:pPr>
-        <w:rPr>
-          <w:rFonts w:ascii="Times New Roman" w:hAnsi="Times New Roman" w:cs="Times New Roman"/>
-          <w:sz w:val="24"/>
-          <w:szCs w:val="24"/>
-        </w:rPr>
-      </w:pPr>
-    </w:p>
-    <w:p>
-      <w:pPr>
-        <w:rPr>
-          <w:rFonts w:ascii="Times New Roman" w:hAnsi="Times New Roman" w:cs="Times New Roman"/>
-          <w:sz w:val="24"/>
-          <w:szCs w:val="24"/>
-          <w:u w:val="single"/>
-        </w:rPr>
-      </w:pPr>
-      <w:r>
-        <w:rPr>
-          <w:rFonts w:ascii="Times New Roman" w:hAnsi="Times New Roman" w:cs="Times New Roman"/>
-          <w:sz w:val="24"/>
-          <w:szCs w:val="24"/>
-          <w:u w:val="single"/>
-        </w:rPr>
-        <w:t>2.3 Пользовательский интерфейс</w:t>
-      </w:r>
-    </w:p>
-    <w:p>
-      <w:pPr>
-        <w:rPr>
-          <w:rFonts w:ascii="Times New Roman" w:hAnsi="Times New Roman" w:cs="Times New Roman"/>
-          <w:sz w:val="24"/>
-          <w:szCs w:val="24"/>
-        </w:rPr>
-      </w:pPr>
-    </w:p>
-    <w:p>
-      <w:pPr>
-        <w:rPr>
-          <w:rFonts w:ascii="Times New Roman" w:hAnsi="Times New Roman" w:cs="Times New Roman"/>
-          <w:sz w:val="24"/>
-          <w:szCs w:val="24"/>
-          <w:u w:val="single"/>
-        </w:rPr>
-      </w:pPr>
-      <w:r>
-        <w:rPr>
-          <w:rFonts w:ascii="Times New Roman" w:hAnsi="Times New Roman" w:cs="Times New Roman"/>
-          <w:sz w:val="24"/>
-          <w:szCs w:val="24"/>
-          <w:u w:val="single"/>
-        </w:rPr>
-        <w:t>2.3.1 Игровой интерфейс</w:t>
-      </w:r>
-    </w:p>
-    <w:p>
-      <w:pPr>
-        <w:rPr>
-          <w:rFonts w:ascii="Times New Roman" w:hAnsi="Times New Roman" w:cs="Times New Roman"/>
-          <w:sz w:val="24"/>
-          <w:szCs w:val="24"/>
-        </w:rPr>
-      </w:pPr>
-      <w:r>
-        <w:rPr>
-          <w:rFonts w:ascii="Times New Roman" w:hAnsi="Times New Roman" w:cs="Times New Roman"/>
-          <w:sz w:val="24"/>
-          <w:szCs w:val="24"/>
-        </w:rPr>
-        <w:t>- Горячая панель: 10 слотов в нижней части экрана</w:t>
-      </w:r>
-    </w:p>
-    <w:p>
-      <w:pPr>
-        <w:rPr>
-          <w:rFonts w:ascii="Times New Roman" w:hAnsi="Times New Roman" w:cs="Times New Roman"/>
-          <w:sz w:val="24"/>
-          <w:szCs w:val="24"/>
-        </w:rPr>
-      </w:pPr>
-      <w:r>
-        <w:rPr>
-          <w:rFonts w:ascii="Times New Roman" w:hAnsi="Times New Roman" w:cs="Times New Roman"/>
-          <w:sz w:val="24"/>
-          <w:szCs w:val="24"/>
-        </w:rPr>
-        <w:t>- Индикатор здоровья: горизонтальная полоса (200x20)</w:t>
-      </w:r>
-    </w:p>
-    <w:p>
-      <w:pPr>
-        <w:rPr>
-          <w:rFonts w:ascii="Times New Roman" w:hAnsi="Times New Roman" w:cs="Times New Roman"/>
-          <w:sz w:val="24"/>
-          <w:szCs w:val="24"/>
-        </w:rPr>
-      </w:pPr>
-      <w:r>
-        <w:rPr>
-          <w:rFonts w:ascii="Times New Roman" w:hAnsi="Times New Roman" w:cs="Times New Roman"/>
-          <w:sz w:val="24"/>
-          <w:szCs w:val="24"/>
-        </w:rPr>
-        <w:t>- Подсказки: контекстные сообщения (крафт, управление)</w:t>
-      </w:r>
-    </w:p>
-    <w:p>
-      <w:pPr>
-        <w:rPr>
-          <w:rFonts w:ascii="Times New Roman" w:hAnsi="Times New Roman" w:cs="Times New Roman"/>
-          <w:sz w:val="24"/>
-          <w:szCs w:val="24"/>
-        </w:rPr>
-      </w:pPr>
-    </w:p>
-    <w:p>
-      <w:pPr>
-        <w:rPr>
-          <w:rFonts w:ascii="Times New Roman" w:hAnsi="Times New Roman" w:cs="Times New Roman"/>
-          <w:sz w:val="24"/>
-          <w:szCs w:val="24"/>
-          <w:u w:val="single"/>
-        </w:rPr>
-      </w:pPr>
-      <w:r>
-        <w:rPr>
-          <w:rFonts w:ascii="Times New Roman" w:hAnsi="Times New Roman" w:cs="Times New Roman"/>
-          <w:sz w:val="24"/>
-          <w:szCs w:val="24"/>
-          <w:u w:val="single"/>
-        </w:rPr>
-        <w:t>2.3.2 Окно крафта</w:t>
-      </w:r>
-    </w:p>
-    <w:p>
-      <w:pPr>
-        <w:rPr>
-          <w:rFonts w:ascii="Times New Roman" w:hAnsi="Times New Roman" w:cs="Times New Roman"/>
-          <w:sz w:val="24"/>
-          <w:szCs w:val="24"/>
-        </w:rPr>
-      </w:pPr>
-      <w:r>
-        <w:rPr>
-          <w:rFonts w:ascii="Times New Roman" w:hAnsi="Times New Roman" w:cs="Times New Roman"/>
-          <w:sz w:val="24"/>
-          <w:szCs w:val="24"/>
-        </w:rPr>
-        <w:t>- Центрированное модальное окно</w:t>
-      </w:r>
-    </w:p>
-    <w:p>
-      <w:pPr>
-        <w:rPr>
-          <w:rFonts w:ascii="Times New Roman" w:hAnsi="Times New Roman" w:cs="Times New Roman"/>
-          <w:sz w:val="24"/>
-          <w:szCs w:val="24"/>
-        </w:rPr>
-      </w:pPr>
-      <w:r>
-        <w:rPr>
-          <w:rFonts w:ascii="Times New Roman" w:hAnsi="Times New Roman" w:cs="Times New Roman"/>
-          <w:sz w:val="24"/>
-          <w:szCs w:val="24"/>
-        </w:rPr>
-        <w:t>- Сетка 3x3 с визуальным разделением</w:t>
-      </w:r>
-    </w:p>
-    <w:p>
-      <w:pPr>
-        <w:rPr>
-          <w:rFonts w:ascii="Times New Roman" w:hAnsi="Times New Roman" w:cs="Times New Roman"/>
-          <w:sz w:val="24"/>
-          <w:szCs w:val="24"/>
-        </w:rPr>
-      </w:pPr>
-      <w:r>
-        <w:rPr>
-          <w:rFonts w:ascii="Times New Roman" w:hAnsi="Times New Roman" w:cs="Times New Roman"/>
-          <w:sz w:val="24"/>
-          <w:szCs w:val="24"/>
-        </w:rPr>
-        <w:t>- Слот результата с анимацией стрелки</w:t>
-      </w:r>
-    </w:p>
-    <w:p>
-      <w:pPr>
-        <w:rPr>
-          <w:rFonts w:ascii="Times New Roman" w:hAnsi="Times New Roman" w:cs="Times New Roman"/>
-          <w:sz w:val="24"/>
-          <w:szCs w:val="24"/>
-        </w:rPr>
-      </w:pPr>
-      <w:r>
-        <w:rPr>
-          <w:rFonts w:ascii="Times New Roman" w:hAnsi="Times New Roman" w:cs="Times New Roman"/>
-          <w:sz w:val="24"/>
-          <w:szCs w:val="24"/>
-        </w:rPr>
-        <w:t>- Кнопка закрытия (E)</w:t>
-      </w:r>
-    </w:p>
-    <w:p>
-      <w:pPr>
-        <w:rPr>
-          <w:rFonts w:ascii="Times New Roman" w:hAnsi="Times New Roman" w:cs="Times New Roman"/>
-          <w:sz w:val="24"/>
-          <w:szCs w:val="24"/>
-          <w:u w:val="single"/>
-        </w:rPr>
-      </w:pPr>
-    </w:p>
-    <w:p>
-      <w:pPr>
-        <w:rPr>
-          <w:rFonts w:ascii="Times New Roman" w:hAnsi="Times New Roman" w:cs="Times New Roman"/>
-          <w:sz w:val="24"/>
-          <w:szCs w:val="24"/>
-          <w:u w:val="single"/>
-        </w:rPr>
-      </w:pPr>
-      <w:r>
-        <w:rPr>
-          <w:rFonts w:ascii="Times New Roman" w:hAnsi="Times New Roman" w:cs="Times New Roman"/>
-          <w:sz w:val="24"/>
-          <w:szCs w:val="24"/>
-          <w:u w:val="single"/>
-        </w:rPr>
-        <w:t>2.3.3 Меню</w:t>
-      </w:r>
-    </w:p>
-    <w:p>
-      <w:pPr>
-        <w:rPr>
-          <w:rFonts w:ascii="Times New Roman" w:hAnsi="Times New Roman" w:cs="Times New Roman"/>
-          <w:sz w:val="24"/>
-          <w:szCs w:val="24"/>
-        </w:rPr>
-      </w:pPr>
-      <w:r>
-        <w:rPr>
-          <w:rFonts w:ascii="Times New Roman" w:hAnsi="Times New Roman" w:cs="Times New Roman"/>
-          <w:sz w:val="24"/>
-          <w:szCs w:val="24"/>
-        </w:rPr>
-        <w:t>- Главное меню: выбор скина, громкости, запуск</w:t>
-      </w:r>
-    </w:p>
-    <w:p>
-      <w:pPr>
-        <w:rPr>
-          <w:rFonts w:ascii="Times New Roman" w:hAnsi="Times New Roman" w:cs="Times New Roman"/>
-          <w:sz w:val="24"/>
-          <w:szCs w:val="24"/>
-        </w:rPr>
-      </w:pPr>
-      <w:r>
-        <w:rPr>
-          <w:rFonts w:ascii="Times New Roman" w:hAnsi="Times New Roman" w:cs="Times New Roman"/>
-          <w:sz w:val="24"/>
-          <w:szCs w:val="24"/>
-        </w:rPr>
-        <w:t>- Экран паузы: продолжение, сохранение, выход</w:t>
-      </w:r>
-    </w:p>
-    <w:p>
-      <w:pPr>
-        <w:rPr>
-          <w:rFonts w:ascii="Times New Roman" w:hAnsi="Times New Roman" w:cs="Times New Roman"/>
-          <w:sz w:val="24"/>
-          <w:szCs w:val="24"/>
-        </w:rPr>
-      </w:pPr>
-      <w:r>
-        <w:rPr>
-          <w:rFonts w:ascii="Times New Roman" w:hAnsi="Times New Roman" w:cs="Times New Roman"/>
-          <w:sz w:val="24"/>
-          <w:szCs w:val="24"/>
-        </w:rPr>
-        <w:t xml:space="preserve">- Экран смерти: кнопка </w:t>
-      </w:r>
-      <w:proofErr w:type="spellStart"/>
-      <w:r>
-        <w:rPr>
-          <w:rFonts w:ascii="Times New Roman" w:hAnsi="Times New Roman" w:cs="Times New Roman"/>
-          <w:sz w:val="24"/>
-          <w:szCs w:val="24"/>
-        </w:rPr>
-        <w:t>респавна</w:t>
-      </w:r>
-      <w:proofErr w:type="spellEnd"/>
-    </w:p>
-    <w:p>
-      <w:pPr>
-        <w:rPr>
-          <w:rFonts w:ascii="Times New Roman" w:hAnsi="Times New Roman" w:cs="Times New Roman"/>
-          <w:sz w:val="24"/>
-          <w:szCs w:val="24"/>
-        </w:rPr>
-      </w:pPr>
-    </w:p>
-    <w:p>
-      <w:pPr>
-        <w:rPr>
-          <w:rFonts w:ascii="Times New Roman" w:hAnsi="Times New Roman" w:cs="Times New Roman"/>
-          <w:sz w:val="24"/>
-          <w:szCs w:val="24"/>
-          <w:u w:val="single"/>
-        </w:rPr>
-      </w:pPr>
-      <w:r>
-        <w:rPr>
-          <w:rFonts w:ascii="Times New Roman" w:hAnsi="Times New Roman" w:cs="Times New Roman"/>
-          <w:sz w:val="24"/>
-          <w:szCs w:val="24"/>
-          <w:u w:val="single"/>
-        </w:rPr>
-        <w:t>2.4 Технические характеристики</w:t>
-      </w:r>
-    </w:p>
-    <w:p>
-      <w:pPr>
-        <w:rPr>
-          <w:rFonts w:ascii="Times New Roman" w:hAnsi="Times New Roman" w:cs="Times New Roman"/>
-          <w:sz w:val="24"/>
-          <w:szCs w:val="24"/>
-        </w:rPr>
-      </w:pPr>
-    </w:p>
-    <w:p>
-      <w:pPr>
-        <w:rPr>
-          <w:rFonts w:ascii="Times New Roman" w:hAnsi="Times New Roman" w:cs="Times New Roman"/>
-          <w:sz w:val="24"/>
-          <w:szCs w:val="24"/>
-        </w:rPr>
-      </w:pPr>
-      <w:r>
-        <w:rPr>
-          <w:rFonts w:ascii="Times New Roman" w:hAnsi="Times New Roman" w:cs="Times New Roman"/>
-          <w:sz w:val="24"/>
-          <w:szCs w:val="24"/>
-        </w:rPr>
-        <w:t>Требования к системе:</w:t>
-      </w:r>
-    </w:p>
-    <w:p>
-      <w:pPr>
-        <w:rPr>
-          <w:rFonts w:ascii="Times New Roman" w:hAnsi="Times New Roman" w:cs="Times New Roman"/>
-          <w:sz w:val="24"/>
-          <w:szCs w:val="24"/>
-        </w:rPr>
-      </w:pPr>
-      <w:r>
-        <w:rPr>
-          <w:rFonts w:ascii="Times New Roman" w:hAnsi="Times New Roman" w:cs="Times New Roman"/>
-          <w:sz w:val="24"/>
-          <w:szCs w:val="24"/>
-        </w:rPr>
-        <w:t>- Python 3.8+</w:t>
-      </w:r>
-    </w:p>
-    <w:p>
-      <w:pPr>
-        <w:rPr>
-          <w:rFonts w:ascii="Times New Roman" w:hAnsi="Times New Roman" w:cs="Times New Roman"/>
-          <w:sz w:val="24"/>
-          <w:szCs w:val="24"/>
-        </w:rPr>
-      </w:pPr>
-      <w:r>
-        <w:rPr>
-          <w:rFonts w:ascii="Times New Roman" w:hAnsi="Times New Roman" w:cs="Times New Roman"/>
-          <w:sz w:val="24"/>
-          <w:szCs w:val="24"/>
-        </w:rPr>
-        <w:lastRenderedPageBreak/>
-        <w:t xml:space="preserve">- Библиотека </w:t>
-      </w:r>
-      <w:proofErr w:type="spellStart"/>
-      <w:r>
-        <w:rPr>
-          <w:rFonts w:ascii="Times New Roman" w:hAnsi="Times New Roman" w:cs="Times New Roman"/>
-          <w:sz w:val="24"/>
-          <w:szCs w:val="24"/>
-        </w:rPr>
-        <w:t>Arcade</w:t>
-      </w:r>
-      <w:proofErr w:type="spellEnd"/>
-      <w:r>
-        <w:rPr>
-          <w:rFonts w:ascii="Times New Roman" w:hAnsi="Times New Roman" w:cs="Times New Roman"/>
-          <w:sz w:val="24"/>
-          <w:szCs w:val="24"/>
-        </w:rPr>
-        <w:t xml:space="preserve"> 2.6+</w:t>
-      </w:r>
-    </w:p>
-    <w:p>
-      <w:pPr>
-        <w:rPr>
-          <w:rFonts w:ascii="Times New Roman" w:hAnsi="Times New Roman" w:cs="Times New Roman"/>
-          <w:sz w:val="24"/>
-          <w:szCs w:val="24"/>
-        </w:rPr>
-      </w:pPr>
-      <w:r>
-        <w:rPr>
-          <w:rFonts w:ascii="Times New Roman" w:hAnsi="Times New Roman" w:cs="Times New Roman"/>
-          <w:sz w:val="24"/>
-          <w:szCs w:val="24"/>
-        </w:rPr>
-        <w:t>- Разрешение экрана: 600x600</w:t>
-      </w:r>
-    </w:p>
-    <w:p>
-      <w:pPr>
-        <w:rPr>
-          <w:rFonts w:ascii="Times New Roman" w:hAnsi="Times New Roman" w:cs="Times New Roman"/>
-          <w:sz w:val="24"/>
-          <w:szCs w:val="24"/>
-        </w:rPr>
-      </w:pPr>
-    </w:p>
-    <w:p>
-      <w:pPr>
-        <w:rPr>
-          <w:rFonts w:ascii="Times New Roman" w:hAnsi="Times New Roman" w:cs="Times New Roman"/>
-          <w:sz w:val="24"/>
-          <w:szCs w:val="24"/>
-        </w:rPr>
-      </w:pPr>
-      <w:r>
-        <w:rPr>
-          <w:rFonts w:ascii="Times New Roman" w:hAnsi="Times New Roman" w:cs="Times New Roman"/>
-          <w:sz w:val="24"/>
-          <w:szCs w:val="24"/>
-        </w:rPr>
-        <w:t>Используемые технологии:</w:t>
-      </w:r>
-    </w:p>
-    <w:p>
-      <w:pPr>
-        <w:rPr>
-          <w:rFonts w:ascii="Times New Roman" w:hAnsi="Times New Roman" w:cs="Times New Roman"/>
-          <w:sz w:val="24"/>
-          <w:szCs w:val="24"/>
-        </w:rPr>
-      </w:pPr>
-      <w:r>
-        <w:rPr>
-          <w:rFonts w:ascii="Times New Roman" w:hAnsi="Times New Roman" w:cs="Times New Roman"/>
-          <w:sz w:val="24"/>
-          <w:szCs w:val="24"/>
-        </w:rPr>
-        <w:t xml:space="preserve">- </w:t>
-      </w:r>
-      <w:r>
-        <w:rPr>
-          <w:rFonts w:ascii="Times New Roman" w:hAnsi="Times New Roman" w:cs="Times New Roman"/>
-          <w:sz w:val="24"/>
-          <w:szCs w:val="24"/>
-        </w:rPr>
-        <w:t>Графика</w:t>
-      </w:r>
-      <w:r>
-        <w:rPr>
-          <w:rFonts w:ascii="Times New Roman" w:hAnsi="Times New Roman" w:cs="Times New Roman"/>
-          <w:sz w:val="24"/>
-          <w:szCs w:val="24"/>
-        </w:rPr>
-        <w:t xml:space="preserve">: </w:t>
-      </w:r>
-      <w:r>
-        <w:rPr>
-          <w:rFonts w:ascii="Times New Roman" w:hAnsi="Times New Roman" w:cs="Times New Roman"/>
-          <w:sz w:val="24"/>
-          <w:szCs w:val="24"/>
-          <w:lang w:val="en-US"/>
-        </w:rPr>
-        <w:t>Arcade</w:t>
-      </w:r>
-      <w:r>
-        <w:rPr>
-          <w:rFonts w:ascii="Times New Roman" w:hAnsi="Times New Roman" w:cs="Times New Roman"/>
-          <w:sz w:val="24"/>
-          <w:szCs w:val="24"/>
-        </w:rPr>
-        <w:t xml:space="preserve"> </w:t>
-      </w:r>
-      <w:r>
-        <w:rPr>
-          <w:rFonts w:ascii="Times New Roman" w:hAnsi="Times New Roman" w:cs="Times New Roman"/>
-          <w:sz w:val="24"/>
-          <w:szCs w:val="24"/>
-          <w:lang w:val="en-US"/>
-        </w:rPr>
-        <w:t>Sprite</w:t>
-      </w:r>
-      <w:r>
-        <w:rPr>
-          <w:rFonts w:ascii="Times New Roman" w:hAnsi="Times New Roman" w:cs="Times New Roman"/>
-          <w:sz w:val="24"/>
-          <w:szCs w:val="24"/>
-        </w:rPr>
-        <w:t xml:space="preserve">, </w:t>
-      </w:r>
-      <w:r>
-        <w:rPr>
-          <w:rFonts w:ascii="Times New Roman" w:hAnsi="Times New Roman" w:cs="Times New Roman"/>
-          <w:sz w:val="24"/>
-          <w:szCs w:val="24"/>
-          <w:lang w:val="en-US"/>
-        </w:rPr>
-        <w:t>Texture</w:t>
-      </w:r>
-    </w:p>
-    <w:p>
-      <w:pPr>
-        <w:rPr>
-          <w:rFonts w:ascii="Times New Roman" w:hAnsi="Times New Roman" w:cs="Times New Roman"/>
-          <w:sz w:val="24"/>
-          <w:szCs w:val="24"/>
-        </w:rPr>
-      </w:pPr>
-      <w:r>
-        <w:rPr>
-          <w:rFonts w:ascii="Times New Roman" w:hAnsi="Times New Roman" w:cs="Times New Roman"/>
-          <w:sz w:val="24"/>
-          <w:szCs w:val="24"/>
-        </w:rPr>
-        <w:t xml:space="preserve">- </w:t>
-      </w:r>
-      <w:r>
-        <w:rPr>
-          <w:rFonts w:ascii="Times New Roman" w:hAnsi="Times New Roman" w:cs="Times New Roman"/>
-          <w:sz w:val="24"/>
-          <w:szCs w:val="24"/>
-        </w:rPr>
-        <w:t>Физика</w:t>
-      </w:r>
-      <w:r>
-        <w:rPr>
-          <w:rFonts w:ascii="Times New Roman" w:hAnsi="Times New Roman" w:cs="Times New Roman"/>
-          <w:sz w:val="24"/>
-          <w:szCs w:val="24"/>
-        </w:rPr>
-        <w:t xml:space="preserve">: </w:t>
-      </w:r>
-      <w:proofErr w:type="spellStart"/>
-      <w:r>
-        <w:rPr>
-          <w:rFonts w:ascii="Times New Roman" w:hAnsi="Times New Roman" w:cs="Times New Roman"/>
-          <w:sz w:val="24"/>
-          <w:szCs w:val="24"/>
-          <w:lang w:val="en-US"/>
-        </w:rPr>
-        <w:t>PhysicsEnginePlatformer</w:t>
-      </w:r>
-      <w:proofErr w:type="spellEnd"/>
-    </w:p>
-    <w:p>
-      <w:pPr>
-        <w:rPr>
-          <w:rFonts w:ascii="Times New Roman" w:hAnsi="Times New Roman" w:cs="Times New Roman"/>
-          <w:sz w:val="24"/>
-          <w:szCs w:val="24"/>
-        </w:rPr>
-      </w:pPr>
-      <w:r>
-        <w:rPr>
-          <w:rFonts w:ascii="Times New Roman" w:hAnsi="Times New Roman" w:cs="Times New Roman"/>
-          <w:sz w:val="24"/>
-          <w:szCs w:val="24"/>
-        </w:rPr>
-        <w:t>- Ввод: обработка клавиатуры и мыши</w:t>
-      </w:r>
-    </w:p>
-    <w:p>
-      <w:pPr>
-        <w:rPr>
-          <w:rFonts w:ascii="Times New Roman" w:hAnsi="Times New Roman" w:cs="Times New Roman"/>
-          <w:sz w:val="24"/>
-          <w:szCs w:val="24"/>
-        </w:rPr>
-      </w:pPr>
-      <w:r>
-        <w:rPr>
-          <w:rFonts w:ascii="Times New Roman" w:hAnsi="Times New Roman" w:cs="Times New Roman"/>
-          <w:sz w:val="24"/>
-          <w:szCs w:val="24"/>
-        </w:rPr>
-        <w:t>- Хранение: JSON</w:t>
-      </w:r>
-    </w:p>
-    <w:p>
-      <w:pPr>
-        <w:rPr>
-          <w:rFonts w:ascii="Times New Roman" w:hAnsi="Times New Roman" w:cs="Times New Roman"/>
-          <w:sz w:val="24"/>
-          <w:szCs w:val="24"/>
-        </w:rPr>
-      </w:pPr>
-    </w:p>
-    <w:p>
-      <w:pPr>
-        <w:rPr>
-          <w:rFonts w:ascii="Times New Roman" w:hAnsi="Times New Roman" w:cs="Times New Roman"/>
-          <w:sz w:val="24"/>
-          <w:szCs w:val="24"/>
-        </w:rPr>
-      </w:pPr>
-      <w:r>
-        <w:rPr>
-          <w:rFonts w:ascii="Times New Roman" w:hAnsi="Times New Roman" w:cs="Times New Roman"/>
-          <w:sz w:val="24"/>
-          <w:szCs w:val="24"/>
-        </w:rPr>
-        <w:t>Оптимизация:</w:t>
-      </w:r>
-    </w:p>
-    <w:p>
-      <w:pPr>
-        <w:rPr>
-          <w:rFonts w:ascii="Times New Roman" w:hAnsi="Times New Roman" w:cs="Times New Roman"/>
-          <w:sz w:val="24"/>
-          <w:szCs w:val="24"/>
-        </w:rPr>
-      </w:pPr>
-      <w:r>
-        <w:rPr>
-          <w:rFonts w:ascii="Times New Roman" w:hAnsi="Times New Roman" w:cs="Times New Roman"/>
-          <w:sz w:val="24"/>
-          <w:szCs w:val="24"/>
-        </w:rPr>
-        <w:t>- Единый список всех блоков (`</w:t>
-      </w:r>
-      <w:proofErr w:type="spellStart"/>
-      <w:r>
-        <w:rPr>
-          <w:rFonts w:ascii="Times New Roman" w:hAnsi="Times New Roman" w:cs="Times New Roman"/>
-          <w:sz w:val="24"/>
-          <w:szCs w:val="24"/>
-        </w:rPr>
-        <w:t>all_blocks</w:t>
-      </w:r>
-      <w:proofErr w:type="spellEnd"/>
-      <w:r>
-        <w:rPr>
-          <w:rFonts w:ascii="Times New Roman" w:hAnsi="Times New Roman" w:cs="Times New Roman"/>
-          <w:sz w:val="24"/>
-          <w:szCs w:val="24"/>
-        </w:rPr>
         <w:t>`) для быстрого поиска</w:t>
       </w:r>
     </w:p>
@@ -5173,160 +5406,6 @@
           <w:rFonts w:ascii="Times New Roman" w:hAnsi="Times New Roman" w:cs="Times New Roman"/>
           <w:sz w:val="24"/>
           <w:szCs w:val="24"/>
-        </w:rPr>
-      </w:pPr>
-    </w:p>
-    <w:p>
-      <w:pPr>
-        <w:rPr>
-          <w:rFonts w:ascii="Times New Roman" w:hAnsi="Times New Roman" w:cs="Times New Roman"/>
-          <w:b/>
-          <w:bCs/>
-          <w:sz w:val="28"/>
-          <w:szCs w:val="28"/>
-        </w:rPr>
-      </w:pPr>
-    </w:p>
-    <w:p>
-      <w:pPr>
-        <w:rPr>
-          <w:rFonts w:ascii="Times New Roman" w:hAnsi="Times New Roman" w:cs="Times New Roman"/>
-          <w:b/>
-          <w:bCs/>
-          <w:sz w:val="28"/>
-          <w:szCs w:val="28"/>
-        </w:rPr>
-      </w:pPr>
-    </w:p>
-    <w:p>
-      <w:pPr>
-        <w:rPr>
-          <w:rFonts w:ascii="Times New Roman" w:hAnsi="Times New Roman" w:cs="Times New Roman"/>
-          <w:b/>
-          <w:bCs/>
-          <w:sz w:val="28"/>
-          <w:szCs w:val="28"/>
-        </w:rPr>
-      </w:pPr>
-    </w:p>
-    <w:p>
-      <w:pPr>
-        <w:rPr>
-          <w:rFonts w:ascii="Times New Roman" w:hAnsi="Times New Roman" w:cs="Times New Roman"/>
-          <w:b/>
-          <w:bCs/>
-          <w:sz w:val="28"/>
-          <w:szCs w:val="28"/>
-        </w:rPr>
-      </w:pPr>
-    </w:p>
-    <w:p>
-      <w:pPr>
-        <w:rPr>
-          <w:rFonts w:ascii="Times New Roman" w:hAnsi="Times New Roman" w:cs="Times New Roman"/>
-          <w:b/>
-          <w:bCs/>
-          <w:sz w:val="28"/>
-          <w:szCs w:val="28"/>
-        </w:rPr>
-      </w:pPr>
-    </w:p>
-    <w:p>
-      <w:pPr>
-        <w:rPr>
-          <w:rFonts w:ascii="Times New Roman" w:hAnsi="Times New Roman" w:cs="Times New Roman"/>
-          <w:b/>
-          <w:bCs/>
-          <w:sz w:val="28"/>
-          <w:szCs w:val="28"/>
-        </w:rPr>
-      </w:pPr>
-    </w:p>
-    <w:p>
-      <w:pPr>
-        <w:rPr>
-          <w:rFonts w:ascii="Times New Roman" w:hAnsi="Times New Roman" w:cs="Times New Roman"/>
-          <w:b/>
-          <w:bCs/>
-          <w:sz w:val="28"/>
-          <w:szCs w:val="28"/>
-        </w:rPr>
-      </w:pPr>
-    </w:p>
-    <w:p>
-      <w:pPr>
-        <w:rPr>
-          <w:rFonts w:ascii="Times New Roman" w:hAnsi="Times New Roman" w:cs="Times New Roman"/>
-          <w:b/>
-          <w:bCs/>
-          <w:sz w:val="28"/>
-          <w:szCs w:val="28"/>
-        </w:rPr>
-      </w:pPr>
-    </w:p>
-    <w:p>
-      <w:pPr>
-        <w:rPr>
-          <w:rFonts w:ascii="Times New Roman" w:hAnsi="Times New Roman" w:cs="Times New Roman"/>
-          <w:b/>
-          <w:bCs/>
-          <w:sz w:val="28"/>
-          <w:szCs w:val="28"/>
-        </w:rPr>
-      </w:pPr>
-    </w:p>
-    <w:p>
-      <w:pPr>
-        <w:rPr>
-          <w:rFonts w:ascii="Times New Roman" w:hAnsi="Times New Roman" w:cs="Times New Roman"/>
-          <w:b/>
-          <w:bCs/>
-          <w:sz w:val="28"/>
-          <w:szCs w:val="28"/>
-        </w:rPr>
-      </w:pPr>
-    </w:p>
-    <w:p>
-      <w:pPr>
-        <w:rPr>
-          <w:rFonts w:ascii="Times New Roman" w:hAnsi="Times New Roman" w:cs="Times New Roman"/>
-          <w:b/>
-          <w:bCs/>
-          <w:sz w:val="28"/>
-          <w:szCs w:val="28"/>
-        </w:rPr>
-      </w:pPr>
-    </w:p>
-    <w:p>
-      <w:pPr>
-        <w:rPr>
-          <w:rFonts w:ascii="Times New Roman" w:hAnsi="Times New Roman" w:cs="Times New Roman"/>
-          <w:b/>
-          <w:bCs/>
-          <w:sz w:val="28"/>
-          <w:szCs w:val="28"/>
-        </w:rPr>
-      </w:pPr>
-    </w:p>
-    <w:p>
-      <w:pPr>
-        <w:rPr>
-          <w:rFonts w:ascii="Times New Roman" w:hAnsi="Times New Roman" w:cs="Times New Roman"/>
-          <w:b/>
-          <w:bCs/>
-          <w:sz w:val="28"/>
-          <w:szCs w:val="28"/>
-        </w:rPr>
-      </w:pPr>
-    </w:p>
-    <w:p>
-      <w:pPr>
-        <w:rPr>
-          <w:rFonts w:ascii="Times New Roman" w:hAnsi="Times New Roman" w:cs="Times New Roman"/>
-          <w:b/>
-          <w:bCs/>
-          <w:sz w:val="28"/>
-          <w:szCs w:val="28"/>
         </w:rPr>
       </w:pPr>
     </w:p>
